--- a/RespuestaTomasV2.docx
+++ b/RespuestaTomasV2.docx
@@ -81,21 +81,49 @@
         <w:rPr>
           <w:highlight w:val="yellow"/>
         </w:rPr>
-        <w:t>A) SUM()</w:t>
-      </w:r>
-    </w:p>
-    <w:p>
-      <w:pPr>
-        <w:pStyle w:val="Listaconvietas"/>
-        <w:rPr>
-          <w:lang w:val="es-ES"/>
-        </w:rPr>
-      </w:pPr>
-      <w:r>
-        <w:rPr>
-          <w:lang w:val="es-ES"/>
-        </w:rPr>
-        <w:t>B) LEN()</w:t>
+        <w:t xml:space="preserve">A) </w:t>
+      </w:r>
+      <w:proofErr w:type="gramStart"/>
+      <w:r>
+        <w:rPr>
+          <w:highlight w:val="yellow"/>
+        </w:rPr>
+        <w:t>SUM(</w:t>
+      </w:r>
+      <w:proofErr w:type="gramEnd"/>
+      <w:r>
+        <w:rPr>
+          <w:highlight w:val="yellow"/>
+        </w:rPr>
+        <w:t>)</w:t>
+      </w:r>
+    </w:p>
+    <w:p>
+      <w:pPr>
+        <w:pStyle w:val="Listaconvietas"/>
+        <w:rPr>
+          <w:lang w:val="es-ES"/>
+        </w:rPr>
+      </w:pPr>
+      <w:r>
+        <w:rPr>
+          <w:lang w:val="es-ES"/>
+        </w:rPr>
+        <w:t xml:space="preserve">B) </w:t>
+      </w:r>
+      <w:proofErr w:type="gramStart"/>
+      <w:r>
+        <w:rPr>
+          <w:lang w:val="es-ES"/>
+        </w:rPr>
+        <w:t>LEN(</w:t>
+      </w:r>
+      <w:proofErr w:type="gramEnd"/>
+      <w:r>
+        <w:rPr>
+          <w:lang w:val="es-ES"/>
+        </w:rPr>
+        <w:t>)</w:t>
       </w:r>
       <w:r>
         <w:rPr>
@@ -136,7 +164,21 @@
         <w:rPr>
           <w:lang w:val="es-ES"/>
         </w:rPr>
-        <w:t>C) GETDATE()</w:t>
+        <w:t xml:space="preserve">C) </w:t>
+      </w:r>
+      <w:proofErr w:type="gramStart"/>
+      <w:r>
+        <w:rPr>
+          <w:lang w:val="es-ES"/>
+        </w:rPr>
+        <w:t>GETDATE(</w:t>
+      </w:r>
+      <w:proofErr w:type="gramEnd"/>
+      <w:r>
+        <w:rPr>
+          <w:lang w:val="es-ES"/>
+        </w:rPr>
+        <w:t>)</w:t>
       </w:r>
       <w:r>
         <w:rPr>
@@ -177,7 +219,21 @@
         <w:rPr>
           <w:lang w:val="es-ES"/>
         </w:rPr>
-        <w:t>D) ISNULL()</w:t>
+        <w:t xml:space="preserve">D) </w:t>
+      </w:r>
+      <w:proofErr w:type="gramStart"/>
+      <w:r>
+        <w:rPr>
+          <w:lang w:val="es-ES"/>
+        </w:rPr>
+        <w:t>ISNULL(</w:t>
+      </w:r>
+      <w:proofErr w:type="gramEnd"/>
+      <w:r>
+        <w:rPr>
+          <w:lang w:val="es-ES"/>
+        </w:rPr>
+        <w:t>)</w:t>
       </w:r>
       <w:r>
         <w:rPr>
@@ -244,21 +300,21 @@
         <w:rPr>
           <w:highlight w:val="yellow"/>
         </w:rPr>
-        <w:t>A) AVG()</w:t>
-      </w:r>
-    </w:p>
-    <w:p>
-      <w:pPr>
-        <w:pStyle w:val="Listaconvietas"/>
+        <w:t xml:space="preserve">A) </w:t>
+      </w:r>
+      <w:proofErr w:type="gramStart"/>
+      <w:r>
         <w:rPr>
           <w:highlight w:val="yellow"/>
         </w:rPr>
-      </w:pPr>
+        <w:t>AVG(</w:t>
+      </w:r>
+      <w:proofErr w:type="gramEnd"/>
       <w:r>
         <w:rPr>
           <w:highlight w:val="yellow"/>
         </w:rPr>
-        <w:t>B) MAX()</w:t>
+        <w:t>)</w:t>
       </w:r>
     </w:p>
     <w:p>
@@ -272,21 +328,77 @@
         <w:rPr>
           <w:highlight w:val="yellow"/>
         </w:rPr>
-        <w:t>C) COUNT()</w:t>
-      </w:r>
-    </w:p>
-    <w:p>
-      <w:pPr>
-        <w:pStyle w:val="Listaconvietas"/>
-        <w:rPr>
-          <w:lang w:val="es-ES"/>
-        </w:rPr>
-      </w:pPr>
-      <w:r>
-        <w:rPr>
-          <w:lang w:val="es-ES"/>
-        </w:rPr>
-        <w:t>D) CONCAT()</w:t>
+        <w:t xml:space="preserve">B) </w:t>
+      </w:r>
+      <w:proofErr w:type="gramStart"/>
+      <w:r>
+        <w:rPr>
+          <w:highlight w:val="yellow"/>
+        </w:rPr>
+        <w:t>MAX(</w:t>
+      </w:r>
+      <w:proofErr w:type="gramEnd"/>
+      <w:r>
+        <w:rPr>
+          <w:highlight w:val="yellow"/>
+        </w:rPr>
+        <w:t>)</w:t>
+      </w:r>
+    </w:p>
+    <w:p>
+      <w:pPr>
+        <w:pStyle w:val="Listaconvietas"/>
+        <w:rPr>
+          <w:highlight w:val="yellow"/>
+        </w:rPr>
+      </w:pPr>
+      <w:r>
+        <w:rPr>
+          <w:highlight w:val="yellow"/>
+        </w:rPr>
+        <w:t xml:space="preserve">C) </w:t>
+      </w:r>
+      <w:proofErr w:type="gramStart"/>
+      <w:r>
+        <w:rPr>
+          <w:highlight w:val="yellow"/>
+        </w:rPr>
+        <w:t>COUNT(</w:t>
+      </w:r>
+      <w:proofErr w:type="gramEnd"/>
+      <w:r>
+        <w:rPr>
+          <w:highlight w:val="yellow"/>
+        </w:rPr>
+        <w:t>)</w:t>
+      </w:r>
+    </w:p>
+    <w:p>
+      <w:pPr>
+        <w:pStyle w:val="Listaconvietas"/>
+        <w:rPr>
+          <w:lang w:val="es-ES"/>
+        </w:rPr>
+      </w:pPr>
+      <w:r>
+        <w:rPr>
+          <w:lang w:val="es-ES"/>
+        </w:rPr>
+        <w:t xml:space="preserve">D) </w:t>
+      </w:r>
+      <w:proofErr w:type="gramStart"/>
+      <w:r>
+        <w:rPr>
+          <w:lang w:val="es-ES"/>
+        </w:rPr>
+        <w:t>CONCAT(</w:t>
+      </w:r>
+      <w:proofErr w:type="gramEnd"/>
+      <w:r>
+        <w:rPr>
+          <w:lang w:val="es-ES"/>
+        </w:rPr>
+        <w:t>)</w:t>
       </w:r>
       <w:r>
         <w:rPr>
@@ -313,7 +425,15 @@
         <w:pStyle w:val="Listaconvietas"/>
       </w:pPr>
       <w:r>
-        <w:t>A) SUM()</w:t>
+        <w:t xml:space="preserve">A) </w:t>
+      </w:r>
+      <w:proofErr w:type="gramStart"/>
+      <w:r>
+        <w:t>SUM(</w:t>
+      </w:r>
+      <w:proofErr w:type="gramEnd"/>
+      <w:r>
+        <w:t>)</w:t>
       </w:r>
     </w:p>
     <w:p>
@@ -327,21 +447,49 @@
         <w:rPr>
           <w:highlight w:val="yellow"/>
         </w:rPr>
-        <w:t>B) COUNT()</w:t>
-      </w:r>
-    </w:p>
-    <w:p>
-      <w:pPr>
-        <w:pStyle w:val="Listaconvietas"/>
-        <w:rPr>
-          <w:lang w:val="es-ES"/>
-        </w:rPr>
-      </w:pPr>
-      <w:r>
-        <w:rPr>
-          <w:lang w:val="es-ES"/>
-        </w:rPr>
-        <w:t>C) TOTAL()</w:t>
+        <w:t xml:space="preserve">B) </w:t>
+      </w:r>
+      <w:proofErr w:type="gramStart"/>
+      <w:r>
+        <w:rPr>
+          <w:highlight w:val="yellow"/>
+        </w:rPr>
+        <w:t>COUNT(</w:t>
+      </w:r>
+      <w:proofErr w:type="gramEnd"/>
+      <w:r>
+        <w:rPr>
+          <w:highlight w:val="yellow"/>
+        </w:rPr>
+        <w:t>)</w:t>
+      </w:r>
+    </w:p>
+    <w:p>
+      <w:pPr>
+        <w:pStyle w:val="Listaconvietas"/>
+        <w:rPr>
+          <w:lang w:val="es-ES"/>
+        </w:rPr>
+      </w:pPr>
+      <w:r>
+        <w:rPr>
+          <w:lang w:val="es-ES"/>
+        </w:rPr>
+        <w:t xml:space="preserve">C) </w:t>
+      </w:r>
+      <w:proofErr w:type="gramStart"/>
+      <w:r>
+        <w:rPr>
+          <w:lang w:val="es-ES"/>
+        </w:rPr>
+        <w:t>TOTAL(</w:t>
+      </w:r>
+      <w:proofErr w:type="gramEnd"/>
+      <w:r>
+        <w:rPr>
+          <w:lang w:val="es-ES"/>
+        </w:rPr>
+        <w:t>)</w:t>
       </w:r>
       <w:r>
         <w:rPr>
@@ -361,7 +509,21 @@
         <w:rPr>
           <w:lang w:val="es-ES"/>
         </w:rPr>
-        <w:t>D) NUMBEROF()</w:t>
+        <w:t xml:space="preserve">D) </w:t>
+      </w:r>
+      <w:proofErr w:type="gramStart"/>
+      <w:r>
+        <w:rPr>
+          <w:lang w:val="es-ES"/>
+        </w:rPr>
+        <w:t>NUMBEROF(</w:t>
+      </w:r>
+      <w:proofErr w:type="gramEnd"/>
+      <w:r>
+        <w:rPr>
+          <w:lang w:val="es-ES"/>
+        </w:rPr>
+        <w:t>)</w:t>
       </w:r>
       <w:r>
         <w:rPr>
@@ -388,15 +550,31 @@
         <w:pStyle w:val="Listaconvietas"/>
       </w:pPr>
       <w:r>
-        <w:t>A) MIN()</w:t>
-      </w:r>
-    </w:p>
-    <w:p>
-      <w:pPr>
-        <w:pStyle w:val="Listaconvietas"/>
-      </w:pPr>
-      <w:r>
-        <w:t>B) AVG()</w:t>
+        <w:t xml:space="preserve">A) </w:t>
+      </w:r>
+      <w:proofErr w:type="gramStart"/>
+      <w:r>
+        <w:t>MIN(</w:t>
+      </w:r>
+      <w:proofErr w:type="gramEnd"/>
+      <w:r>
+        <w:t>)</w:t>
+      </w:r>
+    </w:p>
+    <w:p>
+      <w:pPr>
+        <w:pStyle w:val="Listaconvietas"/>
+      </w:pPr>
+      <w:r>
+        <w:t xml:space="preserve">B) </w:t>
+      </w:r>
+      <w:proofErr w:type="gramStart"/>
+      <w:r>
+        <w:t>AVG(</w:t>
+      </w:r>
+      <w:proofErr w:type="gramEnd"/>
+      <w:r>
+        <w:t>)</w:t>
       </w:r>
     </w:p>
     <w:p>
@@ -411,7 +589,23 @@
           <w:highlight w:val="yellow"/>
           <w:lang w:val="es-ES"/>
         </w:rPr>
-        <w:t>C) SUBSTRING()</w:t>
+        <w:t xml:space="preserve">C) </w:t>
+      </w:r>
+      <w:proofErr w:type="gramStart"/>
+      <w:r>
+        <w:rPr>
+          <w:highlight w:val="yellow"/>
+          <w:lang w:val="es-ES"/>
+        </w:rPr>
+        <w:t>SUBSTRING(</w:t>
+      </w:r>
+      <w:proofErr w:type="gramEnd"/>
+      <w:r>
+        <w:rPr>
+          <w:highlight w:val="yellow"/>
+          <w:lang w:val="es-ES"/>
+        </w:rPr>
+        <w:t>)</w:t>
       </w:r>
       <w:r>
         <w:rPr>
@@ -425,7 +619,15 @@
         <w:pStyle w:val="Listaconvietas"/>
       </w:pPr>
       <w:r>
-        <w:t>D) COUNT()</w:t>
+        <w:t xml:space="preserve">D) </w:t>
+      </w:r>
+      <w:proofErr w:type="gramStart"/>
+      <w:r>
+        <w:t>COUNT(</w:t>
+      </w:r>
+      <w:proofErr w:type="gramEnd"/>
+      <w:r>
+        <w:t>)</w:t>
       </w:r>
     </w:p>
     <w:p>
@@ -446,7 +648,15 @@
         <w:pStyle w:val="Listaconvietas"/>
       </w:pPr>
       <w:r>
-        <w:t>A) SUM(), MAX(), GETDATE()</w:t>
+        <w:t xml:space="preserve">A) </w:t>
+      </w:r>
+      <w:proofErr w:type="gramStart"/>
+      <w:r>
+        <w:t>SUM(</w:t>
+      </w:r>
+      <w:proofErr w:type="gramEnd"/>
+      <w:r>
+        <w:t>), MAX(), GETDATE()</w:t>
       </w:r>
     </w:p>
     <w:p>
@@ -460,37 +670,80 @@
         <w:rPr>
           <w:highlight w:val="yellow"/>
         </w:rPr>
-        <w:t>B) AVG(), MIN(), COUNT()</w:t>
-      </w:r>
-    </w:p>
-    <w:p>
-      <w:pPr>
-        <w:pStyle w:val="Listaconvietas"/>
-      </w:pPr>
-      <w:r>
-        <w:t>C) LEN(), SUM(), LEFT()</w:t>
-      </w:r>
-    </w:p>
-    <w:p>
-      <w:pPr>
-        <w:pStyle w:val="Listaconvietas"/>
-      </w:pPr>
-      <w:r>
-        <w:t>D) CONCAT(), MAX(), REPLACE()</w:t>
+        <w:t xml:space="preserve">B) </w:t>
+      </w:r>
+      <w:proofErr w:type="gramStart"/>
+      <w:r>
+        <w:rPr>
+          <w:highlight w:val="yellow"/>
+        </w:rPr>
+        <w:t>AVG(</w:t>
+      </w:r>
+      <w:proofErr w:type="gramEnd"/>
+      <w:r>
+        <w:rPr>
+          <w:highlight w:val="yellow"/>
+        </w:rPr>
+        <w:t>), MIN(), COUNT()</w:t>
+      </w:r>
+    </w:p>
+    <w:p>
+      <w:pPr>
+        <w:pStyle w:val="Listaconvietas"/>
+      </w:pPr>
+      <w:r>
+        <w:t xml:space="preserve">C) </w:t>
+      </w:r>
+      <w:proofErr w:type="gramStart"/>
+      <w:r>
+        <w:t>LEN(</w:t>
+      </w:r>
+      <w:proofErr w:type="gramEnd"/>
+      <w:r>
+        <w:t>), SUM(), LEFT()</w:t>
+      </w:r>
+    </w:p>
+    <w:p>
+      <w:pPr>
+        <w:pStyle w:val="Listaconvietas"/>
+      </w:pPr>
+      <w:r>
+        <w:t xml:space="preserve">D) </w:t>
+      </w:r>
+      <w:proofErr w:type="gramStart"/>
+      <w:r>
+        <w:t>CONCAT(</w:t>
+      </w:r>
+      <w:proofErr w:type="gramEnd"/>
+      <w:r>
+        <w:t>), MAX(), REPLACE()</w:t>
       </w:r>
     </w:p>
     <w:p>
       <w:pPr>
         <w:pStyle w:val="Ttulo1"/>
       </w:pPr>
+      <w:proofErr w:type="spellStart"/>
       <w:r>
         <w:lastRenderedPageBreak/>
-        <w:t>Sección 2 – C#</w:t>
-      </w:r>
-    </w:p>
-    <w:p>
-      <w:r>
-        <w:t>¿Qué es C#?</w:t>
+        <w:t>Sección</w:t>
+      </w:r>
+      <w:proofErr w:type="spellEnd"/>
+      <w:r>
+        <w:t xml:space="preserve"> 2 – C#</w:t>
+      </w:r>
+    </w:p>
+    <w:p>
+      <w:r>
+        <w:t>¿</w:t>
+      </w:r>
+      <w:proofErr w:type="spellStart"/>
+      <w:r>
+        <w:t>Qué</w:t>
+      </w:r>
+      <w:proofErr w:type="spellEnd"/>
+      <w:r>
+        <w:t xml:space="preserve"> es C#?</w:t>
       </w:r>
     </w:p>
     <w:p>
@@ -543,13 +796,35 @@
         <w:rPr>
           <w:lang w:val="es-ES"/>
         </w:rPr>
-        <w:t>A) list</w:t>
-      </w:r>
-      <w:r>
-        <w:rPr>
-          <w:lang w:val="es-ES"/>
-        </w:rPr>
-        <w:t xml:space="preserve"> no existe así tal cual (sería List&lt;T&gt;, y no es primitiva).</w:t>
+        <w:t xml:space="preserve">A) </w:t>
+      </w:r>
+      <w:proofErr w:type="spellStart"/>
+      <w:r>
+        <w:rPr>
+          <w:lang w:val="es-ES"/>
+        </w:rPr>
+        <w:t>list</w:t>
+      </w:r>
+      <w:proofErr w:type="spellEnd"/>
+      <w:r>
+        <w:rPr>
+          <w:lang w:val="es-ES"/>
+        </w:rPr>
+        <w:t xml:space="preserve"> no existe así tal cual (sería </w:t>
+      </w:r>
+      <w:proofErr w:type="spellStart"/>
+      <w:r>
+        <w:rPr>
+          <w:lang w:val="es-ES"/>
+        </w:rPr>
+        <w:t>List</w:t>
+      </w:r>
+      <w:proofErr w:type="spellEnd"/>
+      <w:r>
+        <w:rPr>
+          <w:lang w:val="es-ES"/>
+        </w:rPr>
+        <w:t>&lt;T&gt;, y no es primitiva).</w:t>
       </w:r>
     </w:p>
     <w:p>
@@ -577,28 +852,58 @@
         <w:rPr>
           <w:lang w:val="es-ES"/>
         </w:rPr>
-        <w:t>C) DataTable</w:t>
-      </w:r>
-      <w:r>
-        <w:rPr>
-          <w:lang w:val="es-ES"/>
-        </w:rPr>
-        <w:t xml:space="preserve"> es una clase del espacio de nombres System.Data y claramente no es primitiva.</w:t>
-      </w:r>
-    </w:p>
-    <w:p>
-      <w:pPr>
-        <w:pStyle w:val="Listaconvietas"/>
-        <w:rPr>
-          <w:lang w:val="es-ES"/>
-        </w:rPr>
-      </w:pPr>
-      <w:r>
-        <w:rPr>
-          <w:lang w:val="es-ES"/>
-        </w:rPr>
-        <w:t>D) object</w:t>
-      </w:r>
+        <w:t xml:space="preserve">C) </w:t>
+      </w:r>
+      <w:proofErr w:type="spellStart"/>
+      <w:r>
+        <w:rPr>
+          <w:lang w:val="es-ES"/>
+        </w:rPr>
+        <w:t>DataTable</w:t>
+      </w:r>
+      <w:proofErr w:type="spellEnd"/>
+      <w:r>
+        <w:rPr>
+          <w:lang w:val="es-ES"/>
+        </w:rPr>
+        <w:t xml:space="preserve"> es una clase del espacio de nombres </w:t>
+      </w:r>
+      <w:proofErr w:type="spellStart"/>
+      <w:r>
+        <w:rPr>
+          <w:lang w:val="es-ES"/>
+        </w:rPr>
+        <w:t>System.Data</w:t>
+      </w:r>
+      <w:proofErr w:type="spellEnd"/>
+      <w:r>
+        <w:rPr>
+          <w:lang w:val="es-ES"/>
+        </w:rPr>
+        <w:t xml:space="preserve"> y claramente no es primitiva.</w:t>
+      </w:r>
+    </w:p>
+    <w:p>
+      <w:pPr>
+        <w:pStyle w:val="Listaconvietas"/>
+        <w:rPr>
+          <w:lang w:val="es-ES"/>
+        </w:rPr>
+      </w:pPr>
+      <w:r>
+        <w:rPr>
+          <w:lang w:val="es-ES"/>
+        </w:rPr>
+        <w:t xml:space="preserve">D) </w:t>
+      </w:r>
+      <w:proofErr w:type="spellStart"/>
+      <w:r>
+        <w:rPr>
+          <w:lang w:val="es-ES"/>
+        </w:rPr>
+        <w:t>object</w:t>
+      </w:r>
+      <w:proofErr w:type="spellEnd"/>
       <w:r>
         <w:rPr>
           <w:lang w:val="es-ES"/>
@@ -636,8 +941,16 @@
         <w:rPr>
           <w:lang w:val="es-ES"/>
         </w:rPr>
-        <w:t>A) var</w:t>
-      </w:r>
+        <w:t xml:space="preserve">A) </w:t>
+      </w:r>
+      <w:proofErr w:type="spellStart"/>
+      <w:r>
+        <w:rPr>
+          <w:lang w:val="es-ES"/>
+        </w:rPr>
+        <w:t>var</w:t>
+      </w:r>
+      <w:proofErr w:type="spellEnd"/>
       <w:r>
         <w:rPr>
           <w:lang w:val="es-ES"/>
@@ -666,20 +979,43 @@
           <w:highlight w:val="yellow"/>
           <w:lang w:val="es-ES"/>
         </w:rPr>
-        <w:t>C) dynamic</w:t>
-      </w:r>
+        <w:t xml:space="preserve">C) </w:t>
+      </w:r>
+      <w:proofErr w:type="spellStart"/>
       <w:r>
         <w:rPr>
           <w:highlight w:val="yellow"/>
           <w:lang w:val="es-ES"/>
         </w:rPr>
+        <w:t>dynamic</w:t>
+      </w:r>
+      <w:proofErr w:type="spellEnd"/>
+      <w:r>
+        <w:rPr>
+          <w:highlight w:val="yellow"/>
+          <w:lang w:val="es-ES"/>
+        </w:rPr>
         <w:t xml:space="preserve"> </w:t>
       </w:r>
       <w:r>
         <w:rPr>
           <w:lang w:val="es-ES"/>
         </w:rPr>
-        <w:t>tipo decidido en tiempo de ejecución (runtime).</w:t>
+        <w:t>tipo decidido en tiempo de ejecución (</w:t>
+      </w:r>
+      <w:proofErr w:type="spellStart"/>
+      <w:r>
+        <w:rPr>
+          <w:lang w:val="es-ES"/>
+        </w:rPr>
+        <w:t>runtime</w:t>
+      </w:r>
+      <w:proofErr w:type="spellEnd"/>
+      <w:r>
+        <w:rPr>
+          <w:lang w:val="es-ES"/>
+        </w:rPr>
+        <w:t>).</w:t>
       </w:r>
     </w:p>
     <w:p>
@@ -777,8 +1113,16 @@
         <w:rPr>
           <w:lang w:val="es-ES"/>
         </w:rPr>
-        <w:t>A) readonly</w:t>
-      </w:r>
+        <w:t xml:space="preserve">A) </w:t>
+      </w:r>
+      <w:proofErr w:type="spellStart"/>
+      <w:r>
+        <w:rPr>
+          <w:lang w:val="es-ES"/>
+        </w:rPr>
+        <w:t>readonly</w:t>
+      </w:r>
+      <w:proofErr w:type="spellEnd"/>
       <w:r>
         <w:rPr>
           <w:lang w:val="es-ES"/>
@@ -838,27 +1182,97 @@
         <w:rPr>
           <w:lang w:val="es-ES"/>
         </w:rPr>
-        <w:t>10. ¿Cuál de las siguientes líneas es válida para declarar un valor nullable?</w:t>
-      </w:r>
-    </w:p>
-    <w:p>
-      <w:pPr>
-        <w:pStyle w:val="Listaconvietas"/>
-        <w:rPr>
-          <w:lang w:val="es-ES"/>
-        </w:rPr>
-      </w:pPr>
-      <w:r>
-        <w:rPr>
-          <w:lang w:val="es-ES"/>
-        </w:rPr>
-        <w:t>A) int edad = null;</w:t>
-      </w:r>
-      <w:r>
-        <w:rPr>
-          <w:lang w:val="es-ES"/>
-        </w:rPr>
-        <w:t xml:space="preserve"> Un int normal no acepta null.</w:t>
+        <w:t xml:space="preserve">10. ¿Cuál de las siguientes líneas es válida para declarar un valor </w:t>
+      </w:r>
+      <w:proofErr w:type="spellStart"/>
+      <w:r>
+        <w:rPr>
+          <w:lang w:val="es-ES"/>
+        </w:rPr>
+        <w:t>nullable</w:t>
+      </w:r>
+      <w:proofErr w:type="spellEnd"/>
+      <w:r>
+        <w:rPr>
+          <w:lang w:val="es-ES"/>
+        </w:rPr>
+        <w:t>?</w:t>
+      </w:r>
+    </w:p>
+    <w:p>
+      <w:pPr>
+        <w:pStyle w:val="Listaconvietas"/>
+        <w:rPr>
+          <w:lang w:val="es-ES"/>
+        </w:rPr>
+      </w:pPr>
+      <w:r>
+        <w:rPr>
+          <w:lang w:val="es-ES"/>
+        </w:rPr>
+        <w:t xml:space="preserve">A) </w:t>
+      </w:r>
+      <w:proofErr w:type="spellStart"/>
+      <w:r>
+        <w:rPr>
+          <w:lang w:val="es-ES"/>
+        </w:rPr>
+        <w:t>int</w:t>
+      </w:r>
+      <w:proofErr w:type="spellEnd"/>
+      <w:r>
+        <w:rPr>
+          <w:lang w:val="es-ES"/>
+        </w:rPr>
+        <w:t xml:space="preserve"> edad = </w:t>
+      </w:r>
+      <w:proofErr w:type="spellStart"/>
+      <w:r>
+        <w:rPr>
+          <w:lang w:val="es-ES"/>
+        </w:rPr>
+        <w:t>null</w:t>
+      </w:r>
+      <w:proofErr w:type="spellEnd"/>
+      <w:r>
+        <w:rPr>
+          <w:lang w:val="es-ES"/>
+        </w:rPr>
+        <w:t>;</w:t>
+      </w:r>
+      <w:r>
+        <w:rPr>
+          <w:lang w:val="es-ES"/>
+        </w:rPr>
+        <w:t xml:space="preserve"> Un </w:t>
+      </w:r>
+      <w:proofErr w:type="spellStart"/>
+      <w:r>
+        <w:rPr>
+          <w:lang w:val="es-ES"/>
+        </w:rPr>
+        <w:t>int</w:t>
+      </w:r>
+      <w:proofErr w:type="spellEnd"/>
+      <w:r>
+        <w:rPr>
+          <w:lang w:val="es-ES"/>
+        </w:rPr>
+        <w:t xml:space="preserve"> normal no acepta </w:t>
+      </w:r>
+      <w:proofErr w:type="spellStart"/>
+      <w:r>
+        <w:rPr>
+          <w:lang w:val="es-ES"/>
+        </w:rPr>
+        <w:t>null</w:t>
+      </w:r>
+      <w:proofErr w:type="spellEnd"/>
+      <w:r>
+        <w:rPr>
+          <w:lang w:val="es-ES"/>
+        </w:rPr>
+        <w:t>.</w:t>
       </w:r>
     </w:p>
     <w:p>
@@ -874,60 +1288,246 @@
           <w:highlight w:val="yellow"/>
           <w:lang w:val="es-ES"/>
         </w:rPr>
-        <w:t>B) int? edad = null;</w:t>
-      </w:r>
+        <w:t xml:space="preserve">B) </w:t>
+      </w:r>
+      <w:proofErr w:type="spellStart"/>
       <w:r>
         <w:rPr>
           <w:highlight w:val="yellow"/>
           <w:lang w:val="es-ES"/>
         </w:rPr>
+        <w:t>int</w:t>
+      </w:r>
+      <w:proofErr w:type="spellEnd"/>
+      <w:r>
+        <w:rPr>
+          <w:highlight w:val="yellow"/>
+          <w:lang w:val="es-ES"/>
+        </w:rPr>
+        <w:t xml:space="preserve">? edad = </w:t>
+      </w:r>
+      <w:proofErr w:type="spellStart"/>
+      <w:r>
+        <w:rPr>
+          <w:highlight w:val="yellow"/>
+          <w:lang w:val="es-ES"/>
+        </w:rPr>
+        <w:t>null</w:t>
+      </w:r>
+      <w:proofErr w:type="spellEnd"/>
+      <w:r>
+        <w:rPr>
+          <w:highlight w:val="yellow"/>
+          <w:lang w:val="es-ES"/>
+        </w:rPr>
+        <w:t>;</w:t>
+      </w:r>
+      <w:r>
+        <w:rPr>
+          <w:highlight w:val="yellow"/>
+          <w:lang w:val="es-ES"/>
+        </w:rPr>
         <w:t xml:space="preserve"> </w:t>
       </w:r>
       <w:r>
         <w:rPr>
           <w:lang w:val="es-ES"/>
         </w:rPr>
-        <w:t>Esta es la forma oficial de declarar un nullable value type.</w:t>
-      </w:r>
-    </w:p>
-    <w:p>
-      <w:pPr>
-        <w:pStyle w:val="Listaconvietas"/>
-        <w:rPr>
-          <w:lang w:val="es-ES"/>
-        </w:rPr>
-      </w:pPr>
-      <w:r>
-        <w:rPr>
-          <w:lang w:val="es-ES"/>
-        </w:rPr>
-        <w:t>C) nullable edad = null;</w:t>
-      </w:r>
-      <w:r>
-        <w:rPr>
-          <w:lang w:val="es-ES"/>
-        </w:rPr>
-        <w:t xml:space="preserve"> Falta el tipo. Además se debe escribir Nullable&lt;int&gt;.</w:t>
-      </w:r>
-    </w:p>
-    <w:p>
-      <w:pPr>
-        <w:pStyle w:val="Listaconvietas"/>
-        <w:rPr>
-          <w:lang w:val="es-ES"/>
-        </w:rPr>
-      </w:pPr>
-      <w:r>
-        <w:rPr>
-          <w:lang w:val="es-ES"/>
-        </w:rPr>
-        <w:t>D) int edad? = null;</w:t>
-      </w:r>
-      <w:r>
-        <w:rPr>
-          <w:lang w:val="es-ES"/>
-        </w:rPr>
-        <w:t xml:space="preserve"> El signo ? va después del tipo, no después del nombre.</w:t>
+        <w:t xml:space="preserve">Esta es la forma oficial de declarar un </w:t>
+      </w:r>
+      <w:proofErr w:type="spellStart"/>
+      <w:r>
+        <w:rPr>
+          <w:lang w:val="es-ES"/>
+        </w:rPr>
+        <w:t>nullable</w:t>
+      </w:r>
+      <w:proofErr w:type="spellEnd"/>
+      <w:r>
+        <w:rPr>
+          <w:lang w:val="es-ES"/>
+        </w:rPr>
+        <w:t xml:space="preserve"> </w:t>
+      </w:r>
+      <w:proofErr w:type="spellStart"/>
+      <w:r>
+        <w:rPr>
+          <w:lang w:val="es-ES"/>
+        </w:rPr>
+        <w:t>value</w:t>
+      </w:r>
+      <w:proofErr w:type="spellEnd"/>
+      <w:r>
+        <w:rPr>
+          <w:lang w:val="es-ES"/>
+        </w:rPr>
+        <w:t xml:space="preserve"> </w:t>
+      </w:r>
+      <w:proofErr w:type="spellStart"/>
+      <w:r>
+        <w:rPr>
+          <w:lang w:val="es-ES"/>
+        </w:rPr>
+        <w:t>type</w:t>
+      </w:r>
+      <w:proofErr w:type="spellEnd"/>
+      <w:r>
+        <w:rPr>
+          <w:lang w:val="es-ES"/>
+        </w:rPr>
+        <w:t>.</w:t>
+      </w:r>
+    </w:p>
+    <w:p>
+      <w:pPr>
+        <w:pStyle w:val="Listaconvietas"/>
+        <w:rPr>
+          <w:lang w:val="es-ES"/>
+        </w:rPr>
+      </w:pPr>
+      <w:r>
+        <w:rPr>
+          <w:lang w:val="es-ES"/>
+        </w:rPr>
+        <w:t xml:space="preserve">C) </w:t>
+      </w:r>
+      <w:proofErr w:type="spellStart"/>
+      <w:r>
+        <w:rPr>
+          <w:lang w:val="es-ES"/>
+        </w:rPr>
+        <w:t>nullable</w:t>
+      </w:r>
+      <w:proofErr w:type="spellEnd"/>
+      <w:r>
+        <w:rPr>
+          <w:lang w:val="es-ES"/>
+        </w:rPr>
+        <w:t xml:space="preserve"> edad = </w:t>
+      </w:r>
+      <w:proofErr w:type="spellStart"/>
+      <w:r>
+        <w:rPr>
+          <w:lang w:val="es-ES"/>
+        </w:rPr>
+        <w:t>null</w:t>
+      </w:r>
+      <w:proofErr w:type="spellEnd"/>
+      <w:r>
+        <w:rPr>
+          <w:lang w:val="es-ES"/>
+        </w:rPr>
+        <w:t>;</w:t>
+      </w:r>
+      <w:r>
+        <w:rPr>
+          <w:lang w:val="es-ES"/>
+        </w:rPr>
+        <w:t xml:space="preserve"> Falta el tipo. </w:t>
+      </w:r>
+      <w:proofErr w:type="gramStart"/>
+      <w:r>
+        <w:rPr>
+          <w:lang w:val="es-ES"/>
+        </w:rPr>
+        <w:t>Además</w:t>
+      </w:r>
+      <w:proofErr w:type="gramEnd"/>
+      <w:r>
+        <w:rPr>
+          <w:lang w:val="es-ES"/>
+        </w:rPr>
+        <w:t xml:space="preserve"> se debe escribir </w:t>
+      </w:r>
+      <w:proofErr w:type="spellStart"/>
+      <w:r>
+        <w:rPr>
+          <w:lang w:val="es-ES"/>
+        </w:rPr>
+        <w:t>Nullable</w:t>
+      </w:r>
+      <w:proofErr w:type="spellEnd"/>
+      <w:r>
+        <w:rPr>
+          <w:lang w:val="es-ES"/>
+        </w:rPr>
+        <w:t>&lt;</w:t>
+      </w:r>
+      <w:proofErr w:type="spellStart"/>
+      <w:r>
+        <w:rPr>
+          <w:lang w:val="es-ES"/>
+        </w:rPr>
+        <w:t>int</w:t>
+      </w:r>
+      <w:proofErr w:type="spellEnd"/>
+      <w:r>
+        <w:rPr>
+          <w:lang w:val="es-ES"/>
+        </w:rPr>
+        <w:t>&gt;.</w:t>
+      </w:r>
+    </w:p>
+    <w:p>
+      <w:pPr>
+        <w:pStyle w:val="Listaconvietas"/>
+        <w:rPr>
+          <w:lang w:val="es-ES"/>
+        </w:rPr>
+      </w:pPr>
+      <w:r>
+        <w:rPr>
+          <w:lang w:val="es-ES"/>
+        </w:rPr>
+        <w:t xml:space="preserve">D) </w:t>
+      </w:r>
+      <w:proofErr w:type="spellStart"/>
+      <w:r>
+        <w:rPr>
+          <w:lang w:val="es-ES"/>
+        </w:rPr>
+        <w:t>int</w:t>
+      </w:r>
+      <w:proofErr w:type="spellEnd"/>
+      <w:r>
+        <w:rPr>
+          <w:lang w:val="es-ES"/>
+        </w:rPr>
+        <w:t xml:space="preserve"> edad? = </w:t>
+      </w:r>
+      <w:proofErr w:type="spellStart"/>
+      <w:r>
+        <w:rPr>
+          <w:lang w:val="es-ES"/>
+        </w:rPr>
+        <w:t>null</w:t>
+      </w:r>
+      <w:proofErr w:type="spellEnd"/>
+      <w:r>
+        <w:rPr>
+          <w:lang w:val="es-ES"/>
+        </w:rPr>
+        <w:t>;</w:t>
+      </w:r>
+      <w:r>
+        <w:rPr>
+          <w:lang w:val="es-ES"/>
+        </w:rPr>
+        <w:t xml:space="preserve"> El </w:t>
+      </w:r>
+      <w:proofErr w:type="gramStart"/>
+      <w:r>
+        <w:rPr>
+          <w:lang w:val="es-ES"/>
+        </w:rPr>
+        <w:t>signo ?</w:t>
+      </w:r>
+      <w:proofErr w:type="gramEnd"/>
+      <w:r>
+        <w:rPr>
+          <w:lang w:val="es-ES"/>
+        </w:rPr>
+        <w:t xml:space="preserve"> va después del tipo, no después del nombre.</w:t>
       </w:r>
     </w:p>
     <w:p>
@@ -995,7 +1595,39 @@
           <w:highlight w:val="yellow"/>
           <w:lang w:val="es-ES"/>
         </w:rPr>
-        <w:t>REST (Representational State Transfer) es un estilo arquitectónico para crear servicios web que usan el protocolo HTTP para acceder y manipular recursos mediante operaciones estándar (GET, POST, PUT, DELETE).</w:t>
+        <w:t>REST (</w:t>
+      </w:r>
+      <w:proofErr w:type="spellStart"/>
+      <w:r>
+        <w:rPr>
+          <w:highlight w:val="yellow"/>
+          <w:lang w:val="es-ES"/>
+        </w:rPr>
+        <w:t>Representational</w:t>
+      </w:r>
+      <w:proofErr w:type="spellEnd"/>
+      <w:r>
+        <w:rPr>
+          <w:highlight w:val="yellow"/>
+          <w:lang w:val="es-ES"/>
+        </w:rPr>
+        <w:t xml:space="preserve"> </w:t>
+      </w:r>
+      <w:proofErr w:type="spellStart"/>
+      <w:r>
+        <w:rPr>
+          <w:highlight w:val="yellow"/>
+          <w:lang w:val="es-ES"/>
+        </w:rPr>
+        <w:t>State</w:t>
+      </w:r>
+      <w:proofErr w:type="spellEnd"/>
+      <w:r>
+        <w:rPr>
+          <w:highlight w:val="yellow"/>
+          <w:lang w:val="es-ES"/>
+        </w:rPr>
+        <w:t xml:space="preserve"> Transfer) es un estilo arquitectónico para crear servicios web que usan el protocolo HTTP para acceder y manipular recursos mediante operaciones estándar (GET, POST, PUT, DELETE).</w:t>
       </w:r>
     </w:p>
     <w:p>
@@ -1116,7 +1748,23 @@
           <w:highlight w:val="yellow"/>
           <w:lang w:val="es-ES"/>
         </w:rPr>
-        <w:t>es un formato simple, ligero y universal para enviar datos entre aplicaciones, especialmente usado en APIs web.</w:t>
+        <w:t xml:space="preserve">es un formato simple, ligero y universal para enviar datos entre aplicaciones, especialmente usado en </w:t>
+      </w:r>
+      <w:proofErr w:type="spellStart"/>
+      <w:r>
+        <w:rPr>
+          <w:highlight w:val="yellow"/>
+          <w:lang w:val="es-ES"/>
+        </w:rPr>
+        <w:t>APIs</w:t>
+      </w:r>
+      <w:proofErr w:type="spellEnd"/>
+      <w:r>
+        <w:rPr>
+          <w:highlight w:val="yellow"/>
+          <w:lang w:val="es-ES"/>
+        </w:rPr>
+        <w:t xml:space="preserve"> web.</w:t>
       </w:r>
     </w:p>
     <w:p>
@@ -1327,7 +1975,21 @@
         <w:rPr>
           <w:lang w:val="es-ES"/>
         </w:rPr>
-        <w:t xml:space="preserve"> Sí existe pero NO en HTTP.</w:t>
+        <w:t xml:space="preserve"> Sí </w:t>
+      </w:r>
+      <w:proofErr w:type="gramStart"/>
+      <w:r>
+        <w:rPr>
+          <w:lang w:val="es-ES"/>
+        </w:rPr>
+        <w:t>existe</w:t>
+      </w:r>
+      <w:proofErr w:type="gramEnd"/>
+      <w:r>
+        <w:rPr>
+          <w:lang w:val="es-ES"/>
+        </w:rPr>
+        <w:t xml:space="preserve"> pero NO en HTTP.</w:t>
       </w:r>
       <w:r>
         <w:rPr>
@@ -1371,7 +2033,35 @@
         <w:rPr>
           <w:lang w:val="es-ES"/>
         </w:rPr>
-        <w:t>Es un nombre usado en algunos frameworks (Ruby on Rails, Laravel, etc.) como función interna:</w:t>
+        <w:t xml:space="preserve">Es un nombre usado en algunos </w:t>
+      </w:r>
+      <w:proofErr w:type="spellStart"/>
+      <w:r>
+        <w:rPr>
+          <w:lang w:val="es-ES"/>
+        </w:rPr>
+        <w:t>frameworks</w:t>
+      </w:r>
+      <w:proofErr w:type="spellEnd"/>
+      <w:r>
+        <w:rPr>
+          <w:lang w:val="es-ES"/>
+        </w:rPr>
+        <w:t xml:space="preserve"> (Ruby on </w:t>
+      </w:r>
+      <w:proofErr w:type="spellStart"/>
+      <w:r>
+        <w:rPr>
+          <w:lang w:val="es-ES"/>
+        </w:rPr>
+        <w:t>Rails</w:t>
+      </w:r>
+      <w:proofErr w:type="spellEnd"/>
+      <w:r>
+        <w:rPr>
+          <w:lang w:val="es-ES"/>
+        </w:rPr>
+        <w:t>, Laravel, etc.) como función interna:</w:t>
       </w:r>
     </w:p>
     <w:p>
@@ -1392,7 +2082,15 @@
         <w:pStyle w:val="Listaconvietas"/>
       </w:pPr>
       <w:r>
-        <w:t>A) Stateless (sin estado)</w:t>
+        <w:t xml:space="preserve">A) Stateless (sin </w:t>
+      </w:r>
+      <w:proofErr w:type="spellStart"/>
+      <w:r>
+        <w:t>estado</w:t>
+      </w:r>
+      <w:proofErr w:type="spellEnd"/>
+      <w:r>
+        <w:t>)</w:t>
       </w:r>
     </w:p>
     <w:p>
@@ -1401,15 +2099,47 @@
       </w:pPr>
       <w:r>
         <w:lastRenderedPageBreak/>
-        <w:t>B) Recursos identificados por URI</w:t>
-      </w:r>
-    </w:p>
-    <w:p>
-      <w:pPr>
-        <w:pStyle w:val="Listaconvietas"/>
-      </w:pPr>
-      <w:r>
-        <w:t>C) Comunicación usando HTTP</w:t>
+        <w:t xml:space="preserve">B) </w:t>
+      </w:r>
+      <w:proofErr w:type="spellStart"/>
+      <w:r>
+        <w:t>Recursos</w:t>
+      </w:r>
+      <w:proofErr w:type="spellEnd"/>
+      <w:r>
+        <w:t xml:space="preserve"> </w:t>
+      </w:r>
+      <w:proofErr w:type="spellStart"/>
+      <w:r>
+        <w:t>identificados</w:t>
+      </w:r>
+      <w:proofErr w:type="spellEnd"/>
+      <w:r>
+        <w:t xml:space="preserve"> por URI</w:t>
+      </w:r>
+    </w:p>
+    <w:p>
+      <w:pPr>
+        <w:pStyle w:val="Listaconvietas"/>
+      </w:pPr>
+      <w:r>
+        <w:t xml:space="preserve">C) </w:t>
+      </w:r>
+      <w:proofErr w:type="spellStart"/>
+      <w:r>
+        <w:t>Comunicación</w:t>
+      </w:r>
+      <w:proofErr w:type="spellEnd"/>
+      <w:r>
+        <w:t xml:space="preserve"> </w:t>
+      </w:r>
+      <w:proofErr w:type="spellStart"/>
+      <w:r>
+        <w:t>usando</w:t>
+      </w:r>
+      <w:proofErr w:type="spellEnd"/>
+      <w:r>
+        <w:t xml:space="preserve"> HTTP</w:t>
       </w:r>
     </w:p>
     <w:p>
@@ -1543,7 +2273,23 @@
           <w:highlight w:val="yellow"/>
           <w:lang w:val="es-ES"/>
         </w:rPr>
-        <w:t>REST es un estilo arquitectónico ligero que utiliza HTTP y generalmente JSON para crear APIs rápidas y simples.</w:t>
+        <w:t xml:space="preserve">REST es un estilo arquitectónico ligero que utiliza HTTP y generalmente JSON para crear </w:t>
+      </w:r>
+      <w:proofErr w:type="spellStart"/>
+      <w:r>
+        <w:rPr>
+          <w:highlight w:val="yellow"/>
+          <w:lang w:val="es-ES"/>
+        </w:rPr>
+        <w:t>APIs</w:t>
+      </w:r>
+      <w:proofErr w:type="spellEnd"/>
+      <w:r>
+        <w:rPr>
+          <w:highlight w:val="yellow"/>
+          <w:lang w:val="es-ES"/>
+        </w:rPr>
+        <w:t xml:space="preserve"> rápidas y simples.</w:t>
       </w:r>
       <w:r>
         <w:rPr>
@@ -1638,7 +2384,23 @@
           <w:highlight w:val="yellow"/>
           <w:lang w:val="es-ES"/>
         </w:rPr>
-        <w:t>Permite organizar el código mediante clases, favoreciendo la reutilización, el mantenimiento y la modularidad.</w:t>
+        <w:t xml:space="preserve">Permite organizar el código mediante clases, favoreciendo la reutilización, el mantenimiento y </w:t>
+      </w:r>
+      <w:proofErr w:type="gramStart"/>
+      <w:r>
+        <w:rPr>
+          <w:highlight w:val="yellow"/>
+          <w:lang w:val="es-ES"/>
+        </w:rPr>
+        <w:t>la modularidad</w:t>
+      </w:r>
+      <w:proofErr w:type="gramEnd"/>
+      <w:r>
+        <w:rPr>
+          <w:highlight w:val="yellow"/>
+          <w:lang w:val="es-ES"/>
+        </w:rPr>
+        <w:t>.</w:t>
       </w:r>
     </w:p>
     <w:p>
@@ -1715,8 +2477,21 @@
         <w:pStyle w:val="Listaconvietas"/>
       </w:pPr>
       <w:r>
-        <w:t>D) La sobrecarga del compilador</w:t>
-      </w:r>
+        <w:t xml:space="preserve">D) La </w:t>
+      </w:r>
+      <w:proofErr w:type="spellStart"/>
+      <w:r>
+        <w:t>sobrecarga</w:t>
+      </w:r>
+      <w:proofErr w:type="spellEnd"/>
+      <w:r>
+        <w:t xml:space="preserve"> del </w:t>
+      </w:r>
+      <w:proofErr w:type="spellStart"/>
+      <w:r>
+        <w:t>compilador</w:t>
+      </w:r>
+      <w:proofErr w:type="spellEnd"/>
     </w:p>
     <w:p>
       <w:pPr>
@@ -1852,8 +2627,16 @@
           <w:lang w:val="es-ES"/>
         </w:rPr>
         <w:lastRenderedPageBreak/>
-        <w:t>B) JavaScript es un lenguaje de backend</w:t>
-      </w:r>
+        <w:t xml:space="preserve">B) JavaScript es un lenguaje de </w:t>
+      </w:r>
+      <w:proofErr w:type="spellStart"/>
+      <w:r>
+        <w:rPr>
+          <w:lang w:val="es-ES"/>
+        </w:rPr>
+        <w:t>backend</w:t>
+      </w:r>
+      <w:proofErr w:type="spellEnd"/>
     </w:p>
     <w:p>
       <w:pPr>
@@ -1909,7 +2692,21 @@
         <w:rPr>
           <w:lang w:val="es-ES"/>
         </w:rPr>
-        <w:t>A) Una forma de estructurar APIs REST</w:t>
+        <w:t xml:space="preserve">A) Una forma de estructurar </w:t>
+      </w:r>
+      <w:proofErr w:type="spellStart"/>
+      <w:r>
+        <w:rPr>
+          <w:lang w:val="es-ES"/>
+        </w:rPr>
+        <w:t>APIs</w:t>
+      </w:r>
+      <w:proofErr w:type="spellEnd"/>
+      <w:r>
+        <w:rPr>
+          <w:lang w:val="es-ES"/>
+        </w:rPr>
+        <w:t xml:space="preserve"> REST</w:t>
       </w:r>
     </w:p>
     <w:p>
@@ -1947,8 +2744,13 @@
         <w:pStyle w:val="Listaconvietas"/>
       </w:pPr>
       <w:r>
-        <w:t>D) Un compilador</w:t>
-      </w:r>
+        <w:t xml:space="preserve">D) Un </w:t>
+      </w:r>
+      <w:proofErr w:type="spellStart"/>
+      <w:r>
+        <w:t>compilador</w:t>
+      </w:r>
+      <w:proofErr w:type="spellEnd"/>
     </w:p>
     <w:p>
       <w:pPr>
@@ -2154,26 +2956,76 @@
           <w:lang w:val="es-ES"/>
         </w:rPr>
       </w:pPr>
+      <w:proofErr w:type="spellStart"/>
       <w:r>
         <w:rPr>
           <w:highlight w:val="yellow"/>
           <w:lang w:val="es-ES"/>
         </w:rPr>
-        <w:t>public static string InvertirPalabra(string palabra)</w:t>
-      </w:r>
-    </w:p>
-    <w:p>
-      <w:pPr>
+        <w:t>public</w:t>
+      </w:r>
+      <w:proofErr w:type="spellEnd"/>
+      <w:r>
         <w:rPr>
           <w:highlight w:val="yellow"/>
           <w:lang w:val="es-ES"/>
         </w:rPr>
-      </w:pPr>
+        <w:t xml:space="preserve"> </w:t>
+      </w:r>
+      <w:proofErr w:type="spellStart"/>
       <w:r>
         <w:rPr>
           <w:highlight w:val="yellow"/>
           <w:lang w:val="es-ES"/>
         </w:rPr>
+        <w:t>static</w:t>
+      </w:r>
+      <w:proofErr w:type="spellEnd"/>
+      <w:r>
+        <w:rPr>
+          <w:highlight w:val="yellow"/>
+          <w:lang w:val="es-ES"/>
+        </w:rPr>
+        <w:t xml:space="preserve"> string </w:t>
+      </w:r>
+      <w:proofErr w:type="spellStart"/>
+      <w:proofErr w:type="gramStart"/>
+      <w:r>
+        <w:rPr>
+          <w:highlight w:val="yellow"/>
+          <w:lang w:val="es-ES"/>
+        </w:rPr>
+        <w:t>InvertirPalabra</w:t>
+      </w:r>
+      <w:proofErr w:type="spellEnd"/>
+      <w:r>
+        <w:rPr>
+          <w:highlight w:val="yellow"/>
+          <w:lang w:val="es-ES"/>
+        </w:rPr>
+        <w:t>(</w:t>
+      </w:r>
+      <w:proofErr w:type="gramEnd"/>
+      <w:r>
+        <w:rPr>
+          <w:highlight w:val="yellow"/>
+          <w:lang w:val="es-ES"/>
+        </w:rPr>
+        <w:t>string palabra)</w:t>
+      </w:r>
+    </w:p>
+    <w:p>
+      <w:pPr>
+        <w:rPr>
+          <w:highlight w:val="yellow"/>
+          <w:lang w:val="es-ES"/>
+        </w:rPr>
+      </w:pPr>
+      <w:r>
+        <w:rPr>
+          <w:highlight w:val="yellow"/>
+          <w:lang w:val="es-ES"/>
+        </w:rPr>
         <w:t>{</w:t>
       </w:r>
     </w:p>
@@ -2204,21 +3056,62 @@
           <w:highlight w:val="yellow"/>
           <w:lang w:val="es-ES"/>
         </w:rPr>
-        <w:t xml:space="preserve">    char[] letras = palabra.ToCharArray();</w:t>
-      </w:r>
-    </w:p>
-    <w:p>
-      <w:pPr>
+        <w:t xml:space="preserve">    </w:t>
+      </w:r>
+      <w:proofErr w:type="spellStart"/>
+      <w:proofErr w:type="gramStart"/>
+      <w:r>
         <w:rPr>
           <w:highlight w:val="yellow"/>
           <w:lang w:val="es-ES"/>
         </w:rPr>
-      </w:pPr>
+        <w:t>char</w:t>
+      </w:r>
+      <w:proofErr w:type="spellEnd"/>
       <w:r>
         <w:rPr>
           <w:highlight w:val="yellow"/>
           <w:lang w:val="es-ES"/>
         </w:rPr>
+        <w:t>[</w:t>
+      </w:r>
+      <w:proofErr w:type="gramEnd"/>
+      <w:r>
+        <w:rPr>
+          <w:highlight w:val="yellow"/>
+          <w:lang w:val="es-ES"/>
+        </w:rPr>
+        <w:t xml:space="preserve">] letras = </w:t>
+      </w:r>
+      <w:proofErr w:type="spellStart"/>
+      <w:r>
+        <w:rPr>
+          <w:highlight w:val="yellow"/>
+          <w:lang w:val="es-ES"/>
+        </w:rPr>
+        <w:t>palabra.ToCharArray</w:t>
+      </w:r>
+      <w:proofErr w:type="spellEnd"/>
+      <w:r>
+        <w:rPr>
+          <w:highlight w:val="yellow"/>
+          <w:lang w:val="es-ES"/>
+        </w:rPr>
+        <w:t>();</w:t>
+      </w:r>
+    </w:p>
+    <w:p>
+      <w:pPr>
+        <w:rPr>
+          <w:highlight w:val="yellow"/>
+          <w:lang w:val="es-ES"/>
+        </w:rPr>
+      </w:pPr>
+      <w:r>
+        <w:rPr>
+          <w:highlight w:val="yellow"/>
+          <w:lang w:val="es-ES"/>
+        </w:rPr>
         <w:t xml:space="preserve">    // Invertimos el arreglo</w:t>
       </w:r>
     </w:p>
@@ -2234,7 +3127,23 @@
           <w:highlight w:val="yellow"/>
           <w:lang w:val="es-ES"/>
         </w:rPr>
-        <w:t xml:space="preserve">    Array.Reverse(letras);</w:t>
+        <w:t xml:space="preserve">    </w:t>
+      </w:r>
+      <w:proofErr w:type="spellStart"/>
+      <w:r>
+        <w:rPr>
+          <w:highlight w:val="yellow"/>
+          <w:lang w:val="es-ES"/>
+        </w:rPr>
+        <w:t>Array.Reverse</w:t>
+      </w:r>
+      <w:proofErr w:type="spellEnd"/>
+      <w:r>
+        <w:rPr>
+          <w:highlight w:val="yellow"/>
+          <w:lang w:val="es-ES"/>
+        </w:rPr>
+        <w:t>(letras);</w:t>
       </w:r>
     </w:p>
     <w:p>
@@ -2278,14 +3187,28 @@
         <w:rPr>
           <w:highlight w:val="yellow"/>
         </w:rPr>
-        <w:t>return new string(letras);</w:t>
-      </w:r>
-    </w:p>
-    <w:p>
+        <w:t>return new string(</w:t>
+      </w:r>
+      <w:proofErr w:type="spellStart"/>
       <w:r>
         <w:rPr>
           <w:highlight w:val="yellow"/>
         </w:rPr>
+        <w:t>letras</w:t>
+      </w:r>
+      <w:proofErr w:type="spellEnd"/>
+      <w:r>
+        <w:rPr>
+          <w:highlight w:val="yellow"/>
+        </w:rPr>
+        <w:t>);</w:t>
+      </w:r>
+    </w:p>
+    <w:p>
+      <w:r>
+        <w:rPr>
+          <w:highlight w:val="yellow"/>
+        </w:rPr>
         <w:t>}</w:t>
       </w:r>
     </w:p>
@@ -2294,54 +3217,311 @@
       <w:pPr>
         <w:rPr>
           <w:highlight w:val="yellow"/>
-        </w:rPr>
-      </w:pPr>
+          <w:lang w:val="es-ES"/>
+        </w:rPr>
+      </w:pPr>
+      <w:proofErr w:type="spellStart"/>
       <w:r>
         <w:rPr>
           <w:highlight w:val="yellow"/>
-        </w:rPr>
-        <w:t>public static string InvertirPalabra(string palabra)</w:t>
-      </w:r>
-    </w:p>
-    <w:p>
-      <w:pPr>
+          <w:lang w:val="es-ES"/>
+        </w:rPr>
+        <w:t>public</w:t>
+      </w:r>
+      <w:proofErr w:type="spellEnd"/>
+      <w:r>
         <w:rPr>
           <w:highlight w:val="yellow"/>
-        </w:rPr>
-      </w:pPr>
+          <w:lang w:val="es-ES"/>
+        </w:rPr>
+        <w:t xml:space="preserve"> </w:t>
+      </w:r>
+      <w:proofErr w:type="spellStart"/>
       <w:r>
         <w:rPr>
           <w:highlight w:val="yellow"/>
+          <w:lang w:val="es-ES"/>
+        </w:rPr>
+        <w:t>static</w:t>
+      </w:r>
+      <w:proofErr w:type="spellEnd"/>
+      <w:r>
+        <w:rPr>
+          <w:highlight w:val="yellow"/>
+          <w:lang w:val="es-ES"/>
+        </w:rPr>
+        <w:t xml:space="preserve"> </w:t>
+      </w:r>
+      <w:proofErr w:type="spellStart"/>
+      <w:r>
+        <w:rPr>
+          <w:highlight w:val="yellow"/>
+          <w:lang w:val="es-ES"/>
+        </w:rPr>
+        <w:t>void</w:t>
+      </w:r>
+      <w:proofErr w:type="spellEnd"/>
+      <w:r>
+        <w:rPr>
+          <w:highlight w:val="yellow"/>
+          <w:lang w:val="es-ES"/>
+        </w:rPr>
+        <w:t xml:space="preserve"> </w:t>
+      </w:r>
+      <w:proofErr w:type="spellStart"/>
+      <w:proofErr w:type="gramStart"/>
+      <w:r>
+        <w:rPr>
+          <w:highlight w:val="yellow"/>
+          <w:lang w:val="es-ES"/>
+        </w:rPr>
+        <w:t>PalabraVolteada</w:t>
+      </w:r>
+      <w:proofErr w:type="spellEnd"/>
+      <w:r>
+        <w:rPr>
+          <w:highlight w:val="yellow"/>
+          <w:lang w:val="es-ES"/>
+        </w:rPr>
+        <w:t>(</w:t>
+      </w:r>
+      <w:proofErr w:type="gramEnd"/>
+      <w:r>
+        <w:rPr>
+          <w:highlight w:val="yellow"/>
+          <w:lang w:val="es-ES"/>
+        </w:rPr>
+        <w:t>)</w:t>
+      </w:r>
+    </w:p>
+    <w:p>
+      <w:pPr>
+        <w:rPr>
+          <w:highlight w:val="yellow"/>
+          <w:lang w:val="es-ES"/>
+        </w:rPr>
+      </w:pPr>
+      <w:r>
+        <w:rPr>
+          <w:highlight w:val="yellow"/>
+          <w:lang w:val="es-ES"/>
         </w:rPr>
         <w:t>{</w:t>
       </w:r>
     </w:p>
     <w:p>
       <w:pPr>
-        <w:ind w:left="720"/>
         <w:rPr>
           <w:highlight w:val="yellow"/>
+          <w:lang w:val="es-ES"/>
         </w:rPr>
       </w:pPr>
       <w:r>
         <w:rPr>
           <w:highlight w:val="yellow"/>
-        </w:rPr>
-        <w:t>String reverso = “”;</w:t>
-      </w:r>
-    </w:p>
-    <w:p>
-      <w:pPr>
-        <w:ind w:left="720"/>
+          <w:lang w:val="es-ES"/>
+        </w:rPr>
+        <w:t xml:space="preserve">    </w:t>
+      </w:r>
+      <w:proofErr w:type="spellStart"/>
+      <w:r>
         <w:rPr>
           <w:highlight w:val="yellow"/>
-        </w:rPr>
-      </w:pPr>
+          <w:lang w:val="es-ES"/>
+        </w:rPr>
+        <w:t>Console.WriteLine</w:t>
+      </w:r>
+      <w:proofErr w:type="spellEnd"/>
       <w:r>
         <w:rPr>
           <w:highlight w:val="yellow"/>
-        </w:rPr>
-        <w:t>Foreach(char letra in palabra){</w:t>
+          <w:lang w:val="es-ES"/>
+        </w:rPr>
+        <w:t xml:space="preserve">("Escriba una palabra y la </w:t>
+      </w:r>
+      <w:proofErr w:type="spellStart"/>
+      <w:r>
+        <w:rPr>
+          <w:highlight w:val="yellow"/>
+          <w:lang w:val="es-ES"/>
+        </w:rPr>
+        <w:t>imnprimiré</w:t>
+      </w:r>
+      <w:proofErr w:type="spellEnd"/>
+      <w:r>
+        <w:rPr>
+          <w:highlight w:val="yellow"/>
+          <w:lang w:val="es-ES"/>
+        </w:rPr>
+        <w:t xml:space="preserve"> al revés");</w:t>
+      </w:r>
+    </w:p>
+    <w:p>
+      <w:pPr>
+        <w:rPr>
+          <w:highlight w:val="yellow"/>
+          <w:lang w:val="es-ES"/>
+        </w:rPr>
+      </w:pPr>
+      <w:r>
+        <w:rPr>
+          <w:highlight w:val="yellow"/>
+          <w:lang w:val="es-ES"/>
+        </w:rPr>
+        <w:t xml:space="preserve">    </w:t>
+      </w:r>
+      <w:proofErr w:type="spellStart"/>
+      <w:r>
+        <w:rPr>
+          <w:highlight w:val="yellow"/>
+          <w:lang w:val="es-ES"/>
+        </w:rPr>
+        <w:t>var</w:t>
+      </w:r>
+      <w:proofErr w:type="spellEnd"/>
+      <w:r>
+        <w:rPr>
+          <w:highlight w:val="yellow"/>
+          <w:lang w:val="es-ES"/>
+        </w:rPr>
+        <w:t xml:space="preserve"> palabra = </w:t>
+      </w:r>
+      <w:proofErr w:type="spellStart"/>
+      <w:r>
+        <w:rPr>
+          <w:highlight w:val="yellow"/>
+          <w:lang w:val="es-ES"/>
+        </w:rPr>
+        <w:t>Console.ReadLine</w:t>
+      </w:r>
+      <w:proofErr w:type="spellEnd"/>
+      <w:r>
+        <w:rPr>
+          <w:highlight w:val="yellow"/>
+          <w:lang w:val="es-ES"/>
+        </w:rPr>
+        <w:t>();</w:t>
+      </w:r>
+    </w:p>
+    <w:p>
+      <w:pPr>
+        <w:rPr>
+          <w:highlight w:val="yellow"/>
+          <w:lang w:val="es-ES"/>
+        </w:rPr>
+      </w:pPr>
+    </w:p>
+    <w:p>
+      <w:pPr>
+        <w:rPr>
+          <w:highlight w:val="yellow"/>
+          <w:lang w:val="es-ES"/>
+        </w:rPr>
+      </w:pPr>
+      <w:r>
+        <w:rPr>
+          <w:highlight w:val="yellow"/>
+          <w:lang w:val="es-ES"/>
+        </w:rPr>
+        <w:t xml:space="preserve">    </w:t>
+      </w:r>
+      <w:proofErr w:type="spellStart"/>
+      <w:r>
+        <w:rPr>
+          <w:highlight w:val="yellow"/>
+          <w:lang w:val="es-ES"/>
+        </w:rPr>
+        <w:t>var</w:t>
+      </w:r>
+      <w:proofErr w:type="spellEnd"/>
+      <w:r>
+        <w:rPr>
+          <w:highlight w:val="yellow"/>
+          <w:lang w:val="es-ES"/>
+        </w:rPr>
+        <w:t xml:space="preserve"> reverso = "";</w:t>
+      </w:r>
+    </w:p>
+    <w:p>
+      <w:pPr>
+        <w:rPr>
+          <w:highlight w:val="yellow"/>
+          <w:lang w:val="es-ES"/>
+        </w:rPr>
+      </w:pPr>
+      <w:r>
+        <w:rPr>
+          <w:highlight w:val="yellow"/>
+          <w:lang w:val="es-ES"/>
+        </w:rPr>
+        <w:t xml:space="preserve">    </w:t>
+      </w:r>
+      <w:proofErr w:type="spellStart"/>
+      <w:r>
+        <w:rPr>
+          <w:highlight w:val="yellow"/>
+          <w:lang w:val="es-ES"/>
+        </w:rPr>
+        <w:t>foreach</w:t>
+      </w:r>
+      <w:proofErr w:type="spellEnd"/>
+      <w:r>
+        <w:rPr>
+          <w:highlight w:val="yellow"/>
+          <w:lang w:val="es-ES"/>
+        </w:rPr>
+        <w:t xml:space="preserve"> (</w:t>
+      </w:r>
+      <w:proofErr w:type="spellStart"/>
+      <w:r>
+        <w:rPr>
+          <w:highlight w:val="yellow"/>
+          <w:lang w:val="es-ES"/>
+        </w:rPr>
+        <w:t>char</w:t>
+      </w:r>
+      <w:proofErr w:type="spellEnd"/>
+      <w:r>
+        <w:rPr>
+          <w:highlight w:val="yellow"/>
+          <w:lang w:val="es-ES"/>
+        </w:rPr>
+        <w:t xml:space="preserve"> letra in palabra) { </w:t>
+      </w:r>
+    </w:p>
+    <w:p>
+      <w:pPr>
+        <w:rPr>
+          <w:highlight w:val="yellow"/>
+          <w:lang w:val="es-ES"/>
+        </w:rPr>
+      </w:pPr>
+      <w:r>
+        <w:rPr>
+          <w:highlight w:val="yellow"/>
+          <w:lang w:val="es-ES"/>
+        </w:rPr>
+        <w:t xml:space="preserve">        reverso = letra + reverso;</w:t>
+      </w:r>
+    </w:p>
+    <w:p>
+      <w:pPr>
+        <w:rPr>
+          <w:highlight w:val="yellow"/>
+        </w:rPr>
+      </w:pPr>
+      <w:r>
+        <w:rPr>
+          <w:highlight w:val="yellow"/>
+          <w:lang w:val="es-ES"/>
+        </w:rPr>
+        <w:t xml:space="preserve">    </w:t>
+      </w:r>
+      <w:r>
+        <w:rPr>
+          <w:highlight w:val="yellow"/>
+        </w:rPr>
+        <w:t>}</w:t>
       </w:r>
     </w:p>
     <w:p>
@@ -2349,15 +3529,27 @@
         <w:ind w:left="720" w:firstLine="720"/>
         <w:rPr>
           <w:highlight w:val="yellow"/>
-          <w:lang w:val="es-ES"/>
         </w:rPr>
       </w:pPr>
       <w:r>
         <w:rPr>
           <w:highlight w:val="yellow"/>
-          <w:lang w:val="es-ES"/>
-        </w:rPr>
-        <w:t>reverso= letra + reverso;</w:t>
+        </w:rPr>
+        <w:t xml:space="preserve">“” = C </w:t>
+      </w:r>
+      <w:proofErr w:type="gramStart"/>
+      <w:r>
+        <w:rPr>
+          <w:highlight w:val="yellow"/>
+        </w:rPr>
+        <w:t>+ ”</w:t>
+      </w:r>
+      <w:proofErr w:type="gramEnd"/>
+      <w:r>
+        <w:rPr>
+          <w:highlight w:val="yellow"/>
+        </w:rPr>
+        <w:t>” = C</w:t>
       </w:r>
     </w:p>
     <w:p>
@@ -2365,15 +3557,27 @@
         <w:ind w:left="720" w:firstLine="720"/>
         <w:rPr>
           <w:highlight w:val="yellow"/>
-          <w:lang w:val="es-ES"/>
         </w:rPr>
       </w:pPr>
       <w:r>
         <w:rPr>
           <w:highlight w:val="yellow"/>
-          <w:lang w:val="es-ES"/>
-        </w:rPr>
-        <w:t>“” = C + ”” = C</w:t>
+        </w:rPr>
+        <w:t>“</w:t>
+      </w:r>
+      <w:proofErr w:type="gramStart"/>
+      <w:r>
+        <w:rPr>
+          <w:highlight w:val="yellow"/>
+        </w:rPr>
+        <w:t>C”=</w:t>
+      </w:r>
+      <w:proofErr w:type="gramEnd"/>
+      <w:r>
+        <w:rPr>
+          <w:highlight w:val="yellow"/>
+        </w:rPr>
+        <w:t>A + C = AC</w:t>
       </w:r>
     </w:p>
     <w:p>
@@ -2381,15 +3585,27 @@
         <w:ind w:left="720" w:firstLine="720"/>
         <w:rPr>
           <w:highlight w:val="yellow"/>
-          <w:lang w:val="es-ES"/>
         </w:rPr>
       </w:pPr>
       <w:r>
         <w:rPr>
           <w:highlight w:val="yellow"/>
-          <w:lang w:val="es-ES"/>
-        </w:rPr>
-        <w:t>“C”=A + C = AC</w:t>
+        </w:rPr>
+        <w:t>“</w:t>
+      </w:r>
+      <w:proofErr w:type="gramStart"/>
+      <w:r>
+        <w:rPr>
+          <w:highlight w:val="yellow"/>
+        </w:rPr>
+        <w:t>AC”=</w:t>
+      </w:r>
+      <w:proofErr w:type="gramEnd"/>
+      <w:r>
+        <w:rPr>
+          <w:highlight w:val="yellow"/>
+        </w:rPr>
+        <w:t xml:space="preserve"> M + AC = MAC</w:t>
       </w:r>
     </w:p>
     <w:p>
@@ -2403,36 +3619,45 @@
         <w:rPr>
           <w:highlight w:val="yellow"/>
         </w:rPr>
-        <w:t xml:space="preserve">“AC”= M + </w:t>
-      </w:r>
-      <w:r>
+        <w:t>“MAC” =A +MAC = AMAC</w:t>
+      </w:r>
+    </w:p>
+    <w:p>
+      <w:pPr>
         <w:rPr>
           <w:highlight w:val="yellow"/>
-        </w:rPr>
-        <w:t>AC = MAC</w:t>
-      </w:r>
-    </w:p>
-    <w:p>
-      <w:pPr>
-        <w:ind w:left="720" w:firstLine="720"/>
+          <w:lang w:val="es-ES"/>
+        </w:rPr>
+      </w:pPr>
+      <w:r>
         <w:rPr>
           <w:highlight w:val="yellow"/>
-        </w:rPr>
-      </w:pPr>
+          <w:lang w:val="es-ES"/>
+        </w:rPr>
+        <w:t xml:space="preserve">    </w:t>
+      </w:r>
+      <w:proofErr w:type="spellStart"/>
       <w:r>
         <w:rPr>
           <w:highlight w:val="yellow"/>
-        </w:rPr>
-        <w:t>“MAC” =A +MAC = AMAC</w:t>
-      </w:r>
-    </w:p>
-    <w:p>
-      <w:pPr>
-        <w:ind w:left="720"/>
+          <w:lang w:val="es-ES"/>
+        </w:rPr>
+        <w:t>Console.WriteLine</w:t>
+      </w:r>
+      <w:proofErr w:type="spellEnd"/>
+      <w:r>
         <w:rPr>
           <w:highlight w:val="yellow"/>
           <w:lang w:val="es-ES"/>
         </w:rPr>
+        <w:t>(reverso);</w:t>
+      </w:r>
+    </w:p>
+    <w:p>
+      <w:pPr>
+        <w:rPr>
+          <w:lang w:val="es-ES"/>
+        </w:rPr>
       </w:pPr>
       <w:r>
         <w:rPr>
@@ -2444,57 +3669,421 @@
     </w:p>
     <w:p>
       <w:pPr>
-        <w:ind w:left="720"/>
+        <w:rPr>
+          <w:lang w:val="es-ES"/>
+        </w:rPr>
+      </w:pPr>
+      <w:r>
+        <w:rPr>
+          <w:lang w:val="es-ES"/>
+        </w:rPr>
+        <w:t>(PRACTICAR FACTORIAL</w:t>
+      </w:r>
+      <w:r>
+        <w:rPr>
+          <w:lang w:val="es-ES"/>
+        </w:rPr>
+        <w:t>, FIBONACHI, FIZZBUZZ</w:t>
+      </w:r>
+      <w:r>
+        <w:rPr>
+          <w:lang w:val="es-ES"/>
+        </w:rPr>
+        <w:t>)</w:t>
+      </w:r>
+    </w:p>
+    <w:p>
+      <w:pPr>
+        <w:rPr>
+          <w:lang w:val="es-ES"/>
+        </w:rPr>
+      </w:pPr>
+      <w:r>
+        <w:rPr>
+          <w:lang w:val="es-ES"/>
+        </w:rPr>
+        <w:t>2</w:t>
+      </w:r>
+      <w:r>
+        <w:rPr>
+          <w:lang w:val="es-ES"/>
+        </w:rPr>
+        <w:t>3</w:t>
+      </w:r>
+      <w:r>
+        <w:rPr>
+          <w:lang w:val="es-ES"/>
+        </w:rPr>
+        <w:t>. Dado el siguiente esquema de base de datos:</w:t>
+      </w:r>
+      <w:r>
+        <w:rPr>
+          <w:lang w:val="es-ES"/>
+        </w:rPr>
+        <w:t xml:space="preserve"> 10 puntos</w:t>
+      </w:r>
+    </w:p>
+    <w:p>
+      <w:pPr>
+        <w:pStyle w:val="Citadestacada"/>
+        <w:rPr>
+          <w:lang w:val="es-ES"/>
+        </w:rPr>
+      </w:pPr>
+      <w:r>
+        <w:rPr>
+          <w:lang w:val="es-ES"/>
+        </w:rPr>
+        <w:t>- Tabla: Empleado (</w:t>
+      </w:r>
+      <w:proofErr w:type="spellStart"/>
+      <w:r>
+        <w:rPr>
+          <w:lang w:val="es-ES"/>
+        </w:rPr>
+        <w:t>id_empleado</w:t>
+      </w:r>
+      <w:proofErr w:type="spellEnd"/>
+      <w:r>
+        <w:rPr>
+          <w:lang w:val="es-ES"/>
+        </w:rPr>
+        <w:t>, nombre)</w:t>
+      </w:r>
+      <w:r>
+        <w:rPr>
+          <w:lang w:val="es-ES"/>
+        </w:rPr>
+        <w:br/>
+        <w:t>- Tabla: Venta (</w:t>
+      </w:r>
+      <w:proofErr w:type="spellStart"/>
+      <w:r>
+        <w:rPr>
+          <w:lang w:val="es-ES"/>
+        </w:rPr>
+        <w:t>id_venta</w:t>
+      </w:r>
+      <w:proofErr w:type="spellEnd"/>
+      <w:r>
+        <w:rPr>
+          <w:lang w:val="es-ES"/>
+        </w:rPr>
+        <w:t>, fecha)</w:t>
+      </w:r>
+      <w:r>
+        <w:rPr>
+          <w:lang w:val="es-ES"/>
+        </w:rPr>
+        <w:br/>
+        <w:t xml:space="preserve">- Tabla: </w:t>
+      </w:r>
+      <w:proofErr w:type="spellStart"/>
+      <w:r>
+        <w:rPr>
+          <w:lang w:val="es-ES"/>
+        </w:rPr>
+        <w:t>EmpleadoVenta</w:t>
+      </w:r>
+      <w:proofErr w:type="spellEnd"/>
+      <w:r>
+        <w:rPr>
+          <w:lang w:val="es-ES"/>
+        </w:rPr>
+        <w:t xml:space="preserve"> (</w:t>
+      </w:r>
+      <w:proofErr w:type="spellStart"/>
+      <w:r>
+        <w:rPr>
+          <w:lang w:val="es-ES"/>
+        </w:rPr>
+        <w:t>id_empleado</w:t>
+      </w:r>
+      <w:proofErr w:type="spellEnd"/>
+      <w:r>
+        <w:rPr>
+          <w:lang w:val="es-ES"/>
+        </w:rPr>
+        <w:t xml:space="preserve">, </w:t>
+      </w:r>
+      <w:proofErr w:type="spellStart"/>
+      <w:r>
+        <w:rPr>
+          <w:lang w:val="es-ES"/>
+        </w:rPr>
+        <w:t>id_venta</w:t>
+      </w:r>
+      <w:proofErr w:type="spellEnd"/>
+      <w:r>
+        <w:rPr>
+          <w:lang w:val="es-ES"/>
+        </w:rPr>
+        <w:t>)</w:t>
+      </w:r>
+      <w:r>
+        <w:rPr>
+          <w:lang w:val="es-ES"/>
+        </w:rPr>
+        <w:br/>
+      </w:r>
+    </w:p>
+    <w:p>
+      <w:pPr>
+        <w:rPr>
+          <w:lang w:val="es-ES"/>
+        </w:rPr>
+      </w:pPr>
+      <w:r>
+        <w:rPr>
+          <w:lang w:val="es-ES"/>
+        </w:rPr>
+        <w:t>Escribe un procedimiento almacenado que devuelva todos los empleados que han realizado ventas, excluyendo los que no tienen ventas.</w:t>
+      </w:r>
+    </w:p>
+    <w:p>
+      <w:pPr>
         <w:rPr>
           <w:highlight w:val="yellow"/>
-          <w:lang w:val="es-ES"/>
         </w:rPr>
       </w:pPr>
       <w:r>
         <w:rPr>
           <w:highlight w:val="yellow"/>
-          <w:lang w:val="es-ES"/>
-        </w:rPr>
-        <w:t>return  reverso;</w:t>
-      </w:r>
-    </w:p>
-    <w:p>
-      <w:pPr>
-        <w:rPr>
-          <w:lang w:val="es-ES"/>
-        </w:rPr>
-      </w:pPr>
+        </w:rPr>
+        <w:lastRenderedPageBreak/>
+        <w:t xml:space="preserve">CREATE PROCEDURE </w:t>
+      </w:r>
+      <w:proofErr w:type="spellStart"/>
       <w:r>
         <w:rPr>
           <w:highlight w:val="yellow"/>
-          <w:lang w:val="es-ES"/>
-        </w:rPr>
-        <w:t>}</w:t>
-      </w:r>
-    </w:p>
-    <w:p>
-      <w:pPr>
-        <w:rPr>
-          <w:lang w:val="es-ES"/>
-        </w:rPr>
-      </w:pPr>
-      <w:r>
-        <w:rPr>
-          <w:lang w:val="es-ES"/>
-        </w:rPr>
-        <w:t>(PRACTICAR FACTORIAL</w:t>
-      </w:r>
-      <w:r>
-        <w:rPr>
-          <w:lang w:val="es-ES"/>
-        </w:rPr>
-        <w:t>, FIBONACHI, FIZZBUZZ</w:t>
-      </w:r>
-      <w:r>
-        <w:rPr>
-          <w:lang w:val="es-ES"/>
-        </w:rPr>
-        <w:t>)</w:t>
+        </w:rPr>
+        <w:t>sp_ObtenerEmpleadosConVentas</w:t>
+      </w:r>
+      <w:proofErr w:type="spellEnd"/>
+    </w:p>
+    <w:p>
+      <w:pPr>
+        <w:rPr>
+          <w:highlight w:val="yellow"/>
+        </w:rPr>
+      </w:pPr>
+      <w:r>
+        <w:rPr>
+          <w:highlight w:val="yellow"/>
+        </w:rPr>
+        <w:t>AS</w:t>
+      </w:r>
+    </w:p>
+    <w:p>
+      <w:pPr>
+        <w:rPr>
+          <w:highlight w:val="yellow"/>
+        </w:rPr>
+      </w:pPr>
+      <w:r>
+        <w:rPr>
+          <w:highlight w:val="yellow"/>
+        </w:rPr>
+        <w:t>BEGIN</w:t>
+      </w:r>
+    </w:p>
+    <w:p>
+      <w:pPr>
+        <w:rPr>
+          <w:highlight w:val="yellow"/>
+          <w:lang w:val="es-ES"/>
+        </w:rPr>
+      </w:pPr>
+      <w:r>
+        <w:rPr>
+          <w:highlight w:val="yellow"/>
+        </w:rPr>
+        <w:t xml:space="preserve">    </w:t>
+      </w:r>
+      <w:r>
+        <w:rPr>
+          <w:highlight w:val="yellow"/>
+          <w:lang w:val="es-ES"/>
+        </w:rPr>
+        <w:t>-- Consulta que devuelve los empleados con al menos una venta</w:t>
+      </w:r>
+    </w:p>
+    <w:p>
+      <w:pPr>
+        <w:rPr>
+          <w:highlight w:val="yellow"/>
+          <w:lang w:val="es-ES"/>
+        </w:rPr>
+      </w:pPr>
+      <w:r>
+        <w:rPr>
+          <w:highlight w:val="yellow"/>
+          <w:lang w:val="es-ES"/>
+        </w:rPr>
+        <w:t xml:space="preserve">    SELECT DISTINCT </w:t>
+      </w:r>
+      <w:proofErr w:type="spellStart"/>
+      <w:r>
+        <w:rPr>
+          <w:highlight w:val="yellow"/>
+          <w:lang w:val="es-ES"/>
+        </w:rPr>
+        <w:t>e.id_empleado</w:t>
+      </w:r>
+      <w:proofErr w:type="spellEnd"/>
+      <w:r>
+        <w:rPr>
+          <w:highlight w:val="yellow"/>
+          <w:lang w:val="es-ES"/>
+        </w:rPr>
+        <w:t xml:space="preserve">, </w:t>
+      </w:r>
+      <w:proofErr w:type="spellStart"/>
+      <w:proofErr w:type="gramStart"/>
+      <w:r>
+        <w:rPr>
+          <w:highlight w:val="yellow"/>
+          <w:lang w:val="es-ES"/>
+        </w:rPr>
+        <w:t>e.nombre</w:t>
+      </w:r>
+      <w:proofErr w:type="spellEnd"/>
+      <w:proofErr w:type="gramEnd"/>
+    </w:p>
+    <w:p>
+      <w:pPr>
+        <w:rPr>
+          <w:highlight w:val="yellow"/>
+          <w:lang w:val="es-ES"/>
+        </w:rPr>
+      </w:pPr>
+      <w:r>
+        <w:rPr>
+          <w:highlight w:val="yellow"/>
+          <w:lang w:val="es-ES"/>
+        </w:rPr>
+        <w:t xml:space="preserve">    FROM Empleado e</w:t>
+      </w:r>
+    </w:p>
+    <w:p>
+      <w:pPr>
+        <w:rPr>
+          <w:highlight w:val="yellow"/>
+          <w:lang w:val="es-ES"/>
+        </w:rPr>
+      </w:pPr>
+      <w:r>
+        <w:rPr>
+          <w:highlight w:val="yellow"/>
+          <w:lang w:val="es-ES"/>
+        </w:rPr>
+        <w:t xml:space="preserve">    INNER JOIN </w:t>
+      </w:r>
+      <w:proofErr w:type="spellStart"/>
+      <w:r>
+        <w:rPr>
+          <w:highlight w:val="yellow"/>
+          <w:lang w:val="es-ES"/>
+        </w:rPr>
+        <w:t>EmpleadoVenta</w:t>
+      </w:r>
+      <w:proofErr w:type="spellEnd"/>
+      <w:r>
+        <w:rPr>
+          <w:highlight w:val="yellow"/>
+          <w:lang w:val="es-ES"/>
+        </w:rPr>
+        <w:t xml:space="preserve"> </w:t>
+      </w:r>
+      <w:proofErr w:type="spellStart"/>
+      <w:r>
+        <w:rPr>
+          <w:highlight w:val="yellow"/>
+          <w:lang w:val="es-ES"/>
+        </w:rPr>
+        <w:t>ev</w:t>
+      </w:r>
+      <w:proofErr w:type="spellEnd"/>
+      <w:r>
+        <w:rPr>
+          <w:highlight w:val="yellow"/>
+          <w:lang w:val="es-ES"/>
+        </w:rPr>
+        <w:t xml:space="preserve"> ON </w:t>
+      </w:r>
+      <w:proofErr w:type="spellStart"/>
+      <w:r>
+        <w:rPr>
+          <w:highlight w:val="yellow"/>
+          <w:lang w:val="es-ES"/>
+        </w:rPr>
+        <w:t>e.id_empleado</w:t>
+      </w:r>
+      <w:proofErr w:type="spellEnd"/>
+      <w:r>
+        <w:rPr>
+          <w:highlight w:val="yellow"/>
+          <w:lang w:val="es-ES"/>
+        </w:rPr>
+        <w:t xml:space="preserve"> = </w:t>
+      </w:r>
+      <w:proofErr w:type="spellStart"/>
+      <w:r>
+        <w:rPr>
+          <w:highlight w:val="yellow"/>
+          <w:lang w:val="es-ES"/>
+        </w:rPr>
+        <w:t>ev.id_empleado</w:t>
+      </w:r>
+      <w:proofErr w:type="spellEnd"/>
+      <w:r>
+        <w:rPr>
+          <w:highlight w:val="yellow"/>
+          <w:lang w:val="es-ES"/>
+        </w:rPr>
+        <w:t>;</w:t>
+      </w:r>
+    </w:p>
+    <w:p>
+      <w:pPr>
+        <w:rPr>
+          <w:lang w:val="es-ES"/>
+        </w:rPr>
+      </w:pPr>
+      <w:r>
+        <w:rPr>
+          <w:highlight w:val="yellow"/>
+          <w:lang w:val="es-ES"/>
+        </w:rPr>
+        <w:t>END;</w:t>
+      </w:r>
+    </w:p>
+    <w:p>
+      <w:pPr>
+        <w:pStyle w:val="Ttulo2"/>
+        <w:rPr>
+          <w:lang w:val="es-ES"/>
+        </w:rPr>
+      </w:pPr>
+      <w:r>
+        <w:rPr>
+          <w:lang w:val="es-ES"/>
+        </w:rPr>
+        <w:t>Sección 4 – Programación Orientada a Objetos y Teoría General (Continuación)</w:t>
+      </w:r>
+    </w:p>
+    <w:p>
+      <w:pPr>
+        <w:rPr>
+          <w:lang w:val="es-ES"/>
+        </w:rPr>
+      </w:pPr>
+      <w:r>
+        <w:rPr>
+          <w:lang w:val="es-ES"/>
+        </w:rPr>
+        <w:t>La Programación Orientada a Objetos (POO) se basa en cuatro pilares fundamentales: encapsulamiento, herencia, polimorfismo y abstracción.</w:t>
       </w:r>
     </w:p>
     <w:p>
@@ -2519,336 +4108,140 @@
         <w:rPr>
           <w:lang w:val="es-ES"/>
         </w:rPr>
-        <w:t>. Dado el siguiente esquema de base de datos:</w:t>
-      </w:r>
-      <w:r>
-        <w:rPr>
-          <w:lang w:val="es-ES"/>
-        </w:rPr>
-        <w:t xml:space="preserve"> 10 puntos</w:t>
-      </w:r>
-    </w:p>
-    <w:p>
-      <w:pPr>
-        <w:pStyle w:val="Citadestacada"/>
-        <w:rPr>
-          <w:lang w:val="es-ES"/>
-        </w:rPr>
-      </w:pPr>
-      <w:r>
-        <w:rPr>
-          <w:lang w:val="es-ES"/>
-        </w:rPr>
-        <w:t>- Tabla: Empleado (id_empleado, nombre)</w:t>
-      </w:r>
-      <w:r>
-        <w:rPr>
-          <w:lang w:val="es-ES"/>
-        </w:rPr>
-        <w:br/>
-        <w:t>- Tabla: Venta (id_venta, fecha)</w:t>
-      </w:r>
-      <w:r>
-        <w:rPr>
-          <w:lang w:val="es-ES"/>
-        </w:rPr>
-        <w:br/>
-        <w:t>- Tabla: EmpleadoVenta (id_empleado, id_venta)</w:t>
-      </w:r>
-      <w:r>
-        <w:rPr>
-          <w:lang w:val="es-ES"/>
-        </w:rPr>
-        <w:br/>
-      </w:r>
-    </w:p>
-    <w:p>
-      <w:pPr>
-        <w:rPr>
-          <w:lang w:val="es-ES"/>
-        </w:rPr>
-      </w:pPr>
-      <w:r>
-        <w:rPr>
-          <w:lang w:val="es-ES"/>
-        </w:rPr>
-        <w:t>Escribe un procedimiento almacenado que devuelva todos los empleados que han realizado ventas, excluyendo los que no tienen ventas.</w:t>
-      </w:r>
-    </w:p>
-    <w:p>
-      <w:pPr>
+        <w:t>. ¿Qué es encapsulamiento en POO?</w:t>
+      </w:r>
+    </w:p>
+    <w:p>
+      <w:pPr>
+        <w:pStyle w:val="Listaconvietas"/>
         <w:rPr>
           <w:highlight w:val="yellow"/>
+          <w:lang w:val="es-ES"/>
         </w:rPr>
       </w:pPr>
       <w:r>
         <w:rPr>
           <w:highlight w:val="yellow"/>
-        </w:rPr>
-        <w:t>CREATE PROCEDURE sp_ObtenerEmpleadosConVentas</w:t>
-      </w:r>
-    </w:p>
-    <w:p>
-      <w:pPr>
+          <w:lang w:val="es-ES"/>
+        </w:rPr>
+        <w:t>A) Ocultar los datos internos de un objeto y acceder solo mediante métodos públicos</w:t>
+      </w:r>
+    </w:p>
+    <w:p>
+      <w:pPr>
+        <w:pStyle w:val="Listaconvietas"/>
+        <w:rPr>
+          <w:lang w:val="es-ES"/>
+        </w:rPr>
+      </w:pPr>
+      <w:r>
+        <w:rPr>
+          <w:lang w:val="es-ES"/>
+        </w:rPr>
+        <w:t>B) Compartir todos los atributos entre clases</w:t>
+      </w:r>
+    </w:p>
+    <w:p>
+      <w:pPr>
+        <w:pStyle w:val="Listaconvietas"/>
+        <w:rPr>
+          <w:lang w:val="es-ES"/>
+        </w:rPr>
+      </w:pPr>
+      <w:r>
+        <w:rPr>
+          <w:lang w:val="es-ES"/>
+        </w:rPr>
+        <w:t>C) Permitir múltiples instancias de una clase</w:t>
+      </w:r>
+    </w:p>
+    <w:p>
+      <w:pPr>
+        <w:pStyle w:val="Listaconvietas"/>
+      </w:pPr>
+      <w:r>
+        <w:t xml:space="preserve">D) </w:t>
+      </w:r>
+      <w:proofErr w:type="spellStart"/>
+      <w:r>
+        <w:t>Almacenar</w:t>
+      </w:r>
+      <w:proofErr w:type="spellEnd"/>
+      <w:r>
+        <w:t xml:space="preserve"> </w:t>
+      </w:r>
+      <w:proofErr w:type="spellStart"/>
+      <w:r>
+        <w:t>métodos</w:t>
+      </w:r>
+      <w:proofErr w:type="spellEnd"/>
+      <w:r>
+        <w:t xml:space="preserve"> </w:t>
+      </w:r>
+      <w:proofErr w:type="spellStart"/>
+      <w:r>
+        <w:t>como</w:t>
+      </w:r>
+      <w:proofErr w:type="spellEnd"/>
+      <w:r>
+        <w:t xml:space="preserve"> </w:t>
+      </w:r>
+      <w:proofErr w:type="spellStart"/>
+      <w:r>
+        <w:t>propiedades</w:t>
+      </w:r>
+      <w:proofErr w:type="spellEnd"/>
+    </w:p>
+    <w:p>
+      <w:pPr>
+        <w:rPr>
+          <w:lang w:val="es-ES"/>
+        </w:rPr>
+      </w:pPr>
+      <w:r>
+        <w:rPr>
+          <w:lang w:val="es-ES"/>
+        </w:rPr>
+        <w:t>2</w:t>
+      </w:r>
+      <w:r>
+        <w:rPr>
+          <w:lang w:val="es-ES"/>
+        </w:rPr>
+        <w:t>5</w:t>
+      </w:r>
+      <w:r>
+        <w:rPr>
+          <w:lang w:val="es-ES"/>
+        </w:rPr>
+        <w:t>. ¿Qué es abstracción en POO?</w:t>
+      </w:r>
+    </w:p>
+    <w:p>
+      <w:pPr>
+        <w:pStyle w:val="Listaconvietas"/>
+        <w:rPr>
+          <w:lang w:val="es-ES"/>
+        </w:rPr>
+      </w:pPr>
+      <w:r>
+        <w:rPr>
+          <w:lang w:val="es-ES"/>
+        </w:rPr>
+        <w:t>A) El proceso de convertir objetos en texto</w:t>
+      </w:r>
+    </w:p>
+    <w:p>
+      <w:pPr>
+        <w:pStyle w:val="Listaconvietas"/>
         <w:rPr>
           <w:highlight w:val="yellow"/>
+          <w:lang w:val="es-ES"/>
         </w:rPr>
       </w:pPr>
       <w:r>
         <w:rPr>
           <w:highlight w:val="yellow"/>
-        </w:rPr>
-        <w:t>AS</w:t>
-      </w:r>
-    </w:p>
-    <w:p>
-      <w:pPr>
-        <w:rPr>
-          <w:highlight w:val="yellow"/>
-        </w:rPr>
-      </w:pPr>
-      <w:r>
-        <w:rPr>
-          <w:highlight w:val="yellow"/>
-        </w:rPr>
-        <w:t>BEGIN</w:t>
-      </w:r>
-    </w:p>
-    <w:p>
-      <w:pPr>
-        <w:rPr>
-          <w:highlight w:val="yellow"/>
-          <w:lang w:val="es-ES"/>
-        </w:rPr>
-      </w:pPr>
-      <w:r>
-        <w:rPr>
-          <w:highlight w:val="yellow"/>
-        </w:rPr>
-        <w:lastRenderedPageBreak/>
-        <w:t xml:space="preserve">    </w:t>
-      </w:r>
-      <w:r>
-        <w:rPr>
-          <w:highlight w:val="yellow"/>
-          <w:lang w:val="es-ES"/>
-        </w:rPr>
-        <w:t>-- Consulta que devuelve los empleados con al menos una venta</w:t>
-      </w:r>
-    </w:p>
-    <w:p>
-      <w:pPr>
-        <w:rPr>
-          <w:highlight w:val="yellow"/>
-          <w:lang w:val="es-ES"/>
-        </w:rPr>
-      </w:pPr>
-      <w:r>
-        <w:rPr>
-          <w:highlight w:val="yellow"/>
-          <w:lang w:val="es-ES"/>
-        </w:rPr>
-        <w:t xml:space="preserve">    SELECT DISTINCT e.id_empleado, e.nombre</w:t>
-      </w:r>
-    </w:p>
-    <w:p>
-      <w:pPr>
-        <w:rPr>
-          <w:highlight w:val="yellow"/>
-          <w:lang w:val="es-ES"/>
-        </w:rPr>
-      </w:pPr>
-      <w:r>
-        <w:rPr>
-          <w:highlight w:val="yellow"/>
-          <w:lang w:val="es-ES"/>
-        </w:rPr>
-        <w:t xml:space="preserve">    FROM Empleado e</w:t>
-      </w:r>
-    </w:p>
-    <w:p>
-      <w:pPr>
-        <w:rPr>
-          <w:highlight w:val="yellow"/>
-          <w:lang w:val="es-ES"/>
-        </w:rPr>
-      </w:pPr>
-      <w:r>
-        <w:rPr>
-          <w:highlight w:val="yellow"/>
-          <w:lang w:val="es-ES"/>
-        </w:rPr>
-        <w:t xml:space="preserve">    INNER JOIN EmpleadoVenta ev ON e.id_empleado = ev.id_empleado;</w:t>
-      </w:r>
-    </w:p>
-    <w:p>
-      <w:pPr>
-        <w:rPr>
-          <w:lang w:val="es-ES"/>
-        </w:rPr>
-      </w:pPr>
-      <w:r>
-        <w:rPr>
-          <w:highlight w:val="yellow"/>
-          <w:lang w:val="es-ES"/>
-        </w:rPr>
-        <w:t>END;</w:t>
-      </w:r>
-    </w:p>
-    <w:p>
-      <w:pPr>
-        <w:pStyle w:val="Ttulo2"/>
-        <w:rPr>
-          <w:lang w:val="es-ES"/>
-        </w:rPr>
-      </w:pPr>
-      <w:r>
-        <w:rPr>
-          <w:lang w:val="es-ES"/>
-        </w:rPr>
-        <w:t>Sección 4 – Programación Orientada a Objetos y Teoría General (Continuación)</w:t>
-      </w:r>
-    </w:p>
-    <w:p>
-      <w:pPr>
-        <w:rPr>
-          <w:lang w:val="es-ES"/>
-        </w:rPr>
-      </w:pPr>
-      <w:r>
-        <w:rPr>
-          <w:lang w:val="es-ES"/>
-        </w:rPr>
-        <w:t>La Programación Orientada a Objetos (POO) se basa en cuatro pilares fundamentales: encapsulamiento, herencia, polimorfismo y abstracción.</w:t>
-      </w:r>
-    </w:p>
-    <w:p>
-      <w:pPr>
-        <w:rPr>
-          <w:lang w:val="es-ES"/>
-        </w:rPr>
-      </w:pPr>
-      <w:r>
-        <w:rPr>
-          <w:lang w:val="es-ES"/>
-        </w:rPr>
-        <w:t>2</w:t>
-      </w:r>
-      <w:r>
-        <w:rPr>
-          <w:lang w:val="es-ES"/>
-        </w:rPr>
-        <w:t>3</w:t>
-      </w:r>
-      <w:r>
-        <w:rPr>
-          <w:lang w:val="es-ES"/>
-        </w:rPr>
-        <w:t>. ¿Qué es encapsulamiento en POO?</w:t>
-      </w:r>
-    </w:p>
-    <w:p>
-      <w:pPr>
-        <w:pStyle w:val="Listaconvietas"/>
-        <w:rPr>
-          <w:highlight w:val="yellow"/>
-          <w:lang w:val="es-ES"/>
-        </w:rPr>
-      </w:pPr>
-      <w:r>
-        <w:rPr>
-          <w:highlight w:val="yellow"/>
-          <w:lang w:val="es-ES"/>
-        </w:rPr>
-        <w:t>A) Ocultar los datos internos de un objeto y acceder solo mediante métodos públicos</w:t>
-      </w:r>
-    </w:p>
-    <w:p>
-      <w:pPr>
-        <w:pStyle w:val="Listaconvietas"/>
-        <w:rPr>
-          <w:lang w:val="es-ES"/>
-        </w:rPr>
-      </w:pPr>
-      <w:r>
-        <w:rPr>
-          <w:lang w:val="es-ES"/>
-        </w:rPr>
-        <w:t>B) Compartir todos los atributos entre clases</w:t>
-      </w:r>
-    </w:p>
-    <w:p>
-      <w:pPr>
-        <w:pStyle w:val="Listaconvietas"/>
-        <w:rPr>
-          <w:lang w:val="es-ES"/>
-        </w:rPr>
-      </w:pPr>
-      <w:r>
-        <w:rPr>
-          <w:lang w:val="es-ES"/>
-        </w:rPr>
-        <w:t>C) Permitir múltiples instancias de una clase</w:t>
-      </w:r>
-    </w:p>
-    <w:p>
-      <w:pPr>
-        <w:pStyle w:val="Listaconvietas"/>
-      </w:pPr>
-      <w:r>
-        <w:t>D) Almacenar métodos como propiedades</w:t>
-      </w:r>
-    </w:p>
-    <w:p>
-      <w:pPr>
-        <w:rPr>
-          <w:lang w:val="es-ES"/>
-        </w:rPr>
-      </w:pPr>
-      <w:r>
-        <w:rPr>
-          <w:lang w:val="es-ES"/>
-        </w:rPr>
-        <w:t>2</w:t>
-      </w:r>
-      <w:r>
-        <w:rPr>
-          <w:lang w:val="es-ES"/>
-        </w:rPr>
-        <w:t>5</w:t>
-      </w:r>
-      <w:r>
-        <w:rPr>
-          <w:lang w:val="es-ES"/>
-        </w:rPr>
-        <w:t>. ¿Qué es abstracción en POO?</w:t>
-      </w:r>
-    </w:p>
-    <w:p>
-      <w:pPr>
-        <w:pStyle w:val="Listaconvietas"/>
-        <w:rPr>
-          <w:lang w:val="es-ES"/>
-        </w:rPr>
-      </w:pPr>
-      <w:r>
-        <w:rPr>
-          <w:lang w:val="es-ES"/>
-        </w:rPr>
-        <w:t>A) El proceso de convertir objetos en texto</w:t>
-      </w:r>
-    </w:p>
-    <w:p>
-      <w:pPr>
-        <w:pStyle w:val="Listaconvietas"/>
-        <w:rPr>
-          <w:highlight w:val="yellow"/>
-          <w:lang w:val="es-ES"/>
-        </w:rPr>
-      </w:pPr>
-      <w:r>
-        <w:rPr>
-          <w:highlight w:val="yellow"/>
           <w:lang w:val="es-ES"/>
         </w:rPr>
         <w:t>B) Separar la implementación de la funcionalidad para mostrar solo lo esencial</w:t>
@@ -2859,8 +4252,29 @@
         <w:pStyle w:val="Listaconvietas"/>
       </w:pPr>
       <w:r>
-        <w:t>C) Crear clases sin atributos</w:t>
-      </w:r>
+        <w:t xml:space="preserve">C) </w:t>
+      </w:r>
+      <w:proofErr w:type="spellStart"/>
+      <w:r>
+        <w:t>Crear</w:t>
+      </w:r>
+      <w:proofErr w:type="spellEnd"/>
+      <w:r>
+        <w:t xml:space="preserve"> </w:t>
+      </w:r>
+      <w:proofErr w:type="spellStart"/>
+      <w:r>
+        <w:t>clases</w:t>
+      </w:r>
+      <w:proofErr w:type="spellEnd"/>
+      <w:r>
+        <w:t xml:space="preserve"> sin </w:t>
+      </w:r>
+      <w:proofErr w:type="spellStart"/>
+      <w:r>
+        <w:t>atributos</w:t>
+      </w:r>
+      <w:proofErr w:type="spellEnd"/>
     </w:p>
     <w:p>
       <w:pPr>
@@ -2998,8 +4412,45 @@
         </w:rPr>
         <w:t xml:space="preserve">Los códigos de estado HTTP son respuestas estándar que los servidores web devuelven para indicar el resultado de una solicitud. </w:t>
       </w:r>
-      <w:r>
-        <w:t>Cada código tiene un significado específico.</w:t>
+      <w:proofErr w:type="spellStart"/>
+      <w:r>
+        <w:t>Cada</w:t>
+      </w:r>
+      <w:proofErr w:type="spellEnd"/>
+      <w:r>
+        <w:t xml:space="preserve"> </w:t>
+      </w:r>
+      <w:proofErr w:type="spellStart"/>
+      <w:r>
+        <w:t>código</w:t>
+      </w:r>
+      <w:proofErr w:type="spellEnd"/>
+      <w:r>
+        <w:t xml:space="preserve"> </w:t>
+      </w:r>
+      <w:proofErr w:type="spellStart"/>
+      <w:r>
+        <w:t>tiene</w:t>
+      </w:r>
+      <w:proofErr w:type="spellEnd"/>
+      <w:r>
+        <w:t xml:space="preserve"> un </w:t>
+      </w:r>
+      <w:proofErr w:type="spellStart"/>
+      <w:r>
+        <w:t>significado</w:t>
+      </w:r>
+      <w:proofErr w:type="spellEnd"/>
+      <w:r>
+        <w:t xml:space="preserve"> </w:t>
+      </w:r>
+      <w:proofErr w:type="spellStart"/>
+      <w:r>
+        <w:t>específico</w:t>
+      </w:r>
+      <w:proofErr w:type="spellEnd"/>
+      <w:r>
+        <w:t>.</w:t>
       </w:r>
     </w:p>
     <w:p>
@@ -3029,6 +4480,12 @@
           <w:lang w:val="es-ES"/>
         </w:rPr>
         <w:br/>
+      </w:r>
+      <w:r>
+        <w:rPr>
+          <w:lang w:val="es-ES"/>
+        </w:rPr>
+        <w:lastRenderedPageBreak/>
         <w:t>B) Requiere autenticación</w:t>
       </w:r>
       <w:r>
@@ -3078,7 +4535,6 @@
           <w:bCs/>
           <w:lang w:val="es-ES"/>
         </w:rPr>
-        <w:lastRenderedPageBreak/>
         <w:t>27. ¿Qué significa un código HTTP 301 o 302?</w:t>
       </w:r>
       <w:r>
@@ -3253,7 +4709,25 @@
           <w:bCs/>
           <w:lang w:val="es-ES"/>
         </w:rPr>
-        <w:t>30. ¿Qué es Razor?</w:t>
+        <w:t xml:space="preserve">30. ¿Qué es </w:t>
+      </w:r>
+      <w:proofErr w:type="spellStart"/>
+      <w:r>
+        <w:rPr>
+          <w:b/>
+          <w:bCs/>
+          <w:lang w:val="es-ES"/>
+        </w:rPr>
+        <w:t>Razor</w:t>
+      </w:r>
+      <w:proofErr w:type="spellEnd"/>
+      <w:r>
+        <w:rPr>
+          <w:b/>
+          <w:bCs/>
+          <w:lang w:val="es-ES"/>
+        </w:rPr>
+        <w:t>?</w:t>
       </w:r>
     </w:p>
     <w:p>
@@ -3272,7 +4746,105 @@
         <w:rPr>
           <w:lang w:val="es-ES"/>
         </w:rPr>
-        <w:t>Es un modelo de programación para aplicaciones web en asp .netcore, se introdujo en aspnetcore 2.0 como una forma simplificada de crear páginas web, que siguen el patrón mvc pero con menos configuración y una estructura más sencilla, no confundir BLAZOR con RAZOR, ambos utilizan la sintaxis Razor pero son tecnologías diferentes con propósitos diferentes, dentro del ecosistema de .net, Razor es ideal para aplicaciones web tradicionales basadas en páginas, mientras que Blazor es adecuado para aplicaciones SPA que sean interactivas y dinámicas.</w:t>
+        <w:t xml:space="preserve">Es un modelo de programación para aplicaciones web en </w:t>
+      </w:r>
+      <w:proofErr w:type="spellStart"/>
+      <w:r>
+        <w:rPr>
+          <w:lang w:val="es-ES"/>
+        </w:rPr>
+        <w:t>asp</w:t>
+      </w:r>
+      <w:proofErr w:type="spellEnd"/>
+      <w:r>
+        <w:rPr>
+          <w:lang w:val="es-ES"/>
+        </w:rPr>
+        <w:t xml:space="preserve"> .</w:t>
+      </w:r>
+      <w:proofErr w:type="spellStart"/>
+      <w:r>
+        <w:rPr>
+          <w:lang w:val="es-ES"/>
+        </w:rPr>
+        <w:t>netcore</w:t>
+      </w:r>
+      <w:proofErr w:type="spellEnd"/>
+      <w:r>
+        <w:rPr>
+          <w:lang w:val="es-ES"/>
+        </w:rPr>
+        <w:t xml:space="preserve">, se introdujo en </w:t>
+      </w:r>
+      <w:proofErr w:type="spellStart"/>
+      <w:r>
+        <w:rPr>
+          <w:lang w:val="es-ES"/>
+        </w:rPr>
+        <w:t>aspnetcore</w:t>
+      </w:r>
+      <w:proofErr w:type="spellEnd"/>
+      <w:r>
+        <w:rPr>
+          <w:lang w:val="es-ES"/>
+        </w:rPr>
+        <w:t xml:space="preserve"> 2.0 como una forma simplificada de crear páginas web, que siguen el patrón </w:t>
+      </w:r>
+      <w:proofErr w:type="spellStart"/>
+      <w:r>
+        <w:rPr>
+          <w:lang w:val="es-ES"/>
+        </w:rPr>
+        <w:t>mvc</w:t>
+      </w:r>
+      <w:proofErr w:type="spellEnd"/>
+      <w:r>
+        <w:rPr>
+          <w:lang w:val="es-ES"/>
+        </w:rPr>
+        <w:t xml:space="preserve"> pero con menos configuración y una estructura más sencilla, no confundir BLAZOR con RAZOR, ambos utilizan la sintaxis </w:t>
+      </w:r>
+      <w:proofErr w:type="spellStart"/>
+      <w:r>
+        <w:rPr>
+          <w:lang w:val="es-ES"/>
+        </w:rPr>
+        <w:t>Razor</w:t>
+      </w:r>
+      <w:proofErr w:type="spellEnd"/>
+      <w:r>
+        <w:rPr>
+          <w:lang w:val="es-ES"/>
+        </w:rPr>
+        <w:t xml:space="preserve"> pero son tecnologías diferentes con propósitos diferentes, dentro del ecosistema de .net, </w:t>
+      </w:r>
+      <w:proofErr w:type="spellStart"/>
+      <w:r>
+        <w:rPr>
+          <w:lang w:val="es-ES"/>
+        </w:rPr>
+        <w:t>Razor</w:t>
+      </w:r>
+      <w:proofErr w:type="spellEnd"/>
+      <w:r>
+        <w:rPr>
+          <w:lang w:val="es-ES"/>
+        </w:rPr>
+        <w:t xml:space="preserve"> es ideal para aplicaciones web tradicionales basadas en páginas, mientras que </w:t>
+      </w:r>
+      <w:proofErr w:type="spellStart"/>
+      <w:r>
+        <w:rPr>
+          <w:lang w:val="es-ES"/>
+        </w:rPr>
+        <w:t>Blazor</w:t>
+      </w:r>
+      <w:proofErr w:type="spellEnd"/>
+      <w:r>
+        <w:rPr>
+          <w:lang w:val="es-ES"/>
+        </w:rPr>
+        <w:t xml:space="preserve"> es adecuado para aplicaciones SPA que sean interactivas y dinámicas.</w:t>
       </w:r>
     </w:p>
     <w:p>
@@ -3311,16 +4883,54 @@
           <w:bCs/>
           <w:lang w:val="es-ES"/>
         </w:rPr>
-        <w:t xml:space="preserve"> Add-Migration</w:t>
-      </w:r>
+        <w:t xml:space="preserve"> </w:t>
+      </w:r>
+      <w:proofErr w:type="spellStart"/>
       <w:r>
         <w:rPr>
           <w:b/>
           <w:bCs/>
           <w:lang w:val="es-ES"/>
         </w:rPr>
-        <w:t xml:space="preserve"> ((Initial) (-&gt; puede ser cualquier nombre pero se acostumbra ese) )</w:t>
-      </w:r>
+        <w:t>Add-Migration</w:t>
+      </w:r>
+      <w:proofErr w:type="spellEnd"/>
+      <w:r>
+        <w:rPr>
+          <w:b/>
+          <w:bCs/>
+          <w:lang w:val="es-ES"/>
+        </w:rPr>
+        <w:t xml:space="preserve"> ((</w:t>
+      </w:r>
+      <w:proofErr w:type="spellStart"/>
+      <w:r>
+        <w:rPr>
+          <w:b/>
+          <w:bCs/>
+          <w:lang w:val="es-ES"/>
+        </w:rPr>
+        <w:t>Initial</w:t>
+      </w:r>
+      <w:proofErr w:type="spellEnd"/>
+      <w:r>
+        <w:rPr>
+          <w:b/>
+          <w:bCs/>
+          <w:lang w:val="es-ES"/>
+        </w:rPr>
+        <w:t>) (-&gt; puede ser cualquier nombre pero se acostumbra ese</w:t>
+      </w:r>
+      <w:proofErr w:type="gramStart"/>
+      <w:r>
+        <w:rPr>
+          <w:b/>
+          <w:bCs/>
+          <w:lang w:val="es-ES"/>
+        </w:rPr>
+        <w:t>) )</w:t>
+      </w:r>
+      <w:proofErr w:type="gramEnd"/>
     </w:p>
     <w:p>
       <w:pPr>
@@ -3366,7 +4976,49 @@
         <w:rPr>
           <w:lang w:val="es-ES"/>
         </w:rPr>
-        <w:t>Es un comando de Entity Framework Core usado en la Consola de Administrador de Paquetes (Package Manager Console) o en CLI, y su función es:</w:t>
+        <w:t xml:space="preserve">Es un comando de </w:t>
+      </w:r>
+      <w:proofErr w:type="spellStart"/>
+      <w:r>
+        <w:rPr>
+          <w:lang w:val="es-ES"/>
+        </w:rPr>
+        <w:t>Entity</w:t>
+      </w:r>
+      <w:proofErr w:type="spellEnd"/>
+      <w:r>
+        <w:rPr>
+          <w:lang w:val="es-ES"/>
+        </w:rPr>
+        <w:t xml:space="preserve"> Framework Core usado en la Consola de Administrador de Paquetes (</w:t>
+      </w:r>
+      <w:proofErr w:type="spellStart"/>
+      <w:r>
+        <w:rPr>
+          <w:lang w:val="es-ES"/>
+        </w:rPr>
+        <w:t>Package</w:t>
+      </w:r>
+      <w:proofErr w:type="spellEnd"/>
+      <w:r>
+        <w:rPr>
+          <w:lang w:val="es-ES"/>
+        </w:rPr>
+        <w:t xml:space="preserve"> Manager </w:t>
+      </w:r>
+      <w:proofErr w:type="spellStart"/>
+      <w:r>
+        <w:rPr>
+          <w:lang w:val="es-ES"/>
+        </w:rPr>
+        <w:t>Console</w:t>
+      </w:r>
+      <w:proofErr w:type="spellEnd"/>
+      <w:r>
+        <w:rPr>
+          <w:lang w:val="es-ES"/>
+        </w:rPr>
+        <w:t>) o en CLI, y su función es:</w:t>
       </w:r>
     </w:p>
     <w:p>
@@ -3519,7 +5171,21 @@
         <w:rPr>
           <w:lang w:val="es-ES"/>
         </w:rPr>
-        <w:t xml:space="preserve"> Up()</w:t>
+        <w:t xml:space="preserve"> </w:t>
+      </w:r>
+      <w:proofErr w:type="gramStart"/>
+      <w:r>
+        <w:rPr>
+          <w:lang w:val="es-ES"/>
+        </w:rPr>
+        <w:t>Up(</w:t>
+      </w:r>
+      <w:proofErr w:type="gramEnd"/>
+      <w:r>
+        <w:rPr>
+          <w:lang w:val="es-ES"/>
+        </w:rPr>
+        <w:t>)</w:t>
       </w:r>
     </w:p>
     <w:p>
@@ -3570,7 +5236,6 @@
         <w:rPr>
           <w:lang w:val="es-ES"/>
         </w:rPr>
-        <w:lastRenderedPageBreak/>
         <w:t>(Ej. crear tabla, añadir columna, modificar relación).</w:t>
       </w:r>
     </w:p>
@@ -3610,7 +5275,21 @@
         <w:rPr>
           <w:lang w:val="es-ES"/>
         </w:rPr>
-        <w:t xml:space="preserve"> Down()</w:t>
+        <w:t xml:space="preserve"> </w:t>
+      </w:r>
+      <w:proofErr w:type="gramStart"/>
+      <w:r>
+        <w:rPr>
+          <w:lang w:val="es-ES"/>
+        </w:rPr>
+        <w:t>Down(</w:t>
+      </w:r>
+      <w:proofErr w:type="gramEnd"/>
+      <w:r>
+        <w:rPr>
+          <w:lang w:val="es-ES"/>
+        </w:rPr>
+        <w:t>)</w:t>
       </w:r>
     </w:p>
     <w:p>
@@ -3680,7 +5359,14 @@
         <w:rPr>
           <w:lang w:val="es-ES"/>
         </w:rPr>
-        <w:t>Después se utiliza U</w:t>
+        <w:t xml:space="preserve">Después se utiliza </w:t>
+      </w:r>
+      <w:proofErr w:type="spellStart"/>
+      <w:r>
+        <w:rPr>
+          <w:lang w:val="es-ES"/>
+        </w:rPr>
+        <w:t>U</w:t>
       </w:r>
       <w:r>
         <w:rPr>
@@ -3700,6 +5386,7 @@
         </w:rPr>
         <w:t>atabase</w:t>
       </w:r>
+      <w:proofErr w:type="spellEnd"/>
     </w:p>
     <w:p>
       <w:pPr>
@@ -3808,7 +5495,21 @@
         <w:rPr>
           <w:lang w:val="es-ES"/>
         </w:rPr>
-        <w:t xml:space="preserve">| **Add-Migration**   </w:t>
+        <w:t>| **</w:t>
+      </w:r>
+      <w:proofErr w:type="spellStart"/>
+      <w:r>
+        <w:rPr>
+          <w:lang w:val="es-ES"/>
+        </w:rPr>
+        <w:t>Add-Migration</w:t>
+      </w:r>
+      <w:proofErr w:type="spellEnd"/>
+      <w:r>
+        <w:rPr>
+          <w:lang w:val="es-ES"/>
+        </w:rPr>
+        <w:t xml:space="preserve">**   </w:t>
       </w:r>
       <w:r>
         <w:rPr>
@@ -3838,7 +5539,21 @@
         <w:rPr>
           <w:lang w:val="es-ES"/>
         </w:rPr>
-        <w:t>| **Update-Database** | Ejecuta esa migración en la base de datos real                                   |</w:t>
+        <w:t>| **</w:t>
+      </w:r>
+      <w:proofErr w:type="spellStart"/>
+      <w:r>
+        <w:rPr>
+          <w:lang w:val="es-ES"/>
+        </w:rPr>
+        <w:t>Update-Database</w:t>
+      </w:r>
+      <w:proofErr w:type="spellEnd"/>
+      <w:r>
+        <w:rPr>
+          <w:lang w:val="es-ES"/>
+        </w:rPr>
+        <w:t>** | Ejecuta esa migración en la base de datos real                                   |</w:t>
       </w:r>
     </w:p>
     <w:p>
@@ -4022,7 +5737,35 @@
         <w:rPr>
           <w:lang w:val="es-ES"/>
         </w:rPr>
-        <w:t xml:space="preserve">101 Switching Protocols: Se cambiará el protocolo, por </w:t>
+        <w:t xml:space="preserve">101 </w:t>
+      </w:r>
+      <w:proofErr w:type="spellStart"/>
+      <w:r>
+        <w:rPr>
+          <w:lang w:val="es-ES"/>
+        </w:rPr>
+        <w:t>Switching</w:t>
+      </w:r>
+      <w:proofErr w:type="spellEnd"/>
+      <w:r>
+        <w:rPr>
+          <w:lang w:val="es-ES"/>
+        </w:rPr>
+        <w:t xml:space="preserve"> </w:t>
+      </w:r>
+      <w:proofErr w:type="spellStart"/>
+      <w:r>
+        <w:rPr>
+          <w:lang w:val="es-ES"/>
+        </w:rPr>
+        <w:t>Protocols</w:t>
+      </w:r>
+      <w:proofErr w:type="spellEnd"/>
+      <w:r>
+        <w:rPr>
+          <w:lang w:val="es-ES"/>
+        </w:rPr>
+        <w:t xml:space="preserve">: Se cambiará el protocolo, por </w:t>
       </w:r>
       <w:r>
         <w:rPr>
@@ -4034,7 +5777,21 @@
         <w:rPr>
           <w:lang w:val="es-ES"/>
         </w:rPr>
-        <w:t xml:space="preserve"> a WebSocket.</w:t>
+        <w:t xml:space="preserve"> a </w:t>
+      </w:r>
+      <w:proofErr w:type="spellStart"/>
+      <w:r>
+        <w:rPr>
+          <w:lang w:val="es-ES"/>
+        </w:rPr>
+        <w:t>WebSocket</w:t>
+      </w:r>
+      <w:proofErr w:type="spellEnd"/>
+      <w:r>
+        <w:rPr>
+          <w:lang w:val="es-ES"/>
+        </w:rPr>
+        <w:t>.</w:t>
       </w:r>
     </w:p>
     <w:p>
@@ -4129,7 +5886,21 @@
         <w:rPr>
           <w:lang w:val="es-ES"/>
         </w:rPr>
-        <w:t>201 Created: Se creó un recurso nuevo.</w:t>
+        <w:t xml:space="preserve">201 </w:t>
+      </w:r>
+      <w:proofErr w:type="spellStart"/>
+      <w:r>
+        <w:rPr>
+          <w:lang w:val="es-ES"/>
+        </w:rPr>
+        <w:t>Created</w:t>
+      </w:r>
+      <w:proofErr w:type="spellEnd"/>
+      <w:r>
+        <w:rPr>
+          <w:lang w:val="es-ES"/>
+        </w:rPr>
+        <w:t>: Se creó un recurso nuevo.</w:t>
       </w:r>
     </w:p>
     <w:p>
@@ -4148,7 +5919,21 @@
         <w:rPr>
           <w:lang w:val="es-ES"/>
         </w:rPr>
-        <w:t>204 No Content: Éxito, pero sin contenido que devolver.</w:t>
+        <w:t xml:space="preserve">204 </w:t>
+      </w:r>
+      <w:proofErr w:type="gramStart"/>
+      <w:r>
+        <w:rPr>
+          <w:lang w:val="es-ES"/>
+        </w:rPr>
+        <w:t>No</w:t>
+      </w:r>
+      <w:proofErr w:type="gramEnd"/>
+      <w:r>
+        <w:rPr>
+          <w:lang w:val="es-ES"/>
+        </w:rPr>
+        <w:t xml:space="preserve"> Content: Éxito, pero sin contenido que devolver.</w:t>
       </w:r>
     </w:p>
     <w:p>
@@ -4224,7 +6009,35 @@
         <w:rPr>
           <w:lang w:val="es-ES"/>
         </w:rPr>
-        <w:t>301 Moved Permanently: Redirección permanente.</w:t>
+        <w:t xml:space="preserve">301 </w:t>
+      </w:r>
+      <w:proofErr w:type="gramStart"/>
+      <w:r>
+        <w:rPr>
+          <w:lang w:val="es-ES"/>
+        </w:rPr>
+        <w:t>Moved</w:t>
+      </w:r>
+      <w:proofErr w:type="gramEnd"/>
+      <w:r>
+        <w:rPr>
+          <w:lang w:val="es-ES"/>
+        </w:rPr>
+        <w:t xml:space="preserve"> </w:t>
+      </w:r>
+      <w:proofErr w:type="spellStart"/>
+      <w:r>
+        <w:rPr>
+          <w:lang w:val="es-ES"/>
+        </w:rPr>
+        <w:t>Permanently</w:t>
+      </w:r>
+      <w:proofErr w:type="spellEnd"/>
+      <w:r>
+        <w:rPr>
+          <w:lang w:val="es-ES"/>
+        </w:rPr>
+        <w:t>: Redirección permanente.</w:t>
       </w:r>
     </w:p>
     <w:p>
@@ -4243,7 +6056,21 @@
         <w:rPr>
           <w:lang w:val="es-ES"/>
         </w:rPr>
-        <w:t>302 Found: Redirección temporal.</w:t>
+        <w:t xml:space="preserve">302 </w:t>
+      </w:r>
+      <w:proofErr w:type="spellStart"/>
+      <w:r>
+        <w:rPr>
+          <w:lang w:val="es-ES"/>
+        </w:rPr>
+        <w:t>Found</w:t>
+      </w:r>
+      <w:proofErr w:type="spellEnd"/>
+      <w:r>
+        <w:rPr>
+          <w:lang w:val="es-ES"/>
+        </w:rPr>
+        <w:t>: Redirección temporal.</w:t>
       </w:r>
     </w:p>
     <w:p>
@@ -4262,7 +6089,35 @@
         <w:rPr>
           <w:lang w:val="es-ES"/>
         </w:rPr>
-        <w:t>304 Not Modified: El recurso no cambió, se puede usar la versión en caché.</w:t>
+        <w:t xml:space="preserve">304 </w:t>
+      </w:r>
+      <w:proofErr w:type="spellStart"/>
+      <w:r>
+        <w:rPr>
+          <w:lang w:val="es-ES"/>
+        </w:rPr>
+        <w:t>Not</w:t>
+      </w:r>
+      <w:proofErr w:type="spellEnd"/>
+      <w:r>
+        <w:rPr>
+          <w:lang w:val="es-ES"/>
+        </w:rPr>
+        <w:t xml:space="preserve"> </w:t>
+      </w:r>
+      <w:proofErr w:type="spellStart"/>
+      <w:r>
+        <w:rPr>
+          <w:lang w:val="es-ES"/>
+        </w:rPr>
+        <w:t>Modified</w:t>
+      </w:r>
+      <w:proofErr w:type="spellEnd"/>
+      <w:r>
+        <w:rPr>
+          <w:lang w:val="es-ES"/>
+        </w:rPr>
+        <w:t>: El recurso no cambió, se puede usar la versión en caché.</w:t>
       </w:r>
     </w:p>
     <w:p>
@@ -4281,6 +6136,7 @@
         <w:rPr>
           <w:lang w:val="es-ES"/>
         </w:rPr>
+        <w:lastRenderedPageBreak/>
         <w:t>4xx – Errores del cliente</w:t>
       </w:r>
     </w:p>
@@ -4338,7 +6194,35 @@
         <w:rPr>
           <w:lang w:val="es-ES"/>
         </w:rPr>
-        <w:t>400 Bad Request: Solicitud mal formada.</w:t>
+        <w:t xml:space="preserve">400 </w:t>
+      </w:r>
+      <w:proofErr w:type="spellStart"/>
+      <w:r>
+        <w:rPr>
+          <w:lang w:val="es-ES"/>
+        </w:rPr>
+        <w:t>Bad</w:t>
+      </w:r>
+      <w:proofErr w:type="spellEnd"/>
+      <w:r>
+        <w:rPr>
+          <w:lang w:val="es-ES"/>
+        </w:rPr>
+        <w:t xml:space="preserve"> </w:t>
+      </w:r>
+      <w:proofErr w:type="spellStart"/>
+      <w:r>
+        <w:rPr>
+          <w:lang w:val="es-ES"/>
+        </w:rPr>
+        <w:t>Request</w:t>
+      </w:r>
+      <w:proofErr w:type="spellEnd"/>
+      <w:r>
+        <w:rPr>
+          <w:lang w:val="es-ES"/>
+        </w:rPr>
+        <w:t>: Solicitud mal formada.</w:t>
       </w:r>
     </w:p>
     <w:p>
@@ -4357,8 +6241,21 @@
         <w:rPr>
           <w:lang w:val="es-ES"/>
         </w:rPr>
-        <w:lastRenderedPageBreak/>
-        <w:t>401 Unauthorized: Falta autenticación.</w:t>
+        <w:t xml:space="preserve">401 </w:t>
+      </w:r>
+      <w:proofErr w:type="spellStart"/>
+      <w:r>
+        <w:rPr>
+          <w:lang w:val="es-ES"/>
+        </w:rPr>
+        <w:t>Unauthorized</w:t>
+      </w:r>
+      <w:proofErr w:type="spellEnd"/>
+      <w:r>
+        <w:rPr>
+          <w:lang w:val="es-ES"/>
+        </w:rPr>
+        <w:t>: Falta autenticación.</w:t>
       </w:r>
     </w:p>
     <w:p>
@@ -4377,7 +6274,21 @@
         <w:rPr>
           <w:lang w:val="es-ES"/>
         </w:rPr>
-        <w:t>403 Forbidden: No tienes permisos.</w:t>
+        <w:t xml:space="preserve">403 </w:t>
+      </w:r>
+      <w:proofErr w:type="spellStart"/>
+      <w:r>
+        <w:rPr>
+          <w:lang w:val="es-ES"/>
+        </w:rPr>
+        <w:t>Forbidden</w:t>
+      </w:r>
+      <w:proofErr w:type="spellEnd"/>
+      <w:r>
+        <w:rPr>
+          <w:lang w:val="es-ES"/>
+        </w:rPr>
+        <w:t>: No tienes permisos.</w:t>
       </w:r>
     </w:p>
     <w:p>
@@ -4396,7 +6307,35 @@
         <w:rPr>
           <w:lang w:val="es-ES"/>
         </w:rPr>
-        <w:t>404 Not Found: Recurso no encontrado.</w:t>
+        <w:t xml:space="preserve">404 </w:t>
+      </w:r>
+      <w:proofErr w:type="spellStart"/>
+      <w:r>
+        <w:rPr>
+          <w:lang w:val="es-ES"/>
+        </w:rPr>
+        <w:t>Not</w:t>
+      </w:r>
+      <w:proofErr w:type="spellEnd"/>
+      <w:r>
+        <w:rPr>
+          <w:lang w:val="es-ES"/>
+        </w:rPr>
+        <w:t xml:space="preserve"> </w:t>
+      </w:r>
+      <w:proofErr w:type="spellStart"/>
+      <w:r>
+        <w:rPr>
+          <w:lang w:val="es-ES"/>
+        </w:rPr>
+        <w:t>Found</w:t>
+      </w:r>
+      <w:proofErr w:type="spellEnd"/>
+      <w:r>
+        <w:rPr>
+          <w:lang w:val="es-ES"/>
+        </w:rPr>
+        <w:t>: Recurso no encontrado.</w:t>
       </w:r>
     </w:p>
     <w:p>
@@ -4472,7 +6411,21 @@
         <w:rPr>
           <w:lang w:val="es-ES"/>
         </w:rPr>
-        <w:t>500 Internal Server Error: Error genérico del servidor.</w:t>
+        <w:t xml:space="preserve">500 </w:t>
+      </w:r>
+      <w:proofErr w:type="spellStart"/>
+      <w:r>
+        <w:rPr>
+          <w:lang w:val="es-ES"/>
+        </w:rPr>
+        <w:t>Internal</w:t>
+      </w:r>
+      <w:proofErr w:type="spellEnd"/>
+      <w:r>
+        <w:rPr>
+          <w:lang w:val="es-ES"/>
+        </w:rPr>
+        <w:t xml:space="preserve"> Server Error: Error genérico del servidor.</w:t>
       </w:r>
     </w:p>
     <w:p>
@@ -4491,7 +6444,21 @@
         <w:rPr>
           <w:lang w:val="es-ES"/>
         </w:rPr>
-        <w:t>502 Bad Gateway: Servidor recibió respuesta inválida de otro servidor.</w:t>
+        <w:t xml:space="preserve">502 </w:t>
+      </w:r>
+      <w:proofErr w:type="spellStart"/>
+      <w:r>
+        <w:rPr>
+          <w:lang w:val="es-ES"/>
+        </w:rPr>
+        <w:t>Bad</w:t>
+      </w:r>
+      <w:proofErr w:type="spellEnd"/>
+      <w:r>
+        <w:rPr>
+          <w:lang w:val="es-ES"/>
+        </w:rPr>
+        <w:t xml:space="preserve"> Gateway: Servidor recibió respuesta inválida de otro servidor.</w:t>
       </w:r>
     </w:p>
     <w:p>
@@ -4510,7 +6477,35 @@
         <w:rPr>
           <w:lang w:val="es-ES"/>
         </w:rPr>
-        <w:t>503 Service Unavailable: El servicio no está disponible temporalmente.</w:t>
+        <w:t xml:space="preserve">503 </w:t>
+      </w:r>
+      <w:proofErr w:type="spellStart"/>
+      <w:r>
+        <w:rPr>
+          <w:lang w:val="es-ES"/>
+        </w:rPr>
+        <w:t>Service</w:t>
+      </w:r>
+      <w:proofErr w:type="spellEnd"/>
+      <w:r>
+        <w:rPr>
+          <w:lang w:val="es-ES"/>
+        </w:rPr>
+        <w:t xml:space="preserve"> </w:t>
+      </w:r>
+      <w:proofErr w:type="spellStart"/>
+      <w:r>
+        <w:rPr>
+          <w:lang w:val="es-ES"/>
+        </w:rPr>
+        <w:t>Unavailable</w:t>
+      </w:r>
+      <w:proofErr w:type="spellEnd"/>
+      <w:r>
+        <w:rPr>
+          <w:lang w:val="es-ES"/>
+        </w:rPr>
+        <w:t>: El servicio no está disponible temporalmente.</w:t>
       </w:r>
     </w:p>
     <w:p>
@@ -4581,7 +6576,35 @@
         <w:rPr>
           <w:lang w:val="es-ES"/>
         </w:rPr>
-        <w:t>Es una plataforma open source para todo tipo de desarrollos, escritorio, web, móviles, IA, ofrece librerías, paquetes y componentes, entre ellos el lenguaje de programación y los runtimes.</w:t>
+        <w:t xml:space="preserve">Es una plataforma open </w:t>
+      </w:r>
+      <w:proofErr w:type="spellStart"/>
+      <w:r>
+        <w:rPr>
+          <w:lang w:val="es-ES"/>
+        </w:rPr>
+        <w:t>source</w:t>
+      </w:r>
+      <w:proofErr w:type="spellEnd"/>
+      <w:r>
+        <w:rPr>
+          <w:lang w:val="es-ES"/>
+        </w:rPr>
+        <w:t xml:space="preserve"> para todo tipo de desarrollos, escritorio, web, móviles, IA, ofrece librerías, paquetes y componentes, entre ellos el lenguaje de programación y los </w:t>
+      </w:r>
+      <w:proofErr w:type="spellStart"/>
+      <w:r>
+        <w:rPr>
+          <w:lang w:val="es-ES"/>
+        </w:rPr>
+        <w:t>runtimes</w:t>
+      </w:r>
+      <w:proofErr w:type="spellEnd"/>
+      <w:r>
+        <w:rPr>
+          <w:lang w:val="es-ES"/>
+        </w:rPr>
+        <w:t>.</w:t>
       </w:r>
     </w:p>
     <w:p>
@@ -4663,7 +6686,23 @@
         <w:rPr>
           <w:lang w:val="es-ES"/>
         </w:rPr>
-        <w:t>manipulación de bases de datos relacionales mediante un mapeo en lugar de consultas SQL directas, usadas en proyectos grandes, se puede hacer sin el pero se pierden un montón de facilidades y seguridad.</w:t>
+        <w:t xml:space="preserve">manipulación de bases de datos relacionales mediante un mapeo en lugar de consultas SQL directas, usadas en proyectos grandes, se puede hacer sin </w:t>
+      </w:r>
+      <w:proofErr w:type="spellStart"/>
+      <w:proofErr w:type="gramStart"/>
+      <w:r>
+        <w:rPr>
+          <w:lang w:val="es-ES"/>
+        </w:rPr>
+        <w:t>el</w:t>
+      </w:r>
+      <w:proofErr w:type="spellEnd"/>
+      <w:proofErr w:type="gramEnd"/>
+      <w:r>
+        <w:rPr>
+          <w:lang w:val="es-ES"/>
+        </w:rPr>
+        <w:t xml:space="preserve"> pero se pierden un montón de facilidades y seguridad.</w:t>
       </w:r>
     </w:p>
     <w:p>
@@ -4822,7 +6861,21 @@
         <w:rPr>
           <w:lang w:val="es-ES"/>
         </w:rPr>
-        <w:t xml:space="preserve">  | `SUM()`           |</w:t>
+        <w:t xml:space="preserve">  | `</w:t>
+      </w:r>
+      <w:proofErr w:type="gramStart"/>
+      <w:r>
+        <w:rPr>
+          <w:lang w:val="es-ES"/>
+        </w:rPr>
+        <w:t>SUM(</w:t>
+      </w:r>
+      <w:proofErr w:type="gramEnd"/>
+      <w:r>
+        <w:rPr>
+          <w:lang w:val="es-ES"/>
+        </w:rPr>
+        <w:t>)`           |</w:t>
       </w:r>
     </w:p>
     <w:p>
@@ -4841,7 +6894,14 @@
         <w:rPr>
           <w:lang w:val="es-ES"/>
         </w:rPr>
-        <w:t xml:space="preserve">| Escalar  </w:t>
+        <w:t xml:space="preserve">| </w:t>
+      </w:r>
+      <w:proofErr w:type="gramStart"/>
+      <w:r>
+        <w:rPr>
+          <w:lang w:val="es-ES"/>
+        </w:rPr>
+        <w:t xml:space="preserve">Escalar  </w:t>
       </w:r>
       <w:r>
         <w:rPr>
@@ -4849,6 +6909,7 @@
         </w:rPr>
         <w:t>(</w:t>
       </w:r>
+      <w:proofErr w:type="gramEnd"/>
       <w:r>
         <w:rPr>
           <w:lang w:val="es-ES"/>
@@ -4865,7 +6926,21 @@
         <w:rPr>
           <w:lang w:val="es-ES"/>
         </w:rPr>
-        <w:t xml:space="preserve"> | `UPPER()`       |</w:t>
+        <w:t xml:space="preserve"> | `</w:t>
+      </w:r>
+      <w:proofErr w:type="gramStart"/>
+      <w:r>
+        <w:rPr>
+          <w:lang w:val="es-ES"/>
+        </w:rPr>
+        <w:t>UPPER(</w:t>
+      </w:r>
+      <w:proofErr w:type="gramEnd"/>
+      <w:r>
+        <w:rPr>
+          <w:lang w:val="es-ES"/>
+        </w:rPr>
+        <w:t>)`       |</w:t>
       </w:r>
     </w:p>
     <w:p>
@@ -4908,7 +6983,21 @@
         <w:rPr>
           <w:lang w:val="es-ES"/>
         </w:rPr>
-        <w:t>| `CAST()`          |</w:t>
+        <w:t>| `</w:t>
+      </w:r>
+      <w:proofErr w:type="gramStart"/>
+      <w:r>
+        <w:rPr>
+          <w:lang w:val="es-ES"/>
+        </w:rPr>
+        <w:t>CAST(</w:t>
+      </w:r>
+      <w:proofErr w:type="gramEnd"/>
+      <w:r>
+        <w:rPr>
+          <w:lang w:val="es-ES"/>
+        </w:rPr>
+        <w:t>)`          |</w:t>
       </w:r>
     </w:p>
     <w:p>
@@ -4963,7 +7052,21 @@
         <w:rPr>
           <w:lang w:val="es-ES"/>
         </w:rPr>
-        <w:t>| `ISNULL()`     |</w:t>
+        <w:t>| `</w:t>
+      </w:r>
+      <w:proofErr w:type="gramStart"/>
+      <w:r>
+        <w:rPr>
+          <w:lang w:val="es-ES"/>
+        </w:rPr>
+        <w:t>ISNULL(</w:t>
+      </w:r>
+      <w:proofErr w:type="gramEnd"/>
+      <w:r>
+        <w:rPr>
+          <w:lang w:val="es-ES"/>
+        </w:rPr>
+        <w:t>)`     |</w:t>
       </w:r>
     </w:p>
     <w:p>
@@ -5018,7 +7121,21 @@
         <w:rPr>
           <w:lang w:val="es-ES"/>
         </w:rPr>
-        <w:t>| `ROW_NUMBER()`    |</w:t>
+        <w:t>| `ROW_</w:t>
+      </w:r>
+      <w:proofErr w:type="gramStart"/>
+      <w:r>
+        <w:rPr>
+          <w:lang w:val="es-ES"/>
+        </w:rPr>
+        <w:t>NUMBER(</w:t>
+      </w:r>
+      <w:proofErr w:type="gramEnd"/>
+      <w:r>
+        <w:rPr>
+          <w:lang w:val="es-ES"/>
+        </w:rPr>
+        <w:t>)`    |</w:t>
       </w:r>
     </w:p>
     <w:p>
@@ -5037,7 +7154,21 @@
         <w:rPr>
           <w:lang w:val="es-ES"/>
         </w:rPr>
-        <w:t>| Usuario (UDF)   | `CREATE FUNCTION` |</w:t>
+        <w:t>| Usuario (</w:t>
+      </w:r>
+      <w:proofErr w:type="gramStart"/>
+      <w:r>
+        <w:rPr>
+          <w:lang w:val="es-ES"/>
+        </w:rPr>
+        <w:t xml:space="preserve">UDF)   </w:t>
+      </w:r>
+      <w:proofErr w:type="gramEnd"/>
+      <w:r>
+        <w:rPr>
+          <w:lang w:val="es-ES"/>
+        </w:rPr>
+        <w:t>| `CREATE FUNCTION` |</w:t>
       </w:r>
     </w:p>
     <w:p>
@@ -5185,13 +7316,28 @@
           <w:rFonts w:ascii="Segoe UI Emoji" w:hAnsi="Segoe UI Emoji" w:cs="Segoe UI Emoji"/>
           <w:lang w:val="es-ES"/>
         </w:rPr>
+        <w:lastRenderedPageBreak/>
         <w:t>✔</w:t>
       </w:r>
       <w:r>
         <w:rPr>
           <w:lang w:val="es-ES"/>
         </w:rPr>
-        <w:t>️ Un solo proyecto (MVC, API, Console, etc.)</w:t>
+        <w:t xml:space="preserve">️ Un solo proyecto (MVC, API, </w:t>
+      </w:r>
+      <w:proofErr w:type="spellStart"/>
+      <w:r>
+        <w:rPr>
+          <w:lang w:val="es-ES"/>
+        </w:rPr>
+        <w:t>Console</w:t>
+      </w:r>
+      <w:proofErr w:type="spellEnd"/>
+      <w:r>
+        <w:rPr>
+          <w:lang w:val="es-ES"/>
+        </w:rPr>
+        <w:t>, etc.)</w:t>
       </w:r>
     </w:p>
     <w:p>
@@ -5258,11 +7404,19 @@
           <w:lang w:val="es-ES"/>
         </w:rPr>
       </w:pPr>
-      <w:r>
-        <w:rPr>
-          <w:lang w:val="es-ES"/>
-        </w:rPr>
-        <w:t>MiProyecto/</w:t>
+      <w:proofErr w:type="spellStart"/>
+      <w:r>
+        <w:rPr>
+          <w:lang w:val="es-ES"/>
+        </w:rPr>
+        <w:t>MiProyecto</w:t>
+      </w:r>
+      <w:proofErr w:type="spellEnd"/>
+      <w:r>
+        <w:rPr>
+          <w:lang w:val="es-ES"/>
+        </w:rPr>
+        <w:t>/</w:t>
       </w:r>
     </w:p>
     <w:p>
@@ -5281,7 +7435,6 @@
         <w:rPr>
           <w:lang w:val="es-ES"/>
         </w:rPr>
-        <w:lastRenderedPageBreak/>
         <w:t xml:space="preserve"> ├── MiProyecto.sln</w:t>
       </w:r>
     </w:p>
@@ -5301,7 +7454,21 @@
         <w:rPr>
           <w:lang w:val="es-ES"/>
         </w:rPr>
-        <w:t xml:space="preserve"> ├── Controllers/</w:t>
+        <w:t xml:space="preserve"> ├── </w:t>
+      </w:r>
+      <w:proofErr w:type="spellStart"/>
+      <w:r>
+        <w:rPr>
+          <w:lang w:val="es-ES"/>
+        </w:rPr>
+        <w:t>Controllers</w:t>
+      </w:r>
+      <w:proofErr w:type="spellEnd"/>
+      <w:r>
+        <w:rPr>
+          <w:lang w:val="es-ES"/>
+        </w:rPr>
+        <w:t>/</w:t>
       </w:r>
     </w:p>
     <w:p>
@@ -5320,7 +7487,21 @@
         <w:rPr>
           <w:lang w:val="es-ES"/>
         </w:rPr>
-        <w:t xml:space="preserve"> ├── Models/</w:t>
+        <w:t xml:space="preserve"> ├── </w:t>
+      </w:r>
+      <w:proofErr w:type="spellStart"/>
+      <w:r>
+        <w:rPr>
+          <w:lang w:val="es-ES"/>
+        </w:rPr>
+        <w:t>Models</w:t>
+      </w:r>
+      <w:proofErr w:type="spellEnd"/>
+      <w:r>
+        <w:rPr>
+          <w:lang w:val="es-ES"/>
+        </w:rPr>
+        <w:t>/</w:t>
       </w:r>
     </w:p>
     <w:p>
@@ -5339,7 +7520,21 @@
         <w:rPr>
           <w:lang w:val="es-ES"/>
         </w:rPr>
-        <w:t xml:space="preserve"> ├── Views/</w:t>
+        <w:t xml:space="preserve"> ├── </w:t>
+      </w:r>
+      <w:proofErr w:type="spellStart"/>
+      <w:r>
+        <w:rPr>
+          <w:lang w:val="es-ES"/>
+        </w:rPr>
+        <w:t>Views</w:t>
+      </w:r>
+      <w:proofErr w:type="spellEnd"/>
+      <w:r>
+        <w:rPr>
+          <w:lang w:val="es-ES"/>
+        </w:rPr>
+        <w:t>/</w:t>
       </w:r>
     </w:p>
     <w:p>
@@ -5358,8 +7553,16 @@
         <w:rPr>
           <w:lang w:val="es-ES"/>
         </w:rPr>
-        <w:t xml:space="preserve"> └── Program.cs</w:t>
-      </w:r>
+        <w:t xml:space="preserve"> └── </w:t>
+      </w:r>
+      <w:proofErr w:type="spellStart"/>
+      <w:r>
+        <w:rPr>
+          <w:lang w:val="es-ES"/>
+        </w:rPr>
+        <w:t>Program.cs</w:t>
+      </w:r>
+      <w:proofErr w:type="spellEnd"/>
     </w:p>
     <w:p>
       <w:pPr>
@@ -5467,8 +7670,16 @@
         <w:rPr>
           <w:lang w:val="es-ES"/>
         </w:rPr>
-        <w:t>API + Repository</w:t>
-      </w:r>
+        <w:t xml:space="preserve">API + </w:t>
+      </w:r>
+      <w:proofErr w:type="spellStart"/>
+      <w:r>
+        <w:rPr>
+          <w:lang w:val="es-ES"/>
+        </w:rPr>
+        <w:t>Repository</w:t>
+      </w:r>
+      <w:proofErr w:type="spellEnd"/>
     </w:p>
     <w:p>
       <w:pPr>
@@ -5486,8 +7697,16 @@
         <w:rPr>
           <w:lang w:val="es-ES"/>
         </w:rPr>
-        <w:t>API + Tests</w:t>
-      </w:r>
+        <w:t xml:space="preserve">API + </w:t>
+      </w:r>
+      <w:proofErr w:type="spellStart"/>
+      <w:r>
+        <w:rPr>
+          <w:lang w:val="es-ES"/>
+        </w:rPr>
+        <w:t>Tests</w:t>
+      </w:r>
+      <w:proofErr w:type="spellEnd"/>
     </w:p>
     <w:p>
       <w:pPr>
@@ -5520,11 +7739,19 @@
           <w:lang w:val="es-ES"/>
         </w:rPr>
       </w:pPr>
-      <w:r>
-        <w:rPr>
-          <w:lang w:val="es-ES"/>
-        </w:rPr>
-        <w:t>MiSolucion/</w:t>
+      <w:proofErr w:type="spellStart"/>
+      <w:r>
+        <w:rPr>
+          <w:lang w:val="es-ES"/>
+        </w:rPr>
+        <w:t>MiSolucion</w:t>
+      </w:r>
+      <w:proofErr w:type="spellEnd"/>
+      <w:r>
+        <w:rPr>
+          <w:lang w:val="es-ES"/>
+        </w:rPr>
+        <w:t>/</w:t>
       </w:r>
     </w:p>
     <w:p>
@@ -5562,7 +7789,21 @@
         <w:rPr>
           <w:lang w:val="es-ES"/>
         </w:rPr>
-        <w:t xml:space="preserve"> ├── MiProyecto.API/</w:t>
+        <w:t xml:space="preserve"> ├── </w:t>
+      </w:r>
+      <w:proofErr w:type="spellStart"/>
+      <w:r>
+        <w:rPr>
+          <w:lang w:val="es-ES"/>
+        </w:rPr>
+        <w:t>MiProyecto.API</w:t>
+      </w:r>
+      <w:proofErr w:type="spellEnd"/>
+      <w:r>
+        <w:rPr>
+          <w:lang w:val="es-ES"/>
+        </w:rPr>
+        <w:t>/</w:t>
       </w:r>
     </w:p>
     <w:p>
@@ -5581,7 +7822,21 @@
         <w:rPr>
           <w:lang w:val="es-ES"/>
         </w:rPr>
-        <w:t xml:space="preserve"> ├── MiProyecto.Core/</w:t>
+        <w:t xml:space="preserve"> ├── </w:t>
+      </w:r>
+      <w:proofErr w:type="spellStart"/>
+      <w:r>
+        <w:rPr>
+          <w:lang w:val="es-ES"/>
+        </w:rPr>
+        <w:t>MiProyecto.Core</w:t>
+      </w:r>
+      <w:proofErr w:type="spellEnd"/>
+      <w:r>
+        <w:rPr>
+          <w:lang w:val="es-ES"/>
+        </w:rPr>
+        <w:t>/</w:t>
       </w:r>
     </w:p>
     <w:p>
@@ -5600,7 +7855,21 @@
         <w:rPr>
           <w:lang w:val="es-ES"/>
         </w:rPr>
-        <w:t xml:space="preserve"> └── MiProyecto.Data/</w:t>
+        <w:t xml:space="preserve"> └── </w:t>
+      </w:r>
+      <w:proofErr w:type="spellStart"/>
+      <w:r>
+        <w:rPr>
+          <w:lang w:val="es-ES"/>
+        </w:rPr>
+        <w:t>MiProyecto.Data</w:t>
+      </w:r>
+      <w:proofErr w:type="spellEnd"/>
+      <w:r>
+        <w:rPr>
+          <w:lang w:val="es-ES"/>
+        </w:rPr>
+        <w:t>/</w:t>
       </w:r>
     </w:p>
     <w:p>
@@ -5820,7 +8089,6 @@
           <w:b/>
           <w:bCs/>
         </w:rPr>
-        <w:lastRenderedPageBreak/>
         <w:t>38. CI/CD (CONTINUO</w:t>
       </w:r>
       <w:r>
@@ -5878,11 +8146,33 @@
           <w:lang w:val="es-ES"/>
         </w:rPr>
       </w:pPr>
-      <w:r>
-        <w:rPr>
-          <w:lang w:val="es-ES"/>
-        </w:rPr>
-        <w:t>Continuous Integration consiste en agregar pruebas automatizadas, cada que un programador envíe codigo las pruebas corran de manera automática y revise si el codigo cumple los estándares, políticas si no entra en conflicto con otro codigo que ya existe.</w:t>
+      <w:proofErr w:type="spellStart"/>
+      <w:r>
+        <w:rPr>
+          <w:lang w:val="es-ES"/>
+        </w:rPr>
+        <w:t>Continuous</w:t>
+      </w:r>
+      <w:proofErr w:type="spellEnd"/>
+      <w:r>
+        <w:rPr>
+          <w:lang w:val="es-ES"/>
+        </w:rPr>
+        <w:t xml:space="preserve"> </w:t>
+      </w:r>
+      <w:proofErr w:type="spellStart"/>
+      <w:r>
+        <w:rPr>
+          <w:lang w:val="es-ES"/>
+        </w:rPr>
+        <w:t>Integration</w:t>
+      </w:r>
+      <w:proofErr w:type="spellEnd"/>
+      <w:r>
+        <w:rPr>
+          <w:lang w:val="es-ES"/>
+        </w:rPr>
+        <w:t xml:space="preserve"> consiste en agregar pruebas automatizadas, cada que un programador envíe codigo las pruebas corran de manera automática y revise si el codigo cumple los estándares, políticas si no entra en conflicto con otro codigo que ya existe.</w:t>
       </w:r>
     </w:p>
     <w:p>
@@ -5897,11 +8187,33 @@
           <w:lang w:val="es-ES"/>
         </w:rPr>
       </w:pPr>
-      <w:r>
-        <w:rPr>
-          <w:lang w:val="es-ES"/>
-        </w:rPr>
-        <w:t>Continuous Delivery: tomar codigo que ya paso test de integración y crear un ejecutable para producción.</w:t>
+      <w:proofErr w:type="spellStart"/>
+      <w:r>
+        <w:rPr>
+          <w:lang w:val="es-ES"/>
+        </w:rPr>
+        <w:t>Continuous</w:t>
+      </w:r>
+      <w:proofErr w:type="spellEnd"/>
+      <w:r>
+        <w:rPr>
+          <w:lang w:val="es-ES"/>
+        </w:rPr>
+        <w:t xml:space="preserve"> </w:t>
+      </w:r>
+      <w:proofErr w:type="spellStart"/>
+      <w:r>
+        <w:rPr>
+          <w:lang w:val="es-ES"/>
+        </w:rPr>
+        <w:t>Delivery</w:t>
+      </w:r>
+      <w:proofErr w:type="spellEnd"/>
+      <w:r>
+        <w:rPr>
+          <w:lang w:val="es-ES"/>
+        </w:rPr>
+        <w:t>: tomar codigo que ya paso test de integración y crear un ejecutable para producción.</w:t>
       </w:r>
     </w:p>
     <w:p>
@@ -5916,11 +8228,33 @@
           <w:lang w:val="es-ES"/>
         </w:rPr>
       </w:pPr>
-      <w:r>
-        <w:rPr>
-          <w:lang w:val="es-ES"/>
-        </w:rPr>
-        <w:t>Continuous Deploiment es como la siguiente etapa de mandarlo a producción.</w:t>
+      <w:proofErr w:type="spellStart"/>
+      <w:r>
+        <w:rPr>
+          <w:lang w:val="es-ES"/>
+        </w:rPr>
+        <w:t>Continuous</w:t>
+      </w:r>
+      <w:proofErr w:type="spellEnd"/>
+      <w:r>
+        <w:rPr>
+          <w:lang w:val="es-ES"/>
+        </w:rPr>
+        <w:t xml:space="preserve"> </w:t>
+      </w:r>
+      <w:proofErr w:type="spellStart"/>
+      <w:r>
+        <w:rPr>
+          <w:lang w:val="es-ES"/>
+        </w:rPr>
+        <w:t>Deploiment</w:t>
+      </w:r>
+      <w:proofErr w:type="spellEnd"/>
+      <w:r>
+        <w:rPr>
+          <w:lang w:val="es-ES"/>
+        </w:rPr>
+        <w:t xml:space="preserve"> es como la siguiente etapa de mandarlo a producción.</w:t>
       </w:r>
     </w:p>
     <w:p>
@@ -5935,11 +8269,33 @@
           <w:lang w:val="es-ES"/>
         </w:rPr>
       </w:pPr>
-      <w:r>
-        <w:rPr>
-          <w:lang w:val="es-ES"/>
-        </w:rPr>
-        <w:t>Continuous Distribution agrupa a ambos.</w:t>
+      <w:proofErr w:type="spellStart"/>
+      <w:r>
+        <w:rPr>
+          <w:lang w:val="es-ES"/>
+        </w:rPr>
+        <w:t>Continuous</w:t>
+      </w:r>
+      <w:proofErr w:type="spellEnd"/>
+      <w:r>
+        <w:rPr>
+          <w:lang w:val="es-ES"/>
+        </w:rPr>
+        <w:t xml:space="preserve"> </w:t>
+      </w:r>
+      <w:proofErr w:type="spellStart"/>
+      <w:r>
+        <w:rPr>
+          <w:lang w:val="es-ES"/>
+        </w:rPr>
+        <w:t>Distribution</w:t>
+      </w:r>
+      <w:proofErr w:type="spellEnd"/>
+      <w:r>
+        <w:rPr>
+          <w:lang w:val="es-ES"/>
+        </w:rPr>
+        <w:t xml:space="preserve"> agrupa a ambos.</w:t>
       </w:r>
     </w:p>
     <w:p>
@@ -5987,7 +8343,15 @@
         <w:ind w:left="720"/>
       </w:pPr>
       <w:r>
-        <w:t>| Aspecto           | .NET Framework         | .NET Core              |</w:t>
+        <w:t xml:space="preserve">| </w:t>
+      </w:r>
+      <w:proofErr w:type="spellStart"/>
+      <w:r>
+        <w:t>Aspecto</w:t>
+      </w:r>
+      <w:proofErr w:type="spellEnd"/>
+      <w:r>
+        <w:t xml:space="preserve">           | .NET Framework         | .NET Core              |</w:t>
       </w:r>
     </w:p>
     <w:p>
@@ -6044,8 +8408,16 @@
         <w:rPr>
           <w:lang w:val="es-ES"/>
         </w:rPr>
-        <w:t>| Estado actual     | Mantenimiento          | Activo y en evolución  |</w:t>
-      </w:r>
+        <w:t xml:space="preserve">| Estado actual     | Mantenimiento          | Activo y en </w:t>
+      </w:r>
+      <w:proofErr w:type="gramStart"/>
+      <w:r>
+        <w:rPr>
+          <w:lang w:val="es-ES"/>
+        </w:rPr>
+        <w:t>evolución  |</w:t>
+      </w:r>
+      <w:proofErr w:type="gramEnd"/>
     </w:p>
     <w:p>
       <w:pPr>
@@ -6155,14 +8527,7 @@
           <w:b/>
           <w:bCs/>
         </w:rPr>
-        <w:t>3</w:t>
-      </w:r>
-      <w:r>
-        <w:rPr>
-          <w:b/>
-          <w:bCs/>
-        </w:rPr>
-        <w:t>9 ASP.NET CORE WEB APP (RAZOR PAGES)</w:t>
+        <w:t>39 ASP.NET CORE WEB APP (RAZOR PAGES)</w:t>
       </w:r>
       <w:r>
         <w:rPr>
@@ -6196,7 +8561,21 @@
         <w:rPr>
           <w:lang w:val="es-ES"/>
         </w:rPr>
-        <w:t>La principal diferencia entre crear una aplicación con Razor Pages y una con MVC en .NET radica en su arquitectura y en cómo se manejan las solicitudes. ASP.NET Core MVC sigue el patrón tradicional de Modelo-Vista-Controlador, donde las solicitudes se enrutan a través de controladores con acciones que devuelven vistas, separando claramente las preocupaciones de modelo, vista y controlador en carpetas distintas.</w:t>
+        <w:t xml:space="preserve">La principal diferencia entre crear una aplicación con </w:t>
+      </w:r>
+      <w:proofErr w:type="spellStart"/>
+      <w:r>
+        <w:rPr>
+          <w:lang w:val="es-ES"/>
+        </w:rPr>
+        <w:t>Razor</w:t>
+      </w:r>
+      <w:proofErr w:type="spellEnd"/>
+      <w:r>
+        <w:rPr>
+          <w:lang w:val="es-ES"/>
+        </w:rPr>
+        <w:t xml:space="preserve"> Pages y una con MVC en .NET radica en su arquitectura y en cómo se manejan las solicitudes. ASP.NET Core MVC sigue el patrón tradicional de Modelo-Vista-Controlador, donde las solicitudes se enrutan a través de controladores con acciones que devuelven vistas, separando claramente las preocupaciones de modelo, vista y controlador en carpetas distintas.</w:t>
       </w:r>
     </w:p>
     <w:p>
@@ -6216,7 +8595,35 @@
         <w:rPr>
           <w:lang w:val="es-ES"/>
         </w:rPr>
-        <w:t xml:space="preserve"> En cambio, Razor Pages adopta un enfoque más sencillo y centrado en la página, donde cada página tiene su propia clase PageModel que combina la lógica de la vista y el controlador en un solo archivo, eliminando la necesidad de clases de controlador grandes y simplificando el manejo de formularios y la vinculación de datos.</w:t>
+        <w:t xml:space="preserve"> En cambio, </w:t>
+      </w:r>
+      <w:proofErr w:type="spellStart"/>
+      <w:r>
+        <w:rPr>
+          <w:lang w:val="es-ES"/>
+        </w:rPr>
+        <w:t>Razor</w:t>
+      </w:r>
+      <w:proofErr w:type="spellEnd"/>
+      <w:r>
+        <w:rPr>
+          <w:lang w:val="es-ES"/>
+        </w:rPr>
+        <w:t xml:space="preserve"> Pages adopta un enfoque más sencillo y centrado en la página, donde cada página tiene su propia clase </w:t>
+      </w:r>
+      <w:proofErr w:type="spellStart"/>
+      <w:r>
+        <w:rPr>
+          <w:lang w:val="es-ES"/>
+        </w:rPr>
+        <w:t>PageModel</w:t>
+      </w:r>
+      <w:proofErr w:type="spellEnd"/>
+      <w:r>
+        <w:rPr>
+          <w:lang w:val="es-ES"/>
+        </w:rPr>
+        <w:t xml:space="preserve"> que combina la lógica de la vista y el controlador en un solo archivo, eliminando la necesidad de clases de controlador grandes y simplificando el manejo de formularios y la vinculación de datos.</w:t>
       </w:r>
     </w:p>
     <w:p>
@@ -6236,7 +8643,63 @@
         <w:rPr>
           <w:lang w:val="es-ES"/>
         </w:rPr>
-        <w:t>El patrón de manejo de solicitudes también difiere: en MVC, las solicitudes se gestionan mediante acciones del controlador, mientras que en Razor Pages, las solicitudes se manejan directamente en el PageModel con métodos como OnGet y OnPost.</w:t>
+        <w:t xml:space="preserve">El patrón de manejo de solicitudes también difiere: en MVC, las solicitudes se gestionan mediante acciones del controlador, mientras que en </w:t>
+      </w:r>
+      <w:proofErr w:type="spellStart"/>
+      <w:r>
+        <w:rPr>
+          <w:lang w:val="es-ES"/>
+        </w:rPr>
+        <w:t>Razor</w:t>
+      </w:r>
+      <w:proofErr w:type="spellEnd"/>
+      <w:r>
+        <w:rPr>
+          <w:lang w:val="es-ES"/>
+        </w:rPr>
+        <w:t xml:space="preserve"> Pages, las solicitudes se manejan directamente en el </w:t>
+      </w:r>
+      <w:proofErr w:type="spellStart"/>
+      <w:r>
+        <w:rPr>
+          <w:lang w:val="es-ES"/>
+        </w:rPr>
+        <w:t>PageModel</w:t>
+      </w:r>
+      <w:proofErr w:type="spellEnd"/>
+      <w:r>
+        <w:rPr>
+          <w:lang w:val="es-ES"/>
+        </w:rPr>
+        <w:t xml:space="preserve"> con métodos como </w:t>
+      </w:r>
+      <w:proofErr w:type="spellStart"/>
+      <w:r>
+        <w:rPr>
+          <w:lang w:val="es-ES"/>
+        </w:rPr>
+        <w:t>OnGet</w:t>
+      </w:r>
+      <w:proofErr w:type="spellEnd"/>
+      <w:r>
+        <w:rPr>
+          <w:lang w:val="es-ES"/>
+        </w:rPr>
+        <w:t xml:space="preserve"> y </w:t>
+      </w:r>
+      <w:proofErr w:type="spellStart"/>
+      <w:r>
+        <w:rPr>
+          <w:lang w:val="es-ES"/>
+        </w:rPr>
+        <w:t>OnPost</w:t>
+      </w:r>
+      <w:proofErr w:type="spellEnd"/>
+      <w:r>
+        <w:rPr>
+          <w:lang w:val="es-ES"/>
+        </w:rPr>
+        <w:t>.</w:t>
       </w:r>
     </w:p>
     <w:p>
@@ -6256,7 +8719,28 @@
         <w:rPr>
           <w:lang w:val="es-ES"/>
         </w:rPr>
-        <w:t xml:space="preserve"> Esta estructura hace que Razor Pages sea más intuitiva para aplicaciones pequeñas a medianas, especialmente en escenarios CRUD, y ofrece una curva de aprendizaje más suave, aunque puede requerir más trabajo en aplicaciones complejas que necesitan patrones arquitectónicos avanzados.</w:t>
+        <w:t xml:space="preserve"> Esta estructura hace que </w:t>
+      </w:r>
+      <w:proofErr w:type="spellStart"/>
+      <w:r>
+        <w:rPr>
+          <w:lang w:val="es-ES"/>
+        </w:rPr>
+        <w:t>Razor</w:t>
+      </w:r>
+      <w:proofErr w:type="spellEnd"/>
+      <w:r>
+        <w:rPr>
+          <w:lang w:val="es-ES"/>
+        </w:rPr>
+        <w:t xml:space="preserve"> Pages sea más intuitiva para aplicaciones pequeñas a medianas, especialmente en escenarios CRUD, y ofrece una curva de aprendizaje </w:t>
+      </w:r>
+      <w:r>
+        <w:rPr>
+          <w:lang w:val="es-ES"/>
+        </w:rPr>
+        <w:lastRenderedPageBreak/>
+        <w:t>más suave, aunque puede requerir más trabajo en aplicaciones complejas que necesitan patrones arquitectónicos avanzados.</w:t>
       </w:r>
     </w:p>
     <w:p>
@@ -6276,8 +8760,21 @@
         <w:rPr>
           <w:lang w:val="es-ES"/>
         </w:rPr>
-        <w:lastRenderedPageBreak/>
-        <w:t>Además, Razor Pages utiliza una estructura de carpetas más simple, con cada página autónoma en la carpeta Páginas, mientras que MVC separa el código en carpetas independientes para Modelos, Vistas y Controladores.</w:t>
+        <w:t xml:space="preserve">Además, </w:t>
+      </w:r>
+      <w:proofErr w:type="spellStart"/>
+      <w:r>
+        <w:rPr>
+          <w:lang w:val="es-ES"/>
+        </w:rPr>
+        <w:t>Razor</w:t>
+      </w:r>
+      <w:proofErr w:type="spellEnd"/>
+      <w:r>
+        <w:rPr>
+          <w:lang w:val="es-ES"/>
+        </w:rPr>
+        <w:t xml:space="preserve"> Pages utiliza una estructura de carpetas más simple, con cada página autónoma en la carpeta Páginas, mientras que MVC separa el código en carpetas independientes para Modelos, Vistas y Controladores.</w:t>
       </w:r>
     </w:p>
     <w:p>
@@ -6297,7 +8794,49 @@
         <w:rPr>
           <w:lang w:val="es-ES"/>
         </w:rPr>
-        <w:t>Aunque ambos frameworks utilizan el motor de plantillas Razor para generar contenido dinámico, Razor Pages simplifica la vinculación de datos con enlace bidireccional automático y soporte integrado para validación de formularios, lo que reduce el tiempo de desarrollo en muchos casos.</w:t>
+        <w:t xml:space="preserve">Aunque ambos </w:t>
+      </w:r>
+      <w:proofErr w:type="spellStart"/>
+      <w:r>
+        <w:rPr>
+          <w:lang w:val="es-ES"/>
+        </w:rPr>
+        <w:t>frameworks</w:t>
+      </w:r>
+      <w:proofErr w:type="spellEnd"/>
+      <w:r>
+        <w:rPr>
+          <w:lang w:val="es-ES"/>
+        </w:rPr>
+        <w:t xml:space="preserve"> utilizan el motor de plantillas </w:t>
+      </w:r>
+      <w:proofErr w:type="spellStart"/>
+      <w:r>
+        <w:rPr>
+          <w:lang w:val="es-ES"/>
+        </w:rPr>
+        <w:t>Razor</w:t>
+      </w:r>
+      <w:proofErr w:type="spellEnd"/>
+      <w:r>
+        <w:rPr>
+          <w:lang w:val="es-ES"/>
+        </w:rPr>
+        <w:t xml:space="preserve"> para generar contenido dinámico, </w:t>
+      </w:r>
+      <w:proofErr w:type="spellStart"/>
+      <w:r>
+        <w:rPr>
+          <w:lang w:val="es-ES"/>
+        </w:rPr>
+        <w:t>Razor</w:t>
+      </w:r>
+      <w:proofErr w:type="spellEnd"/>
+      <w:r>
+        <w:rPr>
+          <w:lang w:val="es-ES"/>
+        </w:rPr>
+        <w:t xml:space="preserve"> Pages simplifica la vinculación de datos con enlace bidireccional automático y soporte integrado para validación de formularios, lo que reduce el tiempo de desarrollo en muchos casos.</w:t>
       </w:r>
     </w:p>
     <w:p>
@@ -6443,7 +8982,7 @@
           <w:bCs/>
           <w:lang w:val="es-ES"/>
         </w:rPr>
-        <w:t>4</w:t>
+        <w:t xml:space="preserve">41. CONFIGURACIONES EXTRA EN LA CREACION </w:t>
       </w:r>
       <w:r>
         <w:rPr>
@@ -6451,30 +8990,6 @@
           <w:bCs/>
           <w:lang w:val="es-ES"/>
         </w:rPr>
-        <w:t>1.</w:t>
-      </w:r>
-      <w:r>
-        <w:rPr>
-          <w:b/>
-          <w:bCs/>
-          <w:lang w:val="es-ES"/>
-        </w:rPr>
-        <w:t xml:space="preserve"> </w:t>
-      </w:r>
-      <w:r>
-        <w:rPr>
-          <w:b/>
-          <w:bCs/>
-          <w:lang w:val="es-ES"/>
-        </w:rPr>
-        <w:t xml:space="preserve">CONFIGURACIONES EXTRA EN LA CREACION </w:t>
-      </w:r>
-      <w:r>
-        <w:rPr>
-          <w:b/>
-          <w:bCs/>
-          <w:lang w:val="es-ES"/>
-        </w:rPr>
         <w:t>DE APIS</w:t>
       </w:r>
     </w:p>
@@ -6501,7 +9016,21 @@
         <w:rPr>
           <w:lang w:val="es-ES"/>
         </w:rPr>
-        <w:t xml:space="preserve"> Configure for HTTPS</w:t>
+        <w:t xml:space="preserve"> Configure </w:t>
+      </w:r>
+      <w:proofErr w:type="spellStart"/>
+      <w:r>
+        <w:rPr>
+          <w:lang w:val="es-ES"/>
+        </w:rPr>
+        <w:t>for</w:t>
+      </w:r>
+      <w:proofErr w:type="spellEnd"/>
+      <w:r>
+        <w:rPr>
+          <w:lang w:val="es-ES"/>
+        </w:rPr>
+        <w:t xml:space="preserve"> HTTPS</w:t>
       </w:r>
     </w:p>
     <w:p>
@@ -6596,7 +9125,6 @@
         </w:tabs>
         <w:ind w:left="720"/>
         <w:rPr>
-          <w:rFonts w:hint="eastAsia"/>
           <w:lang w:val="es-ES"/>
         </w:rPr>
       </w:pPr>
@@ -6856,8 +9384,30 @@
         <w:rPr>
           <w:lang w:val="es-ES"/>
         </w:rPr>
-        <w:t xml:space="preserve"> Enable Container Support</w:t>
-      </w:r>
+        <w:t xml:space="preserve"> </w:t>
+      </w:r>
+      <w:proofErr w:type="spellStart"/>
+      <w:r>
+        <w:rPr>
+          <w:lang w:val="es-ES"/>
+        </w:rPr>
+        <w:t>Enable</w:t>
+      </w:r>
+      <w:proofErr w:type="spellEnd"/>
+      <w:r>
+        <w:rPr>
+          <w:lang w:val="es-ES"/>
+        </w:rPr>
+        <w:t xml:space="preserve"> Container </w:t>
+      </w:r>
+      <w:proofErr w:type="spellStart"/>
+      <w:r>
+        <w:rPr>
+          <w:lang w:val="es-ES"/>
+        </w:rPr>
+        <w:t>Support</w:t>
+      </w:r>
+      <w:proofErr w:type="spellEnd"/>
     </w:p>
     <w:p>
       <w:pPr>
@@ -6928,12 +9478,14 @@
           <w:lang w:val="es-ES"/>
         </w:rPr>
       </w:pPr>
+      <w:proofErr w:type="spellStart"/>
       <w:r>
         <w:rPr>
           <w:lang w:val="es-ES"/>
         </w:rPr>
         <w:t>Dockerfile</w:t>
       </w:r>
+      <w:proofErr w:type="spellEnd"/>
     </w:p>
     <w:p>
       <w:pPr>
@@ -6947,12 +9499,22 @@
           <w:lang w:val="es-ES"/>
         </w:rPr>
       </w:pPr>
-      <w:r>
-        <w:rPr>
-          <w:lang w:val="es-ES"/>
-        </w:rPr>
-        <w:t>.dockerignore</w:t>
-      </w:r>
+      <w:proofErr w:type="gramStart"/>
+      <w:r>
+        <w:rPr>
+          <w:lang w:val="es-ES"/>
+        </w:rPr>
+        <w:t>.</w:t>
+      </w:r>
+      <w:proofErr w:type="spellStart"/>
+      <w:r>
+        <w:rPr>
+          <w:lang w:val="es-ES"/>
+        </w:rPr>
+        <w:t>dockerignore</w:t>
+      </w:r>
+      <w:proofErr w:type="spellEnd"/>
+      <w:proofErr w:type="gramEnd"/>
     </w:p>
     <w:p>
       <w:pPr>
@@ -7034,6 +9596,7 @@
         <w:rPr>
           <w:lang w:val="es-ES"/>
         </w:rPr>
+        <w:lastRenderedPageBreak/>
         <w:t>Facilita despliegues modernos</w:t>
       </w:r>
     </w:p>
@@ -7079,7 +9642,6 @@
         <w:rPr>
           <w:lang w:val="es-ES"/>
         </w:rPr>
-        <w:lastRenderedPageBreak/>
         <w:t>App normal, corre directo en tu máquina o servidor</w:t>
       </w:r>
     </w:p>
@@ -7159,12 +9721,14 @@
           <w:lang w:val="es-ES"/>
         </w:rPr>
       </w:pPr>
+      <w:proofErr w:type="spellStart"/>
       <w:r>
         <w:rPr>
           <w:lang w:val="es-ES"/>
         </w:rPr>
         <w:t>Kubernetes</w:t>
       </w:r>
+      <w:proofErr w:type="spellEnd"/>
     </w:p>
     <w:p>
       <w:pPr>
@@ -7247,7 +9811,15 @@
         <w:t>📜</w:t>
       </w:r>
       <w:r>
-        <w:t xml:space="preserve"> Enable OpenAPI Support (Swagger)</w:t>
+        <w:t xml:space="preserve"> Enable </w:t>
+      </w:r>
+      <w:proofErr w:type="spellStart"/>
+      <w:r>
+        <w:t>OpenAPI</w:t>
+      </w:r>
+      <w:proofErr w:type="spellEnd"/>
+      <w:r>
+        <w:t xml:space="preserve"> Support (Swagger)</w:t>
       </w:r>
     </w:p>
     <w:p>
@@ -7285,7 +9857,35 @@
         <w:rPr>
           <w:lang w:val="es-ES"/>
         </w:rPr>
-        <w:t>Genera automáticamente Swagger / OpenAPI, la documentación interactiva de tu API.</w:t>
+        <w:t xml:space="preserve">Genera automáticamente </w:t>
+      </w:r>
+      <w:proofErr w:type="spellStart"/>
+      <w:r>
+        <w:rPr>
+          <w:lang w:val="es-ES"/>
+        </w:rPr>
+        <w:t>Swagger</w:t>
+      </w:r>
+      <w:proofErr w:type="spellEnd"/>
+      <w:r>
+        <w:rPr>
+          <w:lang w:val="es-ES"/>
+        </w:rPr>
+        <w:t xml:space="preserve"> / </w:t>
+      </w:r>
+      <w:proofErr w:type="spellStart"/>
+      <w:r>
+        <w:rPr>
+          <w:lang w:val="es-ES"/>
+        </w:rPr>
+        <w:t>OpenAPI</w:t>
+      </w:r>
+      <w:proofErr w:type="spellEnd"/>
+      <w:r>
+        <w:rPr>
+          <w:lang w:val="es-ES"/>
+        </w:rPr>
+        <w:t>, la documentación interactiva de tu API.</w:t>
       </w:r>
     </w:p>
     <w:p>
@@ -7330,8 +9930,16 @@
         <w:rPr>
           <w:lang w:val="es-ES"/>
         </w:rPr>
-        <w:t>Tienes /swagger</w:t>
-      </w:r>
+        <w:t>Tienes /</w:t>
+      </w:r>
+      <w:proofErr w:type="spellStart"/>
+      <w:r>
+        <w:rPr>
+          <w:lang w:val="es-ES"/>
+        </w:rPr>
+        <w:t>swagger</w:t>
+      </w:r>
+      <w:proofErr w:type="spellEnd"/>
     </w:p>
     <w:p>
       <w:pPr>
@@ -7349,8 +9957,16 @@
         <w:rPr>
           <w:lang w:val="es-ES"/>
         </w:rPr>
-        <w:t>Ves endpoints</w:t>
-      </w:r>
+        <w:t xml:space="preserve">Ves </w:t>
+      </w:r>
+      <w:proofErr w:type="spellStart"/>
+      <w:r>
+        <w:rPr>
+          <w:lang w:val="es-ES"/>
+        </w:rPr>
+        <w:t>endpoints</w:t>
+      </w:r>
+      <w:proofErr w:type="spellEnd"/>
     </w:p>
     <w:p>
       <w:pPr>
@@ -7368,7 +9984,21 @@
         <w:rPr>
           <w:lang w:val="es-ES"/>
         </w:rPr>
-        <w:t>Pruebas requests desde el navegador</w:t>
+        <w:t xml:space="preserve">Pruebas </w:t>
+      </w:r>
+      <w:proofErr w:type="spellStart"/>
+      <w:r>
+        <w:rPr>
+          <w:lang w:val="es-ES"/>
+        </w:rPr>
+        <w:t>requests</w:t>
+      </w:r>
+      <w:proofErr w:type="spellEnd"/>
+      <w:r>
+        <w:rPr>
+          <w:lang w:val="es-ES"/>
+        </w:rPr>
+        <w:t xml:space="preserve"> desde el navegador</w:t>
       </w:r>
     </w:p>
     <w:p>
@@ -7451,7 +10081,21 @@
         <w:rPr>
           <w:lang w:val="es-ES"/>
         </w:rPr>
-        <w:t>Todo a mano (Postman, etc.)</w:t>
+        <w:t>Todo a mano (</w:t>
+      </w:r>
+      <w:proofErr w:type="spellStart"/>
+      <w:r>
+        <w:rPr>
+          <w:lang w:val="es-ES"/>
+        </w:rPr>
+        <w:t>Postman</w:t>
+      </w:r>
+      <w:proofErr w:type="spellEnd"/>
+      <w:r>
+        <w:rPr>
+          <w:lang w:val="es-ES"/>
+        </w:rPr>
+        <w:t>, etc.)</w:t>
       </w:r>
     </w:p>
     <w:p>
@@ -7511,11 +10155,19 @@
           <w:lang w:val="es-ES"/>
         </w:rPr>
       </w:pPr>
-      <w:r>
-        <w:rPr>
-          <w:lang w:val="es-ES"/>
-        </w:rPr>
-        <w:t>APIs públicas</w:t>
+      <w:proofErr w:type="spellStart"/>
+      <w:r>
+        <w:rPr>
+          <w:lang w:val="es-ES"/>
+        </w:rPr>
+        <w:t>APIs</w:t>
+      </w:r>
+      <w:proofErr w:type="spellEnd"/>
+      <w:r>
+        <w:rPr>
+          <w:lang w:val="es-ES"/>
+        </w:rPr>
+        <w:t xml:space="preserve"> públicas</w:t>
       </w:r>
     </w:p>
     <w:p>
@@ -7560,7 +10212,21 @@
         <w:rPr>
           <w:lang w:val="es-ES"/>
         </w:rPr>
-        <w:t xml:space="preserve"> Swagger es como tener rayos X de tu API.</w:t>
+        <w:t xml:space="preserve"> </w:t>
+      </w:r>
+      <w:proofErr w:type="spellStart"/>
+      <w:r>
+        <w:rPr>
+          <w:lang w:val="es-ES"/>
+        </w:rPr>
+        <w:t>Swagger</w:t>
+      </w:r>
+      <w:proofErr w:type="spellEnd"/>
+      <w:r>
+        <w:rPr>
+          <w:lang w:val="es-ES"/>
+        </w:rPr>
+        <w:t xml:space="preserve"> es como tener rayos X de tu API.</w:t>
       </w:r>
     </w:p>
     <w:p>
@@ -7631,7 +10297,15 @@
         <w:ind w:left="720"/>
       </w:pPr>
       <w:r>
-        <w:t>¿Qué son los Top-Level Statements?</w:t>
+        <w:t>¿</w:t>
+      </w:r>
+      <w:proofErr w:type="spellStart"/>
+      <w:r>
+        <w:t>Qué</w:t>
+      </w:r>
+      <w:proofErr w:type="spellEnd"/>
+      <w:r>
+        <w:t xml:space="preserve"> son los Top-Level Statements?</w:t>
       </w:r>
     </w:p>
     <w:p>
@@ -7650,7 +10324,43 @@
         <w:rPr>
           <w:lang w:val="es-ES"/>
         </w:rPr>
-        <w:t>Código directo en Program.cs sin Main().</w:t>
+        <w:t xml:space="preserve">Código directo en </w:t>
+      </w:r>
+      <w:proofErr w:type="spellStart"/>
+      <w:r>
+        <w:rPr>
+          <w:lang w:val="es-ES"/>
+        </w:rPr>
+        <w:t>Program.cs</w:t>
+      </w:r>
+      <w:proofErr w:type="spellEnd"/>
+      <w:r>
+        <w:rPr>
+          <w:lang w:val="es-ES"/>
+        </w:rPr>
+        <w:t xml:space="preserve"> sin </w:t>
+      </w:r>
+      <w:proofErr w:type="spellStart"/>
+      <w:proofErr w:type="gramStart"/>
+      <w:r>
+        <w:rPr>
+          <w:lang w:val="es-ES"/>
+        </w:rPr>
+        <w:t>Main</w:t>
+      </w:r>
+      <w:proofErr w:type="spellEnd"/>
+      <w:r>
+        <w:rPr>
+          <w:lang w:val="es-ES"/>
+        </w:rPr>
+        <w:t>(</w:t>
+      </w:r>
+      <w:proofErr w:type="gramEnd"/>
+      <w:r>
+        <w:rPr>
+          <w:lang w:val="es-ES"/>
+        </w:rPr>
+        <w:t>).</w:t>
       </w:r>
     </w:p>
     <w:p>
@@ -7682,7 +10392,23 @@
         <w:ind w:left="720"/>
       </w:pPr>
       <w:r>
-        <w:t>var app = WebApplication.CreateBuilder(args);</w:t>
+        <w:t xml:space="preserve">var app = </w:t>
+      </w:r>
+      <w:proofErr w:type="spellStart"/>
+      <w:r>
+        <w:t>WebApplication.CreateBuilder</w:t>
+      </w:r>
+      <w:proofErr w:type="spellEnd"/>
+      <w:r>
+        <w:t>(</w:t>
+      </w:r>
+      <w:proofErr w:type="spellStart"/>
+      <w:r>
+        <w:t>args</w:t>
+      </w:r>
+      <w:proofErr w:type="spellEnd"/>
+      <w:r>
+        <w:t>);</w:t>
       </w:r>
     </w:p>
     <w:p>
@@ -7708,7 +10434,21 @@
         <w:rPr>
           <w:lang w:val="es-ES"/>
         </w:rPr>
-        <w:t xml:space="preserve"> NO marcada (usa top-level)</w:t>
+        <w:t xml:space="preserve"> NO marcada (usa top-</w:t>
+      </w:r>
+      <w:proofErr w:type="spellStart"/>
+      <w:r>
+        <w:rPr>
+          <w:lang w:val="es-ES"/>
+        </w:rPr>
+        <w:t>level</w:t>
+      </w:r>
+      <w:proofErr w:type="spellEnd"/>
+      <w:r>
+        <w:rPr>
+          <w:lang w:val="es-ES"/>
+        </w:rPr>
+        <w:t>)</w:t>
       </w:r>
     </w:p>
     <w:p>
@@ -7746,8 +10486,16 @@
         <w:rPr>
           <w:lang w:val="es-ES"/>
         </w:rPr>
-        <w:t>Menos ceremony</w:t>
-      </w:r>
+        <w:t xml:space="preserve">Menos </w:t>
+      </w:r>
+      <w:proofErr w:type="spellStart"/>
+      <w:r>
+        <w:rPr>
+          <w:lang w:val="es-ES"/>
+        </w:rPr>
+        <w:t>ceremony</w:t>
+      </w:r>
+      <w:proofErr w:type="spellEnd"/>
     </w:p>
     <w:p>
       <w:pPr>
@@ -7825,12 +10573,42 @@
           <w:lang w:val="es-ES"/>
         </w:rPr>
       </w:pPr>
-      <w:r>
-        <w:rPr>
-          <w:lang w:val="es-ES"/>
-        </w:rPr>
-        <w:t>public class Program</w:t>
-      </w:r>
+      <w:proofErr w:type="spellStart"/>
+      <w:r>
+        <w:rPr>
+          <w:lang w:val="es-ES"/>
+        </w:rPr>
+        <w:t>public</w:t>
+      </w:r>
+      <w:proofErr w:type="spellEnd"/>
+      <w:r>
+        <w:rPr>
+          <w:lang w:val="es-ES"/>
+        </w:rPr>
+        <w:t xml:space="preserve"> </w:t>
+      </w:r>
+      <w:proofErr w:type="spellStart"/>
+      <w:r>
+        <w:rPr>
+          <w:lang w:val="es-ES"/>
+        </w:rPr>
+        <w:t>class</w:t>
+      </w:r>
+      <w:proofErr w:type="spellEnd"/>
+      <w:r>
+        <w:rPr>
+          <w:lang w:val="es-ES"/>
+        </w:rPr>
+        <w:t xml:space="preserve"> </w:t>
+      </w:r>
+      <w:proofErr w:type="spellStart"/>
+      <w:r>
+        <w:rPr>
+          <w:lang w:val="es-ES"/>
+        </w:rPr>
+        <w:t>Program</w:t>
+      </w:r>
+      <w:proofErr w:type="spellEnd"/>
     </w:p>
     <w:p>
       <w:pPr>
@@ -7848,6 +10626,7 @@
         <w:rPr>
           <w:lang w:val="es-ES"/>
         </w:rPr>
+        <w:lastRenderedPageBreak/>
         <w:t>{</w:t>
       </w:r>
     </w:p>
@@ -7861,7 +10640,23 @@
         <w:ind w:left="720"/>
       </w:pPr>
       <w:r>
-        <w:t xml:space="preserve">    public static void Main(string[] args)</w:t>
+        <w:t xml:space="preserve">    public static void Main(</w:t>
+      </w:r>
+      <w:proofErr w:type="gramStart"/>
+      <w:r>
+        <w:t>string[</w:t>
+      </w:r>
+      <w:proofErr w:type="gramEnd"/>
+      <w:r>
+        <w:t xml:space="preserve">] </w:t>
+      </w:r>
+      <w:proofErr w:type="spellStart"/>
+      <w:r>
+        <w:t>args</w:t>
+      </w:r>
+      <w:proofErr w:type="spellEnd"/>
+      <w:r>
+        <w:t>)</w:t>
       </w:r>
     </w:p>
     <w:p>
@@ -7877,7 +10672,6 @@
         </w:rPr>
       </w:pPr>
       <w:r>
-        <w:lastRenderedPageBreak/>
         <w:t xml:space="preserve">    </w:t>
       </w:r>
       <w:r>
@@ -8133,8 +10927,16 @@
         <w:rPr>
           <w:lang w:val="es-ES"/>
         </w:rPr>
-        <w:t xml:space="preserve"> Use Controllers</w:t>
-      </w:r>
+        <w:t xml:space="preserve"> Use </w:t>
+      </w:r>
+      <w:proofErr w:type="spellStart"/>
+      <w:r>
+        <w:rPr>
+          <w:lang w:val="es-ES"/>
+        </w:rPr>
+        <w:t>Controllers</w:t>
+      </w:r>
+      <w:proofErr w:type="spellEnd"/>
     </w:p>
     <w:p>
       <w:pPr>
@@ -8171,7 +10973,21 @@
         <w:rPr>
           <w:lang w:val="es-ES"/>
         </w:rPr>
-        <w:t>Define cómo expones los endpoints.</w:t>
+        <w:t xml:space="preserve">Define cómo expones los </w:t>
+      </w:r>
+      <w:proofErr w:type="spellStart"/>
+      <w:r>
+        <w:rPr>
+          <w:lang w:val="es-ES"/>
+        </w:rPr>
+        <w:t>endpoints</w:t>
+      </w:r>
+      <w:proofErr w:type="spellEnd"/>
+      <w:r>
+        <w:rPr>
+          <w:lang w:val="es-ES"/>
+        </w:rPr>
+        <w:t>.</w:t>
       </w:r>
     </w:p>
     <w:p>
@@ -8197,7 +11013,21 @@
         <w:rPr>
           <w:lang w:val="es-ES"/>
         </w:rPr>
-        <w:t xml:space="preserve"> Marcada (Controllers)</w:t>
+        <w:t xml:space="preserve"> Marcada (</w:t>
+      </w:r>
+      <w:proofErr w:type="spellStart"/>
+      <w:r>
+        <w:rPr>
+          <w:lang w:val="es-ES"/>
+        </w:rPr>
+        <w:t>Controllers</w:t>
+      </w:r>
+      <w:proofErr w:type="spellEnd"/>
+      <w:r>
+        <w:rPr>
+          <w:lang w:val="es-ES"/>
+        </w:rPr>
+        <w:t>)</w:t>
       </w:r>
     </w:p>
     <w:p>
@@ -8235,7 +11065,21 @@
         <w:rPr>
           <w:lang w:val="es-ES"/>
         </w:rPr>
-        <w:t>[ApiController]</w:t>
+        <w:t>[</w:t>
+      </w:r>
+      <w:proofErr w:type="spellStart"/>
+      <w:r>
+        <w:rPr>
+          <w:lang w:val="es-ES"/>
+        </w:rPr>
+        <w:t>ApiController</w:t>
+      </w:r>
+      <w:proofErr w:type="spellEnd"/>
+      <w:r>
+        <w:rPr>
+          <w:lang w:val="es-ES"/>
+        </w:rPr>
+        <w:t>]</w:t>
       </w:r>
     </w:p>
     <w:p>
@@ -8254,7 +11098,35 @@
         <w:rPr>
           <w:lang w:val="es-ES"/>
         </w:rPr>
-        <w:t>[Route("api/[controller]")]</w:t>
+        <w:t>[</w:t>
+      </w:r>
+      <w:proofErr w:type="spellStart"/>
+      <w:r>
+        <w:rPr>
+          <w:lang w:val="es-ES"/>
+        </w:rPr>
+        <w:t>Route</w:t>
+      </w:r>
+      <w:proofErr w:type="spellEnd"/>
+      <w:r>
+        <w:rPr>
+          <w:lang w:val="es-ES"/>
+        </w:rPr>
+        <w:t>("api/[</w:t>
+      </w:r>
+      <w:proofErr w:type="spellStart"/>
+      <w:r>
+        <w:rPr>
+          <w:lang w:val="es-ES"/>
+        </w:rPr>
+        <w:t>controller</w:t>
+      </w:r>
+      <w:proofErr w:type="spellEnd"/>
+      <w:r>
+        <w:rPr>
+          <w:lang w:val="es-ES"/>
+        </w:rPr>
+        <w:t>]")]</w:t>
       </w:r>
     </w:p>
     <w:p>
@@ -8269,12 +11141,64 @@
           <w:lang w:val="es-ES"/>
         </w:rPr>
       </w:pPr>
-      <w:r>
-        <w:rPr>
-          <w:lang w:val="es-ES"/>
-        </w:rPr>
-        <w:t>public class ProductosController : ControllerBase</w:t>
-      </w:r>
+      <w:proofErr w:type="spellStart"/>
+      <w:r>
+        <w:rPr>
+          <w:lang w:val="es-ES"/>
+        </w:rPr>
+        <w:t>public</w:t>
+      </w:r>
+      <w:proofErr w:type="spellEnd"/>
+      <w:r>
+        <w:rPr>
+          <w:lang w:val="es-ES"/>
+        </w:rPr>
+        <w:t xml:space="preserve"> </w:t>
+      </w:r>
+      <w:proofErr w:type="spellStart"/>
+      <w:r>
+        <w:rPr>
+          <w:lang w:val="es-ES"/>
+        </w:rPr>
+        <w:t>class</w:t>
+      </w:r>
+      <w:proofErr w:type="spellEnd"/>
+      <w:r>
+        <w:rPr>
+          <w:lang w:val="es-ES"/>
+        </w:rPr>
+        <w:t xml:space="preserve"> </w:t>
+      </w:r>
+      <w:proofErr w:type="spellStart"/>
+      <w:proofErr w:type="gramStart"/>
+      <w:r>
+        <w:rPr>
+          <w:lang w:val="es-ES"/>
+        </w:rPr>
+        <w:t>ProductosController</w:t>
+      </w:r>
+      <w:proofErr w:type="spellEnd"/>
+      <w:r>
+        <w:rPr>
+          <w:lang w:val="es-ES"/>
+        </w:rPr>
+        <w:t xml:space="preserve"> :</w:t>
+      </w:r>
+      <w:proofErr w:type="gramEnd"/>
+      <w:r>
+        <w:rPr>
+          <w:lang w:val="es-ES"/>
+        </w:rPr>
+        <w:t xml:space="preserve"> </w:t>
+      </w:r>
+      <w:proofErr w:type="spellStart"/>
+      <w:r>
+        <w:rPr>
+          <w:lang w:val="es-ES"/>
+        </w:rPr>
+        <w:t>ControllerBase</w:t>
+      </w:r>
+      <w:proofErr w:type="spellEnd"/>
     </w:p>
     <w:p>
       <w:pPr>
@@ -8299,7 +11223,35 @@
         <w:rPr>
           <w:lang w:val="es-ES"/>
         </w:rPr>
-        <w:t xml:space="preserve"> Desmarcada (Minimal APIs)</w:t>
+        <w:t xml:space="preserve"> Desmarcada (</w:t>
+      </w:r>
+      <w:proofErr w:type="spellStart"/>
+      <w:r>
+        <w:rPr>
+          <w:lang w:val="es-ES"/>
+        </w:rPr>
+        <w:t>Minimal</w:t>
+      </w:r>
+      <w:proofErr w:type="spellEnd"/>
+      <w:r>
+        <w:rPr>
+          <w:lang w:val="es-ES"/>
+        </w:rPr>
+        <w:t xml:space="preserve"> </w:t>
+      </w:r>
+      <w:proofErr w:type="spellStart"/>
+      <w:r>
+        <w:rPr>
+          <w:lang w:val="es-ES"/>
+        </w:rPr>
+        <w:t>APIs</w:t>
+      </w:r>
+      <w:proofErr w:type="spellEnd"/>
+      <w:r>
+        <w:rPr>
+          <w:lang w:val="es-ES"/>
+        </w:rPr>
+        <w:t>)</w:t>
       </w:r>
     </w:p>
     <w:p>
@@ -8314,11 +11266,19 @@
           <w:lang w:val="es-ES"/>
         </w:rPr>
       </w:pPr>
-      <w:r>
-        <w:rPr>
-          <w:lang w:val="es-ES"/>
-        </w:rPr>
-        <w:t>Endpoints directos:</w:t>
+      <w:proofErr w:type="spellStart"/>
+      <w:r>
+        <w:rPr>
+          <w:lang w:val="es-ES"/>
+        </w:rPr>
+        <w:t>Endpoints</w:t>
+      </w:r>
+      <w:proofErr w:type="spellEnd"/>
+      <w:r>
+        <w:rPr>
+          <w:lang w:val="es-ES"/>
+        </w:rPr>
+        <w:t xml:space="preserve"> directos:</w:t>
       </w:r>
     </w:p>
     <w:p>
@@ -8333,11 +11293,21 @@
           <w:lang w:val="es-ES"/>
         </w:rPr>
       </w:pPr>
-      <w:r>
-        <w:rPr>
-          <w:lang w:val="es-ES"/>
-        </w:rPr>
-        <w:t>app.MapGet("/productos", () =&gt; ...);</w:t>
+      <w:proofErr w:type="spellStart"/>
+      <w:proofErr w:type="gramStart"/>
+      <w:r>
+        <w:rPr>
+          <w:lang w:val="es-ES"/>
+        </w:rPr>
+        <w:t>app.MapGet</w:t>
+      </w:r>
+      <w:proofErr w:type="spellEnd"/>
+      <w:proofErr w:type="gramEnd"/>
+      <w:r>
+        <w:rPr>
+          <w:lang w:val="es-ES"/>
+        </w:rPr>
+        <w:t>("/productos", () =&gt; ...);</w:t>
       </w:r>
     </w:p>
     <w:p>
@@ -8401,15 +11371,43 @@
           <w:lang w:val="es-ES"/>
         </w:rPr>
         <w:tab/>
+      </w:r>
+      <w:proofErr w:type="spellStart"/>
+      <w:r>
+        <w:rPr>
+          <w:lang w:val="es-ES"/>
+        </w:rPr>
         <w:t>Controllers</w:t>
       </w:r>
+      <w:proofErr w:type="spellEnd"/>
       <w:r>
         <w:rPr>
           <w:lang w:val="es-ES"/>
         </w:rPr>
         <w:tab/>
-        <w:t>Minimal APIs</w:t>
-      </w:r>
+      </w:r>
+      <w:proofErr w:type="spellStart"/>
+      <w:r>
+        <w:rPr>
+          <w:lang w:val="es-ES"/>
+        </w:rPr>
+        <w:t>Minimal</w:t>
+      </w:r>
+      <w:proofErr w:type="spellEnd"/>
+      <w:r>
+        <w:rPr>
+          <w:lang w:val="es-ES"/>
+        </w:rPr>
+        <w:t xml:space="preserve"> </w:t>
+      </w:r>
+      <w:proofErr w:type="spellStart"/>
+      <w:r>
+        <w:rPr>
+          <w:lang w:val="es-ES"/>
+        </w:rPr>
+        <w:t>APIs</w:t>
+      </w:r>
+      <w:proofErr w:type="spellEnd"/>
     </w:p>
     <w:p>
       <w:pPr>
@@ -8555,6 +11553,7 @@
           <w:lang w:val="es-ES"/>
         </w:rPr>
       </w:pPr>
+      <w:proofErr w:type="gramStart"/>
       <w:r>
         <w:rPr>
           <w:lang w:val="es-ES"/>
@@ -8575,6 +11574,7 @@
         <w:tab/>
         <w:t>Menos</w:t>
       </w:r>
+      <w:proofErr w:type="gramEnd"/>
     </w:p>
     <w:p>
       <w:pPr>
@@ -8592,7 +11592,21 @@
         <w:rPr>
           <w:lang w:val="es-ES"/>
         </w:rPr>
-        <w:t>¿Cuándo usar Controllers?</w:t>
+        <w:t xml:space="preserve">¿Cuándo usar </w:t>
+      </w:r>
+      <w:proofErr w:type="spellStart"/>
+      <w:r>
+        <w:rPr>
+          <w:lang w:val="es-ES"/>
+        </w:rPr>
+        <w:t>Controllers</w:t>
+      </w:r>
+      <w:proofErr w:type="spellEnd"/>
+      <w:r>
+        <w:rPr>
+          <w:lang w:val="es-ES"/>
+        </w:rPr>
+        <w:t>?</w:t>
       </w:r>
     </w:p>
     <w:p>
@@ -8694,7 +11708,35 @@
         <w:rPr>
           <w:lang w:val="es-ES"/>
         </w:rPr>
-        <w:t>¿Cuándo Minimal APIs?</w:t>
+        <w:t xml:space="preserve">¿Cuándo </w:t>
+      </w:r>
+      <w:proofErr w:type="spellStart"/>
+      <w:r>
+        <w:rPr>
+          <w:lang w:val="es-ES"/>
+        </w:rPr>
+        <w:t>Minimal</w:t>
+      </w:r>
+      <w:proofErr w:type="spellEnd"/>
+      <w:r>
+        <w:rPr>
+          <w:lang w:val="es-ES"/>
+        </w:rPr>
+        <w:t xml:space="preserve"> </w:t>
+      </w:r>
+      <w:proofErr w:type="spellStart"/>
+      <w:r>
+        <w:rPr>
+          <w:lang w:val="es-ES"/>
+        </w:rPr>
+        <w:t>APIs</w:t>
+      </w:r>
+      <w:proofErr w:type="spellEnd"/>
+      <w:r>
+        <w:rPr>
+          <w:lang w:val="es-ES"/>
+        </w:rPr>
+        <w:t>?</w:t>
       </w:r>
     </w:p>
     <w:p>
@@ -8747,11 +11789,20 @@
           <w:lang w:val="es-ES"/>
         </w:rPr>
       </w:pPr>
-      <w:r>
-        <w:rPr>
-          <w:lang w:val="es-ES"/>
-        </w:rPr>
-        <w:t>APIs pequeñas</w:t>
+      <w:proofErr w:type="spellStart"/>
+      <w:r>
+        <w:rPr>
+          <w:lang w:val="es-ES"/>
+        </w:rPr>
+        <w:lastRenderedPageBreak/>
+        <w:t>APIs</w:t>
+      </w:r>
+      <w:proofErr w:type="spellEnd"/>
+      <w:r>
+        <w:rPr>
+          <w:lang w:val="es-ES"/>
+        </w:rPr>
+        <w:t xml:space="preserve"> pequeñas</w:t>
       </w:r>
     </w:p>
     <w:p>
@@ -8790,7 +11841,6 @@
           <w:rFonts w:ascii="Segoe UI Emoji" w:hAnsi="Segoe UI Emoji" w:cs="Segoe UI Emoji"/>
           <w:lang w:val="es-ES"/>
         </w:rPr>
-        <w:lastRenderedPageBreak/>
         <w:t>🧠</w:t>
       </w:r>
       <w:r>
@@ -8868,7 +11918,21 @@
         <w:rPr>
           <w:lang w:val="es-ES"/>
         </w:rPr>
-        <w:t xml:space="preserve"> Configure for HTTPS</w:t>
+        <w:t xml:space="preserve"> Configure </w:t>
+      </w:r>
+      <w:proofErr w:type="spellStart"/>
+      <w:r>
+        <w:rPr>
+          <w:lang w:val="es-ES"/>
+        </w:rPr>
+        <w:t>for</w:t>
+      </w:r>
+      <w:proofErr w:type="spellEnd"/>
+      <w:r>
+        <w:rPr>
+          <w:lang w:val="es-ES"/>
+        </w:rPr>
+        <w:t xml:space="preserve"> HTTPS</w:t>
       </w:r>
     </w:p>
     <w:p>
@@ -8894,8 +11958,30 @@
         <w:rPr>
           <w:lang w:val="es-ES"/>
         </w:rPr>
-        <w:t xml:space="preserve"> Enable Container Support</w:t>
-      </w:r>
+        <w:t xml:space="preserve"> </w:t>
+      </w:r>
+      <w:proofErr w:type="spellStart"/>
+      <w:r>
+        <w:rPr>
+          <w:lang w:val="es-ES"/>
+        </w:rPr>
+        <w:t>Enable</w:t>
+      </w:r>
+      <w:proofErr w:type="spellEnd"/>
+      <w:r>
+        <w:rPr>
+          <w:lang w:val="es-ES"/>
+        </w:rPr>
+        <w:t xml:space="preserve"> Container </w:t>
+      </w:r>
+      <w:proofErr w:type="spellStart"/>
+      <w:r>
+        <w:rPr>
+          <w:lang w:val="es-ES"/>
+        </w:rPr>
+        <w:t>Support</w:t>
+      </w:r>
+      <w:proofErr w:type="spellEnd"/>
     </w:p>
     <w:p>
       <w:pPr>
@@ -8920,8 +12006,44 @@
         <w:rPr>
           <w:lang w:val="es-ES"/>
         </w:rPr>
-        <w:t xml:space="preserve"> Enable OpenAPI Support</w:t>
-      </w:r>
+        <w:t xml:space="preserve"> </w:t>
+      </w:r>
+      <w:proofErr w:type="spellStart"/>
+      <w:r>
+        <w:rPr>
+          <w:lang w:val="es-ES"/>
+        </w:rPr>
+        <w:t>Enable</w:t>
+      </w:r>
+      <w:proofErr w:type="spellEnd"/>
+      <w:r>
+        <w:rPr>
+          <w:lang w:val="es-ES"/>
+        </w:rPr>
+        <w:t xml:space="preserve"> </w:t>
+      </w:r>
+      <w:proofErr w:type="spellStart"/>
+      <w:r>
+        <w:rPr>
+          <w:lang w:val="es-ES"/>
+        </w:rPr>
+        <w:t>OpenAPI</w:t>
+      </w:r>
+      <w:proofErr w:type="spellEnd"/>
+      <w:r>
+        <w:rPr>
+          <w:lang w:val="es-ES"/>
+        </w:rPr>
+        <w:t xml:space="preserve"> </w:t>
+      </w:r>
+      <w:proofErr w:type="spellStart"/>
+      <w:r>
+        <w:rPr>
+          <w:lang w:val="es-ES"/>
+        </w:rPr>
+        <w:t>Support</w:t>
+      </w:r>
+      <w:proofErr w:type="spellEnd"/>
     </w:p>
     <w:p>
       <w:pPr>
@@ -8965,8 +12087,16 @@
         <w:rPr>
           <w:lang w:val="es-ES"/>
         </w:rPr>
-        <w:t xml:space="preserve"> Use Controllers</w:t>
-      </w:r>
+        <w:t xml:space="preserve"> Use </w:t>
+      </w:r>
+      <w:proofErr w:type="spellStart"/>
+      <w:r>
+        <w:rPr>
+          <w:lang w:val="es-ES"/>
+        </w:rPr>
+        <w:t>Controllers</w:t>
+      </w:r>
+      <w:proofErr w:type="spellEnd"/>
     </w:p>
     <w:p>
       <w:pPr>
@@ -9018,12 +12148,14 @@
           <w:lang w:val="es-ES"/>
         </w:rPr>
       </w:pPr>
+      <w:proofErr w:type="spellStart"/>
       <w:r>
         <w:rPr>
           <w:lang w:val="es-ES"/>
         </w:rPr>
         <w:t>Swagger</w:t>
       </w:r>
+      <w:proofErr w:type="spellEnd"/>
     </w:p>
     <w:p>
       <w:pPr>

--- a/RespuestaTomasV2.docx
+++ b/RespuestaTomasV2.docx
@@ -156,6 +156,10 @@
     <w:p>
       <w:pPr>
         <w:pStyle w:val="Listaconvietas"/>
+        <w:tabs>
+          <w:tab w:val="clear" w:pos="360"/>
+          <w:tab w:val="num" w:pos="720"/>
+        </w:tabs>
         <w:rPr>
           <w:lang w:val="es-ES"/>
         </w:rPr>
@@ -211,6 +215,10 @@
     <w:p>
       <w:pPr>
         <w:pStyle w:val="Listaconvietas"/>
+        <w:tabs>
+          <w:tab w:val="clear" w:pos="360"/>
+          <w:tab w:val="num" w:pos="720"/>
+        </w:tabs>
         <w:rPr>
           <w:lang w:val="es-ES"/>
         </w:rPr>
@@ -292,6 +300,10 @@
     <w:p>
       <w:pPr>
         <w:pStyle w:val="Listaconvietas"/>
+        <w:tabs>
+          <w:tab w:val="clear" w:pos="360"/>
+          <w:tab w:val="num" w:pos="720"/>
+        </w:tabs>
         <w:rPr>
           <w:highlight w:val="yellow"/>
         </w:rPr>
@@ -320,6 +332,10 @@
     <w:p>
       <w:pPr>
         <w:pStyle w:val="Listaconvietas"/>
+        <w:tabs>
+          <w:tab w:val="clear" w:pos="360"/>
+          <w:tab w:val="num" w:pos="720"/>
+        </w:tabs>
         <w:rPr>
           <w:highlight w:val="yellow"/>
         </w:rPr>
@@ -348,6 +364,10 @@
     <w:p>
       <w:pPr>
         <w:pStyle w:val="Listaconvietas"/>
+        <w:tabs>
+          <w:tab w:val="clear" w:pos="360"/>
+          <w:tab w:val="num" w:pos="720"/>
+        </w:tabs>
         <w:rPr>
           <w:highlight w:val="yellow"/>
         </w:rPr>
@@ -376,6 +396,10 @@
     <w:p>
       <w:pPr>
         <w:pStyle w:val="Listaconvietas"/>
+        <w:tabs>
+          <w:tab w:val="clear" w:pos="360"/>
+          <w:tab w:val="num" w:pos="720"/>
+        </w:tabs>
         <w:rPr>
           <w:lang w:val="es-ES"/>
         </w:rPr>
@@ -423,6 +447,10 @@
     <w:p>
       <w:pPr>
         <w:pStyle w:val="Listaconvietas"/>
+        <w:tabs>
+          <w:tab w:val="clear" w:pos="360"/>
+          <w:tab w:val="num" w:pos="720"/>
+        </w:tabs>
       </w:pPr>
       <w:r>
         <w:t xml:space="preserve">A) </w:t>
@@ -439,6 +467,10 @@
     <w:p>
       <w:pPr>
         <w:pStyle w:val="Listaconvietas"/>
+        <w:tabs>
+          <w:tab w:val="clear" w:pos="360"/>
+          <w:tab w:val="num" w:pos="720"/>
+        </w:tabs>
         <w:rPr>
           <w:highlight w:val="yellow"/>
         </w:rPr>
@@ -467,6 +499,10 @@
     <w:p>
       <w:pPr>
         <w:pStyle w:val="Listaconvietas"/>
+        <w:tabs>
+          <w:tab w:val="clear" w:pos="360"/>
+          <w:tab w:val="num" w:pos="720"/>
+        </w:tabs>
         <w:rPr>
           <w:lang w:val="es-ES"/>
         </w:rPr>
@@ -501,6 +537,10 @@
     <w:p>
       <w:pPr>
         <w:pStyle w:val="Listaconvietas"/>
+        <w:tabs>
+          <w:tab w:val="clear" w:pos="360"/>
+          <w:tab w:val="num" w:pos="720"/>
+        </w:tabs>
         <w:rPr>
           <w:lang w:val="es-ES"/>
         </w:rPr>
@@ -548,6 +588,10 @@
     <w:p>
       <w:pPr>
         <w:pStyle w:val="Listaconvietas"/>
+        <w:tabs>
+          <w:tab w:val="clear" w:pos="360"/>
+          <w:tab w:val="num" w:pos="720"/>
+        </w:tabs>
       </w:pPr>
       <w:r>
         <w:t xml:space="preserve">A) </w:t>
@@ -564,6 +608,10 @@
     <w:p>
       <w:pPr>
         <w:pStyle w:val="Listaconvietas"/>
+        <w:tabs>
+          <w:tab w:val="clear" w:pos="360"/>
+          <w:tab w:val="num" w:pos="720"/>
+        </w:tabs>
       </w:pPr>
       <w:r>
         <w:t xml:space="preserve">B) </w:t>
@@ -580,6 +628,10 @@
     <w:p>
       <w:pPr>
         <w:pStyle w:val="Listaconvietas"/>
+        <w:tabs>
+          <w:tab w:val="clear" w:pos="360"/>
+          <w:tab w:val="num" w:pos="1080"/>
+        </w:tabs>
         <w:rPr>
           <w:lang w:val="es-ES"/>
         </w:rPr>
@@ -617,6 +669,10 @@
     <w:p>
       <w:pPr>
         <w:pStyle w:val="Listaconvietas"/>
+        <w:tabs>
+          <w:tab w:val="clear" w:pos="360"/>
+          <w:tab w:val="num" w:pos="1080"/>
+        </w:tabs>
       </w:pPr>
       <w:r>
         <w:t xml:space="preserve">D) </w:t>
@@ -646,6 +702,10 @@
     <w:p>
       <w:pPr>
         <w:pStyle w:val="Listaconvietas"/>
+        <w:tabs>
+          <w:tab w:val="clear" w:pos="360"/>
+          <w:tab w:val="num" w:pos="1080"/>
+        </w:tabs>
       </w:pPr>
       <w:r>
         <w:t xml:space="preserve">A) </w:t>
@@ -662,6 +722,10 @@
     <w:p>
       <w:pPr>
         <w:pStyle w:val="Listaconvietas"/>
+        <w:tabs>
+          <w:tab w:val="clear" w:pos="360"/>
+          <w:tab w:val="num" w:pos="1080"/>
+        </w:tabs>
         <w:rPr>
           <w:highlight w:val="yellow"/>
         </w:rPr>
@@ -690,6 +754,10 @@
     <w:p>
       <w:pPr>
         <w:pStyle w:val="Listaconvietas"/>
+        <w:tabs>
+          <w:tab w:val="clear" w:pos="360"/>
+          <w:tab w:val="num" w:pos="1080"/>
+        </w:tabs>
       </w:pPr>
       <w:r>
         <w:t xml:space="preserve">C) </w:t>
@@ -706,6 +774,10 @@
     <w:p>
       <w:pPr>
         <w:pStyle w:val="Listaconvietas"/>
+        <w:tabs>
+          <w:tab w:val="clear" w:pos="360"/>
+          <w:tab w:val="num" w:pos="1080"/>
+        </w:tabs>
       </w:pPr>
       <w:r>
         <w:t xml:space="preserve">D) </w:t>
@@ -788,6 +860,10 @@
     <w:p>
       <w:pPr>
         <w:pStyle w:val="Listaconvietas"/>
+        <w:tabs>
+          <w:tab w:val="clear" w:pos="360"/>
+          <w:tab w:val="num" w:pos="1080"/>
+        </w:tabs>
         <w:rPr>
           <w:lang w:val="es-ES"/>
         </w:rPr>
@@ -830,6 +906,10 @@
     <w:p>
       <w:pPr>
         <w:pStyle w:val="Listaconvietas"/>
+        <w:tabs>
+          <w:tab w:val="clear" w:pos="360"/>
+          <w:tab w:val="num" w:pos="1080"/>
+        </w:tabs>
         <w:rPr>
           <w:highlight w:val="yellow"/>
         </w:rPr>
@@ -844,6 +924,10 @@
     <w:p>
       <w:pPr>
         <w:pStyle w:val="Listaconvietas"/>
+        <w:tabs>
+          <w:tab w:val="clear" w:pos="360"/>
+          <w:tab w:val="num" w:pos="1080"/>
+        </w:tabs>
         <w:rPr>
           <w:lang w:val="es-ES"/>
         </w:rPr>
@@ -886,6 +970,10 @@
     <w:p>
       <w:pPr>
         <w:pStyle w:val="Listaconvietas"/>
+        <w:tabs>
+          <w:tab w:val="clear" w:pos="360"/>
+          <w:tab w:val="num" w:pos="1080"/>
+        </w:tabs>
         <w:rPr>
           <w:lang w:val="es-ES"/>
         </w:rPr>
@@ -933,6 +1021,10 @@
     <w:p>
       <w:pPr>
         <w:pStyle w:val="Listaconvietas"/>
+        <w:tabs>
+          <w:tab w:val="clear" w:pos="360"/>
+          <w:tab w:val="num" w:pos="1080"/>
+        </w:tabs>
         <w:rPr>
           <w:lang w:val="es-ES"/>
         </w:rPr>
@@ -961,6 +1053,10 @@
     <w:p>
       <w:pPr>
         <w:pStyle w:val="Listaconvietas"/>
+        <w:tabs>
+          <w:tab w:val="clear" w:pos="360"/>
+          <w:tab w:val="num" w:pos="1080"/>
+        </w:tabs>
       </w:pPr>
       <w:r>
         <w:t>B) object</w:t>
@@ -969,6 +1065,10 @@
     <w:p>
       <w:pPr>
         <w:pStyle w:val="Listaconvietas"/>
+        <w:tabs>
+          <w:tab w:val="clear" w:pos="360"/>
+          <w:tab w:val="num" w:pos="1080"/>
+        </w:tabs>
         <w:rPr>
           <w:highlight w:val="yellow"/>
           <w:lang w:val="es-ES"/>
@@ -1021,6 +1121,10 @@
     <w:p>
       <w:pPr>
         <w:pStyle w:val="Listaconvietas"/>
+        <w:tabs>
+          <w:tab w:val="clear" w:pos="360"/>
+          <w:tab w:val="num" w:pos="1080"/>
+        </w:tabs>
         <w:rPr>
           <w:lang w:val="es-ES"/>
         </w:rPr>
@@ -1054,6 +1158,10 @@
     <w:p>
       <w:pPr>
         <w:pStyle w:val="Listaconvietas"/>
+        <w:tabs>
+          <w:tab w:val="clear" w:pos="360"/>
+          <w:tab w:val="num" w:pos="1080"/>
+        </w:tabs>
       </w:pPr>
       <w:r>
         <w:t>A) int x = 5;</w:t>
@@ -1062,6 +1170,10 @@
     <w:p>
       <w:pPr>
         <w:pStyle w:val="Listaconvietas"/>
+        <w:tabs>
+          <w:tab w:val="clear" w:pos="360"/>
+          <w:tab w:val="num" w:pos="1080"/>
+        </w:tabs>
       </w:pPr>
       <w:r>
         <w:t>B) var x = 5;</w:t>
@@ -1070,6 +1182,10 @@
     <w:p>
       <w:pPr>
         <w:pStyle w:val="Listaconvietas"/>
+        <w:tabs>
+          <w:tab w:val="clear" w:pos="360"/>
+          <w:tab w:val="num" w:pos="1080"/>
+        </w:tabs>
         <w:rPr>
           <w:highlight w:val="yellow"/>
         </w:rPr>
@@ -1084,6 +1200,10 @@
     <w:p>
       <w:pPr>
         <w:pStyle w:val="Listaconvietas"/>
+        <w:tabs>
+          <w:tab w:val="clear" w:pos="360"/>
+          <w:tab w:val="num" w:pos="1080"/>
+        </w:tabs>
       </w:pPr>
       <w:r>
         <w:t>D) const x = 5;</w:t>
@@ -1105,6 +1225,10 @@
     <w:p>
       <w:pPr>
         <w:pStyle w:val="Listaconvietas"/>
+        <w:tabs>
+          <w:tab w:val="clear" w:pos="360"/>
+          <w:tab w:val="num" w:pos="1080"/>
+        </w:tabs>
         <w:rPr>
           <w:lang w:val="es-ES"/>
         </w:rPr>
@@ -1133,6 +1257,10 @@
     <w:p>
       <w:pPr>
         <w:pStyle w:val="Listaconvietas"/>
+        <w:tabs>
+          <w:tab w:val="clear" w:pos="360"/>
+          <w:tab w:val="num" w:pos="1080"/>
+        </w:tabs>
         <w:rPr>
           <w:highlight w:val="yellow"/>
         </w:rPr>
@@ -1147,6 +1275,10 @@
     <w:p>
       <w:pPr>
         <w:pStyle w:val="Listaconvietas"/>
+        <w:tabs>
+          <w:tab w:val="clear" w:pos="360"/>
+          <w:tab w:val="num" w:pos="1080"/>
+        </w:tabs>
       </w:pPr>
       <w:r>
         <w:t>C) var</w:t>
@@ -1155,6 +1287,10 @@
     <w:p>
       <w:pPr>
         <w:pStyle w:val="Listaconvietas"/>
+        <w:tabs>
+          <w:tab w:val="clear" w:pos="360"/>
+          <w:tab w:val="num" w:pos="1080"/>
+        </w:tabs>
         <w:rPr>
           <w:lang w:val="es-ES"/>
         </w:rPr>
@@ -1202,6 +1338,10 @@
     <w:p>
       <w:pPr>
         <w:pStyle w:val="Listaconvietas"/>
+        <w:tabs>
+          <w:tab w:val="clear" w:pos="360"/>
+          <w:tab w:val="num" w:pos="1080"/>
+        </w:tabs>
         <w:rPr>
           <w:lang w:val="es-ES"/>
         </w:rPr>
@@ -1278,6 +1418,10 @@
     <w:p>
       <w:pPr>
         <w:pStyle w:val="Listaconvietas"/>
+        <w:tabs>
+          <w:tab w:val="clear" w:pos="360"/>
+          <w:tab w:val="num" w:pos="1080"/>
+        </w:tabs>
         <w:rPr>
           <w:highlight w:val="yellow"/>
           <w:lang w:val="es-ES"/>
@@ -1381,6 +1525,10 @@
     <w:p>
       <w:pPr>
         <w:pStyle w:val="Listaconvietas"/>
+        <w:tabs>
+          <w:tab w:val="clear" w:pos="360"/>
+          <w:tab w:val="num" w:pos="1080"/>
+        </w:tabs>
         <w:rPr>
           <w:lang w:val="es-ES"/>
         </w:rPr>
@@ -1471,6 +1619,10 @@
     <w:p>
       <w:pPr>
         <w:pStyle w:val="Listaconvietas"/>
+        <w:tabs>
+          <w:tab w:val="clear" w:pos="360"/>
+          <w:tab w:val="num" w:pos="1080"/>
+        </w:tabs>
         <w:rPr>
           <w:lang w:val="es-ES"/>
         </w:rPr>
@@ -1783,6 +1935,10 @@
     <w:p>
       <w:pPr>
         <w:pStyle w:val="Listaconvietas"/>
+        <w:tabs>
+          <w:tab w:val="clear" w:pos="360"/>
+          <w:tab w:val="num" w:pos="1080"/>
+        </w:tabs>
       </w:pPr>
       <w:r>
         <w:t>A) POST</w:t>
@@ -1791,6 +1947,10 @@
     <w:p>
       <w:pPr>
         <w:pStyle w:val="Listaconvietas"/>
+        <w:tabs>
+          <w:tab w:val="clear" w:pos="360"/>
+          <w:tab w:val="num" w:pos="1080"/>
+        </w:tabs>
         <w:rPr>
           <w:highlight w:val="yellow"/>
         </w:rPr>
@@ -1805,6 +1965,10 @@
     <w:p>
       <w:pPr>
         <w:pStyle w:val="Listaconvietas"/>
+        <w:tabs>
+          <w:tab w:val="clear" w:pos="360"/>
+          <w:tab w:val="num" w:pos="1080"/>
+        </w:tabs>
       </w:pPr>
       <w:r>
         <w:t>C) PUT</w:t>
@@ -1813,6 +1977,10 @@
     <w:p>
       <w:pPr>
         <w:pStyle w:val="Listaconvietas"/>
+        <w:tabs>
+          <w:tab w:val="clear" w:pos="360"/>
+          <w:tab w:val="num" w:pos="1080"/>
+        </w:tabs>
       </w:pPr>
       <w:r>
         <w:t>D) DELETE</w:t>
@@ -1834,6 +2002,10 @@
     <w:p>
       <w:pPr>
         <w:pStyle w:val="Listaconvietas"/>
+        <w:tabs>
+          <w:tab w:val="clear" w:pos="360"/>
+          <w:tab w:val="num" w:pos="1080"/>
+        </w:tabs>
         <w:rPr>
           <w:lang w:val="es-ES"/>
         </w:rPr>
@@ -1854,6 +2026,10 @@
     <w:p>
       <w:pPr>
         <w:pStyle w:val="Listaconvietas"/>
+        <w:tabs>
+          <w:tab w:val="clear" w:pos="360"/>
+          <w:tab w:val="num" w:pos="1080"/>
+        </w:tabs>
       </w:pPr>
       <w:r>
         <w:t>B) GET</w:t>
@@ -1862,6 +2038,10 @@
     <w:p>
       <w:pPr>
         <w:pStyle w:val="Listaconvietas"/>
+        <w:tabs>
+          <w:tab w:val="clear" w:pos="360"/>
+          <w:tab w:val="num" w:pos="1080"/>
+        </w:tabs>
         <w:rPr>
           <w:highlight w:val="yellow"/>
         </w:rPr>
@@ -1876,6 +2056,10 @@
     <w:p>
       <w:pPr>
         <w:pStyle w:val="Listaconvietas"/>
+        <w:tabs>
+          <w:tab w:val="clear" w:pos="360"/>
+          <w:tab w:val="num" w:pos="1080"/>
+        </w:tabs>
         <w:rPr>
           <w:lang w:val="es-ES"/>
         </w:rPr>
@@ -1909,6 +2093,10 @@
     <w:p>
       <w:pPr>
         <w:pStyle w:val="Listaconvietas"/>
+        <w:tabs>
+          <w:tab w:val="clear" w:pos="360"/>
+          <w:tab w:val="num" w:pos="1080"/>
+        </w:tabs>
         <w:rPr>
           <w:highlight w:val="yellow"/>
         </w:rPr>
@@ -1923,6 +2111,10 @@
     <w:p>
       <w:pPr>
         <w:pStyle w:val="Listaconvietas"/>
+        <w:tabs>
+          <w:tab w:val="clear" w:pos="360"/>
+          <w:tab w:val="num" w:pos="1080"/>
+        </w:tabs>
         <w:rPr>
           <w:lang w:val="es-ES"/>
         </w:rPr>
@@ -1961,6 +2153,10 @@
     <w:p>
       <w:pPr>
         <w:pStyle w:val="Listaconvietas"/>
+        <w:tabs>
+          <w:tab w:val="clear" w:pos="360"/>
+          <w:tab w:val="num" w:pos="1080"/>
+        </w:tabs>
         <w:rPr>
           <w:lang w:val="es-ES"/>
         </w:rPr>
@@ -2007,6 +2203,10 @@
     <w:p>
       <w:pPr>
         <w:pStyle w:val="Listaconvietas"/>
+        <w:tabs>
+          <w:tab w:val="clear" w:pos="360"/>
+          <w:tab w:val="num" w:pos="1080"/>
+        </w:tabs>
         <w:rPr>
           <w:lang w:val="es-ES"/>
         </w:rPr>
@@ -2080,6 +2280,10 @@
     <w:p>
       <w:pPr>
         <w:pStyle w:val="Listaconvietas"/>
+        <w:tabs>
+          <w:tab w:val="clear" w:pos="360"/>
+          <w:tab w:val="num" w:pos="1080"/>
+        </w:tabs>
       </w:pPr>
       <w:r>
         <w:t xml:space="preserve">A) Stateless (sin </w:t>
@@ -2096,6 +2300,10 @@
     <w:p>
       <w:pPr>
         <w:pStyle w:val="Listaconvietas"/>
+        <w:tabs>
+          <w:tab w:val="clear" w:pos="360"/>
+          <w:tab w:val="num" w:pos="1080"/>
+        </w:tabs>
       </w:pPr>
       <w:r>
         <w:lastRenderedPageBreak/>
@@ -2121,6 +2329,10 @@
     <w:p>
       <w:pPr>
         <w:pStyle w:val="Listaconvietas"/>
+        <w:tabs>
+          <w:tab w:val="clear" w:pos="360"/>
+          <w:tab w:val="num" w:pos="1080"/>
+        </w:tabs>
       </w:pPr>
       <w:r>
         <w:t xml:space="preserve">C) </w:t>
@@ -2145,6 +2357,10 @@
     <w:p>
       <w:pPr>
         <w:pStyle w:val="Listaconvietas"/>
+        <w:tabs>
+          <w:tab w:val="clear" w:pos="360"/>
+          <w:tab w:val="num" w:pos="1080"/>
+        </w:tabs>
         <w:rPr>
           <w:highlight w:val="yellow"/>
           <w:lang w:val="es-ES"/>
@@ -2174,6 +2390,10 @@
     <w:p>
       <w:pPr>
         <w:pStyle w:val="Listaconvietas"/>
+        <w:tabs>
+          <w:tab w:val="clear" w:pos="360"/>
+          <w:tab w:val="num" w:pos="1080"/>
+        </w:tabs>
       </w:pPr>
       <w:r>
         <w:t>A) HTML</w:t>
@@ -2182,6 +2402,10 @@
     <w:p>
       <w:pPr>
         <w:pStyle w:val="Listaconvietas"/>
+        <w:tabs>
+          <w:tab w:val="clear" w:pos="360"/>
+          <w:tab w:val="num" w:pos="1080"/>
+        </w:tabs>
         <w:rPr>
           <w:highlight w:val="yellow"/>
         </w:rPr>
@@ -2196,6 +2420,10 @@
     <w:p>
       <w:pPr>
         <w:pStyle w:val="Listaconvietas"/>
+        <w:tabs>
+          <w:tab w:val="clear" w:pos="360"/>
+          <w:tab w:val="num" w:pos="1080"/>
+        </w:tabs>
       </w:pPr>
       <w:r>
         <w:t>C) SOAP</w:t>
@@ -2204,6 +2432,10 @@
     <w:p>
       <w:pPr>
         <w:pStyle w:val="Listaconvietas"/>
+        <w:tabs>
+          <w:tab w:val="clear" w:pos="360"/>
+          <w:tab w:val="num" w:pos="1080"/>
+        </w:tabs>
       </w:pPr>
       <w:r>
         <w:t>D) SQL</w:t>
@@ -2431,6 +2663,10 @@
     <w:p>
       <w:pPr>
         <w:pStyle w:val="Listaconvietas"/>
+        <w:tabs>
+          <w:tab w:val="clear" w:pos="360"/>
+          <w:tab w:val="num" w:pos="1080"/>
+        </w:tabs>
         <w:rPr>
           <w:lang w:val="es-ES"/>
         </w:rPr>
@@ -2445,6 +2681,10 @@
     <w:p>
       <w:pPr>
         <w:pStyle w:val="Listaconvietas"/>
+        <w:tabs>
+          <w:tab w:val="clear" w:pos="360"/>
+          <w:tab w:val="num" w:pos="1080"/>
+        </w:tabs>
         <w:rPr>
           <w:highlight w:val="yellow"/>
           <w:lang w:val="es-ES"/>
@@ -2461,6 +2701,10 @@
     <w:p>
       <w:pPr>
         <w:pStyle w:val="Listaconvietas"/>
+        <w:tabs>
+          <w:tab w:val="clear" w:pos="360"/>
+          <w:tab w:val="num" w:pos="1080"/>
+        </w:tabs>
         <w:rPr>
           <w:lang w:val="es-ES"/>
         </w:rPr>
@@ -2475,6 +2719,10 @@
     <w:p>
       <w:pPr>
         <w:pStyle w:val="Listaconvietas"/>
+        <w:tabs>
+          <w:tab w:val="clear" w:pos="360"/>
+          <w:tab w:val="num" w:pos="1080"/>
+        </w:tabs>
       </w:pPr>
       <w:r>
         <w:t xml:space="preserve">D) La </w:t>
@@ -2521,6 +2769,10 @@
     <w:p>
       <w:pPr>
         <w:pStyle w:val="Listaconvietas"/>
+        <w:tabs>
+          <w:tab w:val="clear" w:pos="360"/>
+          <w:tab w:val="num" w:pos="1080"/>
+        </w:tabs>
         <w:rPr>
           <w:lang w:val="es-ES"/>
         </w:rPr>
@@ -2535,6 +2787,10 @@
     <w:p>
       <w:pPr>
         <w:pStyle w:val="Listaconvietas"/>
+        <w:tabs>
+          <w:tab w:val="clear" w:pos="360"/>
+          <w:tab w:val="num" w:pos="1080"/>
+        </w:tabs>
         <w:rPr>
           <w:lang w:val="es-ES"/>
         </w:rPr>
@@ -2549,6 +2805,10 @@
     <w:p>
       <w:pPr>
         <w:pStyle w:val="Listaconvietas"/>
+        <w:tabs>
+          <w:tab w:val="clear" w:pos="360"/>
+          <w:tab w:val="num" w:pos="1080"/>
+        </w:tabs>
         <w:rPr>
           <w:highlight w:val="yellow"/>
           <w:lang w:val="es-ES"/>
@@ -2565,6 +2825,10 @@
     <w:p>
       <w:pPr>
         <w:pStyle w:val="Listaconvietas"/>
+        <w:tabs>
+          <w:tab w:val="clear" w:pos="360"/>
+          <w:tab w:val="num" w:pos="1080"/>
+        </w:tabs>
         <w:rPr>
           <w:lang w:val="es-ES"/>
         </w:rPr>
@@ -2604,6 +2868,10 @@
     <w:p>
       <w:pPr>
         <w:pStyle w:val="Listaconvietas"/>
+        <w:tabs>
+          <w:tab w:val="clear" w:pos="360"/>
+          <w:tab w:val="num" w:pos="1080"/>
+        </w:tabs>
         <w:rPr>
           <w:lang w:val="es-ES"/>
         </w:rPr>
@@ -2618,6 +2886,10 @@
     <w:p>
       <w:pPr>
         <w:pStyle w:val="Listaconvietas"/>
+        <w:tabs>
+          <w:tab w:val="clear" w:pos="360"/>
+          <w:tab w:val="num" w:pos="1080"/>
+        </w:tabs>
         <w:rPr>
           <w:lang w:val="es-ES"/>
         </w:rPr>
@@ -2641,6 +2913,10 @@
     <w:p>
       <w:pPr>
         <w:pStyle w:val="Listaconvietas"/>
+        <w:tabs>
+          <w:tab w:val="clear" w:pos="360"/>
+          <w:tab w:val="num" w:pos="1080"/>
+        </w:tabs>
         <w:rPr>
           <w:highlight w:val="yellow"/>
           <w:lang w:val="es-ES"/>
@@ -2657,6 +2933,10 @@
     <w:p>
       <w:pPr>
         <w:pStyle w:val="Listaconvietas"/>
+        <w:tabs>
+          <w:tab w:val="clear" w:pos="360"/>
+          <w:tab w:val="num" w:pos="1080"/>
+        </w:tabs>
         <w:rPr>
           <w:lang w:val="es-ES"/>
         </w:rPr>
@@ -2684,6 +2964,10 @@
     <w:p>
       <w:pPr>
         <w:pStyle w:val="Listaconvietas"/>
+        <w:tabs>
+          <w:tab w:val="clear" w:pos="360"/>
+          <w:tab w:val="num" w:pos="1080"/>
+        </w:tabs>
         <w:rPr>
           <w:lang w:val="es-ES"/>
         </w:rPr>
@@ -2712,6 +2996,10 @@
     <w:p>
       <w:pPr>
         <w:pStyle w:val="Listaconvietas"/>
+        <w:tabs>
+          <w:tab w:val="clear" w:pos="360"/>
+          <w:tab w:val="num" w:pos="1080"/>
+        </w:tabs>
         <w:rPr>
           <w:highlight w:val="yellow"/>
           <w:lang w:val="es-ES"/>
@@ -2728,6 +3016,10 @@
     <w:p>
       <w:pPr>
         <w:pStyle w:val="Listaconvietas"/>
+        <w:tabs>
+          <w:tab w:val="clear" w:pos="360"/>
+          <w:tab w:val="num" w:pos="1080"/>
+        </w:tabs>
         <w:rPr>
           <w:lang w:val="es-ES"/>
         </w:rPr>
@@ -2742,6 +3034,10 @@
     <w:p>
       <w:pPr>
         <w:pStyle w:val="Listaconvietas"/>
+        <w:tabs>
+          <w:tab w:val="clear" w:pos="360"/>
+          <w:tab w:val="num" w:pos="1080"/>
+        </w:tabs>
       </w:pPr>
       <w:r>
         <w:t xml:space="preserve">D) Un </w:t>
@@ -3217,63 +3513,19 @@
       <w:pPr>
         <w:rPr>
           <w:highlight w:val="yellow"/>
-          <w:lang w:val="es-ES"/>
-        </w:rPr>
-      </w:pPr>
-      <w:proofErr w:type="spellStart"/>
+        </w:rPr>
+      </w:pPr>
       <w:r>
         <w:rPr>
           <w:highlight w:val="yellow"/>
-          <w:lang w:val="es-ES"/>
-        </w:rPr>
-        <w:t>public</w:t>
-      </w:r>
-      <w:proofErr w:type="spellEnd"/>
-      <w:r>
-        <w:rPr>
-          <w:highlight w:val="yellow"/>
-          <w:lang w:val="es-ES"/>
-        </w:rPr>
-        <w:t xml:space="preserve"> </w:t>
-      </w:r>
-      <w:proofErr w:type="spellStart"/>
-      <w:r>
-        <w:rPr>
-          <w:highlight w:val="yellow"/>
-          <w:lang w:val="es-ES"/>
-        </w:rPr>
-        <w:t>static</w:t>
-      </w:r>
-      <w:proofErr w:type="spellEnd"/>
-      <w:r>
-        <w:rPr>
-          <w:highlight w:val="yellow"/>
-          <w:lang w:val="es-ES"/>
-        </w:rPr>
-        <w:t xml:space="preserve"> </w:t>
-      </w:r>
-      <w:proofErr w:type="spellStart"/>
-      <w:r>
-        <w:rPr>
-          <w:highlight w:val="yellow"/>
-          <w:lang w:val="es-ES"/>
-        </w:rPr>
-        <w:t>void</w:t>
-      </w:r>
-      <w:proofErr w:type="spellEnd"/>
-      <w:r>
-        <w:rPr>
-          <w:highlight w:val="yellow"/>
-          <w:lang w:val="es-ES"/>
-        </w:rPr>
-        <w:t xml:space="preserve"> </w:t>
+        </w:rPr>
+        <w:t xml:space="preserve">public static void </w:t>
       </w:r>
       <w:proofErr w:type="spellStart"/>
       <w:proofErr w:type="gramStart"/>
       <w:r>
         <w:rPr>
           <w:highlight w:val="yellow"/>
-          <w:lang w:val="es-ES"/>
         </w:rPr>
         <w:t>PalabraVolteada</w:t>
       </w:r>
@@ -3281,7 +3533,6 @@
       <w:r>
         <w:rPr>
           <w:highlight w:val="yellow"/>
-          <w:lang w:val="es-ES"/>
         </w:rPr>
         <w:t>(</w:t>
       </w:r>
@@ -3289,7 +3540,6 @@
       <w:r>
         <w:rPr>
           <w:highlight w:val="yellow"/>
-          <w:lang w:val="es-ES"/>
         </w:rPr>
         <w:t>)</w:t>
       </w:r>
@@ -3626,13 +3876,11 @@
       <w:pPr>
         <w:rPr>
           <w:highlight w:val="yellow"/>
-          <w:lang w:val="es-ES"/>
         </w:rPr>
       </w:pPr>
       <w:r>
         <w:rPr>
           <w:highlight w:val="yellow"/>
-          <w:lang w:val="es-ES"/>
         </w:rPr>
         <w:t xml:space="preserve">    </w:t>
       </w:r>
@@ -3640,7 +3888,6 @@
       <w:r>
         <w:rPr>
           <w:highlight w:val="yellow"/>
-          <w:lang w:val="es-ES"/>
         </w:rPr>
         <w:t>Console.WriteLine</w:t>
       </w:r>
@@ -3648,7 +3895,6 @@
       <w:r>
         <w:rPr>
           <w:highlight w:val="yellow"/>
-          <w:lang w:val="es-ES"/>
         </w:rPr>
         <w:t>(reverso);</w:t>
       </w:r>
@@ -4114,6 +4360,10 @@
     <w:p>
       <w:pPr>
         <w:pStyle w:val="Listaconvietas"/>
+        <w:tabs>
+          <w:tab w:val="clear" w:pos="360"/>
+          <w:tab w:val="num" w:pos="1080"/>
+        </w:tabs>
         <w:rPr>
           <w:highlight w:val="yellow"/>
           <w:lang w:val="es-ES"/>
@@ -4130,6 +4380,10 @@
     <w:p>
       <w:pPr>
         <w:pStyle w:val="Listaconvietas"/>
+        <w:tabs>
+          <w:tab w:val="clear" w:pos="360"/>
+          <w:tab w:val="num" w:pos="1080"/>
+        </w:tabs>
         <w:rPr>
           <w:lang w:val="es-ES"/>
         </w:rPr>
@@ -4144,6 +4398,10 @@
     <w:p>
       <w:pPr>
         <w:pStyle w:val="Listaconvietas"/>
+        <w:tabs>
+          <w:tab w:val="clear" w:pos="360"/>
+          <w:tab w:val="num" w:pos="1080"/>
+        </w:tabs>
         <w:rPr>
           <w:lang w:val="es-ES"/>
         </w:rPr>
@@ -4158,6 +4416,10 @@
     <w:p>
       <w:pPr>
         <w:pStyle w:val="Listaconvietas"/>
+        <w:tabs>
+          <w:tab w:val="clear" w:pos="360"/>
+          <w:tab w:val="num" w:pos="1080"/>
+        </w:tabs>
       </w:pPr>
       <w:r>
         <w:t xml:space="preserve">D) </w:t>
@@ -4220,6 +4482,10 @@
     <w:p>
       <w:pPr>
         <w:pStyle w:val="Listaconvietas"/>
+        <w:tabs>
+          <w:tab w:val="clear" w:pos="360"/>
+          <w:tab w:val="num" w:pos="1080"/>
+        </w:tabs>
         <w:rPr>
           <w:lang w:val="es-ES"/>
         </w:rPr>
@@ -4234,6 +4500,10 @@
     <w:p>
       <w:pPr>
         <w:pStyle w:val="Listaconvietas"/>
+        <w:tabs>
+          <w:tab w:val="clear" w:pos="360"/>
+          <w:tab w:val="num" w:pos="1080"/>
+        </w:tabs>
         <w:rPr>
           <w:highlight w:val="yellow"/>
           <w:lang w:val="es-ES"/>
@@ -4250,6 +4520,10 @@
     <w:p>
       <w:pPr>
         <w:pStyle w:val="Listaconvietas"/>
+        <w:tabs>
+          <w:tab w:val="clear" w:pos="360"/>
+          <w:tab w:val="num" w:pos="1080"/>
+        </w:tabs>
       </w:pPr>
       <w:r>
         <w:t xml:space="preserve">C) </w:t>
@@ -4279,6 +4553,10 @@
     <w:p>
       <w:pPr>
         <w:pStyle w:val="Listaconvietas"/>
+        <w:tabs>
+          <w:tab w:val="clear" w:pos="360"/>
+          <w:tab w:val="num" w:pos="1080"/>
+        </w:tabs>
         <w:rPr>
           <w:lang w:val="es-ES"/>
         </w:rPr>
@@ -4318,6 +4596,10 @@
     <w:p>
       <w:pPr>
         <w:pStyle w:val="Listaconvietas"/>
+        <w:tabs>
+          <w:tab w:val="clear" w:pos="360"/>
+          <w:tab w:val="num" w:pos="1080"/>
+        </w:tabs>
         <w:rPr>
           <w:lang w:val="es-ES"/>
         </w:rPr>
@@ -4332,6 +4614,10 @@
     <w:p>
       <w:pPr>
         <w:pStyle w:val="Listaconvietas"/>
+        <w:tabs>
+          <w:tab w:val="clear" w:pos="360"/>
+          <w:tab w:val="num" w:pos="1080"/>
+        </w:tabs>
         <w:rPr>
           <w:highlight w:val="yellow"/>
           <w:lang w:val="es-ES"/>
@@ -4348,6 +4634,10 @@
     <w:p>
       <w:pPr>
         <w:pStyle w:val="Listaconvietas"/>
+        <w:tabs>
+          <w:tab w:val="clear" w:pos="360"/>
+          <w:tab w:val="num" w:pos="1080"/>
+        </w:tabs>
         <w:rPr>
           <w:lang w:val="es-ES"/>
         </w:rPr>
@@ -4362,6 +4652,10 @@
     <w:p>
       <w:pPr>
         <w:pStyle w:val="Listaconvietas"/>
+        <w:tabs>
+          <w:tab w:val="clear" w:pos="360"/>
+          <w:tab w:val="num" w:pos="1080"/>
+        </w:tabs>
         <w:rPr>
           <w:lang w:val="es-ES"/>
         </w:rPr>
@@ -4456,6 +4750,10 @@
     <w:p>
       <w:pPr>
         <w:pStyle w:val="Listaconvietas"/>
+        <w:tabs>
+          <w:tab w:val="clear" w:pos="360"/>
+          <w:tab w:val="num" w:pos="1080"/>
+        </w:tabs>
         <w:rPr>
           <w:lang w:val="es-ES"/>
         </w:rPr>
@@ -4525,6 +4823,10 @@
     <w:p>
       <w:pPr>
         <w:pStyle w:val="Listaconvietas"/>
+        <w:tabs>
+          <w:tab w:val="clear" w:pos="360"/>
+          <w:tab w:val="num" w:pos="1080"/>
+        </w:tabs>
         <w:rPr>
           <w:lang w:val="es-ES"/>
         </w:rPr>
@@ -4587,6 +4889,10 @@
     <w:p>
       <w:pPr>
         <w:pStyle w:val="Listaconvietas"/>
+        <w:tabs>
+          <w:tab w:val="clear" w:pos="360"/>
+          <w:tab w:val="num" w:pos="1080"/>
+        </w:tabs>
         <w:rPr>
           <w:lang w:val="es-ES"/>
         </w:rPr>
@@ -4643,6 +4949,10 @@
     <w:p>
       <w:pPr>
         <w:pStyle w:val="Listaconvietas"/>
+        <w:tabs>
+          <w:tab w:val="clear" w:pos="360"/>
+          <w:tab w:val="num" w:pos="1080"/>
+        </w:tabs>
         <w:rPr>
           <w:lang w:val="es-ES"/>
         </w:rPr>
@@ -4699,6 +5009,10 @@
     <w:p>
       <w:pPr>
         <w:pStyle w:val="Listaconvietas"/>
+        <w:tabs>
+          <w:tab w:val="clear" w:pos="360"/>
+          <w:tab w:val="num" w:pos="1080"/>
+        </w:tabs>
         <w:rPr>
           <w:lang w:val="es-ES"/>
         </w:rPr>
@@ -4735,7 +5049,7 @@
         <w:pStyle w:val="Listaconvietas"/>
         <w:tabs>
           <w:tab w:val="clear" w:pos="360"/>
-          <w:tab w:val="num" w:pos="720"/>
+          <w:tab w:val="num" w:pos="1440"/>
         </w:tabs>
         <w:ind w:left="720"/>
         <w:rPr>
@@ -4863,6 +5177,10 @@
     <w:p>
       <w:pPr>
         <w:pStyle w:val="Listaconvietas"/>
+        <w:tabs>
+          <w:tab w:val="clear" w:pos="360"/>
+          <w:tab w:val="num" w:pos="1080"/>
+        </w:tabs>
         <w:rPr>
           <w:b/>
           <w:bCs/>
@@ -4937,7 +5255,7 @@
         <w:pStyle w:val="Listaconvietas"/>
         <w:tabs>
           <w:tab w:val="clear" w:pos="360"/>
-          <w:tab w:val="num" w:pos="720"/>
+          <w:tab w:val="num" w:pos="1440"/>
         </w:tabs>
         <w:ind w:left="720"/>
         <w:rPr>
@@ -4965,7 +5283,7 @@
         <w:pStyle w:val="Listaconvietas"/>
         <w:tabs>
           <w:tab w:val="clear" w:pos="360"/>
-          <w:tab w:val="num" w:pos="720"/>
+          <w:tab w:val="num" w:pos="1440"/>
         </w:tabs>
         <w:ind w:left="720"/>
         <w:rPr>
@@ -5026,7 +5344,7 @@
         <w:pStyle w:val="Listaconvietas"/>
         <w:tabs>
           <w:tab w:val="clear" w:pos="360"/>
-          <w:tab w:val="num" w:pos="1080"/>
+          <w:tab w:val="num" w:pos="1800"/>
         </w:tabs>
         <w:ind w:left="1080"/>
         <w:rPr>
@@ -5045,7 +5363,7 @@
         <w:pStyle w:val="Listaconvietas"/>
         <w:tabs>
           <w:tab w:val="clear" w:pos="360"/>
-          <w:tab w:val="num" w:pos="1080"/>
+          <w:tab w:val="num" w:pos="1800"/>
         </w:tabs>
         <w:ind w:left="1080"/>
         <w:rPr>
@@ -5064,7 +5382,7 @@
         <w:pStyle w:val="Listaconvietas"/>
         <w:tabs>
           <w:tab w:val="clear" w:pos="360"/>
-          <w:tab w:val="num" w:pos="1440"/>
+          <w:tab w:val="num" w:pos="2160"/>
         </w:tabs>
         <w:ind w:left="1440"/>
         <w:rPr>
@@ -5083,7 +5401,7 @@
         <w:pStyle w:val="Listaconvietas"/>
         <w:tabs>
           <w:tab w:val="clear" w:pos="360"/>
-          <w:tab w:val="num" w:pos="1440"/>
+          <w:tab w:val="num" w:pos="2160"/>
         </w:tabs>
         <w:ind w:left="1440"/>
         <w:rPr>
@@ -5102,7 +5420,7 @@
         <w:pStyle w:val="Listaconvietas"/>
         <w:tabs>
           <w:tab w:val="clear" w:pos="360"/>
-          <w:tab w:val="num" w:pos="1440"/>
+          <w:tab w:val="num" w:pos="2160"/>
         </w:tabs>
         <w:ind w:left="1440"/>
         <w:rPr>
@@ -5121,7 +5439,7 @@
         <w:pStyle w:val="Listaconvietas"/>
         <w:tabs>
           <w:tab w:val="clear" w:pos="360"/>
-          <w:tab w:val="num" w:pos="1080"/>
+          <w:tab w:val="num" w:pos="1800"/>
         </w:tabs>
         <w:ind w:left="1080"/>
         <w:rPr>
@@ -5153,7 +5471,7 @@
         <w:pStyle w:val="Listaconvietas"/>
         <w:tabs>
           <w:tab w:val="clear" w:pos="360"/>
-          <w:tab w:val="num" w:pos="1440"/>
+          <w:tab w:val="num" w:pos="2160"/>
         </w:tabs>
         <w:ind w:left="1440"/>
         <w:rPr>
@@ -5206,7 +5524,7 @@
         <w:pStyle w:val="Listaconvietas"/>
         <w:tabs>
           <w:tab w:val="clear" w:pos="360"/>
-          <w:tab w:val="num" w:pos="1440"/>
+          <w:tab w:val="num" w:pos="2160"/>
         </w:tabs>
         <w:ind w:left="1440"/>
         <w:rPr>
@@ -5225,7 +5543,7 @@
         <w:pStyle w:val="Listaconvietas"/>
         <w:tabs>
           <w:tab w:val="clear" w:pos="360"/>
-          <w:tab w:val="num" w:pos="1440"/>
+          <w:tab w:val="num" w:pos="2160"/>
         </w:tabs>
         <w:ind w:left="1440"/>
         <w:rPr>
@@ -5257,7 +5575,7 @@
         <w:pStyle w:val="Listaconvietas"/>
         <w:tabs>
           <w:tab w:val="clear" w:pos="360"/>
-          <w:tab w:val="num" w:pos="1440"/>
+          <w:tab w:val="num" w:pos="2160"/>
         </w:tabs>
         <w:ind w:left="1440"/>
         <w:rPr>
@@ -5310,7 +5628,7 @@
         <w:pStyle w:val="Listaconvietas"/>
         <w:tabs>
           <w:tab w:val="clear" w:pos="360"/>
-          <w:tab w:val="num" w:pos="1440"/>
+          <w:tab w:val="num" w:pos="2160"/>
         </w:tabs>
         <w:ind w:left="1440"/>
         <w:rPr>
@@ -5329,7 +5647,7 @@
         <w:pStyle w:val="Listaconvietas"/>
         <w:tabs>
           <w:tab w:val="clear" w:pos="360"/>
-          <w:tab w:val="num" w:pos="1440"/>
+          <w:tab w:val="num" w:pos="2160"/>
         </w:tabs>
         <w:ind w:left="1440"/>
         <w:rPr>
@@ -5348,7 +5666,7 @@
         <w:pStyle w:val="Listaconvietas"/>
         <w:tabs>
           <w:tab w:val="clear" w:pos="360"/>
-          <w:tab w:val="num" w:pos="1080"/>
+          <w:tab w:val="num" w:pos="1800"/>
         </w:tabs>
         <w:ind w:left="1080"/>
         <w:rPr>
@@ -5393,7 +5711,7 @@
         <w:pStyle w:val="Listaconvietas"/>
         <w:tabs>
           <w:tab w:val="clear" w:pos="360"/>
-          <w:tab w:val="num" w:pos="1440"/>
+          <w:tab w:val="num" w:pos="2160"/>
         </w:tabs>
         <w:ind w:left="1440"/>
         <w:rPr>
@@ -5595,6 +5913,10 @@
     <w:p>
       <w:pPr>
         <w:pStyle w:val="Listaconvietas"/>
+        <w:tabs>
+          <w:tab w:val="clear" w:pos="360"/>
+          <w:tab w:val="num" w:pos="1080"/>
+        </w:tabs>
         <w:rPr>
           <w:lang w:val="es-ES"/>
         </w:rPr>
@@ -5650,7 +5972,7 @@
         <w:pStyle w:val="Listaconvietas"/>
         <w:tabs>
           <w:tab w:val="clear" w:pos="360"/>
-          <w:tab w:val="num" w:pos="720"/>
+          <w:tab w:val="num" w:pos="1440"/>
         </w:tabs>
         <w:ind w:left="720"/>
         <w:rPr>
@@ -5669,7 +5991,7 @@
         <w:pStyle w:val="Listaconvietas"/>
         <w:tabs>
           <w:tab w:val="clear" w:pos="360"/>
-          <w:tab w:val="num" w:pos="1080"/>
+          <w:tab w:val="num" w:pos="1800"/>
         </w:tabs>
         <w:ind w:left="1080"/>
         <w:rPr>
@@ -5688,7 +6010,7 @@
         <w:pStyle w:val="Listaconvietas"/>
         <w:tabs>
           <w:tab w:val="clear" w:pos="360"/>
-          <w:tab w:val="num" w:pos="1080"/>
+          <w:tab w:val="num" w:pos="1800"/>
         </w:tabs>
         <w:ind w:left="1080"/>
         <w:rPr>
@@ -5707,8 +6029,157 @@
         <w:pStyle w:val="Listaconvietas"/>
         <w:tabs>
           <w:tab w:val="clear" w:pos="360"/>
+          <w:tab w:val="num" w:pos="2160"/>
+        </w:tabs>
+        <w:ind w:left="1440"/>
+        <w:rPr>
+          <w:lang w:val="es-ES"/>
+        </w:rPr>
+      </w:pPr>
+      <w:r>
+        <w:rPr>
+          <w:lang w:val="es-ES"/>
+        </w:rPr>
+        <w:t>100 Continue: El cliente puede continuar con la solicitud.</w:t>
+      </w:r>
+    </w:p>
+    <w:p>
+      <w:pPr>
+        <w:pStyle w:val="Listaconvietas"/>
+        <w:tabs>
+          <w:tab w:val="clear" w:pos="360"/>
+          <w:tab w:val="num" w:pos="2160"/>
+        </w:tabs>
+        <w:ind w:left="1440"/>
+        <w:rPr>
+          <w:lang w:val="es-ES"/>
+        </w:rPr>
+      </w:pPr>
+      <w:r>
+        <w:rPr>
+          <w:lang w:val="es-ES"/>
+        </w:rPr>
+        <w:t xml:space="preserve">101 </w:t>
+      </w:r>
+      <w:proofErr w:type="spellStart"/>
+      <w:r>
+        <w:rPr>
+          <w:lang w:val="es-ES"/>
+        </w:rPr>
+        <w:t>Switching</w:t>
+      </w:r>
+      <w:proofErr w:type="spellEnd"/>
+      <w:r>
+        <w:rPr>
+          <w:lang w:val="es-ES"/>
+        </w:rPr>
+        <w:t xml:space="preserve"> </w:t>
+      </w:r>
+      <w:proofErr w:type="spellStart"/>
+      <w:r>
+        <w:rPr>
+          <w:lang w:val="es-ES"/>
+        </w:rPr>
+        <w:t>Protocols</w:t>
+      </w:r>
+      <w:proofErr w:type="spellEnd"/>
+      <w:r>
+        <w:rPr>
+          <w:lang w:val="es-ES"/>
+        </w:rPr>
+        <w:t xml:space="preserve">: Se cambiará el protocolo, por </w:t>
+      </w:r>
+      <w:r>
+        <w:rPr>
+          <w:lang w:val="es-ES"/>
+        </w:rPr>
+        <w:t>ejemplo,</w:t>
+      </w:r>
+      <w:r>
+        <w:rPr>
+          <w:lang w:val="es-ES"/>
+        </w:rPr>
+        <w:t xml:space="preserve"> a </w:t>
+      </w:r>
+      <w:proofErr w:type="spellStart"/>
+      <w:r>
+        <w:rPr>
+          <w:lang w:val="es-ES"/>
+        </w:rPr>
+        <w:t>WebSocket</w:t>
+      </w:r>
+      <w:proofErr w:type="spellEnd"/>
+      <w:r>
+        <w:rPr>
+          <w:lang w:val="es-ES"/>
+        </w:rPr>
+        <w:t>.</w:t>
+      </w:r>
+    </w:p>
+    <w:p>
+      <w:pPr>
+        <w:pStyle w:val="Listaconvietas"/>
+        <w:tabs>
+          <w:tab w:val="clear" w:pos="360"/>
           <w:tab w:val="num" w:pos="1440"/>
         </w:tabs>
+        <w:ind w:left="720"/>
+        <w:rPr>
+          <w:lang w:val="es-ES"/>
+        </w:rPr>
+      </w:pPr>
+      <w:r>
+        <w:rPr>
+          <w:lang w:val="es-ES"/>
+        </w:rPr>
+        <w:t>2xx – Éxito</w:t>
+      </w:r>
+    </w:p>
+    <w:p>
+      <w:pPr>
+        <w:pStyle w:val="Listaconvietas"/>
+        <w:tabs>
+          <w:tab w:val="clear" w:pos="360"/>
+          <w:tab w:val="num" w:pos="1800"/>
+        </w:tabs>
+        <w:ind w:left="1080"/>
+        <w:rPr>
+          <w:lang w:val="es-ES"/>
+        </w:rPr>
+      </w:pPr>
+      <w:r>
+        <w:rPr>
+          <w:lang w:val="es-ES"/>
+        </w:rPr>
+        <w:t>La solicitud fue recibida, entendida y aceptada.</w:t>
+      </w:r>
+    </w:p>
+    <w:p>
+      <w:pPr>
+        <w:pStyle w:val="Listaconvietas"/>
+        <w:tabs>
+          <w:tab w:val="clear" w:pos="360"/>
+          <w:tab w:val="num" w:pos="1800"/>
+        </w:tabs>
+        <w:ind w:left="1080"/>
+        <w:rPr>
+          <w:lang w:val="es-ES"/>
+        </w:rPr>
+      </w:pPr>
+      <w:r>
+        <w:rPr>
+          <w:lang w:val="es-ES"/>
+        </w:rPr>
+        <w:t>Ejemplos:</w:t>
+      </w:r>
+    </w:p>
+    <w:p>
+      <w:pPr>
+        <w:pStyle w:val="Listaconvietas"/>
+        <w:tabs>
+          <w:tab w:val="clear" w:pos="360"/>
+          <w:tab w:val="num" w:pos="2160"/>
+        </w:tabs>
         <w:ind w:left="1440"/>
         <w:rPr>
           <w:lang w:val="es-ES"/>
@@ -5718,7 +6189,73 @@
         <w:rPr>
           <w:lang w:val="es-ES"/>
         </w:rPr>
-        <w:t>100 Continue: El cliente puede continuar con la solicitud.</w:t>
+        <w:t>200 OK: Todo correcto, respuesta exitosa.</w:t>
+      </w:r>
+    </w:p>
+    <w:p>
+      <w:pPr>
+        <w:pStyle w:val="Listaconvietas"/>
+        <w:tabs>
+          <w:tab w:val="clear" w:pos="360"/>
+          <w:tab w:val="num" w:pos="2160"/>
+        </w:tabs>
+        <w:ind w:left="1440"/>
+        <w:rPr>
+          <w:lang w:val="es-ES"/>
+        </w:rPr>
+      </w:pPr>
+      <w:r>
+        <w:rPr>
+          <w:lang w:val="es-ES"/>
+        </w:rPr>
+        <w:t xml:space="preserve">201 </w:t>
+      </w:r>
+      <w:proofErr w:type="spellStart"/>
+      <w:r>
+        <w:rPr>
+          <w:lang w:val="es-ES"/>
+        </w:rPr>
+        <w:t>Created</w:t>
+      </w:r>
+      <w:proofErr w:type="spellEnd"/>
+      <w:r>
+        <w:rPr>
+          <w:lang w:val="es-ES"/>
+        </w:rPr>
+        <w:t>: Se creó un recurso nuevo.</w:t>
+      </w:r>
+    </w:p>
+    <w:p>
+      <w:pPr>
+        <w:pStyle w:val="Listaconvietas"/>
+        <w:tabs>
+          <w:tab w:val="clear" w:pos="360"/>
+          <w:tab w:val="num" w:pos="2160"/>
+        </w:tabs>
+        <w:ind w:left="1440"/>
+        <w:rPr>
+          <w:lang w:val="es-ES"/>
+        </w:rPr>
+      </w:pPr>
+      <w:r>
+        <w:rPr>
+          <w:lang w:val="es-ES"/>
+        </w:rPr>
+        <w:t xml:space="preserve">204 </w:t>
+      </w:r>
+      <w:proofErr w:type="gramStart"/>
+      <w:r>
+        <w:rPr>
+          <w:lang w:val="es-ES"/>
+        </w:rPr>
+        <w:t>No</w:t>
+      </w:r>
+      <w:proofErr w:type="gramEnd"/>
+      <w:r>
+        <w:rPr>
+          <w:lang w:val="es-ES"/>
+        </w:rPr>
+        <w:t xml:space="preserve"> Content: Éxito, pero sin contenido que devolver.</w:t>
       </w:r>
     </w:p>
     <w:p>
@@ -5728,6 +6265,63 @@
           <w:tab w:val="clear" w:pos="360"/>
           <w:tab w:val="num" w:pos="1440"/>
         </w:tabs>
+        <w:ind w:left="720"/>
+        <w:rPr>
+          <w:lang w:val="es-ES"/>
+        </w:rPr>
+      </w:pPr>
+      <w:r>
+        <w:rPr>
+          <w:lang w:val="es-ES"/>
+        </w:rPr>
+        <w:t>3xx – Redirección</w:t>
+      </w:r>
+    </w:p>
+    <w:p>
+      <w:pPr>
+        <w:pStyle w:val="Listaconvietas"/>
+        <w:tabs>
+          <w:tab w:val="clear" w:pos="360"/>
+          <w:tab w:val="num" w:pos="1800"/>
+        </w:tabs>
+        <w:ind w:left="1080"/>
+        <w:rPr>
+          <w:lang w:val="es-ES"/>
+        </w:rPr>
+      </w:pPr>
+      <w:r>
+        <w:rPr>
+          <w:lang w:val="es-ES"/>
+        </w:rPr>
+        <w:t>Se necesita otra acción para completar la solicitud, generalmente ir a otra URL.</w:t>
+      </w:r>
+    </w:p>
+    <w:p>
+      <w:pPr>
+        <w:pStyle w:val="Listaconvietas"/>
+        <w:tabs>
+          <w:tab w:val="clear" w:pos="360"/>
+          <w:tab w:val="num" w:pos="1800"/>
+        </w:tabs>
+        <w:ind w:left="1080"/>
+        <w:rPr>
+          <w:lang w:val="es-ES"/>
+        </w:rPr>
+      </w:pPr>
+      <w:r>
+        <w:rPr>
+          <w:lang w:val="es-ES"/>
+        </w:rPr>
+        <w:t>Ejemplos:</w:t>
+      </w:r>
+    </w:p>
+    <w:p>
+      <w:pPr>
+        <w:pStyle w:val="Listaconvietas"/>
+        <w:tabs>
+          <w:tab w:val="clear" w:pos="360"/>
+          <w:tab w:val="num" w:pos="2160"/>
+        </w:tabs>
         <w:ind w:left="1440"/>
         <w:rPr>
           <w:lang w:val="es-ES"/>
@@ -5737,20 +6331,100 @@
         <w:rPr>
           <w:lang w:val="es-ES"/>
         </w:rPr>
-        <w:t xml:space="preserve">101 </w:t>
+        <w:t xml:space="preserve">301 </w:t>
+      </w:r>
+      <w:proofErr w:type="gramStart"/>
+      <w:r>
+        <w:rPr>
+          <w:lang w:val="es-ES"/>
+        </w:rPr>
+        <w:t>Moved</w:t>
+      </w:r>
+      <w:proofErr w:type="gramEnd"/>
+      <w:r>
+        <w:rPr>
+          <w:lang w:val="es-ES"/>
+        </w:rPr>
+        <w:t xml:space="preserve"> </w:t>
       </w:r>
       <w:proofErr w:type="spellStart"/>
       <w:r>
         <w:rPr>
           <w:lang w:val="es-ES"/>
         </w:rPr>
-        <w:t>Switching</w:t>
+        <w:t>Permanently</w:t>
       </w:r>
       <w:proofErr w:type="spellEnd"/>
       <w:r>
         <w:rPr>
           <w:lang w:val="es-ES"/>
         </w:rPr>
+        <w:t>: Redirección permanente.</w:t>
+      </w:r>
+    </w:p>
+    <w:p>
+      <w:pPr>
+        <w:pStyle w:val="Listaconvietas"/>
+        <w:tabs>
+          <w:tab w:val="clear" w:pos="360"/>
+          <w:tab w:val="num" w:pos="2160"/>
+        </w:tabs>
+        <w:ind w:left="1440"/>
+        <w:rPr>
+          <w:lang w:val="es-ES"/>
+        </w:rPr>
+      </w:pPr>
+      <w:r>
+        <w:rPr>
+          <w:lang w:val="es-ES"/>
+        </w:rPr>
+        <w:t xml:space="preserve">302 </w:t>
+      </w:r>
+      <w:proofErr w:type="spellStart"/>
+      <w:r>
+        <w:rPr>
+          <w:lang w:val="es-ES"/>
+        </w:rPr>
+        <w:t>Found</w:t>
+      </w:r>
+      <w:proofErr w:type="spellEnd"/>
+      <w:r>
+        <w:rPr>
+          <w:lang w:val="es-ES"/>
+        </w:rPr>
+        <w:t>: Redirección temporal.</w:t>
+      </w:r>
+    </w:p>
+    <w:p>
+      <w:pPr>
+        <w:pStyle w:val="Listaconvietas"/>
+        <w:tabs>
+          <w:tab w:val="clear" w:pos="360"/>
+          <w:tab w:val="num" w:pos="2160"/>
+        </w:tabs>
+        <w:ind w:left="1440"/>
+        <w:rPr>
+          <w:lang w:val="es-ES"/>
+        </w:rPr>
+      </w:pPr>
+      <w:r>
+        <w:rPr>
+          <w:lang w:val="es-ES"/>
+        </w:rPr>
+        <w:t xml:space="preserve">304 </w:t>
+      </w:r>
+      <w:proofErr w:type="spellStart"/>
+      <w:r>
+        <w:rPr>
+          <w:lang w:val="es-ES"/>
+        </w:rPr>
+        <w:t>Not</w:t>
+      </w:r>
+      <w:proofErr w:type="spellEnd"/>
+      <w:r>
+        <w:rPr>
+          <w:lang w:val="es-ES"/>
+        </w:rPr>
         <w:t xml:space="preserve"> </w:t>
       </w:r>
       <w:proofErr w:type="spellStart"/>
@@ -5758,97 +6432,14 @@
         <w:rPr>
           <w:lang w:val="es-ES"/>
         </w:rPr>
-        <w:t>Protocols</w:t>
+        <w:t>Modified</w:t>
       </w:r>
       <w:proofErr w:type="spellEnd"/>
       <w:r>
         <w:rPr>
           <w:lang w:val="es-ES"/>
         </w:rPr>
-        <w:t xml:space="preserve">: Se cambiará el protocolo, por </w:t>
-      </w:r>
-      <w:r>
-        <w:rPr>
-          <w:lang w:val="es-ES"/>
-        </w:rPr>
-        <w:t>ejemplo,</w:t>
-      </w:r>
-      <w:r>
-        <w:rPr>
-          <w:lang w:val="es-ES"/>
-        </w:rPr>
-        <w:t xml:space="preserve"> a </w:t>
-      </w:r>
-      <w:proofErr w:type="spellStart"/>
-      <w:r>
-        <w:rPr>
-          <w:lang w:val="es-ES"/>
-        </w:rPr>
-        <w:t>WebSocket</w:t>
-      </w:r>
-      <w:proofErr w:type="spellEnd"/>
-      <w:r>
-        <w:rPr>
-          <w:lang w:val="es-ES"/>
-        </w:rPr>
-        <w:t>.</w:t>
-      </w:r>
-    </w:p>
-    <w:p>
-      <w:pPr>
-        <w:pStyle w:val="Listaconvietas"/>
-        <w:tabs>
-          <w:tab w:val="clear" w:pos="360"/>
-          <w:tab w:val="num" w:pos="720"/>
-        </w:tabs>
-        <w:ind w:left="720"/>
-        <w:rPr>
-          <w:lang w:val="es-ES"/>
-        </w:rPr>
-      </w:pPr>
-      <w:r>
-        <w:rPr>
-          <w:lang w:val="es-ES"/>
-        </w:rPr>
-        <w:t>2xx – Éxito</w:t>
-      </w:r>
-    </w:p>
-    <w:p>
-      <w:pPr>
-        <w:pStyle w:val="Listaconvietas"/>
-        <w:tabs>
-          <w:tab w:val="clear" w:pos="360"/>
-          <w:tab w:val="num" w:pos="1080"/>
-        </w:tabs>
-        <w:ind w:left="1080"/>
-        <w:rPr>
-          <w:lang w:val="es-ES"/>
-        </w:rPr>
-      </w:pPr>
-      <w:r>
-        <w:rPr>
-          <w:lang w:val="es-ES"/>
-        </w:rPr>
-        <w:t>La solicitud fue recibida, entendida y aceptada.</w:t>
-      </w:r>
-    </w:p>
-    <w:p>
-      <w:pPr>
-        <w:pStyle w:val="Listaconvietas"/>
-        <w:tabs>
-          <w:tab w:val="clear" w:pos="360"/>
-          <w:tab w:val="num" w:pos="1080"/>
-        </w:tabs>
-        <w:ind w:left="1080"/>
-        <w:rPr>
-          <w:lang w:val="es-ES"/>
-        </w:rPr>
-      </w:pPr>
-      <w:r>
-        <w:rPr>
-          <w:lang w:val="es-ES"/>
-        </w:rPr>
-        <w:t>Ejemplos:</w:t>
+        <w:t>: El recurso no cambió, se puede usar la versión en caché.</w:t>
       </w:r>
     </w:p>
     <w:p>
@@ -5857,275 +6448,6 @@
         <w:tabs>
           <w:tab w:val="clear" w:pos="360"/>
           <w:tab w:val="num" w:pos="1440"/>
-        </w:tabs>
-        <w:ind w:left="1440"/>
-        <w:rPr>
-          <w:lang w:val="es-ES"/>
-        </w:rPr>
-      </w:pPr>
-      <w:r>
-        <w:rPr>
-          <w:lang w:val="es-ES"/>
-        </w:rPr>
-        <w:t>200 OK: Todo correcto, respuesta exitosa.</w:t>
-      </w:r>
-    </w:p>
-    <w:p>
-      <w:pPr>
-        <w:pStyle w:val="Listaconvietas"/>
-        <w:tabs>
-          <w:tab w:val="clear" w:pos="360"/>
-          <w:tab w:val="num" w:pos="1440"/>
-        </w:tabs>
-        <w:ind w:left="1440"/>
-        <w:rPr>
-          <w:lang w:val="es-ES"/>
-        </w:rPr>
-      </w:pPr>
-      <w:r>
-        <w:rPr>
-          <w:lang w:val="es-ES"/>
-        </w:rPr>
-        <w:t xml:space="preserve">201 </w:t>
-      </w:r>
-      <w:proofErr w:type="spellStart"/>
-      <w:r>
-        <w:rPr>
-          <w:lang w:val="es-ES"/>
-        </w:rPr>
-        <w:t>Created</w:t>
-      </w:r>
-      <w:proofErr w:type="spellEnd"/>
-      <w:r>
-        <w:rPr>
-          <w:lang w:val="es-ES"/>
-        </w:rPr>
-        <w:t>: Se creó un recurso nuevo.</w:t>
-      </w:r>
-    </w:p>
-    <w:p>
-      <w:pPr>
-        <w:pStyle w:val="Listaconvietas"/>
-        <w:tabs>
-          <w:tab w:val="clear" w:pos="360"/>
-          <w:tab w:val="num" w:pos="1440"/>
-        </w:tabs>
-        <w:ind w:left="1440"/>
-        <w:rPr>
-          <w:lang w:val="es-ES"/>
-        </w:rPr>
-      </w:pPr>
-      <w:r>
-        <w:rPr>
-          <w:lang w:val="es-ES"/>
-        </w:rPr>
-        <w:t xml:space="preserve">204 </w:t>
-      </w:r>
-      <w:proofErr w:type="gramStart"/>
-      <w:r>
-        <w:rPr>
-          <w:lang w:val="es-ES"/>
-        </w:rPr>
-        <w:t>No</w:t>
-      </w:r>
-      <w:proofErr w:type="gramEnd"/>
-      <w:r>
-        <w:rPr>
-          <w:lang w:val="es-ES"/>
-        </w:rPr>
-        <w:t xml:space="preserve"> Content: Éxito, pero sin contenido que devolver.</w:t>
-      </w:r>
-    </w:p>
-    <w:p>
-      <w:pPr>
-        <w:pStyle w:val="Listaconvietas"/>
-        <w:tabs>
-          <w:tab w:val="clear" w:pos="360"/>
-          <w:tab w:val="num" w:pos="720"/>
-        </w:tabs>
-        <w:ind w:left="720"/>
-        <w:rPr>
-          <w:lang w:val="es-ES"/>
-        </w:rPr>
-      </w:pPr>
-      <w:r>
-        <w:rPr>
-          <w:lang w:val="es-ES"/>
-        </w:rPr>
-        <w:t>3xx – Redirección</w:t>
-      </w:r>
-    </w:p>
-    <w:p>
-      <w:pPr>
-        <w:pStyle w:val="Listaconvietas"/>
-        <w:tabs>
-          <w:tab w:val="clear" w:pos="360"/>
-          <w:tab w:val="num" w:pos="1080"/>
-        </w:tabs>
-        <w:ind w:left="1080"/>
-        <w:rPr>
-          <w:lang w:val="es-ES"/>
-        </w:rPr>
-      </w:pPr>
-      <w:r>
-        <w:rPr>
-          <w:lang w:val="es-ES"/>
-        </w:rPr>
-        <w:t>Se necesita otra acción para completar la solicitud, generalmente ir a otra URL.</w:t>
-      </w:r>
-    </w:p>
-    <w:p>
-      <w:pPr>
-        <w:pStyle w:val="Listaconvietas"/>
-        <w:tabs>
-          <w:tab w:val="clear" w:pos="360"/>
-          <w:tab w:val="num" w:pos="1080"/>
-        </w:tabs>
-        <w:ind w:left="1080"/>
-        <w:rPr>
-          <w:lang w:val="es-ES"/>
-        </w:rPr>
-      </w:pPr>
-      <w:r>
-        <w:rPr>
-          <w:lang w:val="es-ES"/>
-        </w:rPr>
-        <w:t>Ejemplos:</w:t>
-      </w:r>
-    </w:p>
-    <w:p>
-      <w:pPr>
-        <w:pStyle w:val="Listaconvietas"/>
-        <w:tabs>
-          <w:tab w:val="clear" w:pos="360"/>
-          <w:tab w:val="num" w:pos="1440"/>
-        </w:tabs>
-        <w:ind w:left="1440"/>
-        <w:rPr>
-          <w:lang w:val="es-ES"/>
-        </w:rPr>
-      </w:pPr>
-      <w:r>
-        <w:rPr>
-          <w:lang w:val="es-ES"/>
-        </w:rPr>
-        <w:t xml:space="preserve">301 </w:t>
-      </w:r>
-      <w:proofErr w:type="gramStart"/>
-      <w:r>
-        <w:rPr>
-          <w:lang w:val="es-ES"/>
-        </w:rPr>
-        <w:t>Moved</w:t>
-      </w:r>
-      <w:proofErr w:type="gramEnd"/>
-      <w:r>
-        <w:rPr>
-          <w:lang w:val="es-ES"/>
-        </w:rPr>
-        <w:t xml:space="preserve"> </w:t>
-      </w:r>
-      <w:proofErr w:type="spellStart"/>
-      <w:r>
-        <w:rPr>
-          <w:lang w:val="es-ES"/>
-        </w:rPr>
-        <w:t>Permanently</w:t>
-      </w:r>
-      <w:proofErr w:type="spellEnd"/>
-      <w:r>
-        <w:rPr>
-          <w:lang w:val="es-ES"/>
-        </w:rPr>
-        <w:t>: Redirección permanente.</w:t>
-      </w:r>
-    </w:p>
-    <w:p>
-      <w:pPr>
-        <w:pStyle w:val="Listaconvietas"/>
-        <w:tabs>
-          <w:tab w:val="clear" w:pos="360"/>
-          <w:tab w:val="num" w:pos="1440"/>
-        </w:tabs>
-        <w:ind w:left="1440"/>
-        <w:rPr>
-          <w:lang w:val="es-ES"/>
-        </w:rPr>
-      </w:pPr>
-      <w:r>
-        <w:rPr>
-          <w:lang w:val="es-ES"/>
-        </w:rPr>
-        <w:t xml:space="preserve">302 </w:t>
-      </w:r>
-      <w:proofErr w:type="spellStart"/>
-      <w:r>
-        <w:rPr>
-          <w:lang w:val="es-ES"/>
-        </w:rPr>
-        <w:t>Found</w:t>
-      </w:r>
-      <w:proofErr w:type="spellEnd"/>
-      <w:r>
-        <w:rPr>
-          <w:lang w:val="es-ES"/>
-        </w:rPr>
-        <w:t>: Redirección temporal.</w:t>
-      </w:r>
-    </w:p>
-    <w:p>
-      <w:pPr>
-        <w:pStyle w:val="Listaconvietas"/>
-        <w:tabs>
-          <w:tab w:val="clear" w:pos="360"/>
-          <w:tab w:val="num" w:pos="1440"/>
-        </w:tabs>
-        <w:ind w:left="1440"/>
-        <w:rPr>
-          <w:lang w:val="es-ES"/>
-        </w:rPr>
-      </w:pPr>
-      <w:r>
-        <w:rPr>
-          <w:lang w:val="es-ES"/>
-        </w:rPr>
-        <w:t xml:space="preserve">304 </w:t>
-      </w:r>
-      <w:proofErr w:type="spellStart"/>
-      <w:r>
-        <w:rPr>
-          <w:lang w:val="es-ES"/>
-        </w:rPr>
-        <w:t>Not</w:t>
-      </w:r>
-      <w:proofErr w:type="spellEnd"/>
-      <w:r>
-        <w:rPr>
-          <w:lang w:val="es-ES"/>
-        </w:rPr>
-        <w:t xml:space="preserve"> </w:t>
-      </w:r>
-      <w:proofErr w:type="spellStart"/>
-      <w:r>
-        <w:rPr>
-          <w:lang w:val="es-ES"/>
-        </w:rPr>
-        <w:t>Modified</w:t>
-      </w:r>
-      <w:proofErr w:type="spellEnd"/>
-      <w:r>
-        <w:rPr>
-          <w:lang w:val="es-ES"/>
-        </w:rPr>
-        <w:t>: El recurso no cambió, se puede usar la versión en caché.</w:t>
-      </w:r>
-    </w:p>
-    <w:p>
-      <w:pPr>
-        <w:pStyle w:val="Listaconvietas"/>
-        <w:tabs>
-          <w:tab w:val="clear" w:pos="360"/>
-          <w:tab w:val="num" w:pos="720"/>
         </w:tabs>
         <w:ind w:left="720"/>
         <w:rPr>
@@ -6145,7 +6467,7 @@
         <w:pStyle w:val="Listaconvietas"/>
         <w:tabs>
           <w:tab w:val="clear" w:pos="360"/>
-          <w:tab w:val="num" w:pos="1080"/>
+          <w:tab w:val="num" w:pos="1800"/>
         </w:tabs>
         <w:ind w:left="1080"/>
         <w:rPr>
@@ -6164,7 +6486,7 @@
         <w:pStyle w:val="Listaconvietas"/>
         <w:tabs>
           <w:tab w:val="clear" w:pos="360"/>
-          <w:tab w:val="num" w:pos="1080"/>
+          <w:tab w:val="num" w:pos="1800"/>
         </w:tabs>
         <w:ind w:left="1080"/>
         <w:rPr>
@@ -6183,8 +6505,225 @@
         <w:pStyle w:val="Listaconvietas"/>
         <w:tabs>
           <w:tab w:val="clear" w:pos="360"/>
+          <w:tab w:val="num" w:pos="2160"/>
+        </w:tabs>
+        <w:ind w:left="1440"/>
+        <w:rPr>
+          <w:lang w:val="es-ES"/>
+        </w:rPr>
+      </w:pPr>
+      <w:r>
+        <w:rPr>
+          <w:lang w:val="es-ES"/>
+        </w:rPr>
+        <w:t xml:space="preserve">400 </w:t>
+      </w:r>
+      <w:proofErr w:type="spellStart"/>
+      <w:r>
+        <w:rPr>
+          <w:lang w:val="es-ES"/>
+        </w:rPr>
+        <w:t>Bad</w:t>
+      </w:r>
+      <w:proofErr w:type="spellEnd"/>
+      <w:r>
+        <w:rPr>
+          <w:lang w:val="es-ES"/>
+        </w:rPr>
+        <w:t xml:space="preserve"> </w:t>
+      </w:r>
+      <w:proofErr w:type="spellStart"/>
+      <w:r>
+        <w:rPr>
+          <w:lang w:val="es-ES"/>
+        </w:rPr>
+        <w:t>Request</w:t>
+      </w:r>
+      <w:proofErr w:type="spellEnd"/>
+      <w:r>
+        <w:rPr>
+          <w:lang w:val="es-ES"/>
+        </w:rPr>
+        <w:t>: Solicitud mal formada.</w:t>
+      </w:r>
+    </w:p>
+    <w:p>
+      <w:pPr>
+        <w:pStyle w:val="Listaconvietas"/>
+        <w:tabs>
+          <w:tab w:val="clear" w:pos="360"/>
+          <w:tab w:val="num" w:pos="2160"/>
+        </w:tabs>
+        <w:ind w:left="1440"/>
+        <w:rPr>
+          <w:lang w:val="es-ES"/>
+        </w:rPr>
+      </w:pPr>
+      <w:r>
+        <w:rPr>
+          <w:lang w:val="es-ES"/>
+        </w:rPr>
+        <w:t xml:space="preserve">401 </w:t>
+      </w:r>
+      <w:proofErr w:type="spellStart"/>
+      <w:r>
+        <w:rPr>
+          <w:lang w:val="es-ES"/>
+        </w:rPr>
+        <w:t>Unauthorized</w:t>
+      </w:r>
+      <w:proofErr w:type="spellEnd"/>
+      <w:r>
+        <w:rPr>
+          <w:lang w:val="es-ES"/>
+        </w:rPr>
+        <w:t>: Falta autenticación.</w:t>
+      </w:r>
+    </w:p>
+    <w:p>
+      <w:pPr>
+        <w:pStyle w:val="Listaconvietas"/>
+        <w:tabs>
+          <w:tab w:val="clear" w:pos="360"/>
+          <w:tab w:val="num" w:pos="2160"/>
+        </w:tabs>
+        <w:ind w:left="1440"/>
+        <w:rPr>
+          <w:lang w:val="es-ES"/>
+        </w:rPr>
+      </w:pPr>
+      <w:r>
+        <w:rPr>
+          <w:lang w:val="es-ES"/>
+        </w:rPr>
+        <w:t xml:space="preserve">403 </w:t>
+      </w:r>
+      <w:proofErr w:type="spellStart"/>
+      <w:r>
+        <w:rPr>
+          <w:lang w:val="es-ES"/>
+        </w:rPr>
+        <w:t>Forbidden</w:t>
+      </w:r>
+      <w:proofErr w:type="spellEnd"/>
+      <w:r>
+        <w:rPr>
+          <w:lang w:val="es-ES"/>
+        </w:rPr>
+        <w:t>: No tienes permisos.</w:t>
+      </w:r>
+    </w:p>
+    <w:p>
+      <w:pPr>
+        <w:pStyle w:val="Listaconvietas"/>
+        <w:tabs>
+          <w:tab w:val="clear" w:pos="360"/>
+          <w:tab w:val="num" w:pos="2160"/>
+        </w:tabs>
+        <w:ind w:left="1440"/>
+        <w:rPr>
+          <w:lang w:val="es-ES"/>
+        </w:rPr>
+      </w:pPr>
+      <w:r>
+        <w:rPr>
+          <w:lang w:val="es-ES"/>
+        </w:rPr>
+        <w:t xml:space="preserve">404 </w:t>
+      </w:r>
+      <w:proofErr w:type="spellStart"/>
+      <w:r>
+        <w:rPr>
+          <w:lang w:val="es-ES"/>
+        </w:rPr>
+        <w:t>Not</w:t>
+      </w:r>
+      <w:proofErr w:type="spellEnd"/>
+      <w:r>
+        <w:rPr>
+          <w:lang w:val="es-ES"/>
+        </w:rPr>
+        <w:t xml:space="preserve"> </w:t>
+      </w:r>
+      <w:proofErr w:type="spellStart"/>
+      <w:r>
+        <w:rPr>
+          <w:lang w:val="es-ES"/>
+        </w:rPr>
+        <w:t>Found</w:t>
+      </w:r>
+      <w:proofErr w:type="spellEnd"/>
+      <w:r>
+        <w:rPr>
+          <w:lang w:val="es-ES"/>
+        </w:rPr>
+        <w:t>: Recurso no encontrado.</w:t>
+      </w:r>
+    </w:p>
+    <w:p>
+      <w:pPr>
+        <w:pStyle w:val="Listaconvietas"/>
+        <w:tabs>
+          <w:tab w:val="clear" w:pos="360"/>
           <w:tab w:val="num" w:pos="1440"/>
         </w:tabs>
+        <w:ind w:left="720"/>
+        <w:rPr>
+          <w:lang w:val="es-ES"/>
+        </w:rPr>
+      </w:pPr>
+      <w:r>
+        <w:rPr>
+          <w:lang w:val="es-ES"/>
+        </w:rPr>
+        <w:t>5xx – Errores del servidor</w:t>
+      </w:r>
+    </w:p>
+    <w:p>
+      <w:pPr>
+        <w:pStyle w:val="Listaconvietas"/>
+        <w:tabs>
+          <w:tab w:val="clear" w:pos="360"/>
+          <w:tab w:val="num" w:pos="1800"/>
+        </w:tabs>
+        <w:ind w:left="1080"/>
+        <w:rPr>
+          <w:lang w:val="es-ES"/>
+        </w:rPr>
+      </w:pPr>
+      <w:r>
+        <w:rPr>
+          <w:lang w:val="es-ES"/>
+        </w:rPr>
+        <w:t>La solicitud es válida, pero el servidor falla al procesarla.</w:t>
+      </w:r>
+    </w:p>
+    <w:p>
+      <w:pPr>
+        <w:pStyle w:val="Listaconvietas"/>
+        <w:tabs>
+          <w:tab w:val="clear" w:pos="360"/>
+          <w:tab w:val="num" w:pos="1800"/>
+        </w:tabs>
+        <w:ind w:left="1080"/>
+        <w:rPr>
+          <w:lang w:val="es-ES"/>
+        </w:rPr>
+      </w:pPr>
+      <w:r>
+        <w:rPr>
+          <w:lang w:val="es-ES"/>
+        </w:rPr>
+        <w:t>Ejemplos:</w:t>
+      </w:r>
+    </w:p>
+    <w:p>
+      <w:pPr>
+        <w:pStyle w:val="Listaconvietas"/>
+        <w:tabs>
+          <w:tab w:val="clear" w:pos="360"/>
+          <w:tab w:val="num" w:pos="2160"/>
+        </w:tabs>
         <w:ind w:left="1440"/>
         <w:rPr>
           <w:lang w:val="es-ES"/>
@@ -6194,13 +6733,46 @@
         <w:rPr>
           <w:lang w:val="es-ES"/>
         </w:rPr>
-        <w:t xml:space="preserve">400 </w:t>
+        <w:t xml:space="preserve">500 </w:t>
       </w:r>
       <w:proofErr w:type="spellStart"/>
       <w:r>
         <w:rPr>
           <w:lang w:val="es-ES"/>
         </w:rPr>
+        <w:t>Internal</w:t>
+      </w:r>
+      <w:proofErr w:type="spellEnd"/>
+      <w:r>
+        <w:rPr>
+          <w:lang w:val="es-ES"/>
+        </w:rPr>
+        <w:t xml:space="preserve"> Server Error: Error genérico del servidor.</w:t>
+      </w:r>
+    </w:p>
+    <w:p>
+      <w:pPr>
+        <w:pStyle w:val="Listaconvietas"/>
+        <w:tabs>
+          <w:tab w:val="clear" w:pos="360"/>
+          <w:tab w:val="num" w:pos="2160"/>
+        </w:tabs>
+        <w:ind w:left="1440"/>
+        <w:rPr>
+          <w:lang w:val="es-ES"/>
+        </w:rPr>
+      </w:pPr>
+      <w:r>
+        <w:rPr>
+          <w:lang w:val="es-ES"/>
+        </w:rPr>
+        <w:t xml:space="preserve">502 </w:t>
+      </w:r>
+      <w:proofErr w:type="spellStart"/>
+      <w:r>
+        <w:rPr>
+          <w:lang w:val="es-ES"/>
+        </w:rPr>
         <w:t>Bad</w:t>
       </w:r>
       <w:proofErr w:type="spellEnd"/>
@@ -6208,256 +6780,6 @@
         <w:rPr>
           <w:lang w:val="es-ES"/>
         </w:rPr>
-        <w:t xml:space="preserve"> </w:t>
-      </w:r>
-      <w:proofErr w:type="spellStart"/>
-      <w:r>
-        <w:rPr>
-          <w:lang w:val="es-ES"/>
-        </w:rPr>
-        <w:t>Request</w:t>
-      </w:r>
-      <w:proofErr w:type="spellEnd"/>
-      <w:r>
-        <w:rPr>
-          <w:lang w:val="es-ES"/>
-        </w:rPr>
-        <w:t>: Solicitud mal formada.</w:t>
-      </w:r>
-    </w:p>
-    <w:p>
-      <w:pPr>
-        <w:pStyle w:val="Listaconvietas"/>
-        <w:tabs>
-          <w:tab w:val="clear" w:pos="360"/>
-          <w:tab w:val="num" w:pos="1440"/>
-        </w:tabs>
-        <w:ind w:left="1440"/>
-        <w:rPr>
-          <w:lang w:val="es-ES"/>
-        </w:rPr>
-      </w:pPr>
-      <w:r>
-        <w:rPr>
-          <w:lang w:val="es-ES"/>
-        </w:rPr>
-        <w:t xml:space="preserve">401 </w:t>
-      </w:r>
-      <w:proofErr w:type="spellStart"/>
-      <w:r>
-        <w:rPr>
-          <w:lang w:val="es-ES"/>
-        </w:rPr>
-        <w:t>Unauthorized</w:t>
-      </w:r>
-      <w:proofErr w:type="spellEnd"/>
-      <w:r>
-        <w:rPr>
-          <w:lang w:val="es-ES"/>
-        </w:rPr>
-        <w:t>: Falta autenticación.</w:t>
-      </w:r>
-    </w:p>
-    <w:p>
-      <w:pPr>
-        <w:pStyle w:val="Listaconvietas"/>
-        <w:tabs>
-          <w:tab w:val="clear" w:pos="360"/>
-          <w:tab w:val="num" w:pos="1440"/>
-        </w:tabs>
-        <w:ind w:left="1440"/>
-        <w:rPr>
-          <w:lang w:val="es-ES"/>
-        </w:rPr>
-      </w:pPr>
-      <w:r>
-        <w:rPr>
-          <w:lang w:val="es-ES"/>
-        </w:rPr>
-        <w:t xml:space="preserve">403 </w:t>
-      </w:r>
-      <w:proofErr w:type="spellStart"/>
-      <w:r>
-        <w:rPr>
-          <w:lang w:val="es-ES"/>
-        </w:rPr>
-        <w:t>Forbidden</w:t>
-      </w:r>
-      <w:proofErr w:type="spellEnd"/>
-      <w:r>
-        <w:rPr>
-          <w:lang w:val="es-ES"/>
-        </w:rPr>
-        <w:t>: No tienes permisos.</w:t>
-      </w:r>
-    </w:p>
-    <w:p>
-      <w:pPr>
-        <w:pStyle w:val="Listaconvietas"/>
-        <w:tabs>
-          <w:tab w:val="clear" w:pos="360"/>
-          <w:tab w:val="num" w:pos="1440"/>
-        </w:tabs>
-        <w:ind w:left="1440"/>
-        <w:rPr>
-          <w:lang w:val="es-ES"/>
-        </w:rPr>
-      </w:pPr>
-      <w:r>
-        <w:rPr>
-          <w:lang w:val="es-ES"/>
-        </w:rPr>
-        <w:t xml:space="preserve">404 </w:t>
-      </w:r>
-      <w:proofErr w:type="spellStart"/>
-      <w:r>
-        <w:rPr>
-          <w:lang w:val="es-ES"/>
-        </w:rPr>
-        <w:t>Not</w:t>
-      </w:r>
-      <w:proofErr w:type="spellEnd"/>
-      <w:r>
-        <w:rPr>
-          <w:lang w:val="es-ES"/>
-        </w:rPr>
-        <w:t xml:space="preserve"> </w:t>
-      </w:r>
-      <w:proofErr w:type="spellStart"/>
-      <w:r>
-        <w:rPr>
-          <w:lang w:val="es-ES"/>
-        </w:rPr>
-        <w:t>Found</w:t>
-      </w:r>
-      <w:proofErr w:type="spellEnd"/>
-      <w:r>
-        <w:rPr>
-          <w:lang w:val="es-ES"/>
-        </w:rPr>
-        <w:t>: Recurso no encontrado.</w:t>
-      </w:r>
-    </w:p>
-    <w:p>
-      <w:pPr>
-        <w:pStyle w:val="Listaconvietas"/>
-        <w:tabs>
-          <w:tab w:val="clear" w:pos="360"/>
-          <w:tab w:val="num" w:pos="720"/>
-        </w:tabs>
-        <w:ind w:left="720"/>
-        <w:rPr>
-          <w:lang w:val="es-ES"/>
-        </w:rPr>
-      </w:pPr>
-      <w:r>
-        <w:rPr>
-          <w:lang w:val="es-ES"/>
-        </w:rPr>
-        <w:t>5xx – Errores del servidor</w:t>
-      </w:r>
-    </w:p>
-    <w:p>
-      <w:pPr>
-        <w:pStyle w:val="Listaconvietas"/>
-        <w:tabs>
-          <w:tab w:val="clear" w:pos="360"/>
-          <w:tab w:val="num" w:pos="1080"/>
-        </w:tabs>
-        <w:ind w:left="1080"/>
-        <w:rPr>
-          <w:lang w:val="es-ES"/>
-        </w:rPr>
-      </w:pPr>
-      <w:r>
-        <w:rPr>
-          <w:lang w:val="es-ES"/>
-        </w:rPr>
-        <w:t>La solicitud es válida, pero el servidor falla al procesarla.</w:t>
-      </w:r>
-    </w:p>
-    <w:p>
-      <w:pPr>
-        <w:pStyle w:val="Listaconvietas"/>
-        <w:tabs>
-          <w:tab w:val="clear" w:pos="360"/>
-          <w:tab w:val="num" w:pos="1080"/>
-        </w:tabs>
-        <w:ind w:left="1080"/>
-        <w:rPr>
-          <w:lang w:val="es-ES"/>
-        </w:rPr>
-      </w:pPr>
-      <w:r>
-        <w:rPr>
-          <w:lang w:val="es-ES"/>
-        </w:rPr>
-        <w:t>Ejemplos:</w:t>
-      </w:r>
-    </w:p>
-    <w:p>
-      <w:pPr>
-        <w:pStyle w:val="Listaconvietas"/>
-        <w:tabs>
-          <w:tab w:val="clear" w:pos="360"/>
-          <w:tab w:val="num" w:pos="1440"/>
-        </w:tabs>
-        <w:ind w:left="1440"/>
-        <w:rPr>
-          <w:lang w:val="es-ES"/>
-        </w:rPr>
-      </w:pPr>
-      <w:r>
-        <w:rPr>
-          <w:lang w:val="es-ES"/>
-        </w:rPr>
-        <w:t xml:space="preserve">500 </w:t>
-      </w:r>
-      <w:proofErr w:type="spellStart"/>
-      <w:r>
-        <w:rPr>
-          <w:lang w:val="es-ES"/>
-        </w:rPr>
-        <w:t>Internal</w:t>
-      </w:r>
-      <w:proofErr w:type="spellEnd"/>
-      <w:r>
-        <w:rPr>
-          <w:lang w:val="es-ES"/>
-        </w:rPr>
-        <w:t xml:space="preserve"> Server Error: Error genérico del servidor.</w:t>
-      </w:r>
-    </w:p>
-    <w:p>
-      <w:pPr>
-        <w:pStyle w:val="Listaconvietas"/>
-        <w:tabs>
-          <w:tab w:val="clear" w:pos="360"/>
-          <w:tab w:val="num" w:pos="1440"/>
-        </w:tabs>
-        <w:ind w:left="1440"/>
-        <w:rPr>
-          <w:lang w:val="es-ES"/>
-        </w:rPr>
-      </w:pPr>
-      <w:r>
-        <w:rPr>
-          <w:lang w:val="es-ES"/>
-        </w:rPr>
-        <w:t xml:space="preserve">502 </w:t>
-      </w:r>
-      <w:proofErr w:type="spellStart"/>
-      <w:r>
-        <w:rPr>
-          <w:lang w:val="es-ES"/>
-        </w:rPr>
-        <w:t>Bad</w:t>
-      </w:r>
-      <w:proofErr w:type="spellEnd"/>
-      <w:r>
-        <w:rPr>
-          <w:lang w:val="es-ES"/>
-        </w:rPr>
         <w:t xml:space="preserve"> Gateway: Servidor recibió respuesta inválida de otro servidor.</w:t>
       </w:r>
     </w:p>
@@ -6466,7 +6788,7 @@
         <w:pStyle w:val="Listaconvietas"/>
         <w:tabs>
           <w:tab w:val="clear" w:pos="360"/>
-          <w:tab w:val="num" w:pos="1440"/>
+          <w:tab w:val="num" w:pos="2160"/>
         </w:tabs>
         <w:ind w:left="1440"/>
         <w:rPr>
@@ -6524,6 +6846,10 @@
     <w:p>
       <w:pPr>
         <w:pStyle w:val="Listaconvietas"/>
+        <w:tabs>
+          <w:tab w:val="clear" w:pos="360"/>
+          <w:tab w:val="num" w:pos="1080"/>
+        </w:tabs>
         <w:rPr>
           <w:lang w:val="es-ES"/>
         </w:rPr>
@@ -6565,6 +6891,8 @@
       <w:pPr>
         <w:pStyle w:val="Listaconvietas"/>
         <w:tabs>
+          <w:tab w:val="clear" w:pos="360"/>
+          <w:tab w:val="num" w:pos="1080"/>
           <w:tab w:val="num" w:pos="1897"/>
         </w:tabs>
         <w:ind w:left="720"/>
@@ -6624,6 +6952,8 @@
       <w:pPr>
         <w:pStyle w:val="Listaconvietas"/>
         <w:tabs>
+          <w:tab w:val="clear" w:pos="360"/>
+          <w:tab w:val="num" w:pos="1080"/>
           <w:tab w:val="num" w:pos="1897"/>
         </w:tabs>
         <w:rPr>
@@ -6668,7 +6998,7 @@
         <w:pStyle w:val="Listaconvietas"/>
         <w:tabs>
           <w:tab w:val="clear" w:pos="360"/>
-          <w:tab w:val="num" w:pos="720"/>
+          <w:tab w:val="num" w:pos="1440"/>
           <w:tab w:val="num" w:pos="1897"/>
         </w:tabs>
         <w:ind w:left="720"/>
@@ -6725,6 +7055,8 @@
       <w:pPr>
         <w:pStyle w:val="Listaconvietas"/>
         <w:tabs>
+          <w:tab w:val="clear" w:pos="360"/>
+          <w:tab w:val="num" w:pos="1080"/>
           <w:tab w:val="num" w:pos="1897"/>
         </w:tabs>
         <w:rPr>
@@ -6769,7 +7101,7 @@
         <w:pStyle w:val="Listaconvietas"/>
         <w:tabs>
           <w:tab w:val="clear" w:pos="360"/>
-          <w:tab w:val="num" w:pos="720"/>
+          <w:tab w:val="num" w:pos="1440"/>
         </w:tabs>
         <w:ind w:left="720"/>
         <w:rPr>
@@ -6788,7 +7120,7 @@
         <w:pStyle w:val="Listaconvietas"/>
         <w:tabs>
           <w:tab w:val="clear" w:pos="360"/>
-          <w:tab w:val="num" w:pos="720"/>
+          <w:tab w:val="num" w:pos="1440"/>
         </w:tabs>
         <w:ind w:left="720"/>
         <w:rPr>
@@ -6807,7 +7139,7 @@
         <w:pStyle w:val="Listaconvietas"/>
         <w:tabs>
           <w:tab w:val="clear" w:pos="360"/>
-          <w:tab w:val="num" w:pos="720"/>
+          <w:tab w:val="num" w:pos="1440"/>
         </w:tabs>
         <w:ind w:left="720"/>
         <w:rPr>
@@ -6826,7 +7158,7 @@
         <w:pStyle w:val="Listaconvietas"/>
         <w:tabs>
           <w:tab w:val="clear" w:pos="360"/>
-          <w:tab w:val="num" w:pos="720"/>
+          <w:tab w:val="num" w:pos="1440"/>
         </w:tabs>
         <w:ind w:left="720"/>
         <w:rPr>
@@ -6883,7 +7215,7 @@
         <w:pStyle w:val="Listaconvietas"/>
         <w:tabs>
           <w:tab w:val="clear" w:pos="360"/>
-          <w:tab w:val="num" w:pos="720"/>
+          <w:tab w:val="num" w:pos="1440"/>
         </w:tabs>
         <w:ind w:left="720"/>
         <w:rPr>
@@ -6948,7 +7280,7 @@
         <w:pStyle w:val="Listaconvietas"/>
         <w:tabs>
           <w:tab w:val="clear" w:pos="360"/>
-          <w:tab w:val="num" w:pos="720"/>
+          <w:tab w:val="num" w:pos="1440"/>
         </w:tabs>
         <w:ind w:left="720"/>
         <w:rPr>
@@ -7005,7 +7337,7 @@
         <w:pStyle w:val="Listaconvietas"/>
         <w:tabs>
           <w:tab w:val="clear" w:pos="360"/>
-          <w:tab w:val="num" w:pos="720"/>
+          <w:tab w:val="num" w:pos="1440"/>
         </w:tabs>
         <w:ind w:left="720"/>
         <w:rPr>
@@ -7074,7 +7406,7 @@
         <w:pStyle w:val="Listaconvietas"/>
         <w:tabs>
           <w:tab w:val="clear" w:pos="360"/>
-          <w:tab w:val="num" w:pos="720"/>
+          <w:tab w:val="num" w:pos="1440"/>
         </w:tabs>
         <w:ind w:left="720"/>
         <w:rPr>
@@ -7143,7 +7475,7 @@
         <w:pStyle w:val="Listaconvietas"/>
         <w:tabs>
           <w:tab w:val="clear" w:pos="360"/>
-          <w:tab w:val="num" w:pos="720"/>
+          <w:tab w:val="num" w:pos="1440"/>
         </w:tabs>
         <w:ind w:left="720"/>
         <w:rPr>
@@ -7187,7 +7519,61 @@
     <w:p>
       <w:pPr>
         <w:pStyle w:val="Listaconvietas"/>
-        <w:tabs>
+        <w:numPr>
+          <w:ilvl w:val="0"/>
+          <w:numId w:val="0"/>
+        </w:numPr>
+        <w:ind w:left="720"/>
+        <w:rPr>
+          <w:lang w:val="es-ES"/>
+        </w:rPr>
+      </w:pPr>
+    </w:p>
+    <w:p>
+      <w:pPr>
+        <w:pStyle w:val="Listaconvietas"/>
+        <w:numPr>
+          <w:ilvl w:val="0"/>
+          <w:numId w:val="0"/>
+        </w:numPr>
+        <w:ind w:left="720"/>
+        <w:rPr>
+          <w:lang w:val="es-ES"/>
+        </w:rPr>
+      </w:pPr>
+    </w:p>
+    <w:p>
+      <w:pPr>
+        <w:pStyle w:val="Listaconvietas"/>
+        <w:numPr>
+          <w:ilvl w:val="0"/>
+          <w:numId w:val="0"/>
+        </w:numPr>
+        <w:ind w:left="720"/>
+        <w:rPr>
+          <w:lang w:val="es-ES"/>
+        </w:rPr>
+      </w:pPr>
+    </w:p>
+    <w:p>
+      <w:pPr>
+        <w:pStyle w:val="Listaconvietas"/>
+        <w:numPr>
+          <w:ilvl w:val="0"/>
+          <w:numId w:val="0"/>
+        </w:numPr>
+        <w:ind w:left="720"/>
+        <w:rPr>
+          <w:lang w:val="es-ES"/>
+        </w:rPr>
+      </w:pPr>
+    </w:p>
+    <w:p>
+      <w:pPr>
+        <w:pStyle w:val="Listaconvietas"/>
+        <w:tabs>
+          <w:tab w:val="clear" w:pos="360"/>
+          <w:tab w:val="num" w:pos="1080"/>
           <w:tab w:val="num" w:pos="1897"/>
         </w:tabs>
         <w:rPr>
@@ -7200,6 +7586,7 @@
           <w:bCs/>
           <w:lang w:val="es-ES"/>
         </w:rPr>
+        <w:lastRenderedPageBreak/>
         <w:t>3</w:t>
       </w:r>
       <w:r>
@@ -7232,678 +7619,692 @@
         <w:pStyle w:val="Listaconvietas"/>
         <w:tabs>
           <w:tab w:val="clear" w:pos="360"/>
+          <w:tab w:val="num" w:pos="1440"/>
+          <w:tab w:val="num" w:pos="1897"/>
+        </w:tabs>
+        <w:ind w:left="720"/>
+        <w:rPr>
+          <w:lang w:val="es-ES"/>
+        </w:rPr>
+      </w:pPr>
+      <w:r>
+        <w:rPr>
+          <w:lang w:val="es-ES"/>
+        </w:rPr>
+        <w:t>Define cómo se organizan las carpetas físicas de tu proyecto en el disco.</w:t>
+      </w:r>
+    </w:p>
+    <w:p>
+      <w:pPr>
+        <w:pStyle w:val="Listaconvietas"/>
+        <w:tabs>
+          <w:tab w:val="clear" w:pos="360"/>
+          <w:tab w:val="num" w:pos="1800"/>
+        </w:tabs>
+        <w:ind w:left="1080"/>
+        <w:rPr>
+          <w:lang w:val="es-ES"/>
+        </w:rPr>
+      </w:pPr>
+      <w:r>
+        <w:rPr>
+          <w:rFonts w:ascii="Segoe UI Emoji" w:hAnsi="Segoe UI Emoji" w:cs="Segoe UI Emoji"/>
+          <w:lang w:val="es-ES"/>
+        </w:rPr>
+        <w:t>✅</w:t>
+      </w:r>
+      <w:r>
+        <w:rPr>
+          <w:lang w:val="es-ES"/>
+        </w:rPr>
+        <w:t xml:space="preserve"> CUÁNDO SÍ marcarla</w:t>
+      </w:r>
+    </w:p>
+    <w:p>
+      <w:pPr>
+        <w:pStyle w:val="Listaconvietas"/>
+        <w:tabs>
+          <w:tab w:val="clear" w:pos="360"/>
+          <w:tab w:val="num" w:pos="2160"/>
+        </w:tabs>
+        <w:ind w:left="1440"/>
+        <w:rPr>
+          <w:lang w:val="es-ES"/>
+        </w:rPr>
+      </w:pPr>
+      <w:r>
+        <w:rPr>
+          <w:rFonts w:ascii="Segoe UI Emoji" w:hAnsi="Segoe UI Emoji" w:cs="Segoe UI Emoji"/>
+          <w:lang w:val="es-ES"/>
+        </w:rPr>
+        <w:t>✔</w:t>
+      </w:r>
+      <w:r>
+        <w:rPr>
+          <w:lang w:val="es-ES"/>
+        </w:rPr>
+        <w:t>️ Proyectos simples o de práctica</w:t>
+      </w:r>
+    </w:p>
+    <w:p>
+      <w:pPr>
+        <w:pStyle w:val="Listaconvietas"/>
+        <w:tabs>
+          <w:tab w:val="clear" w:pos="360"/>
+          <w:tab w:val="num" w:pos="2160"/>
+        </w:tabs>
+        <w:ind w:left="1440"/>
+        <w:rPr>
+          <w:lang w:val="es-ES"/>
+        </w:rPr>
+      </w:pPr>
+      <w:r>
+        <w:rPr>
+          <w:rFonts w:ascii="Segoe UI Emoji" w:hAnsi="Segoe UI Emoji" w:cs="Segoe UI Emoji"/>
+          <w:lang w:val="es-ES"/>
+        </w:rPr>
+        <w:t>✔</w:t>
+      </w:r>
+      <w:r>
+        <w:rPr>
+          <w:lang w:val="es-ES"/>
+        </w:rPr>
+        <w:t xml:space="preserve">️ Un solo proyecto (MVC, API, </w:t>
+      </w:r>
+      <w:proofErr w:type="spellStart"/>
+      <w:r>
+        <w:rPr>
+          <w:lang w:val="es-ES"/>
+        </w:rPr>
+        <w:t>Console</w:t>
+      </w:r>
+      <w:proofErr w:type="spellEnd"/>
+      <w:r>
+        <w:rPr>
+          <w:lang w:val="es-ES"/>
+        </w:rPr>
+        <w:t>, etc.)</w:t>
+      </w:r>
+    </w:p>
+    <w:p>
+      <w:pPr>
+        <w:pStyle w:val="Listaconvietas"/>
+        <w:tabs>
+          <w:tab w:val="clear" w:pos="360"/>
+          <w:tab w:val="num" w:pos="2160"/>
+        </w:tabs>
+        <w:ind w:left="1440"/>
+        <w:rPr>
+          <w:lang w:val="es-ES"/>
+        </w:rPr>
+      </w:pPr>
+      <w:r>
+        <w:rPr>
+          <w:rFonts w:ascii="Segoe UI Emoji" w:hAnsi="Segoe UI Emoji" w:cs="Segoe UI Emoji"/>
+          <w:lang w:val="es-ES"/>
+        </w:rPr>
+        <w:t>✔</w:t>
+      </w:r>
+      <w:r>
+        <w:rPr>
+          <w:lang w:val="es-ES"/>
+        </w:rPr>
+        <w:t>️ Cursos, videos de YouTube, pruebas rápidas</w:t>
+      </w:r>
+    </w:p>
+    <w:p>
+      <w:pPr>
+        <w:pStyle w:val="Listaconvietas"/>
+        <w:tabs>
+          <w:tab w:val="clear" w:pos="360"/>
+          <w:tab w:val="num" w:pos="2160"/>
+        </w:tabs>
+        <w:ind w:left="1440"/>
+        <w:rPr>
+          <w:lang w:val="es-ES"/>
+        </w:rPr>
+      </w:pPr>
+      <w:r>
+        <w:rPr>
+          <w:rFonts w:ascii="Segoe UI Emoji" w:hAnsi="Segoe UI Emoji" w:cs="Segoe UI Emoji"/>
+          <w:lang w:val="es-ES"/>
+        </w:rPr>
+        <w:t>✔</w:t>
+      </w:r>
+      <w:r>
+        <w:rPr>
+          <w:lang w:val="es-ES"/>
+        </w:rPr>
+        <w:t>️ Cuando no quieres carpetas de más</w:t>
+      </w:r>
+    </w:p>
+    <w:p>
+      <w:pPr>
+        <w:pStyle w:val="Listaconvietas"/>
+        <w:tabs>
+          <w:tab w:val="clear" w:pos="360"/>
+          <w:tab w:val="num" w:pos="2520"/>
+        </w:tabs>
+        <w:ind w:left="1800"/>
+        <w:rPr>
+          <w:lang w:val="es-ES"/>
+        </w:rPr>
+      </w:pPr>
+      <w:proofErr w:type="spellStart"/>
+      <w:r>
+        <w:rPr>
+          <w:lang w:val="es-ES"/>
+        </w:rPr>
+        <w:t>MiProyecto</w:t>
+      </w:r>
+      <w:proofErr w:type="spellEnd"/>
+      <w:r>
+        <w:rPr>
+          <w:lang w:val="es-ES"/>
+        </w:rPr>
+        <w:t>/</w:t>
+      </w:r>
+    </w:p>
+    <w:p>
+      <w:pPr>
+        <w:pStyle w:val="Listaconvietas"/>
+        <w:tabs>
+          <w:tab w:val="clear" w:pos="360"/>
+          <w:tab w:val="num" w:pos="2520"/>
+        </w:tabs>
+        <w:ind w:left="1800"/>
+        <w:rPr>
+          <w:lang w:val="es-ES"/>
+        </w:rPr>
+      </w:pPr>
+      <w:r>
+        <w:rPr>
+          <w:lang w:val="es-ES"/>
+        </w:rPr>
+        <w:t xml:space="preserve"> ├── MiProyecto.sln</w:t>
+      </w:r>
+    </w:p>
+    <w:p>
+      <w:pPr>
+        <w:pStyle w:val="Listaconvietas"/>
+        <w:tabs>
+          <w:tab w:val="clear" w:pos="360"/>
+          <w:tab w:val="num" w:pos="2520"/>
+        </w:tabs>
+        <w:ind w:left="1800"/>
+        <w:rPr>
+          <w:lang w:val="es-ES"/>
+        </w:rPr>
+      </w:pPr>
+      <w:r>
+        <w:rPr>
+          <w:lang w:val="es-ES"/>
+        </w:rPr>
+        <w:t xml:space="preserve"> ├── </w:t>
+      </w:r>
+      <w:proofErr w:type="spellStart"/>
+      <w:r>
+        <w:rPr>
+          <w:lang w:val="es-ES"/>
+        </w:rPr>
+        <w:t>Controllers</w:t>
+      </w:r>
+      <w:proofErr w:type="spellEnd"/>
+      <w:r>
+        <w:rPr>
+          <w:lang w:val="es-ES"/>
+        </w:rPr>
+        <w:t>/</w:t>
+      </w:r>
+    </w:p>
+    <w:p>
+      <w:pPr>
+        <w:pStyle w:val="Listaconvietas"/>
+        <w:tabs>
+          <w:tab w:val="clear" w:pos="360"/>
+          <w:tab w:val="num" w:pos="2520"/>
+        </w:tabs>
+        <w:ind w:left="1800"/>
+        <w:rPr>
+          <w:lang w:val="es-ES"/>
+        </w:rPr>
+      </w:pPr>
+      <w:r>
+        <w:rPr>
+          <w:lang w:val="es-ES"/>
+        </w:rPr>
+        <w:t xml:space="preserve"> ├── </w:t>
+      </w:r>
+      <w:proofErr w:type="spellStart"/>
+      <w:r>
+        <w:rPr>
+          <w:lang w:val="es-ES"/>
+        </w:rPr>
+        <w:t>Models</w:t>
+      </w:r>
+      <w:proofErr w:type="spellEnd"/>
+      <w:r>
+        <w:rPr>
+          <w:lang w:val="es-ES"/>
+        </w:rPr>
+        <w:t>/</w:t>
+      </w:r>
+    </w:p>
+    <w:p>
+      <w:pPr>
+        <w:pStyle w:val="Listaconvietas"/>
+        <w:tabs>
+          <w:tab w:val="clear" w:pos="360"/>
+          <w:tab w:val="num" w:pos="2520"/>
+        </w:tabs>
+        <w:ind w:left="1800"/>
+        <w:rPr>
+          <w:lang w:val="es-ES"/>
+        </w:rPr>
+      </w:pPr>
+      <w:r>
+        <w:rPr>
+          <w:lang w:val="es-ES"/>
+        </w:rPr>
+        <w:t xml:space="preserve"> ├── </w:t>
+      </w:r>
+      <w:proofErr w:type="spellStart"/>
+      <w:r>
+        <w:rPr>
+          <w:lang w:val="es-ES"/>
+        </w:rPr>
+        <w:t>Views</w:t>
+      </w:r>
+      <w:proofErr w:type="spellEnd"/>
+      <w:r>
+        <w:rPr>
+          <w:lang w:val="es-ES"/>
+        </w:rPr>
+        <w:t>/</w:t>
+      </w:r>
+    </w:p>
+    <w:p>
+      <w:pPr>
+        <w:pStyle w:val="Listaconvietas"/>
+        <w:tabs>
+          <w:tab w:val="clear" w:pos="360"/>
+          <w:tab w:val="num" w:pos="2520"/>
+        </w:tabs>
+        <w:ind w:left="1800"/>
+        <w:rPr>
+          <w:lang w:val="es-ES"/>
+        </w:rPr>
+      </w:pPr>
+      <w:r>
+        <w:rPr>
+          <w:lang w:val="es-ES"/>
+        </w:rPr>
+        <w:t xml:space="preserve"> └── </w:t>
+      </w:r>
+      <w:proofErr w:type="spellStart"/>
+      <w:r>
+        <w:rPr>
+          <w:lang w:val="es-ES"/>
+        </w:rPr>
+        <w:t>Program.cs</w:t>
+      </w:r>
+      <w:proofErr w:type="spellEnd"/>
+    </w:p>
+    <w:p>
+      <w:pPr>
+        <w:pStyle w:val="Listaconvietas"/>
+        <w:tabs>
+          <w:tab w:val="clear" w:pos="360"/>
+          <w:tab w:val="num" w:pos="2520"/>
+        </w:tabs>
+        <w:ind w:left="1800"/>
+        <w:rPr>
+          <w:lang w:val="es-ES"/>
+        </w:rPr>
+      </w:pPr>
+      <w:r>
+        <w:rPr>
+          <w:lang w:val="es-ES"/>
+        </w:rPr>
+        <w:t>Recomendado para aprender</w:t>
+      </w:r>
+    </w:p>
+    <w:p>
+      <w:pPr>
+        <w:pStyle w:val="Listaconvietas"/>
+        <w:numPr>
+          <w:ilvl w:val="0"/>
+          <w:numId w:val="0"/>
+        </w:numPr>
+        <w:ind w:left="1440"/>
+        <w:rPr>
+          <w:lang w:val="es-ES"/>
+        </w:rPr>
+      </w:pPr>
+    </w:p>
+    <w:p>
+      <w:pPr>
+        <w:pStyle w:val="Listaconvietas"/>
+        <w:tabs>
+          <w:tab w:val="clear" w:pos="360"/>
+          <w:tab w:val="num" w:pos="1800"/>
+        </w:tabs>
+        <w:ind w:left="1080"/>
+        <w:rPr>
+          <w:lang w:val="es-ES"/>
+        </w:rPr>
+      </w:pPr>
+      <w:r>
+        <w:rPr>
+          <w:rFonts w:ascii="Segoe UI Emoji" w:hAnsi="Segoe UI Emoji" w:cs="Segoe UI Emoji"/>
+          <w:lang w:val="es-ES"/>
+        </w:rPr>
+        <w:t>❌</w:t>
+      </w:r>
+      <w:r>
+        <w:rPr>
+          <w:lang w:val="es-ES"/>
+        </w:rPr>
+        <w:t xml:space="preserve"> CUÁNDO NO marcarla</w:t>
+      </w:r>
+    </w:p>
+    <w:p>
+      <w:pPr>
+        <w:pStyle w:val="Listaconvietas"/>
+        <w:tabs>
+          <w:tab w:val="clear" w:pos="360"/>
+          <w:tab w:val="num" w:pos="2160"/>
+        </w:tabs>
+        <w:ind w:left="1440"/>
+        <w:rPr>
+          <w:lang w:val="es-ES"/>
+        </w:rPr>
+      </w:pPr>
+      <w:r>
+        <w:rPr>
+          <w:rFonts w:ascii="Segoe UI Emoji" w:hAnsi="Segoe UI Emoji" w:cs="Segoe UI Emoji"/>
+          <w:lang w:val="es-ES"/>
+        </w:rPr>
+        <w:t>❌</w:t>
+      </w:r>
+      <w:r>
+        <w:rPr>
+          <w:lang w:val="es-ES"/>
+        </w:rPr>
+        <w:t xml:space="preserve"> Soluciones con varios proyectos</w:t>
+      </w:r>
+    </w:p>
+    <w:p>
+      <w:pPr>
+        <w:pStyle w:val="Listaconvietas"/>
+        <w:tabs>
+          <w:tab w:val="clear" w:pos="360"/>
+          <w:tab w:val="num" w:pos="1800"/>
+        </w:tabs>
+        <w:ind w:left="1440"/>
+        <w:rPr>
+          <w:lang w:val="es-ES"/>
+        </w:rPr>
+      </w:pPr>
+      <w:r>
+        <w:rPr>
+          <w:lang w:val="es-ES"/>
+        </w:rPr>
+        <w:t>API + Front</w:t>
+      </w:r>
+    </w:p>
+    <w:p>
+      <w:pPr>
+        <w:pStyle w:val="Listaconvietas"/>
+        <w:tabs>
+          <w:tab w:val="clear" w:pos="360"/>
+          <w:tab w:val="num" w:pos="1800"/>
+        </w:tabs>
+        <w:ind w:left="1440"/>
+        <w:rPr>
+          <w:lang w:val="es-ES"/>
+        </w:rPr>
+      </w:pPr>
+      <w:r>
+        <w:rPr>
+          <w:lang w:val="es-ES"/>
+        </w:rPr>
+        <w:t xml:space="preserve">API + </w:t>
+      </w:r>
+      <w:proofErr w:type="spellStart"/>
+      <w:r>
+        <w:rPr>
+          <w:lang w:val="es-ES"/>
+        </w:rPr>
+        <w:t>Repository</w:t>
+      </w:r>
+      <w:proofErr w:type="spellEnd"/>
+    </w:p>
+    <w:p>
+      <w:pPr>
+        <w:pStyle w:val="Listaconvietas"/>
+        <w:tabs>
+          <w:tab w:val="clear" w:pos="360"/>
+          <w:tab w:val="num" w:pos="1800"/>
+        </w:tabs>
+        <w:ind w:left="1440"/>
+        <w:rPr>
+          <w:lang w:val="es-ES"/>
+        </w:rPr>
+      </w:pPr>
+      <w:r>
+        <w:rPr>
+          <w:lang w:val="es-ES"/>
+        </w:rPr>
+        <w:t xml:space="preserve">API + </w:t>
+      </w:r>
+      <w:proofErr w:type="spellStart"/>
+      <w:r>
+        <w:rPr>
+          <w:lang w:val="es-ES"/>
+        </w:rPr>
+        <w:t>Tests</w:t>
+      </w:r>
+      <w:proofErr w:type="spellEnd"/>
+    </w:p>
+    <w:p>
+      <w:pPr>
+        <w:pStyle w:val="Listaconvietas"/>
+        <w:tabs>
+          <w:tab w:val="clear" w:pos="360"/>
+          <w:tab w:val="num" w:pos="1800"/>
+        </w:tabs>
+        <w:ind w:left="1440"/>
+        <w:rPr>
+          <w:lang w:val="es-ES"/>
+        </w:rPr>
+      </w:pPr>
+      <w:r>
+        <w:rPr>
+          <w:lang w:val="es-ES"/>
+        </w:rPr>
+        <w:t>Arquitectura en capas</w:t>
+      </w:r>
+    </w:p>
+    <w:p>
+      <w:pPr>
+        <w:pStyle w:val="Listaconvietas"/>
+        <w:tabs>
+          <w:tab w:val="clear" w:pos="360"/>
+          <w:tab w:val="num" w:pos="2160"/>
+        </w:tabs>
+        <w:ind w:left="1800"/>
+        <w:rPr>
+          <w:lang w:val="es-ES"/>
+        </w:rPr>
+      </w:pPr>
+      <w:proofErr w:type="spellStart"/>
+      <w:r>
+        <w:rPr>
+          <w:lang w:val="es-ES"/>
+        </w:rPr>
+        <w:t>MiSolucion</w:t>
+      </w:r>
+      <w:proofErr w:type="spellEnd"/>
+      <w:r>
+        <w:rPr>
+          <w:lang w:val="es-ES"/>
+        </w:rPr>
+        <w:t>/</w:t>
+      </w:r>
+    </w:p>
+    <w:p>
+      <w:pPr>
+        <w:pStyle w:val="Listaconvietas"/>
+        <w:tabs>
+          <w:tab w:val="clear" w:pos="360"/>
+          <w:tab w:val="num" w:pos="2160"/>
+        </w:tabs>
+        <w:ind w:left="1800"/>
+        <w:rPr>
+          <w:lang w:val="es-ES"/>
+        </w:rPr>
+      </w:pPr>
+      <w:r>
+        <w:rPr>
+          <w:lang w:val="es-ES"/>
+        </w:rPr>
+        <w:t xml:space="preserve"> ├── MiSolucion.sln</w:t>
+      </w:r>
+    </w:p>
+    <w:p>
+      <w:pPr>
+        <w:pStyle w:val="Listaconvietas"/>
+        <w:tabs>
+          <w:tab w:val="clear" w:pos="360"/>
+          <w:tab w:val="num" w:pos="2160"/>
+        </w:tabs>
+        <w:ind w:left="1800"/>
+        <w:rPr>
+          <w:lang w:val="es-ES"/>
+        </w:rPr>
+      </w:pPr>
+      <w:r>
+        <w:rPr>
+          <w:lang w:val="es-ES"/>
+        </w:rPr>
+        <w:t xml:space="preserve"> ├── </w:t>
+      </w:r>
+      <w:proofErr w:type="spellStart"/>
+      <w:r>
+        <w:rPr>
+          <w:lang w:val="es-ES"/>
+        </w:rPr>
+        <w:t>MiProyecto.API</w:t>
+      </w:r>
+      <w:proofErr w:type="spellEnd"/>
+      <w:r>
+        <w:rPr>
+          <w:lang w:val="es-ES"/>
+        </w:rPr>
+        <w:t>/</w:t>
+      </w:r>
+    </w:p>
+    <w:p>
+      <w:pPr>
+        <w:pStyle w:val="Listaconvietas"/>
+        <w:tabs>
+          <w:tab w:val="clear" w:pos="360"/>
+          <w:tab w:val="num" w:pos="2160"/>
+        </w:tabs>
+        <w:ind w:left="1800"/>
+        <w:rPr>
+          <w:lang w:val="es-ES"/>
+        </w:rPr>
+      </w:pPr>
+      <w:r>
+        <w:rPr>
+          <w:lang w:val="es-ES"/>
+        </w:rPr>
+        <w:t xml:space="preserve"> ├── </w:t>
+      </w:r>
+      <w:proofErr w:type="spellStart"/>
+      <w:r>
+        <w:rPr>
+          <w:lang w:val="es-ES"/>
+        </w:rPr>
+        <w:t>MiProyecto.Core</w:t>
+      </w:r>
+      <w:proofErr w:type="spellEnd"/>
+      <w:r>
+        <w:rPr>
+          <w:lang w:val="es-ES"/>
+        </w:rPr>
+        <w:t>/</w:t>
+      </w:r>
+    </w:p>
+    <w:p>
+      <w:pPr>
+        <w:pStyle w:val="Listaconvietas"/>
+        <w:tabs>
+          <w:tab w:val="clear" w:pos="360"/>
+          <w:tab w:val="num" w:pos="2160"/>
+        </w:tabs>
+        <w:ind w:left="1800"/>
+        <w:rPr>
+          <w:lang w:val="es-ES"/>
+        </w:rPr>
+      </w:pPr>
+      <w:r>
+        <w:rPr>
+          <w:lang w:val="es-ES"/>
+        </w:rPr>
+        <w:t xml:space="preserve"> └── </w:t>
+      </w:r>
+      <w:proofErr w:type="spellStart"/>
+      <w:r>
+        <w:rPr>
+          <w:lang w:val="es-ES"/>
+        </w:rPr>
+        <w:t>MiProyecto.Data</w:t>
+      </w:r>
+      <w:proofErr w:type="spellEnd"/>
+      <w:r>
+        <w:rPr>
+          <w:lang w:val="es-ES"/>
+        </w:rPr>
+        <w:t>/</w:t>
+      </w:r>
+    </w:p>
+    <w:p>
+      <w:pPr>
+        <w:pStyle w:val="Listaconvietas"/>
+        <w:tabs>
+          <w:tab w:val="clear" w:pos="360"/>
+          <w:tab w:val="num" w:pos="2160"/>
+        </w:tabs>
+        <w:ind w:left="1800"/>
+        <w:rPr>
+          <w:lang w:val="es-ES"/>
+        </w:rPr>
+      </w:pPr>
+      <w:r>
+        <w:rPr>
+          <w:rFonts w:ascii="Segoe UI Emoji" w:hAnsi="Segoe UI Emoji" w:cs="Segoe UI Emoji"/>
+          <w:lang w:val="es-ES"/>
+        </w:rPr>
+        <w:t>🧠</w:t>
+      </w:r>
+      <w:r>
+        <w:rPr>
+          <w:lang w:val="es-ES"/>
+        </w:rPr>
+        <w:t xml:space="preserve"> Cada proyecto tiene su espacio, más orden para cosas grandes.</w:t>
+      </w:r>
+    </w:p>
+    <w:p>
+      <w:pPr>
+        <w:pStyle w:val="Listaconvietas"/>
+        <w:tabs>
+          <w:tab w:val="clear" w:pos="360"/>
           <w:tab w:val="num" w:pos="720"/>
           <w:tab w:val="num" w:pos="1897"/>
         </w:tabs>
-        <w:ind w:left="720"/>
-        <w:rPr>
-          <w:lang w:val="es-ES"/>
-        </w:rPr>
-      </w:pPr>
-      <w:r>
-        <w:rPr>
-          <w:lang w:val="es-ES"/>
-        </w:rPr>
-        <w:t>Define cómo se organizan las carpetas físicas de tu proyecto en el disco.</w:t>
-      </w:r>
-    </w:p>
-    <w:p>
-      <w:pPr>
-        <w:pStyle w:val="Listaconvietas"/>
-        <w:tabs>
-          <w:tab w:val="clear" w:pos="360"/>
-          <w:tab w:val="num" w:pos="720"/>
-        </w:tabs>
-        <w:ind w:left="720"/>
-        <w:rPr>
-          <w:lang w:val="es-ES"/>
-        </w:rPr>
-      </w:pPr>
-      <w:r>
-        <w:rPr>
-          <w:rFonts w:ascii="Segoe UI Emoji" w:hAnsi="Segoe UI Emoji" w:cs="Segoe UI Emoji"/>
-          <w:lang w:val="es-ES"/>
-        </w:rPr>
-        <w:t>✅</w:t>
-      </w:r>
-      <w:r>
-        <w:rPr>
-          <w:lang w:val="es-ES"/>
-        </w:rPr>
-        <w:t xml:space="preserve"> CUÁNDO SÍ marcarla</w:t>
-      </w:r>
-    </w:p>
-    <w:p>
-      <w:pPr>
-        <w:pStyle w:val="Listaconvietas"/>
-        <w:tabs>
-          <w:tab w:val="clear" w:pos="360"/>
-          <w:tab w:val="num" w:pos="1080"/>
-        </w:tabs>
-        <w:ind w:left="1080"/>
-        <w:rPr>
-          <w:lang w:val="es-ES"/>
-        </w:rPr>
-      </w:pPr>
-      <w:r>
-        <w:rPr>
-          <w:rFonts w:ascii="Segoe UI Emoji" w:hAnsi="Segoe UI Emoji" w:cs="Segoe UI Emoji"/>
-          <w:lang w:val="es-ES"/>
-        </w:rPr>
-        <w:t>✔</w:t>
-      </w:r>
-      <w:r>
-        <w:rPr>
-          <w:lang w:val="es-ES"/>
-        </w:rPr>
-        <w:t>️ Proyectos simples o de práctica</w:t>
-      </w:r>
-    </w:p>
-    <w:p>
-      <w:pPr>
-        <w:pStyle w:val="Listaconvietas"/>
-        <w:tabs>
-          <w:tab w:val="clear" w:pos="360"/>
-          <w:tab w:val="num" w:pos="1080"/>
-        </w:tabs>
-        <w:ind w:left="1080"/>
-        <w:rPr>
-          <w:lang w:val="es-ES"/>
-        </w:rPr>
-      </w:pPr>
-      <w:r>
-        <w:rPr>
-          <w:rFonts w:ascii="Segoe UI Emoji" w:hAnsi="Segoe UI Emoji" w:cs="Segoe UI Emoji"/>
-          <w:lang w:val="es-ES"/>
-        </w:rPr>
-        <w:lastRenderedPageBreak/>
-        <w:t>✔</w:t>
-      </w:r>
-      <w:r>
-        <w:rPr>
-          <w:lang w:val="es-ES"/>
-        </w:rPr>
-        <w:t xml:space="preserve">️ Un solo proyecto (MVC, API, </w:t>
-      </w:r>
-      <w:proofErr w:type="spellStart"/>
-      <w:r>
-        <w:rPr>
-          <w:lang w:val="es-ES"/>
-        </w:rPr>
-        <w:t>Console</w:t>
-      </w:r>
-      <w:proofErr w:type="spellEnd"/>
-      <w:r>
-        <w:rPr>
-          <w:lang w:val="es-ES"/>
-        </w:rPr>
-        <w:t>, etc.)</w:t>
-      </w:r>
-    </w:p>
-    <w:p>
-      <w:pPr>
-        <w:pStyle w:val="Listaconvietas"/>
-        <w:tabs>
-          <w:tab w:val="clear" w:pos="360"/>
-          <w:tab w:val="num" w:pos="1080"/>
-        </w:tabs>
-        <w:ind w:left="1080"/>
-        <w:rPr>
-          <w:lang w:val="es-ES"/>
-        </w:rPr>
-      </w:pPr>
-      <w:r>
-        <w:rPr>
-          <w:rFonts w:ascii="Segoe UI Emoji" w:hAnsi="Segoe UI Emoji" w:cs="Segoe UI Emoji"/>
-          <w:lang w:val="es-ES"/>
-        </w:rPr>
-        <w:t>✔</w:t>
-      </w:r>
-      <w:r>
-        <w:rPr>
-          <w:lang w:val="es-ES"/>
-        </w:rPr>
-        <w:t>️ Cursos, videos de YouTube, pruebas rápidas</w:t>
-      </w:r>
-    </w:p>
-    <w:p>
-      <w:pPr>
-        <w:pStyle w:val="Listaconvietas"/>
-        <w:tabs>
-          <w:tab w:val="clear" w:pos="360"/>
-          <w:tab w:val="num" w:pos="1080"/>
-        </w:tabs>
-        <w:ind w:left="1080"/>
-        <w:rPr>
-          <w:lang w:val="es-ES"/>
-        </w:rPr>
-      </w:pPr>
-      <w:r>
-        <w:rPr>
-          <w:rFonts w:ascii="Segoe UI Emoji" w:hAnsi="Segoe UI Emoji" w:cs="Segoe UI Emoji"/>
-          <w:lang w:val="es-ES"/>
-        </w:rPr>
-        <w:t>✔</w:t>
-      </w:r>
-      <w:r>
-        <w:rPr>
-          <w:lang w:val="es-ES"/>
-        </w:rPr>
-        <w:t>️ Cuando no quieres carpetas de más</w:t>
-      </w:r>
-    </w:p>
-    <w:p>
-      <w:pPr>
-        <w:pStyle w:val="Listaconvietas"/>
-        <w:tabs>
-          <w:tab w:val="clear" w:pos="360"/>
-          <w:tab w:val="num" w:pos="1440"/>
-        </w:tabs>
-        <w:ind w:left="1440"/>
-        <w:rPr>
-          <w:lang w:val="es-ES"/>
-        </w:rPr>
-      </w:pPr>
-      <w:proofErr w:type="spellStart"/>
-      <w:r>
-        <w:rPr>
-          <w:lang w:val="es-ES"/>
-        </w:rPr>
-        <w:t>MiProyecto</w:t>
-      </w:r>
-      <w:proofErr w:type="spellEnd"/>
-      <w:r>
-        <w:rPr>
-          <w:lang w:val="es-ES"/>
-        </w:rPr>
-        <w:t>/</w:t>
-      </w:r>
-    </w:p>
-    <w:p>
-      <w:pPr>
-        <w:pStyle w:val="Listaconvietas"/>
-        <w:tabs>
-          <w:tab w:val="clear" w:pos="360"/>
-          <w:tab w:val="num" w:pos="1440"/>
-        </w:tabs>
-        <w:ind w:left="1440"/>
-        <w:rPr>
-          <w:lang w:val="es-ES"/>
-        </w:rPr>
-      </w:pPr>
-      <w:r>
-        <w:rPr>
-          <w:lang w:val="es-ES"/>
-        </w:rPr>
-        <w:t xml:space="preserve"> ├── MiProyecto.sln</w:t>
-      </w:r>
-    </w:p>
-    <w:p>
-      <w:pPr>
-        <w:pStyle w:val="Listaconvietas"/>
-        <w:tabs>
-          <w:tab w:val="clear" w:pos="360"/>
-          <w:tab w:val="num" w:pos="1440"/>
-        </w:tabs>
-        <w:ind w:left="1440"/>
-        <w:rPr>
-          <w:lang w:val="es-ES"/>
-        </w:rPr>
-      </w:pPr>
-      <w:r>
-        <w:rPr>
-          <w:lang w:val="es-ES"/>
-        </w:rPr>
-        <w:t xml:space="preserve"> ├── </w:t>
-      </w:r>
-      <w:proofErr w:type="spellStart"/>
-      <w:r>
-        <w:rPr>
-          <w:lang w:val="es-ES"/>
-        </w:rPr>
-        <w:t>Controllers</w:t>
-      </w:r>
-      <w:proofErr w:type="spellEnd"/>
-      <w:r>
-        <w:rPr>
-          <w:lang w:val="es-ES"/>
-        </w:rPr>
-        <w:t>/</w:t>
-      </w:r>
-    </w:p>
-    <w:p>
-      <w:pPr>
-        <w:pStyle w:val="Listaconvietas"/>
-        <w:tabs>
-          <w:tab w:val="clear" w:pos="360"/>
-          <w:tab w:val="num" w:pos="1440"/>
-        </w:tabs>
-        <w:ind w:left="1440"/>
-        <w:rPr>
-          <w:lang w:val="es-ES"/>
-        </w:rPr>
-      </w:pPr>
-      <w:r>
-        <w:rPr>
-          <w:lang w:val="es-ES"/>
-        </w:rPr>
-        <w:t xml:space="preserve"> ├── </w:t>
-      </w:r>
-      <w:proofErr w:type="spellStart"/>
-      <w:r>
-        <w:rPr>
-          <w:lang w:val="es-ES"/>
-        </w:rPr>
-        <w:t>Models</w:t>
-      </w:r>
-      <w:proofErr w:type="spellEnd"/>
-      <w:r>
-        <w:rPr>
-          <w:lang w:val="es-ES"/>
-        </w:rPr>
-        <w:t>/</w:t>
-      </w:r>
-    </w:p>
-    <w:p>
-      <w:pPr>
-        <w:pStyle w:val="Listaconvietas"/>
-        <w:tabs>
-          <w:tab w:val="clear" w:pos="360"/>
-          <w:tab w:val="num" w:pos="1440"/>
-        </w:tabs>
-        <w:ind w:left="1440"/>
-        <w:rPr>
-          <w:lang w:val="es-ES"/>
-        </w:rPr>
-      </w:pPr>
-      <w:r>
-        <w:rPr>
-          <w:lang w:val="es-ES"/>
-        </w:rPr>
-        <w:t xml:space="preserve"> ├── </w:t>
-      </w:r>
-      <w:proofErr w:type="spellStart"/>
-      <w:r>
-        <w:rPr>
-          <w:lang w:val="es-ES"/>
-        </w:rPr>
-        <w:t>Views</w:t>
-      </w:r>
-      <w:proofErr w:type="spellEnd"/>
-      <w:r>
-        <w:rPr>
-          <w:lang w:val="es-ES"/>
-        </w:rPr>
-        <w:t>/</w:t>
-      </w:r>
-    </w:p>
-    <w:p>
-      <w:pPr>
-        <w:pStyle w:val="Listaconvietas"/>
-        <w:tabs>
-          <w:tab w:val="clear" w:pos="360"/>
-          <w:tab w:val="num" w:pos="1440"/>
-        </w:tabs>
-        <w:ind w:left="1440"/>
-        <w:rPr>
-          <w:lang w:val="es-ES"/>
-        </w:rPr>
-      </w:pPr>
-      <w:r>
-        <w:rPr>
-          <w:lang w:val="es-ES"/>
-        </w:rPr>
-        <w:t xml:space="preserve"> └── </w:t>
-      </w:r>
-      <w:proofErr w:type="spellStart"/>
-      <w:r>
-        <w:rPr>
-          <w:lang w:val="es-ES"/>
-        </w:rPr>
-        <w:t>Program.cs</w:t>
-      </w:r>
-      <w:proofErr w:type="spellEnd"/>
-    </w:p>
-    <w:p>
-      <w:pPr>
-        <w:pStyle w:val="Listaconvietas"/>
-        <w:tabs>
-          <w:tab w:val="clear" w:pos="360"/>
-          <w:tab w:val="num" w:pos="1440"/>
-        </w:tabs>
-        <w:ind w:left="1440"/>
-        <w:rPr>
-          <w:lang w:val="es-ES"/>
-        </w:rPr>
-      </w:pPr>
-      <w:r>
-        <w:rPr>
-          <w:lang w:val="es-ES"/>
-        </w:rPr>
-        <w:t>Recomendado para aprender</w:t>
-      </w:r>
-    </w:p>
-    <w:p>
-      <w:pPr>
-        <w:pStyle w:val="Listaconvietas"/>
-        <w:tabs>
-          <w:tab w:val="clear" w:pos="360"/>
-          <w:tab w:val="num" w:pos="1080"/>
-        </w:tabs>
-        <w:ind w:left="1080"/>
-        <w:rPr>
-          <w:lang w:val="es-ES"/>
-        </w:rPr>
-      </w:pPr>
-      <w:r>
-        <w:rPr>
-          <w:rFonts w:ascii="Segoe UI Emoji" w:hAnsi="Segoe UI Emoji" w:cs="Segoe UI Emoji"/>
-          <w:lang w:val="es-ES"/>
-        </w:rPr>
-        <w:t>❌</w:t>
-      </w:r>
-      <w:r>
-        <w:rPr>
-          <w:lang w:val="es-ES"/>
-        </w:rPr>
-        <w:t xml:space="preserve"> CUÁNDO NO marcarla</w:t>
-      </w:r>
-    </w:p>
-    <w:p>
-      <w:pPr>
-        <w:pStyle w:val="Listaconvietas"/>
-        <w:tabs>
-          <w:tab w:val="clear" w:pos="360"/>
-          <w:tab w:val="num" w:pos="1080"/>
-        </w:tabs>
-        <w:ind w:left="1080"/>
-        <w:rPr>
-          <w:lang w:val="es-ES"/>
-        </w:rPr>
-      </w:pPr>
-      <w:r>
-        <w:rPr>
-          <w:rFonts w:ascii="Segoe UI Emoji" w:hAnsi="Segoe UI Emoji" w:cs="Segoe UI Emoji"/>
-          <w:lang w:val="es-ES"/>
-        </w:rPr>
-        <w:t>❌</w:t>
-      </w:r>
-      <w:r>
-        <w:rPr>
-          <w:lang w:val="es-ES"/>
-        </w:rPr>
-        <w:t xml:space="preserve"> Soluciones con varios proyectos</w:t>
-      </w:r>
-    </w:p>
-    <w:p>
-      <w:pPr>
-        <w:pStyle w:val="Listaconvietas"/>
-        <w:tabs>
-          <w:tab w:val="clear" w:pos="360"/>
-          <w:tab w:val="num" w:pos="1080"/>
-        </w:tabs>
-        <w:ind w:left="1080"/>
-        <w:rPr>
-          <w:lang w:val="es-ES"/>
-        </w:rPr>
-      </w:pPr>
-      <w:r>
-        <w:rPr>
-          <w:lang w:val="es-ES"/>
-        </w:rPr>
-        <w:t>API + Front</w:t>
-      </w:r>
-    </w:p>
-    <w:p>
-      <w:pPr>
-        <w:pStyle w:val="Listaconvietas"/>
-        <w:tabs>
-          <w:tab w:val="clear" w:pos="360"/>
-          <w:tab w:val="num" w:pos="1080"/>
-        </w:tabs>
-        <w:ind w:left="1080"/>
-        <w:rPr>
-          <w:lang w:val="es-ES"/>
-        </w:rPr>
-      </w:pPr>
-      <w:r>
-        <w:rPr>
-          <w:lang w:val="es-ES"/>
-        </w:rPr>
-        <w:t xml:space="preserve">API + </w:t>
-      </w:r>
-      <w:proofErr w:type="spellStart"/>
-      <w:r>
-        <w:rPr>
-          <w:lang w:val="es-ES"/>
-        </w:rPr>
-        <w:t>Repository</w:t>
-      </w:r>
-      <w:proofErr w:type="spellEnd"/>
-    </w:p>
-    <w:p>
-      <w:pPr>
-        <w:pStyle w:val="Listaconvietas"/>
-        <w:tabs>
-          <w:tab w:val="clear" w:pos="360"/>
-          <w:tab w:val="num" w:pos="1080"/>
-        </w:tabs>
-        <w:ind w:left="1080"/>
-        <w:rPr>
-          <w:lang w:val="es-ES"/>
-        </w:rPr>
-      </w:pPr>
-      <w:r>
-        <w:rPr>
-          <w:lang w:val="es-ES"/>
-        </w:rPr>
-        <w:t xml:space="preserve">API + </w:t>
-      </w:r>
-      <w:proofErr w:type="spellStart"/>
-      <w:r>
-        <w:rPr>
-          <w:lang w:val="es-ES"/>
-        </w:rPr>
-        <w:t>Tests</w:t>
-      </w:r>
-      <w:proofErr w:type="spellEnd"/>
-    </w:p>
-    <w:p>
-      <w:pPr>
-        <w:pStyle w:val="Listaconvietas"/>
-        <w:tabs>
-          <w:tab w:val="clear" w:pos="360"/>
-          <w:tab w:val="num" w:pos="1080"/>
-        </w:tabs>
-        <w:ind w:left="1080"/>
-        <w:rPr>
-          <w:lang w:val="es-ES"/>
-        </w:rPr>
-      </w:pPr>
-      <w:r>
-        <w:rPr>
-          <w:lang w:val="es-ES"/>
-        </w:rPr>
-        <w:t>Arquitectura en capas</w:t>
-      </w:r>
-    </w:p>
-    <w:p>
-      <w:pPr>
-        <w:pStyle w:val="Listaconvietas"/>
-        <w:tabs>
-          <w:tab w:val="clear" w:pos="360"/>
-          <w:tab w:val="num" w:pos="1440"/>
-        </w:tabs>
-        <w:ind w:left="1440"/>
-        <w:rPr>
-          <w:lang w:val="es-ES"/>
-        </w:rPr>
-      </w:pPr>
-      <w:proofErr w:type="spellStart"/>
-      <w:r>
-        <w:rPr>
-          <w:lang w:val="es-ES"/>
-        </w:rPr>
-        <w:t>MiSolucion</w:t>
-      </w:r>
-      <w:proofErr w:type="spellEnd"/>
-      <w:r>
-        <w:rPr>
-          <w:lang w:val="es-ES"/>
-        </w:rPr>
-        <w:t>/</w:t>
-      </w:r>
-    </w:p>
-    <w:p>
-      <w:pPr>
-        <w:pStyle w:val="Listaconvietas"/>
-        <w:tabs>
-          <w:tab w:val="clear" w:pos="360"/>
-          <w:tab w:val="num" w:pos="1440"/>
-        </w:tabs>
-        <w:ind w:left="1440"/>
-        <w:rPr>
-          <w:lang w:val="es-ES"/>
-        </w:rPr>
-      </w:pPr>
-      <w:r>
-        <w:rPr>
-          <w:lang w:val="es-ES"/>
-        </w:rPr>
-        <w:t xml:space="preserve"> ├── MiSolucion.sln</w:t>
-      </w:r>
-    </w:p>
-    <w:p>
-      <w:pPr>
-        <w:pStyle w:val="Listaconvietas"/>
-        <w:tabs>
-          <w:tab w:val="clear" w:pos="360"/>
-          <w:tab w:val="num" w:pos="1440"/>
-        </w:tabs>
-        <w:ind w:left="1440"/>
-        <w:rPr>
-          <w:lang w:val="es-ES"/>
-        </w:rPr>
-      </w:pPr>
-      <w:r>
-        <w:rPr>
-          <w:lang w:val="es-ES"/>
-        </w:rPr>
-        <w:t xml:space="preserve"> ├── </w:t>
-      </w:r>
-      <w:proofErr w:type="spellStart"/>
-      <w:r>
-        <w:rPr>
-          <w:lang w:val="es-ES"/>
-        </w:rPr>
-        <w:t>MiProyecto.API</w:t>
-      </w:r>
-      <w:proofErr w:type="spellEnd"/>
-      <w:r>
-        <w:rPr>
-          <w:lang w:val="es-ES"/>
-        </w:rPr>
-        <w:t>/</w:t>
-      </w:r>
-    </w:p>
-    <w:p>
-      <w:pPr>
-        <w:pStyle w:val="Listaconvietas"/>
-        <w:tabs>
-          <w:tab w:val="clear" w:pos="360"/>
-          <w:tab w:val="num" w:pos="1440"/>
-        </w:tabs>
-        <w:ind w:left="1440"/>
-        <w:rPr>
-          <w:lang w:val="es-ES"/>
-        </w:rPr>
-      </w:pPr>
-      <w:r>
-        <w:rPr>
-          <w:lang w:val="es-ES"/>
-        </w:rPr>
-        <w:t xml:space="preserve"> ├── </w:t>
-      </w:r>
-      <w:proofErr w:type="spellStart"/>
-      <w:r>
-        <w:rPr>
-          <w:lang w:val="es-ES"/>
-        </w:rPr>
-        <w:t>MiProyecto.Core</w:t>
-      </w:r>
-      <w:proofErr w:type="spellEnd"/>
-      <w:r>
-        <w:rPr>
-          <w:lang w:val="es-ES"/>
-        </w:rPr>
-        <w:t>/</w:t>
-      </w:r>
-    </w:p>
-    <w:p>
-      <w:pPr>
-        <w:pStyle w:val="Listaconvietas"/>
-        <w:tabs>
-          <w:tab w:val="clear" w:pos="360"/>
-          <w:tab w:val="num" w:pos="1440"/>
-        </w:tabs>
-        <w:ind w:left="1440"/>
-        <w:rPr>
-          <w:lang w:val="es-ES"/>
-        </w:rPr>
-      </w:pPr>
-      <w:r>
-        <w:rPr>
-          <w:lang w:val="es-ES"/>
-        </w:rPr>
-        <w:t xml:space="preserve"> └── </w:t>
-      </w:r>
-      <w:proofErr w:type="spellStart"/>
-      <w:r>
-        <w:rPr>
-          <w:lang w:val="es-ES"/>
-        </w:rPr>
-        <w:t>MiProyecto.Data</w:t>
-      </w:r>
-      <w:proofErr w:type="spellEnd"/>
-      <w:r>
-        <w:rPr>
-          <w:lang w:val="es-ES"/>
-        </w:rPr>
-        <w:t>/</w:t>
-      </w:r>
-    </w:p>
-    <w:p>
-      <w:pPr>
-        <w:pStyle w:val="Listaconvietas"/>
-        <w:tabs>
-          <w:tab w:val="clear" w:pos="360"/>
-          <w:tab w:val="num" w:pos="1440"/>
-        </w:tabs>
-        <w:ind w:left="1440"/>
-        <w:rPr>
-          <w:lang w:val="es-ES"/>
-        </w:rPr>
-      </w:pPr>
-      <w:r>
-        <w:rPr>
-          <w:rFonts w:ascii="Segoe UI Emoji" w:hAnsi="Segoe UI Emoji" w:cs="Segoe UI Emoji"/>
-          <w:lang w:val="es-ES"/>
-        </w:rPr>
-        <w:t>🧠</w:t>
-      </w:r>
-      <w:r>
-        <w:rPr>
-          <w:lang w:val="es-ES"/>
-        </w:rPr>
-        <w:t xml:space="preserve"> Cada proyecto tiene su espacio, más orden para cosas grandes.</w:t>
-      </w:r>
-    </w:p>
-    <w:p>
-      <w:pPr>
-        <w:pStyle w:val="Listaconvietas"/>
-        <w:tabs>
-          <w:tab w:val="num" w:pos="1897"/>
-        </w:tabs>
         <w:rPr>
           <w:lang w:val="es-ES"/>
         </w:rPr>
@@ -7946,7 +8347,7 @@
         <w:pStyle w:val="Listaconvietas"/>
         <w:tabs>
           <w:tab w:val="clear" w:pos="360"/>
-          <w:tab w:val="num" w:pos="720"/>
+          <w:tab w:val="num" w:pos="1080"/>
         </w:tabs>
         <w:ind w:left="720"/>
         <w:rPr>
@@ -7965,7 +8366,7 @@
         <w:pStyle w:val="Listaconvietas"/>
         <w:tabs>
           <w:tab w:val="clear" w:pos="360"/>
-          <w:tab w:val="num" w:pos="720"/>
+          <w:tab w:val="num" w:pos="1080"/>
         </w:tabs>
         <w:ind w:left="720"/>
         <w:rPr>
@@ -7976,6 +8377,7 @@
         <w:rPr>
           <w:noProof/>
         </w:rPr>
+        <w:lastRenderedPageBreak/>
         <w:drawing>
           <wp:inline distT="0" distB="0" distL="0" distR="0" wp14:anchorId="31707CF2" wp14:editId="6982F09C">
             <wp:extent cx="4871923" cy="2921462"/>
@@ -8081,6 +8483,8 @@
       <w:pPr>
         <w:pStyle w:val="Listaconvietas"/>
         <w:tabs>
+          <w:tab w:val="clear" w:pos="360"/>
+          <w:tab w:val="num" w:pos="720"/>
           <w:tab w:val="num" w:pos="1897"/>
         </w:tabs>
       </w:pPr>
@@ -8139,7 +8543,7 @@
         <w:pStyle w:val="Listaconvietas"/>
         <w:tabs>
           <w:tab w:val="clear" w:pos="360"/>
-          <w:tab w:val="num" w:pos="720"/>
+          <w:tab w:val="num" w:pos="1080"/>
         </w:tabs>
         <w:ind w:left="720"/>
         <w:rPr>
@@ -8180,7 +8584,7 @@
         <w:pStyle w:val="Listaconvietas"/>
         <w:tabs>
           <w:tab w:val="clear" w:pos="360"/>
-          <w:tab w:val="num" w:pos="720"/>
+          <w:tab w:val="num" w:pos="1080"/>
         </w:tabs>
         <w:ind w:left="720"/>
         <w:rPr>
@@ -8221,7 +8625,7 @@
         <w:pStyle w:val="Listaconvietas"/>
         <w:tabs>
           <w:tab w:val="clear" w:pos="360"/>
-          <w:tab w:val="num" w:pos="720"/>
+          <w:tab w:val="num" w:pos="1080"/>
         </w:tabs>
         <w:ind w:left="720"/>
         <w:rPr>
@@ -8262,7 +8666,7 @@
         <w:pStyle w:val="Listaconvietas"/>
         <w:tabs>
           <w:tab w:val="clear" w:pos="360"/>
-          <w:tab w:val="num" w:pos="720"/>
+          <w:tab w:val="num" w:pos="1080"/>
         </w:tabs>
         <w:ind w:left="720"/>
         <w:rPr>
@@ -8315,6 +8719,8 @@
       <w:pPr>
         <w:pStyle w:val="Listaconvietas"/>
         <w:tabs>
+          <w:tab w:val="clear" w:pos="360"/>
+          <w:tab w:val="num" w:pos="720"/>
           <w:tab w:val="num" w:pos="1897"/>
         </w:tabs>
       </w:pPr>
@@ -8338,7 +8744,7 @@
         <w:pStyle w:val="Listaconvietas"/>
         <w:tabs>
           <w:tab w:val="clear" w:pos="360"/>
-          <w:tab w:val="num" w:pos="720"/>
+          <w:tab w:val="num" w:pos="1080"/>
         </w:tabs>
         <w:ind w:left="720"/>
       </w:pPr>
@@ -8359,7 +8765,7 @@
         <w:pStyle w:val="Listaconvietas"/>
         <w:tabs>
           <w:tab w:val="clear" w:pos="360"/>
-          <w:tab w:val="num" w:pos="720"/>
+          <w:tab w:val="num" w:pos="1080"/>
         </w:tabs>
         <w:ind w:left="720"/>
         <w:rPr>
@@ -8378,7 +8784,7 @@
         <w:pStyle w:val="Listaconvietas"/>
         <w:tabs>
           <w:tab w:val="clear" w:pos="360"/>
-          <w:tab w:val="num" w:pos="720"/>
+          <w:tab w:val="num" w:pos="1080"/>
         </w:tabs>
         <w:ind w:left="720"/>
         <w:rPr>
@@ -8397,7 +8803,7 @@
         <w:pStyle w:val="Listaconvietas"/>
         <w:tabs>
           <w:tab w:val="clear" w:pos="360"/>
-          <w:tab w:val="num" w:pos="720"/>
+          <w:tab w:val="num" w:pos="1080"/>
         </w:tabs>
         <w:ind w:left="720"/>
         <w:rPr>
@@ -8424,7 +8830,7 @@
         <w:pStyle w:val="Listaconvietas"/>
         <w:tabs>
           <w:tab w:val="clear" w:pos="360"/>
-          <w:tab w:val="num" w:pos="720"/>
+          <w:tab w:val="num" w:pos="1080"/>
         </w:tabs>
         <w:ind w:left="720"/>
         <w:rPr>
@@ -8443,7 +8849,7 @@
         <w:pStyle w:val="Listaconvietas"/>
         <w:tabs>
           <w:tab w:val="clear" w:pos="360"/>
-          <w:tab w:val="num" w:pos="720"/>
+          <w:tab w:val="num" w:pos="1080"/>
         </w:tabs>
         <w:ind w:left="720"/>
         <w:rPr>
@@ -8462,7 +8868,7 @@
         <w:pStyle w:val="Listaconvietas"/>
         <w:tabs>
           <w:tab w:val="clear" w:pos="360"/>
-          <w:tab w:val="num" w:pos="720"/>
+          <w:tab w:val="num" w:pos="1080"/>
         </w:tabs>
         <w:ind w:left="720"/>
         <w:rPr>
@@ -8481,7 +8887,7 @@
         <w:pStyle w:val="Listaconvietas"/>
         <w:tabs>
           <w:tab w:val="clear" w:pos="360"/>
-          <w:tab w:val="num" w:pos="720"/>
+          <w:tab w:val="num" w:pos="1080"/>
         </w:tabs>
         <w:ind w:left="720"/>
         <w:rPr>
@@ -8519,7 +8925,7 @@
           <w:numId w:val="10"/>
         </w:numPr>
         <w:tabs>
-          <w:tab w:val="num" w:pos="1897"/>
+          <w:tab w:val="num" w:pos="2257"/>
         </w:tabs>
       </w:pPr>
       <w:r>
@@ -8549,7 +8955,7 @@
         <w:pStyle w:val="Listaconvietas"/>
         <w:tabs>
           <w:tab w:val="clear" w:pos="360"/>
-          <w:tab w:val="num" w:pos="720"/>
+          <w:tab w:val="num" w:pos="1080"/>
           <w:tab w:val="num" w:pos="1897"/>
         </w:tabs>
         <w:ind w:left="720"/>
@@ -8561,6 +8967,7 @@
         <w:rPr>
           <w:lang w:val="es-ES"/>
         </w:rPr>
+        <w:lastRenderedPageBreak/>
         <w:t xml:space="preserve">La principal diferencia entre crear una aplicación con </w:t>
       </w:r>
       <w:proofErr w:type="spellStart"/>
@@ -8583,7 +8990,7 @@
         <w:pStyle w:val="Listaconvietas"/>
         <w:tabs>
           <w:tab w:val="clear" w:pos="360"/>
-          <w:tab w:val="num" w:pos="720"/>
+          <w:tab w:val="num" w:pos="1080"/>
           <w:tab w:val="num" w:pos="1897"/>
         </w:tabs>
         <w:ind w:left="720"/>
@@ -8631,7 +9038,7 @@
         <w:pStyle w:val="Listaconvietas"/>
         <w:tabs>
           <w:tab w:val="clear" w:pos="360"/>
-          <w:tab w:val="num" w:pos="720"/>
+          <w:tab w:val="num" w:pos="1080"/>
           <w:tab w:val="num" w:pos="1897"/>
         </w:tabs>
         <w:ind w:left="720"/>
@@ -8707,7 +9114,7 @@
         <w:pStyle w:val="Listaconvietas"/>
         <w:tabs>
           <w:tab w:val="clear" w:pos="360"/>
-          <w:tab w:val="num" w:pos="720"/>
+          <w:tab w:val="num" w:pos="1080"/>
           <w:tab w:val="num" w:pos="1897"/>
         </w:tabs>
         <w:ind w:left="720"/>
@@ -8733,22 +9140,15 @@
         <w:rPr>
           <w:lang w:val="es-ES"/>
         </w:rPr>
-        <w:t xml:space="preserve"> Pages sea más intuitiva para aplicaciones pequeñas a medianas, especialmente en escenarios CRUD, y ofrece una curva de aprendizaje </w:t>
-      </w:r>
-      <w:r>
-        <w:rPr>
-          <w:lang w:val="es-ES"/>
-        </w:rPr>
-        <w:lastRenderedPageBreak/>
-        <w:t>más suave, aunque puede requerir más trabajo en aplicaciones complejas que necesitan patrones arquitectónicos avanzados.</w:t>
-      </w:r>
-    </w:p>
-    <w:p>
-      <w:pPr>
-        <w:pStyle w:val="Listaconvietas"/>
-        <w:tabs>
-          <w:tab w:val="clear" w:pos="360"/>
-          <w:tab w:val="num" w:pos="720"/>
+        <w:t xml:space="preserve"> Pages sea más intuitiva para aplicaciones pequeñas a medianas, especialmente en escenarios CRUD, y ofrece una curva de aprendizaje más suave, aunque puede requerir más trabajo en aplicaciones complejas que necesitan patrones arquitectónicos avanzados.</w:t>
+      </w:r>
+    </w:p>
+    <w:p>
+      <w:pPr>
+        <w:pStyle w:val="Listaconvietas"/>
+        <w:tabs>
+          <w:tab w:val="clear" w:pos="360"/>
+          <w:tab w:val="num" w:pos="1080"/>
           <w:tab w:val="num" w:pos="1897"/>
         </w:tabs>
         <w:ind w:left="720"/>
@@ -8782,7 +9182,7 @@
         <w:pStyle w:val="Listaconvietas"/>
         <w:tabs>
           <w:tab w:val="clear" w:pos="360"/>
-          <w:tab w:val="num" w:pos="720"/>
+          <w:tab w:val="num" w:pos="1080"/>
           <w:tab w:val="num" w:pos="1897"/>
         </w:tabs>
         <w:ind w:left="720"/>
@@ -8859,6 +9259,8 @@
       <w:pPr>
         <w:pStyle w:val="Listaconvietas"/>
         <w:tabs>
+          <w:tab w:val="clear" w:pos="360"/>
+          <w:tab w:val="num" w:pos="720"/>
           <w:tab w:val="num" w:pos="1897"/>
         </w:tabs>
       </w:pPr>
@@ -8889,7 +9291,7 @@
         <w:pStyle w:val="Listaconvietas"/>
         <w:tabs>
           <w:tab w:val="clear" w:pos="360"/>
-          <w:tab w:val="num" w:pos="720"/>
+          <w:tab w:val="num" w:pos="1080"/>
           <w:tab w:val="num" w:pos="1897"/>
         </w:tabs>
         <w:ind w:left="720"/>
@@ -8922,7 +9324,7 @@
         <w:pStyle w:val="Listaconvietas"/>
         <w:tabs>
           <w:tab w:val="clear" w:pos="360"/>
-          <w:tab w:val="num" w:pos="720"/>
+          <w:tab w:val="num" w:pos="1080"/>
           <w:tab w:val="num" w:pos="1897"/>
         </w:tabs>
         <w:ind w:left="720"/>
@@ -8970,6 +9372,8 @@
       <w:pPr>
         <w:pStyle w:val="Listaconvietas"/>
         <w:tabs>
+          <w:tab w:val="clear" w:pos="360"/>
+          <w:tab w:val="num" w:pos="720"/>
           <w:tab w:val="num" w:pos="1897"/>
         </w:tabs>
         <w:rPr>
@@ -8998,7 +9402,7 @@
         <w:pStyle w:val="Listaconvietas"/>
         <w:tabs>
           <w:tab w:val="clear" w:pos="360"/>
-          <w:tab w:val="num" w:pos="720"/>
+          <w:tab w:val="num" w:pos="1080"/>
         </w:tabs>
         <w:ind w:left="720"/>
         <w:rPr>
@@ -9038,7 +9442,7 @@
         <w:pStyle w:val="Listaconvietas"/>
         <w:tabs>
           <w:tab w:val="clear" w:pos="360"/>
-          <w:tab w:val="num" w:pos="720"/>
+          <w:tab w:val="num" w:pos="1080"/>
         </w:tabs>
         <w:ind w:left="720"/>
         <w:rPr>
@@ -9057,7 +9461,7 @@
         <w:pStyle w:val="Listaconvietas"/>
         <w:tabs>
           <w:tab w:val="clear" w:pos="360"/>
-          <w:tab w:val="num" w:pos="720"/>
+          <w:tab w:val="num" w:pos="1080"/>
         </w:tabs>
         <w:ind w:left="720"/>
         <w:rPr>
@@ -9076,7 +9480,7 @@
         <w:pStyle w:val="Listaconvietas"/>
         <w:tabs>
           <w:tab w:val="clear" w:pos="360"/>
-          <w:tab w:val="num" w:pos="720"/>
+          <w:tab w:val="num" w:pos="1080"/>
         </w:tabs>
         <w:ind w:left="720"/>
         <w:rPr>
@@ -9102,7 +9506,7 @@
         <w:pStyle w:val="Listaconvietas"/>
         <w:tabs>
           <w:tab w:val="clear" w:pos="360"/>
-          <w:tab w:val="num" w:pos="720"/>
+          <w:tab w:val="num" w:pos="1080"/>
         </w:tabs>
         <w:ind w:left="720"/>
         <w:rPr>
@@ -9121,7 +9525,7 @@
         <w:pStyle w:val="Listaconvietas"/>
         <w:tabs>
           <w:tab w:val="clear" w:pos="360"/>
-          <w:tab w:val="num" w:pos="720"/>
+          <w:tab w:val="num" w:pos="1080"/>
         </w:tabs>
         <w:ind w:left="720"/>
         <w:rPr>
@@ -9155,7 +9559,7 @@
         <w:pStyle w:val="Listaconvietas"/>
         <w:tabs>
           <w:tab w:val="clear" w:pos="360"/>
-          <w:tab w:val="num" w:pos="720"/>
+          <w:tab w:val="num" w:pos="1080"/>
         </w:tabs>
         <w:ind w:left="720"/>
         <w:rPr>
@@ -9174,7 +9578,7 @@
         <w:pStyle w:val="Listaconvietas"/>
         <w:tabs>
           <w:tab w:val="clear" w:pos="360"/>
-          <w:tab w:val="num" w:pos="720"/>
+          <w:tab w:val="num" w:pos="1080"/>
         </w:tabs>
         <w:ind w:left="720"/>
         <w:rPr>
@@ -9200,7 +9604,7 @@
         <w:pStyle w:val="Listaconvietas"/>
         <w:tabs>
           <w:tab w:val="clear" w:pos="360"/>
-          <w:tab w:val="num" w:pos="720"/>
+          <w:tab w:val="num" w:pos="1080"/>
         </w:tabs>
         <w:ind w:left="720"/>
         <w:rPr>
@@ -9219,7 +9623,7 @@
         <w:pStyle w:val="Listaconvietas"/>
         <w:tabs>
           <w:tab w:val="clear" w:pos="360"/>
-          <w:tab w:val="num" w:pos="720"/>
+          <w:tab w:val="num" w:pos="1080"/>
         </w:tabs>
         <w:ind w:left="720"/>
         <w:rPr>
@@ -9238,7 +9642,7 @@
         <w:pStyle w:val="Listaconvietas"/>
         <w:tabs>
           <w:tab w:val="clear" w:pos="360"/>
-          <w:tab w:val="num" w:pos="720"/>
+          <w:tab w:val="num" w:pos="1080"/>
         </w:tabs>
         <w:ind w:left="720"/>
         <w:rPr>
@@ -9257,7 +9661,7 @@
         <w:pStyle w:val="Listaconvietas"/>
         <w:tabs>
           <w:tab w:val="clear" w:pos="360"/>
-          <w:tab w:val="num" w:pos="720"/>
+          <w:tab w:val="num" w:pos="1080"/>
         </w:tabs>
         <w:ind w:left="720"/>
         <w:rPr>
@@ -9269,6 +9673,7 @@
           <w:rFonts w:ascii="Segoe UI Emoji" w:hAnsi="Segoe UI Emoji" w:cs="Segoe UI Emoji"/>
           <w:lang w:val="es-ES"/>
         </w:rPr>
+        <w:lastRenderedPageBreak/>
         <w:t>✅</w:t>
       </w:r>
       <w:r>
@@ -9283,7 +9688,7 @@
         <w:pStyle w:val="Listaconvietas"/>
         <w:tabs>
           <w:tab w:val="clear" w:pos="360"/>
-          <w:tab w:val="num" w:pos="720"/>
+          <w:tab w:val="num" w:pos="1080"/>
         </w:tabs>
         <w:ind w:left="720"/>
         <w:rPr>
@@ -9302,7 +9707,7 @@
         <w:pStyle w:val="Listaconvietas"/>
         <w:tabs>
           <w:tab w:val="clear" w:pos="360"/>
-          <w:tab w:val="num" w:pos="720"/>
+          <w:tab w:val="num" w:pos="1080"/>
         </w:tabs>
         <w:ind w:left="720"/>
         <w:rPr>
@@ -9321,7 +9726,7 @@
         <w:pStyle w:val="Listaconvietas"/>
         <w:tabs>
           <w:tab w:val="clear" w:pos="360"/>
-          <w:tab w:val="num" w:pos="720"/>
+          <w:tab w:val="num" w:pos="1080"/>
         </w:tabs>
         <w:ind w:left="720"/>
         <w:rPr>
@@ -9347,7 +9752,7 @@
         <w:pStyle w:val="Listaconvietas"/>
         <w:tabs>
           <w:tab w:val="clear" w:pos="360"/>
-          <w:tab w:val="num" w:pos="720"/>
+          <w:tab w:val="num" w:pos="1080"/>
         </w:tabs>
         <w:ind w:left="720"/>
         <w:rPr>
@@ -9366,7 +9771,7 @@
         <w:pStyle w:val="Listaconvietas"/>
         <w:tabs>
           <w:tab w:val="clear" w:pos="360"/>
-          <w:tab w:val="num" w:pos="720"/>
+          <w:tab w:val="num" w:pos="1080"/>
         </w:tabs>
         <w:ind w:left="720"/>
         <w:rPr>
@@ -9414,7 +9819,7 @@
         <w:pStyle w:val="Listaconvietas"/>
         <w:tabs>
           <w:tab w:val="clear" w:pos="360"/>
-          <w:tab w:val="num" w:pos="720"/>
+          <w:tab w:val="num" w:pos="1080"/>
         </w:tabs>
         <w:ind w:left="720"/>
         <w:rPr>
@@ -9433,7 +9838,7 @@
         <w:pStyle w:val="Listaconvietas"/>
         <w:tabs>
           <w:tab w:val="clear" w:pos="360"/>
-          <w:tab w:val="num" w:pos="720"/>
+          <w:tab w:val="num" w:pos="1080"/>
         </w:tabs>
         <w:ind w:left="720"/>
         <w:rPr>
@@ -9452,7 +9857,7 @@
         <w:pStyle w:val="Listaconvietas"/>
         <w:tabs>
           <w:tab w:val="clear" w:pos="360"/>
-          <w:tab w:val="num" w:pos="720"/>
+          <w:tab w:val="num" w:pos="1080"/>
         </w:tabs>
         <w:ind w:left="720"/>
         <w:rPr>
@@ -9471,7 +9876,7 @@
         <w:pStyle w:val="Listaconvietas"/>
         <w:tabs>
           <w:tab w:val="clear" w:pos="360"/>
-          <w:tab w:val="num" w:pos="720"/>
+          <w:tab w:val="num" w:pos="1080"/>
         </w:tabs>
         <w:ind w:left="720"/>
         <w:rPr>
@@ -9492,7 +9897,7 @@
         <w:pStyle w:val="Listaconvietas"/>
         <w:tabs>
           <w:tab w:val="clear" w:pos="360"/>
-          <w:tab w:val="num" w:pos="720"/>
+          <w:tab w:val="num" w:pos="1080"/>
         </w:tabs>
         <w:ind w:left="720"/>
         <w:rPr>
@@ -9521,7 +9926,7 @@
         <w:pStyle w:val="Listaconvietas"/>
         <w:tabs>
           <w:tab w:val="clear" w:pos="360"/>
-          <w:tab w:val="num" w:pos="720"/>
+          <w:tab w:val="num" w:pos="1080"/>
         </w:tabs>
         <w:ind w:left="720"/>
         <w:rPr>
@@ -9547,7 +9952,7 @@
         <w:pStyle w:val="Listaconvietas"/>
         <w:tabs>
           <w:tab w:val="clear" w:pos="360"/>
-          <w:tab w:val="num" w:pos="720"/>
+          <w:tab w:val="num" w:pos="1080"/>
         </w:tabs>
         <w:ind w:left="720"/>
         <w:rPr>
@@ -9566,7 +9971,7 @@
         <w:pStyle w:val="Listaconvietas"/>
         <w:tabs>
           <w:tab w:val="clear" w:pos="360"/>
-          <w:tab w:val="num" w:pos="720"/>
+          <w:tab w:val="num" w:pos="1080"/>
         </w:tabs>
         <w:ind w:left="720"/>
         <w:rPr>
@@ -9585,7 +9990,7 @@
         <w:pStyle w:val="Listaconvietas"/>
         <w:tabs>
           <w:tab w:val="clear" w:pos="360"/>
-          <w:tab w:val="num" w:pos="720"/>
+          <w:tab w:val="num" w:pos="1080"/>
         </w:tabs>
         <w:ind w:left="720"/>
         <w:rPr>
@@ -9596,16 +10001,645 @@
         <w:rPr>
           <w:lang w:val="es-ES"/>
         </w:rPr>
+        <w:t>Facilita despliegues modernos</w:t>
+      </w:r>
+    </w:p>
+    <w:p>
+      <w:pPr>
+        <w:pStyle w:val="Listaconvietas"/>
+        <w:tabs>
+          <w:tab w:val="clear" w:pos="360"/>
+          <w:tab w:val="num" w:pos="1080"/>
+        </w:tabs>
+        <w:ind w:left="720"/>
+        <w:rPr>
+          <w:lang w:val="es-ES"/>
+        </w:rPr>
+      </w:pPr>
+      <w:r>
+        <w:rPr>
+          <w:rFonts w:ascii="Segoe UI Emoji" w:hAnsi="Segoe UI Emoji" w:cs="Segoe UI Emoji"/>
+          <w:lang w:val="es-ES"/>
+        </w:rPr>
+        <w:t>❌</w:t>
+      </w:r>
+      <w:r>
+        <w:rPr>
+          <w:lang w:val="es-ES"/>
+        </w:rPr>
+        <w:t xml:space="preserve"> Desmarcada</w:t>
+      </w:r>
+    </w:p>
+    <w:p>
+      <w:pPr>
+        <w:pStyle w:val="Listaconvietas"/>
+        <w:tabs>
+          <w:tab w:val="clear" w:pos="360"/>
+          <w:tab w:val="num" w:pos="1080"/>
+        </w:tabs>
+        <w:ind w:left="720"/>
+        <w:rPr>
+          <w:lang w:val="es-ES"/>
+        </w:rPr>
+      </w:pPr>
+      <w:r>
+        <w:rPr>
+          <w:lang w:val="es-ES"/>
+        </w:rPr>
+        <w:t>App normal, corre directo en tu máquina o servidor</w:t>
+      </w:r>
+    </w:p>
+    <w:p>
+      <w:pPr>
+        <w:pStyle w:val="Listaconvietas"/>
+        <w:tabs>
+          <w:tab w:val="clear" w:pos="360"/>
+          <w:tab w:val="num" w:pos="1080"/>
+        </w:tabs>
+        <w:ind w:left="720"/>
+        <w:rPr>
+          <w:lang w:val="es-ES"/>
+        </w:rPr>
+      </w:pPr>
+      <w:r>
+        <w:rPr>
+          <w:lang w:val="es-ES"/>
+        </w:rPr>
+        <w:t>¿Cuándo usarla?</w:t>
+      </w:r>
+    </w:p>
+    <w:p>
+      <w:pPr>
+        <w:pStyle w:val="Listaconvietas"/>
+        <w:tabs>
+          <w:tab w:val="clear" w:pos="360"/>
+          <w:tab w:val="num" w:pos="1080"/>
+        </w:tabs>
+        <w:ind w:left="720"/>
+        <w:rPr>
+          <w:lang w:val="es-ES"/>
+        </w:rPr>
+      </w:pPr>
+      <w:r>
+        <w:rPr>
+          <w:rFonts w:ascii="Segoe UI Emoji" w:hAnsi="Segoe UI Emoji" w:cs="Segoe UI Emoji"/>
+          <w:lang w:val="es-ES"/>
+        </w:rPr>
+        <w:t>✅</w:t>
+      </w:r>
+      <w:r>
+        <w:rPr>
+          <w:lang w:val="es-ES"/>
+        </w:rPr>
+        <w:t xml:space="preserve"> Si usarás Docker</w:t>
+      </w:r>
+    </w:p>
+    <w:p>
+      <w:pPr>
+        <w:pStyle w:val="Listaconvietas"/>
+        <w:tabs>
+          <w:tab w:val="clear" w:pos="360"/>
+          <w:tab w:val="num" w:pos="1080"/>
+        </w:tabs>
+        <w:ind w:left="720"/>
+        <w:rPr>
+          <w:lang w:val="es-ES"/>
+        </w:rPr>
+      </w:pPr>
+      <w:r>
+        <w:rPr>
+          <w:lang w:val="es-ES"/>
+        </w:rPr>
+        <w:t>CI/CD</w:t>
+      </w:r>
+    </w:p>
+    <w:p>
+      <w:pPr>
+        <w:pStyle w:val="Listaconvietas"/>
+        <w:tabs>
+          <w:tab w:val="clear" w:pos="360"/>
+          <w:tab w:val="num" w:pos="1080"/>
+        </w:tabs>
+        <w:ind w:left="720"/>
+        <w:rPr>
+          <w:lang w:val="es-ES"/>
+        </w:rPr>
+      </w:pPr>
+      <w:proofErr w:type="spellStart"/>
+      <w:r>
+        <w:rPr>
+          <w:lang w:val="es-ES"/>
+        </w:rPr>
+        <w:t>Kubernetes</w:t>
+      </w:r>
+      <w:proofErr w:type="spellEnd"/>
+    </w:p>
+    <w:p>
+      <w:pPr>
+        <w:pStyle w:val="Listaconvietas"/>
+        <w:tabs>
+          <w:tab w:val="clear" w:pos="360"/>
+          <w:tab w:val="num" w:pos="1080"/>
+        </w:tabs>
+        <w:ind w:left="720"/>
+        <w:rPr>
+          <w:lang w:val="es-ES"/>
+        </w:rPr>
+      </w:pPr>
+      <w:r>
+        <w:rPr>
+          <w:lang w:val="es-ES"/>
+        </w:rPr>
+        <w:t>Arquitecturas modernas</w:t>
+      </w:r>
+    </w:p>
+    <w:p>
+      <w:pPr>
+        <w:pStyle w:val="Listaconvietas"/>
+        <w:tabs>
+          <w:tab w:val="clear" w:pos="360"/>
+          <w:tab w:val="num" w:pos="1080"/>
+        </w:tabs>
+        <w:ind w:left="720"/>
+        <w:rPr>
+          <w:lang w:val="es-ES"/>
+        </w:rPr>
+      </w:pPr>
+      <w:r>
+        <w:rPr>
+          <w:rFonts w:ascii="Segoe UI Emoji" w:hAnsi="Segoe UI Emoji" w:cs="Segoe UI Emoji"/>
+          <w:lang w:val="es-ES"/>
+        </w:rPr>
+        <w:t>❌</w:t>
+      </w:r>
+      <w:r>
+        <w:rPr>
+          <w:lang w:val="es-ES"/>
+        </w:rPr>
+        <w:t xml:space="preserve"> Para aprender o practicar, no la marques, solo mete ruido.</w:t>
+      </w:r>
+    </w:p>
+    <w:p>
+      <w:pPr>
+        <w:pStyle w:val="Listaconvietas"/>
+        <w:tabs>
+          <w:tab w:val="clear" w:pos="360"/>
+          <w:tab w:val="num" w:pos="1080"/>
+        </w:tabs>
+        <w:ind w:left="720"/>
+        <w:rPr>
+          <w:lang w:val="es-ES"/>
+        </w:rPr>
+      </w:pPr>
+      <w:r>
+        <w:rPr>
+          <w:lang w:val="es-ES"/>
+        </w:rPr>
+        <w:t>________________________________________</w:t>
+      </w:r>
+    </w:p>
+    <w:p>
+      <w:pPr>
+        <w:pStyle w:val="Listaconvietas"/>
+        <w:tabs>
+          <w:tab w:val="clear" w:pos="360"/>
+          <w:tab w:val="num" w:pos="1080"/>
+        </w:tabs>
+        <w:ind w:left="720"/>
+      </w:pPr>
+      <w:r>
+        <w:rPr>
+          <w:rFonts w:ascii="Segoe UI Emoji" w:hAnsi="Segoe UI Emoji" w:cs="Segoe UI Emoji"/>
+          <w:lang w:val="es-ES"/>
+        </w:rPr>
+        <w:t>📜</w:t>
+      </w:r>
+      <w:r>
+        <w:t xml:space="preserve"> Enable </w:t>
+      </w:r>
+      <w:proofErr w:type="spellStart"/>
+      <w:r>
+        <w:t>OpenAPI</w:t>
+      </w:r>
+      <w:proofErr w:type="spellEnd"/>
+      <w:r>
+        <w:t xml:space="preserve"> Support (Swagger)</w:t>
+      </w:r>
+    </w:p>
+    <w:p>
+      <w:pPr>
+        <w:pStyle w:val="Listaconvietas"/>
+        <w:tabs>
+          <w:tab w:val="clear" w:pos="360"/>
+          <w:tab w:val="num" w:pos="1080"/>
+        </w:tabs>
+        <w:ind w:left="720"/>
+        <w:rPr>
+          <w:lang w:val="es-ES"/>
+        </w:rPr>
+      </w:pPr>
+      <w:r>
+        <w:rPr>
+          <w:lang w:val="es-ES"/>
+        </w:rPr>
+        <w:t>¿Qué es?</w:t>
+      </w:r>
+    </w:p>
+    <w:p>
+      <w:pPr>
+        <w:pStyle w:val="Listaconvietas"/>
+        <w:tabs>
+          <w:tab w:val="clear" w:pos="360"/>
+          <w:tab w:val="num" w:pos="1080"/>
+        </w:tabs>
+        <w:ind w:left="720"/>
+        <w:rPr>
+          <w:lang w:val="es-ES"/>
+        </w:rPr>
+      </w:pPr>
+      <w:r>
+        <w:rPr>
+          <w:lang w:val="es-ES"/>
+        </w:rPr>
+        <w:t xml:space="preserve">Genera automáticamente </w:t>
+      </w:r>
+      <w:proofErr w:type="spellStart"/>
+      <w:r>
+        <w:rPr>
+          <w:lang w:val="es-ES"/>
+        </w:rPr>
+        <w:t>Swagger</w:t>
+      </w:r>
+      <w:proofErr w:type="spellEnd"/>
+      <w:r>
+        <w:rPr>
+          <w:lang w:val="es-ES"/>
+        </w:rPr>
+        <w:t xml:space="preserve"> / </w:t>
+      </w:r>
+      <w:proofErr w:type="spellStart"/>
+      <w:r>
+        <w:rPr>
+          <w:lang w:val="es-ES"/>
+        </w:rPr>
+        <w:t>OpenAPI</w:t>
+      </w:r>
+      <w:proofErr w:type="spellEnd"/>
+      <w:r>
+        <w:rPr>
+          <w:lang w:val="es-ES"/>
+        </w:rPr>
+        <w:t>, la documentación interactiva de tu API.</w:t>
+      </w:r>
+    </w:p>
+    <w:p>
+      <w:pPr>
+        <w:pStyle w:val="Listaconvietas"/>
+        <w:tabs>
+          <w:tab w:val="clear" w:pos="360"/>
+          <w:tab w:val="num" w:pos="1080"/>
+        </w:tabs>
+        <w:ind w:left="720"/>
+        <w:rPr>
+          <w:lang w:val="es-ES"/>
+        </w:rPr>
+      </w:pPr>
+      <w:r>
+        <w:rPr>
+          <w:rFonts w:ascii="Segoe UI Emoji" w:hAnsi="Segoe UI Emoji" w:cs="Segoe UI Emoji"/>
+          <w:lang w:val="es-ES"/>
+        </w:rPr>
+        <w:t>✅</w:t>
+      </w:r>
+      <w:r>
+        <w:rPr>
+          <w:lang w:val="es-ES"/>
+        </w:rPr>
+        <w:t xml:space="preserve"> Marcada</w:t>
+      </w:r>
+    </w:p>
+    <w:p>
+      <w:pPr>
+        <w:pStyle w:val="Listaconvietas"/>
+        <w:tabs>
+          <w:tab w:val="clear" w:pos="360"/>
+          <w:tab w:val="num" w:pos="1080"/>
+        </w:tabs>
+        <w:ind w:left="720"/>
+        <w:rPr>
+          <w:lang w:val="es-ES"/>
+        </w:rPr>
+      </w:pPr>
+      <w:r>
+        <w:rPr>
+          <w:lang w:val="es-ES"/>
+        </w:rPr>
+        <w:t>Tienes /</w:t>
+      </w:r>
+      <w:proofErr w:type="spellStart"/>
+      <w:r>
+        <w:rPr>
+          <w:lang w:val="es-ES"/>
+        </w:rPr>
+        <w:t>swagger</w:t>
+      </w:r>
+      <w:proofErr w:type="spellEnd"/>
+    </w:p>
+    <w:p>
+      <w:pPr>
+        <w:pStyle w:val="Listaconvietas"/>
+        <w:tabs>
+          <w:tab w:val="clear" w:pos="360"/>
+          <w:tab w:val="num" w:pos="1080"/>
+        </w:tabs>
+        <w:ind w:left="720"/>
+        <w:rPr>
+          <w:lang w:val="es-ES"/>
+        </w:rPr>
+      </w:pPr>
+      <w:r>
+        <w:rPr>
+          <w:lang w:val="es-ES"/>
+        </w:rPr>
+        <w:t xml:space="preserve">Ves </w:t>
+      </w:r>
+      <w:proofErr w:type="spellStart"/>
+      <w:r>
+        <w:rPr>
+          <w:lang w:val="es-ES"/>
+        </w:rPr>
+        <w:t>endpoints</w:t>
+      </w:r>
+      <w:proofErr w:type="spellEnd"/>
+    </w:p>
+    <w:p>
+      <w:pPr>
+        <w:pStyle w:val="Listaconvietas"/>
+        <w:tabs>
+          <w:tab w:val="clear" w:pos="360"/>
+          <w:tab w:val="num" w:pos="1080"/>
+        </w:tabs>
+        <w:ind w:left="720"/>
+        <w:rPr>
+          <w:lang w:val="es-ES"/>
+        </w:rPr>
+      </w:pPr>
+      <w:r>
+        <w:rPr>
+          <w:lang w:val="es-ES"/>
+        </w:rPr>
+        <w:t xml:space="preserve">Pruebas </w:t>
+      </w:r>
+      <w:proofErr w:type="spellStart"/>
+      <w:r>
+        <w:rPr>
+          <w:lang w:val="es-ES"/>
+        </w:rPr>
+        <w:t>requests</w:t>
+      </w:r>
+      <w:proofErr w:type="spellEnd"/>
+      <w:r>
+        <w:rPr>
+          <w:lang w:val="es-ES"/>
+        </w:rPr>
+        <w:t xml:space="preserve"> desde el navegador</w:t>
+      </w:r>
+    </w:p>
+    <w:p>
+      <w:pPr>
+        <w:pStyle w:val="Listaconvietas"/>
+        <w:tabs>
+          <w:tab w:val="clear" w:pos="360"/>
+          <w:tab w:val="num" w:pos="1080"/>
+        </w:tabs>
+        <w:ind w:left="720"/>
+        <w:rPr>
+          <w:lang w:val="es-ES"/>
+        </w:rPr>
+      </w:pPr>
+      <w:r>
+        <w:rPr>
+          <w:lang w:val="es-ES"/>
+        </w:rPr>
+        <w:t>Documentación automática</w:t>
+      </w:r>
+    </w:p>
+    <w:p>
+      <w:pPr>
+        <w:pStyle w:val="Listaconvietas"/>
+        <w:tabs>
+          <w:tab w:val="clear" w:pos="360"/>
+          <w:tab w:val="num" w:pos="1080"/>
+        </w:tabs>
+        <w:ind w:left="720"/>
+        <w:rPr>
+          <w:lang w:val="es-ES"/>
+        </w:rPr>
+      </w:pPr>
+      <w:r>
+        <w:rPr>
+          <w:rFonts w:ascii="Segoe UI Emoji" w:hAnsi="Segoe UI Emoji" w:cs="Segoe UI Emoji"/>
+          <w:lang w:val="es-ES"/>
+        </w:rPr>
+        <w:t>❌</w:t>
+      </w:r>
+      <w:r>
+        <w:rPr>
+          <w:lang w:val="es-ES"/>
+        </w:rPr>
+        <w:t xml:space="preserve"> Desmarcada</w:t>
+      </w:r>
+    </w:p>
+    <w:p>
+      <w:pPr>
+        <w:pStyle w:val="Listaconvietas"/>
+        <w:tabs>
+          <w:tab w:val="clear" w:pos="360"/>
+          <w:tab w:val="num" w:pos="1080"/>
+        </w:tabs>
+        <w:ind w:left="720"/>
+        <w:rPr>
+          <w:lang w:val="es-ES"/>
+        </w:rPr>
+      </w:pPr>
+      <w:r>
+        <w:rPr>
+          <w:lang w:val="es-ES"/>
+        </w:rPr>
+        <w:t>No hay documentación automática</w:t>
+      </w:r>
+    </w:p>
+    <w:p>
+      <w:pPr>
+        <w:pStyle w:val="Listaconvietas"/>
+        <w:tabs>
+          <w:tab w:val="clear" w:pos="360"/>
+          <w:tab w:val="num" w:pos="1080"/>
+        </w:tabs>
+        <w:ind w:left="720"/>
+        <w:rPr>
+          <w:lang w:val="es-ES"/>
+        </w:rPr>
+      </w:pPr>
+      <w:r>
+        <w:rPr>
+          <w:lang w:val="es-ES"/>
+        </w:rPr>
+        <w:t>Todo a mano (</w:t>
+      </w:r>
+      <w:proofErr w:type="spellStart"/>
+      <w:r>
+        <w:rPr>
+          <w:lang w:val="es-ES"/>
+        </w:rPr>
+        <w:t>Postman</w:t>
+      </w:r>
+      <w:proofErr w:type="spellEnd"/>
+      <w:r>
+        <w:rPr>
+          <w:lang w:val="es-ES"/>
+        </w:rPr>
+        <w:t>, etc.)</w:t>
+      </w:r>
+    </w:p>
+    <w:p>
+      <w:pPr>
+        <w:pStyle w:val="Listaconvietas"/>
+        <w:tabs>
+          <w:tab w:val="clear" w:pos="360"/>
+          <w:tab w:val="num" w:pos="1080"/>
+        </w:tabs>
+        <w:ind w:left="720"/>
+        <w:rPr>
+          <w:lang w:val="es-ES"/>
+        </w:rPr>
+      </w:pPr>
+      <w:r>
+        <w:rPr>
+          <w:lang w:val="es-ES"/>
+        </w:rPr>
+        <w:t>¿Cuándo usarla?</w:t>
+      </w:r>
+    </w:p>
+    <w:p>
+      <w:pPr>
+        <w:pStyle w:val="Listaconvietas"/>
+        <w:tabs>
+          <w:tab w:val="clear" w:pos="360"/>
+          <w:tab w:val="num" w:pos="1080"/>
+        </w:tabs>
+        <w:ind w:left="720"/>
+        <w:rPr>
+          <w:lang w:val="es-ES"/>
+        </w:rPr>
+      </w:pPr>
+      <w:r>
+        <w:rPr>
+          <w:rFonts w:ascii="Segoe UI Emoji" w:hAnsi="Segoe UI Emoji" w:cs="Segoe UI Emoji"/>
+          <w:lang w:val="es-ES"/>
+        </w:rPr>
+        <w:t>✅</w:t>
+      </w:r>
+      <w:r>
+        <w:rPr>
+          <w:lang w:val="es-ES"/>
+        </w:rPr>
+        <w:t xml:space="preserve"> SIEMPRE que estés aprendiendo</w:t>
+      </w:r>
+    </w:p>
+    <w:p>
+      <w:pPr>
+        <w:pStyle w:val="Listaconvietas"/>
+        <w:tabs>
+          <w:tab w:val="clear" w:pos="360"/>
+          <w:tab w:val="num" w:pos="1080"/>
+        </w:tabs>
+        <w:ind w:left="720"/>
+        <w:rPr>
+          <w:lang w:val="es-ES"/>
+        </w:rPr>
+      </w:pPr>
+      <w:proofErr w:type="spellStart"/>
+      <w:r>
+        <w:rPr>
+          <w:lang w:val="es-ES"/>
+        </w:rPr>
+        <w:t>APIs</w:t>
+      </w:r>
+      <w:proofErr w:type="spellEnd"/>
+      <w:r>
+        <w:rPr>
+          <w:lang w:val="es-ES"/>
+        </w:rPr>
+        <w:t xml:space="preserve"> públicas</w:t>
+      </w:r>
+    </w:p>
+    <w:p>
+      <w:pPr>
+        <w:pStyle w:val="Listaconvietas"/>
+        <w:tabs>
+          <w:tab w:val="clear" w:pos="360"/>
+          <w:tab w:val="num" w:pos="1080"/>
+        </w:tabs>
+        <w:ind w:left="720"/>
+        <w:rPr>
+          <w:lang w:val="es-ES"/>
+        </w:rPr>
+      </w:pPr>
+      <w:r>
+        <w:rPr>
+          <w:lang w:val="es-ES"/>
+        </w:rPr>
+        <w:t>Trabajo en equipo</w:t>
+      </w:r>
+    </w:p>
+    <w:p>
+      <w:pPr>
+        <w:pStyle w:val="Listaconvietas"/>
+        <w:tabs>
+          <w:tab w:val="clear" w:pos="360"/>
+          <w:tab w:val="num" w:pos="1080"/>
+        </w:tabs>
+        <w:ind w:left="720"/>
+        <w:rPr>
+          <w:lang w:val="es-ES"/>
+        </w:rPr>
+      </w:pPr>
+      <w:r>
+        <w:rPr>
+          <w:rFonts w:ascii="Segoe UI Emoji" w:hAnsi="Segoe UI Emoji" w:cs="Segoe UI Emoji"/>
+          <w:lang w:val="es-ES"/>
+        </w:rPr>
         <w:lastRenderedPageBreak/>
-        <w:t>Facilita despliegues modernos</w:t>
-      </w:r>
-    </w:p>
-    <w:p>
-      <w:pPr>
-        <w:pStyle w:val="Listaconvietas"/>
-        <w:tabs>
-          <w:tab w:val="clear" w:pos="360"/>
-          <w:tab w:val="num" w:pos="720"/>
+        <w:t>💡</w:t>
+      </w:r>
+      <w:r>
+        <w:rPr>
+          <w:lang w:val="es-ES"/>
+        </w:rPr>
+        <w:t xml:space="preserve"> </w:t>
+      </w:r>
+      <w:proofErr w:type="spellStart"/>
+      <w:r>
+        <w:rPr>
+          <w:lang w:val="es-ES"/>
+        </w:rPr>
+        <w:t>Swagger</w:t>
+      </w:r>
+      <w:proofErr w:type="spellEnd"/>
+      <w:r>
+        <w:rPr>
+          <w:lang w:val="es-ES"/>
+        </w:rPr>
+        <w:t xml:space="preserve"> es como tener rayos X de tu API.</w:t>
+      </w:r>
+    </w:p>
+    <w:p>
+      <w:pPr>
+        <w:pStyle w:val="Listaconvietas"/>
+        <w:tabs>
+          <w:tab w:val="clear" w:pos="360"/>
+          <w:tab w:val="num" w:pos="1080"/>
         </w:tabs>
         <w:ind w:left="720"/>
         <w:rPr>
@@ -9614,24 +10648,37 @@
       </w:pPr>
       <w:r>
         <w:rPr>
+          <w:lang w:val="es-ES"/>
+        </w:rPr>
+        <w:t>________________________________________</w:t>
+      </w:r>
+    </w:p>
+    <w:p>
+      <w:pPr>
+        <w:pStyle w:val="Listaconvietas"/>
+        <w:tabs>
+          <w:tab w:val="clear" w:pos="360"/>
+          <w:tab w:val="num" w:pos="1080"/>
+        </w:tabs>
+        <w:ind w:left="720"/>
+      </w:pPr>
+      <w:r>
+        <w:rPr>
           <w:rFonts w:ascii="Segoe UI Emoji" w:hAnsi="Segoe UI Emoji" w:cs="Segoe UI Emoji"/>
           <w:lang w:val="es-ES"/>
         </w:rPr>
-        <w:t>❌</w:t>
-      </w:r>
-      <w:r>
-        <w:rPr>
-          <w:lang w:val="es-ES"/>
-        </w:rPr>
-        <w:t xml:space="preserve"> Desmarcada</w:t>
-      </w:r>
-    </w:p>
-    <w:p>
-      <w:pPr>
-        <w:pStyle w:val="Listaconvietas"/>
-        <w:tabs>
-          <w:tab w:val="clear" w:pos="360"/>
-          <w:tab w:val="num" w:pos="720"/>
+        <w:t>🧱</w:t>
+      </w:r>
+      <w:r>
+        <w:t xml:space="preserve"> Do Not Use Top-Level Statements</w:t>
+      </w:r>
+    </w:p>
+    <w:p>
+      <w:pPr>
+        <w:pStyle w:val="Listaconvietas"/>
+        <w:tabs>
+          <w:tab w:val="clear" w:pos="360"/>
+          <w:tab w:val="num" w:pos="1080"/>
         </w:tabs>
         <w:ind w:left="720"/>
         <w:rPr>
@@ -9642,668 +10689,26 @@
         <w:rPr>
           <w:lang w:val="es-ES"/>
         </w:rPr>
-        <w:t>App normal, corre directo en tu máquina o servidor</w:t>
-      </w:r>
-    </w:p>
-    <w:p>
-      <w:pPr>
-        <w:pStyle w:val="Listaconvietas"/>
-        <w:tabs>
-          <w:tab w:val="clear" w:pos="360"/>
-          <w:tab w:val="num" w:pos="720"/>
+        <w:t>Este es más técnico, pero importante.</w:t>
+      </w:r>
+    </w:p>
+    <w:p>
+      <w:pPr>
+        <w:pStyle w:val="Listaconvietas"/>
+        <w:tabs>
+          <w:tab w:val="clear" w:pos="360"/>
+          <w:tab w:val="num" w:pos="1080"/>
         </w:tabs>
         <w:ind w:left="720"/>
-        <w:rPr>
-          <w:lang w:val="es-ES"/>
-        </w:rPr>
-      </w:pPr>
-      <w:r>
-        <w:rPr>
-          <w:lang w:val="es-ES"/>
-        </w:rPr>
-        <w:t>¿Cuándo usarla?</w:t>
-      </w:r>
-    </w:p>
-    <w:p>
-      <w:pPr>
-        <w:pStyle w:val="Listaconvietas"/>
-        <w:tabs>
-          <w:tab w:val="clear" w:pos="360"/>
-          <w:tab w:val="num" w:pos="720"/>
-        </w:tabs>
-        <w:ind w:left="720"/>
-        <w:rPr>
-          <w:lang w:val="es-ES"/>
-        </w:rPr>
-      </w:pPr>
-      <w:r>
-        <w:rPr>
-          <w:rFonts w:ascii="Segoe UI Emoji" w:hAnsi="Segoe UI Emoji" w:cs="Segoe UI Emoji"/>
-          <w:lang w:val="es-ES"/>
-        </w:rPr>
-        <w:t>✅</w:t>
-      </w:r>
-      <w:r>
-        <w:rPr>
-          <w:lang w:val="es-ES"/>
-        </w:rPr>
-        <w:t xml:space="preserve"> Si usarás Docker</w:t>
-      </w:r>
-    </w:p>
-    <w:p>
-      <w:pPr>
-        <w:pStyle w:val="Listaconvietas"/>
-        <w:tabs>
-          <w:tab w:val="clear" w:pos="360"/>
-          <w:tab w:val="num" w:pos="720"/>
-        </w:tabs>
-        <w:ind w:left="720"/>
-        <w:rPr>
-          <w:lang w:val="es-ES"/>
-        </w:rPr>
-      </w:pPr>
-      <w:r>
-        <w:rPr>
-          <w:lang w:val="es-ES"/>
-        </w:rPr>
-        <w:t>CI/CD</w:t>
-      </w:r>
-    </w:p>
-    <w:p>
-      <w:pPr>
-        <w:pStyle w:val="Listaconvietas"/>
-        <w:tabs>
-          <w:tab w:val="clear" w:pos="360"/>
-          <w:tab w:val="num" w:pos="720"/>
-        </w:tabs>
-        <w:ind w:left="720"/>
-        <w:rPr>
-          <w:lang w:val="es-ES"/>
-        </w:rPr>
-      </w:pPr>
+      </w:pPr>
+      <w:r>
+        <w:t>¿</w:t>
+      </w:r>
       <w:proofErr w:type="spellStart"/>
       <w:r>
-        <w:rPr>
-          <w:lang w:val="es-ES"/>
-        </w:rPr>
-        <w:t>Kubernetes</w:t>
+        <w:t>Qué</w:t>
       </w:r>
       <w:proofErr w:type="spellEnd"/>
-    </w:p>
-    <w:p>
-      <w:pPr>
-        <w:pStyle w:val="Listaconvietas"/>
-        <w:tabs>
-          <w:tab w:val="clear" w:pos="360"/>
-          <w:tab w:val="num" w:pos="720"/>
-        </w:tabs>
-        <w:ind w:left="720"/>
-        <w:rPr>
-          <w:lang w:val="es-ES"/>
-        </w:rPr>
-      </w:pPr>
-      <w:r>
-        <w:rPr>
-          <w:lang w:val="es-ES"/>
-        </w:rPr>
-        <w:t>Arquitecturas modernas</w:t>
-      </w:r>
-    </w:p>
-    <w:p>
-      <w:pPr>
-        <w:pStyle w:val="Listaconvietas"/>
-        <w:tabs>
-          <w:tab w:val="clear" w:pos="360"/>
-          <w:tab w:val="num" w:pos="720"/>
-        </w:tabs>
-        <w:ind w:left="720"/>
-        <w:rPr>
-          <w:lang w:val="es-ES"/>
-        </w:rPr>
-      </w:pPr>
-      <w:r>
-        <w:rPr>
-          <w:rFonts w:ascii="Segoe UI Emoji" w:hAnsi="Segoe UI Emoji" w:cs="Segoe UI Emoji"/>
-          <w:lang w:val="es-ES"/>
-        </w:rPr>
-        <w:t>❌</w:t>
-      </w:r>
-      <w:r>
-        <w:rPr>
-          <w:lang w:val="es-ES"/>
-        </w:rPr>
-        <w:t xml:space="preserve"> Para aprender o practicar, no la marques, solo mete ruido.</w:t>
-      </w:r>
-    </w:p>
-    <w:p>
-      <w:pPr>
-        <w:pStyle w:val="Listaconvietas"/>
-        <w:tabs>
-          <w:tab w:val="clear" w:pos="360"/>
-          <w:tab w:val="num" w:pos="720"/>
-        </w:tabs>
-        <w:ind w:left="720"/>
-        <w:rPr>
-          <w:lang w:val="es-ES"/>
-        </w:rPr>
-      </w:pPr>
-      <w:r>
-        <w:rPr>
-          <w:lang w:val="es-ES"/>
-        </w:rPr>
-        <w:t>________________________________________</w:t>
-      </w:r>
-    </w:p>
-    <w:p>
-      <w:pPr>
-        <w:pStyle w:val="Listaconvietas"/>
-        <w:tabs>
-          <w:tab w:val="clear" w:pos="360"/>
-          <w:tab w:val="num" w:pos="720"/>
-        </w:tabs>
-        <w:ind w:left="720"/>
-      </w:pPr>
-      <w:r>
-        <w:rPr>
-          <w:rFonts w:ascii="Segoe UI Emoji" w:hAnsi="Segoe UI Emoji" w:cs="Segoe UI Emoji"/>
-          <w:lang w:val="es-ES"/>
-        </w:rPr>
-        <w:t>📜</w:t>
-      </w:r>
-      <w:r>
-        <w:t xml:space="preserve"> Enable </w:t>
-      </w:r>
-      <w:proofErr w:type="spellStart"/>
-      <w:r>
-        <w:t>OpenAPI</w:t>
-      </w:r>
-      <w:proofErr w:type="spellEnd"/>
-      <w:r>
-        <w:t xml:space="preserve"> Support (Swagger)</w:t>
-      </w:r>
-    </w:p>
-    <w:p>
-      <w:pPr>
-        <w:pStyle w:val="Listaconvietas"/>
-        <w:tabs>
-          <w:tab w:val="clear" w:pos="360"/>
-          <w:tab w:val="num" w:pos="720"/>
-        </w:tabs>
-        <w:ind w:left="720"/>
-        <w:rPr>
-          <w:lang w:val="es-ES"/>
-        </w:rPr>
-      </w:pPr>
-      <w:r>
-        <w:rPr>
-          <w:lang w:val="es-ES"/>
-        </w:rPr>
-        <w:t>¿Qué es?</w:t>
-      </w:r>
-    </w:p>
-    <w:p>
-      <w:pPr>
-        <w:pStyle w:val="Listaconvietas"/>
-        <w:tabs>
-          <w:tab w:val="clear" w:pos="360"/>
-          <w:tab w:val="num" w:pos="720"/>
-        </w:tabs>
-        <w:ind w:left="720"/>
-        <w:rPr>
-          <w:lang w:val="es-ES"/>
-        </w:rPr>
-      </w:pPr>
-      <w:r>
-        <w:rPr>
-          <w:lang w:val="es-ES"/>
-        </w:rPr>
-        <w:t xml:space="preserve">Genera automáticamente </w:t>
-      </w:r>
-      <w:proofErr w:type="spellStart"/>
-      <w:r>
-        <w:rPr>
-          <w:lang w:val="es-ES"/>
-        </w:rPr>
-        <w:t>Swagger</w:t>
-      </w:r>
-      <w:proofErr w:type="spellEnd"/>
-      <w:r>
-        <w:rPr>
-          <w:lang w:val="es-ES"/>
-        </w:rPr>
-        <w:t xml:space="preserve"> / </w:t>
-      </w:r>
-      <w:proofErr w:type="spellStart"/>
-      <w:r>
-        <w:rPr>
-          <w:lang w:val="es-ES"/>
-        </w:rPr>
-        <w:t>OpenAPI</w:t>
-      </w:r>
-      <w:proofErr w:type="spellEnd"/>
-      <w:r>
-        <w:rPr>
-          <w:lang w:val="es-ES"/>
-        </w:rPr>
-        <w:t>, la documentación interactiva de tu API.</w:t>
-      </w:r>
-    </w:p>
-    <w:p>
-      <w:pPr>
-        <w:pStyle w:val="Listaconvietas"/>
-        <w:tabs>
-          <w:tab w:val="clear" w:pos="360"/>
-          <w:tab w:val="num" w:pos="720"/>
-        </w:tabs>
-        <w:ind w:left="720"/>
-        <w:rPr>
-          <w:lang w:val="es-ES"/>
-        </w:rPr>
-      </w:pPr>
-      <w:r>
-        <w:rPr>
-          <w:rFonts w:ascii="Segoe UI Emoji" w:hAnsi="Segoe UI Emoji" w:cs="Segoe UI Emoji"/>
-          <w:lang w:val="es-ES"/>
-        </w:rPr>
-        <w:t>✅</w:t>
-      </w:r>
-      <w:r>
-        <w:rPr>
-          <w:lang w:val="es-ES"/>
-        </w:rPr>
-        <w:t xml:space="preserve"> Marcada</w:t>
-      </w:r>
-    </w:p>
-    <w:p>
-      <w:pPr>
-        <w:pStyle w:val="Listaconvietas"/>
-        <w:tabs>
-          <w:tab w:val="clear" w:pos="360"/>
-          <w:tab w:val="num" w:pos="720"/>
-        </w:tabs>
-        <w:ind w:left="720"/>
-        <w:rPr>
-          <w:lang w:val="es-ES"/>
-        </w:rPr>
-      </w:pPr>
-      <w:r>
-        <w:rPr>
-          <w:lang w:val="es-ES"/>
-        </w:rPr>
-        <w:t>Tienes /</w:t>
-      </w:r>
-      <w:proofErr w:type="spellStart"/>
-      <w:r>
-        <w:rPr>
-          <w:lang w:val="es-ES"/>
-        </w:rPr>
-        <w:t>swagger</w:t>
-      </w:r>
-      <w:proofErr w:type="spellEnd"/>
-    </w:p>
-    <w:p>
-      <w:pPr>
-        <w:pStyle w:val="Listaconvietas"/>
-        <w:tabs>
-          <w:tab w:val="clear" w:pos="360"/>
-          <w:tab w:val="num" w:pos="720"/>
-        </w:tabs>
-        <w:ind w:left="720"/>
-        <w:rPr>
-          <w:lang w:val="es-ES"/>
-        </w:rPr>
-      </w:pPr>
-      <w:r>
-        <w:rPr>
-          <w:lang w:val="es-ES"/>
-        </w:rPr>
-        <w:t xml:space="preserve">Ves </w:t>
-      </w:r>
-      <w:proofErr w:type="spellStart"/>
-      <w:r>
-        <w:rPr>
-          <w:lang w:val="es-ES"/>
-        </w:rPr>
-        <w:t>endpoints</w:t>
-      </w:r>
-      <w:proofErr w:type="spellEnd"/>
-    </w:p>
-    <w:p>
-      <w:pPr>
-        <w:pStyle w:val="Listaconvietas"/>
-        <w:tabs>
-          <w:tab w:val="clear" w:pos="360"/>
-          <w:tab w:val="num" w:pos="720"/>
-        </w:tabs>
-        <w:ind w:left="720"/>
-        <w:rPr>
-          <w:lang w:val="es-ES"/>
-        </w:rPr>
-      </w:pPr>
-      <w:r>
-        <w:rPr>
-          <w:lang w:val="es-ES"/>
-        </w:rPr>
-        <w:t xml:space="preserve">Pruebas </w:t>
-      </w:r>
-      <w:proofErr w:type="spellStart"/>
-      <w:r>
-        <w:rPr>
-          <w:lang w:val="es-ES"/>
-        </w:rPr>
-        <w:t>requests</w:t>
-      </w:r>
-      <w:proofErr w:type="spellEnd"/>
-      <w:r>
-        <w:rPr>
-          <w:lang w:val="es-ES"/>
-        </w:rPr>
-        <w:t xml:space="preserve"> desde el navegador</w:t>
-      </w:r>
-    </w:p>
-    <w:p>
-      <w:pPr>
-        <w:pStyle w:val="Listaconvietas"/>
-        <w:tabs>
-          <w:tab w:val="clear" w:pos="360"/>
-          <w:tab w:val="num" w:pos="720"/>
-        </w:tabs>
-        <w:ind w:left="720"/>
-        <w:rPr>
-          <w:lang w:val="es-ES"/>
-        </w:rPr>
-      </w:pPr>
-      <w:r>
-        <w:rPr>
-          <w:lang w:val="es-ES"/>
-        </w:rPr>
-        <w:t>Documentación automática</w:t>
-      </w:r>
-    </w:p>
-    <w:p>
-      <w:pPr>
-        <w:pStyle w:val="Listaconvietas"/>
-        <w:tabs>
-          <w:tab w:val="clear" w:pos="360"/>
-          <w:tab w:val="num" w:pos="720"/>
-        </w:tabs>
-        <w:ind w:left="720"/>
-        <w:rPr>
-          <w:lang w:val="es-ES"/>
-        </w:rPr>
-      </w:pPr>
-      <w:r>
-        <w:rPr>
-          <w:rFonts w:ascii="Segoe UI Emoji" w:hAnsi="Segoe UI Emoji" w:cs="Segoe UI Emoji"/>
-          <w:lang w:val="es-ES"/>
-        </w:rPr>
-        <w:t>❌</w:t>
-      </w:r>
-      <w:r>
-        <w:rPr>
-          <w:lang w:val="es-ES"/>
-        </w:rPr>
-        <w:t xml:space="preserve"> Desmarcada</w:t>
-      </w:r>
-    </w:p>
-    <w:p>
-      <w:pPr>
-        <w:pStyle w:val="Listaconvietas"/>
-        <w:tabs>
-          <w:tab w:val="clear" w:pos="360"/>
-          <w:tab w:val="num" w:pos="720"/>
-        </w:tabs>
-        <w:ind w:left="720"/>
-        <w:rPr>
-          <w:lang w:val="es-ES"/>
-        </w:rPr>
-      </w:pPr>
-      <w:r>
-        <w:rPr>
-          <w:lang w:val="es-ES"/>
-        </w:rPr>
-        <w:t>No hay documentación automática</w:t>
-      </w:r>
-    </w:p>
-    <w:p>
-      <w:pPr>
-        <w:pStyle w:val="Listaconvietas"/>
-        <w:tabs>
-          <w:tab w:val="clear" w:pos="360"/>
-          <w:tab w:val="num" w:pos="720"/>
-        </w:tabs>
-        <w:ind w:left="720"/>
-        <w:rPr>
-          <w:lang w:val="es-ES"/>
-        </w:rPr>
-      </w:pPr>
-      <w:r>
-        <w:rPr>
-          <w:lang w:val="es-ES"/>
-        </w:rPr>
-        <w:t>Todo a mano (</w:t>
-      </w:r>
-      <w:proofErr w:type="spellStart"/>
-      <w:r>
-        <w:rPr>
-          <w:lang w:val="es-ES"/>
-        </w:rPr>
-        <w:t>Postman</w:t>
-      </w:r>
-      <w:proofErr w:type="spellEnd"/>
-      <w:r>
-        <w:rPr>
-          <w:lang w:val="es-ES"/>
-        </w:rPr>
-        <w:t>, etc.)</w:t>
-      </w:r>
-    </w:p>
-    <w:p>
-      <w:pPr>
-        <w:pStyle w:val="Listaconvietas"/>
-        <w:tabs>
-          <w:tab w:val="clear" w:pos="360"/>
-          <w:tab w:val="num" w:pos="720"/>
-        </w:tabs>
-        <w:ind w:left="720"/>
-        <w:rPr>
-          <w:lang w:val="es-ES"/>
-        </w:rPr>
-      </w:pPr>
-      <w:r>
-        <w:rPr>
-          <w:lang w:val="es-ES"/>
-        </w:rPr>
-        <w:t>¿Cuándo usarla?</w:t>
-      </w:r>
-    </w:p>
-    <w:p>
-      <w:pPr>
-        <w:pStyle w:val="Listaconvietas"/>
-        <w:tabs>
-          <w:tab w:val="clear" w:pos="360"/>
-          <w:tab w:val="num" w:pos="720"/>
-        </w:tabs>
-        <w:ind w:left="720"/>
-        <w:rPr>
-          <w:lang w:val="es-ES"/>
-        </w:rPr>
-      </w:pPr>
-      <w:r>
-        <w:rPr>
-          <w:rFonts w:ascii="Segoe UI Emoji" w:hAnsi="Segoe UI Emoji" w:cs="Segoe UI Emoji"/>
-          <w:lang w:val="es-ES"/>
-        </w:rPr>
-        <w:t>✅</w:t>
-      </w:r>
-      <w:r>
-        <w:rPr>
-          <w:lang w:val="es-ES"/>
-        </w:rPr>
-        <w:t xml:space="preserve"> SIEMPRE que estés aprendiendo</w:t>
-      </w:r>
-    </w:p>
-    <w:p>
-      <w:pPr>
-        <w:pStyle w:val="Listaconvietas"/>
-        <w:tabs>
-          <w:tab w:val="clear" w:pos="360"/>
-          <w:tab w:val="num" w:pos="720"/>
-        </w:tabs>
-        <w:ind w:left="720"/>
-        <w:rPr>
-          <w:lang w:val="es-ES"/>
-        </w:rPr>
-      </w:pPr>
-      <w:proofErr w:type="spellStart"/>
-      <w:r>
-        <w:rPr>
-          <w:lang w:val="es-ES"/>
-        </w:rPr>
-        <w:t>APIs</w:t>
-      </w:r>
-      <w:proofErr w:type="spellEnd"/>
-      <w:r>
-        <w:rPr>
-          <w:lang w:val="es-ES"/>
-        </w:rPr>
-        <w:t xml:space="preserve"> públicas</w:t>
-      </w:r>
-    </w:p>
-    <w:p>
-      <w:pPr>
-        <w:pStyle w:val="Listaconvietas"/>
-        <w:tabs>
-          <w:tab w:val="clear" w:pos="360"/>
-          <w:tab w:val="num" w:pos="720"/>
-        </w:tabs>
-        <w:ind w:left="720"/>
-        <w:rPr>
-          <w:lang w:val="es-ES"/>
-        </w:rPr>
-      </w:pPr>
-      <w:r>
-        <w:rPr>
-          <w:lang w:val="es-ES"/>
-        </w:rPr>
-        <w:t>Trabajo en equipo</w:t>
-      </w:r>
-    </w:p>
-    <w:p>
-      <w:pPr>
-        <w:pStyle w:val="Listaconvietas"/>
-        <w:tabs>
-          <w:tab w:val="clear" w:pos="360"/>
-          <w:tab w:val="num" w:pos="720"/>
-        </w:tabs>
-        <w:ind w:left="720"/>
-        <w:rPr>
-          <w:lang w:val="es-ES"/>
-        </w:rPr>
-      </w:pPr>
-      <w:r>
-        <w:rPr>
-          <w:rFonts w:ascii="Segoe UI Emoji" w:hAnsi="Segoe UI Emoji" w:cs="Segoe UI Emoji"/>
-          <w:lang w:val="es-ES"/>
-        </w:rPr>
-        <w:t>💡</w:t>
-      </w:r>
-      <w:r>
-        <w:rPr>
-          <w:lang w:val="es-ES"/>
-        </w:rPr>
-        <w:t xml:space="preserve"> </w:t>
-      </w:r>
-      <w:proofErr w:type="spellStart"/>
-      <w:r>
-        <w:rPr>
-          <w:lang w:val="es-ES"/>
-        </w:rPr>
-        <w:t>Swagger</w:t>
-      </w:r>
-      <w:proofErr w:type="spellEnd"/>
-      <w:r>
-        <w:rPr>
-          <w:lang w:val="es-ES"/>
-        </w:rPr>
-        <w:t xml:space="preserve"> es como tener rayos X de tu API.</w:t>
-      </w:r>
-    </w:p>
-    <w:p>
-      <w:pPr>
-        <w:pStyle w:val="Listaconvietas"/>
-        <w:tabs>
-          <w:tab w:val="clear" w:pos="360"/>
-          <w:tab w:val="num" w:pos="720"/>
-        </w:tabs>
-        <w:ind w:left="720"/>
-        <w:rPr>
-          <w:lang w:val="es-ES"/>
-        </w:rPr>
-      </w:pPr>
-      <w:r>
-        <w:rPr>
-          <w:lang w:val="es-ES"/>
-        </w:rPr>
-        <w:t>________________________________________</w:t>
-      </w:r>
-    </w:p>
-    <w:p>
-      <w:pPr>
-        <w:pStyle w:val="Listaconvietas"/>
-        <w:tabs>
-          <w:tab w:val="clear" w:pos="360"/>
-          <w:tab w:val="num" w:pos="720"/>
-        </w:tabs>
-        <w:ind w:left="720"/>
-      </w:pPr>
-      <w:r>
-        <w:rPr>
-          <w:rFonts w:ascii="Segoe UI Emoji" w:hAnsi="Segoe UI Emoji" w:cs="Segoe UI Emoji"/>
-          <w:lang w:val="es-ES"/>
-        </w:rPr>
-        <w:t>🧱</w:t>
-      </w:r>
-      <w:r>
-        <w:t xml:space="preserve"> Do Not Use Top-Level Statements</w:t>
-      </w:r>
-    </w:p>
-    <w:p>
-      <w:pPr>
-        <w:pStyle w:val="Listaconvietas"/>
-        <w:tabs>
-          <w:tab w:val="clear" w:pos="360"/>
-          <w:tab w:val="num" w:pos="720"/>
-        </w:tabs>
-        <w:ind w:left="720"/>
-        <w:rPr>
-          <w:lang w:val="es-ES"/>
-        </w:rPr>
-      </w:pPr>
-      <w:r>
-        <w:rPr>
-          <w:lang w:val="es-ES"/>
-        </w:rPr>
-        <w:t>Este es más técnico, pero importante.</w:t>
-      </w:r>
-    </w:p>
-    <w:p>
-      <w:pPr>
-        <w:pStyle w:val="Listaconvietas"/>
-        <w:tabs>
-          <w:tab w:val="clear" w:pos="360"/>
-          <w:tab w:val="num" w:pos="720"/>
-        </w:tabs>
-        <w:ind w:left="720"/>
-      </w:pPr>
-      <w:r>
-        <w:t>¿</w:t>
-      </w:r>
-      <w:proofErr w:type="spellStart"/>
-      <w:r>
-        <w:t>Qué</w:t>
-      </w:r>
-      <w:proofErr w:type="spellEnd"/>
       <w:r>
         <w:t xml:space="preserve"> son los Top-Level Statements?</w:t>
       </w:r>
@@ -10313,7 +10718,7 @@
         <w:pStyle w:val="Listaconvietas"/>
         <w:tabs>
           <w:tab w:val="clear" w:pos="360"/>
-          <w:tab w:val="num" w:pos="720"/>
+          <w:tab w:val="num" w:pos="1080"/>
         </w:tabs>
         <w:ind w:left="720"/>
         <w:rPr>
@@ -10368,7 +10773,7 @@
         <w:pStyle w:val="Listaconvietas"/>
         <w:tabs>
           <w:tab w:val="clear" w:pos="360"/>
-          <w:tab w:val="num" w:pos="720"/>
+          <w:tab w:val="num" w:pos="1080"/>
         </w:tabs>
         <w:ind w:left="720"/>
         <w:rPr>
@@ -10387,7 +10792,7 @@
         <w:pStyle w:val="Listaconvietas"/>
         <w:tabs>
           <w:tab w:val="clear" w:pos="360"/>
-          <w:tab w:val="num" w:pos="720"/>
+          <w:tab w:val="num" w:pos="1080"/>
         </w:tabs>
         <w:ind w:left="720"/>
       </w:pPr>
@@ -10416,7 +10821,7 @@
         <w:pStyle w:val="Listaconvietas"/>
         <w:tabs>
           <w:tab w:val="clear" w:pos="360"/>
-          <w:tab w:val="num" w:pos="720"/>
+          <w:tab w:val="num" w:pos="1080"/>
         </w:tabs>
         <w:ind w:left="720"/>
         <w:rPr>
@@ -10456,7 +10861,7 @@
         <w:pStyle w:val="Listaconvietas"/>
         <w:tabs>
           <w:tab w:val="clear" w:pos="360"/>
-          <w:tab w:val="num" w:pos="720"/>
+          <w:tab w:val="num" w:pos="1080"/>
         </w:tabs>
         <w:ind w:left="720"/>
         <w:rPr>
@@ -10475,7 +10880,7 @@
         <w:pStyle w:val="Listaconvietas"/>
         <w:tabs>
           <w:tab w:val="clear" w:pos="360"/>
-          <w:tab w:val="num" w:pos="720"/>
+          <w:tab w:val="num" w:pos="1080"/>
         </w:tabs>
         <w:ind w:left="720"/>
         <w:rPr>
@@ -10502,7 +10907,7 @@
         <w:pStyle w:val="Listaconvietas"/>
         <w:tabs>
           <w:tab w:val="clear" w:pos="360"/>
-          <w:tab w:val="num" w:pos="720"/>
+          <w:tab w:val="num" w:pos="1080"/>
         </w:tabs>
         <w:ind w:left="720"/>
         <w:rPr>
@@ -10521,7 +10926,7 @@
         <w:pStyle w:val="Listaconvietas"/>
         <w:tabs>
           <w:tab w:val="clear" w:pos="360"/>
-          <w:tab w:val="num" w:pos="720"/>
+          <w:tab w:val="num" w:pos="1080"/>
         </w:tabs>
         <w:ind w:left="720"/>
         <w:rPr>
@@ -10547,7 +10952,7 @@
         <w:pStyle w:val="Listaconvietas"/>
         <w:tabs>
           <w:tab w:val="clear" w:pos="360"/>
-          <w:tab w:val="num" w:pos="720"/>
+          <w:tab w:val="num" w:pos="1080"/>
         </w:tabs>
         <w:ind w:left="720"/>
         <w:rPr>
@@ -10566,7 +10971,7 @@
         <w:pStyle w:val="Listaconvietas"/>
         <w:tabs>
           <w:tab w:val="clear" w:pos="360"/>
-          <w:tab w:val="num" w:pos="720"/>
+          <w:tab w:val="num" w:pos="1080"/>
         </w:tabs>
         <w:ind w:left="720"/>
         <w:rPr>
@@ -10615,7 +11020,7 @@
         <w:pStyle w:val="Listaconvietas"/>
         <w:tabs>
           <w:tab w:val="clear" w:pos="360"/>
-          <w:tab w:val="num" w:pos="720"/>
+          <w:tab w:val="num" w:pos="1080"/>
         </w:tabs>
         <w:ind w:left="720"/>
         <w:rPr>
@@ -10626,7 +11031,6 @@
         <w:rPr>
           <w:lang w:val="es-ES"/>
         </w:rPr>
-        <w:lastRenderedPageBreak/>
         <w:t>{</w:t>
       </w:r>
     </w:p>
@@ -10635,7 +11039,7 @@
         <w:pStyle w:val="Listaconvietas"/>
         <w:tabs>
           <w:tab w:val="clear" w:pos="360"/>
-          <w:tab w:val="num" w:pos="720"/>
+          <w:tab w:val="num" w:pos="1080"/>
         </w:tabs>
         <w:ind w:left="720"/>
       </w:pPr>
@@ -10664,7 +11068,7 @@
         <w:pStyle w:val="Listaconvietas"/>
         <w:tabs>
           <w:tab w:val="clear" w:pos="360"/>
-          <w:tab w:val="num" w:pos="720"/>
+          <w:tab w:val="num" w:pos="1080"/>
         </w:tabs>
         <w:ind w:left="720"/>
         <w:rPr>
@@ -10686,7 +11090,7 @@
         <w:pStyle w:val="Listaconvietas"/>
         <w:tabs>
           <w:tab w:val="clear" w:pos="360"/>
-          <w:tab w:val="num" w:pos="720"/>
+          <w:tab w:val="num" w:pos="1080"/>
         </w:tabs>
         <w:ind w:left="720"/>
         <w:rPr>
@@ -10705,7 +11109,7 @@
         <w:pStyle w:val="Listaconvietas"/>
         <w:tabs>
           <w:tab w:val="clear" w:pos="360"/>
-          <w:tab w:val="num" w:pos="720"/>
+          <w:tab w:val="num" w:pos="1080"/>
         </w:tabs>
         <w:ind w:left="720"/>
         <w:rPr>
@@ -10724,7 +11128,7 @@
         <w:pStyle w:val="Listaconvietas"/>
         <w:tabs>
           <w:tab w:val="clear" w:pos="360"/>
-          <w:tab w:val="num" w:pos="720"/>
+          <w:tab w:val="num" w:pos="1080"/>
         </w:tabs>
         <w:ind w:left="720"/>
         <w:rPr>
@@ -10743,7 +11147,7 @@
         <w:pStyle w:val="Listaconvietas"/>
         <w:tabs>
           <w:tab w:val="clear" w:pos="360"/>
-          <w:tab w:val="num" w:pos="720"/>
+          <w:tab w:val="num" w:pos="1080"/>
         </w:tabs>
         <w:ind w:left="720"/>
         <w:rPr>
@@ -10762,7 +11166,7 @@
         <w:pStyle w:val="Listaconvietas"/>
         <w:tabs>
           <w:tab w:val="clear" w:pos="360"/>
-          <w:tab w:val="num" w:pos="720"/>
+          <w:tab w:val="num" w:pos="1080"/>
         </w:tabs>
         <w:ind w:left="720"/>
         <w:rPr>
@@ -10788,7 +11192,7 @@
         <w:pStyle w:val="Listaconvietas"/>
         <w:tabs>
           <w:tab w:val="clear" w:pos="360"/>
-          <w:tab w:val="num" w:pos="720"/>
+          <w:tab w:val="num" w:pos="1080"/>
         </w:tabs>
         <w:ind w:left="720"/>
         <w:rPr>
@@ -10807,7 +11211,7 @@
         <w:pStyle w:val="Listaconvietas"/>
         <w:tabs>
           <w:tab w:val="clear" w:pos="360"/>
-          <w:tab w:val="num" w:pos="720"/>
+          <w:tab w:val="num" w:pos="1080"/>
         </w:tabs>
         <w:ind w:left="720"/>
         <w:rPr>
@@ -10826,7 +11230,7 @@
         <w:pStyle w:val="Listaconvietas"/>
         <w:tabs>
           <w:tab w:val="clear" w:pos="360"/>
-          <w:tab w:val="num" w:pos="720"/>
+          <w:tab w:val="num" w:pos="1080"/>
         </w:tabs>
         <w:ind w:left="720"/>
         <w:rPr>
@@ -10845,7 +11249,7 @@
         <w:pStyle w:val="Listaconvietas"/>
         <w:tabs>
           <w:tab w:val="clear" w:pos="360"/>
-          <w:tab w:val="num" w:pos="720"/>
+          <w:tab w:val="num" w:pos="1080"/>
         </w:tabs>
         <w:ind w:left="720"/>
         <w:rPr>
@@ -10864,7 +11268,7 @@
         <w:pStyle w:val="Listaconvietas"/>
         <w:tabs>
           <w:tab w:val="clear" w:pos="360"/>
-          <w:tab w:val="num" w:pos="720"/>
+          <w:tab w:val="num" w:pos="1080"/>
         </w:tabs>
         <w:ind w:left="720"/>
         <w:rPr>
@@ -10890,7 +11294,7 @@
         <w:pStyle w:val="Listaconvietas"/>
         <w:tabs>
           <w:tab w:val="clear" w:pos="360"/>
-          <w:tab w:val="num" w:pos="720"/>
+          <w:tab w:val="num" w:pos="1080"/>
         </w:tabs>
         <w:ind w:left="720"/>
         <w:rPr>
@@ -10909,7 +11313,7 @@
         <w:pStyle w:val="Listaconvietas"/>
         <w:tabs>
           <w:tab w:val="clear" w:pos="360"/>
-          <w:tab w:val="num" w:pos="720"/>
+          <w:tab w:val="num" w:pos="1080"/>
         </w:tabs>
         <w:ind w:left="720"/>
         <w:rPr>
@@ -10943,7 +11347,7 @@
         <w:pStyle w:val="Listaconvietas"/>
         <w:tabs>
           <w:tab w:val="clear" w:pos="360"/>
-          <w:tab w:val="num" w:pos="720"/>
+          <w:tab w:val="num" w:pos="1080"/>
         </w:tabs>
         <w:ind w:left="720"/>
         <w:rPr>
@@ -10962,7 +11366,7 @@
         <w:pStyle w:val="Listaconvietas"/>
         <w:tabs>
           <w:tab w:val="clear" w:pos="360"/>
-          <w:tab w:val="num" w:pos="720"/>
+          <w:tab w:val="num" w:pos="1080"/>
         </w:tabs>
         <w:ind w:left="720"/>
         <w:rPr>
@@ -10995,7 +11399,7 @@
         <w:pStyle w:val="Listaconvietas"/>
         <w:tabs>
           <w:tab w:val="clear" w:pos="360"/>
-          <w:tab w:val="num" w:pos="720"/>
+          <w:tab w:val="num" w:pos="1080"/>
         </w:tabs>
         <w:ind w:left="720"/>
         <w:rPr>
@@ -11035,7 +11439,7 @@
         <w:pStyle w:val="Listaconvietas"/>
         <w:tabs>
           <w:tab w:val="clear" w:pos="360"/>
-          <w:tab w:val="num" w:pos="720"/>
+          <w:tab w:val="num" w:pos="1080"/>
         </w:tabs>
         <w:ind w:left="720"/>
         <w:rPr>
@@ -11054,7 +11458,7 @@
         <w:pStyle w:val="Listaconvietas"/>
         <w:tabs>
           <w:tab w:val="clear" w:pos="360"/>
-          <w:tab w:val="num" w:pos="720"/>
+          <w:tab w:val="num" w:pos="1080"/>
         </w:tabs>
         <w:ind w:left="720"/>
         <w:rPr>
@@ -11087,7 +11491,7 @@
         <w:pStyle w:val="Listaconvietas"/>
         <w:tabs>
           <w:tab w:val="clear" w:pos="360"/>
-          <w:tab w:val="num" w:pos="720"/>
+          <w:tab w:val="num" w:pos="1080"/>
         </w:tabs>
         <w:ind w:left="720"/>
         <w:rPr>
@@ -11134,7 +11538,7 @@
         <w:pStyle w:val="Listaconvietas"/>
         <w:tabs>
           <w:tab w:val="clear" w:pos="360"/>
-          <w:tab w:val="num" w:pos="720"/>
+          <w:tab w:val="num" w:pos="1080"/>
         </w:tabs>
         <w:ind w:left="720"/>
         <w:rPr>
@@ -11205,7 +11609,7 @@
         <w:pStyle w:val="Listaconvietas"/>
         <w:tabs>
           <w:tab w:val="clear" w:pos="360"/>
-          <w:tab w:val="num" w:pos="720"/>
+          <w:tab w:val="num" w:pos="1080"/>
         </w:tabs>
         <w:ind w:left="720"/>
         <w:rPr>
@@ -11259,7 +11663,7 @@
         <w:pStyle w:val="Listaconvietas"/>
         <w:tabs>
           <w:tab w:val="clear" w:pos="360"/>
-          <w:tab w:val="num" w:pos="720"/>
+          <w:tab w:val="num" w:pos="1080"/>
         </w:tabs>
         <w:ind w:left="720"/>
         <w:rPr>
@@ -11286,7 +11690,7 @@
         <w:pStyle w:val="Listaconvietas"/>
         <w:tabs>
           <w:tab w:val="clear" w:pos="360"/>
-          <w:tab w:val="num" w:pos="720"/>
+          <w:tab w:val="num" w:pos="1080"/>
         </w:tabs>
         <w:ind w:left="720"/>
         <w:rPr>
@@ -11315,7 +11719,7 @@
         <w:pStyle w:val="Listaconvietas"/>
         <w:tabs>
           <w:tab w:val="clear" w:pos="360"/>
-          <w:tab w:val="num" w:pos="720"/>
+          <w:tab w:val="num" w:pos="1080"/>
         </w:tabs>
         <w:ind w:left="720"/>
         <w:rPr>
@@ -11334,7 +11738,7 @@
         <w:pStyle w:val="Listaconvietas"/>
         <w:tabs>
           <w:tab w:val="clear" w:pos="360"/>
-          <w:tab w:val="num" w:pos="720"/>
+          <w:tab w:val="num" w:pos="1080"/>
         </w:tabs>
         <w:ind w:left="720"/>
         <w:rPr>
@@ -11345,6 +11749,7 @@
         <w:rPr>
           <w:lang w:val="es-ES"/>
         </w:rPr>
+        <w:lastRenderedPageBreak/>
         <w:t>¿Cuál es la diferencia real?</w:t>
       </w:r>
     </w:p>
@@ -11353,7 +11758,7 @@
         <w:pStyle w:val="Listaconvietas"/>
         <w:tabs>
           <w:tab w:val="clear" w:pos="360"/>
-          <w:tab w:val="num" w:pos="720"/>
+          <w:tab w:val="num" w:pos="1080"/>
         </w:tabs>
         <w:ind w:left="720"/>
         <w:rPr>
@@ -11414,7 +11819,7 @@
         <w:pStyle w:val="Listaconvietas"/>
         <w:tabs>
           <w:tab w:val="clear" w:pos="360"/>
-          <w:tab w:val="num" w:pos="720"/>
+          <w:tab w:val="num" w:pos="1080"/>
         </w:tabs>
         <w:ind w:left="720"/>
         <w:rPr>
@@ -11447,7 +11852,7 @@
         <w:pStyle w:val="Listaconvietas"/>
         <w:tabs>
           <w:tab w:val="clear" w:pos="360"/>
-          <w:tab w:val="num" w:pos="720"/>
+          <w:tab w:val="num" w:pos="1080"/>
         </w:tabs>
         <w:ind w:left="720"/>
         <w:rPr>
@@ -11480,7 +11885,7 @@
         <w:pStyle w:val="Listaconvietas"/>
         <w:tabs>
           <w:tab w:val="clear" w:pos="360"/>
-          <w:tab w:val="num" w:pos="720"/>
+          <w:tab w:val="num" w:pos="1080"/>
         </w:tabs>
         <w:ind w:left="720"/>
         <w:rPr>
@@ -11513,7 +11918,7 @@
         <w:pStyle w:val="Listaconvietas"/>
         <w:tabs>
           <w:tab w:val="clear" w:pos="360"/>
-          <w:tab w:val="num" w:pos="720"/>
+          <w:tab w:val="num" w:pos="1080"/>
         </w:tabs>
         <w:ind w:left="720"/>
         <w:rPr>
@@ -11546,7 +11951,7 @@
         <w:pStyle w:val="Listaconvietas"/>
         <w:tabs>
           <w:tab w:val="clear" w:pos="360"/>
-          <w:tab w:val="num" w:pos="720"/>
+          <w:tab w:val="num" w:pos="1080"/>
         </w:tabs>
         <w:ind w:left="720"/>
         <w:rPr>
@@ -11581,7 +11986,689 @@
         <w:pStyle w:val="Listaconvietas"/>
         <w:tabs>
           <w:tab w:val="clear" w:pos="360"/>
+          <w:tab w:val="num" w:pos="1080"/>
+        </w:tabs>
+        <w:ind w:left="720"/>
+        <w:rPr>
+          <w:lang w:val="es-ES"/>
+        </w:rPr>
+      </w:pPr>
+      <w:r>
+        <w:rPr>
+          <w:lang w:val="es-ES"/>
+        </w:rPr>
+        <w:t xml:space="preserve">¿Cuándo usar </w:t>
+      </w:r>
+      <w:proofErr w:type="spellStart"/>
+      <w:r>
+        <w:rPr>
+          <w:lang w:val="es-ES"/>
+        </w:rPr>
+        <w:t>Controllers</w:t>
+      </w:r>
+      <w:proofErr w:type="spellEnd"/>
+      <w:r>
+        <w:rPr>
+          <w:lang w:val="es-ES"/>
+        </w:rPr>
+        <w:t>?</w:t>
+      </w:r>
+    </w:p>
+    <w:p>
+      <w:pPr>
+        <w:pStyle w:val="Listaconvietas"/>
+        <w:tabs>
+          <w:tab w:val="clear" w:pos="360"/>
+          <w:tab w:val="num" w:pos="1080"/>
+        </w:tabs>
+        <w:ind w:left="720"/>
+        <w:rPr>
+          <w:lang w:val="es-ES"/>
+        </w:rPr>
+      </w:pPr>
+      <w:r>
+        <w:rPr>
+          <w:rFonts w:ascii="Segoe UI Emoji" w:hAnsi="Segoe UI Emoji" w:cs="Segoe UI Emoji"/>
+          <w:lang w:val="es-ES"/>
+        </w:rPr>
+        <w:t>✅</w:t>
+      </w:r>
+      <w:r>
+        <w:rPr>
+          <w:lang w:val="es-ES"/>
+        </w:rPr>
+        <w:t xml:space="preserve"> Aprender bien Web API</w:t>
+      </w:r>
+    </w:p>
+    <w:p>
+      <w:pPr>
+        <w:pStyle w:val="Listaconvietas"/>
+        <w:tabs>
+          <w:tab w:val="clear" w:pos="360"/>
+          <w:tab w:val="num" w:pos="1080"/>
+        </w:tabs>
+        <w:ind w:left="720"/>
+        <w:rPr>
+          <w:lang w:val="es-ES"/>
+        </w:rPr>
+      </w:pPr>
+      <w:r>
+        <w:rPr>
+          <w:lang w:val="es-ES"/>
+        </w:rPr>
+        <w:t>Proyectos grandes</w:t>
+      </w:r>
+    </w:p>
+    <w:p>
+      <w:pPr>
+        <w:pStyle w:val="Listaconvietas"/>
+        <w:tabs>
+          <w:tab w:val="clear" w:pos="360"/>
+          <w:tab w:val="num" w:pos="1080"/>
+        </w:tabs>
+        <w:ind w:left="720"/>
+        <w:rPr>
+          <w:lang w:val="es-ES"/>
+        </w:rPr>
+      </w:pPr>
+      <w:r>
+        <w:rPr>
+          <w:lang w:val="es-ES"/>
+        </w:rPr>
+        <w:t>Arquitectura limpia</w:t>
+      </w:r>
+    </w:p>
+    <w:p>
+      <w:pPr>
+        <w:pStyle w:val="Listaconvietas"/>
+        <w:tabs>
+          <w:tab w:val="clear" w:pos="360"/>
+          <w:tab w:val="num" w:pos="1080"/>
+        </w:tabs>
+        <w:ind w:left="720"/>
+        <w:rPr>
+          <w:lang w:val="es-ES"/>
+        </w:rPr>
+      </w:pPr>
+      <w:r>
+        <w:rPr>
+          <w:lang w:val="es-ES"/>
+        </w:rPr>
+        <w:t>Trabajo real</w:t>
+      </w:r>
+    </w:p>
+    <w:p>
+      <w:pPr>
+        <w:pStyle w:val="Listaconvietas"/>
+        <w:tabs>
+          <w:tab w:val="clear" w:pos="360"/>
+          <w:tab w:val="num" w:pos="1080"/>
+        </w:tabs>
+        <w:ind w:left="720"/>
+        <w:rPr>
+          <w:lang w:val="es-ES"/>
+        </w:rPr>
+      </w:pPr>
+      <w:r>
+        <w:rPr>
+          <w:lang w:val="es-ES"/>
+        </w:rPr>
+        <w:t xml:space="preserve">¿Cuándo </w:t>
+      </w:r>
+      <w:proofErr w:type="spellStart"/>
+      <w:r>
+        <w:rPr>
+          <w:lang w:val="es-ES"/>
+        </w:rPr>
+        <w:t>Minimal</w:t>
+      </w:r>
+      <w:proofErr w:type="spellEnd"/>
+      <w:r>
+        <w:rPr>
+          <w:lang w:val="es-ES"/>
+        </w:rPr>
+        <w:t xml:space="preserve"> </w:t>
+      </w:r>
+      <w:proofErr w:type="spellStart"/>
+      <w:r>
+        <w:rPr>
+          <w:lang w:val="es-ES"/>
+        </w:rPr>
+        <w:t>APIs</w:t>
+      </w:r>
+      <w:proofErr w:type="spellEnd"/>
+      <w:r>
+        <w:rPr>
+          <w:lang w:val="es-ES"/>
+        </w:rPr>
+        <w:t>?</w:t>
+      </w:r>
+    </w:p>
+    <w:p>
+      <w:pPr>
+        <w:pStyle w:val="Listaconvietas"/>
+        <w:tabs>
+          <w:tab w:val="clear" w:pos="360"/>
+          <w:tab w:val="num" w:pos="1080"/>
+        </w:tabs>
+        <w:ind w:left="720"/>
+        <w:rPr>
+          <w:lang w:val="es-ES"/>
+        </w:rPr>
+      </w:pPr>
+      <w:r>
+        <w:rPr>
+          <w:lang w:val="es-ES"/>
+        </w:rPr>
+        <w:t>Microservicios simples</w:t>
+      </w:r>
+    </w:p>
+    <w:p>
+      <w:pPr>
+        <w:pStyle w:val="Listaconvietas"/>
+        <w:tabs>
+          <w:tab w:val="clear" w:pos="360"/>
+          <w:tab w:val="num" w:pos="1080"/>
+        </w:tabs>
+        <w:ind w:left="720"/>
+        <w:rPr>
+          <w:lang w:val="es-ES"/>
+        </w:rPr>
+      </w:pPr>
+      <w:r>
+        <w:rPr>
+          <w:lang w:val="es-ES"/>
+        </w:rPr>
+        <w:t>Demos</w:t>
+      </w:r>
+    </w:p>
+    <w:p>
+      <w:pPr>
+        <w:pStyle w:val="Listaconvietas"/>
+        <w:tabs>
+          <w:tab w:val="clear" w:pos="360"/>
+          <w:tab w:val="num" w:pos="1080"/>
+        </w:tabs>
+        <w:ind w:left="720"/>
+        <w:rPr>
+          <w:lang w:val="es-ES"/>
+        </w:rPr>
+      </w:pPr>
+      <w:proofErr w:type="spellStart"/>
+      <w:r>
+        <w:rPr>
+          <w:lang w:val="es-ES"/>
+        </w:rPr>
+        <w:t>APIs</w:t>
+      </w:r>
+      <w:proofErr w:type="spellEnd"/>
+      <w:r>
+        <w:rPr>
+          <w:lang w:val="es-ES"/>
+        </w:rPr>
+        <w:t xml:space="preserve"> pequeñas</w:t>
+      </w:r>
+    </w:p>
+    <w:p>
+      <w:pPr>
+        <w:pStyle w:val="Listaconvietas"/>
+        <w:tabs>
+          <w:tab w:val="clear" w:pos="360"/>
+          <w:tab w:val="num" w:pos="1080"/>
+        </w:tabs>
+        <w:ind w:left="720"/>
+        <w:rPr>
+          <w:lang w:val="es-ES"/>
+        </w:rPr>
+      </w:pPr>
+      <w:r>
+        <w:rPr>
+          <w:lang w:val="es-ES"/>
+        </w:rPr>
+        <w:t>________________________________________</w:t>
+      </w:r>
+    </w:p>
+    <w:p>
+      <w:pPr>
+        <w:pStyle w:val="Listaconvietas"/>
+        <w:tabs>
+          <w:tab w:val="clear" w:pos="360"/>
+          <w:tab w:val="num" w:pos="1080"/>
+        </w:tabs>
+        <w:ind w:left="720"/>
+        <w:rPr>
+          <w:lang w:val="es-ES"/>
+        </w:rPr>
+      </w:pPr>
+      <w:r>
+        <w:rPr>
+          <w:rFonts w:ascii="Segoe UI Emoji" w:hAnsi="Segoe UI Emoji" w:cs="Segoe UI Emoji"/>
+          <w:lang w:val="es-ES"/>
+        </w:rPr>
+        <w:t>🧠</w:t>
+      </w:r>
+      <w:r>
+        <w:rPr>
+          <w:lang w:val="es-ES"/>
+        </w:rPr>
+        <w:t xml:space="preserve"> Recomendación clara para TI</w:t>
+      </w:r>
+    </w:p>
+    <w:p>
+      <w:pPr>
+        <w:pStyle w:val="Listaconvietas"/>
+        <w:tabs>
+          <w:tab w:val="clear" w:pos="360"/>
+          <w:tab w:val="num" w:pos="1080"/>
+        </w:tabs>
+        <w:ind w:left="720"/>
+        <w:rPr>
+          <w:lang w:val="es-ES"/>
+        </w:rPr>
+      </w:pPr>
+      <w:r>
+        <w:rPr>
+          <w:lang w:val="es-ES"/>
+        </w:rPr>
+        <w:t>Pensando en que estás aprendiendo .NET y Web API:</w:t>
+      </w:r>
+    </w:p>
+    <w:p>
+      <w:pPr>
+        <w:pStyle w:val="Listaconvietas"/>
+        <w:tabs>
+          <w:tab w:val="clear" w:pos="360"/>
+          <w:tab w:val="num" w:pos="1080"/>
+        </w:tabs>
+        <w:ind w:left="720"/>
+        <w:rPr>
+          <w:lang w:val="es-ES"/>
+        </w:rPr>
+      </w:pPr>
+      <w:r>
+        <w:rPr>
+          <w:rFonts w:ascii="Segoe UI Emoji" w:hAnsi="Segoe UI Emoji" w:cs="Segoe UI Emoji"/>
+          <w:lang w:val="es-ES"/>
+        </w:rPr>
+        <w:t>👉</w:t>
+      </w:r>
+      <w:r>
+        <w:rPr>
+          <w:lang w:val="es-ES"/>
+        </w:rPr>
+        <w:t xml:space="preserve"> Marca así:</w:t>
+      </w:r>
+    </w:p>
+    <w:p>
+      <w:pPr>
+        <w:pStyle w:val="Listaconvietas"/>
+        <w:tabs>
+          <w:tab w:val="clear" w:pos="360"/>
+          <w:tab w:val="num" w:pos="1080"/>
+        </w:tabs>
+        <w:ind w:left="720"/>
+        <w:rPr>
+          <w:lang w:val="es-ES"/>
+        </w:rPr>
+      </w:pPr>
+      <w:r>
+        <w:rPr>
+          <w:rFonts w:ascii="Segoe UI Emoji" w:hAnsi="Segoe UI Emoji" w:cs="Segoe UI Emoji"/>
+          <w:lang w:val="es-ES"/>
+        </w:rPr>
+        <w:t>✅</w:t>
+      </w:r>
+      <w:r>
+        <w:rPr>
+          <w:lang w:val="es-ES"/>
+        </w:rPr>
+        <w:t xml:space="preserve"> Configure </w:t>
+      </w:r>
+      <w:proofErr w:type="spellStart"/>
+      <w:r>
+        <w:rPr>
+          <w:lang w:val="es-ES"/>
+        </w:rPr>
+        <w:t>for</w:t>
+      </w:r>
+      <w:proofErr w:type="spellEnd"/>
+      <w:r>
+        <w:rPr>
+          <w:lang w:val="es-ES"/>
+        </w:rPr>
+        <w:t xml:space="preserve"> HTTPS</w:t>
+      </w:r>
+    </w:p>
+    <w:p>
+      <w:pPr>
+        <w:pStyle w:val="Listaconvietas"/>
+        <w:tabs>
+          <w:tab w:val="clear" w:pos="360"/>
+          <w:tab w:val="num" w:pos="1080"/>
+        </w:tabs>
+        <w:ind w:left="720"/>
+        <w:rPr>
+          <w:lang w:val="es-ES"/>
+        </w:rPr>
+      </w:pPr>
+      <w:r>
+        <w:rPr>
+          <w:rFonts w:ascii="Segoe UI Emoji" w:hAnsi="Segoe UI Emoji" w:cs="Segoe UI Emoji"/>
+          <w:lang w:val="es-ES"/>
+        </w:rPr>
+        <w:t>❌</w:t>
+      </w:r>
+      <w:r>
+        <w:rPr>
+          <w:lang w:val="es-ES"/>
+        </w:rPr>
+        <w:t xml:space="preserve"> </w:t>
+      </w:r>
+      <w:proofErr w:type="spellStart"/>
+      <w:r>
+        <w:rPr>
+          <w:lang w:val="es-ES"/>
+        </w:rPr>
+        <w:t>Enable</w:t>
+      </w:r>
+      <w:proofErr w:type="spellEnd"/>
+      <w:r>
+        <w:rPr>
+          <w:lang w:val="es-ES"/>
+        </w:rPr>
+        <w:t xml:space="preserve"> Container </w:t>
+      </w:r>
+      <w:proofErr w:type="spellStart"/>
+      <w:r>
+        <w:rPr>
+          <w:lang w:val="es-ES"/>
+        </w:rPr>
+        <w:t>Support</w:t>
+      </w:r>
+      <w:proofErr w:type="spellEnd"/>
+    </w:p>
+    <w:p>
+      <w:pPr>
+        <w:pStyle w:val="Listaconvietas"/>
+        <w:tabs>
+          <w:tab w:val="clear" w:pos="360"/>
+          <w:tab w:val="num" w:pos="1080"/>
+        </w:tabs>
+        <w:ind w:left="720"/>
+        <w:rPr>
+          <w:lang w:val="es-ES"/>
+        </w:rPr>
+      </w:pPr>
+      <w:r>
+        <w:rPr>
+          <w:rFonts w:ascii="Segoe UI Emoji" w:hAnsi="Segoe UI Emoji" w:cs="Segoe UI Emoji"/>
+          <w:lang w:val="es-ES"/>
+        </w:rPr>
+        <w:t>✅</w:t>
+      </w:r>
+      <w:r>
+        <w:rPr>
+          <w:lang w:val="es-ES"/>
+        </w:rPr>
+        <w:t xml:space="preserve"> </w:t>
+      </w:r>
+      <w:proofErr w:type="spellStart"/>
+      <w:r>
+        <w:rPr>
+          <w:lang w:val="es-ES"/>
+        </w:rPr>
+        <w:t>Enable</w:t>
+      </w:r>
+      <w:proofErr w:type="spellEnd"/>
+      <w:r>
+        <w:rPr>
+          <w:lang w:val="es-ES"/>
+        </w:rPr>
+        <w:t xml:space="preserve"> </w:t>
+      </w:r>
+      <w:proofErr w:type="spellStart"/>
+      <w:r>
+        <w:rPr>
+          <w:lang w:val="es-ES"/>
+        </w:rPr>
+        <w:t>OpenAPI</w:t>
+      </w:r>
+      <w:proofErr w:type="spellEnd"/>
+      <w:r>
+        <w:rPr>
+          <w:lang w:val="es-ES"/>
+        </w:rPr>
+        <w:t xml:space="preserve"> </w:t>
+      </w:r>
+      <w:proofErr w:type="spellStart"/>
+      <w:r>
+        <w:rPr>
+          <w:lang w:val="es-ES"/>
+        </w:rPr>
+        <w:t>Support</w:t>
+      </w:r>
+      <w:proofErr w:type="spellEnd"/>
+    </w:p>
+    <w:p>
+      <w:pPr>
+        <w:pStyle w:val="Listaconvietas"/>
+        <w:tabs>
+          <w:tab w:val="clear" w:pos="360"/>
+          <w:tab w:val="num" w:pos="1080"/>
+        </w:tabs>
+        <w:ind w:left="720"/>
+      </w:pPr>
+      <w:r>
+        <w:rPr>
+          <w:rFonts w:ascii="Segoe UI Emoji" w:hAnsi="Segoe UI Emoji" w:cs="Segoe UI Emoji"/>
+        </w:rPr>
+        <w:t>❌</w:t>
+      </w:r>
+      <w:r>
+        <w:t xml:space="preserve"> Do Not Use Top-Level Statements</w:t>
+      </w:r>
+    </w:p>
+    <w:p>
+      <w:pPr>
+        <w:pStyle w:val="Listaconvietas"/>
+        <w:tabs>
+          <w:tab w:val="clear" w:pos="360"/>
+          <w:tab w:val="num" w:pos="1080"/>
+        </w:tabs>
+        <w:ind w:left="720"/>
+        <w:rPr>
+          <w:lang w:val="es-ES"/>
+        </w:rPr>
+      </w:pPr>
+      <w:r>
+        <w:rPr>
+          <w:rFonts w:ascii="Segoe UI Emoji" w:hAnsi="Segoe UI Emoji" w:cs="Segoe UI Emoji"/>
+          <w:lang w:val="es-ES"/>
+        </w:rPr>
+        <w:t>✅</w:t>
+      </w:r>
+      <w:r>
+        <w:rPr>
+          <w:lang w:val="es-ES"/>
+        </w:rPr>
+        <w:t xml:space="preserve"> Use </w:t>
+      </w:r>
+      <w:proofErr w:type="spellStart"/>
+      <w:r>
+        <w:rPr>
+          <w:lang w:val="es-ES"/>
+        </w:rPr>
+        <w:t>Controllers</w:t>
+      </w:r>
+      <w:proofErr w:type="spellEnd"/>
+    </w:p>
+    <w:p>
+      <w:pPr>
+        <w:pStyle w:val="Listaconvietas"/>
+        <w:tabs>
+          <w:tab w:val="clear" w:pos="360"/>
+          <w:tab w:val="num" w:pos="1080"/>
+        </w:tabs>
+        <w:ind w:left="720"/>
+        <w:rPr>
+          <w:lang w:val="es-ES"/>
+        </w:rPr>
+      </w:pPr>
+      <w:r>
+        <w:rPr>
+          <w:lang w:val="es-ES"/>
+        </w:rPr>
+        <w:t>Esta combinación te da:</w:t>
+      </w:r>
+    </w:p>
+    <w:p>
+      <w:pPr>
+        <w:pStyle w:val="Listaconvietas"/>
+        <w:tabs>
+          <w:tab w:val="clear" w:pos="360"/>
+          <w:tab w:val="num" w:pos="1080"/>
+        </w:tabs>
+        <w:ind w:left="720"/>
+        <w:rPr>
+          <w:lang w:val="es-ES"/>
+        </w:rPr>
+      </w:pPr>
+      <w:r>
+        <w:rPr>
+          <w:lang w:val="es-ES"/>
+        </w:rPr>
+        <w:t>Seguridad</w:t>
+      </w:r>
+    </w:p>
+    <w:p>
+      <w:pPr>
+        <w:pStyle w:val="Listaconvietas"/>
+        <w:tabs>
+          <w:tab w:val="clear" w:pos="360"/>
+          <w:tab w:val="num" w:pos="1080"/>
+        </w:tabs>
+        <w:ind w:left="720"/>
+        <w:rPr>
+          <w:lang w:val="es-ES"/>
+        </w:rPr>
+      </w:pPr>
+      <w:proofErr w:type="spellStart"/>
+      <w:r>
+        <w:rPr>
+          <w:lang w:val="es-ES"/>
+        </w:rPr>
+        <w:t>Swagger</w:t>
+      </w:r>
+      <w:proofErr w:type="spellEnd"/>
+    </w:p>
+    <w:p>
+      <w:pPr>
+        <w:pStyle w:val="Listaconvietas"/>
+        <w:tabs>
+          <w:tab w:val="clear" w:pos="360"/>
+          <w:tab w:val="num" w:pos="1080"/>
+        </w:tabs>
+        <w:ind w:left="720"/>
+        <w:rPr>
+          <w:lang w:val="es-ES"/>
+        </w:rPr>
+      </w:pPr>
+      <w:r>
+        <w:rPr>
+          <w:lang w:val="es-ES"/>
+        </w:rPr>
+        <w:t>Arquitectura profesional</w:t>
+      </w:r>
+    </w:p>
+    <w:p>
+      <w:pPr>
+        <w:pStyle w:val="Listaconvietas"/>
+        <w:tabs>
+          <w:tab w:val="clear" w:pos="360"/>
+          <w:tab w:val="num" w:pos="1080"/>
+        </w:tabs>
+        <w:ind w:left="720"/>
+        <w:rPr>
+          <w:lang w:val="es-ES"/>
+        </w:rPr>
+      </w:pPr>
+      <w:r>
+        <w:rPr>
+          <w:lang w:val="es-ES"/>
+        </w:rPr>
+        <w:t>Código moderno</w:t>
+      </w:r>
+    </w:p>
+    <w:p>
+      <w:pPr>
+        <w:pStyle w:val="Listaconvietas"/>
+        <w:tabs>
+          <w:tab w:val="clear" w:pos="360"/>
+          <w:tab w:val="num" w:pos="1080"/>
+        </w:tabs>
+        <w:ind w:left="720"/>
+        <w:rPr>
+          <w:lang w:val="es-ES"/>
+        </w:rPr>
+      </w:pPr>
+      <w:r>
+        <w:rPr>
+          <w:lang w:val="es-ES"/>
+        </w:rPr>
+        <w:t>Sin Docker de momento</w:t>
+      </w:r>
+    </w:p>
+    <w:p>
+      <w:pPr>
+        <w:pStyle w:val="Listaconvietas"/>
+        <w:tabs>
+          <w:tab w:val="clear" w:pos="360"/>
           <w:tab w:val="num" w:pos="720"/>
+          <w:tab w:val="num" w:pos="1897"/>
+        </w:tabs>
+        <w:rPr>
+          <w:lang w:val="es-ES"/>
+        </w:rPr>
+      </w:pPr>
+      <w:r>
+        <w:rPr>
+          <w:b/>
+          <w:bCs/>
+          <w:lang w:val="es-ES"/>
+        </w:rPr>
+        <w:t>4</w:t>
+      </w:r>
+      <w:r>
+        <w:rPr>
+          <w:b/>
+          <w:bCs/>
+          <w:lang w:val="es-ES"/>
+        </w:rPr>
+        <w:t>2</w:t>
+      </w:r>
+      <w:r>
+        <w:rPr>
+          <w:b/>
+          <w:bCs/>
+          <w:lang w:val="es-ES"/>
+        </w:rPr>
+        <w:t xml:space="preserve">. </w:t>
+      </w:r>
+      <w:r>
+        <w:rPr>
+          <w:b/>
+          <w:bCs/>
+          <w:lang w:val="es-ES"/>
+        </w:rPr>
+        <w:t xml:space="preserve">DIFERENCIA ENTRE SCOPED, SINGLETON Y TRANSIENT </w:t>
+      </w:r>
+    </w:p>
+    <w:p>
+      <w:pPr>
+        <w:pStyle w:val="Listaconvietas"/>
+        <w:tabs>
+          <w:tab w:val="clear" w:pos="360"/>
+          <w:tab w:val="num" w:pos="1080"/>
         </w:tabs>
         <w:ind w:left="720"/>
         <w:rPr>
@@ -11592,21 +12679,21 @@
         <w:rPr>
           <w:lang w:val="es-ES"/>
         </w:rPr>
-        <w:t xml:space="preserve">¿Cuándo usar </w:t>
+        <w:t xml:space="preserve">Ya que estás entrando en el mundo de la arquitectura, te servirá saber por qué elegimos </w:t>
       </w:r>
       <w:proofErr w:type="spellStart"/>
       <w:r>
         <w:rPr>
           <w:lang w:val="es-ES"/>
         </w:rPr>
-        <w:t>Controllers</w:t>
+        <w:t>Scoped</w:t>
       </w:r>
       <w:proofErr w:type="spellEnd"/>
       <w:r>
         <w:rPr>
           <w:lang w:val="es-ES"/>
         </w:rPr>
-        <w:t>?</w:t>
+        <w:t>:</w:t>
       </w:r>
     </w:p>
     <w:p>
@@ -11621,18 +12708,61 @@
           <w:lang w:val="es-ES"/>
         </w:rPr>
       </w:pPr>
-      <w:r>
-        <w:rPr>
-          <w:rFonts w:ascii="Segoe UI Emoji" w:hAnsi="Segoe UI Emoji" w:cs="Segoe UI Emoji"/>
-          <w:lang w:val="es-ES"/>
-        </w:rPr>
-        <w:t>✅</w:t>
-      </w:r>
-      <w:r>
-        <w:rPr>
-          <w:lang w:val="es-ES"/>
-        </w:rPr>
-        <w:t xml:space="preserve"> Aprender bien Web API</w:t>
+      <w:proofErr w:type="spellStart"/>
+      <w:r>
+        <w:rPr>
+          <w:lang w:val="es-ES"/>
+        </w:rPr>
+        <w:t>Scoped</w:t>
+      </w:r>
+      <w:proofErr w:type="spellEnd"/>
+      <w:r>
+        <w:rPr>
+          <w:lang w:val="es-ES"/>
+        </w:rPr>
+        <w:t xml:space="preserve"> (Recomendado aquí): Crea una instancia de la clase por cada cliente que se conecta. Es la ideal para bases de datos, porque el </w:t>
+      </w:r>
+      <w:proofErr w:type="spellStart"/>
+      <w:r>
+        <w:rPr>
+          <w:lang w:val="es-ES"/>
+        </w:rPr>
+        <w:t>DbContext</w:t>
+      </w:r>
+      <w:proofErr w:type="spellEnd"/>
+      <w:r>
+        <w:rPr>
+          <w:lang w:val="es-ES"/>
+        </w:rPr>
+        <w:t xml:space="preserve"> también es </w:t>
+      </w:r>
+      <w:proofErr w:type="spellStart"/>
+      <w:r>
+        <w:rPr>
+          <w:lang w:val="es-ES"/>
+        </w:rPr>
+        <w:t>Scoped</w:t>
+      </w:r>
+      <w:proofErr w:type="spellEnd"/>
+      <w:r>
+        <w:rPr>
+          <w:lang w:val="es-ES"/>
+        </w:rPr>
+        <w:t xml:space="preserve">. Si intentas meter una clase </w:t>
+      </w:r>
+      <w:proofErr w:type="spellStart"/>
+      <w:r>
+        <w:rPr>
+          <w:lang w:val="es-ES"/>
+        </w:rPr>
+        <w:t>Scoped</w:t>
+      </w:r>
+      <w:proofErr w:type="spellEnd"/>
+      <w:r>
+        <w:rPr>
+          <w:lang w:val="es-ES"/>
+        </w:rPr>
+        <w:t xml:space="preserve"> dentro de una Singleton, ¡el programa va a explotar!</w:t>
       </w:r>
     </w:p>
     <w:p>
@@ -11647,11 +12777,19 @@
           <w:lang w:val="es-ES"/>
         </w:rPr>
       </w:pPr>
-      <w:r>
-        <w:rPr>
-          <w:lang w:val="es-ES"/>
-        </w:rPr>
-        <w:t>Proyectos grandes</w:t>
+      <w:proofErr w:type="spellStart"/>
+      <w:r>
+        <w:rPr>
+          <w:lang w:val="es-ES"/>
+        </w:rPr>
+        <w:t>Transient</w:t>
+      </w:r>
+      <w:proofErr w:type="spellEnd"/>
+      <w:r>
+        <w:rPr>
+          <w:lang w:val="es-ES"/>
+        </w:rPr>
+        <w:t>: Crea una instancia cada vez que se pide. Si el controlador pide la clase dos veces, se crean dos. Gastas más memoria de la necesaria.</w:t>
       </w:r>
     </w:p>
     <w:p>
@@ -11670,548 +12808,8 @@
         <w:rPr>
           <w:lang w:val="es-ES"/>
         </w:rPr>
-        <w:t>Arquitectura limpia</w:t>
-      </w:r>
-    </w:p>
-    <w:p>
-      <w:pPr>
-        <w:pStyle w:val="Listaconvietas"/>
-        <w:tabs>
-          <w:tab w:val="clear" w:pos="360"/>
-          <w:tab w:val="num" w:pos="720"/>
-        </w:tabs>
-        <w:ind w:left="720"/>
-        <w:rPr>
-          <w:lang w:val="es-ES"/>
-        </w:rPr>
-      </w:pPr>
-      <w:r>
-        <w:rPr>
-          <w:lang w:val="es-ES"/>
-        </w:rPr>
-        <w:t>Trabajo real</w:t>
-      </w:r>
-    </w:p>
-    <w:p>
-      <w:pPr>
-        <w:pStyle w:val="Listaconvietas"/>
-        <w:tabs>
-          <w:tab w:val="clear" w:pos="360"/>
-          <w:tab w:val="num" w:pos="720"/>
-        </w:tabs>
-        <w:ind w:left="720"/>
-        <w:rPr>
-          <w:lang w:val="es-ES"/>
-        </w:rPr>
-      </w:pPr>
-      <w:r>
-        <w:rPr>
-          <w:lang w:val="es-ES"/>
-        </w:rPr>
-        <w:t xml:space="preserve">¿Cuándo </w:t>
-      </w:r>
-      <w:proofErr w:type="spellStart"/>
-      <w:r>
-        <w:rPr>
-          <w:lang w:val="es-ES"/>
-        </w:rPr>
-        <w:t>Minimal</w:t>
-      </w:r>
-      <w:proofErr w:type="spellEnd"/>
-      <w:r>
-        <w:rPr>
-          <w:lang w:val="es-ES"/>
-        </w:rPr>
-        <w:t xml:space="preserve"> </w:t>
-      </w:r>
-      <w:proofErr w:type="spellStart"/>
-      <w:r>
-        <w:rPr>
-          <w:lang w:val="es-ES"/>
-        </w:rPr>
-        <w:t>APIs</w:t>
-      </w:r>
-      <w:proofErr w:type="spellEnd"/>
-      <w:r>
-        <w:rPr>
-          <w:lang w:val="es-ES"/>
-        </w:rPr>
-        <w:t>?</w:t>
-      </w:r>
-    </w:p>
-    <w:p>
-      <w:pPr>
-        <w:pStyle w:val="Listaconvietas"/>
-        <w:tabs>
-          <w:tab w:val="clear" w:pos="360"/>
-          <w:tab w:val="num" w:pos="720"/>
-        </w:tabs>
-        <w:ind w:left="720"/>
-        <w:rPr>
-          <w:lang w:val="es-ES"/>
-        </w:rPr>
-      </w:pPr>
-      <w:r>
-        <w:rPr>
-          <w:lang w:val="es-ES"/>
-        </w:rPr>
-        <w:t>Microservicios simples</w:t>
-      </w:r>
-    </w:p>
-    <w:p>
-      <w:pPr>
-        <w:pStyle w:val="Listaconvietas"/>
-        <w:tabs>
-          <w:tab w:val="clear" w:pos="360"/>
-          <w:tab w:val="num" w:pos="720"/>
-        </w:tabs>
-        <w:ind w:left="720"/>
-        <w:rPr>
-          <w:lang w:val="es-ES"/>
-        </w:rPr>
-      </w:pPr>
-      <w:r>
-        <w:rPr>
-          <w:lang w:val="es-ES"/>
-        </w:rPr>
-        <w:t>Demos</w:t>
-      </w:r>
-    </w:p>
-    <w:p>
-      <w:pPr>
-        <w:pStyle w:val="Listaconvietas"/>
-        <w:tabs>
-          <w:tab w:val="clear" w:pos="360"/>
-          <w:tab w:val="num" w:pos="720"/>
-        </w:tabs>
-        <w:ind w:left="720"/>
-        <w:rPr>
-          <w:lang w:val="es-ES"/>
-        </w:rPr>
-      </w:pPr>
-      <w:proofErr w:type="spellStart"/>
-      <w:r>
-        <w:rPr>
-          <w:lang w:val="es-ES"/>
-        </w:rPr>
         <w:lastRenderedPageBreak/>
-        <w:t>APIs</w:t>
-      </w:r>
-      <w:proofErr w:type="spellEnd"/>
-      <w:r>
-        <w:rPr>
-          <w:lang w:val="es-ES"/>
-        </w:rPr>
-        <w:t xml:space="preserve"> pequeñas</w:t>
-      </w:r>
-    </w:p>
-    <w:p>
-      <w:pPr>
-        <w:pStyle w:val="Listaconvietas"/>
-        <w:tabs>
-          <w:tab w:val="clear" w:pos="360"/>
-          <w:tab w:val="num" w:pos="720"/>
-        </w:tabs>
-        <w:ind w:left="720"/>
-        <w:rPr>
-          <w:lang w:val="es-ES"/>
-        </w:rPr>
-      </w:pPr>
-      <w:r>
-        <w:rPr>
-          <w:lang w:val="es-ES"/>
-        </w:rPr>
-        <w:t>________________________________________</w:t>
-      </w:r>
-    </w:p>
-    <w:p>
-      <w:pPr>
-        <w:pStyle w:val="Listaconvietas"/>
-        <w:tabs>
-          <w:tab w:val="clear" w:pos="360"/>
-          <w:tab w:val="num" w:pos="720"/>
-        </w:tabs>
-        <w:ind w:left="720"/>
-        <w:rPr>
-          <w:lang w:val="es-ES"/>
-        </w:rPr>
-      </w:pPr>
-      <w:r>
-        <w:rPr>
-          <w:rFonts w:ascii="Segoe UI Emoji" w:hAnsi="Segoe UI Emoji" w:cs="Segoe UI Emoji"/>
-          <w:lang w:val="es-ES"/>
-        </w:rPr>
-        <w:t>🧠</w:t>
-      </w:r>
-      <w:r>
-        <w:rPr>
-          <w:lang w:val="es-ES"/>
-        </w:rPr>
-        <w:t xml:space="preserve"> Recomendación clara para TI</w:t>
-      </w:r>
-    </w:p>
-    <w:p>
-      <w:pPr>
-        <w:pStyle w:val="Listaconvietas"/>
-        <w:tabs>
-          <w:tab w:val="clear" w:pos="360"/>
-          <w:tab w:val="num" w:pos="720"/>
-        </w:tabs>
-        <w:ind w:left="720"/>
-        <w:rPr>
-          <w:lang w:val="es-ES"/>
-        </w:rPr>
-      </w:pPr>
-      <w:r>
-        <w:rPr>
-          <w:lang w:val="es-ES"/>
-        </w:rPr>
-        <w:t>Pensando en que estás aprendiendo .NET y Web API:</w:t>
-      </w:r>
-    </w:p>
-    <w:p>
-      <w:pPr>
-        <w:pStyle w:val="Listaconvietas"/>
-        <w:tabs>
-          <w:tab w:val="clear" w:pos="360"/>
-          <w:tab w:val="num" w:pos="720"/>
-        </w:tabs>
-        <w:ind w:left="720"/>
-        <w:rPr>
-          <w:lang w:val="es-ES"/>
-        </w:rPr>
-      </w:pPr>
-      <w:r>
-        <w:rPr>
-          <w:rFonts w:ascii="Segoe UI Emoji" w:hAnsi="Segoe UI Emoji" w:cs="Segoe UI Emoji"/>
-          <w:lang w:val="es-ES"/>
-        </w:rPr>
-        <w:t>👉</w:t>
-      </w:r>
-      <w:r>
-        <w:rPr>
-          <w:lang w:val="es-ES"/>
-        </w:rPr>
-        <w:t xml:space="preserve"> Marca así:</w:t>
-      </w:r>
-    </w:p>
-    <w:p>
-      <w:pPr>
-        <w:pStyle w:val="Listaconvietas"/>
-        <w:tabs>
-          <w:tab w:val="clear" w:pos="360"/>
-          <w:tab w:val="num" w:pos="720"/>
-        </w:tabs>
-        <w:ind w:left="720"/>
-        <w:rPr>
-          <w:lang w:val="es-ES"/>
-        </w:rPr>
-      </w:pPr>
-      <w:r>
-        <w:rPr>
-          <w:rFonts w:ascii="Segoe UI Emoji" w:hAnsi="Segoe UI Emoji" w:cs="Segoe UI Emoji"/>
-          <w:lang w:val="es-ES"/>
-        </w:rPr>
-        <w:t>✅</w:t>
-      </w:r>
-      <w:r>
-        <w:rPr>
-          <w:lang w:val="es-ES"/>
-        </w:rPr>
-        <w:t xml:space="preserve"> Configure </w:t>
-      </w:r>
-      <w:proofErr w:type="spellStart"/>
-      <w:r>
-        <w:rPr>
-          <w:lang w:val="es-ES"/>
-        </w:rPr>
-        <w:t>for</w:t>
-      </w:r>
-      <w:proofErr w:type="spellEnd"/>
-      <w:r>
-        <w:rPr>
-          <w:lang w:val="es-ES"/>
-        </w:rPr>
-        <w:t xml:space="preserve"> HTTPS</w:t>
-      </w:r>
-    </w:p>
-    <w:p>
-      <w:pPr>
-        <w:pStyle w:val="Listaconvietas"/>
-        <w:tabs>
-          <w:tab w:val="clear" w:pos="360"/>
-          <w:tab w:val="num" w:pos="720"/>
-        </w:tabs>
-        <w:ind w:left="720"/>
-        <w:rPr>
-          <w:lang w:val="es-ES"/>
-        </w:rPr>
-      </w:pPr>
-      <w:r>
-        <w:rPr>
-          <w:rFonts w:ascii="Segoe UI Emoji" w:hAnsi="Segoe UI Emoji" w:cs="Segoe UI Emoji"/>
-          <w:lang w:val="es-ES"/>
-        </w:rPr>
-        <w:t>❌</w:t>
-      </w:r>
-      <w:r>
-        <w:rPr>
-          <w:lang w:val="es-ES"/>
-        </w:rPr>
-        <w:t xml:space="preserve"> </w:t>
-      </w:r>
-      <w:proofErr w:type="spellStart"/>
-      <w:r>
-        <w:rPr>
-          <w:lang w:val="es-ES"/>
-        </w:rPr>
-        <w:t>Enable</w:t>
-      </w:r>
-      <w:proofErr w:type="spellEnd"/>
-      <w:r>
-        <w:rPr>
-          <w:lang w:val="es-ES"/>
-        </w:rPr>
-        <w:t xml:space="preserve"> Container </w:t>
-      </w:r>
-      <w:proofErr w:type="spellStart"/>
-      <w:r>
-        <w:rPr>
-          <w:lang w:val="es-ES"/>
-        </w:rPr>
-        <w:t>Support</w:t>
-      </w:r>
-      <w:proofErr w:type="spellEnd"/>
-    </w:p>
-    <w:p>
-      <w:pPr>
-        <w:pStyle w:val="Listaconvietas"/>
-        <w:tabs>
-          <w:tab w:val="clear" w:pos="360"/>
-          <w:tab w:val="num" w:pos="720"/>
-        </w:tabs>
-        <w:ind w:left="720"/>
-        <w:rPr>
-          <w:lang w:val="es-ES"/>
-        </w:rPr>
-      </w:pPr>
-      <w:r>
-        <w:rPr>
-          <w:rFonts w:ascii="Segoe UI Emoji" w:hAnsi="Segoe UI Emoji" w:cs="Segoe UI Emoji"/>
-          <w:lang w:val="es-ES"/>
-        </w:rPr>
-        <w:t>✅</w:t>
-      </w:r>
-      <w:r>
-        <w:rPr>
-          <w:lang w:val="es-ES"/>
-        </w:rPr>
-        <w:t xml:space="preserve"> </w:t>
-      </w:r>
-      <w:proofErr w:type="spellStart"/>
-      <w:r>
-        <w:rPr>
-          <w:lang w:val="es-ES"/>
-        </w:rPr>
-        <w:t>Enable</w:t>
-      </w:r>
-      <w:proofErr w:type="spellEnd"/>
-      <w:r>
-        <w:rPr>
-          <w:lang w:val="es-ES"/>
-        </w:rPr>
-        <w:t xml:space="preserve"> </w:t>
-      </w:r>
-      <w:proofErr w:type="spellStart"/>
-      <w:r>
-        <w:rPr>
-          <w:lang w:val="es-ES"/>
-        </w:rPr>
-        <w:t>OpenAPI</w:t>
-      </w:r>
-      <w:proofErr w:type="spellEnd"/>
-      <w:r>
-        <w:rPr>
-          <w:lang w:val="es-ES"/>
-        </w:rPr>
-        <w:t xml:space="preserve"> </w:t>
-      </w:r>
-      <w:proofErr w:type="spellStart"/>
-      <w:r>
-        <w:rPr>
-          <w:lang w:val="es-ES"/>
-        </w:rPr>
-        <w:t>Support</w:t>
-      </w:r>
-      <w:proofErr w:type="spellEnd"/>
-    </w:p>
-    <w:p>
-      <w:pPr>
-        <w:pStyle w:val="Listaconvietas"/>
-        <w:tabs>
-          <w:tab w:val="clear" w:pos="360"/>
-          <w:tab w:val="num" w:pos="720"/>
-        </w:tabs>
-        <w:ind w:left="720"/>
-      </w:pPr>
-      <w:r>
-        <w:rPr>
-          <w:rFonts w:ascii="Segoe UI Emoji" w:hAnsi="Segoe UI Emoji" w:cs="Segoe UI Emoji"/>
-        </w:rPr>
-        <w:t>❌</w:t>
-      </w:r>
-      <w:r>
-        <w:t xml:space="preserve"> Do Not Use Top-Level Statements</w:t>
-      </w:r>
-    </w:p>
-    <w:p>
-      <w:pPr>
-        <w:pStyle w:val="Listaconvietas"/>
-        <w:tabs>
-          <w:tab w:val="clear" w:pos="360"/>
-          <w:tab w:val="num" w:pos="720"/>
-        </w:tabs>
-        <w:ind w:left="720"/>
-        <w:rPr>
-          <w:lang w:val="es-ES"/>
-        </w:rPr>
-      </w:pPr>
-      <w:r>
-        <w:rPr>
-          <w:rFonts w:ascii="Segoe UI Emoji" w:hAnsi="Segoe UI Emoji" w:cs="Segoe UI Emoji"/>
-          <w:lang w:val="es-ES"/>
-        </w:rPr>
-        <w:t>✅</w:t>
-      </w:r>
-      <w:r>
-        <w:rPr>
-          <w:lang w:val="es-ES"/>
-        </w:rPr>
-        <w:t xml:space="preserve"> Use </w:t>
-      </w:r>
-      <w:proofErr w:type="spellStart"/>
-      <w:r>
-        <w:rPr>
-          <w:lang w:val="es-ES"/>
-        </w:rPr>
-        <w:t>Controllers</w:t>
-      </w:r>
-      <w:proofErr w:type="spellEnd"/>
-    </w:p>
-    <w:p>
-      <w:pPr>
-        <w:pStyle w:val="Listaconvietas"/>
-        <w:tabs>
-          <w:tab w:val="clear" w:pos="360"/>
-          <w:tab w:val="num" w:pos="720"/>
-        </w:tabs>
-        <w:ind w:left="720"/>
-        <w:rPr>
-          <w:lang w:val="es-ES"/>
-        </w:rPr>
-      </w:pPr>
-      <w:r>
-        <w:rPr>
-          <w:lang w:val="es-ES"/>
-        </w:rPr>
-        <w:t>Esta combinación te da:</w:t>
-      </w:r>
-    </w:p>
-    <w:p>
-      <w:pPr>
-        <w:pStyle w:val="Listaconvietas"/>
-        <w:tabs>
-          <w:tab w:val="clear" w:pos="360"/>
-          <w:tab w:val="num" w:pos="720"/>
-        </w:tabs>
-        <w:ind w:left="720"/>
-        <w:rPr>
-          <w:lang w:val="es-ES"/>
-        </w:rPr>
-      </w:pPr>
-      <w:r>
-        <w:rPr>
-          <w:lang w:val="es-ES"/>
-        </w:rPr>
-        <w:t>Seguridad</w:t>
-      </w:r>
-    </w:p>
-    <w:p>
-      <w:pPr>
-        <w:pStyle w:val="Listaconvietas"/>
-        <w:tabs>
-          <w:tab w:val="clear" w:pos="360"/>
-          <w:tab w:val="num" w:pos="720"/>
-        </w:tabs>
-        <w:ind w:left="720"/>
-        <w:rPr>
-          <w:lang w:val="es-ES"/>
-        </w:rPr>
-      </w:pPr>
-      <w:proofErr w:type="spellStart"/>
-      <w:r>
-        <w:rPr>
-          <w:lang w:val="es-ES"/>
-        </w:rPr>
-        <w:t>Swagger</w:t>
-      </w:r>
-      <w:proofErr w:type="spellEnd"/>
-    </w:p>
-    <w:p>
-      <w:pPr>
-        <w:pStyle w:val="Listaconvietas"/>
-        <w:tabs>
-          <w:tab w:val="clear" w:pos="360"/>
-          <w:tab w:val="num" w:pos="720"/>
-        </w:tabs>
-        <w:ind w:left="720"/>
-        <w:rPr>
-          <w:lang w:val="es-ES"/>
-        </w:rPr>
-      </w:pPr>
-      <w:r>
-        <w:rPr>
-          <w:lang w:val="es-ES"/>
-        </w:rPr>
-        <w:t>Arquitectura profesional</w:t>
-      </w:r>
-    </w:p>
-    <w:p>
-      <w:pPr>
-        <w:pStyle w:val="Listaconvietas"/>
-        <w:tabs>
-          <w:tab w:val="clear" w:pos="360"/>
-          <w:tab w:val="num" w:pos="720"/>
-        </w:tabs>
-        <w:ind w:left="720"/>
-        <w:rPr>
-          <w:lang w:val="es-ES"/>
-        </w:rPr>
-      </w:pPr>
-      <w:r>
-        <w:rPr>
-          <w:lang w:val="es-ES"/>
-        </w:rPr>
-        <w:t>Código moderno</w:t>
-      </w:r>
-    </w:p>
-    <w:p>
-      <w:pPr>
-        <w:pStyle w:val="Listaconvietas"/>
-        <w:tabs>
-          <w:tab w:val="clear" w:pos="360"/>
-          <w:tab w:val="num" w:pos="720"/>
-        </w:tabs>
-        <w:ind w:left="720"/>
-        <w:rPr>
-          <w:lang w:val="es-ES"/>
-        </w:rPr>
-      </w:pPr>
-      <w:r>
-        <w:rPr>
-          <w:lang w:val="es-ES"/>
-        </w:rPr>
-        <w:t>Sin Docker de momento</w:t>
+        <w:t>Singleton: Crea una sola instancia para todo el mundo (todos los usuarios del planeta que entren a tu web compartirán la misma). Esto es peligroso para bases de datos porque si dos personas guardan algo al mismo tiempo, habría un choque de datos.</w:t>
       </w:r>
     </w:p>
     <w:p>
@@ -12221,9 +12819,7 @@
           <w:ilvl w:val="0"/>
           <w:numId w:val="0"/>
         </w:numPr>
-        <w:tabs>
-          <w:tab w:val="num" w:pos="1897"/>
-        </w:tabs>
+        <w:ind w:left="720"/>
         <w:rPr>
           <w:lang w:val="es-ES"/>
         </w:rPr>
@@ -12426,7 +13022,7 @@
   <w:abstractNum w:abstractNumId="8" w15:restartNumberingAfterBreak="0">
     <w:nsid w:val="FFFFFF89"/>
     <w:multiLevelType w:val="singleLevel"/>
-    <w:tmpl w:val="A4525592"/>
+    <w:tmpl w:val="4E8EFF8E"/>
     <w:lvl w:ilvl="0">
       <w:start w:val="1"/>
       <w:numFmt w:val="bullet"/>

--- a/RespuestaTomasV2.docx
+++ b/RespuestaTomasV2.docx
@@ -81,49 +81,21 @@
         <w:rPr>
           <w:highlight w:val="yellow"/>
         </w:rPr>
-        <w:t xml:space="preserve">A) </w:t>
-      </w:r>
-      <w:proofErr w:type="gramStart"/>
-      <w:r>
-        <w:rPr>
-          <w:highlight w:val="yellow"/>
-        </w:rPr>
-        <w:t>SUM(</w:t>
-      </w:r>
-      <w:proofErr w:type="gramEnd"/>
-      <w:r>
-        <w:rPr>
-          <w:highlight w:val="yellow"/>
-        </w:rPr>
-        <w:t>)</w:t>
-      </w:r>
-    </w:p>
-    <w:p>
-      <w:pPr>
-        <w:pStyle w:val="Listaconvietas"/>
-        <w:rPr>
-          <w:lang w:val="es-ES"/>
-        </w:rPr>
-      </w:pPr>
-      <w:r>
-        <w:rPr>
-          <w:lang w:val="es-ES"/>
-        </w:rPr>
-        <w:t xml:space="preserve">B) </w:t>
-      </w:r>
-      <w:proofErr w:type="gramStart"/>
-      <w:r>
-        <w:rPr>
-          <w:lang w:val="es-ES"/>
-        </w:rPr>
-        <w:t>LEN(</w:t>
-      </w:r>
-      <w:proofErr w:type="gramEnd"/>
-      <w:r>
-        <w:rPr>
-          <w:lang w:val="es-ES"/>
-        </w:rPr>
-        <w:t>)</w:t>
+        <w:t>A) SUM()</w:t>
+      </w:r>
+    </w:p>
+    <w:p>
+      <w:pPr>
+        <w:pStyle w:val="Listaconvietas"/>
+        <w:rPr>
+          <w:lang w:val="es-ES"/>
+        </w:rPr>
+      </w:pPr>
+      <w:r>
+        <w:rPr>
+          <w:lang w:val="es-ES"/>
+        </w:rPr>
+        <w:t>B) LEN()</w:t>
       </w:r>
       <w:r>
         <w:rPr>
@@ -168,21 +140,7 @@
         <w:rPr>
           <w:lang w:val="es-ES"/>
         </w:rPr>
-        <w:t xml:space="preserve">C) </w:t>
-      </w:r>
-      <w:proofErr w:type="gramStart"/>
-      <w:r>
-        <w:rPr>
-          <w:lang w:val="es-ES"/>
-        </w:rPr>
-        <w:t>GETDATE(</w:t>
-      </w:r>
-      <w:proofErr w:type="gramEnd"/>
-      <w:r>
-        <w:rPr>
-          <w:lang w:val="es-ES"/>
-        </w:rPr>
-        <w:t>)</w:t>
+        <w:t>C) GETDATE()</w:t>
       </w:r>
       <w:r>
         <w:rPr>
@@ -227,21 +185,7 @@
         <w:rPr>
           <w:lang w:val="es-ES"/>
         </w:rPr>
-        <w:t xml:space="preserve">D) </w:t>
-      </w:r>
-      <w:proofErr w:type="gramStart"/>
-      <w:r>
-        <w:rPr>
-          <w:lang w:val="es-ES"/>
-        </w:rPr>
-        <w:t>ISNULL(</w:t>
-      </w:r>
-      <w:proofErr w:type="gramEnd"/>
-      <w:r>
-        <w:rPr>
-          <w:lang w:val="es-ES"/>
-        </w:rPr>
-        <w:t>)</w:t>
+        <w:t>D) ISNULL()</w:t>
       </w:r>
       <w:r>
         <w:rPr>
@@ -312,21 +256,25 @@
         <w:rPr>
           <w:highlight w:val="yellow"/>
         </w:rPr>
-        <w:t xml:space="preserve">A) </w:t>
-      </w:r>
-      <w:proofErr w:type="gramStart"/>
-      <w:r>
+        <w:t>A) AVG()</w:t>
+      </w:r>
+    </w:p>
+    <w:p>
+      <w:pPr>
+        <w:pStyle w:val="Listaconvietas"/>
+        <w:tabs>
+          <w:tab w:val="clear" w:pos="360"/>
+          <w:tab w:val="num" w:pos="720"/>
+        </w:tabs>
         <w:rPr>
           <w:highlight w:val="yellow"/>
         </w:rPr>
-        <w:t>AVG(</w:t>
-      </w:r>
-      <w:proofErr w:type="gramEnd"/>
+      </w:pPr>
       <w:r>
         <w:rPr>
           <w:highlight w:val="yellow"/>
         </w:rPr>
-        <w:t>)</w:t>
+        <w:t>B) MAX()</w:t>
       </w:r>
     </w:p>
     <w:p>
@@ -344,21 +292,74 @@
         <w:rPr>
           <w:highlight w:val="yellow"/>
         </w:rPr>
-        <w:t xml:space="preserve">B) </w:t>
-      </w:r>
-      <w:proofErr w:type="gramStart"/>
-      <w:r>
+        <w:t>C) COUNT()</w:t>
+      </w:r>
+    </w:p>
+    <w:p>
+      <w:pPr>
+        <w:pStyle w:val="Listaconvietas"/>
+        <w:tabs>
+          <w:tab w:val="clear" w:pos="360"/>
+          <w:tab w:val="num" w:pos="720"/>
+        </w:tabs>
+        <w:rPr>
+          <w:lang w:val="es-ES"/>
+        </w:rPr>
+      </w:pPr>
+      <w:r>
+        <w:rPr>
+          <w:lang w:val="es-ES"/>
+        </w:rPr>
+        <w:t>D) CONCAT()</w:t>
+      </w:r>
+      <w:r>
+        <w:rPr>
+          <w:lang w:val="es-ES"/>
+        </w:rPr>
+        <w:t xml:space="preserve"> Es para unir cadenas, NO calcula nada sobre un grupo de filas</w:t>
+      </w:r>
+    </w:p>
+    <w:p>
+      <w:pPr>
+        <w:rPr>
+          <w:lang w:val="es-ES"/>
+        </w:rPr>
+      </w:pPr>
+      <w:r>
+        <w:rPr>
+          <w:lang w:val="es-ES"/>
+        </w:rPr>
+        <w:t>3. ¿Qué función de agregado se usa para contar el número de registros?</w:t>
+      </w:r>
+    </w:p>
+    <w:p>
+      <w:pPr>
+        <w:pStyle w:val="Listaconvietas"/>
+        <w:tabs>
+          <w:tab w:val="clear" w:pos="360"/>
+          <w:tab w:val="num" w:pos="720"/>
+        </w:tabs>
+      </w:pPr>
+      <w:r>
+        <w:t>A) SUM()</w:t>
+      </w:r>
+    </w:p>
+    <w:p>
+      <w:pPr>
+        <w:pStyle w:val="Listaconvietas"/>
+        <w:tabs>
+          <w:tab w:val="clear" w:pos="360"/>
+          <w:tab w:val="num" w:pos="720"/>
+        </w:tabs>
         <w:rPr>
           <w:highlight w:val="yellow"/>
         </w:rPr>
-        <w:t>MAX(</w:t>
-      </w:r>
-      <w:proofErr w:type="gramEnd"/>
+      </w:pPr>
       <w:r>
         <w:rPr>
           <w:highlight w:val="yellow"/>
         </w:rPr>
-        <w:t>)</w:t>
+        <w:t>B) COUNT()</w:t>
       </w:r>
     </w:p>
     <w:p>
@@ -369,107 +370,270 @@
           <w:tab w:val="num" w:pos="720"/>
         </w:tabs>
         <w:rPr>
+          <w:lang w:val="es-ES"/>
+        </w:rPr>
+      </w:pPr>
+      <w:r>
+        <w:rPr>
+          <w:lang w:val="es-ES"/>
+        </w:rPr>
+        <w:t>C) TOTAL()</w:t>
+      </w:r>
+      <w:r>
+        <w:rPr>
+          <w:lang w:val="es-ES"/>
+        </w:rPr>
+        <w:t xml:space="preserve"> No existe en SQL Server.</w:t>
+      </w:r>
+    </w:p>
+    <w:p>
+      <w:pPr>
+        <w:pStyle w:val="Listaconvietas"/>
+        <w:tabs>
+          <w:tab w:val="clear" w:pos="360"/>
+          <w:tab w:val="num" w:pos="720"/>
+        </w:tabs>
+        <w:rPr>
+          <w:lang w:val="es-ES"/>
+        </w:rPr>
+      </w:pPr>
+      <w:r>
+        <w:rPr>
+          <w:lang w:val="es-ES"/>
+        </w:rPr>
+        <w:t>D) NUMBEROF()</w:t>
+      </w:r>
+      <w:r>
+        <w:rPr>
+          <w:lang w:val="es-ES"/>
+        </w:rPr>
+        <w:t xml:space="preserve"> Tampoco existe en SQL Server.</w:t>
+      </w:r>
+    </w:p>
+    <w:p>
+      <w:pPr>
+        <w:rPr>
+          <w:lang w:val="es-ES"/>
+        </w:rPr>
+      </w:pPr>
+      <w:r>
+        <w:rPr>
+          <w:lang w:val="es-ES"/>
+        </w:rPr>
+        <w:t>4. ¿Cuál de las siguientes no es una función de agregado?</w:t>
+      </w:r>
+    </w:p>
+    <w:p>
+      <w:pPr>
+        <w:pStyle w:val="Listaconvietas"/>
+        <w:tabs>
+          <w:tab w:val="clear" w:pos="360"/>
+          <w:tab w:val="num" w:pos="720"/>
+        </w:tabs>
+      </w:pPr>
+      <w:r>
+        <w:t>A) MIN()</w:t>
+      </w:r>
+    </w:p>
+    <w:p>
+      <w:pPr>
+        <w:pStyle w:val="Listaconvietas"/>
+        <w:tabs>
+          <w:tab w:val="clear" w:pos="360"/>
+          <w:tab w:val="num" w:pos="720"/>
+        </w:tabs>
+      </w:pPr>
+      <w:r>
+        <w:t>B) AVG()</w:t>
+      </w:r>
+    </w:p>
+    <w:p>
+      <w:pPr>
+        <w:pStyle w:val="Listaconvietas"/>
+        <w:tabs>
+          <w:tab w:val="clear" w:pos="360"/>
+          <w:tab w:val="num" w:pos="1080"/>
+        </w:tabs>
+        <w:rPr>
+          <w:lang w:val="es-ES"/>
+        </w:rPr>
+      </w:pPr>
+      <w:r>
+        <w:rPr>
           <w:highlight w:val="yellow"/>
-        </w:rPr>
-      </w:pPr>
-      <w:r>
+          <w:lang w:val="es-ES"/>
+        </w:rPr>
+        <w:t>C) SUBSTRING()</w:t>
+      </w:r>
+      <w:r>
+        <w:rPr>
+          <w:lang w:val="es-ES"/>
+        </w:rPr>
+        <w:t xml:space="preserve"> (no es de agregado, es de texto)</w:t>
+      </w:r>
+    </w:p>
+    <w:p>
+      <w:pPr>
+        <w:pStyle w:val="Listaconvietas"/>
+        <w:tabs>
+          <w:tab w:val="clear" w:pos="360"/>
+          <w:tab w:val="num" w:pos="1080"/>
+        </w:tabs>
+      </w:pPr>
+      <w:r>
+        <w:t>D) COUNT()</w:t>
+      </w:r>
+    </w:p>
+    <w:p>
+      <w:pPr>
+        <w:rPr>
+          <w:lang w:val="es-ES"/>
+        </w:rPr>
+      </w:pPr>
+      <w:r>
+        <w:rPr>
+          <w:lang w:val="es-ES"/>
+        </w:rPr>
+        <w:t>5. Selecciona la opción que solo contiene funciones de agregado válidas:</w:t>
+      </w:r>
+    </w:p>
+    <w:p>
+      <w:pPr>
+        <w:pStyle w:val="Listaconvietas"/>
+        <w:tabs>
+          <w:tab w:val="clear" w:pos="360"/>
+          <w:tab w:val="num" w:pos="1080"/>
+        </w:tabs>
+      </w:pPr>
+      <w:r>
+        <w:t>A) SUM(), MAX(), GETDATE()</w:t>
+      </w:r>
+    </w:p>
+    <w:p>
+      <w:pPr>
+        <w:pStyle w:val="Listaconvietas"/>
+        <w:tabs>
+          <w:tab w:val="clear" w:pos="360"/>
+          <w:tab w:val="num" w:pos="1080"/>
+        </w:tabs>
         <w:rPr>
           <w:highlight w:val="yellow"/>
         </w:rPr>
-        <w:t xml:space="preserve">C) </w:t>
-      </w:r>
-      <w:proofErr w:type="gramStart"/>
+      </w:pPr>
       <w:r>
         <w:rPr>
           <w:highlight w:val="yellow"/>
         </w:rPr>
-        <w:t>COUNT(</w:t>
-      </w:r>
-      <w:proofErr w:type="gramEnd"/>
+        <w:t>B) AVG(), MIN(), COUNT()</w:t>
+      </w:r>
+    </w:p>
+    <w:p>
+      <w:pPr>
+        <w:pStyle w:val="Listaconvietas"/>
+        <w:tabs>
+          <w:tab w:val="clear" w:pos="360"/>
+          <w:tab w:val="num" w:pos="1080"/>
+        </w:tabs>
+      </w:pPr>
+      <w:r>
+        <w:t>C) LEN(), SUM(), LEFT()</w:t>
+      </w:r>
+    </w:p>
+    <w:p>
+      <w:pPr>
+        <w:pStyle w:val="Listaconvietas"/>
+        <w:tabs>
+          <w:tab w:val="clear" w:pos="360"/>
+          <w:tab w:val="num" w:pos="1080"/>
+        </w:tabs>
+      </w:pPr>
+      <w:r>
+        <w:t>D) CONCAT(), MAX(), REPLACE()</w:t>
+      </w:r>
+    </w:p>
+    <w:p>
+      <w:pPr>
+        <w:pStyle w:val="Ttulo1"/>
+      </w:pPr>
+      <w:r>
+        <w:lastRenderedPageBreak/>
+        <w:t>Sección 2 – C#</w:t>
+      </w:r>
+    </w:p>
+    <w:p>
+      <w:r>
+        <w:t>¿Qué es C#?</w:t>
+      </w:r>
+    </w:p>
+    <w:p>
+      <w:pPr>
+        <w:rPr>
+          <w:lang w:val="es-ES"/>
+        </w:rPr>
+      </w:pPr>
       <w:r>
         <w:rPr>
           <w:highlight w:val="yellow"/>
-        </w:rPr>
-        <w:t>)</w:t>
-      </w:r>
-    </w:p>
-    <w:p>
-      <w:pPr>
-        <w:pStyle w:val="Listaconvietas"/>
-        <w:tabs>
-          <w:tab w:val="clear" w:pos="360"/>
-          <w:tab w:val="num" w:pos="720"/>
-        </w:tabs>
-        <w:rPr>
-          <w:lang w:val="es-ES"/>
-        </w:rPr>
-      </w:pPr>
-      <w:r>
-        <w:rPr>
-          <w:lang w:val="es-ES"/>
-        </w:rPr>
-        <w:t xml:space="preserve">D) </w:t>
-      </w:r>
-      <w:proofErr w:type="gramStart"/>
-      <w:r>
-        <w:rPr>
-          <w:lang w:val="es-ES"/>
-        </w:rPr>
-        <w:t>CONCAT(</w:t>
-      </w:r>
-      <w:proofErr w:type="gramEnd"/>
-      <w:r>
-        <w:rPr>
-          <w:lang w:val="es-ES"/>
-        </w:rPr>
-        <w:t>)</w:t>
-      </w:r>
-      <w:r>
-        <w:rPr>
-          <w:lang w:val="es-ES"/>
-        </w:rPr>
-        <w:t xml:space="preserve"> Es para unir cadenas, NO calcula nada sobre un grupo de filas</w:t>
-      </w:r>
-    </w:p>
-    <w:p>
-      <w:pPr>
-        <w:rPr>
-          <w:lang w:val="es-ES"/>
-        </w:rPr>
-      </w:pPr>
-      <w:r>
-        <w:rPr>
-          <w:lang w:val="es-ES"/>
-        </w:rPr>
-        <w:t>3. ¿Qué función de agregado se usa para contar el número de registros?</w:t>
-      </w:r>
-    </w:p>
-    <w:p>
-      <w:pPr>
-        <w:pStyle w:val="Listaconvietas"/>
-        <w:tabs>
-          <w:tab w:val="clear" w:pos="360"/>
-          <w:tab w:val="num" w:pos="720"/>
-        </w:tabs>
-      </w:pPr>
-      <w:r>
-        <w:t xml:space="preserve">A) </w:t>
-      </w:r>
-      <w:proofErr w:type="gramStart"/>
-      <w:r>
-        <w:t>SUM(</w:t>
-      </w:r>
-      <w:proofErr w:type="gramEnd"/>
-      <w:r>
-        <w:t>)</w:t>
-      </w:r>
-    </w:p>
-    <w:p>
-      <w:pPr>
-        <w:pStyle w:val="Listaconvietas"/>
-        <w:tabs>
-          <w:tab w:val="clear" w:pos="360"/>
-          <w:tab w:val="num" w:pos="720"/>
+          <w:lang w:val="es-ES"/>
+        </w:rPr>
+        <w:t>C# es un lenguaje de programación moderno, robusto y orientado a objetos desarrollado por Microsoft. Forma parte de la plataforma .NET y se utiliza para crear aplicaciones de escritorio, web, servicios, videojuegos y aplicaciones móviles.</w:t>
+      </w:r>
+    </w:p>
+    <w:p>
+      <w:pPr>
+        <w:rPr>
+          <w:lang w:val="es-ES"/>
+        </w:rPr>
+      </w:pPr>
+      <w:r>
+        <w:rPr>
+          <w:lang w:val="es-ES"/>
+        </w:rPr>
+        <w:t xml:space="preserve">6. ¿Cuál de los siguientes es un tipo primitivo </w:t>
+      </w:r>
+      <w:r>
+        <w:rPr>
+          <w:lang w:val="es-ES"/>
+        </w:rPr>
+        <w:t xml:space="preserve">(o simple) </w:t>
+      </w:r>
+      <w:r>
+        <w:rPr>
+          <w:lang w:val="es-ES"/>
+        </w:rPr>
+        <w:t>en C#?</w:t>
+      </w:r>
+    </w:p>
+    <w:p>
+      <w:pPr>
+        <w:pStyle w:val="Listaconvietas"/>
+        <w:tabs>
+          <w:tab w:val="clear" w:pos="360"/>
+          <w:tab w:val="num" w:pos="1080"/>
+        </w:tabs>
+        <w:rPr>
+          <w:lang w:val="es-ES"/>
+        </w:rPr>
+      </w:pPr>
+      <w:r>
+        <w:rPr>
+          <w:lang w:val="es-ES"/>
+        </w:rPr>
+        <w:t>A) list</w:t>
+      </w:r>
+      <w:r>
+        <w:rPr>
+          <w:lang w:val="es-ES"/>
+        </w:rPr>
+        <w:t xml:space="preserve"> no existe así tal cual (sería List&lt;T&gt;, y no es primitiva).</w:t>
+      </w:r>
+    </w:p>
+    <w:p>
+      <w:pPr>
+        <w:pStyle w:val="Listaconvietas"/>
+        <w:tabs>
+          <w:tab w:val="clear" w:pos="360"/>
+          <w:tab w:val="num" w:pos="1080"/>
         </w:tabs>
         <w:rPr>
           <w:highlight w:val="yellow"/>
@@ -479,244 +643,271 @@
         <w:rPr>
           <w:highlight w:val="yellow"/>
         </w:rPr>
-        <w:t xml:space="preserve">B) </w:t>
-      </w:r>
-      <w:proofErr w:type="gramStart"/>
-      <w:r>
+        <w:t>B) int</w:t>
+      </w:r>
+    </w:p>
+    <w:p>
+      <w:pPr>
+        <w:pStyle w:val="Listaconvietas"/>
+        <w:tabs>
+          <w:tab w:val="clear" w:pos="360"/>
+          <w:tab w:val="num" w:pos="1080"/>
+        </w:tabs>
+        <w:rPr>
+          <w:lang w:val="es-ES"/>
+        </w:rPr>
+      </w:pPr>
+      <w:r>
+        <w:rPr>
+          <w:lang w:val="es-ES"/>
+        </w:rPr>
+        <w:t>C) DataTable</w:t>
+      </w:r>
+      <w:r>
+        <w:rPr>
+          <w:lang w:val="es-ES"/>
+        </w:rPr>
+        <w:t xml:space="preserve"> es una clase del espacio de nombres System.Data y claramente no es primitiva.</w:t>
+      </w:r>
+    </w:p>
+    <w:p>
+      <w:pPr>
+        <w:pStyle w:val="Listaconvietas"/>
+        <w:tabs>
+          <w:tab w:val="clear" w:pos="360"/>
+          <w:tab w:val="num" w:pos="1080"/>
+        </w:tabs>
+        <w:rPr>
+          <w:lang w:val="es-ES"/>
+        </w:rPr>
+      </w:pPr>
+      <w:r>
+        <w:rPr>
+          <w:lang w:val="es-ES"/>
+        </w:rPr>
+        <w:t>D) object</w:t>
+      </w:r>
+      <w:r>
+        <w:rPr>
+          <w:lang w:val="es-ES"/>
+        </w:rPr>
+        <w:t xml:space="preserve"> </w:t>
+      </w:r>
+      <w:r>
+        <w:rPr>
+          <w:lang w:val="es-ES"/>
+        </w:rPr>
+        <w:t>Es la clase base de todos los tipos en .NET, pero no es primitiva.</w:t>
+      </w:r>
+    </w:p>
+    <w:p>
+      <w:pPr>
+        <w:rPr>
+          <w:lang w:val="es-ES"/>
+        </w:rPr>
+      </w:pPr>
+      <w:r>
+        <w:rPr>
+          <w:lang w:val="es-ES"/>
+        </w:rPr>
+        <w:t>7. ¿Qué palabra clave permite declarar una variable cuyo tipo se determina en tiempo de ejecución?</w:t>
+      </w:r>
+    </w:p>
+    <w:p>
+      <w:pPr>
+        <w:pStyle w:val="Listaconvietas"/>
+        <w:tabs>
+          <w:tab w:val="clear" w:pos="360"/>
+          <w:tab w:val="num" w:pos="1080"/>
+        </w:tabs>
+        <w:rPr>
+          <w:lang w:val="es-ES"/>
+        </w:rPr>
+      </w:pPr>
+      <w:r>
+        <w:rPr>
+          <w:lang w:val="es-ES"/>
+        </w:rPr>
+        <w:t>A) var</w:t>
+      </w:r>
+      <w:r>
+        <w:rPr>
+          <w:lang w:val="es-ES"/>
+        </w:rPr>
+        <w:t xml:space="preserve"> tipo decidido en tiempo de compilación.</w:t>
+      </w:r>
+    </w:p>
+    <w:p>
+      <w:pPr>
+        <w:pStyle w:val="Listaconvietas"/>
+        <w:tabs>
+          <w:tab w:val="clear" w:pos="360"/>
+          <w:tab w:val="num" w:pos="1080"/>
+        </w:tabs>
+      </w:pPr>
+      <w:r>
+        <w:t>B) object</w:t>
+      </w:r>
+    </w:p>
+    <w:p>
+      <w:pPr>
+        <w:pStyle w:val="Listaconvietas"/>
+        <w:tabs>
+          <w:tab w:val="clear" w:pos="360"/>
+          <w:tab w:val="num" w:pos="1080"/>
+        </w:tabs>
         <w:rPr>
           <w:highlight w:val="yellow"/>
-        </w:rPr>
-        <w:t>COUNT(</w:t>
-      </w:r>
-      <w:proofErr w:type="gramEnd"/>
+          <w:lang w:val="es-ES"/>
+        </w:rPr>
+      </w:pPr>
       <w:r>
         <w:rPr>
           <w:highlight w:val="yellow"/>
-        </w:rPr>
-        <w:t>)</w:t>
-      </w:r>
-    </w:p>
-    <w:p>
-      <w:pPr>
-        <w:pStyle w:val="Listaconvietas"/>
-        <w:tabs>
-          <w:tab w:val="clear" w:pos="360"/>
-          <w:tab w:val="num" w:pos="720"/>
-        </w:tabs>
-        <w:rPr>
-          <w:lang w:val="es-ES"/>
-        </w:rPr>
-      </w:pPr>
-      <w:r>
-        <w:rPr>
-          <w:lang w:val="es-ES"/>
-        </w:rPr>
-        <w:t xml:space="preserve">C) </w:t>
-      </w:r>
-      <w:proofErr w:type="gramStart"/>
-      <w:r>
-        <w:rPr>
-          <w:lang w:val="es-ES"/>
-        </w:rPr>
-        <w:t>TOTAL(</w:t>
-      </w:r>
-      <w:proofErr w:type="gramEnd"/>
-      <w:r>
-        <w:rPr>
-          <w:lang w:val="es-ES"/>
-        </w:rPr>
-        <w:t>)</w:t>
-      </w:r>
-      <w:r>
-        <w:rPr>
-          <w:lang w:val="es-ES"/>
-        </w:rPr>
-        <w:t xml:space="preserve"> No existe en SQL Server.</w:t>
-      </w:r>
-    </w:p>
-    <w:p>
-      <w:pPr>
-        <w:pStyle w:val="Listaconvietas"/>
-        <w:tabs>
-          <w:tab w:val="clear" w:pos="360"/>
-          <w:tab w:val="num" w:pos="720"/>
-        </w:tabs>
-        <w:rPr>
-          <w:lang w:val="es-ES"/>
-        </w:rPr>
-      </w:pPr>
-      <w:r>
-        <w:rPr>
-          <w:lang w:val="es-ES"/>
-        </w:rPr>
-        <w:t xml:space="preserve">D) </w:t>
-      </w:r>
-      <w:proofErr w:type="gramStart"/>
-      <w:r>
-        <w:rPr>
-          <w:lang w:val="es-ES"/>
-        </w:rPr>
-        <w:t>NUMBEROF(</w:t>
-      </w:r>
-      <w:proofErr w:type="gramEnd"/>
-      <w:r>
-        <w:rPr>
-          <w:lang w:val="es-ES"/>
-        </w:rPr>
-        <w:t>)</w:t>
-      </w:r>
-      <w:r>
-        <w:rPr>
-          <w:lang w:val="es-ES"/>
-        </w:rPr>
-        <w:t xml:space="preserve"> Tampoco existe en SQL Server.</w:t>
-      </w:r>
-    </w:p>
-    <w:p>
-      <w:pPr>
-        <w:rPr>
-          <w:lang w:val="es-ES"/>
-        </w:rPr>
-      </w:pPr>
-      <w:r>
-        <w:rPr>
-          <w:lang w:val="es-ES"/>
-        </w:rPr>
-        <w:t>4. ¿Cuál de las siguientes no es una función de agregado?</w:t>
-      </w:r>
-    </w:p>
-    <w:p>
-      <w:pPr>
-        <w:pStyle w:val="Listaconvietas"/>
-        <w:tabs>
-          <w:tab w:val="clear" w:pos="360"/>
-          <w:tab w:val="num" w:pos="720"/>
-        </w:tabs>
-      </w:pPr>
-      <w:r>
-        <w:t xml:space="preserve">A) </w:t>
-      </w:r>
-      <w:proofErr w:type="gramStart"/>
-      <w:r>
-        <w:t>MIN(</w:t>
-      </w:r>
-      <w:proofErr w:type="gramEnd"/>
-      <w:r>
-        <w:t>)</w:t>
-      </w:r>
-    </w:p>
-    <w:p>
-      <w:pPr>
-        <w:pStyle w:val="Listaconvietas"/>
-        <w:tabs>
-          <w:tab w:val="clear" w:pos="360"/>
-          <w:tab w:val="num" w:pos="720"/>
-        </w:tabs>
-      </w:pPr>
-      <w:r>
-        <w:t xml:space="preserve">B) </w:t>
-      </w:r>
-      <w:proofErr w:type="gramStart"/>
-      <w:r>
-        <w:t>AVG(</w:t>
-      </w:r>
-      <w:proofErr w:type="gramEnd"/>
-      <w:r>
-        <w:t>)</w:t>
-      </w:r>
-    </w:p>
-    <w:p>
-      <w:pPr>
-        <w:pStyle w:val="Listaconvietas"/>
-        <w:tabs>
-          <w:tab w:val="clear" w:pos="360"/>
-          <w:tab w:val="num" w:pos="1080"/>
-        </w:tabs>
-        <w:rPr>
-          <w:lang w:val="es-ES"/>
-        </w:rPr>
-      </w:pPr>
+          <w:lang w:val="es-ES"/>
+        </w:rPr>
+        <w:t>C) dynamic</w:t>
+      </w:r>
       <w:r>
         <w:rPr>
           <w:highlight w:val="yellow"/>
           <w:lang w:val="es-ES"/>
         </w:rPr>
-        <w:t xml:space="preserve">C) </w:t>
-      </w:r>
-      <w:proofErr w:type="gramStart"/>
-      <w:r>
+        <w:t xml:space="preserve"> </w:t>
+      </w:r>
+      <w:r>
+        <w:rPr>
+          <w:lang w:val="es-ES"/>
+        </w:rPr>
+        <w:t>tipo decidido en tiempo de ejecución (runtime).</w:t>
+      </w:r>
+    </w:p>
+    <w:p>
+      <w:pPr>
+        <w:pStyle w:val="Listaconvietas"/>
+        <w:tabs>
+          <w:tab w:val="clear" w:pos="360"/>
+          <w:tab w:val="num" w:pos="1080"/>
+        </w:tabs>
+        <w:rPr>
+          <w:lang w:val="es-ES"/>
+        </w:rPr>
+      </w:pPr>
+      <w:r>
+        <w:rPr>
+          <w:lang w:val="es-ES"/>
+        </w:rPr>
+        <w:t>D) auto</w:t>
+      </w:r>
+      <w:r>
+        <w:rPr>
+          <w:lang w:val="es-ES"/>
+        </w:rPr>
+        <w:t xml:space="preserve"> NO existe en C#.</w:t>
+      </w:r>
+    </w:p>
+    <w:p>
+      <w:pPr>
+        <w:rPr>
+          <w:lang w:val="es-ES"/>
+        </w:rPr>
+      </w:pPr>
+      <w:r>
+        <w:rPr>
+          <w:lang w:val="es-ES"/>
+        </w:rPr>
+        <w:t>8. ¿Cuál de las siguientes variables puede cambiar de tipo en tiempo de ejecución?</w:t>
+      </w:r>
+    </w:p>
+    <w:p>
+      <w:pPr>
+        <w:pStyle w:val="Listaconvietas"/>
+        <w:tabs>
+          <w:tab w:val="clear" w:pos="360"/>
+          <w:tab w:val="num" w:pos="1080"/>
+        </w:tabs>
+      </w:pPr>
+      <w:r>
+        <w:t>A) int x = 5;</w:t>
+      </w:r>
+    </w:p>
+    <w:p>
+      <w:pPr>
+        <w:pStyle w:val="Listaconvietas"/>
+        <w:tabs>
+          <w:tab w:val="clear" w:pos="360"/>
+          <w:tab w:val="num" w:pos="1080"/>
+        </w:tabs>
+      </w:pPr>
+      <w:r>
+        <w:t>B) var x = 5;</w:t>
+      </w:r>
+    </w:p>
+    <w:p>
+      <w:pPr>
+        <w:pStyle w:val="Listaconvietas"/>
+        <w:tabs>
+          <w:tab w:val="clear" w:pos="360"/>
+          <w:tab w:val="num" w:pos="1080"/>
+        </w:tabs>
         <w:rPr>
           <w:highlight w:val="yellow"/>
-          <w:lang w:val="es-ES"/>
-        </w:rPr>
-        <w:t>SUBSTRING(</w:t>
-      </w:r>
-      <w:proofErr w:type="gramEnd"/>
+        </w:rPr>
+      </w:pPr>
       <w:r>
         <w:rPr>
           <w:highlight w:val="yellow"/>
-          <w:lang w:val="es-ES"/>
-        </w:rPr>
-        <w:t>)</w:t>
-      </w:r>
-      <w:r>
-        <w:rPr>
-          <w:lang w:val="es-ES"/>
-        </w:rPr>
-        <w:t xml:space="preserve"> (no es de agregado, es de texto)</w:t>
-      </w:r>
-    </w:p>
-    <w:p>
-      <w:pPr>
-        <w:pStyle w:val="Listaconvietas"/>
-        <w:tabs>
-          <w:tab w:val="clear" w:pos="360"/>
-          <w:tab w:val="num" w:pos="1080"/>
-        </w:tabs>
-      </w:pPr>
-      <w:r>
-        <w:t xml:space="preserve">D) </w:t>
-      </w:r>
-      <w:proofErr w:type="gramStart"/>
-      <w:r>
-        <w:t>COUNT(</w:t>
-      </w:r>
-      <w:proofErr w:type="gramEnd"/>
-      <w:r>
-        <w:t>)</w:t>
-      </w:r>
-    </w:p>
-    <w:p>
-      <w:pPr>
-        <w:rPr>
-          <w:lang w:val="es-ES"/>
-        </w:rPr>
-      </w:pPr>
-      <w:r>
-        <w:rPr>
-          <w:lang w:val="es-ES"/>
-        </w:rPr>
-        <w:t>5. Selecciona la opción que solo contiene funciones de agregado válidas:</w:t>
-      </w:r>
-    </w:p>
-    <w:p>
-      <w:pPr>
-        <w:pStyle w:val="Listaconvietas"/>
-        <w:tabs>
-          <w:tab w:val="clear" w:pos="360"/>
-          <w:tab w:val="num" w:pos="1080"/>
-        </w:tabs>
-      </w:pPr>
-      <w:r>
-        <w:t xml:space="preserve">A) </w:t>
-      </w:r>
-      <w:proofErr w:type="gramStart"/>
-      <w:r>
-        <w:t>SUM(</w:t>
-      </w:r>
-      <w:proofErr w:type="gramEnd"/>
-      <w:r>
-        <w:t>), MAX(), GETDATE()</w:t>
+        </w:rPr>
+        <w:t>C) dynamic x = 5;</w:t>
+      </w:r>
+    </w:p>
+    <w:p>
+      <w:pPr>
+        <w:pStyle w:val="Listaconvietas"/>
+        <w:tabs>
+          <w:tab w:val="clear" w:pos="360"/>
+          <w:tab w:val="num" w:pos="1080"/>
+        </w:tabs>
+      </w:pPr>
+      <w:r>
+        <w:t>D) const x = 5;</w:t>
+      </w:r>
+    </w:p>
+    <w:p>
+      <w:pPr>
+        <w:rPr>
+          <w:lang w:val="es-ES"/>
+        </w:rPr>
+      </w:pPr>
+      <w:r>
+        <w:rPr>
+          <w:lang w:val="es-ES"/>
+        </w:rPr>
+        <w:t>9. ¿Qué palabra clave se usa para declarar una constante?</w:t>
+      </w:r>
+    </w:p>
+    <w:p>
+      <w:pPr>
+        <w:pStyle w:val="Listaconvietas"/>
+        <w:tabs>
+          <w:tab w:val="clear" w:pos="360"/>
+          <w:tab w:val="num" w:pos="1080"/>
+        </w:tabs>
+        <w:rPr>
+          <w:lang w:val="es-ES"/>
+        </w:rPr>
+      </w:pPr>
+      <w:r>
+        <w:rPr>
+          <w:lang w:val="es-ES"/>
+        </w:rPr>
+        <w:t>A) readonly</w:t>
+      </w:r>
+      <w:r>
+        <w:rPr>
+          <w:lang w:val="es-ES"/>
+        </w:rPr>
+        <w:t xml:space="preserve"> solo puede asignarse en el constructor, pero NO es constante real.</w:t>
       </w:r>
     </w:p>
     <w:p>
@@ -734,952 +925,161 @@
         <w:rPr>
           <w:highlight w:val="yellow"/>
         </w:rPr>
-        <w:t xml:space="preserve">B) </w:t>
-      </w:r>
-      <w:proofErr w:type="gramStart"/>
-      <w:r>
+        <w:t>B) const</w:t>
+      </w:r>
+    </w:p>
+    <w:p>
+      <w:pPr>
+        <w:pStyle w:val="Listaconvietas"/>
+        <w:tabs>
+          <w:tab w:val="clear" w:pos="360"/>
+          <w:tab w:val="num" w:pos="1080"/>
+        </w:tabs>
+      </w:pPr>
+      <w:r>
+        <w:t>C) var</w:t>
+      </w:r>
+    </w:p>
+    <w:p>
+      <w:pPr>
+        <w:pStyle w:val="Listaconvietas"/>
+        <w:tabs>
+          <w:tab w:val="clear" w:pos="360"/>
+          <w:tab w:val="num" w:pos="1080"/>
+        </w:tabs>
+        <w:rPr>
+          <w:lang w:val="es-ES"/>
+        </w:rPr>
+      </w:pPr>
+      <w:r>
+        <w:rPr>
+          <w:lang w:val="es-ES"/>
+        </w:rPr>
+        <w:t>D) final</w:t>
+      </w:r>
+      <w:r>
+        <w:rPr>
+          <w:lang w:val="es-ES"/>
+        </w:rPr>
+        <w:t xml:space="preserve"> no existe en C# (es de Java).</w:t>
+      </w:r>
+    </w:p>
+    <w:p>
+      <w:pPr>
+        <w:rPr>
+          <w:lang w:val="es-ES"/>
+        </w:rPr>
+      </w:pPr>
+      <w:r>
+        <w:rPr>
+          <w:lang w:val="es-ES"/>
+        </w:rPr>
+        <w:t>10. ¿Cuál de las siguientes líneas es válida para declarar un valor nullable?</w:t>
+      </w:r>
+    </w:p>
+    <w:p>
+      <w:pPr>
+        <w:pStyle w:val="Listaconvietas"/>
+        <w:tabs>
+          <w:tab w:val="clear" w:pos="360"/>
+          <w:tab w:val="num" w:pos="1080"/>
+        </w:tabs>
+        <w:rPr>
+          <w:lang w:val="es-ES"/>
+        </w:rPr>
+      </w:pPr>
+      <w:r>
+        <w:rPr>
+          <w:lang w:val="es-ES"/>
+        </w:rPr>
+        <w:t>A) int edad = null;</w:t>
+      </w:r>
+      <w:r>
+        <w:rPr>
+          <w:lang w:val="es-ES"/>
+        </w:rPr>
+        <w:t xml:space="preserve"> Un int normal no acepta null.</w:t>
+      </w:r>
+    </w:p>
+    <w:p>
+      <w:pPr>
+        <w:pStyle w:val="Listaconvietas"/>
+        <w:tabs>
+          <w:tab w:val="clear" w:pos="360"/>
+          <w:tab w:val="num" w:pos="1080"/>
+        </w:tabs>
         <w:rPr>
           <w:highlight w:val="yellow"/>
-        </w:rPr>
-        <w:t>AVG(</w:t>
-      </w:r>
-      <w:proofErr w:type="gramEnd"/>
+          <w:lang w:val="es-ES"/>
+        </w:rPr>
+      </w:pPr>
       <w:r>
         <w:rPr>
           <w:highlight w:val="yellow"/>
-        </w:rPr>
-        <w:t>), MIN(), COUNT()</w:t>
-      </w:r>
-    </w:p>
-    <w:p>
-      <w:pPr>
-        <w:pStyle w:val="Listaconvietas"/>
-        <w:tabs>
-          <w:tab w:val="clear" w:pos="360"/>
-          <w:tab w:val="num" w:pos="1080"/>
-        </w:tabs>
-      </w:pPr>
-      <w:r>
-        <w:t xml:space="preserve">C) </w:t>
-      </w:r>
-      <w:proofErr w:type="gramStart"/>
-      <w:r>
-        <w:t>LEN(</w:t>
-      </w:r>
-      <w:proofErr w:type="gramEnd"/>
-      <w:r>
-        <w:t>), SUM(), LEFT()</w:t>
-      </w:r>
-    </w:p>
-    <w:p>
-      <w:pPr>
-        <w:pStyle w:val="Listaconvietas"/>
-        <w:tabs>
-          <w:tab w:val="clear" w:pos="360"/>
-          <w:tab w:val="num" w:pos="1080"/>
-        </w:tabs>
-      </w:pPr>
-      <w:r>
-        <w:t xml:space="preserve">D) </w:t>
-      </w:r>
-      <w:proofErr w:type="gramStart"/>
-      <w:r>
-        <w:t>CONCAT(</w:t>
-      </w:r>
-      <w:proofErr w:type="gramEnd"/>
-      <w:r>
-        <w:t>), MAX(), REPLACE()</w:t>
-      </w:r>
-    </w:p>
-    <w:p>
-      <w:pPr>
-        <w:pStyle w:val="Ttulo1"/>
-      </w:pPr>
-      <w:proofErr w:type="spellStart"/>
-      <w:r>
-        <w:lastRenderedPageBreak/>
-        <w:t>Sección</w:t>
-      </w:r>
-      <w:proofErr w:type="spellEnd"/>
-      <w:r>
-        <w:t xml:space="preserve"> 2 – C#</w:t>
-      </w:r>
-    </w:p>
-    <w:p>
-      <w:r>
-        <w:t>¿</w:t>
-      </w:r>
-      <w:proofErr w:type="spellStart"/>
-      <w:r>
-        <w:t>Qué</w:t>
-      </w:r>
-      <w:proofErr w:type="spellEnd"/>
-      <w:r>
-        <w:t xml:space="preserve"> es C#?</w:t>
-      </w:r>
-    </w:p>
-    <w:p>
-      <w:pPr>
-        <w:rPr>
-          <w:lang w:val="es-ES"/>
-        </w:rPr>
-      </w:pPr>
+          <w:lang w:val="es-ES"/>
+        </w:rPr>
+        <w:t>B) int? edad = null;</w:t>
+      </w:r>
       <w:r>
         <w:rPr>
           <w:highlight w:val="yellow"/>
           <w:lang w:val="es-ES"/>
         </w:rPr>
-        <w:t>C# es un lenguaje de programación moderno, robusto y orientado a objetos desarrollado por Microsoft. Forma parte de la plataforma .NET y se utiliza para crear aplicaciones de escritorio, web, servicios, videojuegos y aplicaciones móviles.</w:t>
-      </w:r>
-    </w:p>
-    <w:p>
-      <w:pPr>
-        <w:rPr>
-          <w:lang w:val="es-ES"/>
-        </w:rPr>
-      </w:pPr>
-      <w:r>
-        <w:rPr>
-          <w:lang w:val="es-ES"/>
-        </w:rPr>
-        <w:t xml:space="preserve">6. ¿Cuál de los siguientes es un tipo primitivo </w:t>
-      </w:r>
-      <w:r>
-        <w:rPr>
-          <w:lang w:val="es-ES"/>
-        </w:rPr>
-        <w:t xml:space="preserve">(o simple) </w:t>
-      </w:r>
-      <w:r>
-        <w:rPr>
-          <w:lang w:val="es-ES"/>
-        </w:rPr>
-        <w:t>en C#?</w:t>
-      </w:r>
-    </w:p>
-    <w:p>
-      <w:pPr>
-        <w:pStyle w:val="Listaconvietas"/>
-        <w:tabs>
-          <w:tab w:val="clear" w:pos="360"/>
-          <w:tab w:val="num" w:pos="1080"/>
-        </w:tabs>
-        <w:rPr>
-          <w:lang w:val="es-ES"/>
-        </w:rPr>
-      </w:pPr>
-      <w:r>
-        <w:rPr>
-          <w:lang w:val="es-ES"/>
-        </w:rPr>
-        <w:t xml:space="preserve">A) </w:t>
-      </w:r>
-      <w:proofErr w:type="spellStart"/>
-      <w:r>
-        <w:rPr>
-          <w:lang w:val="es-ES"/>
-        </w:rPr>
-        <w:t>list</w:t>
-      </w:r>
-      <w:proofErr w:type="spellEnd"/>
-      <w:r>
-        <w:rPr>
-          <w:lang w:val="es-ES"/>
-        </w:rPr>
-        <w:t xml:space="preserve"> no existe así tal cual (sería </w:t>
-      </w:r>
-      <w:proofErr w:type="spellStart"/>
-      <w:r>
-        <w:rPr>
-          <w:lang w:val="es-ES"/>
-        </w:rPr>
-        <w:t>List</w:t>
-      </w:r>
-      <w:proofErr w:type="spellEnd"/>
-      <w:r>
-        <w:rPr>
-          <w:lang w:val="es-ES"/>
-        </w:rPr>
-        <w:t>&lt;T&gt;, y no es primitiva).</w:t>
-      </w:r>
-    </w:p>
-    <w:p>
-      <w:pPr>
-        <w:pStyle w:val="Listaconvietas"/>
-        <w:tabs>
-          <w:tab w:val="clear" w:pos="360"/>
-          <w:tab w:val="num" w:pos="1080"/>
-        </w:tabs>
-        <w:rPr>
-          <w:highlight w:val="yellow"/>
-        </w:rPr>
-      </w:pPr>
-      <w:r>
-        <w:rPr>
-          <w:highlight w:val="yellow"/>
-        </w:rPr>
-        <w:t>B) int</w:t>
-      </w:r>
-    </w:p>
-    <w:p>
-      <w:pPr>
-        <w:pStyle w:val="Listaconvietas"/>
-        <w:tabs>
-          <w:tab w:val="clear" w:pos="360"/>
-          <w:tab w:val="num" w:pos="1080"/>
-        </w:tabs>
-        <w:rPr>
-          <w:lang w:val="es-ES"/>
-        </w:rPr>
-      </w:pPr>
-      <w:r>
-        <w:rPr>
-          <w:lang w:val="es-ES"/>
-        </w:rPr>
-        <w:t xml:space="preserve">C) </w:t>
-      </w:r>
-      <w:proofErr w:type="spellStart"/>
-      <w:r>
-        <w:rPr>
-          <w:lang w:val="es-ES"/>
-        </w:rPr>
-        <w:t>DataTable</w:t>
-      </w:r>
-      <w:proofErr w:type="spellEnd"/>
-      <w:r>
-        <w:rPr>
-          <w:lang w:val="es-ES"/>
-        </w:rPr>
-        <w:t xml:space="preserve"> es una clase del espacio de nombres </w:t>
-      </w:r>
-      <w:proofErr w:type="spellStart"/>
-      <w:r>
-        <w:rPr>
-          <w:lang w:val="es-ES"/>
-        </w:rPr>
-        <w:t>System.Data</w:t>
-      </w:r>
-      <w:proofErr w:type="spellEnd"/>
-      <w:r>
-        <w:rPr>
-          <w:lang w:val="es-ES"/>
-        </w:rPr>
-        <w:t xml:space="preserve"> y claramente no es primitiva.</w:t>
-      </w:r>
-    </w:p>
-    <w:p>
-      <w:pPr>
-        <w:pStyle w:val="Listaconvietas"/>
-        <w:tabs>
-          <w:tab w:val="clear" w:pos="360"/>
-          <w:tab w:val="num" w:pos="1080"/>
-        </w:tabs>
-        <w:rPr>
-          <w:lang w:val="es-ES"/>
-        </w:rPr>
-      </w:pPr>
-      <w:r>
-        <w:rPr>
-          <w:lang w:val="es-ES"/>
-        </w:rPr>
-        <w:t xml:space="preserve">D) </w:t>
-      </w:r>
-      <w:proofErr w:type="spellStart"/>
-      <w:r>
-        <w:rPr>
-          <w:lang w:val="es-ES"/>
-        </w:rPr>
-        <w:t>object</w:t>
-      </w:r>
-      <w:proofErr w:type="spellEnd"/>
-      <w:r>
-        <w:rPr>
-          <w:lang w:val="es-ES"/>
-        </w:rPr>
         <w:t xml:space="preserve"> </w:t>
       </w:r>
       <w:r>
         <w:rPr>
           <w:lang w:val="es-ES"/>
         </w:rPr>
-        <w:t>Es la clase base de todos los tipos en .NET, pero no es primitiva.</w:t>
-      </w:r>
-    </w:p>
-    <w:p>
-      <w:pPr>
-        <w:rPr>
-          <w:lang w:val="es-ES"/>
-        </w:rPr>
-      </w:pPr>
-      <w:r>
-        <w:rPr>
-          <w:lang w:val="es-ES"/>
-        </w:rPr>
-        <w:t>7. ¿Qué palabra clave permite declarar una variable cuyo tipo se determina en tiempo de ejecución?</w:t>
-      </w:r>
-    </w:p>
-    <w:p>
-      <w:pPr>
-        <w:pStyle w:val="Listaconvietas"/>
-        <w:tabs>
-          <w:tab w:val="clear" w:pos="360"/>
-          <w:tab w:val="num" w:pos="1080"/>
-        </w:tabs>
-        <w:rPr>
-          <w:lang w:val="es-ES"/>
-        </w:rPr>
-      </w:pPr>
-      <w:r>
-        <w:rPr>
-          <w:lang w:val="es-ES"/>
-        </w:rPr>
-        <w:t xml:space="preserve">A) </w:t>
-      </w:r>
-      <w:proofErr w:type="spellStart"/>
-      <w:r>
-        <w:rPr>
-          <w:lang w:val="es-ES"/>
-        </w:rPr>
-        <w:t>var</w:t>
-      </w:r>
-      <w:proofErr w:type="spellEnd"/>
-      <w:r>
-        <w:rPr>
-          <w:lang w:val="es-ES"/>
-        </w:rPr>
-        <w:t xml:space="preserve"> tipo decidido en tiempo de compilación.</w:t>
-      </w:r>
-    </w:p>
-    <w:p>
-      <w:pPr>
-        <w:pStyle w:val="Listaconvietas"/>
-        <w:tabs>
-          <w:tab w:val="clear" w:pos="360"/>
-          <w:tab w:val="num" w:pos="1080"/>
-        </w:tabs>
-      </w:pPr>
-      <w:r>
-        <w:t>B) object</w:t>
-      </w:r>
-    </w:p>
-    <w:p>
-      <w:pPr>
-        <w:pStyle w:val="Listaconvietas"/>
-        <w:tabs>
-          <w:tab w:val="clear" w:pos="360"/>
-          <w:tab w:val="num" w:pos="1080"/>
-        </w:tabs>
-        <w:rPr>
-          <w:highlight w:val="yellow"/>
-          <w:lang w:val="es-ES"/>
-        </w:rPr>
-      </w:pPr>
-      <w:r>
-        <w:rPr>
-          <w:highlight w:val="yellow"/>
-          <w:lang w:val="es-ES"/>
-        </w:rPr>
-        <w:t xml:space="preserve">C) </w:t>
-      </w:r>
-      <w:proofErr w:type="spellStart"/>
-      <w:r>
-        <w:rPr>
-          <w:highlight w:val="yellow"/>
-          <w:lang w:val="es-ES"/>
-        </w:rPr>
-        <w:t>dynamic</w:t>
-      </w:r>
-      <w:proofErr w:type="spellEnd"/>
-      <w:r>
-        <w:rPr>
-          <w:highlight w:val="yellow"/>
-          <w:lang w:val="es-ES"/>
-        </w:rPr>
-        <w:t xml:space="preserve"> </w:t>
-      </w:r>
-      <w:r>
-        <w:rPr>
-          <w:lang w:val="es-ES"/>
-        </w:rPr>
-        <w:t>tipo decidido en tiempo de ejecución (</w:t>
-      </w:r>
-      <w:proofErr w:type="spellStart"/>
-      <w:r>
-        <w:rPr>
-          <w:lang w:val="es-ES"/>
-        </w:rPr>
-        <w:t>runtime</w:t>
-      </w:r>
-      <w:proofErr w:type="spellEnd"/>
-      <w:r>
-        <w:rPr>
-          <w:lang w:val="es-ES"/>
-        </w:rPr>
-        <w:t>).</w:t>
-      </w:r>
-    </w:p>
-    <w:p>
-      <w:pPr>
-        <w:pStyle w:val="Listaconvietas"/>
-        <w:tabs>
-          <w:tab w:val="clear" w:pos="360"/>
-          <w:tab w:val="num" w:pos="1080"/>
-        </w:tabs>
-        <w:rPr>
-          <w:lang w:val="es-ES"/>
-        </w:rPr>
-      </w:pPr>
-      <w:r>
-        <w:rPr>
-          <w:lang w:val="es-ES"/>
-        </w:rPr>
-        <w:t>D) auto</w:t>
-      </w:r>
-      <w:r>
-        <w:rPr>
-          <w:lang w:val="es-ES"/>
-        </w:rPr>
-        <w:t xml:space="preserve"> NO existe en C#.</w:t>
-      </w:r>
-    </w:p>
-    <w:p>
-      <w:pPr>
-        <w:rPr>
-          <w:lang w:val="es-ES"/>
-        </w:rPr>
-      </w:pPr>
-      <w:r>
-        <w:rPr>
-          <w:lang w:val="es-ES"/>
-        </w:rPr>
-        <w:t>8. ¿Cuál de las siguientes variables puede cambiar de tipo en tiempo de ejecución?</w:t>
-      </w:r>
-    </w:p>
-    <w:p>
-      <w:pPr>
-        <w:pStyle w:val="Listaconvietas"/>
-        <w:tabs>
-          <w:tab w:val="clear" w:pos="360"/>
-          <w:tab w:val="num" w:pos="1080"/>
-        </w:tabs>
-      </w:pPr>
-      <w:r>
-        <w:t>A) int x = 5;</w:t>
-      </w:r>
-    </w:p>
-    <w:p>
-      <w:pPr>
-        <w:pStyle w:val="Listaconvietas"/>
-        <w:tabs>
-          <w:tab w:val="clear" w:pos="360"/>
-          <w:tab w:val="num" w:pos="1080"/>
-        </w:tabs>
-      </w:pPr>
-      <w:r>
-        <w:t>B) var x = 5;</w:t>
-      </w:r>
-    </w:p>
-    <w:p>
-      <w:pPr>
-        <w:pStyle w:val="Listaconvietas"/>
-        <w:tabs>
-          <w:tab w:val="clear" w:pos="360"/>
-          <w:tab w:val="num" w:pos="1080"/>
-        </w:tabs>
-        <w:rPr>
-          <w:highlight w:val="yellow"/>
-        </w:rPr>
-      </w:pPr>
-      <w:r>
-        <w:rPr>
-          <w:highlight w:val="yellow"/>
-        </w:rPr>
-        <w:t>C) dynamic x = 5;</w:t>
-      </w:r>
-    </w:p>
-    <w:p>
-      <w:pPr>
-        <w:pStyle w:val="Listaconvietas"/>
-        <w:tabs>
-          <w:tab w:val="clear" w:pos="360"/>
-          <w:tab w:val="num" w:pos="1080"/>
-        </w:tabs>
-      </w:pPr>
-      <w:r>
-        <w:t>D) const x = 5;</w:t>
-      </w:r>
-    </w:p>
-    <w:p>
-      <w:pPr>
-        <w:rPr>
-          <w:lang w:val="es-ES"/>
-        </w:rPr>
-      </w:pPr>
-      <w:r>
-        <w:rPr>
-          <w:lang w:val="es-ES"/>
-        </w:rPr>
-        <w:t>9. ¿Qué palabra clave se usa para declarar una constante?</w:t>
-      </w:r>
-    </w:p>
-    <w:p>
-      <w:pPr>
-        <w:pStyle w:val="Listaconvietas"/>
-        <w:tabs>
-          <w:tab w:val="clear" w:pos="360"/>
-          <w:tab w:val="num" w:pos="1080"/>
-        </w:tabs>
-        <w:rPr>
-          <w:lang w:val="es-ES"/>
-        </w:rPr>
-      </w:pPr>
-      <w:r>
-        <w:rPr>
-          <w:lang w:val="es-ES"/>
-        </w:rPr>
-        <w:t xml:space="preserve">A) </w:t>
-      </w:r>
-      <w:proofErr w:type="spellStart"/>
-      <w:r>
-        <w:rPr>
-          <w:lang w:val="es-ES"/>
-        </w:rPr>
-        <w:t>readonly</w:t>
-      </w:r>
-      <w:proofErr w:type="spellEnd"/>
-      <w:r>
-        <w:rPr>
-          <w:lang w:val="es-ES"/>
-        </w:rPr>
-        <w:t xml:space="preserve"> solo puede asignarse en el constructor, pero NO es constante real.</w:t>
-      </w:r>
-    </w:p>
-    <w:p>
-      <w:pPr>
-        <w:pStyle w:val="Listaconvietas"/>
-        <w:tabs>
-          <w:tab w:val="clear" w:pos="360"/>
-          <w:tab w:val="num" w:pos="1080"/>
-        </w:tabs>
-        <w:rPr>
-          <w:highlight w:val="yellow"/>
-        </w:rPr>
-      </w:pPr>
-      <w:r>
-        <w:rPr>
-          <w:highlight w:val="yellow"/>
-        </w:rPr>
-        <w:t>B) const</w:t>
-      </w:r>
-    </w:p>
-    <w:p>
-      <w:pPr>
-        <w:pStyle w:val="Listaconvietas"/>
-        <w:tabs>
-          <w:tab w:val="clear" w:pos="360"/>
-          <w:tab w:val="num" w:pos="1080"/>
-        </w:tabs>
-      </w:pPr>
-      <w:r>
-        <w:t>C) var</w:t>
-      </w:r>
-    </w:p>
-    <w:p>
-      <w:pPr>
-        <w:pStyle w:val="Listaconvietas"/>
-        <w:tabs>
-          <w:tab w:val="clear" w:pos="360"/>
-          <w:tab w:val="num" w:pos="1080"/>
-        </w:tabs>
-        <w:rPr>
-          <w:lang w:val="es-ES"/>
-        </w:rPr>
-      </w:pPr>
-      <w:r>
-        <w:rPr>
-          <w:lang w:val="es-ES"/>
-        </w:rPr>
-        <w:t>D) final</w:t>
-      </w:r>
-      <w:r>
-        <w:rPr>
-          <w:lang w:val="es-ES"/>
-        </w:rPr>
-        <w:t xml:space="preserve"> no existe en C# (es de Java).</w:t>
-      </w:r>
-    </w:p>
-    <w:p>
-      <w:pPr>
-        <w:rPr>
-          <w:lang w:val="es-ES"/>
-        </w:rPr>
-      </w:pPr>
-      <w:r>
-        <w:rPr>
-          <w:lang w:val="es-ES"/>
-        </w:rPr>
-        <w:t xml:space="preserve">10. ¿Cuál de las siguientes líneas es válida para declarar un valor </w:t>
-      </w:r>
-      <w:proofErr w:type="spellStart"/>
-      <w:r>
-        <w:rPr>
-          <w:lang w:val="es-ES"/>
-        </w:rPr>
-        <w:t>nullable</w:t>
-      </w:r>
-      <w:proofErr w:type="spellEnd"/>
-      <w:r>
-        <w:rPr>
-          <w:lang w:val="es-ES"/>
-        </w:rPr>
-        <w:t>?</w:t>
-      </w:r>
-    </w:p>
-    <w:p>
-      <w:pPr>
-        <w:pStyle w:val="Listaconvietas"/>
-        <w:tabs>
-          <w:tab w:val="clear" w:pos="360"/>
-          <w:tab w:val="num" w:pos="1080"/>
-        </w:tabs>
-        <w:rPr>
-          <w:lang w:val="es-ES"/>
-        </w:rPr>
-      </w:pPr>
-      <w:r>
-        <w:rPr>
-          <w:lang w:val="es-ES"/>
-        </w:rPr>
-        <w:t xml:space="preserve">A) </w:t>
-      </w:r>
-      <w:proofErr w:type="spellStart"/>
-      <w:r>
-        <w:rPr>
-          <w:lang w:val="es-ES"/>
-        </w:rPr>
-        <w:t>int</w:t>
-      </w:r>
-      <w:proofErr w:type="spellEnd"/>
-      <w:r>
-        <w:rPr>
-          <w:lang w:val="es-ES"/>
-        </w:rPr>
-        <w:t xml:space="preserve"> edad = </w:t>
-      </w:r>
-      <w:proofErr w:type="spellStart"/>
-      <w:r>
-        <w:rPr>
-          <w:lang w:val="es-ES"/>
-        </w:rPr>
-        <w:t>null</w:t>
-      </w:r>
-      <w:proofErr w:type="spellEnd"/>
-      <w:r>
-        <w:rPr>
-          <w:lang w:val="es-ES"/>
-        </w:rPr>
-        <w:t>;</w:t>
-      </w:r>
-      <w:r>
-        <w:rPr>
-          <w:lang w:val="es-ES"/>
-        </w:rPr>
-        <w:t xml:space="preserve"> Un </w:t>
-      </w:r>
-      <w:proofErr w:type="spellStart"/>
-      <w:r>
-        <w:rPr>
-          <w:lang w:val="es-ES"/>
-        </w:rPr>
-        <w:t>int</w:t>
-      </w:r>
-      <w:proofErr w:type="spellEnd"/>
-      <w:r>
-        <w:rPr>
-          <w:lang w:val="es-ES"/>
-        </w:rPr>
-        <w:t xml:space="preserve"> normal no acepta </w:t>
-      </w:r>
-      <w:proofErr w:type="spellStart"/>
-      <w:r>
-        <w:rPr>
-          <w:lang w:val="es-ES"/>
-        </w:rPr>
-        <w:t>null</w:t>
-      </w:r>
-      <w:proofErr w:type="spellEnd"/>
-      <w:r>
-        <w:rPr>
-          <w:lang w:val="es-ES"/>
-        </w:rPr>
-        <w:t>.</w:t>
-      </w:r>
-    </w:p>
-    <w:p>
-      <w:pPr>
-        <w:pStyle w:val="Listaconvietas"/>
-        <w:tabs>
-          <w:tab w:val="clear" w:pos="360"/>
-          <w:tab w:val="num" w:pos="1080"/>
-        </w:tabs>
-        <w:rPr>
-          <w:highlight w:val="yellow"/>
-          <w:lang w:val="es-ES"/>
-        </w:rPr>
-      </w:pPr>
-      <w:r>
-        <w:rPr>
-          <w:highlight w:val="yellow"/>
-          <w:lang w:val="es-ES"/>
-        </w:rPr>
-        <w:t xml:space="preserve">B) </w:t>
-      </w:r>
-      <w:proofErr w:type="spellStart"/>
-      <w:r>
-        <w:rPr>
-          <w:highlight w:val="yellow"/>
-          <w:lang w:val="es-ES"/>
-        </w:rPr>
-        <w:t>int</w:t>
-      </w:r>
-      <w:proofErr w:type="spellEnd"/>
-      <w:r>
-        <w:rPr>
-          <w:highlight w:val="yellow"/>
-          <w:lang w:val="es-ES"/>
-        </w:rPr>
-        <w:t xml:space="preserve">? edad = </w:t>
-      </w:r>
-      <w:proofErr w:type="spellStart"/>
-      <w:r>
-        <w:rPr>
-          <w:highlight w:val="yellow"/>
-          <w:lang w:val="es-ES"/>
-        </w:rPr>
-        <w:t>null</w:t>
-      </w:r>
-      <w:proofErr w:type="spellEnd"/>
-      <w:r>
-        <w:rPr>
-          <w:highlight w:val="yellow"/>
-          <w:lang w:val="es-ES"/>
-        </w:rPr>
-        <w:t>;</w:t>
-      </w:r>
-      <w:r>
-        <w:rPr>
-          <w:highlight w:val="yellow"/>
-          <w:lang w:val="es-ES"/>
-        </w:rPr>
-        <w:t xml:space="preserve"> </w:t>
-      </w:r>
-      <w:r>
-        <w:rPr>
-          <w:lang w:val="es-ES"/>
-        </w:rPr>
-        <w:t xml:space="preserve">Esta es la forma oficial de declarar un </w:t>
-      </w:r>
-      <w:proofErr w:type="spellStart"/>
-      <w:r>
-        <w:rPr>
-          <w:lang w:val="es-ES"/>
-        </w:rPr>
-        <w:t>nullable</w:t>
-      </w:r>
-      <w:proofErr w:type="spellEnd"/>
-      <w:r>
-        <w:rPr>
-          <w:lang w:val="es-ES"/>
-        </w:rPr>
-        <w:t xml:space="preserve"> </w:t>
-      </w:r>
-      <w:proofErr w:type="spellStart"/>
-      <w:r>
-        <w:rPr>
-          <w:lang w:val="es-ES"/>
-        </w:rPr>
-        <w:t>value</w:t>
-      </w:r>
-      <w:proofErr w:type="spellEnd"/>
-      <w:r>
-        <w:rPr>
-          <w:lang w:val="es-ES"/>
-        </w:rPr>
-        <w:t xml:space="preserve"> </w:t>
-      </w:r>
-      <w:proofErr w:type="spellStart"/>
-      <w:r>
-        <w:rPr>
-          <w:lang w:val="es-ES"/>
-        </w:rPr>
-        <w:t>type</w:t>
-      </w:r>
-      <w:proofErr w:type="spellEnd"/>
-      <w:r>
-        <w:rPr>
-          <w:lang w:val="es-ES"/>
-        </w:rPr>
-        <w:t>.</w:t>
-      </w:r>
-    </w:p>
-    <w:p>
-      <w:pPr>
-        <w:pStyle w:val="Listaconvietas"/>
-        <w:tabs>
-          <w:tab w:val="clear" w:pos="360"/>
-          <w:tab w:val="num" w:pos="1080"/>
-        </w:tabs>
-        <w:rPr>
-          <w:lang w:val="es-ES"/>
-        </w:rPr>
-      </w:pPr>
-      <w:r>
-        <w:rPr>
-          <w:lang w:val="es-ES"/>
-        </w:rPr>
-        <w:t xml:space="preserve">C) </w:t>
-      </w:r>
-      <w:proofErr w:type="spellStart"/>
-      <w:r>
-        <w:rPr>
-          <w:lang w:val="es-ES"/>
-        </w:rPr>
-        <w:t>nullable</w:t>
-      </w:r>
-      <w:proofErr w:type="spellEnd"/>
-      <w:r>
-        <w:rPr>
-          <w:lang w:val="es-ES"/>
-        </w:rPr>
-        <w:t xml:space="preserve"> edad = </w:t>
-      </w:r>
-      <w:proofErr w:type="spellStart"/>
-      <w:r>
-        <w:rPr>
-          <w:lang w:val="es-ES"/>
-        </w:rPr>
-        <w:t>null</w:t>
-      </w:r>
-      <w:proofErr w:type="spellEnd"/>
-      <w:r>
-        <w:rPr>
-          <w:lang w:val="es-ES"/>
-        </w:rPr>
-        <w:t>;</w:t>
-      </w:r>
-      <w:r>
-        <w:rPr>
-          <w:lang w:val="es-ES"/>
-        </w:rPr>
-        <w:t xml:space="preserve"> Falta el tipo. </w:t>
-      </w:r>
-      <w:proofErr w:type="gramStart"/>
-      <w:r>
-        <w:rPr>
-          <w:lang w:val="es-ES"/>
-        </w:rPr>
-        <w:t>Además</w:t>
-      </w:r>
-      <w:proofErr w:type="gramEnd"/>
-      <w:r>
-        <w:rPr>
-          <w:lang w:val="es-ES"/>
-        </w:rPr>
-        <w:t xml:space="preserve"> se debe escribir </w:t>
-      </w:r>
-      <w:proofErr w:type="spellStart"/>
-      <w:r>
-        <w:rPr>
-          <w:lang w:val="es-ES"/>
-        </w:rPr>
-        <w:t>Nullable</w:t>
-      </w:r>
-      <w:proofErr w:type="spellEnd"/>
-      <w:r>
-        <w:rPr>
-          <w:lang w:val="es-ES"/>
-        </w:rPr>
-        <w:t>&lt;</w:t>
-      </w:r>
-      <w:proofErr w:type="spellStart"/>
-      <w:r>
-        <w:rPr>
-          <w:lang w:val="es-ES"/>
-        </w:rPr>
-        <w:t>int</w:t>
-      </w:r>
-      <w:proofErr w:type="spellEnd"/>
-      <w:r>
-        <w:rPr>
-          <w:lang w:val="es-ES"/>
-        </w:rPr>
-        <w:t>&gt;.</w:t>
-      </w:r>
-    </w:p>
-    <w:p>
-      <w:pPr>
-        <w:pStyle w:val="Listaconvietas"/>
-        <w:tabs>
-          <w:tab w:val="clear" w:pos="360"/>
-          <w:tab w:val="num" w:pos="1080"/>
-        </w:tabs>
-        <w:rPr>
-          <w:lang w:val="es-ES"/>
-        </w:rPr>
-      </w:pPr>
-      <w:r>
-        <w:rPr>
-          <w:lang w:val="es-ES"/>
-        </w:rPr>
-        <w:t xml:space="preserve">D) </w:t>
-      </w:r>
-      <w:proofErr w:type="spellStart"/>
-      <w:r>
-        <w:rPr>
-          <w:lang w:val="es-ES"/>
-        </w:rPr>
-        <w:t>int</w:t>
-      </w:r>
-      <w:proofErr w:type="spellEnd"/>
-      <w:r>
-        <w:rPr>
-          <w:lang w:val="es-ES"/>
-        </w:rPr>
-        <w:t xml:space="preserve"> edad? = </w:t>
-      </w:r>
-      <w:proofErr w:type="spellStart"/>
-      <w:r>
-        <w:rPr>
-          <w:lang w:val="es-ES"/>
-        </w:rPr>
-        <w:t>null</w:t>
-      </w:r>
-      <w:proofErr w:type="spellEnd"/>
-      <w:r>
-        <w:rPr>
-          <w:lang w:val="es-ES"/>
-        </w:rPr>
-        <w:t>;</w:t>
-      </w:r>
-      <w:r>
-        <w:rPr>
-          <w:lang w:val="es-ES"/>
-        </w:rPr>
-        <w:t xml:space="preserve"> El </w:t>
-      </w:r>
-      <w:proofErr w:type="gramStart"/>
-      <w:r>
-        <w:rPr>
-          <w:lang w:val="es-ES"/>
-        </w:rPr>
-        <w:t>signo ?</w:t>
-      </w:r>
-      <w:proofErr w:type="gramEnd"/>
-      <w:r>
-        <w:rPr>
-          <w:lang w:val="es-ES"/>
-        </w:rPr>
-        <w:t xml:space="preserve"> va después del tipo, no después del nombre.</w:t>
+        <w:t>Esta es la forma oficial de declarar un nullable value type.</w:t>
+      </w:r>
+    </w:p>
+    <w:p>
+      <w:pPr>
+        <w:pStyle w:val="Listaconvietas"/>
+        <w:tabs>
+          <w:tab w:val="clear" w:pos="360"/>
+          <w:tab w:val="num" w:pos="1080"/>
+        </w:tabs>
+        <w:rPr>
+          <w:lang w:val="es-ES"/>
+        </w:rPr>
+      </w:pPr>
+      <w:r>
+        <w:rPr>
+          <w:lang w:val="es-ES"/>
+        </w:rPr>
+        <w:t>C) nullable edad = null;</w:t>
+      </w:r>
+      <w:r>
+        <w:rPr>
+          <w:lang w:val="es-ES"/>
+        </w:rPr>
+        <w:t xml:space="preserve"> Falta el tipo. Además se debe escribir Nullable&lt;int&gt;.</w:t>
+      </w:r>
+    </w:p>
+    <w:p>
+      <w:pPr>
+        <w:pStyle w:val="Listaconvietas"/>
+        <w:tabs>
+          <w:tab w:val="clear" w:pos="360"/>
+          <w:tab w:val="num" w:pos="1080"/>
+        </w:tabs>
+        <w:rPr>
+          <w:lang w:val="es-ES"/>
+        </w:rPr>
+      </w:pPr>
+      <w:r>
+        <w:rPr>
+          <w:lang w:val="es-ES"/>
+        </w:rPr>
+        <w:t>D) int edad? = null;</w:t>
+      </w:r>
+      <w:r>
+        <w:rPr>
+          <w:lang w:val="es-ES"/>
+        </w:rPr>
+        <w:t xml:space="preserve"> El signo ? va después del tipo, no después del nombre.</w:t>
       </w:r>
     </w:p>
     <w:p>
@@ -1747,383 +1147,347 @@
           <w:highlight w:val="yellow"/>
           <w:lang w:val="es-ES"/>
         </w:rPr>
-        <w:t>REST (</w:t>
-      </w:r>
-      <w:proofErr w:type="spellStart"/>
-      <w:r>
+        <w:t>REST (Representational State Transfer) es un estilo arquitectónico para crear servicios web que usan el protocolo HTTP para acceder y manipular recursos mediante operaciones estándar (GET, POST, PUT, DELETE).</w:t>
+      </w:r>
+    </w:p>
+    <w:p>
+      <w:pPr>
+        <w:rPr>
+          <w:lang w:val="es-ES"/>
+        </w:rPr>
+      </w:pPr>
+      <w:r>
+        <w:rPr>
+          <w:lang w:val="es-ES"/>
+        </w:rPr>
+        <w:t xml:space="preserve">¿Qué es </w:t>
+      </w:r>
+      <w:r>
+        <w:rPr>
+          <w:lang w:val="es-ES"/>
+        </w:rPr>
+        <w:t>SOAP</w:t>
+      </w:r>
+      <w:r>
+        <w:rPr>
+          <w:lang w:val="es-ES"/>
+        </w:rPr>
+        <w:t>?</w:t>
+      </w:r>
+    </w:p>
+    <w:p>
+      <w:pPr>
         <w:rPr>
           <w:highlight w:val="yellow"/>
           <w:lang w:val="es-ES"/>
         </w:rPr>
-        <w:t>Representational</w:t>
-      </w:r>
-      <w:proofErr w:type="spellEnd"/>
+      </w:pPr>
       <w:r>
         <w:rPr>
           <w:highlight w:val="yellow"/>
           <w:lang w:val="es-ES"/>
         </w:rPr>
+        <w:t xml:space="preserve">SOAP (Simple Object Access Protocol) es un protocolo estándar para la comunicación entre aplicaciones a través de internet. Se usa principalmente en servicios web, y se basa en el formato </w:t>
+      </w:r>
+      <w:r>
+        <w:rPr>
+          <w:highlight w:val="yellow"/>
+          <w:lang w:val="es-ES"/>
+        </w:rPr>
+        <w:t xml:space="preserve">(contratos) </w:t>
+      </w:r>
+      <w:r>
+        <w:rPr>
+          <w:highlight w:val="yellow"/>
+          <w:lang w:val="es-ES"/>
+        </w:rPr>
+        <w:t>XML para enviar y recibir mensajes.</w:t>
+      </w:r>
+    </w:p>
+    <w:p>
+      <w:pPr>
+        <w:rPr>
+          <w:lang w:val="es-ES"/>
+        </w:rPr>
+      </w:pPr>
+      <w:r>
+        <w:rPr>
+          <w:highlight w:val="yellow"/>
+          <w:lang w:val="es-ES"/>
+        </w:rPr>
+        <w:t>SOAP define cómo deben estructurarse los mensajes y cómo debe comunicarse un servicio web, garantizando seguridad, integridad y compatibilidad entre sistemas diferentes.</w:t>
+      </w:r>
+    </w:p>
+    <w:p>
+      <w:pPr>
+        <w:rPr>
+          <w:lang w:val="es-ES"/>
+        </w:rPr>
+      </w:pPr>
+      <w:r>
+        <w:rPr>
+          <w:lang w:val="es-ES"/>
+        </w:rPr>
+        <w:t xml:space="preserve">¿Qué es </w:t>
+      </w:r>
+      <w:r>
+        <w:rPr>
+          <w:lang w:val="es-ES"/>
+        </w:rPr>
+        <w:t>JSON</w:t>
+      </w:r>
+      <w:r>
+        <w:rPr>
+          <w:lang w:val="es-ES"/>
+        </w:rPr>
+        <w:t>?</w:t>
+      </w:r>
+    </w:p>
+    <w:p>
+      <w:pPr>
+        <w:rPr>
+          <w:lang w:val="es-ES"/>
+        </w:rPr>
+      </w:pPr>
+      <w:r>
+        <w:rPr>
+          <w:highlight w:val="yellow"/>
+          <w:lang w:val="es-ES"/>
+        </w:rPr>
+        <w:t xml:space="preserve">JSON </w:t>
+      </w:r>
+      <w:r>
+        <w:rPr>
+          <w:highlight w:val="yellow"/>
+          <w:lang w:val="es-ES"/>
+        </w:rPr>
+        <w:t xml:space="preserve">(JAVASCRIPT OBJECT NOTATION) </w:t>
+      </w:r>
+      <w:r>
+        <w:rPr>
+          <w:highlight w:val="yellow"/>
+          <w:lang w:val="es-ES"/>
+        </w:rPr>
+        <w:t>es un formato simple, ligero y universal para enviar datos entre aplicaciones, especialmente usado en APIs web.</w:t>
+      </w:r>
+    </w:p>
+    <w:p>
+      <w:pPr>
+        <w:rPr>
+          <w:lang w:val="es-ES"/>
+        </w:rPr>
+      </w:pPr>
+      <w:r>
+        <w:rPr>
+          <w:lang w:val="es-ES"/>
+        </w:rPr>
+        <w:t>11. ¿Qué método HTTP se utiliza para obtener datos de un recurso?</w:t>
+      </w:r>
+    </w:p>
+    <w:p>
+      <w:pPr>
+        <w:pStyle w:val="Listaconvietas"/>
+        <w:tabs>
+          <w:tab w:val="clear" w:pos="360"/>
+          <w:tab w:val="num" w:pos="1080"/>
+        </w:tabs>
+      </w:pPr>
+      <w:r>
+        <w:t>A) POST</w:t>
+      </w:r>
+    </w:p>
+    <w:p>
+      <w:pPr>
+        <w:pStyle w:val="Listaconvietas"/>
+        <w:tabs>
+          <w:tab w:val="clear" w:pos="360"/>
+          <w:tab w:val="num" w:pos="1080"/>
+        </w:tabs>
+        <w:rPr>
+          <w:highlight w:val="yellow"/>
+        </w:rPr>
+      </w:pPr>
+      <w:r>
+        <w:rPr>
+          <w:highlight w:val="yellow"/>
+        </w:rPr>
+        <w:t>B) GET</w:t>
+      </w:r>
+    </w:p>
+    <w:p>
+      <w:pPr>
+        <w:pStyle w:val="Listaconvietas"/>
+        <w:tabs>
+          <w:tab w:val="clear" w:pos="360"/>
+          <w:tab w:val="num" w:pos="1080"/>
+        </w:tabs>
+      </w:pPr>
+      <w:r>
+        <w:t>C) PUT</w:t>
+      </w:r>
+    </w:p>
+    <w:p>
+      <w:pPr>
+        <w:pStyle w:val="Listaconvietas"/>
+        <w:tabs>
+          <w:tab w:val="clear" w:pos="360"/>
+          <w:tab w:val="num" w:pos="1080"/>
+        </w:tabs>
+      </w:pPr>
+      <w:r>
+        <w:t>D) DELETE</w:t>
+      </w:r>
+    </w:p>
+    <w:p>
+      <w:pPr>
+        <w:rPr>
+          <w:lang w:val="es-ES"/>
+        </w:rPr>
+      </w:pPr>
+      <w:r>
+        <w:rPr>
+          <w:lang w:val="es-ES"/>
+        </w:rPr>
+        <w:t>12. ¿Qué método se utiliza para crear un nuevo recurso en una API REST?</w:t>
+      </w:r>
+    </w:p>
+    <w:p>
+      <w:pPr>
+        <w:pStyle w:val="Listaconvietas"/>
+        <w:tabs>
+          <w:tab w:val="clear" w:pos="360"/>
+          <w:tab w:val="num" w:pos="1080"/>
+        </w:tabs>
+        <w:rPr>
+          <w:lang w:val="es-ES"/>
+        </w:rPr>
+      </w:pPr>
+      <w:r>
+        <w:rPr>
+          <w:lang w:val="es-ES"/>
+        </w:rPr>
+        <w:t>A) PUT</w:t>
+      </w:r>
+      <w:r>
+        <w:rPr>
+          <w:lang w:val="es-ES"/>
+        </w:rPr>
+        <w:t xml:space="preserve"> Reemplazar un recurso existente</w:t>
+      </w:r>
+    </w:p>
+    <w:p>
+      <w:pPr>
+        <w:pStyle w:val="Listaconvietas"/>
+        <w:tabs>
+          <w:tab w:val="clear" w:pos="360"/>
+          <w:tab w:val="num" w:pos="1080"/>
+        </w:tabs>
+      </w:pPr>
+      <w:r>
+        <w:t>B) GET</w:t>
+      </w:r>
+    </w:p>
+    <w:p>
+      <w:pPr>
+        <w:pStyle w:val="Listaconvietas"/>
+        <w:tabs>
+          <w:tab w:val="clear" w:pos="360"/>
+          <w:tab w:val="num" w:pos="1080"/>
+        </w:tabs>
+        <w:rPr>
+          <w:highlight w:val="yellow"/>
+        </w:rPr>
+      </w:pPr>
+      <w:r>
+        <w:rPr>
+          <w:highlight w:val="yellow"/>
+        </w:rPr>
+        <w:t>C) POST</w:t>
+      </w:r>
+    </w:p>
+    <w:p>
+      <w:pPr>
+        <w:pStyle w:val="Listaconvietas"/>
+        <w:tabs>
+          <w:tab w:val="clear" w:pos="360"/>
+          <w:tab w:val="num" w:pos="1080"/>
+        </w:tabs>
+        <w:rPr>
+          <w:lang w:val="es-ES"/>
+        </w:rPr>
+      </w:pPr>
+      <w:r>
+        <w:rPr>
+          <w:lang w:val="es-ES"/>
+        </w:rPr>
+        <w:t>D) PATCH</w:t>
+      </w:r>
+      <w:r>
+        <w:rPr>
+          <w:lang w:val="es-ES"/>
+        </w:rPr>
+        <w:t xml:space="preserve"> Modificar parcialmente un recurso</w:t>
+      </w:r>
+    </w:p>
+    <w:p>
+      <w:pPr>
+        <w:rPr>
+          <w:lang w:val="es-ES"/>
+        </w:rPr>
+      </w:pPr>
+      <w:r>
+        <w:rPr>
+          <w:lang w:val="es-ES"/>
+        </w:rPr>
+        <w:t>13. ¿Qué método se usa para eliminar un recurso existente?</w:t>
+      </w:r>
+    </w:p>
+    <w:p>
+      <w:pPr>
+        <w:pStyle w:val="Listaconvietas"/>
+        <w:tabs>
+          <w:tab w:val="clear" w:pos="360"/>
+          <w:tab w:val="num" w:pos="1080"/>
+        </w:tabs>
+        <w:rPr>
+          <w:highlight w:val="yellow"/>
+        </w:rPr>
+      </w:pPr>
+      <w:r>
+        <w:rPr>
+          <w:highlight w:val="yellow"/>
+        </w:rPr>
+        <w:t>A) DELETE</w:t>
+      </w:r>
+    </w:p>
+    <w:p>
+      <w:pPr>
+        <w:pStyle w:val="Listaconvietas"/>
+        <w:tabs>
+          <w:tab w:val="clear" w:pos="360"/>
+          <w:tab w:val="num" w:pos="1080"/>
+        </w:tabs>
+        <w:rPr>
+          <w:lang w:val="es-ES"/>
+        </w:rPr>
+      </w:pPr>
+      <w:r>
+        <w:rPr>
+          <w:lang w:val="es-ES"/>
+        </w:rPr>
+        <w:t>B) REMOVE</w:t>
+      </w:r>
+      <w:r>
+        <w:rPr>
+          <w:lang w:val="es-ES"/>
+        </w:rPr>
         <w:t xml:space="preserve"> </w:t>
       </w:r>
-      <w:proofErr w:type="spellStart"/>
-      <w:r>
-        <w:rPr>
-          <w:highlight w:val="yellow"/>
-          <w:lang w:val="es-ES"/>
-        </w:rPr>
-        <w:t>State</w:t>
-      </w:r>
-      <w:proofErr w:type="spellEnd"/>
-      <w:r>
-        <w:rPr>
-          <w:highlight w:val="yellow"/>
-          <w:lang w:val="es-ES"/>
-        </w:rPr>
-        <w:t xml:space="preserve"> Transfer) es un estilo arquitectónico para crear servicios web que usan el protocolo HTTP para acceder y manipular recursos mediante operaciones estándar (GET, POST, PUT, DELETE).</w:t>
-      </w:r>
-    </w:p>
-    <w:p>
-      <w:pPr>
-        <w:rPr>
-          <w:lang w:val="es-ES"/>
-        </w:rPr>
-      </w:pPr>
-      <w:r>
-        <w:rPr>
-          <w:lang w:val="es-ES"/>
-        </w:rPr>
-        <w:t xml:space="preserve">¿Qué es </w:t>
-      </w:r>
-      <w:r>
-        <w:rPr>
-          <w:lang w:val="es-ES"/>
-        </w:rPr>
-        <w:t>SOAP</w:t>
-      </w:r>
-      <w:r>
-        <w:rPr>
-          <w:lang w:val="es-ES"/>
-        </w:rPr>
-        <w:t>?</w:t>
-      </w:r>
-    </w:p>
-    <w:p>
-      <w:pPr>
-        <w:rPr>
-          <w:highlight w:val="yellow"/>
-          <w:lang w:val="es-ES"/>
-        </w:rPr>
-      </w:pPr>
-      <w:r>
-        <w:rPr>
-          <w:highlight w:val="yellow"/>
-          <w:lang w:val="es-ES"/>
-        </w:rPr>
-        <w:t xml:space="preserve">SOAP (Simple Object Access Protocol) es un protocolo estándar para la comunicación entre aplicaciones a través de internet. Se usa principalmente en servicios web, y se basa en el formato </w:t>
-      </w:r>
-      <w:r>
-        <w:rPr>
-          <w:highlight w:val="yellow"/>
-          <w:lang w:val="es-ES"/>
-        </w:rPr>
-        <w:t xml:space="preserve">(contratos) </w:t>
-      </w:r>
-      <w:r>
-        <w:rPr>
-          <w:highlight w:val="yellow"/>
-          <w:lang w:val="es-ES"/>
-        </w:rPr>
-        <w:t>XML para enviar y recibir mensajes.</w:t>
-      </w:r>
-    </w:p>
-    <w:p>
-      <w:pPr>
-        <w:rPr>
-          <w:lang w:val="es-ES"/>
-        </w:rPr>
-      </w:pPr>
-      <w:r>
-        <w:rPr>
-          <w:highlight w:val="yellow"/>
-          <w:lang w:val="es-ES"/>
-        </w:rPr>
-        <w:t>SOAP define cómo deben estructurarse los mensajes y cómo debe comunicarse un servicio web, garantizando seguridad, integridad y compatibilidad entre sistemas diferentes.</w:t>
-      </w:r>
-    </w:p>
-    <w:p>
-      <w:pPr>
-        <w:rPr>
-          <w:lang w:val="es-ES"/>
-        </w:rPr>
-      </w:pPr>
-      <w:r>
-        <w:rPr>
-          <w:lang w:val="es-ES"/>
-        </w:rPr>
-        <w:t xml:space="preserve">¿Qué es </w:t>
-      </w:r>
-      <w:r>
-        <w:rPr>
-          <w:lang w:val="es-ES"/>
-        </w:rPr>
-        <w:t>JSON</w:t>
-      </w:r>
-      <w:r>
-        <w:rPr>
-          <w:lang w:val="es-ES"/>
-        </w:rPr>
-        <w:t>?</w:t>
-      </w:r>
-    </w:p>
-    <w:p>
-      <w:pPr>
-        <w:rPr>
-          <w:lang w:val="es-ES"/>
-        </w:rPr>
-      </w:pPr>
-      <w:r>
-        <w:rPr>
-          <w:highlight w:val="yellow"/>
-          <w:lang w:val="es-ES"/>
-        </w:rPr>
-        <w:t xml:space="preserve">JSON </w:t>
-      </w:r>
-      <w:r>
-        <w:rPr>
-          <w:highlight w:val="yellow"/>
-          <w:lang w:val="es-ES"/>
-        </w:rPr>
-        <w:t xml:space="preserve">(JAVASCRIPT OBJECT NOTATION) </w:t>
-      </w:r>
-      <w:r>
-        <w:rPr>
-          <w:highlight w:val="yellow"/>
-          <w:lang w:val="es-ES"/>
-        </w:rPr>
-        <w:t xml:space="preserve">es un formato simple, ligero y universal para enviar datos entre aplicaciones, especialmente usado en </w:t>
-      </w:r>
-      <w:proofErr w:type="spellStart"/>
-      <w:r>
-        <w:rPr>
-          <w:highlight w:val="yellow"/>
-          <w:lang w:val="es-ES"/>
-        </w:rPr>
-        <w:t>APIs</w:t>
-      </w:r>
-      <w:proofErr w:type="spellEnd"/>
-      <w:r>
-        <w:rPr>
-          <w:highlight w:val="yellow"/>
-          <w:lang w:val="es-ES"/>
-        </w:rPr>
-        <w:t xml:space="preserve"> web.</w:t>
-      </w:r>
-    </w:p>
-    <w:p>
-      <w:pPr>
-        <w:rPr>
-          <w:lang w:val="es-ES"/>
-        </w:rPr>
-      </w:pPr>
-      <w:r>
-        <w:rPr>
-          <w:lang w:val="es-ES"/>
-        </w:rPr>
-        <w:t>11. ¿Qué método HTTP se utiliza para obtener datos de un recurso?</w:t>
-      </w:r>
-    </w:p>
-    <w:p>
-      <w:pPr>
-        <w:pStyle w:val="Listaconvietas"/>
-        <w:tabs>
-          <w:tab w:val="clear" w:pos="360"/>
-          <w:tab w:val="num" w:pos="1080"/>
-        </w:tabs>
-      </w:pPr>
-      <w:r>
-        <w:t>A) POST</w:t>
-      </w:r>
-    </w:p>
-    <w:p>
-      <w:pPr>
-        <w:pStyle w:val="Listaconvietas"/>
-        <w:tabs>
-          <w:tab w:val="clear" w:pos="360"/>
-          <w:tab w:val="num" w:pos="1080"/>
-        </w:tabs>
-        <w:rPr>
-          <w:highlight w:val="yellow"/>
-        </w:rPr>
-      </w:pPr>
-      <w:r>
-        <w:rPr>
-          <w:highlight w:val="yellow"/>
-        </w:rPr>
-        <w:t>B) GET</w:t>
-      </w:r>
-    </w:p>
-    <w:p>
-      <w:pPr>
-        <w:pStyle w:val="Listaconvietas"/>
-        <w:tabs>
-          <w:tab w:val="clear" w:pos="360"/>
-          <w:tab w:val="num" w:pos="1080"/>
-        </w:tabs>
-      </w:pPr>
-      <w:r>
-        <w:t>C) PUT</w:t>
-      </w:r>
-    </w:p>
-    <w:p>
-      <w:pPr>
-        <w:pStyle w:val="Listaconvietas"/>
-        <w:tabs>
-          <w:tab w:val="clear" w:pos="360"/>
-          <w:tab w:val="num" w:pos="1080"/>
-        </w:tabs>
-      </w:pPr>
-      <w:r>
-        <w:t>D) DELETE</w:t>
-      </w:r>
-    </w:p>
-    <w:p>
-      <w:pPr>
-        <w:rPr>
-          <w:lang w:val="es-ES"/>
-        </w:rPr>
-      </w:pPr>
-      <w:r>
-        <w:rPr>
-          <w:lang w:val="es-ES"/>
-        </w:rPr>
-        <w:t>12. ¿Qué método se utiliza para crear un nuevo recurso en una API REST?</w:t>
-      </w:r>
-    </w:p>
-    <w:p>
-      <w:pPr>
-        <w:pStyle w:val="Listaconvietas"/>
-        <w:tabs>
-          <w:tab w:val="clear" w:pos="360"/>
-          <w:tab w:val="num" w:pos="1080"/>
-        </w:tabs>
-        <w:rPr>
-          <w:lang w:val="es-ES"/>
-        </w:rPr>
-      </w:pPr>
-      <w:r>
-        <w:rPr>
-          <w:lang w:val="es-ES"/>
-        </w:rPr>
-        <w:t>A) PUT</w:t>
-      </w:r>
-      <w:r>
-        <w:rPr>
-          <w:lang w:val="es-ES"/>
-        </w:rPr>
-        <w:t xml:space="preserve"> Reemplazar un recurso existente</w:t>
-      </w:r>
-    </w:p>
-    <w:p>
-      <w:pPr>
-        <w:pStyle w:val="Listaconvietas"/>
-        <w:tabs>
-          <w:tab w:val="clear" w:pos="360"/>
-          <w:tab w:val="num" w:pos="1080"/>
-        </w:tabs>
-      </w:pPr>
-      <w:r>
-        <w:t>B) GET</w:t>
-      </w:r>
-    </w:p>
-    <w:p>
-      <w:pPr>
-        <w:pStyle w:val="Listaconvietas"/>
-        <w:tabs>
-          <w:tab w:val="clear" w:pos="360"/>
-          <w:tab w:val="num" w:pos="1080"/>
-        </w:tabs>
-        <w:rPr>
-          <w:highlight w:val="yellow"/>
-        </w:rPr>
-      </w:pPr>
-      <w:r>
-        <w:rPr>
-          <w:highlight w:val="yellow"/>
-        </w:rPr>
-        <w:t>C) POST</w:t>
-      </w:r>
-    </w:p>
-    <w:p>
-      <w:pPr>
-        <w:pStyle w:val="Listaconvietas"/>
-        <w:tabs>
-          <w:tab w:val="clear" w:pos="360"/>
-          <w:tab w:val="num" w:pos="1080"/>
-        </w:tabs>
-        <w:rPr>
-          <w:lang w:val="es-ES"/>
-        </w:rPr>
-      </w:pPr>
-      <w:r>
-        <w:rPr>
-          <w:lang w:val="es-ES"/>
-        </w:rPr>
-        <w:t>D) PATCH</w:t>
-      </w:r>
-      <w:r>
-        <w:rPr>
-          <w:lang w:val="es-ES"/>
-        </w:rPr>
-        <w:t xml:space="preserve"> Modificar parcialmente un recurso</w:t>
-      </w:r>
-    </w:p>
-    <w:p>
-      <w:pPr>
-        <w:rPr>
-          <w:lang w:val="es-ES"/>
-        </w:rPr>
-      </w:pPr>
-      <w:r>
-        <w:rPr>
-          <w:lang w:val="es-ES"/>
-        </w:rPr>
-        <w:t>13. ¿Qué método se usa para eliminar un recurso existente?</w:t>
-      </w:r>
-    </w:p>
-    <w:p>
-      <w:pPr>
-        <w:pStyle w:val="Listaconvietas"/>
-        <w:tabs>
-          <w:tab w:val="clear" w:pos="360"/>
-          <w:tab w:val="num" w:pos="1080"/>
-        </w:tabs>
-        <w:rPr>
-          <w:highlight w:val="yellow"/>
-        </w:rPr>
-      </w:pPr>
-      <w:r>
-        <w:rPr>
-          <w:highlight w:val="yellow"/>
-        </w:rPr>
-        <w:t>A) DELETE</w:t>
-      </w:r>
-    </w:p>
-    <w:p>
-      <w:pPr>
-        <w:pStyle w:val="Listaconvietas"/>
-        <w:tabs>
-          <w:tab w:val="clear" w:pos="360"/>
-          <w:tab w:val="num" w:pos="1080"/>
-        </w:tabs>
-        <w:rPr>
-          <w:lang w:val="es-ES"/>
-        </w:rPr>
-      </w:pPr>
-      <w:r>
-        <w:rPr>
-          <w:lang w:val="es-ES"/>
-        </w:rPr>
-        <w:t>B) REMOVE</w:t>
+      <w:r>
+        <w:rPr>
+          <w:lang w:val="es-ES"/>
+        </w:rPr>
+        <w:t>No existe en HTTP.</w:t>
       </w:r>
       <w:r>
         <w:rPr>
@@ -2135,7 +1499,31 @@
         <w:rPr>
           <w:lang w:val="es-ES"/>
         </w:rPr>
-        <w:t>No existe en HTTP.</w:t>
+        <w:t>No es parte de los métodos estándar definidos por la especificación RFC 7231.</w:t>
+      </w:r>
+    </w:p>
+    <w:p>
+      <w:pPr>
+        <w:pStyle w:val="Listaconvietas"/>
+        <w:tabs>
+          <w:tab w:val="clear" w:pos="360"/>
+          <w:tab w:val="num" w:pos="1080"/>
+        </w:tabs>
+        <w:rPr>
+          <w:lang w:val="es-ES"/>
+        </w:rPr>
+      </w:pPr>
+      <w:r>
+        <w:rPr>
+          <w:lang w:val="es-ES"/>
+        </w:rPr>
+        <w:t>C) DROP</w:t>
+      </w:r>
+      <w:r>
+        <w:rPr>
+          <w:lang w:val="es-ES"/>
+        </w:rPr>
+        <w:t xml:space="preserve"> Sí existe pero NO en HTTP.</w:t>
       </w:r>
       <w:r>
         <w:rPr>
@@ -2147,45 +1535,31 @@
         <w:rPr>
           <w:lang w:val="es-ES"/>
         </w:rPr>
-        <w:t>No es parte de los métodos estándar definidos por la especificación RFC 7231.</w:t>
-      </w:r>
-    </w:p>
-    <w:p>
-      <w:pPr>
-        <w:pStyle w:val="Listaconvietas"/>
-        <w:tabs>
-          <w:tab w:val="clear" w:pos="360"/>
-          <w:tab w:val="num" w:pos="1080"/>
-        </w:tabs>
-        <w:rPr>
-          <w:lang w:val="es-ES"/>
-        </w:rPr>
-      </w:pPr>
-      <w:r>
-        <w:rPr>
-          <w:lang w:val="es-ES"/>
-        </w:rPr>
-        <w:t>C) DROP</w:t>
-      </w:r>
-      <w:r>
-        <w:rPr>
-          <w:lang w:val="es-ES"/>
-        </w:rPr>
-        <w:t xml:space="preserve"> Sí </w:t>
-      </w:r>
-      <w:proofErr w:type="gramStart"/>
-      <w:r>
-        <w:rPr>
-          <w:lang w:val="es-ES"/>
-        </w:rPr>
-        <w:t>existe</w:t>
-      </w:r>
-      <w:proofErr w:type="gramEnd"/>
-      <w:r>
-        <w:rPr>
-          <w:lang w:val="es-ES"/>
-        </w:rPr>
-        <w:t xml:space="preserve"> pero NO en HTTP.</w:t>
+        <w:t>Es una palabra clave de SQL:</w:t>
+      </w:r>
+    </w:p>
+    <w:p>
+      <w:pPr>
+        <w:pStyle w:val="Listaconvietas"/>
+        <w:tabs>
+          <w:tab w:val="clear" w:pos="360"/>
+          <w:tab w:val="num" w:pos="1080"/>
+        </w:tabs>
+        <w:rPr>
+          <w:lang w:val="es-ES"/>
+        </w:rPr>
+      </w:pPr>
+      <w:r>
+        <w:rPr>
+          <w:lang w:val="es-ES"/>
+        </w:rPr>
+        <w:t>D) DESTROY</w:t>
+      </w:r>
+      <w:r>
+        <w:rPr>
+          <w:lang w:val="es-ES"/>
+        </w:rPr>
+        <w:t xml:space="preserve"> No existe como método HTTP.</w:t>
       </w:r>
       <w:r>
         <w:rPr>
@@ -2197,71 +1571,7 @@
         <w:rPr>
           <w:lang w:val="es-ES"/>
         </w:rPr>
-        <w:t>Es una palabra clave de SQL:</w:t>
-      </w:r>
-    </w:p>
-    <w:p>
-      <w:pPr>
-        <w:pStyle w:val="Listaconvietas"/>
-        <w:tabs>
-          <w:tab w:val="clear" w:pos="360"/>
-          <w:tab w:val="num" w:pos="1080"/>
-        </w:tabs>
-        <w:rPr>
-          <w:lang w:val="es-ES"/>
-        </w:rPr>
-      </w:pPr>
-      <w:r>
-        <w:rPr>
-          <w:lang w:val="es-ES"/>
-        </w:rPr>
-        <w:t>D) DESTROY</w:t>
-      </w:r>
-      <w:r>
-        <w:rPr>
-          <w:lang w:val="es-ES"/>
-        </w:rPr>
-        <w:t xml:space="preserve"> No existe como método HTTP.</w:t>
-      </w:r>
-      <w:r>
-        <w:rPr>
-          <w:lang w:val="es-ES"/>
-        </w:rPr>
-        <w:t xml:space="preserve"> </w:t>
-      </w:r>
-      <w:r>
-        <w:rPr>
-          <w:lang w:val="es-ES"/>
-        </w:rPr>
-        <w:t xml:space="preserve">Es un nombre usado en algunos </w:t>
-      </w:r>
-      <w:proofErr w:type="spellStart"/>
-      <w:r>
-        <w:rPr>
-          <w:lang w:val="es-ES"/>
-        </w:rPr>
-        <w:t>frameworks</w:t>
-      </w:r>
-      <w:proofErr w:type="spellEnd"/>
-      <w:r>
-        <w:rPr>
-          <w:lang w:val="es-ES"/>
-        </w:rPr>
-        <w:t xml:space="preserve"> (Ruby on </w:t>
-      </w:r>
-      <w:proofErr w:type="spellStart"/>
-      <w:r>
-        <w:rPr>
-          <w:lang w:val="es-ES"/>
-        </w:rPr>
-        <w:t>Rails</w:t>
-      </w:r>
-      <w:proofErr w:type="spellEnd"/>
-      <w:r>
-        <w:rPr>
-          <w:lang w:val="es-ES"/>
-        </w:rPr>
-        <w:t>, Laravel, etc.) como función interna:</w:t>
+        <w:t>Es un nombre usado en algunos frameworks (Ruby on Rails, Laravel, etc.) como función interna:</w:t>
       </w:r>
     </w:p>
     <w:p>
@@ -2286,15 +1596,7 @@
         </w:tabs>
       </w:pPr>
       <w:r>
-        <w:t xml:space="preserve">A) Stateless (sin </w:t>
-      </w:r>
-      <w:proofErr w:type="spellStart"/>
-      <w:r>
-        <w:t>estado</w:t>
-      </w:r>
-      <w:proofErr w:type="spellEnd"/>
-      <w:r>
-        <w:t>)</w:t>
+        <w:t>A) Stateless (sin estado)</w:t>
       </w:r>
     </w:p>
     <w:p>
@@ -2307,51 +1609,19 @@
       </w:pPr>
       <w:r>
         <w:lastRenderedPageBreak/>
-        <w:t xml:space="preserve">B) </w:t>
-      </w:r>
-      <w:proofErr w:type="spellStart"/>
-      <w:r>
-        <w:t>Recursos</w:t>
-      </w:r>
-      <w:proofErr w:type="spellEnd"/>
-      <w:r>
-        <w:t xml:space="preserve"> </w:t>
-      </w:r>
-      <w:proofErr w:type="spellStart"/>
-      <w:r>
-        <w:t>identificados</w:t>
-      </w:r>
-      <w:proofErr w:type="spellEnd"/>
-      <w:r>
-        <w:t xml:space="preserve"> por URI</w:t>
-      </w:r>
-    </w:p>
-    <w:p>
-      <w:pPr>
-        <w:pStyle w:val="Listaconvietas"/>
-        <w:tabs>
-          <w:tab w:val="clear" w:pos="360"/>
-          <w:tab w:val="num" w:pos="1080"/>
-        </w:tabs>
-      </w:pPr>
-      <w:r>
-        <w:t xml:space="preserve">C) </w:t>
-      </w:r>
-      <w:proofErr w:type="spellStart"/>
-      <w:r>
-        <w:t>Comunicación</w:t>
-      </w:r>
-      <w:proofErr w:type="spellEnd"/>
-      <w:r>
-        <w:t xml:space="preserve"> </w:t>
-      </w:r>
-      <w:proofErr w:type="spellStart"/>
-      <w:r>
-        <w:t>usando</w:t>
-      </w:r>
-      <w:proofErr w:type="spellEnd"/>
-      <w:r>
-        <w:t xml:space="preserve"> HTTP</w:t>
+        <w:t>B) Recursos identificados por URI</w:t>
+      </w:r>
+    </w:p>
+    <w:p>
+      <w:pPr>
+        <w:pStyle w:val="Listaconvietas"/>
+        <w:tabs>
+          <w:tab w:val="clear" w:pos="360"/>
+          <w:tab w:val="num" w:pos="1080"/>
+        </w:tabs>
+      </w:pPr>
+      <w:r>
+        <w:t>C) Comunicación usando HTTP</w:t>
       </w:r>
     </w:p>
     <w:p>
@@ -2505,23 +1775,7 @@
           <w:highlight w:val="yellow"/>
           <w:lang w:val="es-ES"/>
         </w:rPr>
-        <w:t xml:space="preserve">REST es un estilo arquitectónico ligero que utiliza HTTP y generalmente JSON para crear </w:t>
-      </w:r>
-      <w:proofErr w:type="spellStart"/>
-      <w:r>
-        <w:rPr>
-          <w:highlight w:val="yellow"/>
-          <w:lang w:val="es-ES"/>
-        </w:rPr>
-        <w:t>APIs</w:t>
-      </w:r>
-      <w:proofErr w:type="spellEnd"/>
-      <w:r>
-        <w:rPr>
-          <w:highlight w:val="yellow"/>
-          <w:lang w:val="es-ES"/>
-        </w:rPr>
-        <w:t xml:space="preserve"> rápidas y simples.</w:t>
+        <w:t>REST es un estilo arquitectónico ligero que utiliza HTTP y generalmente JSON para crear APIs rápidas y simples.</w:t>
       </w:r>
       <w:r>
         <w:rPr>
@@ -2616,23 +1870,100 @@
           <w:highlight w:val="yellow"/>
           <w:lang w:val="es-ES"/>
         </w:rPr>
-        <w:t xml:space="preserve">Permite organizar el código mediante clases, favoreciendo la reutilización, el mantenimiento y </w:t>
-      </w:r>
-      <w:proofErr w:type="gramStart"/>
-      <w:r>
+        <w:t>Permite organizar el código mediante clases, favoreciendo la reutilización, el mantenimiento y la modularidad.</w:t>
+      </w:r>
+    </w:p>
+    <w:p>
+      <w:pPr>
+        <w:rPr>
+          <w:lang w:val="es-ES"/>
+        </w:rPr>
+      </w:pPr>
+      <w:r>
+        <w:rPr>
+          <w:lang w:val="es-ES"/>
+        </w:rPr>
+        <w:t>1</w:t>
+      </w:r>
+      <w:r>
+        <w:rPr>
+          <w:lang w:val="es-ES"/>
+        </w:rPr>
+        <w:t>7</w:t>
+      </w:r>
+      <w:r>
+        <w:rPr>
+          <w:lang w:val="es-ES"/>
+        </w:rPr>
+        <w:t>. ¿Qué es polimorfismo en programación orientada a objetos?</w:t>
+      </w:r>
+    </w:p>
+    <w:p>
+      <w:pPr>
+        <w:pStyle w:val="Listaconvietas"/>
+        <w:tabs>
+          <w:tab w:val="clear" w:pos="360"/>
+          <w:tab w:val="num" w:pos="1080"/>
+        </w:tabs>
+        <w:rPr>
+          <w:lang w:val="es-ES"/>
+        </w:rPr>
+      </w:pPr>
+      <w:r>
+        <w:rPr>
+          <w:lang w:val="es-ES"/>
+        </w:rPr>
+        <w:t>A) El uso de múltiples hilos</w:t>
+      </w:r>
+    </w:p>
+    <w:p>
+      <w:pPr>
+        <w:pStyle w:val="Listaconvietas"/>
+        <w:tabs>
+          <w:tab w:val="clear" w:pos="360"/>
+          <w:tab w:val="num" w:pos="1080"/>
+        </w:tabs>
         <w:rPr>
           <w:highlight w:val="yellow"/>
           <w:lang w:val="es-ES"/>
         </w:rPr>
-        <w:t>la modularidad</w:t>
-      </w:r>
-      <w:proofErr w:type="gramEnd"/>
+      </w:pPr>
       <w:r>
         <w:rPr>
           <w:highlight w:val="yellow"/>
           <w:lang w:val="es-ES"/>
         </w:rPr>
-        <w:t>.</w:t>
+        <w:t>B) La capacidad de una función de tomar varias formas</w:t>
+      </w:r>
+    </w:p>
+    <w:p>
+      <w:pPr>
+        <w:pStyle w:val="Listaconvietas"/>
+        <w:tabs>
+          <w:tab w:val="clear" w:pos="360"/>
+          <w:tab w:val="num" w:pos="1080"/>
+        </w:tabs>
+        <w:rPr>
+          <w:lang w:val="es-ES"/>
+        </w:rPr>
+      </w:pPr>
+      <w:r>
+        <w:rPr>
+          <w:lang w:val="es-ES"/>
+        </w:rPr>
+        <w:t>C) La herencia de múltiples clases</w:t>
+      </w:r>
+    </w:p>
+    <w:p>
+      <w:pPr>
+        <w:pStyle w:val="Listaconvietas"/>
+        <w:tabs>
+          <w:tab w:val="clear" w:pos="360"/>
+          <w:tab w:val="num" w:pos="1080"/>
+        </w:tabs>
+      </w:pPr>
+      <w:r>
+        <w:t>D) La sobrecarga del compilador</w:t>
       </w:r>
     </w:p>
     <w:p>
@@ -2651,31 +1982,49 @@
         <w:rPr>
           <w:lang w:val="es-ES"/>
         </w:rPr>
-        <w:t>7</w:t>
-      </w:r>
-      <w:r>
-        <w:rPr>
-          <w:lang w:val="es-ES"/>
-        </w:rPr>
-        <w:t>. ¿Qué es polimorfismo en programación orientada a objetos?</w:t>
-      </w:r>
-    </w:p>
-    <w:p>
-      <w:pPr>
-        <w:pStyle w:val="Listaconvietas"/>
-        <w:tabs>
-          <w:tab w:val="clear" w:pos="360"/>
-          <w:tab w:val="num" w:pos="1080"/>
-        </w:tabs>
-        <w:rPr>
-          <w:lang w:val="es-ES"/>
-        </w:rPr>
-      </w:pPr>
-      <w:r>
-        <w:rPr>
-          <w:lang w:val="es-ES"/>
-        </w:rPr>
-        <w:t>A) El uso de múltiples hilos</w:t>
+        <w:t>8</w:t>
+      </w:r>
+      <w:r>
+        <w:rPr>
+          <w:lang w:val="es-ES"/>
+        </w:rPr>
+        <w:t>. ¿Qué es la herencia en programación?</w:t>
+      </w:r>
+    </w:p>
+    <w:p>
+      <w:pPr>
+        <w:pStyle w:val="Listaconvietas"/>
+        <w:tabs>
+          <w:tab w:val="clear" w:pos="360"/>
+          <w:tab w:val="num" w:pos="1080"/>
+        </w:tabs>
+        <w:rPr>
+          <w:lang w:val="es-ES"/>
+        </w:rPr>
+      </w:pPr>
+      <w:r>
+        <w:rPr>
+          <w:lang w:val="es-ES"/>
+        </w:rPr>
+        <w:t>A) Reutilización de funciones de librerías</w:t>
+      </w:r>
+    </w:p>
+    <w:p>
+      <w:pPr>
+        <w:pStyle w:val="Listaconvietas"/>
+        <w:tabs>
+          <w:tab w:val="clear" w:pos="360"/>
+          <w:tab w:val="num" w:pos="1080"/>
+        </w:tabs>
+        <w:rPr>
+          <w:lang w:val="es-ES"/>
+        </w:rPr>
+      </w:pPr>
+      <w:r>
+        <w:rPr>
+          <w:lang w:val="es-ES"/>
+        </w:rPr>
+        <w:t>B) Compartir métodos entre clases sin relación</w:t>
       </w:r>
     </w:p>
     <w:p>
@@ -2695,51 +2044,26 @@
           <w:highlight w:val="yellow"/>
           <w:lang w:val="es-ES"/>
         </w:rPr>
-        <w:t>B) La capacidad de una función de tomar varias formas</w:t>
-      </w:r>
-    </w:p>
-    <w:p>
-      <w:pPr>
-        <w:pStyle w:val="Listaconvietas"/>
-        <w:tabs>
-          <w:tab w:val="clear" w:pos="360"/>
-          <w:tab w:val="num" w:pos="1080"/>
-        </w:tabs>
-        <w:rPr>
-          <w:lang w:val="es-ES"/>
-        </w:rPr>
-      </w:pPr>
-      <w:r>
-        <w:rPr>
-          <w:lang w:val="es-ES"/>
-        </w:rPr>
-        <w:t>C) La herencia de múltiples clases</w:t>
-      </w:r>
-    </w:p>
-    <w:p>
-      <w:pPr>
-        <w:pStyle w:val="Listaconvietas"/>
-        <w:tabs>
-          <w:tab w:val="clear" w:pos="360"/>
-          <w:tab w:val="num" w:pos="1080"/>
-        </w:tabs>
-      </w:pPr>
-      <w:r>
-        <w:t xml:space="preserve">D) La </w:t>
-      </w:r>
-      <w:proofErr w:type="spellStart"/>
-      <w:r>
-        <w:t>sobrecarga</w:t>
-      </w:r>
-      <w:proofErr w:type="spellEnd"/>
-      <w:r>
-        <w:t xml:space="preserve"> del </w:t>
-      </w:r>
-      <w:proofErr w:type="spellStart"/>
-      <w:r>
-        <w:t>compilador</w:t>
-      </w:r>
-      <w:proofErr w:type="spellEnd"/>
+        <w:t>C) La capacidad de una clase de heredar atributos y métodos de otra</w:t>
+      </w:r>
+    </w:p>
+    <w:p>
+      <w:pPr>
+        <w:pStyle w:val="Listaconvietas"/>
+        <w:tabs>
+          <w:tab w:val="clear" w:pos="360"/>
+          <w:tab w:val="num" w:pos="1080"/>
+        </w:tabs>
+        <w:rPr>
+          <w:lang w:val="es-ES"/>
+        </w:rPr>
+      </w:pPr>
+      <w:r>
+        <w:rPr>
+          <w:lang w:val="es-ES"/>
+        </w:rPr>
+        <w:t>D) Evitar la duplicación de datos</w:t>
+      </w:r>
     </w:p>
     <w:p>
       <w:pPr>
@@ -2757,49 +2081,50 @@
         <w:rPr>
           <w:lang w:val="es-ES"/>
         </w:rPr>
-        <w:t>8</w:t>
-      </w:r>
-      <w:r>
-        <w:rPr>
-          <w:lang w:val="es-ES"/>
-        </w:rPr>
-        <w:t>. ¿Qué es la herencia en programación?</w:t>
-      </w:r>
-    </w:p>
-    <w:p>
-      <w:pPr>
-        <w:pStyle w:val="Listaconvietas"/>
-        <w:tabs>
-          <w:tab w:val="clear" w:pos="360"/>
-          <w:tab w:val="num" w:pos="1080"/>
-        </w:tabs>
-        <w:rPr>
-          <w:lang w:val="es-ES"/>
-        </w:rPr>
-      </w:pPr>
-      <w:r>
-        <w:rPr>
-          <w:lang w:val="es-ES"/>
-        </w:rPr>
-        <w:t>A) Reutilización de funciones de librerías</w:t>
-      </w:r>
-    </w:p>
-    <w:p>
-      <w:pPr>
-        <w:pStyle w:val="Listaconvietas"/>
-        <w:tabs>
-          <w:tab w:val="clear" w:pos="360"/>
-          <w:tab w:val="num" w:pos="1080"/>
-        </w:tabs>
-        <w:rPr>
-          <w:lang w:val="es-ES"/>
-        </w:rPr>
-      </w:pPr>
-      <w:r>
-        <w:rPr>
-          <w:lang w:val="es-ES"/>
-        </w:rPr>
-        <w:t>B) Compartir métodos entre clases sin relación</w:t>
+        <w:t>9</w:t>
+      </w:r>
+      <w:r>
+        <w:rPr>
+          <w:lang w:val="es-ES"/>
+        </w:rPr>
+        <w:t>. ¿Cuál es una diferencia principal entre Java y JavaScript?</w:t>
+      </w:r>
+    </w:p>
+    <w:p>
+      <w:pPr>
+        <w:pStyle w:val="Listaconvietas"/>
+        <w:tabs>
+          <w:tab w:val="clear" w:pos="360"/>
+          <w:tab w:val="num" w:pos="1080"/>
+        </w:tabs>
+        <w:rPr>
+          <w:lang w:val="es-ES"/>
+        </w:rPr>
+      </w:pPr>
+      <w:r>
+        <w:rPr>
+          <w:lang w:val="es-ES"/>
+        </w:rPr>
+        <w:t>A) JavaScript se compila, Java no</w:t>
+      </w:r>
+    </w:p>
+    <w:p>
+      <w:pPr>
+        <w:pStyle w:val="Listaconvietas"/>
+        <w:tabs>
+          <w:tab w:val="clear" w:pos="360"/>
+          <w:tab w:val="num" w:pos="1080"/>
+        </w:tabs>
+        <w:rPr>
+          <w:lang w:val="es-ES"/>
+        </w:rPr>
+      </w:pPr>
+      <w:r>
+        <w:rPr>
+          <w:lang w:val="es-ES"/>
+        </w:rPr>
+        <w:lastRenderedPageBreak/>
+        <w:t>B) JavaScript es un lenguaje de backend</w:t>
       </w:r>
     </w:p>
     <w:p>
@@ -2819,96 +2144,57 @@
           <w:highlight w:val="yellow"/>
           <w:lang w:val="es-ES"/>
         </w:rPr>
-        <w:t>C) La capacidad de una clase de heredar atributos y métodos de otra</w:t>
-      </w:r>
-    </w:p>
-    <w:p>
-      <w:pPr>
-        <w:pStyle w:val="Listaconvietas"/>
-        <w:tabs>
-          <w:tab w:val="clear" w:pos="360"/>
-          <w:tab w:val="num" w:pos="1080"/>
-        </w:tabs>
-        <w:rPr>
-          <w:lang w:val="es-ES"/>
-        </w:rPr>
-      </w:pPr>
-      <w:r>
-        <w:rPr>
-          <w:lang w:val="es-ES"/>
-        </w:rPr>
-        <w:t>D) Evitar la duplicación de datos</w:t>
-      </w:r>
-    </w:p>
-    <w:p>
-      <w:pPr>
-        <w:rPr>
-          <w:lang w:val="es-ES"/>
-        </w:rPr>
-      </w:pPr>
-      <w:r>
-        <w:rPr>
-          <w:lang w:val="es-ES"/>
-        </w:rPr>
-        <w:t>1</w:t>
-      </w:r>
-      <w:r>
-        <w:rPr>
-          <w:lang w:val="es-ES"/>
-        </w:rPr>
-        <w:t>9</w:t>
-      </w:r>
-      <w:r>
-        <w:rPr>
-          <w:lang w:val="es-ES"/>
-        </w:rPr>
-        <w:t>. ¿Cuál es una diferencia principal entre Java y JavaScript?</w:t>
-      </w:r>
-    </w:p>
-    <w:p>
-      <w:pPr>
-        <w:pStyle w:val="Listaconvietas"/>
-        <w:tabs>
-          <w:tab w:val="clear" w:pos="360"/>
-          <w:tab w:val="num" w:pos="1080"/>
-        </w:tabs>
-        <w:rPr>
-          <w:lang w:val="es-ES"/>
-        </w:rPr>
-      </w:pPr>
-      <w:r>
-        <w:rPr>
-          <w:lang w:val="es-ES"/>
-        </w:rPr>
-        <w:t>A) JavaScript se compila, Java no</w:t>
-      </w:r>
-    </w:p>
-    <w:p>
-      <w:pPr>
-        <w:pStyle w:val="Listaconvietas"/>
-        <w:tabs>
-          <w:tab w:val="clear" w:pos="360"/>
-          <w:tab w:val="num" w:pos="1080"/>
-        </w:tabs>
-        <w:rPr>
-          <w:lang w:val="es-ES"/>
-        </w:rPr>
-      </w:pPr>
-      <w:r>
-        <w:rPr>
-          <w:lang w:val="es-ES"/>
-        </w:rPr>
-        <w:lastRenderedPageBreak/>
-        <w:t xml:space="preserve">B) JavaScript es un lenguaje de </w:t>
-      </w:r>
-      <w:proofErr w:type="spellStart"/>
-      <w:r>
-        <w:rPr>
-          <w:lang w:val="es-ES"/>
-        </w:rPr>
-        <w:t>backend</w:t>
-      </w:r>
-      <w:proofErr w:type="spellEnd"/>
+        <w:t>C) JavaScript es interpretado y orientado al navegador, Java es compilado y orientado a objetos</w:t>
+      </w:r>
+    </w:p>
+    <w:p>
+      <w:pPr>
+        <w:pStyle w:val="Listaconvietas"/>
+        <w:tabs>
+          <w:tab w:val="clear" w:pos="360"/>
+          <w:tab w:val="num" w:pos="1080"/>
+        </w:tabs>
+        <w:rPr>
+          <w:lang w:val="es-ES"/>
+        </w:rPr>
+      </w:pPr>
+      <w:r>
+        <w:rPr>
+          <w:lang w:val="es-ES"/>
+        </w:rPr>
+        <w:t>D) Ambos son iguales pero escritos diferente</w:t>
+      </w:r>
+    </w:p>
+    <w:p>
+      <w:pPr>
+        <w:rPr>
+          <w:lang w:val="es-ES"/>
+        </w:rPr>
+      </w:pPr>
+      <w:r>
+        <w:rPr>
+          <w:lang w:val="es-ES"/>
+        </w:rPr>
+        <w:t>20. ¿Qué es el patrón MVC?</w:t>
+      </w:r>
+    </w:p>
+    <w:p>
+      <w:pPr>
+        <w:pStyle w:val="Listaconvietas"/>
+        <w:tabs>
+          <w:tab w:val="clear" w:pos="360"/>
+          <w:tab w:val="num" w:pos="1080"/>
+        </w:tabs>
+        <w:rPr>
+          <w:lang w:val="es-ES"/>
+        </w:rPr>
+      </w:pPr>
+      <w:r>
+        <w:rPr>
+          <w:lang w:val="es-ES"/>
+        </w:rPr>
+        <w:t>A) Una forma de estructurar APIs REST</w:t>
+      </w:r>
     </w:p>
     <w:p>
       <w:pPr>
@@ -2927,89 +2213,6 @@
           <w:highlight w:val="yellow"/>
           <w:lang w:val="es-ES"/>
         </w:rPr>
-        <w:t>C) JavaScript es interpretado y orientado al navegador, Java es compilado y orientado a objetos</w:t>
-      </w:r>
-    </w:p>
-    <w:p>
-      <w:pPr>
-        <w:pStyle w:val="Listaconvietas"/>
-        <w:tabs>
-          <w:tab w:val="clear" w:pos="360"/>
-          <w:tab w:val="num" w:pos="1080"/>
-        </w:tabs>
-        <w:rPr>
-          <w:lang w:val="es-ES"/>
-        </w:rPr>
-      </w:pPr>
-      <w:r>
-        <w:rPr>
-          <w:lang w:val="es-ES"/>
-        </w:rPr>
-        <w:t>D) Ambos son iguales pero escritos diferente</w:t>
-      </w:r>
-    </w:p>
-    <w:p>
-      <w:pPr>
-        <w:rPr>
-          <w:lang w:val="es-ES"/>
-        </w:rPr>
-      </w:pPr>
-      <w:r>
-        <w:rPr>
-          <w:lang w:val="es-ES"/>
-        </w:rPr>
-        <w:t>20. ¿Qué es el patrón MVC?</w:t>
-      </w:r>
-    </w:p>
-    <w:p>
-      <w:pPr>
-        <w:pStyle w:val="Listaconvietas"/>
-        <w:tabs>
-          <w:tab w:val="clear" w:pos="360"/>
-          <w:tab w:val="num" w:pos="1080"/>
-        </w:tabs>
-        <w:rPr>
-          <w:lang w:val="es-ES"/>
-        </w:rPr>
-      </w:pPr>
-      <w:r>
-        <w:rPr>
-          <w:lang w:val="es-ES"/>
-        </w:rPr>
-        <w:t xml:space="preserve">A) Una forma de estructurar </w:t>
-      </w:r>
-      <w:proofErr w:type="spellStart"/>
-      <w:r>
-        <w:rPr>
-          <w:lang w:val="es-ES"/>
-        </w:rPr>
-        <w:t>APIs</w:t>
-      </w:r>
-      <w:proofErr w:type="spellEnd"/>
-      <w:r>
-        <w:rPr>
-          <w:lang w:val="es-ES"/>
-        </w:rPr>
-        <w:t xml:space="preserve"> REST</w:t>
-      </w:r>
-    </w:p>
-    <w:p>
-      <w:pPr>
-        <w:pStyle w:val="Listaconvietas"/>
-        <w:tabs>
-          <w:tab w:val="clear" w:pos="360"/>
-          <w:tab w:val="num" w:pos="1080"/>
-        </w:tabs>
-        <w:rPr>
-          <w:highlight w:val="yellow"/>
-          <w:lang w:val="es-ES"/>
-        </w:rPr>
-      </w:pPr>
-      <w:r>
-        <w:rPr>
-          <w:highlight w:val="yellow"/>
-          <w:lang w:val="es-ES"/>
-        </w:rPr>
         <w:t>B) Modelo de programación que separa lógica, UI y datos</w:t>
       </w:r>
     </w:p>
@@ -3040,13 +2243,8 @@
         </w:tabs>
       </w:pPr>
       <w:r>
-        <w:t xml:space="preserve">D) Un </w:t>
-      </w:r>
-      <w:proofErr w:type="spellStart"/>
-      <w:r>
-        <w:t>compilador</w:t>
-      </w:r>
-      <w:proofErr w:type="spellEnd"/>
+        <w:t>D) Un compilador</w:t>
+      </w:r>
     </w:p>
     <w:p>
       <w:pPr>
@@ -3249,65 +2447,58 @@
       <w:pPr>
         <w:rPr>
           <w:highlight w:val="yellow"/>
-          <w:lang w:val="es-ES"/>
-        </w:rPr>
-      </w:pPr>
-      <w:proofErr w:type="spellStart"/>
+        </w:rPr>
+      </w:pPr>
       <w:r>
         <w:rPr>
           <w:highlight w:val="yellow"/>
-          <w:lang w:val="es-ES"/>
-        </w:rPr>
-        <w:t>public</w:t>
-      </w:r>
-      <w:proofErr w:type="spellEnd"/>
-      <w:r>
+        </w:rPr>
+        <w:t>public static string InvertirPalabra(string palabra)</w:t>
+      </w:r>
+    </w:p>
+    <w:p>
+      <w:pPr>
         <w:rPr>
           <w:highlight w:val="yellow"/>
           <w:lang w:val="es-ES"/>
         </w:rPr>
-        <w:t xml:space="preserve"> </w:t>
-      </w:r>
-      <w:proofErr w:type="spellStart"/>
+      </w:pPr>
       <w:r>
         <w:rPr>
           <w:highlight w:val="yellow"/>
           <w:lang w:val="es-ES"/>
         </w:rPr>
-        <w:t>static</w:t>
-      </w:r>
-      <w:proofErr w:type="spellEnd"/>
-      <w:r>
+        <w:t>{</w:t>
+      </w:r>
+    </w:p>
+    <w:p>
+      <w:pPr>
         <w:rPr>
           <w:highlight w:val="yellow"/>
           <w:lang w:val="es-ES"/>
         </w:rPr>
-        <w:t xml:space="preserve"> string </w:t>
-      </w:r>
-      <w:proofErr w:type="spellStart"/>
-      <w:proofErr w:type="gramStart"/>
+      </w:pPr>
       <w:r>
         <w:rPr>
           <w:highlight w:val="yellow"/>
           <w:lang w:val="es-ES"/>
         </w:rPr>
-        <w:t>InvertirPalabra</w:t>
-      </w:r>
-      <w:proofErr w:type="spellEnd"/>
-      <w:r>
+        <w:t xml:space="preserve">    // Convertimos la palabra en un arreglo de caracteres</w:t>
+      </w:r>
+    </w:p>
+    <w:p>
+      <w:pPr>
         <w:rPr>
           <w:highlight w:val="yellow"/>
           <w:lang w:val="es-ES"/>
         </w:rPr>
-        <w:t>(</w:t>
-      </w:r>
-      <w:proofErr w:type="gramEnd"/>
+      </w:pPr>
       <w:r>
         <w:rPr>
           <w:highlight w:val="yellow"/>
           <w:lang w:val="es-ES"/>
         </w:rPr>
-        <w:t>string palabra)</w:t>
+        <w:t xml:space="preserve">    char[] letras = palabra.ToCharArray();</w:t>
       </w:r>
     </w:p>
     <w:p>
@@ -3322,7 +2513,7 @@
           <w:highlight w:val="yellow"/>
           <w:lang w:val="es-ES"/>
         </w:rPr>
-        <w:t>{</w:t>
+        <w:t xml:space="preserve">    // Invertimos el arreglo</w:t>
       </w:r>
     </w:p>
     <w:p>
@@ -3337,109 +2528,7 @@
           <w:highlight w:val="yellow"/>
           <w:lang w:val="es-ES"/>
         </w:rPr>
-        <w:t xml:space="preserve">    // Convertimos la palabra en un arreglo de caracteres</w:t>
-      </w:r>
-    </w:p>
-    <w:p>
-      <w:pPr>
-        <w:rPr>
-          <w:highlight w:val="yellow"/>
-          <w:lang w:val="es-ES"/>
-        </w:rPr>
-      </w:pPr>
-      <w:r>
-        <w:rPr>
-          <w:highlight w:val="yellow"/>
-          <w:lang w:val="es-ES"/>
-        </w:rPr>
-        <w:t xml:space="preserve">    </w:t>
-      </w:r>
-      <w:proofErr w:type="spellStart"/>
-      <w:proofErr w:type="gramStart"/>
-      <w:r>
-        <w:rPr>
-          <w:highlight w:val="yellow"/>
-          <w:lang w:val="es-ES"/>
-        </w:rPr>
-        <w:t>char</w:t>
-      </w:r>
-      <w:proofErr w:type="spellEnd"/>
-      <w:r>
-        <w:rPr>
-          <w:highlight w:val="yellow"/>
-          <w:lang w:val="es-ES"/>
-        </w:rPr>
-        <w:t>[</w:t>
-      </w:r>
-      <w:proofErr w:type="gramEnd"/>
-      <w:r>
-        <w:rPr>
-          <w:highlight w:val="yellow"/>
-          <w:lang w:val="es-ES"/>
-        </w:rPr>
-        <w:t xml:space="preserve">] letras = </w:t>
-      </w:r>
-      <w:proofErr w:type="spellStart"/>
-      <w:r>
-        <w:rPr>
-          <w:highlight w:val="yellow"/>
-          <w:lang w:val="es-ES"/>
-        </w:rPr>
-        <w:t>palabra.ToCharArray</w:t>
-      </w:r>
-      <w:proofErr w:type="spellEnd"/>
-      <w:r>
-        <w:rPr>
-          <w:highlight w:val="yellow"/>
-          <w:lang w:val="es-ES"/>
-        </w:rPr>
-        <w:t>();</w:t>
-      </w:r>
-    </w:p>
-    <w:p>
-      <w:pPr>
-        <w:rPr>
-          <w:highlight w:val="yellow"/>
-          <w:lang w:val="es-ES"/>
-        </w:rPr>
-      </w:pPr>
-      <w:r>
-        <w:rPr>
-          <w:highlight w:val="yellow"/>
-          <w:lang w:val="es-ES"/>
-        </w:rPr>
-        <w:t xml:space="preserve">    // Invertimos el arreglo</w:t>
-      </w:r>
-    </w:p>
-    <w:p>
-      <w:pPr>
-        <w:rPr>
-          <w:highlight w:val="yellow"/>
-          <w:lang w:val="es-ES"/>
-        </w:rPr>
-      </w:pPr>
-      <w:r>
-        <w:rPr>
-          <w:highlight w:val="yellow"/>
-          <w:lang w:val="es-ES"/>
-        </w:rPr>
-        <w:t xml:space="preserve">    </w:t>
-      </w:r>
-      <w:proofErr w:type="spellStart"/>
-      <w:r>
-        <w:rPr>
-          <w:highlight w:val="yellow"/>
-          <w:lang w:val="es-ES"/>
-        </w:rPr>
-        <w:t>Array.Reverse</w:t>
-      </w:r>
-      <w:proofErr w:type="spellEnd"/>
-      <w:r>
-        <w:rPr>
-          <w:highlight w:val="yellow"/>
-          <w:lang w:val="es-ES"/>
-        </w:rPr>
-        <w:t>(letras);</w:t>
+        <w:t xml:space="preserve">    Array.Reverse(letras);</w:t>
       </w:r>
     </w:p>
     <w:p>
@@ -3483,34 +2572,156 @@
         <w:rPr>
           <w:highlight w:val="yellow"/>
         </w:rPr>
-        <w:t>return new string(</w:t>
-      </w:r>
-      <w:proofErr w:type="spellStart"/>
+        <w:t>return new string(letras);</w:t>
+      </w:r>
+    </w:p>
+    <w:p>
       <w:r>
         <w:rPr>
           <w:highlight w:val="yellow"/>
         </w:rPr>
-        <w:t>letras</w:t>
-      </w:r>
-      <w:proofErr w:type="spellEnd"/>
-      <w:r>
+        <w:t>}</w:t>
+      </w:r>
+    </w:p>
+    <w:p/>
+    <w:p>
+      <w:pPr>
         <w:rPr>
           <w:highlight w:val="yellow"/>
         </w:rPr>
-        <w:t>);</w:t>
-      </w:r>
-    </w:p>
-    <w:p>
+      </w:pPr>
       <w:r>
         <w:rPr>
           <w:highlight w:val="yellow"/>
         </w:rPr>
+        <w:t>public static void PalabraVolteada()</w:t>
+      </w:r>
+    </w:p>
+    <w:p>
+      <w:pPr>
+        <w:rPr>
+          <w:highlight w:val="yellow"/>
+        </w:rPr>
+      </w:pPr>
+      <w:r>
+        <w:rPr>
+          <w:highlight w:val="yellow"/>
+        </w:rPr>
+        <w:t>{</w:t>
+      </w:r>
+    </w:p>
+    <w:p>
+      <w:pPr>
+        <w:rPr>
+          <w:highlight w:val="yellow"/>
+          <w:lang w:val="es-ES"/>
+        </w:rPr>
+      </w:pPr>
+      <w:r>
+        <w:rPr>
+          <w:highlight w:val="yellow"/>
+        </w:rPr>
+        <w:t xml:space="preserve">    </w:t>
+      </w:r>
+      <w:r>
+        <w:rPr>
+          <w:highlight w:val="yellow"/>
+          <w:lang w:val="es-ES"/>
+        </w:rPr>
+        <w:t>Console.WriteLine("Escriba una palabra y la imnprimiré al revés");</w:t>
+      </w:r>
+    </w:p>
+    <w:p>
+      <w:pPr>
+        <w:rPr>
+          <w:highlight w:val="yellow"/>
+          <w:lang w:val="es-ES"/>
+        </w:rPr>
+      </w:pPr>
+      <w:r>
+        <w:rPr>
+          <w:highlight w:val="yellow"/>
+          <w:lang w:val="es-ES"/>
+        </w:rPr>
+        <w:t xml:space="preserve">    var palabra = Console.ReadLine();</w:t>
+      </w:r>
+    </w:p>
+    <w:p>
+      <w:pPr>
+        <w:rPr>
+          <w:highlight w:val="yellow"/>
+          <w:lang w:val="es-ES"/>
+        </w:rPr>
+      </w:pPr>
+    </w:p>
+    <w:p>
+      <w:pPr>
+        <w:rPr>
+          <w:highlight w:val="yellow"/>
+          <w:lang w:val="es-ES"/>
+        </w:rPr>
+      </w:pPr>
+      <w:r>
+        <w:rPr>
+          <w:highlight w:val="yellow"/>
+          <w:lang w:val="es-ES"/>
+        </w:rPr>
+        <w:t xml:space="preserve">    var reverso = "";</w:t>
+      </w:r>
+    </w:p>
+    <w:p>
+      <w:pPr>
+        <w:rPr>
+          <w:highlight w:val="yellow"/>
+          <w:lang w:val="es-ES"/>
+        </w:rPr>
+      </w:pPr>
+      <w:r>
+        <w:rPr>
+          <w:highlight w:val="yellow"/>
+          <w:lang w:val="es-ES"/>
+        </w:rPr>
+        <w:t xml:space="preserve">    foreach (char letra in palabra) { </w:t>
+      </w:r>
+    </w:p>
+    <w:p>
+      <w:pPr>
+        <w:rPr>
+          <w:highlight w:val="yellow"/>
+          <w:lang w:val="es-ES"/>
+        </w:rPr>
+      </w:pPr>
+      <w:r>
+        <w:rPr>
+          <w:highlight w:val="yellow"/>
+          <w:lang w:val="es-ES"/>
+        </w:rPr>
+        <w:t xml:space="preserve">        reverso = letra + reverso;</w:t>
+      </w:r>
+    </w:p>
+    <w:p>
+      <w:pPr>
+        <w:rPr>
+          <w:highlight w:val="yellow"/>
+        </w:rPr>
+      </w:pPr>
+      <w:r>
+        <w:rPr>
+          <w:highlight w:val="yellow"/>
+          <w:lang w:val="es-ES"/>
+        </w:rPr>
+        <w:t xml:space="preserve">    </w:t>
+      </w:r>
+      <w:r>
+        <w:rPr>
+          <w:highlight w:val="yellow"/>
+        </w:rPr>
         <w:t>}</w:t>
       </w:r>
     </w:p>
-    <w:p/>
-    <w:p>
-      <w:pPr>
+    <w:p>
+      <w:pPr>
+        <w:ind w:left="720" w:firstLine="720"/>
         <w:rPr>
           <w:highlight w:val="yellow"/>
         </w:rPr>
@@ -3519,1001 +2730,481 @@
         <w:rPr>
           <w:highlight w:val="yellow"/>
         </w:rPr>
-        <w:t xml:space="preserve">public static void </w:t>
-      </w:r>
-      <w:proofErr w:type="spellStart"/>
-      <w:proofErr w:type="gramStart"/>
-      <w:r>
+        <w:t>“” = C + ”” = C</w:t>
+      </w:r>
+    </w:p>
+    <w:p>
+      <w:pPr>
+        <w:ind w:left="720" w:firstLine="720"/>
         <w:rPr>
           <w:highlight w:val="yellow"/>
         </w:rPr>
-        <w:t>PalabraVolteada</w:t>
-      </w:r>
-      <w:proofErr w:type="spellEnd"/>
+      </w:pPr>
       <w:r>
         <w:rPr>
           <w:highlight w:val="yellow"/>
         </w:rPr>
-        <w:t>(</w:t>
-      </w:r>
-      <w:proofErr w:type="gramEnd"/>
-      <w:r>
+        <w:t>“C”=A + C = AC</w:t>
+      </w:r>
+    </w:p>
+    <w:p>
+      <w:pPr>
+        <w:ind w:left="720" w:firstLine="720"/>
         <w:rPr>
           <w:highlight w:val="yellow"/>
         </w:rPr>
+      </w:pPr>
+      <w:r>
+        <w:rPr>
+          <w:highlight w:val="yellow"/>
+        </w:rPr>
+        <w:t>“AC”= M + AC = MAC</w:t>
+      </w:r>
+    </w:p>
+    <w:p>
+      <w:pPr>
+        <w:ind w:left="720" w:firstLine="720"/>
+        <w:rPr>
+          <w:highlight w:val="yellow"/>
+        </w:rPr>
+      </w:pPr>
+      <w:r>
+        <w:rPr>
+          <w:highlight w:val="yellow"/>
+        </w:rPr>
+        <w:t>“MAC” =A +MAC = AMAC</w:t>
+      </w:r>
+    </w:p>
+    <w:p>
+      <w:pPr>
+        <w:rPr>
+          <w:highlight w:val="yellow"/>
+        </w:rPr>
+      </w:pPr>
+      <w:r>
+        <w:rPr>
+          <w:highlight w:val="yellow"/>
+        </w:rPr>
+        <w:t xml:space="preserve">    Console.WriteLine(reverso);</w:t>
+      </w:r>
+    </w:p>
+    <w:p>
+      <w:pPr>
+        <w:rPr>
+          <w:lang w:val="es-ES"/>
+        </w:rPr>
+      </w:pPr>
+      <w:r>
+        <w:rPr>
+          <w:highlight w:val="yellow"/>
+          <w:lang w:val="es-ES"/>
+        </w:rPr>
+        <w:t>}</w:t>
+      </w:r>
+    </w:p>
+    <w:p>
+      <w:pPr>
+        <w:rPr>
+          <w:lang w:val="es-ES"/>
+        </w:rPr>
+      </w:pPr>
+      <w:r>
+        <w:rPr>
+          <w:lang w:val="es-ES"/>
+        </w:rPr>
+        <w:t>(PRACTICAR FACTORIAL</w:t>
+      </w:r>
+      <w:r>
+        <w:rPr>
+          <w:lang w:val="es-ES"/>
+        </w:rPr>
+        <w:t>, FIBONACHI, FIZZBUZZ</w:t>
+      </w:r>
+      <w:r>
+        <w:rPr>
+          <w:lang w:val="es-ES"/>
+        </w:rPr>
         <w:t>)</w:t>
       </w:r>
     </w:p>
     <w:p>
       <w:pPr>
         <w:rPr>
+          <w:lang w:val="es-ES"/>
+        </w:rPr>
+      </w:pPr>
+      <w:r>
+        <w:rPr>
+          <w:lang w:val="es-ES"/>
+        </w:rPr>
+        <w:t>2</w:t>
+      </w:r>
+      <w:r>
+        <w:rPr>
+          <w:lang w:val="es-ES"/>
+        </w:rPr>
+        <w:t>3</w:t>
+      </w:r>
+      <w:r>
+        <w:rPr>
+          <w:lang w:val="es-ES"/>
+        </w:rPr>
+        <w:t>. Dado el siguiente esquema de base de datos:</w:t>
+      </w:r>
+      <w:r>
+        <w:rPr>
+          <w:lang w:val="es-ES"/>
+        </w:rPr>
+        <w:t xml:space="preserve"> 10 puntos</w:t>
+      </w:r>
+    </w:p>
+    <w:p>
+      <w:pPr>
+        <w:pStyle w:val="Citadestacada"/>
+        <w:rPr>
+          <w:lang w:val="es-ES"/>
+        </w:rPr>
+      </w:pPr>
+      <w:r>
+        <w:rPr>
+          <w:lang w:val="es-ES"/>
+        </w:rPr>
+        <w:t>- Tabla: Empleado (id_empleado, nombre)</w:t>
+      </w:r>
+      <w:r>
+        <w:rPr>
+          <w:lang w:val="es-ES"/>
+        </w:rPr>
+        <w:br/>
+        <w:t>- Tabla: Venta (id_venta, fecha)</w:t>
+      </w:r>
+      <w:r>
+        <w:rPr>
+          <w:lang w:val="es-ES"/>
+        </w:rPr>
+        <w:br/>
+        <w:t>- Tabla: EmpleadoVenta (id_empleado, id_venta)</w:t>
+      </w:r>
+      <w:r>
+        <w:rPr>
+          <w:lang w:val="es-ES"/>
+        </w:rPr>
+        <w:br/>
+      </w:r>
+    </w:p>
+    <w:p>
+      <w:pPr>
+        <w:rPr>
+          <w:lang w:val="es-ES"/>
+        </w:rPr>
+      </w:pPr>
+      <w:r>
+        <w:rPr>
+          <w:lang w:val="es-ES"/>
+        </w:rPr>
+        <w:t>Escribe un procedimiento almacenado que devuelva todos los empleados que han realizado ventas, excluyendo los que no tienen ventas.</w:t>
+      </w:r>
+    </w:p>
+    <w:p>
+      <w:pPr>
+        <w:rPr>
           <w:highlight w:val="yellow"/>
-          <w:lang w:val="es-ES"/>
         </w:rPr>
       </w:pPr>
       <w:r>
         <w:rPr>
           <w:highlight w:val="yellow"/>
-          <w:lang w:val="es-ES"/>
-        </w:rPr>
-        <w:t>{</w:t>
+        </w:rPr>
+        <w:lastRenderedPageBreak/>
+        <w:t>CREATE PROCEDURE sp_ObtenerEmpleadosConVentas</w:t>
       </w:r>
     </w:p>
     <w:p>
       <w:pPr>
         <w:rPr>
           <w:highlight w:val="yellow"/>
-          <w:lang w:val="es-ES"/>
         </w:rPr>
       </w:pPr>
       <w:r>
         <w:rPr>
           <w:highlight w:val="yellow"/>
-          <w:lang w:val="es-ES"/>
+        </w:rPr>
+        <w:t>AS</w:t>
+      </w:r>
+    </w:p>
+    <w:p>
+      <w:pPr>
+        <w:rPr>
+          <w:highlight w:val="yellow"/>
+        </w:rPr>
+      </w:pPr>
+      <w:r>
+        <w:rPr>
+          <w:highlight w:val="yellow"/>
+        </w:rPr>
+        <w:t>BEGIN</w:t>
+      </w:r>
+    </w:p>
+    <w:p>
+      <w:pPr>
+        <w:rPr>
+          <w:highlight w:val="yellow"/>
+          <w:lang w:val="es-ES"/>
+        </w:rPr>
+      </w:pPr>
+      <w:r>
+        <w:rPr>
+          <w:highlight w:val="yellow"/>
         </w:rPr>
         <w:t xml:space="preserve">    </w:t>
       </w:r>
-      <w:proofErr w:type="spellStart"/>
       <w:r>
         <w:rPr>
           <w:highlight w:val="yellow"/>
           <w:lang w:val="es-ES"/>
         </w:rPr>
-        <w:t>Console.WriteLine</w:t>
-      </w:r>
-      <w:proofErr w:type="spellEnd"/>
-      <w:r>
+        <w:t>-- Consulta que devuelve los empleados con al menos una venta</w:t>
+      </w:r>
+    </w:p>
+    <w:p>
+      <w:pPr>
         <w:rPr>
           <w:highlight w:val="yellow"/>
           <w:lang w:val="es-ES"/>
         </w:rPr>
-        <w:t xml:space="preserve">("Escriba una palabra y la </w:t>
-      </w:r>
-      <w:proofErr w:type="spellStart"/>
+      </w:pPr>
       <w:r>
         <w:rPr>
           <w:highlight w:val="yellow"/>
           <w:lang w:val="es-ES"/>
         </w:rPr>
-        <w:t>imnprimiré</w:t>
-      </w:r>
-      <w:proofErr w:type="spellEnd"/>
-      <w:r>
+        <w:t xml:space="preserve">    SELECT DISTINCT e.id_empleado, e.nombre</w:t>
+      </w:r>
+    </w:p>
+    <w:p>
+      <w:pPr>
         <w:rPr>
           <w:highlight w:val="yellow"/>
           <w:lang w:val="es-ES"/>
         </w:rPr>
-        <w:t xml:space="preserve"> al revés");</w:t>
-      </w:r>
-    </w:p>
-    <w:p>
-      <w:pPr>
+      </w:pPr>
+      <w:r>
         <w:rPr>
           <w:highlight w:val="yellow"/>
           <w:lang w:val="es-ES"/>
         </w:rPr>
-      </w:pPr>
-      <w:r>
+        <w:t xml:space="preserve">    FROM Empleado e</w:t>
+      </w:r>
+    </w:p>
+    <w:p>
+      <w:pPr>
         <w:rPr>
           <w:highlight w:val="yellow"/>
           <w:lang w:val="es-ES"/>
         </w:rPr>
-        <w:t xml:space="preserve">    </w:t>
-      </w:r>
-      <w:proofErr w:type="spellStart"/>
+      </w:pPr>
       <w:r>
         <w:rPr>
           <w:highlight w:val="yellow"/>
           <w:lang w:val="es-ES"/>
         </w:rPr>
-        <w:t>var</w:t>
-      </w:r>
-      <w:proofErr w:type="spellEnd"/>
+        <w:t xml:space="preserve">    INNER JOIN EmpleadoVenta ev ON e.id_empleado = ev.id_empleado;</w:t>
+      </w:r>
+    </w:p>
+    <w:p>
+      <w:pPr>
+        <w:rPr>
+          <w:lang w:val="es-ES"/>
+        </w:rPr>
+      </w:pPr>
       <w:r>
         <w:rPr>
           <w:highlight w:val="yellow"/>
           <w:lang w:val="es-ES"/>
         </w:rPr>
-        <w:t xml:space="preserve"> palabra = </w:t>
-      </w:r>
-      <w:proofErr w:type="spellStart"/>
-      <w:r>
+        <w:t>END;</w:t>
+      </w:r>
+    </w:p>
+    <w:p>
+      <w:pPr>
+        <w:pStyle w:val="Ttulo2"/>
+        <w:rPr>
+          <w:lang w:val="es-ES"/>
+        </w:rPr>
+      </w:pPr>
+      <w:r>
+        <w:rPr>
+          <w:lang w:val="es-ES"/>
+        </w:rPr>
+        <w:t>Sección 4 – Programación Orientada a Objetos y Teoría General (Continuación)</w:t>
+      </w:r>
+    </w:p>
+    <w:p>
+      <w:pPr>
+        <w:rPr>
+          <w:lang w:val="es-ES"/>
+        </w:rPr>
+      </w:pPr>
+      <w:r>
+        <w:rPr>
+          <w:lang w:val="es-ES"/>
+        </w:rPr>
+        <w:t>La Programación Orientada a Objetos (POO) se basa en cuatro pilares fundamentales: encapsulamiento, herencia, polimorfismo y abstracción.</w:t>
+      </w:r>
+    </w:p>
+    <w:p>
+      <w:pPr>
+        <w:rPr>
+          <w:lang w:val="es-ES"/>
+        </w:rPr>
+      </w:pPr>
+      <w:r>
+        <w:rPr>
+          <w:lang w:val="es-ES"/>
+        </w:rPr>
+        <w:t>2</w:t>
+      </w:r>
+      <w:r>
+        <w:rPr>
+          <w:lang w:val="es-ES"/>
+        </w:rPr>
+        <w:t>3</w:t>
+      </w:r>
+      <w:r>
+        <w:rPr>
+          <w:lang w:val="es-ES"/>
+        </w:rPr>
+        <w:t>. ¿Qué es encapsulamiento en POO?</w:t>
+      </w:r>
+    </w:p>
+    <w:p>
+      <w:pPr>
+        <w:pStyle w:val="Listaconvietas"/>
+        <w:tabs>
+          <w:tab w:val="clear" w:pos="360"/>
+          <w:tab w:val="num" w:pos="1080"/>
+        </w:tabs>
         <w:rPr>
           <w:highlight w:val="yellow"/>
           <w:lang w:val="es-ES"/>
         </w:rPr>
-        <w:t>Console.ReadLine</w:t>
-      </w:r>
-      <w:proofErr w:type="spellEnd"/>
+      </w:pPr>
       <w:r>
         <w:rPr>
           <w:highlight w:val="yellow"/>
           <w:lang w:val="es-ES"/>
         </w:rPr>
-        <w:t>();</w:t>
-      </w:r>
-    </w:p>
-    <w:p>
-      <w:pPr>
+        <w:t>A) Ocultar los datos internos de un objeto y acceder solo mediante métodos públicos</w:t>
+      </w:r>
+    </w:p>
+    <w:p>
+      <w:pPr>
+        <w:pStyle w:val="Listaconvietas"/>
+        <w:tabs>
+          <w:tab w:val="clear" w:pos="360"/>
+          <w:tab w:val="num" w:pos="1080"/>
+        </w:tabs>
+        <w:rPr>
+          <w:lang w:val="es-ES"/>
+        </w:rPr>
+      </w:pPr>
+      <w:r>
+        <w:rPr>
+          <w:lang w:val="es-ES"/>
+        </w:rPr>
+        <w:t>B) Compartir todos los atributos entre clases</w:t>
+      </w:r>
+    </w:p>
+    <w:p>
+      <w:pPr>
+        <w:pStyle w:val="Listaconvietas"/>
+        <w:tabs>
+          <w:tab w:val="clear" w:pos="360"/>
+          <w:tab w:val="num" w:pos="1080"/>
+        </w:tabs>
+        <w:rPr>
+          <w:lang w:val="es-ES"/>
+        </w:rPr>
+      </w:pPr>
+      <w:r>
+        <w:rPr>
+          <w:lang w:val="es-ES"/>
+        </w:rPr>
+        <w:t>C) Permitir múltiples instancias de una clase</w:t>
+      </w:r>
+    </w:p>
+    <w:p>
+      <w:pPr>
+        <w:pStyle w:val="Listaconvietas"/>
+        <w:tabs>
+          <w:tab w:val="clear" w:pos="360"/>
+          <w:tab w:val="num" w:pos="1080"/>
+        </w:tabs>
+      </w:pPr>
+      <w:r>
+        <w:t>D) Almacenar métodos como propiedades</w:t>
+      </w:r>
+    </w:p>
+    <w:p>
+      <w:pPr>
+        <w:rPr>
+          <w:lang w:val="es-ES"/>
+        </w:rPr>
+      </w:pPr>
+      <w:r>
+        <w:rPr>
+          <w:lang w:val="es-ES"/>
+        </w:rPr>
+        <w:t>2</w:t>
+      </w:r>
+      <w:r>
+        <w:rPr>
+          <w:lang w:val="es-ES"/>
+        </w:rPr>
+        <w:t>5</w:t>
+      </w:r>
+      <w:r>
+        <w:rPr>
+          <w:lang w:val="es-ES"/>
+        </w:rPr>
+        <w:t>. ¿Qué es abstracción en POO?</w:t>
+      </w:r>
+    </w:p>
+    <w:p>
+      <w:pPr>
+        <w:pStyle w:val="Listaconvietas"/>
+        <w:tabs>
+          <w:tab w:val="clear" w:pos="360"/>
+          <w:tab w:val="num" w:pos="1080"/>
+        </w:tabs>
+        <w:rPr>
+          <w:lang w:val="es-ES"/>
+        </w:rPr>
+      </w:pPr>
+      <w:r>
+        <w:rPr>
+          <w:lang w:val="es-ES"/>
+        </w:rPr>
+        <w:t>A) El proceso de convertir objetos en texto</w:t>
+      </w:r>
+    </w:p>
+    <w:p>
+      <w:pPr>
+        <w:pStyle w:val="Listaconvietas"/>
+        <w:tabs>
+          <w:tab w:val="clear" w:pos="360"/>
+          <w:tab w:val="num" w:pos="1080"/>
+        </w:tabs>
         <w:rPr>
           <w:highlight w:val="yellow"/>
           <w:lang w:val="es-ES"/>
         </w:rPr>
       </w:pPr>
-    </w:p>
-    <w:p>
-      <w:pPr>
+      <w:r>
         <w:rPr>
           <w:highlight w:val="yellow"/>
           <w:lang w:val="es-ES"/>
         </w:rPr>
-      </w:pPr>
-      <w:r>
-        <w:rPr>
-          <w:highlight w:val="yellow"/>
-          <w:lang w:val="es-ES"/>
-        </w:rPr>
-        <w:t xml:space="preserve">    </w:t>
-      </w:r>
-      <w:proofErr w:type="spellStart"/>
-      <w:r>
-        <w:rPr>
-          <w:highlight w:val="yellow"/>
-          <w:lang w:val="es-ES"/>
-        </w:rPr>
-        <w:t>var</w:t>
-      </w:r>
-      <w:proofErr w:type="spellEnd"/>
-      <w:r>
-        <w:rPr>
-          <w:highlight w:val="yellow"/>
-          <w:lang w:val="es-ES"/>
-        </w:rPr>
-        <w:t xml:space="preserve"> reverso = "";</w:t>
-      </w:r>
-    </w:p>
-    <w:p>
-      <w:pPr>
-        <w:rPr>
-          <w:highlight w:val="yellow"/>
-          <w:lang w:val="es-ES"/>
-        </w:rPr>
-      </w:pPr>
-      <w:r>
-        <w:rPr>
-          <w:highlight w:val="yellow"/>
-          <w:lang w:val="es-ES"/>
-        </w:rPr>
-        <w:t xml:space="preserve">    </w:t>
-      </w:r>
-      <w:proofErr w:type="spellStart"/>
-      <w:r>
-        <w:rPr>
-          <w:highlight w:val="yellow"/>
-          <w:lang w:val="es-ES"/>
-        </w:rPr>
-        <w:t>foreach</w:t>
-      </w:r>
-      <w:proofErr w:type="spellEnd"/>
-      <w:r>
-        <w:rPr>
-          <w:highlight w:val="yellow"/>
-          <w:lang w:val="es-ES"/>
-        </w:rPr>
-        <w:t xml:space="preserve"> (</w:t>
-      </w:r>
-      <w:proofErr w:type="spellStart"/>
-      <w:r>
-        <w:rPr>
-          <w:highlight w:val="yellow"/>
-          <w:lang w:val="es-ES"/>
-        </w:rPr>
-        <w:t>char</w:t>
-      </w:r>
-      <w:proofErr w:type="spellEnd"/>
-      <w:r>
-        <w:rPr>
-          <w:highlight w:val="yellow"/>
-          <w:lang w:val="es-ES"/>
-        </w:rPr>
-        <w:t xml:space="preserve"> letra in palabra) { </w:t>
-      </w:r>
-    </w:p>
-    <w:p>
-      <w:pPr>
-        <w:rPr>
-          <w:highlight w:val="yellow"/>
-          <w:lang w:val="es-ES"/>
-        </w:rPr>
-      </w:pPr>
-      <w:r>
-        <w:rPr>
-          <w:highlight w:val="yellow"/>
-          <w:lang w:val="es-ES"/>
-        </w:rPr>
-        <w:t xml:space="preserve">        reverso = letra + reverso;</w:t>
-      </w:r>
-    </w:p>
-    <w:p>
-      <w:pPr>
-        <w:rPr>
-          <w:highlight w:val="yellow"/>
-        </w:rPr>
-      </w:pPr>
-      <w:r>
-        <w:rPr>
-          <w:highlight w:val="yellow"/>
-          <w:lang w:val="es-ES"/>
-        </w:rPr>
-        <w:t xml:space="preserve">    </w:t>
-      </w:r>
-      <w:r>
-        <w:rPr>
-          <w:highlight w:val="yellow"/>
-        </w:rPr>
-        <w:t>}</w:t>
-      </w:r>
-    </w:p>
-    <w:p>
-      <w:pPr>
-        <w:ind w:left="720" w:firstLine="720"/>
-        <w:rPr>
-          <w:highlight w:val="yellow"/>
-        </w:rPr>
-      </w:pPr>
-      <w:r>
-        <w:rPr>
-          <w:highlight w:val="yellow"/>
-        </w:rPr>
-        <w:t xml:space="preserve">“” = C </w:t>
-      </w:r>
-      <w:proofErr w:type="gramStart"/>
-      <w:r>
-        <w:rPr>
-          <w:highlight w:val="yellow"/>
-        </w:rPr>
-        <w:t>+ ”</w:t>
-      </w:r>
-      <w:proofErr w:type="gramEnd"/>
-      <w:r>
-        <w:rPr>
-          <w:highlight w:val="yellow"/>
-        </w:rPr>
-        <w:t>” = C</w:t>
-      </w:r>
-    </w:p>
-    <w:p>
-      <w:pPr>
-        <w:ind w:left="720" w:firstLine="720"/>
-        <w:rPr>
-          <w:highlight w:val="yellow"/>
-        </w:rPr>
-      </w:pPr>
-      <w:r>
-        <w:rPr>
-          <w:highlight w:val="yellow"/>
-        </w:rPr>
-        <w:t>“</w:t>
-      </w:r>
-      <w:proofErr w:type="gramStart"/>
-      <w:r>
-        <w:rPr>
-          <w:highlight w:val="yellow"/>
-        </w:rPr>
-        <w:t>C”=</w:t>
-      </w:r>
-      <w:proofErr w:type="gramEnd"/>
-      <w:r>
-        <w:rPr>
-          <w:highlight w:val="yellow"/>
-        </w:rPr>
-        <w:t>A + C = AC</w:t>
-      </w:r>
-    </w:p>
-    <w:p>
-      <w:pPr>
-        <w:ind w:left="720" w:firstLine="720"/>
-        <w:rPr>
-          <w:highlight w:val="yellow"/>
-        </w:rPr>
-      </w:pPr>
-      <w:r>
-        <w:rPr>
-          <w:highlight w:val="yellow"/>
-        </w:rPr>
-        <w:t>“</w:t>
-      </w:r>
-      <w:proofErr w:type="gramStart"/>
-      <w:r>
-        <w:rPr>
-          <w:highlight w:val="yellow"/>
-        </w:rPr>
-        <w:t>AC”=</w:t>
-      </w:r>
-      <w:proofErr w:type="gramEnd"/>
-      <w:r>
-        <w:rPr>
-          <w:highlight w:val="yellow"/>
-        </w:rPr>
-        <w:t xml:space="preserve"> M + AC = MAC</w:t>
-      </w:r>
-    </w:p>
-    <w:p>
-      <w:pPr>
-        <w:ind w:left="720" w:firstLine="720"/>
-        <w:rPr>
-          <w:highlight w:val="yellow"/>
-        </w:rPr>
-      </w:pPr>
-      <w:r>
-        <w:rPr>
-          <w:highlight w:val="yellow"/>
-        </w:rPr>
-        <w:t>“MAC” =A +MAC = AMAC</w:t>
-      </w:r>
-    </w:p>
-    <w:p>
-      <w:pPr>
-        <w:rPr>
-          <w:highlight w:val="yellow"/>
-        </w:rPr>
-      </w:pPr>
-      <w:r>
-        <w:rPr>
-          <w:highlight w:val="yellow"/>
-        </w:rPr>
-        <w:t xml:space="preserve">    </w:t>
-      </w:r>
-      <w:proofErr w:type="spellStart"/>
-      <w:r>
-        <w:rPr>
-          <w:highlight w:val="yellow"/>
-        </w:rPr>
-        <w:t>Console.WriteLine</w:t>
-      </w:r>
-      <w:proofErr w:type="spellEnd"/>
-      <w:r>
-        <w:rPr>
-          <w:highlight w:val="yellow"/>
-        </w:rPr>
-        <w:t>(reverso);</w:t>
-      </w:r>
-    </w:p>
-    <w:p>
-      <w:pPr>
-        <w:rPr>
-          <w:lang w:val="es-ES"/>
-        </w:rPr>
-      </w:pPr>
-      <w:r>
-        <w:rPr>
-          <w:highlight w:val="yellow"/>
-          <w:lang w:val="es-ES"/>
-        </w:rPr>
-        <w:t>}</w:t>
-      </w:r>
-    </w:p>
-    <w:p>
-      <w:pPr>
-        <w:rPr>
-          <w:lang w:val="es-ES"/>
-        </w:rPr>
-      </w:pPr>
-      <w:r>
-        <w:rPr>
-          <w:lang w:val="es-ES"/>
-        </w:rPr>
-        <w:t>(PRACTICAR FACTORIAL</w:t>
-      </w:r>
-      <w:r>
-        <w:rPr>
-          <w:lang w:val="es-ES"/>
-        </w:rPr>
-        <w:t>, FIBONACHI, FIZZBUZZ</w:t>
-      </w:r>
-      <w:r>
-        <w:rPr>
-          <w:lang w:val="es-ES"/>
-        </w:rPr>
-        <w:t>)</w:t>
-      </w:r>
-    </w:p>
-    <w:p>
-      <w:pPr>
-        <w:rPr>
-          <w:lang w:val="es-ES"/>
-        </w:rPr>
-      </w:pPr>
-      <w:r>
-        <w:rPr>
-          <w:lang w:val="es-ES"/>
-        </w:rPr>
-        <w:t>2</w:t>
-      </w:r>
-      <w:r>
-        <w:rPr>
-          <w:lang w:val="es-ES"/>
-        </w:rPr>
-        <w:t>3</w:t>
-      </w:r>
-      <w:r>
-        <w:rPr>
-          <w:lang w:val="es-ES"/>
-        </w:rPr>
-        <w:t>. Dado el siguiente esquema de base de datos:</w:t>
-      </w:r>
-      <w:r>
-        <w:rPr>
-          <w:lang w:val="es-ES"/>
-        </w:rPr>
-        <w:t xml:space="preserve"> 10 puntos</w:t>
-      </w:r>
-    </w:p>
-    <w:p>
-      <w:pPr>
-        <w:pStyle w:val="Citadestacada"/>
-        <w:rPr>
-          <w:lang w:val="es-ES"/>
-        </w:rPr>
-      </w:pPr>
-      <w:r>
-        <w:rPr>
-          <w:lang w:val="es-ES"/>
-        </w:rPr>
-        <w:t>- Tabla: Empleado (</w:t>
-      </w:r>
-      <w:proofErr w:type="spellStart"/>
-      <w:r>
-        <w:rPr>
-          <w:lang w:val="es-ES"/>
-        </w:rPr>
-        <w:t>id_empleado</w:t>
-      </w:r>
-      <w:proofErr w:type="spellEnd"/>
-      <w:r>
-        <w:rPr>
-          <w:lang w:val="es-ES"/>
-        </w:rPr>
-        <w:t>, nombre)</w:t>
-      </w:r>
-      <w:r>
-        <w:rPr>
-          <w:lang w:val="es-ES"/>
-        </w:rPr>
-        <w:br/>
-        <w:t>- Tabla: Venta (</w:t>
-      </w:r>
-      <w:proofErr w:type="spellStart"/>
-      <w:r>
-        <w:rPr>
-          <w:lang w:val="es-ES"/>
-        </w:rPr>
-        <w:t>id_venta</w:t>
-      </w:r>
-      <w:proofErr w:type="spellEnd"/>
-      <w:r>
-        <w:rPr>
-          <w:lang w:val="es-ES"/>
-        </w:rPr>
-        <w:t>, fecha)</w:t>
-      </w:r>
-      <w:r>
-        <w:rPr>
-          <w:lang w:val="es-ES"/>
-        </w:rPr>
-        <w:br/>
-        <w:t xml:space="preserve">- Tabla: </w:t>
-      </w:r>
-      <w:proofErr w:type="spellStart"/>
-      <w:r>
-        <w:rPr>
-          <w:lang w:val="es-ES"/>
-        </w:rPr>
-        <w:t>EmpleadoVenta</w:t>
-      </w:r>
-      <w:proofErr w:type="spellEnd"/>
-      <w:r>
-        <w:rPr>
-          <w:lang w:val="es-ES"/>
-        </w:rPr>
-        <w:t xml:space="preserve"> (</w:t>
-      </w:r>
-      <w:proofErr w:type="spellStart"/>
-      <w:r>
-        <w:rPr>
-          <w:lang w:val="es-ES"/>
-        </w:rPr>
-        <w:t>id_empleado</w:t>
-      </w:r>
-      <w:proofErr w:type="spellEnd"/>
-      <w:r>
-        <w:rPr>
-          <w:lang w:val="es-ES"/>
-        </w:rPr>
-        <w:t xml:space="preserve">, </w:t>
-      </w:r>
-      <w:proofErr w:type="spellStart"/>
-      <w:r>
-        <w:rPr>
-          <w:lang w:val="es-ES"/>
-        </w:rPr>
-        <w:t>id_venta</w:t>
-      </w:r>
-      <w:proofErr w:type="spellEnd"/>
-      <w:r>
-        <w:rPr>
-          <w:lang w:val="es-ES"/>
-        </w:rPr>
-        <w:t>)</w:t>
-      </w:r>
-      <w:r>
-        <w:rPr>
-          <w:lang w:val="es-ES"/>
-        </w:rPr>
-        <w:br/>
-      </w:r>
-    </w:p>
-    <w:p>
-      <w:pPr>
-        <w:rPr>
-          <w:lang w:val="es-ES"/>
-        </w:rPr>
-      </w:pPr>
-      <w:r>
-        <w:rPr>
-          <w:lang w:val="es-ES"/>
-        </w:rPr>
-        <w:t>Escribe un procedimiento almacenado que devuelva todos los empleados que han realizado ventas, excluyendo los que no tienen ventas.</w:t>
-      </w:r>
-    </w:p>
-    <w:p>
-      <w:pPr>
-        <w:rPr>
-          <w:highlight w:val="yellow"/>
-        </w:rPr>
-      </w:pPr>
-      <w:r>
-        <w:rPr>
-          <w:highlight w:val="yellow"/>
-        </w:rPr>
-        <w:lastRenderedPageBreak/>
-        <w:t xml:space="preserve">CREATE PROCEDURE </w:t>
-      </w:r>
-      <w:proofErr w:type="spellStart"/>
-      <w:r>
-        <w:rPr>
-          <w:highlight w:val="yellow"/>
-        </w:rPr>
-        <w:t>sp_ObtenerEmpleadosConVentas</w:t>
-      </w:r>
-      <w:proofErr w:type="spellEnd"/>
-    </w:p>
-    <w:p>
-      <w:pPr>
-        <w:rPr>
-          <w:highlight w:val="yellow"/>
-        </w:rPr>
-      </w:pPr>
-      <w:r>
-        <w:rPr>
-          <w:highlight w:val="yellow"/>
-        </w:rPr>
-        <w:t>AS</w:t>
-      </w:r>
-    </w:p>
-    <w:p>
-      <w:pPr>
-        <w:rPr>
-          <w:highlight w:val="yellow"/>
-        </w:rPr>
-      </w:pPr>
-      <w:r>
-        <w:rPr>
-          <w:highlight w:val="yellow"/>
-        </w:rPr>
-        <w:t>BEGIN</w:t>
-      </w:r>
-    </w:p>
-    <w:p>
-      <w:pPr>
-        <w:rPr>
-          <w:highlight w:val="yellow"/>
-          <w:lang w:val="es-ES"/>
-        </w:rPr>
-      </w:pPr>
-      <w:r>
-        <w:rPr>
-          <w:highlight w:val="yellow"/>
-        </w:rPr>
-        <w:t xml:space="preserve">    </w:t>
-      </w:r>
-      <w:r>
-        <w:rPr>
-          <w:highlight w:val="yellow"/>
-          <w:lang w:val="es-ES"/>
-        </w:rPr>
-        <w:t>-- Consulta que devuelve los empleados con al menos una venta</w:t>
-      </w:r>
-    </w:p>
-    <w:p>
-      <w:pPr>
-        <w:rPr>
-          <w:highlight w:val="yellow"/>
-          <w:lang w:val="es-ES"/>
-        </w:rPr>
-      </w:pPr>
-      <w:r>
-        <w:rPr>
-          <w:highlight w:val="yellow"/>
-          <w:lang w:val="es-ES"/>
-        </w:rPr>
-        <w:t xml:space="preserve">    SELECT DISTINCT </w:t>
-      </w:r>
-      <w:proofErr w:type="spellStart"/>
-      <w:r>
-        <w:rPr>
-          <w:highlight w:val="yellow"/>
-          <w:lang w:val="es-ES"/>
-        </w:rPr>
-        <w:t>e.id_empleado</w:t>
-      </w:r>
-      <w:proofErr w:type="spellEnd"/>
-      <w:r>
-        <w:rPr>
-          <w:highlight w:val="yellow"/>
-          <w:lang w:val="es-ES"/>
-        </w:rPr>
-        <w:t xml:space="preserve">, </w:t>
-      </w:r>
-      <w:proofErr w:type="spellStart"/>
-      <w:proofErr w:type="gramStart"/>
-      <w:r>
-        <w:rPr>
-          <w:highlight w:val="yellow"/>
-          <w:lang w:val="es-ES"/>
-        </w:rPr>
-        <w:t>e.nombre</w:t>
-      </w:r>
-      <w:proofErr w:type="spellEnd"/>
-      <w:proofErr w:type="gramEnd"/>
-    </w:p>
-    <w:p>
-      <w:pPr>
-        <w:rPr>
-          <w:highlight w:val="yellow"/>
-          <w:lang w:val="es-ES"/>
-        </w:rPr>
-      </w:pPr>
-      <w:r>
-        <w:rPr>
-          <w:highlight w:val="yellow"/>
-          <w:lang w:val="es-ES"/>
-        </w:rPr>
-        <w:t xml:space="preserve">    FROM Empleado e</w:t>
-      </w:r>
-    </w:p>
-    <w:p>
-      <w:pPr>
-        <w:rPr>
-          <w:highlight w:val="yellow"/>
-          <w:lang w:val="es-ES"/>
-        </w:rPr>
-      </w:pPr>
-      <w:r>
-        <w:rPr>
-          <w:highlight w:val="yellow"/>
-          <w:lang w:val="es-ES"/>
-        </w:rPr>
-        <w:t xml:space="preserve">    INNER JOIN </w:t>
-      </w:r>
-      <w:proofErr w:type="spellStart"/>
-      <w:r>
-        <w:rPr>
-          <w:highlight w:val="yellow"/>
-          <w:lang w:val="es-ES"/>
-        </w:rPr>
-        <w:t>EmpleadoVenta</w:t>
-      </w:r>
-      <w:proofErr w:type="spellEnd"/>
-      <w:r>
-        <w:rPr>
-          <w:highlight w:val="yellow"/>
-          <w:lang w:val="es-ES"/>
-        </w:rPr>
-        <w:t xml:space="preserve"> </w:t>
-      </w:r>
-      <w:proofErr w:type="spellStart"/>
-      <w:r>
-        <w:rPr>
-          <w:highlight w:val="yellow"/>
-          <w:lang w:val="es-ES"/>
-        </w:rPr>
-        <w:t>ev</w:t>
-      </w:r>
-      <w:proofErr w:type="spellEnd"/>
-      <w:r>
-        <w:rPr>
-          <w:highlight w:val="yellow"/>
-          <w:lang w:val="es-ES"/>
-        </w:rPr>
-        <w:t xml:space="preserve"> ON </w:t>
-      </w:r>
-      <w:proofErr w:type="spellStart"/>
-      <w:r>
-        <w:rPr>
-          <w:highlight w:val="yellow"/>
-          <w:lang w:val="es-ES"/>
-        </w:rPr>
-        <w:t>e.id_empleado</w:t>
-      </w:r>
-      <w:proofErr w:type="spellEnd"/>
-      <w:r>
-        <w:rPr>
-          <w:highlight w:val="yellow"/>
-          <w:lang w:val="es-ES"/>
-        </w:rPr>
-        <w:t xml:space="preserve"> = </w:t>
-      </w:r>
-      <w:proofErr w:type="spellStart"/>
-      <w:r>
-        <w:rPr>
-          <w:highlight w:val="yellow"/>
-          <w:lang w:val="es-ES"/>
-        </w:rPr>
-        <w:t>ev.id_empleado</w:t>
-      </w:r>
-      <w:proofErr w:type="spellEnd"/>
-      <w:r>
-        <w:rPr>
-          <w:highlight w:val="yellow"/>
-          <w:lang w:val="es-ES"/>
-        </w:rPr>
-        <w:t>;</w:t>
-      </w:r>
-    </w:p>
-    <w:p>
-      <w:pPr>
-        <w:rPr>
-          <w:lang w:val="es-ES"/>
-        </w:rPr>
-      </w:pPr>
-      <w:r>
-        <w:rPr>
-          <w:highlight w:val="yellow"/>
-          <w:lang w:val="es-ES"/>
-        </w:rPr>
-        <w:t>END;</w:t>
-      </w:r>
-    </w:p>
-    <w:p>
-      <w:pPr>
-        <w:pStyle w:val="Ttulo2"/>
-        <w:rPr>
-          <w:lang w:val="es-ES"/>
-        </w:rPr>
-      </w:pPr>
-      <w:r>
-        <w:rPr>
-          <w:lang w:val="es-ES"/>
-        </w:rPr>
-        <w:t>Sección 4 – Programación Orientada a Objetos y Teoría General (Continuación)</w:t>
-      </w:r>
-    </w:p>
-    <w:p>
-      <w:pPr>
-        <w:rPr>
-          <w:lang w:val="es-ES"/>
-        </w:rPr>
-      </w:pPr>
-      <w:r>
-        <w:rPr>
-          <w:lang w:val="es-ES"/>
-        </w:rPr>
-        <w:t>La Programación Orientada a Objetos (POO) se basa en cuatro pilares fundamentales: encapsulamiento, herencia, polimorfismo y abstracción.</w:t>
-      </w:r>
-    </w:p>
-    <w:p>
-      <w:pPr>
-        <w:rPr>
-          <w:lang w:val="es-ES"/>
-        </w:rPr>
-      </w:pPr>
-      <w:r>
-        <w:rPr>
-          <w:lang w:val="es-ES"/>
-        </w:rPr>
-        <w:t>2</w:t>
-      </w:r>
-      <w:r>
-        <w:rPr>
-          <w:lang w:val="es-ES"/>
-        </w:rPr>
-        <w:t>3</w:t>
-      </w:r>
-      <w:r>
-        <w:rPr>
-          <w:lang w:val="es-ES"/>
-        </w:rPr>
-        <w:t>. ¿Qué es encapsulamiento en POO?</w:t>
-      </w:r>
-    </w:p>
-    <w:p>
-      <w:pPr>
-        <w:pStyle w:val="Listaconvietas"/>
-        <w:tabs>
-          <w:tab w:val="clear" w:pos="360"/>
-          <w:tab w:val="num" w:pos="1080"/>
-        </w:tabs>
-        <w:rPr>
-          <w:highlight w:val="yellow"/>
-          <w:lang w:val="es-ES"/>
-        </w:rPr>
-      </w:pPr>
-      <w:r>
-        <w:rPr>
-          <w:highlight w:val="yellow"/>
-          <w:lang w:val="es-ES"/>
-        </w:rPr>
-        <w:t>A) Ocultar los datos internos de un objeto y acceder solo mediante métodos públicos</w:t>
-      </w:r>
-    </w:p>
-    <w:p>
-      <w:pPr>
-        <w:pStyle w:val="Listaconvietas"/>
-        <w:tabs>
-          <w:tab w:val="clear" w:pos="360"/>
-          <w:tab w:val="num" w:pos="1080"/>
-        </w:tabs>
-        <w:rPr>
-          <w:lang w:val="es-ES"/>
-        </w:rPr>
-      </w:pPr>
-      <w:r>
-        <w:rPr>
-          <w:lang w:val="es-ES"/>
-        </w:rPr>
-        <w:t>B) Compartir todos los atributos entre clases</w:t>
-      </w:r>
-    </w:p>
-    <w:p>
-      <w:pPr>
-        <w:pStyle w:val="Listaconvietas"/>
-        <w:tabs>
-          <w:tab w:val="clear" w:pos="360"/>
-          <w:tab w:val="num" w:pos="1080"/>
-        </w:tabs>
-        <w:rPr>
-          <w:lang w:val="es-ES"/>
-        </w:rPr>
-      </w:pPr>
-      <w:r>
-        <w:rPr>
-          <w:lang w:val="es-ES"/>
-        </w:rPr>
-        <w:t>C) Permitir múltiples instancias de una clase</w:t>
-      </w:r>
-    </w:p>
-    <w:p>
-      <w:pPr>
-        <w:pStyle w:val="Listaconvietas"/>
-        <w:tabs>
-          <w:tab w:val="clear" w:pos="360"/>
-          <w:tab w:val="num" w:pos="1080"/>
-        </w:tabs>
-      </w:pPr>
-      <w:r>
-        <w:t xml:space="preserve">D) </w:t>
-      </w:r>
-      <w:proofErr w:type="spellStart"/>
-      <w:r>
-        <w:t>Almacenar</w:t>
-      </w:r>
-      <w:proofErr w:type="spellEnd"/>
-      <w:r>
-        <w:t xml:space="preserve"> </w:t>
-      </w:r>
-      <w:proofErr w:type="spellStart"/>
-      <w:r>
-        <w:t>métodos</w:t>
-      </w:r>
-      <w:proofErr w:type="spellEnd"/>
-      <w:r>
-        <w:t xml:space="preserve"> </w:t>
-      </w:r>
-      <w:proofErr w:type="spellStart"/>
-      <w:r>
-        <w:t>como</w:t>
-      </w:r>
-      <w:proofErr w:type="spellEnd"/>
-      <w:r>
-        <w:t xml:space="preserve"> </w:t>
-      </w:r>
-      <w:proofErr w:type="spellStart"/>
-      <w:r>
-        <w:t>propiedades</w:t>
-      </w:r>
-      <w:proofErr w:type="spellEnd"/>
-    </w:p>
-    <w:p>
-      <w:pPr>
-        <w:rPr>
-          <w:lang w:val="es-ES"/>
-        </w:rPr>
-      </w:pPr>
-      <w:r>
-        <w:rPr>
-          <w:lang w:val="es-ES"/>
-        </w:rPr>
-        <w:t>2</w:t>
-      </w:r>
-      <w:r>
-        <w:rPr>
-          <w:lang w:val="es-ES"/>
-        </w:rPr>
-        <w:t>5</w:t>
-      </w:r>
-      <w:r>
-        <w:rPr>
-          <w:lang w:val="es-ES"/>
-        </w:rPr>
-        <w:t>. ¿Qué es abstracción en POO?</w:t>
-      </w:r>
-    </w:p>
-    <w:p>
-      <w:pPr>
-        <w:pStyle w:val="Listaconvietas"/>
-        <w:tabs>
-          <w:tab w:val="clear" w:pos="360"/>
-          <w:tab w:val="num" w:pos="1080"/>
-        </w:tabs>
-        <w:rPr>
-          <w:lang w:val="es-ES"/>
-        </w:rPr>
-      </w:pPr>
-      <w:r>
-        <w:rPr>
-          <w:lang w:val="es-ES"/>
-        </w:rPr>
-        <w:t>A) El proceso de convertir objetos en texto</w:t>
-      </w:r>
-    </w:p>
-    <w:p>
-      <w:pPr>
-        <w:pStyle w:val="Listaconvietas"/>
-        <w:tabs>
-          <w:tab w:val="clear" w:pos="360"/>
-          <w:tab w:val="num" w:pos="1080"/>
-        </w:tabs>
-        <w:rPr>
-          <w:highlight w:val="yellow"/>
-          <w:lang w:val="es-ES"/>
-        </w:rPr>
-      </w:pPr>
-      <w:r>
-        <w:rPr>
-          <w:highlight w:val="yellow"/>
-          <w:lang w:val="es-ES"/>
-        </w:rPr>
         <w:t>B) Separar la implementación de la funcionalidad para mostrar solo lo esencial</w:t>
       </w:r>
     </w:p>
@@ -4526,29 +3217,8 @@
         </w:tabs>
       </w:pPr>
       <w:r>
-        <w:t xml:space="preserve">C) </w:t>
-      </w:r>
-      <w:proofErr w:type="spellStart"/>
-      <w:r>
-        <w:t>Crear</w:t>
-      </w:r>
-      <w:proofErr w:type="spellEnd"/>
-      <w:r>
-        <w:t xml:space="preserve"> </w:t>
-      </w:r>
-      <w:proofErr w:type="spellStart"/>
-      <w:r>
-        <w:t>clases</w:t>
-      </w:r>
-      <w:proofErr w:type="spellEnd"/>
-      <w:r>
-        <w:t xml:space="preserve"> sin </w:t>
-      </w:r>
-      <w:proofErr w:type="spellStart"/>
-      <w:r>
-        <w:t>atributos</w:t>
-      </w:r>
-      <w:proofErr w:type="spellEnd"/>
+        <w:t>C) Crear clases sin atributos</w:t>
+      </w:r>
     </w:p>
     <w:p>
       <w:pPr>
@@ -4706,45 +3376,8 @@
         </w:rPr>
         <w:t xml:space="preserve">Los códigos de estado HTTP son respuestas estándar que los servidores web devuelven para indicar el resultado de una solicitud. </w:t>
       </w:r>
-      <w:proofErr w:type="spellStart"/>
-      <w:r>
-        <w:t>Cada</w:t>
-      </w:r>
-      <w:proofErr w:type="spellEnd"/>
-      <w:r>
-        <w:t xml:space="preserve"> </w:t>
-      </w:r>
-      <w:proofErr w:type="spellStart"/>
-      <w:r>
-        <w:t>código</w:t>
-      </w:r>
-      <w:proofErr w:type="spellEnd"/>
-      <w:r>
-        <w:t xml:space="preserve"> </w:t>
-      </w:r>
-      <w:proofErr w:type="spellStart"/>
-      <w:r>
-        <w:t>tiene</w:t>
-      </w:r>
-      <w:proofErr w:type="spellEnd"/>
-      <w:r>
-        <w:t xml:space="preserve"> un </w:t>
-      </w:r>
-      <w:proofErr w:type="spellStart"/>
-      <w:r>
-        <w:t>significado</w:t>
-      </w:r>
-      <w:proofErr w:type="spellEnd"/>
-      <w:r>
-        <w:t xml:space="preserve"> </w:t>
-      </w:r>
-      <w:proofErr w:type="spellStart"/>
-      <w:r>
-        <w:t>específico</w:t>
-      </w:r>
-      <w:proofErr w:type="spellEnd"/>
-      <w:r>
-        <w:t>.</w:t>
+      <w:r>
+        <w:t>Cada código tiene un significado específico.</w:t>
       </w:r>
     </w:p>
     <w:p>
@@ -5023,25 +3656,7 @@
           <w:bCs/>
           <w:lang w:val="es-ES"/>
         </w:rPr>
-        <w:t xml:space="preserve">30. ¿Qué es </w:t>
-      </w:r>
-      <w:proofErr w:type="spellStart"/>
-      <w:r>
-        <w:rPr>
-          <w:b/>
-          <w:bCs/>
-          <w:lang w:val="es-ES"/>
-        </w:rPr>
-        <w:t>Razor</w:t>
-      </w:r>
-      <w:proofErr w:type="spellEnd"/>
-      <w:r>
-        <w:rPr>
-          <w:b/>
-          <w:bCs/>
-          <w:lang w:val="es-ES"/>
-        </w:rPr>
-        <w:t>?</w:t>
+        <w:t>30. ¿Qué es Razor?</w:t>
       </w:r>
     </w:p>
     <w:p>
@@ -5060,105 +3675,7 @@
         <w:rPr>
           <w:lang w:val="es-ES"/>
         </w:rPr>
-        <w:t xml:space="preserve">Es un modelo de programación para aplicaciones web en </w:t>
-      </w:r>
-      <w:proofErr w:type="spellStart"/>
-      <w:r>
-        <w:rPr>
-          <w:lang w:val="es-ES"/>
-        </w:rPr>
-        <w:t>asp</w:t>
-      </w:r>
-      <w:proofErr w:type="spellEnd"/>
-      <w:r>
-        <w:rPr>
-          <w:lang w:val="es-ES"/>
-        </w:rPr>
-        <w:t xml:space="preserve"> .</w:t>
-      </w:r>
-      <w:proofErr w:type="spellStart"/>
-      <w:r>
-        <w:rPr>
-          <w:lang w:val="es-ES"/>
-        </w:rPr>
-        <w:t>netcore</w:t>
-      </w:r>
-      <w:proofErr w:type="spellEnd"/>
-      <w:r>
-        <w:rPr>
-          <w:lang w:val="es-ES"/>
-        </w:rPr>
-        <w:t xml:space="preserve">, se introdujo en </w:t>
-      </w:r>
-      <w:proofErr w:type="spellStart"/>
-      <w:r>
-        <w:rPr>
-          <w:lang w:val="es-ES"/>
-        </w:rPr>
-        <w:t>aspnetcore</w:t>
-      </w:r>
-      <w:proofErr w:type="spellEnd"/>
-      <w:r>
-        <w:rPr>
-          <w:lang w:val="es-ES"/>
-        </w:rPr>
-        <w:t xml:space="preserve"> 2.0 como una forma simplificada de crear páginas web, que siguen el patrón </w:t>
-      </w:r>
-      <w:proofErr w:type="spellStart"/>
-      <w:r>
-        <w:rPr>
-          <w:lang w:val="es-ES"/>
-        </w:rPr>
-        <w:t>mvc</w:t>
-      </w:r>
-      <w:proofErr w:type="spellEnd"/>
-      <w:r>
-        <w:rPr>
-          <w:lang w:val="es-ES"/>
-        </w:rPr>
-        <w:t xml:space="preserve"> pero con menos configuración y una estructura más sencilla, no confundir BLAZOR con RAZOR, ambos utilizan la sintaxis </w:t>
-      </w:r>
-      <w:proofErr w:type="spellStart"/>
-      <w:r>
-        <w:rPr>
-          <w:lang w:val="es-ES"/>
-        </w:rPr>
-        <w:t>Razor</w:t>
-      </w:r>
-      <w:proofErr w:type="spellEnd"/>
-      <w:r>
-        <w:rPr>
-          <w:lang w:val="es-ES"/>
-        </w:rPr>
-        <w:t xml:space="preserve"> pero son tecnologías diferentes con propósitos diferentes, dentro del ecosistema de .net, </w:t>
-      </w:r>
-      <w:proofErr w:type="spellStart"/>
-      <w:r>
-        <w:rPr>
-          <w:lang w:val="es-ES"/>
-        </w:rPr>
-        <w:t>Razor</w:t>
-      </w:r>
-      <w:proofErr w:type="spellEnd"/>
-      <w:r>
-        <w:rPr>
-          <w:lang w:val="es-ES"/>
-        </w:rPr>
-        <w:t xml:space="preserve"> es ideal para aplicaciones web tradicionales basadas en páginas, mientras que </w:t>
-      </w:r>
-      <w:proofErr w:type="spellStart"/>
-      <w:r>
-        <w:rPr>
-          <w:lang w:val="es-ES"/>
-        </w:rPr>
-        <w:t>Blazor</w:t>
-      </w:r>
-      <w:proofErr w:type="spellEnd"/>
-      <w:r>
-        <w:rPr>
-          <w:lang w:val="es-ES"/>
-        </w:rPr>
-        <w:t xml:space="preserve"> es adecuado para aplicaciones SPA que sean interactivas y dinámicas.</w:t>
+        <w:t>Es un modelo de programación para aplicaciones web en asp .netcore, se introdujo en aspnetcore 2.0 como una forma simplificada de crear páginas web, que siguen el patrón mvc pero con menos configuración y una estructura más sencilla, no confundir BLAZOR con RAZOR, ambos utilizan la sintaxis Razor pero son tecnologías diferentes con propósitos diferentes, dentro del ecosistema de .net, Razor es ideal para aplicaciones web tradicionales basadas en páginas, mientras que Blazor es adecuado para aplicaciones SPA que sean interactivas y dinámicas.</w:t>
       </w:r>
     </w:p>
     <w:p>
@@ -5201,54 +3718,44 @@
           <w:bCs/>
           <w:lang w:val="es-ES"/>
         </w:rPr>
-        <w:t xml:space="preserve"> </w:t>
-      </w:r>
-      <w:proofErr w:type="spellStart"/>
+        <w:t xml:space="preserve"> Add-Migration</w:t>
+      </w:r>
       <w:r>
         <w:rPr>
           <w:b/>
           <w:bCs/>
           <w:lang w:val="es-ES"/>
         </w:rPr>
-        <w:t>Add-Migration</w:t>
-      </w:r>
-      <w:proofErr w:type="spellEnd"/>
-      <w:r>
+        <w:t xml:space="preserve"> ((Initial) (-&gt; puede ser cualquier nombre pero se acostumbra ese) )</w:t>
+      </w:r>
+    </w:p>
+    <w:p>
+      <w:pPr>
+        <w:pStyle w:val="Listaconvietas"/>
+        <w:tabs>
+          <w:tab w:val="clear" w:pos="360"/>
+          <w:tab w:val="num" w:pos="1440"/>
+        </w:tabs>
+        <w:ind w:left="720"/>
         <w:rPr>
           <w:b/>
           <w:bCs/>
-          <w:lang w:val="es-ES"/>
-        </w:rPr>
-        <w:t xml:space="preserve"> ((</w:t>
-      </w:r>
-      <w:proofErr w:type="spellStart"/>
+        </w:rPr>
+      </w:pPr>
       <w:r>
         <w:rPr>
           <w:b/>
           <w:bCs/>
-          <w:lang w:val="es-ES"/>
-        </w:rPr>
-        <w:t>Initial</w:t>
-      </w:r>
-      <w:proofErr w:type="spellEnd"/>
+        </w:rPr>
+        <w:t>Tools&gt;NuGet Package Manager&gt;P</w:t>
+      </w:r>
       <w:r>
         <w:rPr>
           <w:b/>
           <w:bCs/>
-          <w:lang w:val="es-ES"/>
-        </w:rPr>
-        <w:t>) (-&gt; puede ser cualquier nombre pero se acostumbra ese</w:t>
-      </w:r>
-      <w:proofErr w:type="gramStart"/>
-      <w:r>
-        <w:rPr>
-          <w:b/>
-          <w:bCs/>
-          <w:lang w:val="es-ES"/>
-        </w:rPr>
-        <w:t>) )</w:t>
-      </w:r>
-      <w:proofErr w:type="gramEnd"/>
+        </w:rPr>
+        <w:t>ackage Manager Console</w:t>
+      </w:r>
     </w:p>
     <w:p>
       <w:pPr>
@@ -5259,84 +3766,14 @@
         </w:tabs>
         <w:ind w:left="720"/>
         <w:rPr>
-          <w:b/>
-          <w:bCs/>
-        </w:rPr>
-      </w:pPr>
-      <w:r>
-        <w:rPr>
-          <w:b/>
-          <w:bCs/>
-        </w:rPr>
-        <w:t>Tools&gt;NuGet Package Manager&gt;P</w:t>
-      </w:r>
-      <w:r>
-        <w:rPr>
-          <w:b/>
-          <w:bCs/>
-        </w:rPr>
-        <w:t>ackage Manager Console</w:t>
-      </w:r>
-    </w:p>
-    <w:p>
-      <w:pPr>
-        <w:pStyle w:val="Listaconvietas"/>
-        <w:tabs>
-          <w:tab w:val="clear" w:pos="360"/>
-          <w:tab w:val="num" w:pos="1440"/>
-        </w:tabs>
-        <w:ind w:left="720"/>
-        <w:rPr>
-          <w:lang w:val="es-ES"/>
-        </w:rPr>
-      </w:pPr>
-      <w:r>
-        <w:rPr>
-          <w:lang w:val="es-ES"/>
-        </w:rPr>
-        <w:t xml:space="preserve">Es un comando de </w:t>
-      </w:r>
-      <w:proofErr w:type="spellStart"/>
-      <w:r>
-        <w:rPr>
-          <w:lang w:val="es-ES"/>
-        </w:rPr>
-        <w:t>Entity</w:t>
-      </w:r>
-      <w:proofErr w:type="spellEnd"/>
-      <w:r>
-        <w:rPr>
-          <w:lang w:val="es-ES"/>
-        </w:rPr>
-        <w:t xml:space="preserve"> Framework Core usado en la Consola de Administrador de Paquetes (</w:t>
-      </w:r>
-      <w:proofErr w:type="spellStart"/>
-      <w:r>
-        <w:rPr>
-          <w:lang w:val="es-ES"/>
-        </w:rPr>
-        <w:t>Package</w:t>
-      </w:r>
-      <w:proofErr w:type="spellEnd"/>
-      <w:r>
-        <w:rPr>
-          <w:lang w:val="es-ES"/>
-        </w:rPr>
-        <w:t xml:space="preserve"> Manager </w:t>
-      </w:r>
-      <w:proofErr w:type="spellStart"/>
-      <w:r>
-        <w:rPr>
-          <w:lang w:val="es-ES"/>
-        </w:rPr>
-        <w:t>Console</w:t>
-      </w:r>
-      <w:proofErr w:type="spellEnd"/>
-      <w:r>
-        <w:rPr>
-          <w:lang w:val="es-ES"/>
-        </w:rPr>
-        <w:t>) o en CLI, y su función es:</w:t>
+          <w:lang w:val="es-ES"/>
+        </w:rPr>
+      </w:pPr>
+      <w:r>
+        <w:rPr>
+          <w:lang w:val="es-ES"/>
+        </w:rPr>
+        <w:t>Es un comando de Entity Framework Core usado en la Consola de Administrador de Paquetes (Package Manager Console) o en CLI, y su función es:</w:t>
       </w:r>
     </w:p>
     <w:p>
@@ -5489,21 +3926,7 @@
         <w:rPr>
           <w:lang w:val="es-ES"/>
         </w:rPr>
-        <w:t xml:space="preserve"> </w:t>
-      </w:r>
-      <w:proofErr w:type="gramStart"/>
-      <w:r>
-        <w:rPr>
-          <w:lang w:val="es-ES"/>
-        </w:rPr>
-        <w:t>Up(</w:t>
-      </w:r>
-      <w:proofErr w:type="gramEnd"/>
-      <w:r>
-        <w:rPr>
-          <w:lang w:val="es-ES"/>
-        </w:rPr>
-        <w:t>)</w:t>
+        <w:t xml:space="preserve"> Up()</w:t>
       </w:r>
     </w:p>
     <w:p>
@@ -5593,21 +4016,7 @@
         <w:rPr>
           <w:lang w:val="es-ES"/>
         </w:rPr>
-        <w:t xml:space="preserve"> </w:t>
-      </w:r>
-      <w:proofErr w:type="gramStart"/>
-      <w:r>
-        <w:rPr>
-          <w:lang w:val="es-ES"/>
-        </w:rPr>
-        <w:t>Down(</w:t>
-      </w:r>
-      <w:proofErr w:type="gramEnd"/>
-      <w:r>
-        <w:rPr>
-          <w:lang w:val="es-ES"/>
-        </w:rPr>
-        <w:t>)</w:t>
+        <w:t xml:space="preserve"> Down()</w:t>
       </w:r>
     </w:p>
     <w:p>
@@ -5677,14 +4086,7 @@
         <w:rPr>
           <w:lang w:val="es-ES"/>
         </w:rPr>
-        <w:t xml:space="preserve">Después se utiliza </w:t>
-      </w:r>
-      <w:proofErr w:type="spellStart"/>
-      <w:r>
-        <w:rPr>
-          <w:lang w:val="es-ES"/>
-        </w:rPr>
-        <w:t>U</w:t>
+        <w:t>Después se utiliza U</w:t>
       </w:r>
       <w:r>
         <w:rPr>
@@ -5704,7 +4106,6 @@
         </w:rPr>
         <w:t>atabase</w:t>
       </w:r>
-      <w:proofErr w:type="spellEnd"/>
     </w:p>
     <w:p>
       <w:pPr>
@@ -5813,21 +4214,7 @@
         <w:rPr>
           <w:lang w:val="es-ES"/>
         </w:rPr>
-        <w:t>| **</w:t>
-      </w:r>
-      <w:proofErr w:type="spellStart"/>
-      <w:r>
-        <w:rPr>
-          <w:lang w:val="es-ES"/>
-        </w:rPr>
-        <w:t>Add-Migration</w:t>
-      </w:r>
-      <w:proofErr w:type="spellEnd"/>
-      <w:r>
-        <w:rPr>
-          <w:lang w:val="es-ES"/>
-        </w:rPr>
-        <w:t xml:space="preserve">**   </w:t>
+        <w:t xml:space="preserve">| **Add-Migration**   </w:t>
       </w:r>
       <w:r>
         <w:rPr>
@@ -5857,21 +4244,7 @@
         <w:rPr>
           <w:lang w:val="es-ES"/>
         </w:rPr>
-        <w:t>| **</w:t>
-      </w:r>
-      <w:proofErr w:type="spellStart"/>
-      <w:r>
-        <w:rPr>
-          <w:lang w:val="es-ES"/>
-        </w:rPr>
-        <w:t>Update-Database</w:t>
-      </w:r>
-      <w:proofErr w:type="spellEnd"/>
-      <w:r>
-        <w:rPr>
-          <w:lang w:val="es-ES"/>
-        </w:rPr>
-        <w:t>** | Ejecuta esa migración en la base de datos real                                   |</w:t>
+        <w:t>| **Update-Database** | Ejecuta esa migración en la base de datos real                                   |</w:t>
       </w:r>
     </w:p>
     <w:p>
@@ -6059,35 +4432,7 @@
         <w:rPr>
           <w:lang w:val="es-ES"/>
         </w:rPr>
-        <w:t xml:space="preserve">101 </w:t>
-      </w:r>
-      <w:proofErr w:type="spellStart"/>
-      <w:r>
-        <w:rPr>
-          <w:lang w:val="es-ES"/>
-        </w:rPr>
-        <w:t>Switching</w:t>
-      </w:r>
-      <w:proofErr w:type="spellEnd"/>
-      <w:r>
-        <w:rPr>
-          <w:lang w:val="es-ES"/>
-        </w:rPr>
-        <w:t xml:space="preserve"> </w:t>
-      </w:r>
-      <w:proofErr w:type="spellStart"/>
-      <w:r>
-        <w:rPr>
-          <w:lang w:val="es-ES"/>
-        </w:rPr>
-        <w:t>Protocols</w:t>
-      </w:r>
-      <w:proofErr w:type="spellEnd"/>
-      <w:r>
-        <w:rPr>
-          <w:lang w:val="es-ES"/>
-        </w:rPr>
-        <w:t xml:space="preserve">: Se cambiará el protocolo, por </w:t>
+        <w:t xml:space="preserve">101 Switching Protocols: Se cambiará el protocolo, por </w:t>
       </w:r>
       <w:r>
         <w:rPr>
@@ -6099,21 +4444,7 @@
         <w:rPr>
           <w:lang w:val="es-ES"/>
         </w:rPr>
-        <w:t xml:space="preserve"> a </w:t>
-      </w:r>
-      <w:proofErr w:type="spellStart"/>
-      <w:r>
-        <w:rPr>
-          <w:lang w:val="es-ES"/>
-        </w:rPr>
-        <w:t>WebSocket</w:t>
-      </w:r>
-      <w:proofErr w:type="spellEnd"/>
-      <w:r>
-        <w:rPr>
-          <w:lang w:val="es-ES"/>
-        </w:rPr>
-        <w:t>.</w:t>
+        <w:t xml:space="preserve"> a WebSocket.</w:t>
       </w:r>
     </w:p>
     <w:p>
@@ -6208,21 +4539,7 @@
         <w:rPr>
           <w:lang w:val="es-ES"/>
         </w:rPr>
-        <w:t xml:space="preserve">201 </w:t>
-      </w:r>
-      <w:proofErr w:type="spellStart"/>
-      <w:r>
-        <w:rPr>
-          <w:lang w:val="es-ES"/>
-        </w:rPr>
-        <w:t>Created</w:t>
-      </w:r>
-      <w:proofErr w:type="spellEnd"/>
-      <w:r>
-        <w:rPr>
-          <w:lang w:val="es-ES"/>
-        </w:rPr>
-        <w:t>: Se creó un recurso nuevo.</w:t>
+        <w:t>201 Created: Se creó un recurso nuevo.</w:t>
       </w:r>
     </w:p>
     <w:p>
@@ -6241,21 +4558,7 @@
         <w:rPr>
           <w:lang w:val="es-ES"/>
         </w:rPr>
-        <w:t xml:space="preserve">204 </w:t>
-      </w:r>
-      <w:proofErr w:type="gramStart"/>
-      <w:r>
-        <w:rPr>
-          <w:lang w:val="es-ES"/>
-        </w:rPr>
-        <w:t>No</w:t>
-      </w:r>
-      <w:proofErr w:type="gramEnd"/>
-      <w:r>
-        <w:rPr>
-          <w:lang w:val="es-ES"/>
-        </w:rPr>
-        <w:t xml:space="preserve"> Content: Éxito, pero sin contenido que devolver.</w:t>
+        <w:t>204 No Content: Éxito, pero sin contenido que devolver.</w:t>
       </w:r>
     </w:p>
     <w:p>
@@ -6331,35 +4634,7 @@
         <w:rPr>
           <w:lang w:val="es-ES"/>
         </w:rPr>
-        <w:t xml:space="preserve">301 </w:t>
-      </w:r>
-      <w:proofErr w:type="gramStart"/>
-      <w:r>
-        <w:rPr>
-          <w:lang w:val="es-ES"/>
-        </w:rPr>
-        <w:t>Moved</w:t>
-      </w:r>
-      <w:proofErr w:type="gramEnd"/>
-      <w:r>
-        <w:rPr>
-          <w:lang w:val="es-ES"/>
-        </w:rPr>
-        <w:t xml:space="preserve"> </w:t>
-      </w:r>
-      <w:proofErr w:type="spellStart"/>
-      <w:r>
-        <w:rPr>
-          <w:lang w:val="es-ES"/>
-        </w:rPr>
-        <w:t>Permanently</w:t>
-      </w:r>
-      <w:proofErr w:type="spellEnd"/>
-      <w:r>
-        <w:rPr>
-          <w:lang w:val="es-ES"/>
-        </w:rPr>
-        <w:t>: Redirección permanente.</w:t>
+        <w:t>301 Moved Permanently: Redirección permanente.</w:t>
       </w:r>
     </w:p>
     <w:p>
@@ -6378,21 +4653,7 @@
         <w:rPr>
           <w:lang w:val="es-ES"/>
         </w:rPr>
-        <w:t xml:space="preserve">302 </w:t>
-      </w:r>
-      <w:proofErr w:type="spellStart"/>
-      <w:r>
-        <w:rPr>
-          <w:lang w:val="es-ES"/>
-        </w:rPr>
-        <w:t>Found</w:t>
-      </w:r>
-      <w:proofErr w:type="spellEnd"/>
-      <w:r>
-        <w:rPr>
-          <w:lang w:val="es-ES"/>
-        </w:rPr>
-        <w:t>: Redirección temporal.</w:t>
+        <w:t>302 Found: Redirección temporal.</w:t>
       </w:r>
     </w:p>
     <w:p>
@@ -6411,35 +4672,7 @@
         <w:rPr>
           <w:lang w:val="es-ES"/>
         </w:rPr>
-        <w:t xml:space="preserve">304 </w:t>
-      </w:r>
-      <w:proofErr w:type="spellStart"/>
-      <w:r>
-        <w:rPr>
-          <w:lang w:val="es-ES"/>
-        </w:rPr>
-        <w:t>Not</w:t>
-      </w:r>
-      <w:proofErr w:type="spellEnd"/>
-      <w:r>
-        <w:rPr>
-          <w:lang w:val="es-ES"/>
-        </w:rPr>
-        <w:t xml:space="preserve"> </w:t>
-      </w:r>
-      <w:proofErr w:type="spellStart"/>
-      <w:r>
-        <w:rPr>
-          <w:lang w:val="es-ES"/>
-        </w:rPr>
-        <w:t>Modified</w:t>
-      </w:r>
-      <w:proofErr w:type="spellEnd"/>
-      <w:r>
-        <w:rPr>
-          <w:lang w:val="es-ES"/>
-        </w:rPr>
-        <w:t>: El recurso no cambió, se puede usar la versión en caché.</w:t>
+        <w:t>304 Not Modified: El recurso no cambió, se puede usar la versión en caché.</w:t>
       </w:r>
     </w:p>
     <w:p>
@@ -6516,35 +4749,7 @@
         <w:rPr>
           <w:lang w:val="es-ES"/>
         </w:rPr>
-        <w:t xml:space="preserve">400 </w:t>
-      </w:r>
-      <w:proofErr w:type="spellStart"/>
-      <w:r>
-        <w:rPr>
-          <w:lang w:val="es-ES"/>
-        </w:rPr>
-        <w:t>Bad</w:t>
-      </w:r>
-      <w:proofErr w:type="spellEnd"/>
-      <w:r>
-        <w:rPr>
-          <w:lang w:val="es-ES"/>
-        </w:rPr>
-        <w:t xml:space="preserve"> </w:t>
-      </w:r>
-      <w:proofErr w:type="spellStart"/>
-      <w:r>
-        <w:rPr>
-          <w:lang w:val="es-ES"/>
-        </w:rPr>
-        <w:t>Request</w:t>
-      </w:r>
-      <w:proofErr w:type="spellEnd"/>
-      <w:r>
-        <w:rPr>
-          <w:lang w:val="es-ES"/>
-        </w:rPr>
-        <w:t>: Solicitud mal formada.</w:t>
+        <w:t>400 Bad Request: Solicitud mal formada.</w:t>
       </w:r>
     </w:p>
     <w:p>
@@ -6563,21 +4768,7 @@
         <w:rPr>
           <w:lang w:val="es-ES"/>
         </w:rPr>
-        <w:t xml:space="preserve">401 </w:t>
-      </w:r>
-      <w:proofErr w:type="spellStart"/>
-      <w:r>
-        <w:rPr>
-          <w:lang w:val="es-ES"/>
-        </w:rPr>
-        <w:t>Unauthorized</w:t>
-      </w:r>
-      <w:proofErr w:type="spellEnd"/>
-      <w:r>
-        <w:rPr>
-          <w:lang w:val="es-ES"/>
-        </w:rPr>
-        <w:t>: Falta autenticación.</w:t>
+        <w:t>401 Unauthorized: Falta autenticación.</w:t>
       </w:r>
     </w:p>
     <w:p>
@@ -6596,21 +4787,7 @@
         <w:rPr>
           <w:lang w:val="es-ES"/>
         </w:rPr>
-        <w:t xml:space="preserve">403 </w:t>
-      </w:r>
-      <w:proofErr w:type="spellStart"/>
-      <w:r>
-        <w:rPr>
-          <w:lang w:val="es-ES"/>
-        </w:rPr>
-        <w:t>Forbidden</w:t>
-      </w:r>
-      <w:proofErr w:type="spellEnd"/>
-      <w:r>
-        <w:rPr>
-          <w:lang w:val="es-ES"/>
-        </w:rPr>
-        <w:t>: No tienes permisos.</w:t>
+        <w:t>403 Forbidden: No tienes permisos.</w:t>
       </w:r>
     </w:p>
     <w:p>
@@ -6629,35 +4806,7 @@
         <w:rPr>
           <w:lang w:val="es-ES"/>
         </w:rPr>
-        <w:t xml:space="preserve">404 </w:t>
-      </w:r>
-      <w:proofErr w:type="spellStart"/>
-      <w:r>
-        <w:rPr>
-          <w:lang w:val="es-ES"/>
-        </w:rPr>
-        <w:t>Not</w:t>
-      </w:r>
-      <w:proofErr w:type="spellEnd"/>
-      <w:r>
-        <w:rPr>
-          <w:lang w:val="es-ES"/>
-        </w:rPr>
-        <w:t xml:space="preserve"> </w:t>
-      </w:r>
-      <w:proofErr w:type="spellStart"/>
-      <w:r>
-        <w:rPr>
-          <w:lang w:val="es-ES"/>
-        </w:rPr>
-        <w:t>Found</w:t>
-      </w:r>
-      <w:proofErr w:type="spellEnd"/>
-      <w:r>
-        <w:rPr>
-          <w:lang w:val="es-ES"/>
-        </w:rPr>
-        <w:t>: Recurso no encontrado.</w:t>
+        <w:t>404 Not Found: Recurso no encontrado.</w:t>
       </w:r>
     </w:p>
     <w:p>
@@ -6733,21 +4882,7 @@
         <w:rPr>
           <w:lang w:val="es-ES"/>
         </w:rPr>
-        <w:t xml:space="preserve">500 </w:t>
-      </w:r>
-      <w:proofErr w:type="spellStart"/>
-      <w:r>
-        <w:rPr>
-          <w:lang w:val="es-ES"/>
-        </w:rPr>
-        <w:t>Internal</w:t>
-      </w:r>
-      <w:proofErr w:type="spellEnd"/>
-      <w:r>
-        <w:rPr>
-          <w:lang w:val="es-ES"/>
-        </w:rPr>
-        <w:t xml:space="preserve"> Server Error: Error genérico del servidor.</w:t>
+        <w:t>500 Internal Server Error: Error genérico del servidor.</w:t>
       </w:r>
     </w:p>
     <w:p>
@@ -6766,21 +4901,7 @@
         <w:rPr>
           <w:lang w:val="es-ES"/>
         </w:rPr>
-        <w:t xml:space="preserve">502 </w:t>
-      </w:r>
-      <w:proofErr w:type="spellStart"/>
-      <w:r>
-        <w:rPr>
-          <w:lang w:val="es-ES"/>
-        </w:rPr>
-        <w:t>Bad</w:t>
-      </w:r>
-      <w:proofErr w:type="spellEnd"/>
-      <w:r>
-        <w:rPr>
-          <w:lang w:val="es-ES"/>
-        </w:rPr>
-        <w:t xml:space="preserve"> Gateway: Servidor recibió respuesta inválida de otro servidor.</w:t>
+        <w:t>502 Bad Gateway: Servidor recibió respuesta inválida de otro servidor.</w:t>
       </w:r>
     </w:p>
     <w:p>
@@ -6799,35 +4920,7 @@
         <w:rPr>
           <w:lang w:val="es-ES"/>
         </w:rPr>
-        <w:t xml:space="preserve">503 </w:t>
-      </w:r>
-      <w:proofErr w:type="spellStart"/>
-      <w:r>
-        <w:rPr>
-          <w:lang w:val="es-ES"/>
-        </w:rPr>
-        <w:t>Service</w:t>
-      </w:r>
-      <w:proofErr w:type="spellEnd"/>
-      <w:r>
-        <w:rPr>
-          <w:lang w:val="es-ES"/>
-        </w:rPr>
-        <w:t xml:space="preserve"> </w:t>
-      </w:r>
-      <w:proofErr w:type="spellStart"/>
-      <w:r>
-        <w:rPr>
-          <w:lang w:val="es-ES"/>
-        </w:rPr>
-        <w:t>Unavailable</w:t>
-      </w:r>
-      <w:proofErr w:type="spellEnd"/>
-      <w:r>
-        <w:rPr>
-          <w:lang w:val="es-ES"/>
-        </w:rPr>
-        <w:t>: El servicio no está disponible temporalmente.</w:t>
+        <w:t>503 Service Unavailable: El servicio no está disponible temporalmente.</w:t>
       </w:r>
     </w:p>
     <w:p>
@@ -6904,35 +4997,7 @@
         <w:rPr>
           <w:lang w:val="es-ES"/>
         </w:rPr>
-        <w:t xml:space="preserve">Es una plataforma open </w:t>
-      </w:r>
-      <w:proofErr w:type="spellStart"/>
-      <w:r>
-        <w:rPr>
-          <w:lang w:val="es-ES"/>
-        </w:rPr>
-        <w:t>source</w:t>
-      </w:r>
-      <w:proofErr w:type="spellEnd"/>
-      <w:r>
-        <w:rPr>
-          <w:lang w:val="es-ES"/>
-        </w:rPr>
-        <w:t xml:space="preserve"> para todo tipo de desarrollos, escritorio, web, móviles, IA, ofrece librerías, paquetes y componentes, entre ellos el lenguaje de programación y los </w:t>
-      </w:r>
-      <w:proofErr w:type="spellStart"/>
-      <w:r>
-        <w:rPr>
-          <w:lang w:val="es-ES"/>
-        </w:rPr>
-        <w:t>runtimes</w:t>
-      </w:r>
-      <w:proofErr w:type="spellEnd"/>
-      <w:r>
-        <w:rPr>
-          <w:lang w:val="es-ES"/>
-        </w:rPr>
-        <w:t>.</w:t>
+        <w:t>Es una plataforma open source para todo tipo de desarrollos, escritorio, web, móviles, IA, ofrece librerías, paquetes y componentes, entre ellos el lenguaje de programación y los runtimes.</w:t>
       </w:r>
     </w:p>
     <w:p>
@@ -7016,23 +5081,7 @@
         <w:rPr>
           <w:lang w:val="es-ES"/>
         </w:rPr>
-        <w:t xml:space="preserve">manipulación de bases de datos relacionales mediante un mapeo en lugar de consultas SQL directas, usadas en proyectos grandes, se puede hacer sin </w:t>
-      </w:r>
-      <w:proofErr w:type="spellStart"/>
-      <w:proofErr w:type="gramStart"/>
-      <w:r>
-        <w:rPr>
-          <w:lang w:val="es-ES"/>
-        </w:rPr>
-        <w:t>el</w:t>
-      </w:r>
-      <w:proofErr w:type="spellEnd"/>
-      <w:proofErr w:type="gramEnd"/>
-      <w:r>
-        <w:rPr>
-          <w:lang w:val="es-ES"/>
-        </w:rPr>
-        <w:t xml:space="preserve"> pero se pierden un montón de facilidades y seguridad.</w:t>
+        <w:t>manipulación de bases de datos relacionales mediante un mapeo en lugar de consultas SQL directas, usadas en proyectos grandes, se puede hacer sin el pero se pierden un montón de facilidades y seguridad.</w:t>
       </w:r>
     </w:p>
     <w:p>
@@ -7193,21 +5242,7 @@
         <w:rPr>
           <w:lang w:val="es-ES"/>
         </w:rPr>
-        <w:t xml:space="preserve">  | `</w:t>
-      </w:r>
-      <w:proofErr w:type="gramStart"/>
-      <w:r>
-        <w:rPr>
-          <w:lang w:val="es-ES"/>
-        </w:rPr>
-        <w:t>SUM(</w:t>
-      </w:r>
-      <w:proofErr w:type="gramEnd"/>
-      <w:r>
-        <w:rPr>
-          <w:lang w:val="es-ES"/>
-        </w:rPr>
-        <w:t>)`           |</w:t>
+        <w:t xml:space="preserve">  | `SUM()`           |</w:t>
       </w:r>
     </w:p>
     <w:p>
@@ -7226,14 +5261,7 @@
         <w:rPr>
           <w:lang w:val="es-ES"/>
         </w:rPr>
-        <w:t xml:space="preserve">| </w:t>
-      </w:r>
-      <w:proofErr w:type="gramStart"/>
-      <w:r>
-        <w:rPr>
-          <w:lang w:val="es-ES"/>
-        </w:rPr>
-        <w:t xml:space="preserve">Escalar  </w:t>
+        <w:t xml:space="preserve">| Escalar  </w:t>
       </w:r>
       <w:r>
         <w:rPr>
@@ -7241,7 +5269,6 @@
         </w:rPr>
         <w:t>(</w:t>
       </w:r>
-      <w:proofErr w:type="gramEnd"/>
       <w:r>
         <w:rPr>
           <w:lang w:val="es-ES"/>
@@ -7258,21 +5285,7 @@
         <w:rPr>
           <w:lang w:val="es-ES"/>
         </w:rPr>
-        <w:t xml:space="preserve"> | `</w:t>
-      </w:r>
-      <w:proofErr w:type="gramStart"/>
-      <w:r>
-        <w:rPr>
-          <w:lang w:val="es-ES"/>
-        </w:rPr>
-        <w:t>UPPER(</w:t>
-      </w:r>
-      <w:proofErr w:type="gramEnd"/>
-      <w:r>
-        <w:rPr>
-          <w:lang w:val="es-ES"/>
-        </w:rPr>
-        <w:t>)`       |</w:t>
+        <w:t xml:space="preserve"> | `UPPER()`       |</w:t>
       </w:r>
     </w:p>
     <w:p>
@@ -7315,21 +5328,7 @@
         <w:rPr>
           <w:lang w:val="es-ES"/>
         </w:rPr>
-        <w:t>| `</w:t>
-      </w:r>
-      <w:proofErr w:type="gramStart"/>
-      <w:r>
-        <w:rPr>
-          <w:lang w:val="es-ES"/>
-        </w:rPr>
-        <w:t>CAST(</w:t>
-      </w:r>
-      <w:proofErr w:type="gramEnd"/>
-      <w:r>
-        <w:rPr>
-          <w:lang w:val="es-ES"/>
-        </w:rPr>
-        <w:t>)`          |</w:t>
+        <w:t>| `CAST()`          |</w:t>
       </w:r>
     </w:p>
     <w:p>
@@ -7384,21 +5383,7 @@
         <w:rPr>
           <w:lang w:val="es-ES"/>
         </w:rPr>
-        <w:t>| `</w:t>
-      </w:r>
-      <w:proofErr w:type="gramStart"/>
-      <w:r>
-        <w:rPr>
-          <w:lang w:val="es-ES"/>
-        </w:rPr>
-        <w:t>ISNULL(</w:t>
-      </w:r>
-      <w:proofErr w:type="gramEnd"/>
-      <w:r>
-        <w:rPr>
-          <w:lang w:val="es-ES"/>
-        </w:rPr>
-        <w:t>)`     |</w:t>
+        <w:t>| `ISNULL()`     |</w:t>
       </w:r>
     </w:p>
     <w:p>
@@ -7453,21 +5438,7 @@
         <w:rPr>
           <w:lang w:val="es-ES"/>
         </w:rPr>
-        <w:t>| `ROW_</w:t>
-      </w:r>
-      <w:proofErr w:type="gramStart"/>
-      <w:r>
-        <w:rPr>
-          <w:lang w:val="es-ES"/>
-        </w:rPr>
-        <w:t>NUMBER(</w:t>
-      </w:r>
-      <w:proofErr w:type="gramEnd"/>
-      <w:r>
-        <w:rPr>
-          <w:lang w:val="es-ES"/>
-        </w:rPr>
-        <w:t>)`    |</w:t>
+        <w:t>| `ROW_NUMBER()`    |</w:t>
       </w:r>
     </w:p>
     <w:p>
@@ -7486,21 +5457,7 @@
         <w:rPr>
           <w:lang w:val="es-ES"/>
         </w:rPr>
-        <w:t>| Usuario (</w:t>
-      </w:r>
-      <w:proofErr w:type="gramStart"/>
-      <w:r>
-        <w:rPr>
-          <w:lang w:val="es-ES"/>
-        </w:rPr>
-        <w:t xml:space="preserve">UDF)   </w:t>
-      </w:r>
-      <w:proofErr w:type="gramEnd"/>
-      <w:r>
-        <w:rPr>
-          <w:lang w:val="es-ES"/>
-        </w:rPr>
-        <w:t>| `CREATE FUNCTION` |</w:t>
+        <w:t>| Usuario (UDF)   | `CREATE FUNCTION` |</w:t>
       </w:r>
     </w:p>
     <w:p>
@@ -7709,21 +5666,7 @@
         <w:rPr>
           <w:lang w:val="es-ES"/>
         </w:rPr>
-        <w:t xml:space="preserve">️ Un solo proyecto (MVC, API, </w:t>
-      </w:r>
-      <w:proofErr w:type="spellStart"/>
-      <w:r>
-        <w:rPr>
-          <w:lang w:val="es-ES"/>
-        </w:rPr>
-        <w:t>Console</w:t>
-      </w:r>
-      <w:proofErr w:type="spellEnd"/>
-      <w:r>
-        <w:rPr>
-          <w:lang w:val="es-ES"/>
-        </w:rPr>
-        <w:t>, etc.)</w:t>
+        <w:t>️ Un solo proyecto (MVC, API, Console, etc.)</w:t>
       </w:r>
     </w:p>
     <w:p>
@@ -7790,19 +5733,11 @@
           <w:lang w:val="es-ES"/>
         </w:rPr>
       </w:pPr>
-      <w:proofErr w:type="spellStart"/>
-      <w:r>
-        <w:rPr>
-          <w:lang w:val="es-ES"/>
-        </w:rPr>
-        <w:t>MiProyecto</w:t>
-      </w:r>
-      <w:proofErr w:type="spellEnd"/>
-      <w:r>
-        <w:rPr>
-          <w:lang w:val="es-ES"/>
-        </w:rPr>
-        <w:t>/</w:t>
+      <w:r>
+        <w:rPr>
+          <w:lang w:val="es-ES"/>
+        </w:rPr>
+        <w:t>MiProyecto/</w:t>
       </w:r>
     </w:p>
     <w:p>
@@ -7840,21 +5775,7 @@
         <w:rPr>
           <w:lang w:val="es-ES"/>
         </w:rPr>
-        <w:t xml:space="preserve"> ├── </w:t>
-      </w:r>
-      <w:proofErr w:type="spellStart"/>
-      <w:r>
-        <w:rPr>
-          <w:lang w:val="es-ES"/>
-        </w:rPr>
-        <w:t>Controllers</w:t>
-      </w:r>
-      <w:proofErr w:type="spellEnd"/>
-      <w:r>
-        <w:rPr>
-          <w:lang w:val="es-ES"/>
-        </w:rPr>
-        <w:t>/</w:t>
+        <w:t xml:space="preserve"> ├── Controllers/</w:t>
       </w:r>
     </w:p>
     <w:p>
@@ -7873,21 +5794,7 @@
         <w:rPr>
           <w:lang w:val="es-ES"/>
         </w:rPr>
-        <w:t xml:space="preserve"> ├── </w:t>
-      </w:r>
-      <w:proofErr w:type="spellStart"/>
-      <w:r>
-        <w:rPr>
-          <w:lang w:val="es-ES"/>
-        </w:rPr>
-        <w:t>Models</w:t>
-      </w:r>
-      <w:proofErr w:type="spellEnd"/>
-      <w:r>
-        <w:rPr>
-          <w:lang w:val="es-ES"/>
-        </w:rPr>
-        <w:t>/</w:t>
+        <w:t xml:space="preserve"> ├── Models/</w:t>
       </w:r>
     </w:p>
     <w:p>
@@ -7906,21 +5813,7 @@
         <w:rPr>
           <w:lang w:val="es-ES"/>
         </w:rPr>
-        <w:t xml:space="preserve"> ├── </w:t>
-      </w:r>
-      <w:proofErr w:type="spellStart"/>
-      <w:r>
-        <w:rPr>
-          <w:lang w:val="es-ES"/>
-        </w:rPr>
-        <w:t>Views</w:t>
-      </w:r>
-      <w:proofErr w:type="spellEnd"/>
-      <w:r>
-        <w:rPr>
-          <w:lang w:val="es-ES"/>
-        </w:rPr>
-        <w:t>/</w:t>
+        <w:t xml:space="preserve"> ├── Views/</w:t>
       </w:r>
     </w:p>
     <w:p>
@@ -7939,16 +5832,8 @@
         <w:rPr>
           <w:lang w:val="es-ES"/>
         </w:rPr>
-        <w:t xml:space="preserve"> └── </w:t>
-      </w:r>
-      <w:proofErr w:type="spellStart"/>
-      <w:r>
-        <w:rPr>
-          <w:lang w:val="es-ES"/>
-        </w:rPr>
-        <w:t>Program.cs</w:t>
-      </w:r>
-      <w:proofErr w:type="spellEnd"/>
+        <w:t xml:space="preserve"> └── Program.cs</w:t>
+      </w:r>
     </w:p>
     <w:p>
       <w:pPr>
@@ -8069,16 +5954,8 @@
         <w:rPr>
           <w:lang w:val="es-ES"/>
         </w:rPr>
-        <w:t xml:space="preserve">API + </w:t>
-      </w:r>
-      <w:proofErr w:type="spellStart"/>
-      <w:r>
-        <w:rPr>
-          <w:lang w:val="es-ES"/>
-        </w:rPr>
-        <w:t>Repository</w:t>
-      </w:r>
-      <w:proofErr w:type="spellEnd"/>
+        <w:t>API + Repository</w:t>
+      </w:r>
     </w:p>
     <w:p>
       <w:pPr>
@@ -8096,16 +5973,8 @@
         <w:rPr>
           <w:lang w:val="es-ES"/>
         </w:rPr>
-        <w:t xml:space="preserve">API + </w:t>
-      </w:r>
-      <w:proofErr w:type="spellStart"/>
-      <w:r>
-        <w:rPr>
-          <w:lang w:val="es-ES"/>
-        </w:rPr>
-        <w:t>Tests</w:t>
-      </w:r>
-      <w:proofErr w:type="spellEnd"/>
+        <w:t>API + Tests</w:t>
+      </w:r>
     </w:p>
     <w:p>
       <w:pPr>
@@ -8138,19 +6007,11 @@
           <w:lang w:val="es-ES"/>
         </w:rPr>
       </w:pPr>
-      <w:proofErr w:type="spellStart"/>
-      <w:r>
-        <w:rPr>
-          <w:lang w:val="es-ES"/>
-        </w:rPr>
-        <w:t>MiSolucion</w:t>
-      </w:r>
-      <w:proofErr w:type="spellEnd"/>
-      <w:r>
-        <w:rPr>
-          <w:lang w:val="es-ES"/>
-        </w:rPr>
-        <w:t>/</w:t>
+      <w:r>
+        <w:rPr>
+          <w:lang w:val="es-ES"/>
+        </w:rPr>
+        <w:t>MiSolucion/</w:t>
       </w:r>
     </w:p>
     <w:p>
@@ -8188,21 +6049,7 @@
         <w:rPr>
           <w:lang w:val="es-ES"/>
         </w:rPr>
-        <w:t xml:space="preserve"> ├── </w:t>
-      </w:r>
-      <w:proofErr w:type="spellStart"/>
-      <w:r>
-        <w:rPr>
-          <w:lang w:val="es-ES"/>
-        </w:rPr>
-        <w:t>MiProyecto.API</w:t>
-      </w:r>
-      <w:proofErr w:type="spellEnd"/>
-      <w:r>
-        <w:rPr>
-          <w:lang w:val="es-ES"/>
-        </w:rPr>
-        <w:t>/</w:t>
+        <w:t xml:space="preserve"> ├── MiProyecto.API/</w:t>
       </w:r>
     </w:p>
     <w:p>
@@ -8221,21 +6068,7 @@
         <w:rPr>
           <w:lang w:val="es-ES"/>
         </w:rPr>
-        <w:t xml:space="preserve"> ├── </w:t>
-      </w:r>
-      <w:proofErr w:type="spellStart"/>
-      <w:r>
-        <w:rPr>
-          <w:lang w:val="es-ES"/>
-        </w:rPr>
-        <w:t>MiProyecto.Core</w:t>
-      </w:r>
-      <w:proofErr w:type="spellEnd"/>
-      <w:r>
-        <w:rPr>
-          <w:lang w:val="es-ES"/>
-        </w:rPr>
-        <w:t>/</w:t>
+        <w:t xml:space="preserve"> ├── MiProyecto.Core/</w:t>
       </w:r>
     </w:p>
     <w:p>
@@ -8254,21 +6087,7 @@
         <w:rPr>
           <w:lang w:val="es-ES"/>
         </w:rPr>
-        <w:t xml:space="preserve"> └── </w:t>
-      </w:r>
-      <w:proofErr w:type="spellStart"/>
-      <w:r>
-        <w:rPr>
-          <w:lang w:val="es-ES"/>
-        </w:rPr>
-        <w:t>MiProyecto.Data</w:t>
-      </w:r>
-      <w:proofErr w:type="spellEnd"/>
-      <w:r>
-        <w:rPr>
-          <w:lang w:val="es-ES"/>
-        </w:rPr>
-        <w:t>/</w:t>
+        <w:t xml:space="preserve"> └── MiProyecto.Data/</w:t>
       </w:r>
     </w:p>
     <w:p>
@@ -8550,33 +6369,11 @@
           <w:lang w:val="es-ES"/>
         </w:rPr>
       </w:pPr>
-      <w:proofErr w:type="spellStart"/>
-      <w:r>
-        <w:rPr>
-          <w:lang w:val="es-ES"/>
-        </w:rPr>
-        <w:t>Continuous</w:t>
-      </w:r>
-      <w:proofErr w:type="spellEnd"/>
-      <w:r>
-        <w:rPr>
-          <w:lang w:val="es-ES"/>
-        </w:rPr>
-        <w:t xml:space="preserve"> </w:t>
-      </w:r>
-      <w:proofErr w:type="spellStart"/>
-      <w:r>
-        <w:rPr>
-          <w:lang w:val="es-ES"/>
-        </w:rPr>
-        <w:t>Integration</w:t>
-      </w:r>
-      <w:proofErr w:type="spellEnd"/>
-      <w:r>
-        <w:rPr>
-          <w:lang w:val="es-ES"/>
-        </w:rPr>
-        <w:t xml:space="preserve"> consiste en agregar pruebas automatizadas, cada que un programador envíe codigo las pruebas corran de manera automática y revise si el codigo cumple los estándares, políticas si no entra en conflicto con otro codigo que ya existe.</w:t>
+      <w:r>
+        <w:rPr>
+          <w:lang w:val="es-ES"/>
+        </w:rPr>
+        <w:t>Continuous Integration consiste en agregar pruebas automatizadas, cada que un programador envíe codigo las pruebas corran de manera automática y revise si el codigo cumple los estándares, políticas si no entra en conflicto con otro codigo que ya existe.</w:t>
       </w:r>
     </w:p>
     <w:p>
@@ -8591,33 +6388,11 @@
           <w:lang w:val="es-ES"/>
         </w:rPr>
       </w:pPr>
-      <w:proofErr w:type="spellStart"/>
-      <w:r>
-        <w:rPr>
-          <w:lang w:val="es-ES"/>
-        </w:rPr>
-        <w:t>Continuous</w:t>
-      </w:r>
-      <w:proofErr w:type="spellEnd"/>
-      <w:r>
-        <w:rPr>
-          <w:lang w:val="es-ES"/>
-        </w:rPr>
-        <w:t xml:space="preserve"> </w:t>
-      </w:r>
-      <w:proofErr w:type="spellStart"/>
-      <w:r>
-        <w:rPr>
-          <w:lang w:val="es-ES"/>
-        </w:rPr>
-        <w:t>Delivery</w:t>
-      </w:r>
-      <w:proofErr w:type="spellEnd"/>
-      <w:r>
-        <w:rPr>
-          <w:lang w:val="es-ES"/>
-        </w:rPr>
-        <w:t>: tomar codigo que ya paso test de integración y crear un ejecutable para producción.</w:t>
+      <w:r>
+        <w:rPr>
+          <w:lang w:val="es-ES"/>
+        </w:rPr>
+        <w:t>Continuous Delivery: tomar codigo que ya paso test de integración y crear un ejecutable para producción.</w:t>
       </w:r>
     </w:p>
     <w:p>
@@ -8632,33 +6407,11 @@
           <w:lang w:val="es-ES"/>
         </w:rPr>
       </w:pPr>
-      <w:proofErr w:type="spellStart"/>
-      <w:r>
-        <w:rPr>
-          <w:lang w:val="es-ES"/>
-        </w:rPr>
-        <w:t>Continuous</w:t>
-      </w:r>
-      <w:proofErr w:type="spellEnd"/>
-      <w:r>
-        <w:rPr>
-          <w:lang w:val="es-ES"/>
-        </w:rPr>
-        <w:t xml:space="preserve"> </w:t>
-      </w:r>
-      <w:proofErr w:type="spellStart"/>
-      <w:r>
-        <w:rPr>
-          <w:lang w:val="es-ES"/>
-        </w:rPr>
-        <w:t>Deploiment</w:t>
-      </w:r>
-      <w:proofErr w:type="spellEnd"/>
-      <w:r>
-        <w:rPr>
-          <w:lang w:val="es-ES"/>
-        </w:rPr>
-        <w:t xml:space="preserve"> es como la siguiente etapa de mandarlo a producción.</w:t>
+      <w:r>
+        <w:rPr>
+          <w:lang w:val="es-ES"/>
+        </w:rPr>
+        <w:t>Continuous Deploiment es como la siguiente etapa de mandarlo a producción.</w:t>
       </w:r>
     </w:p>
     <w:p>
@@ -8673,33 +6426,11 @@
           <w:lang w:val="es-ES"/>
         </w:rPr>
       </w:pPr>
-      <w:proofErr w:type="spellStart"/>
-      <w:r>
-        <w:rPr>
-          <w:lang w:val="es-ES"/>
-        </w:rPr>
-        <w:t>Continuous</w:t>
-      </w:r>
-      <w:proofErr w:type="spellEnd"/>
-      <w:r>
-        <w:rPr>
-          <w:lang w:val="es-ES"/>
-        </w:rPr>
-        <w:t xml:space="preserve"> </w:t>
-      </w:r>
-      <w:proofErr w:type="spellStart"/>
-      <w:r>
-        <w:rPr>
-          <w:lang w:val="es-ES"/>
-        </w:rPr>
-        <w:t>Distribution</w:t>
-      </w:r>
-      <w:proofErr w:type="spellEnd"/>
-      <w:r>
-        <w:rPr>
-          <w:lang w:val="es-ES"/>
-        </w:rPr>
-        <w:t xml:space="preserve"> agrupa a ambos.</w:t>
+      <w:r>
+        <w:rPr>
+          <w:lang w:val="es-ES"/>
+        </w:rPr>
+        <w:t>Continuous Distribution agrupa a ambos.</w:t>
       </w:r>
     </w:p>
     <w:p>
@@ -8749,15 +6480,7 @@
         <w:ind w:left="720"/>
       </w:pPr>
       <w:r>
-        <w:t xml:space="preserve">| </w:t>
-      </w:r>
-      <w:proofErr w:type="spellStart"/>
-      <w:r>
-        <w:t>Aspecto</w:t>
-      </w:r>
-      <w:proofErr w:type="spellEnd"/>
-      <w:r>
-        <w:t xml:space="preserve">           | .NET Framework         | .NET Core              |</w:t>
+        <w:t>| Aspecto           | .NET Framework         | .NET Core              |</w:t>
       </w:r>
     </w:p>
     <w:p>
@@ -8814,16 +6537,8 @@
         <w:rPr>
           <w:lang w:val="es-ES"/>
         </w:rPr>
-        <w:t xml:space="preserve">| Estado actual     | Mantenimiento          | Activo y en </w:t>
-      </w:r>
-      <w:proofErr w:type="gramStart"/>
-      <w:r>
-        <w:rPr>
-          <w:lang w:val="es-ES"/>
-        </w:rPr>
-        <w:t>evolución  |</w:t>
-      </w:r>
-      <w:proofErr w:type="gramEnd"/>
+        <w:t>| Estado actual     | Mantenimiento          | Activo y en evolución  |</w:t>
+      </w:r>
     </w:p>
     <w:p>
       <w:pPr>
@@ -8968,21 +6683,7 @@
           <w:lang w:val="es-ES"/>
         </w:rPr>
         <w:lastRenderedPageBreak/>
-        <w:t xml:space="preserve">La principal diferencia entre crear una aplicación con </w:t>
-      </w:r>
-      <w:proofErr w:type="spellStart"/>
-      <w:r>
-        <w:rPr>
-          <w:lang w:val="es-ES"/>
-        </w:rPr>
-        <w:t>Razor</w:t>
-      </w:r>
-      <w:proofErr w:type="spellEnd"/>
-      <w:r>
-        <w:rPr>
-          <w:lang w:val="es-ES"/>
-        </w:rPr>
-        <w:t xml:space="preserve"> Pages y una con MVC en .NET radica en su arquitectura y en cómo se manejan las solicitudes. ASP.NET Core MVC sigue el patrón tradicional de Modelo-Vista-Controlador, donde las solicitudes se enrutan a través de controladores con acciones que devuelven vistas, separando claramente las preocupaciones de modelo, vista y controlador en carpetas distintas.</w:t>
+        <w:t>La principal diferencia entre crear una aplicación con Razor Pages y una con MVC en .NET radica en su arquitectura y en cómo se manejan las solicitudes. ASP.NET Core MVC sigue el patrón tradicional de Modelo-Vista-Controlador, donde las solicitudes se enrutan a través de controladores con acciones que devuelven vistas, separando claramente las preocupaciones de modelo, vista y controlador en carpetas distintas.</w:t>
       </w:r>
     </w:p>
     <w:p>
@@ -9002,35 +6703,7 @@
         <w:rPr>
           <w:lang w:val="es-ES"/>
         </w:rPr>
-        <w:t xml:space="preserve"> En cambio, </w:t>
-      </w:r>
-      <w:proofErr w:type="spellStart"/>
-      <w:r>
-        <w:rPr>
-          <w:lang w:val="es-ES"/>
-        </w:rPr>
-        <w:t>Razor</w:t>
-      </w:r>
-      <w:proofErr w:type="spellEnd"/>
-      <w:r>
-        <w:rPr>
-          <w:lang w:val="es-ES"/>
-        </w:rPr>
-        <w:t xml:space="preserve"> Pages adopta un enfoque más sencillo y centrado en la página, donde cada página tiene su propia clase </w:t>
-      </w:r>
-      <w:proofErr w:type="spellStart"/>
-      <w:r>
-        <w:rPr>
-          <w:lang w:val="es-ES"/>
-        </w:rPr>
-        <w:t>PageModel</w:t>
-      </w:r>
-      <w:proofErr w:type="spellEnd"/>
-      <w:r>
-        <w:rPr>
-          <w:lang w:val="es-ES"/>
-        </w:rPr>
-        <w:t xml:space="preserve"> que combina la lógica de la vista y el controlador en un solo archivo, eliminando la necesidad de clases de controlador grandes y simplificando el manejo de formularios y la vinculación de datos.</w:t>
+        <w:t xml:space="preserve"> En cambio, Razor Pages adopta un enfoque más sencillo y centrado en la página, donde cada página tiene su propia clase PageModel que combina la lógica de la vista y el controlador en un solo archivo, eliminando la necesidad de clases de controlador grandes y simplificando el manejo de formularios y la vinculación de datos.</w:t>
       </w:r>
     </w:p>
     <w:p>
@@ -9050,63 +6723,7 @@
         <w:rPr>
           <w:lang w:val="es-ES"/>
         </w:rPr>
-        <w:t xml:space="preserve">El patrón de manejo de solicitudes también difiere: en MVC, las solicitudes se gestionan mediante acciones del controlador, mientras que en </w:t>
-      </w:r>
-      <w:proofErr w:type="spellStart"/>
-      <w:r>
-        <w:rPr>
-          <w:lang w:val="es-ES"/>
-        </w:rPr>
-        <w:t>Razor</w:t>
-      </w:r>
-      <w:proofErr w:type="spellEnd"/>
-      <w:r>
-        <w:rPr>
-          <w:lang w:val="es-ES"/>
-        </w:rPr>
-        <w:t xml:space="preserve"> Pages, las solicitudes se manejan directamente en el </w:t>
-      </w:r>
-      <w:proofErr w:type="spellStart"/>
-      <w:r>
-        <w:rPr>
-          <w:lang w:val="es-ES"/>
-        </w:rPr>
-        <w:t>PageModel</w:t>
-      </w:r>
-      <w:proofErr w:type="spellEnd"/>
-      <w:r>
-        <w:rPr>
-          <w:lang w:val="es-ES"/>
-        </w:rPr>
-        <w:t xml:space="preserve"> con métodos como </w:t>
-      </w:r>
-      <w:proofErr w:type="spellStart"/>
-      <w:r>
-        <w:rPr>
-          <w:lang w:val="es-ES"/>
-        </w:rPr>
-        <w:t>OnGet</w:t>
-      </w:r>
-      <w:proofErr w:type="spellEnd"/>
-      <w:r>
-        <w:rPr>
-          <w:lang w:val="es-ES"/>
-        </w:rPr>
-        <w:t xml:space="preserve"> y </w:t>
-      </w:r>
-      <w:proofErr w:type="spellStart"/>
-      <w:r>
-        <w:rPr>
-          <w:lang w:val="es-ES"/>
-        </w:rPr>
-        <w:t>OnPost</w:t>
-      </w:r>
-      <w:proofErr w:type="spellEnd"/>
-      <w:r>
-        <w:rPr>
-          <w:lang w:val="es-ES"/>
-        </w:rPr>
-        <w:t>.</w:t>
+        <w:t>El patrón de manejo de solicitudes también difiere: en MVC, las solicitudes se gestionan mediante acciones del controlador, mientras que en Razor Pages, las solicitudes se manejan directamente en el PageModel con métodos como OnGet y OnPost.</w:t>
       </w:r>
     </w:p>
     <w:p>
@@ -9126,21 +6743,7 @@
         <w:rPr>
           <w:lang w:val="es-ES"/>
         </w:rPr>
-        <w:t xml:space="preserve"> Esta estructura hace que </w:t>
-      </w:r>
-      <w:proofErr w:type="spellStart"/>
-      <w:r>
-        <w:rPr>
-          <w:lang w:val="es-ES"/>
-        </w:rPr>
-        <w:t>Razor</w:t>
-      </w:r>
-      <w:proofErr w:type="spellEnd"/>
-      <w:r>
-        <w:rPr>
-          <w:lang w:val="es-ES"/>
-        </w:rPr>
-        <w:t xml:space="preserve"> Pages sea más intuitiva para aplicaciones pequeñas a medianas, especialmente en escenarios CRUD, y ofrece una curva de aprendizaje más suave, aunque puede requerir más trabajo en aplicaciones complejas que necesitan patrones arquitectónicos avanzados.</w:t>
+        <w:t xml:space="preserve"> Esta estructura hace que Razor Pages sea más intuitiva para aplicaciones pequeñas a medianas, especialmente en escenarios CRUD, y ofrece una curva de aprendizaje más suave, aunque puede requerir más trabajo en aplicaciones complejas que necesitan patrones arquitectónicos avanzados.</w:t>
       </w:r>
     </w:p>
     <w:p>
@@ -9160,21 +6763,7 @@
         <w:rPr>
           <w:lang w:val="es-ES"/>
         </w:rPr>
-        <w:t xml:space="preserve">Además, </w:t>
-      </w:r>
-      <w:proofErr w:type="spellStart"/>
-      <w:r>
-        <w:rPr>
-          <w:lang w:val="es-ES"/>
-        </w:rPr>
-        <w:t>Razor</w:t>
-      </w:r>
-      <w:proofErr w:type="spellEnd"/>
-      <w:r>
-        <w:rPr>
-          <w:lang w:val="es-ES"/>
-        </w:rPr>
-        <w:t xml:space="preserve"> Pages utiliza una estructura de carpetas más simple, con cada página autónoma en la carpeta Páginas, mientras que MVC separa el código en carpetas independientes para Modelos, Vistas y Controladores.</w:t>
+        <w:t>Además, Razor Pages utiliza una estructura de carpetas más simple, con cada página autónoma en la carpeta Páginas, mientras que MVC separa el código en carpetas independientes para Modelos, Vistas y Controladores.</w:t>
       </w:r>
     </w:p>
     <w:p>
@@ -9194,49 +6783,7 @@
         <w:rPr>
           <w:lang w:val="es-ES"/>
         </w:rPr>
-        <w:t xml:space="preserve">Aunque ambos </w:t>
-      </w:r>
-      <w:proofErr w:type="spellStart"/>
-      <w:r>
-        <w:rPr>
-          <w:lang w:val="es-ES"/>
-        </w:rPr>
-        <w:t>frameworks</w:t>
-      </w:r>
-      <w:proofErr w:type="spellEnd"/>
-      <w:r>
-        <w:rPr>
-          <w:lang w:val="es-ES"/>
-        </w:rPr>
-        <w:t xml:space="preserve"> utilizan el motor de plantillas </w:t>
-      </w:r>
-      <w:proofErr w:type="spellStart"/>
-      <w:r>
-        <w:rPr>
-          <w:lang w:val="es-ES"/>
-        </w:rPr>
-        <w:t>Razor</w:t>
-      </w:r>
-      <w:proofErr w:type="spellEnd"/>
-      <w:r>
-        <w:rPr>
-          <w:lang w:val="es-ES"/>
-        </w:rPr>
-        <w:t xml:space="preserve"> para generar contenido dinámico, </w:t>
-      </w:r>
-      <w:proofErr w:type="spellStart"/>
-      <w:r>
-        <w:rPr>
-          <w:lang w:val="es-ES"/>
-        </w:rPr>
-        <w:t>Razor</w:t>
-      </w:r>
-      <w:proofErr w:type="spellEnd"/>
-      <w:r>
-        <w:rPr>
-          <w:lang w:val="es-ES"/>
-        </w:rPr>
-        <w:t xml:space="preserve"> Pages simplifica la vinculación de datos con enlace bidireccional automático y soporte integrado para validación de formularios, lo que reduce el tiempo de desarrollo en muchos casos.</w:t>
+        <w:t>Aunque ambos frameworks utilizan el motor de plantillas Razor para generar contenido dinámico, Razor Pages simplifica la vinculación de datos con enlace bidireccional automático y soporte integrado para validación de formularios, lo que reduce el tiempo de desarrollo en muchos casos.</w:t>
       </w:r>
     </w:p>
     <w:p>
@@ -9420,21 +6967,7 @@
         <w:rPr>
           <w:lang w:val="es-ES"/>
         </w:rPr>
-        <w:t xml:space="preserve"> Configure </w:t>
-      </w:r>
-      <w:proofErr w:type="spellStart"/>
-      <w:r>
-        <w:rPr>
-          <w:lang w:val="es-ES"/>
-        </w:rPr>
-        <w:t>for</w:t>
-      </w:r>
-      <w:proofErr w:type="spellEnd"/>
-      <w:r>
-        <w:rPr>
-          <w:lang w:val="es-ES"/>
-        </w:rPr>
-        <w:t xml:space="preserve"> HTTPS</w:t>
+        <w:t xml:space="preserve"> Configure for HTTPS</w:t>
       </w:r>
     </w:p>
     <w:p>
@@ -9789,30 +7322,8 @@
         <w:rPr>
           <w:lang w:val="es-ES"/>
         </w:rPr>
-        <w:t xml:space="preserve"> </w:t>
-      </w:r>
-      <w:proofErr w:type="spellStart"/>
-      <w:r>
-        <w:rPr>
-          <w:lang w:val="es-ES"/>
-        </w:rPr>
-        <w:t>Enable</w:t>
-      </w:r>
-      <w:proofErr w:type="spellEnd"/>
-      <w:r>
-        <w:rPr>
-          <w:lang w:val="es-ES"/>
-        </w:rPr>
-        <w:t xml:space="preserve"> Container </w:t>
-      </w:r>
-      <w:proofErr w:type="spellStart"/>
-      <w:r>
-        <w:rPr>
-          <w:lang w:val="es-ES"/>
-        </w:rPr>
-        <w:t>Support</w:t>
-      </w:r>
-      <w:proofErr w:type="spellEnd"/>
+        <w:t xml:space="preserve"> Enable Container Support</w:t>
+      </w:r>
     </w:p>
     <w:p>
       <w:pPr>
@@ -9883,14 +7394,12 @@
           <w:lang w:val="es-ES"/>
         </w:rPr>
       </w:pPr>
-      <w:proofErr w:type="spellStart"/>
       <w:r>
         <w:rPr>
           <w:lang w:val="es-ES"/>
         </w:rPr>
         <w:t>Dockerfile</w:t>
       </w:r>
-      <w:proofErr w:type="spellEnd"/>
     </w:p>
     <w:p>
       <w:pPr>
@@ -9904,22 +7413,12 @@
           <w:lang w:val="es-ES"/>
         </w:rPr>
       </w:pPr>
-      <w:proofErr w:type="gramStart"/>
-      <w:r>
-        <w:rPr>
-          <w:lang w:val="es-ES"/>
-        </w:rPr>
-        <w:t>.</w:t>
-      </w:r>
-      <w:proofErr w:type="spellStart"/>
-      <w:r>
-        <w:rPr>
-          <w:lang w:val="es-ES"/>
-        </w:rPr>
-        <w:t>dockerignore</w:t>
-      </w:r>
-      <w:proofErr w:type="spellEnd"/>
-      <w:proofErr w:type="gramEnd"/>
+      <w:r>
+        <w:rPr>
+          <w:lang w:val="es-ES"/>
+        </w:rPr>
+        <w:t>.dockerignore</w:t>
+      </w:r>
     </w:p>
     <w:p>
       <w:pPr>
@@ -10125,14 +7624,12 @@
           <w:lang w:val="es-ES"/>
         </w:rPr>
       </w:pPr>
-      <w:proofErr w:type="spellStart"/>
       <w:r>
         <w:rPr>
           <w:lang w:val="es-ES"/>
         </w:rPr>
         <w:t>Kubernetes</w:t>
       </w:r>
-      <w:proofErr w:type="spellEnd"/>
     </w:p>
     <w:p>
       <w:pPr>
@@ -10215,15 +7712,7 @@
         <w:t>📜</w:t>
       </w:r>
       <w:r>
-        <w:t xml:space="preserve"> Enable </w:t>
-      </w:r>
-      <w:proofErr w:type="spellStart"/>
-      <w:r>
-        <w:t>OpenAPI</w:t>
-      </w:r>
-      <w:proofErr w:type="spellEnd"/>
-      <w:r>
-        <w:t xml:space="preserve"> Support (Swagger)</w:t>
+        <w:t xml:space="preserve"> Enable OpenAPI Support (Swagger)</w:t>
       </w:r>
     </w:p>
     <w:p>
@@ -10261,35 +7750,7 @@
         <w:rPr>
           <w:lang w:val="es-ES"/>
         </w:rPr>
-        <w:t xml:space="preserve">Genera automáticamente </w:t>
-      </w:r>
-      <w:proofErr w:type="spellStart"/>
-      <w:r>
-        <w:rPr>
-          <w:lang w:val="es-ES"/>
-        </w:rPr>
-        <w:t>Swagger</w:t>
-      </w:r>
-      <w:proofErr w:type="spellEnd"/>
-      <w:r>
-        <w:rPr>
-          <w:lang w:val="es-ES"/>
-        </w:rPr>
-        <w:t xml:space="preserve"> / </w:t>
-      </w:r>
-      <w:proofErr w:type="spellStart"/>
-      <w:r>
-        <w:rPr>
-          <w:lang w:val="es-ES"/>
-        </w:rPr>
-        <w:t>OpenAPI</w:t>
-      </w:r>
-      <w:proofErr w:type="spellEnd"/>
-      <w:r>
-        <w:rPr>
-          <w:lang w:val="es-ES"/>
-        </w:rPr>
-        <w:t>, la documentación interactiva de tu API.</w:t>
+        <w:t>Genera automáticamente Swagger / OpenAPI, la documentación interactiva de tu API.</w:t>
       </w:r>
     </w:p>
     <w:p>
@@ -10334,16 +7795,8 @@
         <w:rPr>
           <w:lang w:val="es-ES"/>
         </w:rPr>
-        <w:t>Tienes /</w:t>
-      </w:r>
-      <w:proofErr w:type="spellStart"/>
-      <w:r>
-        <w:rPr>
-          <w:lang w:val="es-ES"/>
-        </w:rPr>
-        <w:t>swagger</w:t>
-      </w:r>
-      <w:proofErr w:type="spellEnd"/>
+        <w:t>Tienes /swagger</w:t>
+      </w:r>
     </w:p>
     <w:p>
       <w:pPr>
@@ -10361,16 +7814,8 @@
         <w:rPr>
           <w:lang w:val="es-ES"/>
         </w:rPr>
-        <w:t xml:space="preserve">Ves </w:t>
-      </w:r>
-      <w:proofErr w:type="spellStart"/>
-      <w:r>
-        <w:rPr>
-          <w:lang w:val="es-ES"/>
-        </w:rPr>
-        <w:t>endpoints</w:t>
-      </w:r>
-      <w:proofErr w:type="spellEnd"/>
+        <w:t>Ves endpoints</w:t>
+      </w:r>
     </w:p>
     <w:p>
       <w:pPr>
@@ -10388,21 +7833,7 @@
         <w:rPr>
           <w:lang w:val="es-ES"/>
         </w:rPr>
-        <w:t xml:space="preserve">Pruebas </w:t>
-      </w:r>
-      <w:proofErr w:type="spellStart"/>
-      <w:r>
-        <w:rPr>
-          <w:lang w:val="es-ES"/>
-        </w:rPr>
-        <w:t>requests</w:t>
-      </w:r>
-      <w:proofErr w:type="spellEnd"/>
-      <w:r>
-        <w:rPr>
-          <w:lang w:val="es-ES"/>
-        </w:rPr>
-        <w:t xml:space="preserve"> desde el navegador</w:t>
+        <w:t>Pruebas requests desde el navegador</w:t>
       </w:r>
     </w:p>
     <w:p>
@@ -10485,21 +7916,7 @@
         <w:rPr>
           <w:lang w:val="es-ES"/>
         </w:rPr>
-        <w:t>Todo a mano (</w:t>
-      </w:r>
-      <w:proofErr w:type="spellStart"/>
-      <w:r>
-        <w:rPr>
-          <w:lang w:val="es-ES"/>
-        </w:rPr>
-        <w:t>Postman</w:t>
-      </w:r>
-      <w:proofErr w:type="spellEnd"/>
-      <w:r>
-        <w:rPr>
-          <w:lang w:val="es-ES"/>
-        </w:rPr>
-        <w:t>, etc.)</w:t>
+        <w:t>Todo a mano (Postman, etc.)</w:t>
       </w:r>
     </w:p>
     <w:p>
@@ -10559,19 +7976,11 @@
           <w:lang w:val="es-ES"/>
         </w:rPr>
       </w:pPr>
-      <w:proofErr w:type="spellStart"/>
-      <w:r>
-        <w:rPr>
-          <w:lang w:val="es-ES"/>
-        </w:rPr>
-        <w:t>APIs</w:t>
-      </w:r>
-      <w:proofErr w:type="spellEnd"/>
-      <w:r>
-        <w:rPr>
-          <w:lang w:val="es-ES"/>
-        </w:rPr>
-        <w:t xml:space="preserve"> públicas</w:t>
+      <w:r>
+        <w:rPr>
+          <w:lang w:val="es-ES"/>
+        </w:rPr>
+        <w:t>APIs públicas</w:t>
       </w:r>
     </w:p>
     <w:p>
@@ -10617,21 +8026,7 @@
         <w:rPr>
           <w:lang w:val="es-ES"/>
         </w:rPr>
-        <w:t xml:space="preserve"> </w:t>
-      </w:r>
-      <w:proofErr w:type="spellStart"/>
-      <w:r>
-        <w:rPr>
-          <w:lang w:val="es-ES"/>
-        </w:rPr>
-        <w:t>Swagger</w:t>
-      </w:r>
-      <w:proofErr w:type="spellEnd"/>
-      <w:r>
-        <w:rPr>
-          <w:lang w:val="es-ES"/>
-        </w:rPr>
-        <w:t xml:space="preserve"> es como tener rayos X de tu API.</w:t>
+        <w:t xml:space="preserve"> Swagger es como tener rayos X de tu API.</w:t>
       </w:r>
     </w:p>
     <w:p>
@@ -10702,15 +8097,7 @@
         <w:ind w:left="720"/>
       </w:pPr>
       <w:r>
-        <w:t>¿</w:t>
-      </w:r>
-      <w:proofErr w:type="spellStart"/>
-      <w:r>
-        <w:t>Qué</w:t>
-      </w:r>
-      <w:proofErr w:type="spellEnd"/>
-      <w:r>
-        <w:t xml:space="preserve"> son los Top-Level Statements?</w:t>
+        <w:t>¿Qué son los Top-Level Statements?</w:t>
       </w:r>
     </w:p>
     <w:p>
@@ -10729,43 +8116,7 @@
         <w:rPr>
           <w:lang w:val="es-ES"/>
         </w:rPr>
-        <w:t xml:space="preserve">Código directo en </w:t>
-      </w:r>
-      <w:proofErr w:type="spellStart"/>
-      <w:r>
-        <w:rPr>
-          <w:lang w:val="es-ES"/>
-        </w:rPr>
-        <w:t>Program.cs</w:t>
-      </w:r>
-      <w:proofErr w:type="spellEnd"/>
-      <w:r>
-        <w:rPr>
-          <w:lang w:val="es-ES"/>
-        </w:rPr>
-        <w:t xml:space="preserve"> sin </w:t>
-      </w:r>
-      <w:proofErr w:type="spellStart"/>
-      <w:proofErr w:type="gramStart"/>
-      <w:r>
-        <w:rPr>
-          <w:lang w:val="es-ES"/>
-        </w:rPr>
-        <w:t>Main</w:t>
-      </w:r>
-      <w:proofErr w:type="spellEnd"/>
-      <w:r>
-        <w:rPr>
-          <w:lang w:val="es-ES"/>
-        </w:rPr>
-        <w:t>(</w:t>
-      </w:r>
-      <w:proofErr w:type="gramEnd"/>
-      <w:r>
-        <w:rPr>
-          <w:lang w:val="es-ES"/>
-        </w:rPr>
-        <w:t>).</w:t>
+        <w:t>Código directo en Program.cs sin Main().</w:t>
       </w:r>
     </w:p>
     <w:p>
@@ -10797,23 +8148,7 @@
         <w:ind w:left="720"/>
       </w:pPr>
       <w:r>
-        <w:t xml:space="preserve">var app = </w:t>
-      </w:r>
-      <w:proofErr w:type="spellStart"/>
-      <w:r>
-        <w:t>WebApplication.CreateBuilder</w:t>
-      </w:r>
-      <w:proofErr w:type="spellEnd"/>
-      <w:r>
-        <w:t>(</w:t>
-      </w:r>
-      <w:proofErr w:type="spellStart"/>
-      <w:r>
-        <w:t>args</w:t>
-      </w:r>
-      <w:proofErr w:type="spellEnd"/>
-      <w:r>
-        <w:t>);</w:t>
+        <w:t>var app = WebApplication.CreateBuilder(args);</w:t>
       </w:r>
     </w:p>
     <w:p>
@@ -10839,21 +8174,7 @@
         <w:rPr>
           <w:lang w:val="es-ES"/>
         </w:rPr>
-        <w:t xml:space="preserve"> NO marcada (usa top-</w:t>
-      </w:r>
-      <w:proofErr w:type="spellStart"/>
-      <w:r>
-        <w:rPr>
-          <w:lang w:val="es-ES"/>
-        </w:rPr>
-        <w:t>level</w:t>
-      </w:r>
-      <w:proofErr w:type="spellEnd"/>
-      <w:r>
-        <w:rPr>
-          <w:lang w:val="es-ES"/>
-        </w:rPr>
-        <w:t>)</w:t>
+        <w:t xml:space="preserve"> NO marcada (usa top-level)</w:t>
       </w:r>
     </w:p>
     <w:p>
@@ -10891,16 +8212,8 @@
         <w:rPr>
           <w:lang w:val="es-ES"/>
         </w:rPr>
-        <w:t xml:space="preserve">Menos </w:t>
-      </w:r>
-      <w:proofErr w:type="spellStart"/>
-      <w:r>
-        <w:rPr>
-          <w:lang w:val="es-ES"/>
-        </w:rPr>
-        <w:t>ceremony</w:t>
-      </w:r>
-      <w:proofErr w:type="spellEnd"/>
+        <w:t>Menos ceremony</w:t>
+      </w:r>
     </w:p>
     <w:p>
       <w:pPr>
@@ -10978,42 +8291,12 @@
           <w:lang w:val="es-ES"/>
         </w:rPr>
       </w:pPr>
-      <w:proofErr w:type="spellStart"/>
-      <w:r>
-        <w:rPr>
-          <w:lang w:val="es-ES"/>
-        </w:rPr>
-        <w:t>public</w:t>
-      </w:r>
-      <w:proofErr w:type="spellEnd"/>
-      <w:r>
-        <w:rPr>
-          <w:lang w:val="es-ES"/>
-        </w:rPr>
-        <w:t xml:space="preserve"> </w:t>
-      </w:r>
-      <w:proofErr w:type="spellStart"/>
-      <w:r>
-        <w:rPr>
-          <w:lang w:val="es-ES"/>
-        </w:rPr>
-        <w:t>class</w:t>
-      </w:r>
-      <w:proofErr w:type="spellEnd"/>
-      <w:r>
-        <w:rPr>
-          <w:lang w:val="es-ES"/>
-        </w:rPr>
-        <w:t xml:space="preserve"> </w:t>
-      </w:r>
-      <w:proofErr w:type="spellStart"/>
-      <w:r>
-        <w:rPr>
-          <w:lang w:val="es-ES"/>
-        </w:rPr>
-        <w:t>Program</w:t>
-      </w:r>
-      <w:proofErr w:type="spellEnd"/>
+      <w:r>
+        <w:rPr>
+          <w:lang w:val="es-ES"/>
+        </w:rPr>
+        <w:t>public class Program</w:t>
+      </w:r>
     </w:p>
     <w:p>
       <w:pPr>
@@ -11044,23 +8327,7 @@
         <w:ind w:left="720"/>
       </w:pPr>
       <w:r>
-        <w:t xml:space="preserve">    public static void Main(</w:t>
-      </w:r>
-      <w:proofErr w:type="gramStart"/>
-      <w:r>
-        <w:t>string[</w:t>
-      </w:r>
-      <w:proofErr w:type="gramEnd"/>
-      <w:r>
-        <w:t xml:space="preserve">] </w:t>
-      </w:r>
-      <w:proofErr w:type="spellStart"/>
-      <w:r>
-        <w:t>args</w:t>
-      </w:r>
-      <w:proofErr w:type="spellEnd"/>
-      <w:r>
-        <w:t>)</w:t>
+        <w:t xml:space="preserve">    public static void Main(string[] args)</w:t>
       </w:r>
     </w:p>
     <w:p>
@@ -11331,16 +8598,8 @@
         <w:rPr>
           <w:lang w:val="es-ES"/>
         </w:rPr>
-        <w:t xml:space="preserve"> Use </w:t>
-      </w:r>
-      <w:proofErr w:type="spellStart"/>
-      <w:r>
-        <w:rPr>
-          <w:lang w:val="es-ES"/>
-        </w:rPr>
-        <w:t>Controllers</w:t>
-      </w:r>
-      <w:proofErr w:type="spellEnd"/>
+        <w:t xml:space="preserve"> Use Controllers</w:t>
+      </w:r>
     </w:p>
     <w:p>
       <w:pPr>
@@ -11377,21 +8636,7 @@
         <w:rPr>
           <w:lang w:val="es-ES"/>
         </w:rPr>
-        <w:t xml:space="preserve">Define cómo expones los </w:t>
-      </w:r>
-      <w:proofErr w:type="spellStart"/>
-      <w:r>
-        <w:rPr>
-          <w:lang w:val="es-ES"/>
-        </w:rPr>
-        <w:t>endpoints</w:t>
-      </w:r>
-      <w:proofErr w:type="spellEnd"/>
-      <w:r>
-        <w:rPr>
-          <w:lang w:val="es-ES"/>
-        </w:rPr>
-        <w:t>.</w:t>
+        <w:t>Define cómo expones los endpoints.</w:t>
       </w:r>
     </w:p>
     <w:p>
@@ -11417,21 +8662,7 @@
         <w:rPr>
           <w:lang w:val="es-ES"/>
         </w:rPr>
-        <w:t xml:space="preserve"> Marcada (</w:t>
-      </w:r>
-      <w:proofErr w:type="spellStart"/>
-      <w:r>
-        <w:rPr>
-          <w:lang w:val="es-ES"/>
-        </w:rPr>
-        <w:t>Controllers</w:t>
-      </w:r>
-      <w:proofErr w:type="spellEnd"/>
-      <w:r>
-        <w:rPr>
-          <w:lang w:val="es-ES"/>
-        </w:rPr>
-        <w:t>)</w:t>
+        <w:t xml:space="preserve"> Marcada (Controllers)</w:t>
       </w:r>
     </w:p>
     <w:p>
@@ -11469,21 +8700,7 @@
         <w:rPr>
           <w:lang w:val="es-ES"/>
         </w:rPr>
-        <w:t>[</w:t>
-      </w:r>
-      <w:proofErr w:type="spellStart"/>
-      <w:r>
-        <w:rPr>
-          <w:lang w:val="es-ES"/>
-        </w:rPr>
-        <w:t>ApiController</w:t>
-      </w:r>
-      <w:proofErr w:type="spellEnd"/>
-      <w:r>
-        <w:rPr>
-          <w:lang w:val="es-ES"/>
-        </w:rPr>
-        <w:t>]</w:t>
+        <w:t>[ApiController]</w:t>
       </w:r>
     </w:p>
     <w:p>
@@ -11502,35 +8719,7 @@
         <w:rPr>
           <w:lang w:val="es-ES"/>
         </w:rPr>
-        <w:t>[</w:t>
-      </w:r>
-      <w:proofErr w:type="spellStart"/>
-      <w:r>
-        <w:rPr>
-          <w:lang w:val="es-ES"/>
-        </w:rPr>
-        <w:t>Route</w:t>
-      </w:r>
-      <w:proofErr w:type="spellEnd"/>
-      <w:r>
-        <w:rPr>
-          <w:lang w:val="es-ES"/>
-        </w:rPr>
-        <w:t>("api/[</w:t>
-      </w:r>
-      <w:proofErr w:type="spellStart"/>
-      <w:r>
-        <w:rPr>
-          <w:lang w:val="es-ES"/>
-        </w:rPr>
-        <w:t>controller</w:t>
-      </w:r>
-      <w:proofErr w:type="spellEnd"/>
-      <w:r>
-        <w:rPr>
-          <w:lang w:val="es-ES"/>
-        </w:rPr>
-        <w:t>]")]</w:t>
+        <w:t>[Route("api/[controller]")]</w:t>
       </w:r>
     </w:p>
     <w:p>
@@ -11545,64 +8734,12 @@
           <w:lang w:val="es-ES"/>
         </w:rPr>
       </w:pPr>
-      <w:proofErr w:type="spellStart"/>
-      <w:r>
-        <w:rPr>
-          <w:lang w:val="es-ES"/>
-        </w:rPr>
-        <w:t>public</w:t>
-      </w:r>
-      <w:proofErr w:type="spellEnd"/>
-      <w:r>
-        <w:rPr>
-          <w:lang w:val="es-ES"/>
-        </w:rPr>
-        <w:t xml:space="preserve"> </w:t>
-      </w:r>
-      <w:proofErr w:type="spellStart"/>
-      <w:r>
-        <w:rPr>
-          <w:lang w:val="es-ES"/>
-        </w:rPr>
-        <w:t>class</w:t>
-      </w:r>
-      <w:proofErr w:type="spellEnd"/>
-      <w:r>
-        <w:rPr>
-          <w:lang w:val="es-ES"/>
-        </w:rPr>
-        <w:t xml:space="preserve"> </w:t>
-      </w:r>
-      <w:proofErr w:type="spellStart"/>
-      <w:proofErr w:type="gramStart"/>
-      <w:r>
-        <w:rPr>
-          <w:lang w:val="es-ES"/>
-        </w:rPr>
-        <w:t>ProductosController</w:t>
-      </w:r>
-      <w:proofErr w:type="spellEnd"/>
-      <w:r>
-        <w:rPr>
-          <w:lang w:val="es-ES"/>
-        </w:rPr>
-        <w:t xml:space="preserve"> :</w:t>
-      </w:r>
-      <w:proofErr w:type="gramEnd"/>
-      <w:r>
-        <w:rPr>
-          <w:lang w:val="es-ES"/>
-        </w:rPr>
-        <w:t xml:space="preserve"> </w:t>
-      </w:r>
-      <w:proofErr w:type="spellStart"/>
-      <w:r>
-        <w:rPr>
-          <w:lang w:val="es-ES"/>
-        </w:rPr>
-        <w:t>ControllerBase</w:t>
-      </w:r>
-      <w:proofErr w:type="spellEnd"/>
+      <w:r>
+        <w:rPr>
+          <w:lang w:val="es-ES"/>
+        </w:rPr>
+        <w:t>public class ProductosController : ControllerBase</w:t>
+      </w:r>
     </w:p>
     <w:p>
       <w:pPr>
@@ -11627,35 +8764,7 @@
         <w:rPr>
           <w:lang w:val="es-ES"/>
         </w:rPr>
-        <w:t xml:space="preserve"> Desmarcada (</w:t>
-      </w:r>
-      <w:proofErr w:type="spellStart"/>
-      <w:r>
-        <w:rPr>
-          <w:lang w:val="es-ES"/>
-        </w:rPr>
-        <w:t>Minimal</w:t>
-      </w:r>
-      <w:proofErr w:type="spellEnd"/>
-      <w:r>
-        <w:rPr>
-          <w:lang w:val="es-ES"/>
-        </w:rPr>
-        <w:t xml:space="preserve"> </w:t>
-      </w:r>
-      <w:proofErr w:type="spellStart"/>
-      <w:r>
-        <w:rPr>
-          <w:lang w:val="es-ES"/>
-        </w:rPr>
-        <w:t>APIs</w:t>
-      </w:r>
-      <w:proofErr w:type="spellEnd"/>
-      <w:r>
-        <w:rPr>
-          <w:lang w:val="es-ES"/>
-        </w:rPr>
-        <w:t>)</w:t>
+        <w:t xml:space="preserve"> Desmarcada (Minimal APIs)</w:t>
       </w:r>
     </w:p>
     <w:p>
@@ -11670,19 +8779,11 @@
           <w:lang w:val="es-ES"/>
         </w:rPr>
       </w:pPr>
-      <w:proofErr w:type="spellStart"/>
-      <w:r>
-        <w:rPr>
-          <w:lang w:val="es-ES"/>
-        </w:rPr>
-        <w:t>Endpoints</w:t>
-      </w:r>
-      <w:proofErr w:type="spellEnd"/>
-      <w:r>
-        <w:rPr>
-          <w:lang w:val="es-ES"/>
-        </w:rPr>
-        <w:t xml:space="preserve"> directos:</w:t>
+      <w:r>
+        <w:rPr>
+          <w:lang w:val="es-ES"/>
+        </w:rPr>
+        <w:t>Endpoints directos:</w:t>
       </w:r>
     </w:p>
     <w:p>
@@ -11697,21 +8798,11 @@
           <w:lang w:val="es-ES"/>
         </w:rPr>
       </w:pPr>
-      <w:proofErr w:type="spellStart"/>
-      <w:proofErr w:type="gramStart"/>
-      <w:r>
-        <w:rPr>
-          <w:lang w:val="es-ES"/>
-        </w:rPr>
-        <w:t>app.MapGet</w:t>
-      </w:r>
-      <w:proofErr w:type="spellEnd"/>
-      <w:proofErr w:type="gramEnd"/>
-      <w:r>
-        <w:rPr>
-          <w:lang w:val="es-ES"/>
-        </w:rPr>
-        <w:t>("/productos", () =&gt; ...);</w:t>
+      <w:r>
+        <w:rPr>
+          <w:lang w:val="es-ES"/>
+        </w:rPr>
+        <w:t>app.MapGet("/productos", () =&gt; ...);</w:t>
       </w:r>
     </w:p>
     <w:p>
@@ -11776,43 +8867,15 @@
           <w:lang w:val="es-ES"/>
         </w:rPr>
         <w:tab/>
-      </w:r>
-      <w:proofErr w:type="spellStart"/>
-      <w:r>
-        <w:rPr>
-          <w:lang w:val="es-ES"/>
-        </w:rPr>
         <w:t>Controllers</w:t>
       </w:r>
-      <w:proofErr w:type="spellEnd"/>
       <w:r>
         <w:rPr>
           <w:lang w:val="es-ES"/>
         </w:rPr>
         <w:tab/>
-      </w:r>
-      <w:proofErr w:type="spellStart"/>
-      <w:r>
-        <w:rPr>
-          <w:lang w:val="es-ES"/>
-        </w:rPr>
-        <w:t>Minimal</w:t>
-      </w:r>
-      <w:proofErr w:type="spellEnd"/>
-      <w:r>
-        <w:rPr>
-          <w:lang w:val="es-ES"/>
-        </w:rPr>
-        <w:t xml:space="preserve"> </w:t>
-      </w:r>
-      <w:proofErr w:type="spellStart"/>
-      <w:r>
-        <w:rPr>
-          <w:lang w:val="es-ES"/>
-        </w:rPr>
-        <w:t>APIs</w:t>
-      </w:r>
-      <w:proofErr w:type="spellEnd"/>
+        <w:t>Minimal APIs</w:t>
+      </w:r>
     </w:p>
     <w:p>
       <w:pPr>
@@ -11958,7 +9021,6 @@
           <w:lang w:val="es-ES"/>
         </w:rPr>
       </w:pPr>
-      <w:proofErr w:type="gramStart"/>
       <w:r>
         <w:rPr>
           <w:lang w:val="es-ES"/>
@@ -11979,7 +9041,6 @@
         <w:tab/>
         <w:t>Menos</w:t>
       </w:r>
-      <w:proofErr w:type="gramEnd"/>
     </w:p>
     <w:p>
       <w:pPr>
@@ -11997,21 +9058,7 @@
         <w:rPr>
           <w:lang w:val="es-ES"/>
         </w:rPr>
-        <w:t xml:space="preserve">¿Cuándo usar </w:t>
-      </w:r>
-      <w:proofErr w:type="spellStart"/>
-      <w:r>
-        <w:rPr>
-          <w:lang w:val="es-ES"/>
-        </w:rPr>
-        <w:t>Controllers</w:t>
-      </w:r>
-      <w:proofErr w:type="spellEnd"/>
-      <w:r>
-        <w:rPr>
-          <w:lang w:val="es-ES"/>
-        </w:rPr>
-        <w:t>?</w:t>
+        <w:t>¿Cuándo usar Controllers?</w:t>
       </w:r>
     </w:p>
     <w:p>
@@ -12113,35 +9160,7 @@
         <w:rPr>
           <w:lang w:val="es-ES"/>
         </w:rPr>
-        <w:t xml:space="preserve">¿Cuándo </w:t>
-      </w:r>
-      <w:proofErr w:type="spellStart"/>
-      <w:r>
-        <w:rPr>
-          <w:lang w:val="es-ES"/>
-        </w:rPr>
-        <w:t>Minimal</w:t>
-      </w:r>
-      <w:proofErr w:type="spellEnd"/>
-      <w:r>
-        <w:rPr>
-          <w:lang w:val="es-ES"/>
-        </w:rPr>
-        <w:t xml:space="preserve"> </w:t>
-      </w:r>
-      <w:proofErr w:type="spellStart"/>
-      <w:r>
-        <w:rPr>
-          <w:lang w:val="es-ES"/>
-        </w:rPr>
-        <w:t>APIs</w:t>
-      </w:r>
-      <w:proofErr w:type="spellEnd"/>
-      <w:r>
-        <w:rPr>
-          <w:lang w:val="es-ES"/>
-        </w:rPr>
-        <w:t>?</w:t>
+        <w:t>¿Cuándo Minimal APIs?</w:t>
       </w:r>
     </w:p>
     <w:p>
@@ -12194,19 +9213,11 @@
           <w:lang w:val="es-ES"/>
         </w:rPr>
       </w:pPr>
-      <w:proofErr w:type="spellStart"/>
-      <w:r>
-        <w:rPr>
-          <w:lang w:val="es-ES"/>
-        </w:rPr>
-        <w:t>APIs</w:t>
-      </w:r>
-      <w:proofErr w:type="spellEnd"/>
-      <w:r>
-        <w:rPr>
-          <w:lang w:val="es-ES"/>
-        </w:rPr>
-        <w:t xml:space="preserve"> pequeñas</w:t>
+      <w:r>
+        <w:rPr>
+          <w:lang w:val="es-ES"/>
+        </w:rPr>
+        <w:t>APIs pequeñas</w:t>
       </w:r>
     </w:p>
     <w:p>
@@ -12322,21 +9333,7 @@
         <w:rPr>
           <w:lang w:val="es-ES"/>
         </w:rPr>
-        <w:t xml:space="preserve"> Configure </w:t>
-      </w:r>
-      <w:proofErr w:type="spellStart"/>
-      <w:r>
-        <w:rPr>
-          <w:lang w:val="es-ES"/>
-        </w:rPr>
-        <w:t>for</w:t>
-      </w:r>
-      <w:proofErr w:type="spellEnd"/>
-      <w:r>
-        <w:rPr>
-          <w:lang w:val="es-ES"/>
-        </w:rPr>
-        <w:t xml:space="preserve"> HTTPS</w:t>
+        <w:t xml:space="preserve"> Configure for HTTPS</w:t>
       </w:r>
     </w:p>
     <w:p>
@@ -12362,30 +9359,8 @@
         <w:rPr>
           <w:lang w:val="es-ES"/>
         </w:rPr>
-        <w:t xml:space="preserve"> </w:t>
-      </w:r>
-      <w:proofErr w:type="spellStart"/>
-      <w:r>
-        <w:rPr>
-          <w:lang w:val="es-ES"/>
-        </w:rPr>
-        <w:t>Enable</w:t>
-      </w:r>
-      <w:proofErr w:type="spellEnd"/>
-      <w:r>
-        <w:rPr>
-          <w:lang w:val="es-ES"/>
-        </w:rPr>
-        <w:t xml:space="preserve"> Container </w:t>
-      </w:r>
-      <w:proofErr w:type="spellStart"/>
-      <w:r>
-        <w:rPr>
-          <w:lang w:val="es-ES"/>
-        </w:rPr>
-        <w:t>Support</w:t>
-      </w:r>
-      <w:proofErr w:type="spellEnd"/>
+        <w:t xml:space="preserve"> Enable Container Support</w:t>
+      </w:r>
     </w:p>
     <w:p>
       <w:pPr>
@@ -12410,44 +9385,8 @@
         <w:rPr>
           <w:lang w:val="es-ES"/>
         </w:rPr>
-        <w:t xml:space="preserve"> </w:t>
-      </w:r>
-      <w:proofErr w:type="spellStart"/>
-      <w:r>
-        <w:rPr>
-          <w:lang w:val="es-ES"/>
-        </w:rPr>
-        <w:t>Enable</w:t>
-      </w:r>
-      <w:proofErr w:type="spellEnd"/>
-      <w:r>
-        <w:rPr>
-          <w:lang w:val="es-ES"/>
-        </w:rPr>
-        <w:t xml:space="preserve"> </w:t>
-      </w:r>
-      <w:proofErr w:type="spellStart"/>
-      <w:r>
-        <w:rPr>
-          <w:lang w:val="es-ES"/>
-        </w:rPr>
-        <w:t>OpenAPI</w:t>
-      </w:r>
-      <w:proofErr w:type="spellEnd"/>
-      <w:r>
-        <w:rPr>
-          <w:lang w:val="es-ES"/>
-        </w:rPr>
-        <w:t xml:space="preserve"> </w:t>
-      </w:r>
-      <w:proofErr w:type="spellStart"/>
-      <w:r>
-        <w:rPr>
-          <w:lang w:val="es-ES"/>
-        </w:rPr>
-        <w:t>Support</w:t>
-      </w:r>
-      <w:proofErr w:type="spellEnd"/>
+        <w:t xml:space="preserve"> Enable OpenAPI Support</w:t>
+      </w:r>
     </w:p>
     <w:p>
       <w:pPr>
@@ -12491,16 +9430,8 @@
         <w:rPr>
           <w:lang w:val="es-ES"/>
         </w:rPr>
-        <w:t xml:space="preserve"> Use </w:t>
-      </w:r>
-      <w:proofErr w:type="spellStart"/>
-      <w:r>
-        <w:rPr>
-          <w:lang w:val="es-ES"/>
-        </w:rPr>
-        <w:t>Controllers</w:t>
-      </w:r>
-      <w:proofErr w:type="spellEnd"/>
+        <w:t xml:space="preserve"> Use Controllers</w:t>
+      </w:r>
     </w:p>
     <w:p>
       <w:pPr>
@@ -12552,14 +9483,12 @@
           <w:lang w:val="es-ES"/>
         </w:rPr>
       </w:pPr>
-      <w:proofErr w:type="spellStart"/>
       <w:r>
         <w:rPr>
           <w:lang w:val="es-ES"/>
         </w:rPr>
         <w:t>Swagger</w:t>
       </w:r>
-      <w:proofErr w:type="spellEnd"/>
     </w:p>
     <w:p>
       <w:pPr>
@@ -12679,21 +9608,7 @@
         <w:rPr>
           <w:lang w:val="es-ES"/>
         </w:rPr>
-        <w:t xml:space="preserve">Ya que estás entrando en el mundo de la arquitectura, te servirá saber por qué elegimos </w:t>
-      </w:r>
-      <w:proofErr w:type="spellStart"/>
-      <w:r>
-        <w:rPr>
-          <w:lang w:val="es-ES"/>
-        </w:rPr>
-        <w:t>Scoped</w:t>
-      </w:r>
-      <w:proofErr w:type="spellEnd"/>
-      <w:r>
-        <w:rPr>
-          <w:lang w:val="es-ES"/>
-        </w:rPr>
-        <w:t>:</w:t>
+        <w:t>Ya que estás entrando en el mundo de la arquitectura, te servirá saber por qué elegimos Scoped:</w:t>
       </w:r>
     </w:p>
     <w:p>
@@ -12708,61 +9623,11 @@
           <w:lang w:val="es-ES"/>
         </w:rPr>
       </w:pPr>
-      <w:proofErr w:type="spellStart"/>
-      <w:r>
-        <w:rPr>
-          <w:lang w:val="es-ES"/>
-        </w:rPr>
-        <w:t>Scoped</w:t>
-      </w:r>
-      <w:proofErr w:type="spellEnd"/>
-      <w:r>
-        <w:rPr>
-          <w:lang w:val="es-ES"/>
-        </w:rPr>
-        <w:t xml:space="preserve"> (Recomendado aquí): Crea una instancia de la clase por cada cliente que se conecta. Es la ideal para bases de datos, porque el </w:t>
-      </w:r>
-      <w:proofErr w:type="spellStart"/>
-      <w:r>
-        <w:rPr>
-          <w:lang w:val="es-ES"/>
-        </w:rPr>
-        <w:t>DbContext</w:t>
-      </w:r>
-      <w:proofErr w:type="spellEnd"/>
-      <w:r>
-        <w:rPr>
-          <w:lang w:val="es-ES"/>
-        </w:rPr>
-        <w:t xml:space="preserve"> también es </w:t>
-      </w:r>
-      <w:proofErr w:type="spellStart"/>
-      <w:r>
-        <w:rPr>
-          <w:lang w:val="es-ES"/>
-        </w:rPr>
-        <w:t>Scoped</w:t>
-      </w:r>
-      <w:proofErr w:type="spellEnd"/>
-      <w:r>
-        <w:rPr>
-          <w:lang w:val="es-ES"/>
-        </w:rPr>
-        <w:t xml:space="preserve">. Si intentas meter una clase </w:t>
-      </w:r>
-      <w:proofErr w:type="spellStart"/>
-      <w:r>
-        <w:rPr>
-          <w:lang w:val="es-ES"/>
-        </w:rPr>
-        <w:t>Scoped</w:t>
-      </w:r>
-      <w:proofErr w:type="spellEnd"/>
-      <w:r>
-        <w:rPr>
-          <w:lang w:val="es-ES"/>
-        </w:rPr>
-        <w:t xml:space="preserve"> dentro de una Singleton, ¡el programa va a explotar!</w:t>
+      <w:r>
+        <w:rPr>
+          <w:lang w:val="es-ES"/>
+        </w:rPr>
+        <w:t>Scoped (Recomendado aquí): Crea una instancia de la clase por cada cliente que se conecta. Es la ideal para bases de datos, porque el DbContext también es Scoped. Si intentas meter una clase Scoped dentro de una Singleton, ¡el programa va a explotar!</w:t>
       </w:r>
     </w:p>
     <w:p>
@@ -12777,19 +9642,11 @@
           <w:lang w:val="es-ES"/>
         </w:rPr>
       </w:pPr>
-      <w:proofErr w:type="spellStart"/>
-      <w:r>
-        <w:rPr>
-          <w:lang w:val="es-ES"/>
-        </w:rPr>
-        <w:t>Transient</w:t>
-      </w:r>
-      <w:proofErr w:type="spellEnd"/>
-      <w:r>
-        <w:rPr>
-          <w:lang w:val="es-ES"/>
-        </w:rPr>
-        <w:t>: Crea una instancia cada vez que se pide. Si el controlador pide la clase dos veces, se crean dos. Gastas más memoria de la necesaria.</w:t>
+      <w:r>
+        <w:rPr>
+          <w:lang w:val="es-ES"/>
+        </w:rPr>
+        <w:t>Transient: Crea una instancia cada vez que se pide. Si el controlador pide la clase dos veces, se crean dos. Gastas más memoria de la necesaria.</w:t>
       </w:r>
     </w:p>
     <w:p>
@@ -12810,6 +9667,322 @@
         </w:rPr>
         <w:lastRenderedPageBreak/>
         <w:t>Singleton: Crea una sola instancia para todo el mundo (todos los usuarios del planeta que entren a tu web compartirán la misma). Esto es peligroso para bases de datos porque si dos personas guardan algo al mismo tiempo, habría un choque de datos.</w:t>
+      </w:r>
+    </w:p>
+    <w:p>
+      <w:pPr>
+        <w:pStyle w:val="Listaconvietas"/>
+        <w:numPr>
+          <w:ilvl w:val="0"/>
+          <w:numId w:val="0"/>
+        </w:numPr>
+        <w:ind w:left="720"/>
+        <w:rPr>
+          <w:lang w:val="es-ES"/>
+        </w:rPr>
+      </w:pPr>
+    </w:p>
+    <w:p>
+      <w:pPr>
+        <w:pStyle w:val="Listaconvietas"/>
+        <w:tabs>
+          <w:tab w:val="clear" w:pos="360"/>
+          <w:tab w:val="num" w:pos="720"/>
+          <w:tab w:val="num" w:pos="1897"/>
+        </w:tabs>
+      </w:pPr>
+      <w:r>
+        <w:rPr>
+          <w:b/>
+          <w:bCs/>
+        </w:rPr>
+        <w:t>4</w:t>
+      </w:r>
+      <w:r>
+        <w:rPr>
+          <w:b/>
+          <w:bCs/>
+        </w:rPr>
+        <w:t>3</w:t>
+      </w:r>
+      <w:r>
+        <w:rPr>
+          <w:b/>
+          <w:bCs/>
+        </w:rPr>
+        <w:t xml:space="preserve">. </w:t>
+      </w:r>
+      <w:r>
+        <w:rPr>
+          <w:b/>
+          <w:bCs/>
+        </w:rPr>
+        <w:t>QUÉ ES WEBASSEMBLY (WASM)</w:t>
+      </w:r>
+      <w:r>
+        <w:rPr>
+          <w:b/>
+          <w:bCs/>
+        </w:rPr>
+        <w:t xml:space="preserve"> </w:t>
+      </w:r>
+    </w:p>
+    <w:p>
+      <w:pPr>
+        <w:pStyle w:val="Listaconvietas"/>
+        <w:numPr>
+          <w:ilvl w:val="0"/>
+          <w:numId w:val="0"/>
+        </w:numPr>
+        <w:ind w:left="360"/>
+      </w:pPr>
+    </w:p>
+    <w:p>
+      <w:pPr>
+        <w:pStyle w:val="Listaconvietas"/>
+        <w:tabs>
+          <w:tab w:val="clear" w:pos="360"/>
+          <w:tab w:val="num" w:pos="720"/>
+        </w:tabs>
+        <w:ind w:left="720"/>
+        <w:rPr>
+          <w:lang w:val="es-ES"/>
+        </w:rPr>
+      </w:pPr>
+      <w:r>
+        <w:rPr>
+          <w:lang w:val="es-ES"/>
+        </w:rPr>
+        <w:t>Es una tecnología que permite que los navegadores ejecuten código de alto rendimiento que no es JavaScript.</w:t>
+      </w:r>
+    </w:p>
+    <w:p>
+      <w:pPr>
+        <w:pStyle w:val="Listaconvietas"/>
+        <w:tabs>
+          <w:tab w:val="clear" w:pos="360"/>
+          <w:tab w:val="num" w:pos="720"/>
+        </w:tabs>
+        <w:ind w:left="720"/>
+        <w:rPr>
+          <w:lang w:val="es-ES"/>
+        </w:rPr>
+      </w:pPr>
+      <w:r>
+        <w:rPr>
+          <w:lang w:val="es-ES"/>
+        </w:rPr>
+        <w:t>Cómo funciona: Imagina que el navegador es una persona que solo habla español (JavaScript). WebAssembly es como un traductor universal que le permite a esa persona entender instrucciones complejas en alemán o japonés (C#, Rust, C++).</w:t>
+      </w:r>
+    </w:p>
+    <w:p>
+      <w:pPr>
+        <w:pStyle w:val="Listaconvietas"/>
+        <w:tabs>
+          <w:tab w:val="clear" w:pos="360"/>
+          <w:tab w:val="num" w:pos="720"/>
+        </w:tabs>
+        <w:ind w:left="720"/>
+        <w:rPr>
+          <w:lang w:val="es-ES"/>
+        </w:rPr>
+      </w:pPr>
+      <w:r>
+        <w:rPr>
+          <w:lang w:val="es-ES"/>
+        </w:rPr>
+        <w:t>Por qué es importante: Gracias a WASM, puedes tomar el motor de .NET y meterlo dentro del navegador. Esto permite que tu código de C# se ejecute directamente en la computadora del usuario, no en un servidor remoto.</w:t>
+      </w:r>
+    </w:p>
+    <w:p>
+      <w:pPr>
+        <w:pStyle w:val="Listaconvietas"/>
+        <w:numPr>
+          <w:ilvl w:val="0"/>
+          <w:numId w:val="0"/>
+        </w:numPr>
+        <w:ind w:left="720"/>
+        <w:rPr>
+          <w:lang w:val="es-ES"/>
+        </w:rPr>
+      </w:pPr>
+    </w:p>
+    <w:p>
+      <w:pPr>
+        <w:pStyle w:val="Listaconvietas"/>
+        <w:tabs>
+          <w:tab w:val="clear" w:pos="360"/>
+          <w:tab w:val="num" w:pos="720"/>
+          <w:tab w:val="num" w:pos="1897"/>
+        </w:tabs>
+        <w:rPr>
+          <w:lang w:val="es-ES"/>
+        </w:rPr>
+      </w:pPr>
+      <w:r>
+        <w:rPr>
+          <w:b/>
+          <w:bCs/>
+          <w:lang w:val="es-ES"/>
+        </w:rPr>
+        <w:t>4</w:t>
+      </w:r>
+      <w:r>
+        <w:rPr>
+          <w:b/>
+          <w:bCs/>
+          <w:lang w:val="es-ES"/>
+        </w:rPr>
+        <w:t>4</w:t>
+      </w:r>
+      <w:r>
+        <w:rPr>
+          <w:b/>
+          <w:bCs/>
+          <w:lang w:val="es-ES"/>
+        </w:rPr>
+        <w:t xml:space="preserve">. QUÉ ES </w:t>
+      </w:r>
+      <w:r>
+        <w:rPr>
+          <w:b/>
+          <w:bCs/>
+          <w:lang w:val="es-ES"/>
+        </w:rPr>
+        <w:t>STANDALONE</w:t>
+      </w:r>
+    </w:p>
+    <w:p>
+      <w:pPr>
+        <w:pStyle w:val="Listaconvietas"/>
+        <w:numPr>
+          <w:ilvl w:val="0"/>
+          <w:numId w:val="0"/>
+        </w:numPr>
+        <w:rPr>
+          <w:lang w:val="es-ES"/>
+        </w:rPr>
+      </w:pPr>
+    </w:p>
+    <w:p>
+      <w:pPr>
+        <w:pStyle w:val="Listaconvietas"/>
+        <w:tabs>
+          <w:tab w:val="clear" w:pos="360"/>
+          <w:tab w:val="num" w:pos="720"/>
+        </w:tabs>
+        <w:ind w:left="720"/>
+        <w:rPr>
+          <w:lang w:val="es-ES"/>
+        </w:rPr>
+      </w:pPr>
+      <w:r>
+        <w:rPr>
+          <w:lang w:val="es-ES"/>
+        </w:rPr>
+        <w:t>En inglés significa "Independiente" o "Por sí solo".</w:t>
+      </w:r>
+    </w:p>
+    <w:p>
+      <w:pPr>
+        <w:pStyle w:val="Listaconvietas"/>
+        <w:tabs>
+          <w:tab w:val="clear" w:pos="360"/>
+          <w:tab w:val="num" w:pos="720"/>
+        </w:tabs>
+        <w:ind w:left="720"/>
+        <w:rPr>
+          <w:lang w:val="es-ES"/>
+        </w:rPr>
+      </w:pPr>
+      <w:r>
+        <w:rPr>
+          <w:lang w:val="es-ES"/>
+        </w:rPr>
+        <w:t>Cómo funciona: Un proyecto Blazor WebAssembly Standalone es básicamente un montón de archivos estáticos (HTML, CSS y archivos .dll de C#).</w:t>
+      </w:r>
+    </w:p>
+    <w:p>
+      <w:pPr>
+        <w:pStyle w:val="Listaconvietas"/>
+        <w:tabs>
+          <w:tab w:val="clear" w:pos="360"/>
+          <w:tab w:val="num" w:pos="720"/>
+        </w:tabs>
+        <w:ind w:left="720"/>
+        <w:rPr>
+          <w:lang w:val="es-ES"/>
+        </w:rPr>
+      </w:pPr>
+      <w:r>
+        <w:rPr>
+          <w:lang w:val="es-ES"/>
+        </w:rPr>
+        <w:t>Por qué es importante: Como es "independiente", no necesita un servidor de ASP.NET Core detrás para funcionar. Podrías subir esos archivos a cualquier lugar (como GitHub Pages o Firebase) y la aplicación funcionaría.</w:t>
+      </w:r>
+    </w:p>
+    <w:p>
+      <w:pPr>
+        <w:pStyle w:val="Listaconvietas"/>
+        <w:tabs>
+          <w:tab w:val="clear" w:pos="360"/>
+          <w:tab w:val="num" w:pos="720"/>
+        </w:tabs>
+        <w:ind w:left="720"/>
+        <w:rPr>
+          <w:lang w:val="es-ES"/>
+        </w:rPr>
+      </w:pPr>
+      <w:r>
+        <w:rPr>
+          <w:lang w:val="es-ES"/>
+        </w:rPr>
+        <w:t>Diferencia clave: En el proyecto de empleados que hiciste antes, tu Blazor dependía de tu servidor (Hosted). En un proyecto Standalone, el Blazor es el dueño de su propio destino y se comunica con APIs externas (como la de Rick y Morty) por su cuenta.</w:t>
+      </w:r>
+    </w:p>
+    <w:p>
+      <w:pPr>
+        <w:pStyle w:val="Listaconvietas"/>
+        <w:numPr>
+          <w:ilvl w:val="0"/>
+          <w:numId w:val="0"/>
+        </w:numPr>
+        <w:ind w:left="720"/>
+        <w:rPr>
+          <w:lang w:val="es-ES"/>
+        </w:rPr>
+      </w:pPr>
+    </w:p>
+    <w:p>
+      <w:pPr>
+        <w:pStyle w:val="Listaconvietas"/>
+        <w:rPr>
+          <w:lang w:val="es-ES"/>
+        </w:rPr>
+      </w:pPr>
+      <w:r>
+        <w:rPr>
+          <w:b/>
+          <w:bCs/>
+          <w:lang w:val="es-ES"/>
+        </w:rPr>
+        <w:t>4</w:t>
+      </w:r>
+      <w:r>
+        <w:rPr>
+          <w:b/>
+          <w:bCs/>
+          <w:lang w:val="es-ES"/>
+        </w:rPr>
+        <w:t>5</w:t>
+      </w:r>
+      <w:r>
+        <w:rPr>
+          <w:b/>
+          <w:bCs/>
+          <w:lang w:val="es-ES"/>
+        </w:rPr>
+        <w:t>. QUÉ ES</w:t>
       </w:r>
     </w:p>
     <w:p>
@@ -13022,7 +10195,7 @@
   <w:abstractNum w:abstractNumId="8" w15:restartNumberingAfterBreak="0">
     <w:nsid w:val="FFFFFF89"/>
     <w:multiLevelType w:val="singleLevel"/>
-    <w:tmpl w:val="4E8EFF8E"/>
+    <w:tmpl w:val="00B8FEC8"/>
     <w:lvl w:ilvl="0">
       <w:start w:val="1"/>
       <w:numFmt w:val="bullet"/>

--- a/RespuestaTomasV2.docx
+++ b/RespuestaTomasV2.docx
@@ -2563,2116 +2563,10 @@
           <w:ilvl w:val="0"/>
           <w:numId w:val="0"/>
         </w:numPr>
-        <w:ind w:left="360" w:hanging="360"/>
-        <w:rPr>
-          <w:lang w:val="es-ES"/>
-        </w:rPr>
-      </w:pPr>
-    </w:p>
-    <w:p>
-      <w:pPr>
-        <w:pStyle w:val="Ttulo1"/>
-        <w:rPr>
-          <w:lang w:val="es-ES"/>
-        </w:rPr>
-      </w:pPr>
-      <w:r>
-        <w:rPr>
-          <w:lang w:val="es-ES"/>
-        </w:rPr>
-        <w:t>Sección 4 – Programación Orientada a Objetos y Teoría General</w:t>
-      </w:r>
-    </w:p>
-    <w:p>
-      <w:pPr>
-        <w:rPr>
-          <w:lang w:val="es-ES"/>
-        </w:rPr>
-      </w:pPr>
-      <w:r>
-        <w:rPr>
-          <w:lang w:val="es-ES"/>
-        </w:rPr>
-        <w:t>¿Qué es la Programación Orientada a Objetos (POO)?</w:t>
-      </w:r>
-    </w:p>
-    <w:p>
-      <w:pPr>
-        <w:rPr>
-          <w:lang w:val="es-ES"/>
-        </w:rPr>
-      </w:pPr>
-      <w:r>
-        <w:rPr>
-          <w:highlight w:val="yellow"/>
-          <w:lang w:val="es-ES"/>
-        </w:rPr>
-        <w:t>"POO es un paradigma de programación que nos permite modelar el software basándonos en piezas del mundo real llamadas objetos. En lugar de ver el código como una lista de instrucciones sueltas, lo vemos como un ecosistema de entidades que tienen sus propias características (</w:t>
-      </w:r>
-      <w:r>
-        <w:rPr>
-          <w:b/>
-          <w:bCs/>
-          <w:highlight w:val="yellow"/>
-          <w:lang w:val="es-ES"/>
-        </w:rPr>
-        <w:t>atributos</w:t>
-      </w:r>
-      <w:r>
-        <w:rPr>
-          <w:highlight w:val="yellow"/>
-          <w:lang w:val="es-ES"/>
-        </w:rPr>
-        <w:t>) y saben hacer cosas por sí mismas (</w:t>
-      </w:r>
-      <w:r>
-        <w:rPr>
-          <w:b/>
-          <w:bCs/>
-          <w:highlight w:val="yellow"/>
-          <w:lang w:val="es-ES"/>
-        </w:rPr>
-        <w:t>métodos</w:t>
-      </w:r>
-      <w:r>
-        <w:rPr>
-          <w:highlight w:val="yellow"/>
-          <w:lang w:val="es-ES"/>
-        </w:rPr>
-        <w:t>). Esto nos permite crear sistemas ordenados, fáciles de mantener y, sobre todo, escalables".</w:t>
-      </w:r>
-    </w:p>
-    <w:p>
-      <w:pPr>
-        <w:rPr>
-          <w:lang w:val="es-ES"/>
-        </w:rPr>
-      </w:pPr>
-      <w:r>
-        <w:rPr>
-          <w:lang w:val="es-ES"/>
-        </w:rPr>
-        <w:t>1</w:t>
-      </w:r>
-      <w:r>
-        <w:rPr>
-          <w:lang w:val="es-ES"/>
-        </w:rPr>
-        <w:t>7</w:t>
-      </w:r>
-      <w:r>
-        <w:rPr>
-          <w:lang w:val="es-ES"/>
-        </w:rPr>
-        <w:t>. ¿Qué es polimorfismo en programación orientada a objetos?</w:t>
-      </w:r>
-    </w:p>
-    <w:p>
-      <w:pPr>
-        <w:pStyle w:val="Listaconvietas"/>
-        <w:tabs>
-          <w:tab w:val="clear" w:pos="360"/>
-          <w:tab w:val="num" w:pos="1080"/>
-        </w:tabs>
-        <w:rPr>
-          <w:lang w:val="es-ES"/>
-        </w:rPr>
-      </w:pPr>
-      <w:r>
-        <w:rPr>
-          <w:lang w:val="es-ES"/>
-        </w:rPr>
-        <w:t>A) El uso de múltiples hilos</w:t>
-      </w:r>
-    </w:p>
-    <w:p>
-      <w:pPr>
-        <w:pStyle w:val="Listaconvietas"/>
-        <w:tabs>
-          <w:tab w:val="clear" w:pos="360"/>
-          <w:tab w:val="num" w:pos="1080"/>
-        </w:tabs>
-        <w:rPr>
-          <w:highlight w:val="yellow"/>
-          <w:lang w:val="es-ES"/>
-        </w:rPr>
-      </w:pPr>
-      <w:r>
-        <w:rPr>
-          <w:highlight w:val="yellow"/>
-          <w:lang w:val="es-ES"/>
-        </w:rPr>
-        <w:t>B) La capacidad de una función de tomar varias formas</w:t>
-      </w:r>
-    </w:p>
-    <w:p>
-      <w:pPr>
-        <w:pStyle w:val="Listaconvietas"/>
-        <w:tabs>
-          <w:tab w:val="clear" w:pos="360"/>
-          <w:tab w:val="num" w:pos="1080"/>
-        </w:tabs>
-        <w:rPr>
-          <w:lang w:val="es-ES"/>
-        </w:rPr>
-      </w:pPr>
-      <w:r>
-        <w:rPr>
-          <w:lang w:val="es-ES"/>
-        </w:rPr>
-        <w:t>C) La herencia de múltiples clases</w:t>
-      </w:r>
-    </w:p>
-    <w:p>
-      <w:pPr>
-        <w:pStyle w:val="Listaconvietas"/>
-        <w:tabs>
-          <w:tab w:val="clear" w:pos="360"/>
-          <w:tab w:val="num" w:pos="1080"/>
-        </w:tabs>
-      </w:pPr>
-      <w:r>
-        <w:t xml:space="preserve">D) La </w:t>
-      </w:r>
-      <w:proofErr w:type="spellStart"/>
-      <w:r>
-        <w:t>sobrecarga</w:t>
-      </w:r>
-      <w:proofErr w:type="spellEnd"/>
-      <w:r>
-        <w:t xml:space="preserve"> del </w:t>
-      </w:r>
-      <w:proofErr w:type="spellStart"/>
-      <w:r>
-        <w:t>compilador</w:t>
-      </w:r>
-      <w:proofErr w:type="spellEnd"/>
-    </w:p>
-    <w:p>
-      <w:pPr>
-        <w:rPr>
-          <w:lang w:val="es-ES"/>
-        </w:rPr>
-      </w:pPr>
-      <w:r>
-        <w:rPr>
-          <w:lang w:val="es-ES"/>
-        </w:rPr>
-        <w:t>1</w:t>
-      </w:r>
-      <w:r>
-        <w:rPr>
-          <w:lang w:val="es-ES"/>
-        </w:rPr>
-        <w:t>8</w:t>
-      </w:r>
-      <w:r>
-        <w:rPr>
-          <w:lang w:val="es-ES"/>
-        </w:rPr>
-        <w:t>. ¿Qué es la herencia en programación?</w:t>
-      </w:r>
-    </w:p>
-    <w:p>
-      <w:pPr>
-        <w:pStyle w:val="Listaconvietas"/>
-        <w:tabs>
-          <w:tab w:val="clear" w:pos="360"/>
-          <w:tab w:val="num" w:pos="1080"/>
-        </w:tabs>
-        <w:rPr>
-          <w:lang w:val="es-ES"/>
-        </w:rPr>
-      </w:pPr>
-      <w:r>
-        <w:rPr>
-          <w:lang w:val="es-ES"/>
-        </w:rPr>
-        <w:t>A) Reutilización de funciones de librerías</w:t>
-      </w:r>
-    </w:p>
-    <w:p>
-      <w:pPr>
-        <w:pStyle w:val="Listaconvietas"/>
-        <w:tabs>
-          <w:tab w:val="clear" w:pos="360"/>
-          <w:tab w:val="num" w:pos="1080"/>
-        </w:tabs>
-        <w:rPr>
-          <w:lang w:val="es-ES"/>
-        </w:rPr>
-      </w:pPr>
-      <w:r>
-        <w:rPr>
-          <w:lang w:val="es-ES"/>
-        </w:rPr>
-        <w:t>B) Compartir métodos entre clases sin relación</w:t>
-      </w:r>
-    </w:p>
-    <w:p>
-      <w:pPr>
-        <w:pStyle w:val="Listaconvietas"/>
-        <w:tabs>
-          <w:tab w:val="clear" w:pos="360"/>
-          <w:tab w:val="num" w:pos="1080"/>
-        </w:tabs>
-        <w:rPr>
-          <w:highlight w:val="yellow"/>
-          <w:lang w:val="es-ES"/>
-        </w:rPr>
-      </w:pPr>
-      <w:r>
-        <w:rPr>
-          <w:highlight w:val="yellow"/>
-          <w:lang w:val="es-ES"/>
-        </w:rPr>
-        <w:t>C) La capacidad de una clase de heredar atributos y métodos de otra</w:t>
-      </w:r>
-    </w:p>
-    <w:p>
-      <w:pPr>
-        <w:pStyle w:val="Listaconvietas"/>
-        <w:tabs>
-          <w:tab w:val="clear" w:pos="360"/>
-          <w:tab w:val="num" w:pos="1080"/>
-        </w:tabs>
-        <w:rPr>
-          <w:lang w:val="es-ES"/>
-        </w:rPr>
-      </w:pPr>
-      <w:r>
-        <w:rPr>
-          <w:lang w:val="es-ES"/>
-        </w:rPr>
-        <w:t>D) Evitar la duplicación de datos</w:t>
-      </w:r>
-    </w:p>
-    <w:p>
-      <w:pPr>
-        <w:rPr>
-          <w:lang w:val="es-ES"/>
-        </w:rPr>
-      </w:pPr>
-      <w:r>
-        <w:rPr>
-          <w:lang w:val="es-ES"/>
-        </w:rPr>
-        <w:t>1</w:t>
-      </w:r>
-      <w:r>
-        <w:rPr>
-          <w:lang w:val="es-ES"/>
-        </w:rPr>
-        <w:t>9</w:t>
-      </w:r>
-      <w:r>
-        <w:rPr>
-          <w:lang w:val="es-ES"/>
-        </w:rPr>
-        <w:t>. ¿Cuál es una diferencia principal entre Java y JavaScript?</w:t>
-      </w:r>
-    </w:p>
-    <w:p>
-      <w:pPr>
-        <w:pStyle w:val="Listaconvietas"/>
-        <w:tabs>
-          <w:tab w:val="clear" w:pos="360"/>
-          <w:tab w:val="num" w:pos="1080"/>
-        </w:tabs>
-        <w:rPr>
-          <w:lang w:val="es-ES"/>
-        </w:rPr>
-      </w:pPr>
-      <w:r>
-        <w:rPr>
-          <w:lang w:val="es-ES"/>
-        </w:rPr>
-        <w:t>A) JavaScript se compila, Java no</w:t>
-      </w:r>
-    </w:p>
-    <w:p>
-      <w:pPr>
-        <w:pStyle w:val="Listaconvietas"/>
-        <w:tabs>
-          <w:tab w:val="clear" w:pos="360"/>
-          <w:tab w:val="num" w:pos="1080"/>
-        </w:tabs>
-        <w:rPr>
-          <w:lang w:val="es-ES"/>
-        </w:rPr>
-      </w:pPr>
-      <w:r>
-        <w:rPr>
-          <w:lang w:val="es-ES"/>
-        </w:rPr>
-        <w:lastRenderedPageBreak/>
-        <w:t xml:space="preserve">B) JavaScript es un lenguaje de </w:t>
-      </w:r>
-      <w:proofErr w:type="spellStart"/>
-      <w:r>
-        <w:rPr>
-          <w:lang w:val="es-ES"/>
-        </w:rPr>
-        <w:t>backend</w:t>
-      </w:r>
-      <w:proofErr w:type="spellEnd"/>
-    </w:p>
-    <w:p>
-      <w:pPr>
-        <w:pStyle w:val="Listaconvietas"/>
-        <w:tabs>
-          <w:tab w:val="clear" w:pos="360"/>
-          <w:tab w:val="num" w:pos="1080"/>
-        </w:tabs>
-        <w:rPr>
-          <w:highlight w:val="yellow"/>
-          <w:lang w:val="es-ES"/>
-        </w:rPr>
-      </w:pPr>
-      <w:r>
-        <w:rPr>
-          <w:highlight w:val="yellow"/>
-          <w:lang w:val="es-ES"/>
-        </w:rPr>
-        <w:t>C) JavaScript es interpretado y orientado al navegador, Java es compilado y orientado a objetos</w:t>
-      </w:r>
-    </w:p>
-    <w:p>
-      <w:pPr>
-        <w:pStyle w:val="Listaconvietas"/>
-        <w:tabs>
-          <w:tab w:val="clear" w:pos="360"/>
-          <w:tab w:val="num" w:pos="1080"/>
-        </w:tabs>
-        <w:rPr>
-          <w:lang w:val="es-ES"/>
-        </w:rPr>
-      </w:pPr>
-      <w:r>
-        <w:rPr>
-          <w:lang w:val="es-ES"/>
-        </w:rPr>
-        <w:t>D) Ambos son iguales pero escritos diferente</w:t>
-      </w:r>
-    </w:p>
-    <w:p>
-      <w:pPr>
-        <w:rPr>
-          <w:lang w:val="es-ES"/>
-        </w:rPr>
-      </w:pPr>
-      <w:r>
-        <w:rPr>
-          <w:lang w:val="es-ES"/>
-        </w:rPr>
-        <w:t>20. ¿Qué es el patrón MVC?</w:t>
-      </w:r>
-    </w:p>
-    <w:p>
-      <w:pPr>
-        <w:pStyle w:val="Listaconvietas"/>
-        <w:tabs>
-          <w:tab w:val="clear" w:pos="360"/>
-          <w:tab w:val="num" w:pos="1080"/>
-        </w:tabs>
-        <w:rPr>
-          <w:lang w:val="es-ES"/>
-        </w:rPr>
-      </w:pPr>
-      <w:r>
-        <w:rPr>
-          <w:lang w:val="es-ES"/>
-        </w:rPr>
-        <w:t xml:space="preserve">A) Una forma de estructurar </w:t>
-      </w:r>
-      <w:proofErr w:type="spellStart"/>
-      <w:r>
-        <w:rPr>
-          <w:lang w:val="es-ES"/>
-        </w:rPr>
-        <w:t>APIs</w:t>
-      </w:r>
-      <w:proofErr w:type="spellEnd"/>
-      <w:r>
-        <w:rPr>
-          <w:lang w:val="es-ES"/>
-        </w:rPr>
-        <w:t xml:space="preserve"> REST</w:t>
-      </w:r>
-    </w:p>
-    <w:p>
-      <w:pPr>
-        <w:pStyle w:val="Listaconvietas"/>
-        <w:tabs>
-          <w:tab w:val="clear" w:pos="360"/>
-          <w:tab w:val="num" w:pos="1080"/>
-        </w:tabs>
-        <w:rPr>
-          <w:highlight w:val="yellow"/>
-          <w:lang w:val="es-ES"/>
-        </w:rPr>
-      </w:pPr>
-      <w:r>
-        <w:rPr>
-          <w:highlight w:val="yellow"/>
-          <w:lang w:val="es-ES"/>
-        </w:rPr>
-        <w:t>B) Modelo de programación que separa lógica, UI y datos</w:t>
-      </w:r>
-    </w:p>
-    <w:p>
-      <w:pPr>
-        <w:pStyle w:val="Listaconvietas"/>
-        <w:tabs>
-          <w:tab w:val="clear" w:pos="360"/>
-          <w:tab w:val="num" w:pos="1080"/>
-        </w:tabs>
-        <w:rPr>
-          <w:lang w:val="es-ES"/>
-        </w:rPr>
-      </w:pPr>
-      <w:r>
-        <w:rPr>
-          <w:lang w:val="es-ES"/>
-        </w:rPr>
-        <w:t>C) Un lenguaje de base de datos</w:t>
-      </w:r>
-    </w:p>
-    <w:p>
-      <w:pPr>
-        <w:pStyle w:val="Listaconvietas"/>
-        <w:tabs>
-          <w:tab w:val="clear" w:pos="360"/>
-          <w:tab w:val="num" w:pos="1080"/>
-        </w:tabs>
-      </w:pPr>
-      <w:r>
-        <w:t xml:space="preserve">D) Un </w:t>
-      </w:r>
-      <w:proofErr w:type="spellStart"/>
-      <w:r>
-        <w:t>compilador</w:t>
-      </w:r>
-      <w:proofErr w:type="spellEnd"/>
-    </w:p>
-    <w:p>
-      <w:pPr>
-        <w:pStyle w:val="Ttulo1"/>
-        <w:rPr>
-          <w:lang w:val="es-ES"/>
-        </w:rPr>
-      </w:pPr>
-      <w:r>
-        <w:rPr>
-          <w:lang w:val="es-ES"/>
-        </w:rPr>
-        <w:t>Sección 5 – Preguntas Prácticas</w:t>
-      </w:r>
-    </w:p>
-    <w:p>
-      <w:pPr>
-        <w:rPr>
-          <w:lang w:val="es-ES"/>
-        </w:rPr>
-      </w:pPr>
-      <w:r>
-        <w:rPr>
-          <w:lang w:val="es-ES"/>
-        </w:rPr>
-        <w:t>2</w:t>
-      </w:r>
-      <w:r>
-        <w:rPr>
-          <w:lang w:val="es-ES"/>
-        </w:rPr>
-        <w:t>1</w:t>
-      </w:r>
-      <w:r>
-        <w:rPr>
-          <w:lang w:val="es-ES"/>
-        </w:rPr>
-        <w:t>. Convierte el siguiente XML en un objeto JSON:</w:t>
-      </w:r>
-      <w:r>
-        <w:rPr>
-          <w:lang w:val="es-ES"/>
-        </w:rPr>
-        <w:t xml:space="preserve"> 5 puntos</w:t>
-      </w:r>
-    </w:p>
-    <w:p>
-      <w:pPr>
-        <w:pStyle w:val="Citadestacada"/>
-        <w:rPr>
-          <w:lang w:val="es-ES"/>
-        </w:rPr>
-      </w:pPr>
-      <w:r>
-        <w:rPr>
-          <w:lang w:val="es-ES"/>
-        </w:rPr>
-        <w:t>&lt;empleado&gt;</w:t>
-      </w:r>
-      <w:r>
-        <w:rPr>
-          <w:lang w:val="es-ES"/>
-        </w:rPr>
-        <w:br/>
-        <w:t xml:space="preserve">  &lt;nombre&gt;Juan&lt;/nombre&gt;</w:t>
-      </w:r>
-      <w:r>
-        <w:rPr>
-          <w:lang w:val="es-ES"/>
-        </w:rPr>
-        <w:br/>
-        <w:t xml:space="preserve">  &lt;edad&gt;30&lt;/edad&gt;</w:t>
-      </w:r>
-      <w:r>
-        <w:rPr>
-          <w:lang w:val="es-ES"/>
-        </w:rPr>
-        <w:br/>
-        <w:t>&lt;/empleado&gt;</w:t>
-      </w:r>
-    </w:p>
-    <w:p>
-      <w:pPr>
-        <w:rPr>
-          <w:highlight w:val="yellow"/>
-          <w:lang w:val="es-ES"/>
-        </w:rPr>
-      </w:pPr>
-      <w:r>
-        <w:rPr>
-          <w:highlight w:val="yellow"/>
-          <w:lang w:val="es-ES"/>
-        </w:rPr>
-        <w:t>{</w:t>
-      </w:r>
-    </w:p>
-    <w:p>
-      <w:pPr>
-        <w:rPr>
-          <w:highlight w:val="yellow"/>
-          <w:lang w:val="es-ES"/>
-        </w:rPr>
-      </w:pPr>
-      <w:r>
-        <w:rPr>
-          <w:highlight w:val="yellow"/>
-          <w:lang w:val="es-ES"/>
-        </w:rPr>
-        <w:t>“empleado”: {</w:t>
-      </w:r>
-    </w:p>
-    <w:p>
-      <w:pPr>
-        <w:rPr>
-          <w:highlight w:val="yellow"/>
-          <w:lang w:val="es-ES"/>
-        </w:rPr>
-      </w:pPr>
-      <w:r>
-        <w:rPr>
-          <w:highlight w:val="yellow"/>
-          <w:lang w:val="es-ES"/>
-        </w:rPr>
-        <w:tab/>
-        <w:t>“nombre”: “Juan”,</w:t>
-      </w:r>
-    </w:p>
-    <w:p>
-      <w:pPr>
-        <w:rPr>
-          <w:highlight w:val="yellow"/>
-          <w:lang w:val="es-ES"/>
-        </w:rPr>
-      </w:pPr>
-      <w:r>
-        <w:rPr>
-          <w:highlight w:val="yellow"/>
-          <w:lang w:val="es-ES"/>
-        </w:rPr>
-        <w:tab/>
-        <w:t>“edad”: 30</w:t>
-      </w:r>
-    </w:p>
-    <w:p>
-      <w:pPr>
-        <w:ind w:firstLine="720"/>
-        <w:rPr>
-          <w:highlight w:val="yellow"/>
-          <w:lang w:val="es-ES"/>
-        </w:rPr>
-      </w:pPr>
-      <w:r>
-        <w:rPr>
-          <w:highlight w:val="yellow"/>
-          <w:lang w:val="es-ES"/>
-        </w:rPr>
-        <w:t>}</w:t>
-      </w:r>
-    </w:p>
-    <w:p>
-      <w:pPr>
-        <w:rPr>
-          <w:lang w:val="es-ES"/>
-        </w:rPr>
-      </w:pPr>
-      <w:r>
-        <w:rPr>
-          <w:highlight w:val="yellow"/>
-          <w:lang w:val="es-ES"/>
-        </w:rPr>
-        <w:t>}</w:t>
-      </w:r>
-    </w:p>
-    <w:p>
-      <w:pPr>
-        <w:rPr>
-          <w:lang w:val="es-ES"/>
-        </w:rPr>
-      </w:pPr>
-      <w:r>
-        <w:rPr>
-          <w:lang w:val="es-ES"/>
-        </w:rPr>
-        <w:t>22. Escribe una función en C# que reciba una palabra y la devuelva al revés.</w:t>
-      </w:r>
-      <w:r>
-        <w:rPr>
-          <w:lang w:val="es-ES"/>
-        </w:rPr>
-        <w:t xml:space="preserve"> </w:t>
-      </w:r>
-      <w:r>
-        <w:rPr>
-          <w:lang w:val="es-ES"/>
-        </w:rPr>
-        <w:t xml:space="preserve"> 10 puntos</w:t>
-      </w:r>
-    </w:p>
-    <w:p>
-      <w:pPr>
-        <w:rPr>
-          <w:highlight w:val="yellow"/>
-          <w:lang w:val="es-ES"/>
-        </w:rPr>
-      </w:pPr>
-      <w:proofErr w:type="spellStart"/>
-      <w:r>
-        <w:rPr>
-          <w:highlight w:val="yellow"/>
-          <w:lang w:val="es-ES"/>
-        </w:rPr>
-        <w:t>public</w:t>
-      </w:r>
-      <w:proofErr w:type="spellEnd"/>
-      <w:r>
-        <w:rPr>
-          <w:highlight w:val="yellow"/>
-          <w:lang w:val="es-ES"/>
-        </w:rPr>
-        <w:t xml:space="preserve"> </w:t>
-      </w:r>
-      <w:proofErr w:type="spellStart"/>
-      <w:r>
-        <w:rPr>
-          <w:highlight w:val="yellow"/>
-          <w:lang w:val="es-ES"/>
-        </w:rPr>
-        <w:t>static</w:t>
-      </w:r>
-      <w:proofErr w:type="spellEnd"/>
-      <w:r>
-        <w:rPr>
-          <w:highlight w:val="yellow"/>
-          <w:lang w:val="es-ES"/>
-        </w:rPr>
-        <w:t xml:space="preserve"> string </w:t>
-      </w:r>
-      <w:proofErr w:type="spellStart"/>
-      <w:proofErr w:type="gramStart"/>
-      <w:r>
-        <w:rPr>
-          <w:highlight w:val="yellow"/>
-          <w:lang w:val="es-ES"/>
-        </w:rPr>
-        <w:t>InvertirPalabra</w:t>
-      </w:r>
-      <w:proofErr w:type="spellEnd"/>
-      <w:r>
-        <w:rPr>
-          <w:highlight w:val="yellow"/>
-          <w:lang w:val="es-ES"/>
-        </w:rPr>
-        <w:t>(</w:t>
-      </w:r>
-      <w:proofErr w:type="gramEnd"/>
-      <w:r>
-        <w:rPr>
-          <w:highlight w:val="yellow"/>
-          <w:lang w:val="es-ES"/>
-        </w:rPr>
-        <w:t>string palabra)</w:t>
-      </w:r>
-    </w:p>
-    <w:p>
-      <w:pPr>
-        <w:rPr>
-          <w:highlight w:val="yellow"/>
-          <w:lang w:val="es-ES"/>
-        </w:rPr>
-      </w:pPr>
-      <w:r>
-        <w:rPr>
-          <w:highlight w:val="yellow"/>
-          <w:lang w:val="es-ES"/>
-        </w:rPr>
-        <w:t>{</w:t>
-      </w:r>
-    </w:p>
-    <w:p>
-      <w:pPr>
-        <w:rPr>
-          <w:highlight w:val="yellow"/>
-          <w:lang w:val="es-ES"/>
-        </w:rPr>
-      </w:pPr>
-      <w:r>
-        <w:rPr>
-          <w:highlight w:val="yellow"/>
-          <w:lang w:val="es-ES"/>
-        </w:rPr>
-        <w:t xml:space="preserve">    // Convertimos la palabra en un arreglo de caracteres</w:t>
-      </w:r>
-    </w:p>
-    <w:p>
-      <w:pPr>
-        <w:rPr>
-          <w:highlight w:val="yellow"/>
-          <w:lang w:val="es-ES"/>
-        </w:rPr>
-      </w:pPr>
-      <w:r>
-        <w:rPr>
-          <w:highlight w:val="yellow"/>
-          <w:lang w:val="es-ES"/>
-        </w:rPr>
-        <w:t xml:space="preserve">    </w:t>
-      </w:r>
-      <w:proofErr w:type="spellStart"/>
-      <w:proofErr w:type="gramStart"/>
-      <w:r>
-        <w:rPr>
-          <w:highlight w:val="yellow"/>
-          <w:lang w:val="es-ES"/>
-        </w:rPr>
-        <w:t>char</w:t>
-      </w:r>
-      <w:proofErr w:type="spellEnd"/>
-      <w:r>
-        <w:rPr>
-          <w:highlight w:val="yellow"/>
-          <w:lang w:val="es-ES"/>
-        </w:rPr>
-        <w:t>[</w:t>
-      </w:r>
-      <w:proofErr w:type="gramEnd"/>
-      <w:r>
-        <w:rPr>
-          <w:highlight w:val="yellow"/>
-          <w:lang w:val="es-ES"/>
-        </w:rPr>
-        <w:t xml:space="preserve">] letras = </w:t>
-      </w:r>
-      <w:proofErr w:type="spellStart"/>
-      <w:r>
-        <w:rPr>
-          <w:highlight w:val="yellow"/>
-          <w:lang w:val="es-ES"/>
-        </w:rPr>
-        <w:t>palabra.ToCharArray</w:t>
-      </w:r>
-      <w:proofErr w:type="spellEnd"/>
-      <w:r>
-        <w:rPr>
-          <w:highlight w:val="yellow"/>
-          <w:lang w:val="es-ES"/>
-        </w:rPr>
-        <w:t>();</w:t>
-      </w:r>
-    </w:p>
-    <w:p>
-      <w:pPr>
-        <w:rPr>
-          <w:highlight w:val="yellow"/>
-          <w:lang w:val="es-ES"/>
-        </w:rPr>
-      </w:pPr>
-      <w:r>
-        <w:rPr>
-          <w:highlight w:val="yellow"/>
-          <w:lang w:val="es-ES"/>
-        </w:rPr>
-        <w:t xml:space="preserve">    // Invertimos el arreglo</w:t>
-      </w:r>
-    </w:p>
-    <w:p>
-      <w:pPr>
-        <w:rPr>
-          <w:highlight w:val="yellow"/>
-          <w:lang w:val="es-ES"/>
-        </w:rPr>
-      </w:pPr>
-      <w:r>
-        <w:rPr>
-          <w:highlight w:val="yellow"/>
-          <w:lang w:val="es-ES"/>
-        </w:rPr>
-        <w:t xml:space="preserve">    </w:t>
-      </w:r>
-      <w:proofErr w:type="spellStart"/>
-      <w:r>
-        <w:rPr>
-          <w:highlight w:val="yellow"/>
-          <w:lang w:val="es-ES"/>
-        </w:rPr>
-        <w:t>Array.Reverse</w:t>
-      </w:r>
-      <w:proofErr w:type="spellEnd"/>
-      <w:r>
-        <w:rPr>
-          <w:highlight w:val="yellow"/>
-          <w:lang w:val="es-ES"/>
-        </w:rPr>
-        <w:t>(letras);</w:t>
-      </w:r>
-    </w:p>
-    <w:p>
-      <w:pPr>
-        <w:rPr>
-          <w:highlight w:val="yellow"/>
-          <w:lang w:val="es-ES"/>
-        </w:rPr>
-      </w:pPr>
-    </w:p>
-    <w:p>
-      <w:pPr>
-        <w:rPr>
-          <w:highlight w:val="yellow"/>
-          <w:lang w:val="es-ES"/>
-        </w:rPr>
-      </w:pPr>
-      <w:r>
-        <w:rPr>
-          <w:highlight w:val="yellow"/>
-          <w:lang w:val="es-ES"/>
-        </w:rPr>
-        <w:lastRenderedPageBreak/>
-        <w:t xml:space="preserve">    // Convertimos de nuevo a string</w:t>
-      </w:r>
-    </w:p>
-    <w:p>
-      <w:pPr>
-        <w:rPr>
-          <w:highlight w:val="yellow"/>
-        </w:rPr>
-      </w:pPr>
-      <w:r>
-        <w:rPr>
-          <w:highlight w:val="yellow"/>
-          <w:lang w:val="es-ES"/>
-        </w:rPr>
-        <w:t xml:space="preserve">    </w:t>
-      </w:r>
-      <w:r>
-        <w:rPr>
-          <w:highlight w:val="yellow"/>
-        </w:rPr>
-        <w:t>return new string(</w:t>
-      </w:r>
-      <w:proofErr w:type="spellStart"/>
-      <w:r>
-        <w:rPr>
-          <w:highlight w:val="yellow"/>
-        </w:rPr>
-        <w:t>letras</w:t>
-      </w:r>
-      <w:proofErr w:type="spellEnd"/>
-      <w:r>
-        <w:rPr>
-          <w:highlight w:val="yellow"/>
-        </w:rPr>
-        <w:t>);</w:t>
-      </w:r>
-    </w:p>
-    <w:p>
-      <w:r>
-        <w:rPr>
-          <w:highlight w:val="yellow"/>
-        </w:rPr>
-        <w:t>}</w:t>
-      </w:r>
-    </w:p>
-    <w:p/>
-    <w:p>
-      <w:pPr>
-        <w:rPr>
-          <w:highlight w:val="yellow"/>
-        </w:rPr>
-      </w:pPr>
-      <w:r>
-        <w:rPr>
-          <w:highlight w:val="yellow"/>
-        </w:rPr>
-        <w:t xml:space="preserve">public static void </w:t>
-      </w:r>
-      <w:proofErr w:type="spellStart"/>
-      <w:proofErr w:type="gramStart"/>
-      <w:r>
-        <w:rPr>
-          <w:highlight w:val="yellow"/>
-        </w:rPr>
-        <w:t>PalabraVolteada</w:t>
-      </w:r>
-      <w:proofErr w:type="spellEnd"/>
-      <w:r>
-        <w:rPr>
-          <w:highlight w:val="yellow"/>
-        </w:rPr>
-        <w:t>(</w:t>
-      </w:r>
-      <w:proofErr w:type="gramEnd"/>
-      <w:r>
-        <w:rPr>
-          <w:highlight w:val="yellow"/>
-        </w:rPr>
-        <w:t>)</w:t>
-      </w:r>
-    </w:p>
-    <w:p>
-      <w:pPr>
-        <w:rPr>
-          <w:highlight w:val="yellow"/>
-          <w:lang w:val="es-ES"/>
-        </w:rPr>
-      </w:pPr>
-      <w:r>
-        <w:rPr>
-          <w:highlight w:val="yellow"/>
-          <w:lang w:val="es-ES"/>
-        </w:rPr>
-        <w:t>{</w:t>
-      </w:r>
-    </w:p>
-    <w:p>
-      <w:pPr>
-        <w:rPr>
-          <w:highlight w:val="yellow"/>
-          <w:lang w:val="es-ES"/>
-        </w:rPr>
-      </w:pPr>
-      <w:r>
-        <w:rPr>
-          <w:highlight w:val="yellow"/>
-          <w:lang w:val="es-ES"/>
-        </w:rPr>
-        <w:t xml:space="preserve">    </w:t>
-      </w:r>
-      <w:proofErr w:type="spellStart"/>
-      <w:r>
-        <w:rPr>
-          <w:highlight w:val="yellow"/>
-          <w:lang w:val="es-ES"/>
-        </w:rPr>
-        <w:t>Console.WriteLine</w:t>
-      </w:r>
-      <w:proofErr w:type="spellEnd"/>
-      <w:r>
-        <w:rPr>
-          <w:highlight w:val="yellow"/>
-          <w:lang w:val="es-ES"/>
-        </w:rPr>
-        <w:t xml:space="preserve">("Escriba una palabra y la </w:t>
-      </w:r>
-      <w:proofErr w:type="spellStart"/>
-      <w:r>
-        <w:rPr>
-          <w:highlight w:val="yellow"/>
-          <w:lang w:val="es-ES"/>
-        </w:rPr>
-        <w:t>imnprimiré</w:t>
-      </w:r>
-      <w:proofErr w:type="spellEnd"/>
-      <w:r>
-        <w:rPr>
-          <w:highlight w:val="yellow"/>
-          <w:lang w:val="es-ES"/>
-        </w:rPr>
-        <w:t xml:space="preserve"> al revés");</w:t>
-      </w:r>
-    </w:p>
-    <w:p>
-      <w:pPr>
-        <w:rPr>
-          <w:highlight w:val="yellow"/>
-          <w:lang w:val="es-ES"/>
-        </w:rPr>
-      </w:pPr>
-      <w:r>
-        <w:rPr>
-          <w:highlight w:val="yellow"/>
-          <w:lang w:val="es-ES"/>
-        </w:rPr>
-        <w:t xml:space="preserve">    </w:t>
-      </w:r>
-      <w:proofErr w:type="spellStart"/>
-      <w:r>
-        <w:rPr>
-          <w:highlight w:val="yellow"/>
-          <w:lang w:val="es-ES"/>
-        </w:rPr>
-        <w:t>var</w:t>
-      </w:r>
-      <w:proofErr w:type="spellEnd"/>
-      <w:r>
-        <w:rPr>
-          <w:highlight w:val="yellow"/>
-          <w:lang w:val="es-ES"/>
-        </w:rPr>
-        <w:t xml:space="preserve"> palabra = </w:t>
-      </w:r>
-      <w:proofErr w:type="spellStart"/>
-      <w:r>
-        <w:rPr>
-          <w:highlight w:val="yellow"/>
-          <w:lang w:val="es-ES"/>
-        </w:rPr>
-        <w:t>Console.ReadLine</w:t>
-      </w:r>
-      <w:proofErr w:type="spellEnd"/>
-      <w:r>
-        <w:rPr>
-          <w:highlight w:val="yellow"/>
-          <w:lang w:val="es-ES"/>
-        </w:rPr>
-        <w:t>();</w:t>
-      </w:r>
-    </w:p>
-    <w:p>
-      <w:pPr>
-        <w:rPr>
-          <w:highlight w:val="yellow"/>
-          <w:lang w:val="es-ES"/>
-        </w:rPr>
-      </w:pPr>
-    </w:p>
-    <w:p>
-      <w:pPr>
-        <w:rPr>
-          <w:highlight w:val="yellow"/>
-          <w:lang w:val="es-ES"/>
-        </w:rPr>
-      </w:pPr>
-      <w:r>
-        <w:rPr>
-          <w:highlight w:val="yellow"/>
-          <w:lang w:val="es-ES"/>
-        </w:rPr>
-        <w:t xml:space="preserve">    </w:t>
-      </w:r>
-      <w:proofErr w:type="spellStart"/>
-      <w:r>
-        <w:rPr>
-          <w:highlight w:val="yellow"/>
-          <w:lang w:val="es-ES"/>
-        </w:rPr>
-        <w:t>var</w:t>
-      </w:r>
-      <w:proofErr w:type="spellEnd"/>
-      <w:r>
-        <w:rPr>
-          <w:highlight w:val="yellow"/>
-          <w:lang w:val="es-ES"/>
-        </w:rPr>
-        <w:t xml:space="preserve"> reverso = "";</w:t>
-      </w:r>
-    </w:p>
-    <w:p>
-      <w:pPr>
-        <w:rPr>
-          <w:highlight w:val="yellow"/>
-          <w:lang w:val="es-ES"/>
-        </w:rPr>
-      </w:pPr>
-      <w:r>
-        <w:rPr>
-          <w:highlight w:val="yellow"/>
-          <w:lang w:val="es-ES"/>
-        </w:rPr>
-        <w:t xml:space="preserve">    </w:t>
-      </w:r>
-      <w:proofErr w:type="spellStart"/>
-      <w:r>
-        <w:rPr>
-          <w:highlight w:val="yellow"/>
-          <w:lang w:val="es-ES"/>
-        </w:rPr>
-        <w:t>foreach</w:t>
-      </w:r>
-      <w:proofErr w:type="spellEnd"/>
-      <w:r>
-        <w:rPr>
-          <w:highlight w:val="yellow"/>
-          <w:lang w:val="es-ES"/>
-        </w:rPr>
-        <w:t xml:space="preserve"> (</w:t>
-      </w:r>
-      <w:proofErr w:type="spellStart"/>
-      <w:r>
-        <w:rPr>
-          <w:highlight w:val="yellow"/>
-          <w:lang w:val="es-ES"/>
-        </w:rPr>
-        <w:t>char</w:t>
-      </w:r>
-      <w:proofErr w:type="spellEnd"/>
-      <w:r>
-        <w:rPr>
-          <w:highlight w:val="yellow"/>
-          <w:lang w:val="es-ES"/>
-        </w:rPr>
-        <w:t xml:space="preserve"> letra in palabra) { </w:t>
-      </w:r>
-    </w:p>
-    <w:p>
-      <w:pPr>
-        <w:rPr>
-          <w:highlight w:val="yellow"/>
-          <w:lang w:val="es-ES"/>
-        </w:rPr>
-      </w:pPr>
-      <w:r>
-        <w:rPr>
-          <w:highlight w:val="yellow"/>
-          <w:lang w:val="es-ES"/>
-        </w:rPr>
-        <w:t xml:space="preserve">        reverso = letra + reverso;</w:t>
-      </w:r>
-    </w:p>
-    <w:p>
-      <w:pPr>
-        <w:rPr>
-          <w:highlight w:val="yellow"/>
-        </w:rPr>
-      </w:pPr>
-      <w:r>
-        <w:rPr>
-          <w:highlight w:val="yellow"/>
-          <w:lang w:val="es-ES"/>
-        </w:rPr>
-        <w:t xml:space="preserve">    </w:t>
-      </w:r>
-      <w:r>
-        <w:rPr>
-          <w:highlight w:val="yellow"/>
-        </w:rPr>
-        <w:t>}</w:t>
-      </w:r>
-    </w:p>
-    <w:p>
-      <w:pPr>
-        <w:ind w:left="720" w:firstLine="720"/>
-        <w:rPr>
-          <w:highlight w:val="yellow"/>
-        </w:rPr>
-      </w:pPr>
-      <w:r>
-        <w:rPr>
-          <w:highlight w:val="yellow"/>
-        </w:rPr>
-        <w:t xml:space="preserve">“” = C </w:t>
-      </w:r>
-      <w:proofErr w:type="gramStart"/>
-      <w:r>
-        <w:rPr>
-          <w:highlight w:val="yellow"/>
-        </w:rPr>
-        <w:t>+ ”</w:t>
-      </w:r>
-      <w:proofErr w:type="gramEnd"/>
-      <w:r>
-        <w:rPr>
-          <w:highlight w:val="yellow"/>
-        </w:rPr>
-        <w:t>” = C</w:t>
-      </w:r>
-    </w:p>
-    <w:p>
-      <w:pPr>
-        <w:ind w:left="720" w:firstLine="720"/>
-        <w:rPr>
-          <w:highlight w:val="yellow"/>
-        </w:rPr>
-      </w:pPr>
-      <w:r>
-        <w:rPr>
-          <w:highlight w:val="yellow"/>
-        </w:rPr>
-        <w:t>“</w:t>
-      </w:r>
-      <w:proofErr w:type="gramStart"/>
-      <w:r>
-        <w:rPr>
-          <w:highlight w:val="yellow"/>
-        </w:rPr>
-        <w:t>C”=</w:t>
-      </w:r>
-      <w:proofErr w:type="gramEnd"/>
-      <w:r>
-        <w:rPr>
-          <w:highlight w:val="yellow"/>
-        </w:rPr>
-        <w:t>A + C = AC</w:t>
-      </w:r>
-    </w:p>
-    <w:p>
-      <w:pPr>
-        <w:ind w:left="720" w:firstLine="720"/>
-        <w:rPr>
-          <w:highlight w:val="yellow"/>
-        </w:rPr>
-      </w:pPr>
-      <w:r>
-        <w:rPr>
-          <w:highlight w:val="yellow"/>
-        </w:rPr>
-        <w:t>“</w:t>
-      </w:r>
-      <w:proofErr w:type="gramStart"/>
-      <w:r>
-        <w:rPr>
-          <w:highlight w:val="yellow"/>
-        </w:rPr>
-        <w:t>AC”=</w:t>
-      </w:r>
-      <w:proofErr w:type="gramEnd"/>
-      <w:r>
-        <w:rPr>
-          <w:highlight w:val="yellow"/>
-        </w:rPr>
-        <w:t xml:space="preserve"> M + AC = MAC</w:t>
-      </w:r>
-    </w:p>
-    <w:p>
-      <w:pPr>
-        <w:ind w:left="720" w:firstLine="720"/>
-        <w:rPr>
-          <w:highlight w:val="yellow"/>
-        </w:rPr>
-      </w:pPr>
-      <w:r>
-        <w:rPr>
-          <w:highlight w:val="yellow"/>
-        </w:rPr>
-        <w:t>“MAC” =A +MAC = AMAC</w:t>
-      </w:r>
-    </w:p>
-    <w:p>
-      <w:pPr>
-        <w:rPr>
-          <w:highlight w:val="yellow"/>
-        </w:rPr>
-      </w:pPr>
-      <w:r>
-        <w:rPr>
-          <w:highlight w:val="yellow"/>
-        </w:rPr>
-        <w:t xml:space="preserve">    </w:t>
-      </w:r>
-      <w:proofErr w:type="spellStart"/>
-      <w:r>
-        <w:rPr>
-          <w:highlight w:val="yellow"/>
-        </w:rPr>
-        <w:t>Console.WriteLine</w:t>
-      </w:r>
-      <w:proofErr w:type="spellEnd"/>
-      <w:r>
-        <w:rPr>
-          <w:highlight w:val="yellow"/>
-        </w:rPr>
-        <w:t>(reverso);</w:t>
-      </w:r>
-    </w:p>
-    <w:p>
-      <w:pPr>
-        <w:rPr>
-          <w:lang w:val="es-ES"/>
-        </w:rPr>
-      </w:pPr>
-      <w:r>
-        <w:rPr>
-          <w:highlight w:val="yellow"/>
-          <w:lang w:val="es-ES"/>
-        </w:rPr>
-        <w:t>}</w:t>
-      </w:r>
-    </w:p>
-    <w:p>
-      <w:pPr>
-        <w:rPr>
-          <w:lang w:val="es-ES"/>
-        </w:rPr>
-      </w:pPr>
-      <w:r>
-        <w:rPr>
-          <w:lang w:val="es-ES"/>
-        </w:rPr>
-        <w:t>(PRACTICAR FACTORIAL</w:t>
-      </w:r>
-      <w:r>
-        <w:rPr>
-          <w:lang w:val="es-ES"/>
-        </w:rPr>
-        <w:t>, FIBONACHI, FIZZBUZZ</w:t>
-      </w:r>
-      <w:r>
-        <w:rPr>
-          <w:lang w:val="es-ES"/>
-        </w:rPr>
-        <w:t>)</w:t>
-      </w:r>
-    </w:p>
-    <w:p>
-      <w:pPr>
-        <w:rPr>
-          <w:lang w:val="es-ES"/>
-        </w:rPr>
-      </w:pPr>
-      <w:r>
-        <w:rPr>
-          <w:lang w:val="es-ES"/>
-        </w:rPr>
-        <w:t>2</w:t>
-      </w:r>
-      <w:r>
-        <w:rPr>
-          <w:lang w:val="es-ES"/>
-        </w:rPr>
-        <w:t>3</w:t>
-      </w:r>
-      <w:r>
-        <w:rPr>
-          <w:lang w:val="es-ES"/>
-        </w:rPr>
-        <w:t>. Dado el siguiente esquema de base de datos:</w:t>
-      </w:r>
-      <w:r>
-        <w:rPr>
-          <w:lang w:val="es-ES"/>
-        </w:rPr>
-        <w:t xml:space="preserve"> 10 puntos</w:t>
-      </w:r>
-    </w:p>
-    <w:p>
-      <w:pPr>
-        <w:pStyle w:val="Citadestacada"/>
-        <w:rPr>
-          <w:lang w:val="es-ES"/>
-        </w:rPr>
-      </w:pPr>
-      <w:r>
-        <w:rPr>
-          <w:lang w:val="es-ES"/>
-        </w:rPr>
-        <w:t>- Tabla: Empleado (</w:t>
-      </w:r>
-      <w:proofErr w:type="spellStart"/>
-      <w:r>
-        <w:rPr>
-          <w:lang w:val="es-ES"/>
-        </w:rPr>
-        <w:t>id_empleado</w:t>
-      </w:r>
-      <w:proofErr w:type="spellEnd"/>
-      <w:r>
-        <w:rPr>
-          <w:lang w:val="es-ES"/>
-        </w:rPr>
-        <w:t>, nombre)</w:t>
-      </w:r>
-      <w:r>
-        <w:rPr>
-          <w:lang w:val="es-ES"/>
-        </w:rPr>
-        <w:br/>
-        <w:t>- Tabla: Venta (</w:t>
-      </w:r>
-      <w:proofErr w:type="spellStart"/>
-      <w:r>
-        <w:rPr>
-          <w:lang w:val="es-ES"/>
-        </w:rPr>
-        <w:t>id_venta</w:t>
-      </w:r>
-      <w:proofErr w:type="spellEnd"/>
-      <w:r>
-        <w:rPr>
-          <w:lang w:val="es-ES"/>
-        </w:rPr>
-        <w:t>, fecha)</w:t>
-      </w:r>
-      <w:r>
-        <w:rPr>
-          <w:lang w:val="es-ES"/>
-        </w:rPr>
-        <w:br/>
-        <w:t xml:space="preserve">- Tabla: </w:t>
-      </w:r>
-      <w:proofErr w:type="spellStart"/>
-      <w:r>
-        <w:rPr>
-          <w:lang w:val="es-ES"/>
-        </w:rPr>
-        <w:t>EmpleadoVenta</w:t>
-      </w:r>
-      <w:proofErr w:type="spellEnd"/>
-      <w:r>
-        <w:rPr>
-          <w:lang w:val="es-ES"/>
-        </w:rPr>
-        <w:t xml:space="preserve"> (</w:t>
-      </w:r>
-      <w:proofErr w:type="spellStart"/>
-      <w:r>
-        <w:rPr>
-          <w:lang w:val="es-ES"/>
-        </w:rPr>
-        <w:t>id_empleado</w:t>
-      </w:r>
-      <w:proofErr w:type="spellEnd"/>
-      <w:r>
-        <w:rPr>
-          <w:lang w:val="es-ES"/>
-        </w:rPr>
-        <w:t xml:space="preserve">, </w:t>
-      </w:r>
-      <w:proofErr w:type="spellStart"/>
-      <w:r>
-        <w:rPr>
-          <w:lang w:val="es-ES"/>
-        </w:rPr>
-        <w:t>id_venta</w:t>
-      </w:r>
-      <w:proofErr w:type="spellEnd"/>
-      <w:r>
-        <w:rPr>
-          <w:lang w:val="es-ES"/>
-        </w:rPr>
-        <w:t>)</w:t>
-      </w:r>
-      <w:r>
-        <w:rPr>
-          <w:lang w:val="es-ES"/>
-        </w:rPr>
-        <w:br/>
-      </w:r>
-    </w:p>
-    <w:p>
-      <w:pPr>
-        <w:rPr>
-          <w:lang w:val="es-ES"/>
-        </w:rPr>
-      </w:pPr>
-      <w:r>
-        <w:rPr>
-          <w:lang w:val="es-ES"/>
-        </w:rPr>
-        <w:t>Escribe un procedimiento almacenado que devuelva todos los empleados que han realizado ventas, excluyendo los que no tienen ventas.</w:t>
-      </w:r>
-    </w:p>
-    <w:p>
-      <w:pPr>
-        <w:rPr>
-          <w:highlight w:val="yellow"/>
-        </w:rPr>
-      </w:pPr>
-      <w:r>
-        <w:rPr>
-          <w:highlight w:val="yellow"/>
-        </w:rPr>
-        <w:lastRenderedPageBreak/>
-        <w:t xml:space="preserve">CREATE PROCEDURE </w:t>
-      </w:r>
-      <w:proofErr w:type="spellStart"/>
-      <w:r>
-        <w:rPr>
-          <w:highlight w:val="yellow"/>
-        </w:rPr>
-        <w:t>sp_ObtenerEmpleadosConVentas</w:t>
-      </w:r>
-      <w:proofErr w:type="spellEnd"/>
-    </w:p>
-    <w:p>
-      <w:pPr>
-        <w:rPr>
-          <w:highlight w:val="yellow"/>
-        </w:rPr>
-      </w:pPr>
-      <w:r>
-        <w:rPr>
-          <w:highlight w:val="yellow"/>
-        </w:rPr>
-        <w:t>AS</w:t>
-      </w:r>
-    </w:p>
-    <w:p>
-      <w:pPr>
-        <w:rPr>
-          <w:highlight w:val="yellow"/>
-        </w:rPr>
-      </w:pPr>
-      <w:r>
-        <w:rPr>
-          <w:highlight w:val="yellow"/>
-        </w:rPr>
-        <w:t>BEGIN</w:t>
-      </w:r>
-    </w:p>
-    <w:p>
-      <w:pPr>
-        <w:rPr>
-          <w:highlight w:val="yellow"/>
-          <w:lang w:val="es-ES"/>
-        </w:rPr>
-      </w:pPr>
-      <w:r>
-        <w:rPr>
-          <w:highlight w:val="yellow"/>
-        </w:rPr>
-        <w:t xml:space="preserve">    </w:t>
-      </w:r>
-      <w:r>
-        <w:rPr>
-          <w:highlight w:val="yellow"/>
-          <w:lang w:val="es-ES"/>
-        </w:rPr>
-        <w:t>-- Consulta que devuelve los empleados con al menos una venta</w:t>
-      </w:r>
-    </w:p>
-    <w:p>
-      <w:pPr>
-        <w:rPr>
-          <w:highlight w:val="yellow"/>
-          <w:lang w:val="es-ES"/>
-        </w:rPr>
-      </w:pPr>
-      <w:r>
-        <w:rPr>
-          <w:highlight w:val="yellow"/>
-          <w:lang w:val="es-ES"/>
-        </w:rPr>
-        <w:t xml:space="preserve">    SELECT DISTINCT </w:t>
-      </w:r>
-      <w:proofErr w:type="spellStart"/>
-      <w:r>
-        <w:rPr>
-          <w:highlight w:val="yellow"/>
-          <w:lang w:val="es-ES"/>
-        </w:rPr>
-        <w:t>e.id_empleado</w:t>
-      </w:r>
-      <w:proofErr w:type="spellEnd"/>
-      <w:r>
-        <w:rPr>
-          <w:highlight w:val="yellow"/>
-          <w:lang w:val="es-ES"/>
-        </w:rPr>
-        <w:t xml:space="preserve">, </w:t>
-      </w:r>
-      <w:proofErr w:type="spellStart"/>
-      <w:proofErr w:type="gramStart"/>
-      <w:r>
-        <w:rPr>
-          <w:highlight w:val="yellow"/>
-          <w:lang w:val="es-ES"/>
-        </w:rPr>
-        <w:t>e.nombre</w:t>
-      </w:r>
-      <w:proofErr w:type="spellEnd"/>
-      <w:proofErr w:type="gramEnd"/>
-    </w:p>
-    <w:p>
-      <w:pPr>
-        <w:rPr>
-          <w:highlight w:val="yellow"/>
-          <w:lang w:val="es-ES"/>
-        </w:rPr>
-      </w:pPr>
-      <w:r>
-        <w:rPr>
-          <w:highlight w:val="yellow"/>
-          <w:lang w:val="es-ES"/>
-        </w:rPr>
-        <w:t xml:space="preserve">    FROM Empleado e</w:t>
-      </w:r>
-    </w:p>
-    <w:p>
-      <w:pPr>
-        <w:rPr>
-          <w:highlight w:val="yellow"/>
-          <w:lang w:val="es-ES"/>
-        </w:rPr>
-      </w:pPr>
-      <w:r>
-        <w:rPr>
-          <w:highlight w:val="yellow"/>
-          <w:lang w:val="es-ES"/>
-        </w:rPr>
-        <w:t xml:space="preserve">    INNER JOIN </w:t>
-      </w:r>
-      <w:proofErr w:type="spellStart"/>
-      <w:r>
-        <w:rPr>
-          <w:highlight w:val="yellow"/>
-          <w:lang w:val="es-ES"/>
-        </w:rPr>
-        <w:t>EmpleadoVenta</w:t>
-      </w:r>
-      <w:proofErr w:type="spellEnd"/>
-      <w:r>
-        <w:rPr>
-          <w:highlight w:val="yellow"/>
-          <w:lang w:val="es-ES"/>
-        </w:rPr>
-        <w:t xml:space="preserve"> </w:t>
-      </w:r>
-      <w:proofErr w:type="spellStart"/>
-      <w:r>
-        <w:rPr>
-          <w:highlight w:val="yellow"/>
-          <w:lang w:val="es-ES"/>
-        </w:rPr>
-        <w:t>ev</w:t>
-      </w:r>
-      <w:proofErr w:type="spellEnd"/>
-      <w:r>
-        <w:rPr>
-          <w:highlight w:val="yellow"/>
-          <w:lang w:val="es-ES"/>
-        </w:rPr>
-        <w:t xml:space="preserve"> ON </w:t>
-      </w:r>
-      <w:proofErr w:type="spellStart"/>
-      <w:r>
-        <w:rPr>
-          <w:highlight w:val="yellow"/>
-          <w:lang w:val="es-ES"/>
-        </w:rPr>
-        <w:t>e.id_empleado</w:t>
-      </w:r>
-      <w:proofErr w:type="spellEnd"/>
-      <w:r>
-        <w:rPr>
-          <w:highlight w:val="yellow"/>
-          <w:lang w:val="es-ES"/>
-        </w:rPr>
-        <w:t xml:space="preserve"> = </w:t>
-      </w:r>
-      <w:proofErr w:type="spellStart"/>
-      <w:r>
-        <w:rPr>
-          <w:highlight w:val="yellow"/>
-          <w:lang w:val="es-ES"/>
-        </w:rPr>
-        <w:t>ev.id_empleado</w:t>
-      </w:r>
-      <w:proofErr w:type="spellEnd"/>
-      <w:r>
-        <w:rPr>
-          <w:highlight w:val="yellow"/>
-          <w:lang w:val="es-ES"/>
-        </w:rPr>
-        <w:t>;</w:t>
-      </w:r>
-    </w:p>
-    <w:p>
-      <w:pPr>
-        <w:rPr>
-          <w:lang w:val="es-ES"/>
-        </w:rPr>
-      </w:pPr>
-      <w:r>
-        <w:rPr>
-          <w:highlight w:val="yellow"/>
-          <w:lang w:val="es-ES"/>
-        </w:rPr>
-        <w:t>END;</w:t>
-      </w:r>
-    </w:p>
-    <w:p>
-      <w:pPr>
-        <w:pStyle w:val="Ttulo2"/>
-        <w:rPr>
-          <w:lang w:val="es-ES"/>
-        </w:rPr>
-      </w:pPr>
-      <w:r>
-        <w:rPr>
-          <w:lang w:val="es-ES"/>
-        </w:rPr>
-        <w:t>Sección 4 – Programación Orientada a Objetos y Teoría General (Continuación)</w:t>
-      </w:r>
-    </w:p>
-    <w:p>
-      <w:pPr>
-        <w:rPr>
-          <w:lang w:val="es-ES"/>
-        </w:rPr>
-      </w:pPr>
-      <w:r>
-        <w:rPr>
-          <w:lang w:val="es-ES"/>
-        </w:rPr>
-        <w:t>La Programación Orientada a Objetos (POO) se basa en cuatro pilares fundamentales: encapsulamiento, herencia, polimorfismo y abstracción.</w:t>
-      </w:r>
-    </w:p>
-    <w:p>
-      <w:pPr>
-        <w:rPr>
-          <w:lang w:val="es-ES"/>
-        </w:rPr>
-      </w:pPr>
-      <w:r>
-        <w:rPr>
-          <w:lang w:val="es-ES"/>
-        </w:rPr>
-        <w:t>2</w:t>
-      </w:r>
-      <w:r>
-        <w:rPr>
-          <w:lang w:val="es-ES"/>
-        </w:rPr>
-        <w:t>3</w:t>
-      </w:r>
-      <w:r>
-        <w:rPr>
-          <w:lang w:val="es-ES"/>
-        </w:rPr>
-        <w:t>. ¿Qué es encapsulamiento en POO?</w:t>
-      </w:r>
-    </w:p>
-    <w:p>
-      <w:pPr>
-        <w:pStyle w:val="Listaconvietas"/>
-        <w:tabs>
-          <w:tab w:val="clear" w:pos="360"/>
-          <w:tab w:val="num" w:pos="1080"/>
-        </w:tabs>
-        <w:rPr>
-          <w:highlight w:val="yellow"/>
-          <w:lang w:val="es-ES"/>
-        </w:rPr>
-      </w:pPr>
-      <w:r>
-        <w:rPr>
-          <w:highlight w:val="yellow"/>
-          <w:lang w:val="es-ES"/>
-        </w:rPr>
-        <w:t>A) Ocultar los datos internos de un objeto y acceder solo mediante métodos públicos</w:t>
-      </w:r>
-    </w:p>
-    <w:p>
-      <w:pPr>
-        <w:pStyle w:val="Listaconvietas"/>
-        <w:tabs>
-          <w:tab w:val="clear" w:pos="360"/>
-          <w:tab w:val="num" w:pos="1080"/>
-        </w:tabs>
-        <w:rPr>
-          <w:lang w:val="es-ES"/>
-        </w:rPr>
-      </w:pPr>
-      <w:r>
-        <w:rPr>
-          <w:lang w:val="es-ES"/>
-        </w:rPr>
-        <w:t>B) Compartir todos los atributos entre clases</w:t>
-      </w:r>
-    </w:p>
-    <w:p>
-      <w:pPr>
-        <w:pStyle w:val="Listaconvietas"/>
-        <w:tabs>
-          <w:tab w:val="clear" w:pos="360"/>
-          <w:tab w:val="num" w:pos="1080"/>
-        </w:tabs>
-        <w:rPr>
-          <w:lang w:val="es-ES"/>
-        </w:rPr>
-      </w:pPr>
-      <w:r>
-        <w:rPr>
-          <w:lang w:val="es-ES"/>
-        </w:rPr>
-        <w:t>C) Permitir múltiples instancias de una clase</w:t>
-      </w:r>
-    </w:p>
-    <w:p>
-      <w:pPr>
-        <w:pStyle w:val="Listaconvietas"/>
-        <w:tabs>
-          <w:tab w:val="clear" w:pos="360"/>
-          <w:tab w:val="num" w:pos="1080"/>
-        </w:tabs>
-      </w:pPr>
-      <w:r>
-        <w:t xml:space="preserve">D) </w:t>
-      </w:r>
-      <w:proofErr w:type="spellStart"/>
-      <w:r>
-        <w:t>Almacenar</w:t>
-      </w:r>
-      <w:proofErr w:type="spellEnd"/>
-      <w:r>
-        <w:t xml:space="preserve"> </w:t>
-      </w:r>
-      <w:proofErr w:type="spellStart"/>
-      <w:r>
-        <w:t>métodos</w:t>
-      </w:r>
-      <w:proofErr w:type="spellEnd"/>
-      <w:r>
-        <w:t xml:space="preserve"> </w:t>
-      </w:r>
-      <w:proofErr w:type="spellStart"/>
-      <w:r>
-        <w:t>como</w:t>
-      </w:r>
-      <w:proofErr w:type="spellEnd"/>
-      <w:r>
-        <w:t xml:space="preserve"> </w:t>
-      </w:r>
-      <w:proofErr w:type="spellStart"/>
-      <w:r>
-        <w:t>propiedades</w:t>
-      </w:r>
-      <w:proofErr w:type="spellEnd"/>
-    </w:p>
-    <w:p>
-      <w:pPr>
-        <w:rPr>
-          <w:lang w:val="es-ES"/>
-        </w:rPr>
-      </w:pPr>
-      <w:r>
-        <w:rPr>
-          <w:lang w:val="es-ES"/>
-        </w:rPr>
-        <w:t>2</w:t>
-      </w:r>
-      <w:r>
-        <w:rPr>
-          <w:lang w:val="es-ES"/>
-        </w:rPr>
-        <w:t>5</w:t>
-      </w:r>
-      <w:r>
-        <w:rPr>
-          <w:lang w:val="es-ES"/>
-        </w:rPr>
-        <w:t>. ¿Qué es abstracción en POO?</w:t>
-      </w:r>
-    </w:p>
-    <w:p>
-      <w:pPr>
-        <w:pStyle w:val="Listaconvietas"/>
-        <w:tabs>
-          <w:tab w:val="clear" w:pos="360"/>
-          <w:tab w:val="num" w:pos="1080"/>
-        </w:tabs>
-        <w:rPr>
-          <w:lang w:val="es-ES"/>
-        </w:rPr>
-      </w:pPr>
-      <w:r>
-        <w:rPr>
-          <w:lang w:val="es-ES"/>
-        </w:rPr>
-        <w:t>A) El proceso de convertir objetos en texto</w:t>
-      </w:r>
-    </w:p>
-    <w:p>
-      <w:pPr>
-        <w:pStyle w:val="Listaconvietas"/>
-        <w:tabs>
-          <w:tab w:val="clear" w:pos="360"/>
-          <w:tab w:val="num" w:pos="1080"/>
-        </w:tabs>
-        <w:rPr>
-          <w:highlight w:val="yellow"/>
-          <w:lang w:val="es-ES"/>
-        </w:rPr>
-      </w:pPr>
-      <w:r>
-        <w:rPr>
-          <w:highlight w:val="yellow"/>
-          <w:lang w:val="es-ES"/>
-        </w:rPr>
-        <w:t>B) Separar la implementación de la funcionalidad para mostrar solo lo esencial</w:t>
-      </w:r>
-    </w:p>
-    <w:p>
-      <w:pPr>
-        <w:pStyle w:val="Listaconvietas"/>
-        <w:tabs>
-          <w:tab w:val="clear" w:pos="360"/>
-          <w:tab w:val="num" w:pos="1080"/>
-        </w:tabs>
-      </w:pPr>
-      <w:r>
-        <w:t xml:space="preserve">C) </w:t>
-      </w:r>
-      <w:proofErr w:type="spellStart"/>
-      <w:r>
-        <w:t>Crear</w:t>
-      </w:r>
-      <w:proofErr w:type="spellEnd"/>
-      <w:r>
-        <w:t xml:space="preserve"> </w:t>
-      </w:r>
-      <w:proofErr w:type="spellStart"/>
-      <w:r>
-        <w:t>clases</w:t>
-      </w:r>
-      <w:proofErr w:type="spellEnd"/>
-      <w:r>
-        <w:t xml:space="preserve"> sin </w:t>
-      </w:r>
-      <w:proofErr w:type="spellStart"/>
-      <w:r>
-        <w:t>atributos</w:t>
-      </w:r>
-      <w:proofErr w:type="spellEnd"/>
-    </w:p>
-    <w:p>
-      <w:pPr>
-        <w:pStyle w:val="Listaconvietas"/>
-        <w:tabs>
-          <w:tab w:val="clear" w:pos="360"/>
-          <w:tab w:val="num" w:pos="1080"/>
-        </w:tabs>
-        <w:rPr>
-          <w:lang w:val="es-ES"/>
-        </w:rPr>
-      </w:pPr>
-      <w:r>
-        <w:rPr>
-          <w:lang w:val="es-ES"/>
-        </w:rPr>
-        <w:t>D) Ocultar los errores del usuario</w:t>
-      </w:r>
-    </w:p>
-    <w:p>
-      <w:pPr>
-        <w:rPr>
-          <w:lang w:val="es-ES"/>
-        </w:rPr>
-      </w:pPr>
-      <w:r>
-        <w:rPr>
-          <w:lang w:val="es-ES"/>
-        </w:rPr>
-        <w:t>2</w:t>
-      </w:r>
-      <w:r>
-        <w:rPr>
-          <w:lang w:val="es-ES"/>
-        </w:rPr>
-        <w:t>6</w:t>
-      </w:r>
-      <w:r>
-        <w:rPr>
-          <w:lang w:val="es-ES"/>
-        </w:rPr>
-        <w:t>. ¿Cuál de los siguientes representa correctamente los 4 pilares de la POO?</w:t>
-      </w:r>
-    </w:p>
-    <w:p>
-      <w:pPr>
-        <w:pStyle w:val="Listaconvietas"/>
-        <w:tabs>
-          <w:tab w:val="clear" w:pos="360"/>
-          <w:tab w:val="num" w:pos="1080"/>
-        </w:tabs>
-        <w:rPr>
-          <w:lang w:val="es-ES"/>
-        </w:rPr>
-      </w:pPr>
-      <w:r>
-        <w:rPr>
-          <w:lang w:val="es-ES"/>
-        </w:rPr>
-        <w:t>A) Herencia, compilación, estructura y extensión</w:t>
-      </w:r>
-    </w:p>
-    <w:p>
-      <w:pPr>
-        <w:pStyle w:val="Listaconvietas"/>
-        <w:tabs>
-          <w:tab w:val="clear" w:pos="360"/>
-          <w:tab w:val="num" w:pos="1080"/>
-        </w:tabs>
-        <w:rPr>
-          <w:highlight w:val="yellow"/>
-          <w:lang w:val="es-ES"/>
-        </w:rPr>
-      </w:pPr>
-      <w:r>
-        <w:rPr>
-          <w:highlight w:val="yellow"/>
-          <w:lang w:val="es-ES"/>
-        </w:rPr>
-        <w:t>B) Abstracción, encapsulamiento, herencia y polimorfismo</w:t>
-      </w:r>
-    </w:p>
-    <w:p>
-      <w:pPr>
-        <w:pStyle w:val="Listaconvietas"/>
-        <w:tabs>
-          <w:tab w:val="clear" w:pos="360"/>
-          <w:tab w:val="num" w:pos="1080"/>
-        </w:tabs>
-        <w:rPr>
-          <w:lang w:val="es-ES"/>
-        </w:rPr>
-      </w:pPr>
-      <w:r>
-        <w:rPr>
-          <w:lang w:val="es-ES"/>
-        </w:rPr>
-        <w:t>C) Modularidad, recursión, listas y funciones</w:t>
-      </w:r>
-    </w:p>
-    <w:p>
-      <w:pPr>
-        <w:pStyle w:val="Listaconvietas"/>
-        <w:tabs>
-          <w:tab w:val="clear" w:pos="360"/>
-          <w:tab w:val="num" w:pos="1080"/>
-        </w:tabs>
-        <w:rPr>
-          <w:lang w:val="es-ES"/>
-        </w:rPr>
-      </w:pPr>
-      <w:r>
-        <w:rPr>
-          <w:lang w:val="es-ES"/>
-        </w:rPr>
-        <w:t>D) Clases, objetos, métodos y librerías</w:t>
-      </w:r>
+        <w:rPr>
+          <w:lang w:val="es-ES"/>
+        </w:rPr>
+      </w:pPr>
     </w:p>
     <w:p>
       <w:pPr>
@@ -4685,90 +2579,2335 @@
           <w:lang w:val="es-ES"/>
         </w:rPr>
       </w:pPr>
-    </w:p>
-    <w:p>
-      <w:pPr>
-        <w:pStyle w:val="Ttulo2"/>
-        <w:rPr>
-          <w:lang w:val="es-ES"/>
-        </w:rPr>
-      </w:pPr>
-      <w:r>
-        <w:rPr>
-          <w:lang w:val="es-ES"/>
-        </w:rPr>
-        <w:t xml:space="preserve">Sección 5 – </w:t>
-      </w:r>
-      <w:r>
-        <w:rPr>
-          <w:lang w:val="es-ES"/>
-        </w:rPr>
-        <w:t>Códigos de Estado HTTP</w:t>
-      </w:r>
-    </w:p>
-    <w:p>
-      <w:r>
-        <w:rPr>
-          <w:lang w:val="es-ES"/>
-        </w:rPr>
-        <w:t xml:space="preserve">Los códigos de estado HTTP son respuestas estándar que los servidores web devuelven para indicar el resultado de una solicitud. </w:t>
-      </w:r>
-      <w:proofErr w:type="spellStart"/>
-      <w:r>
-        <w:t>Cada</w:t>
-      </w:r>
-      <w:proofErr w:type="spellEnd"/>
-      <w:r>
-        <w:t xml:space="preserve"> </w:t>
-      </w:r>
-      <w:proofErr w:type="spellStart"/>
-      <w:r>
-        <w:t>código</w:t>
-      </w:r>
-      <w:proofErr w:type="spellEnd"/>
-      <w:r>
-        <w:t xml:space="preserve"> </w:t>
-      </w:r>
-      <w:proofErr w:type="spellStart"/>
-      <w:r>
-        <w:t>tiene</w:t>
-      </w:r>
-      <w:proofErr w:type="spellEnd"/>
-      <w:r>
-        <w:t xml:space="preserve"> un </w:t>
-      </w:r>
-      <w:proofErr w:type="spellStart"/>
-      <w:r>
-        <w:t>significado</w:t>
-      </w:r>
-      <w:proofErr w:type="spellEnd"/>
-      <w:r>
-        <w:t xml:space="preserve"> </w:t>
-      </w:r>
-      <w:proofErr w:type="spellStart"/>
-      <w:r>
-        <w:t>específico</w:t>
-      </w:r>
-      <w:proofErr w:type="spellEnd"/>
-      <w:r>
-        <w:t>.</w:t>
-      </w:r>
-    </w:p>
-    <w:p>
-      <w:pPr>
-        <w:pStyle w:val="Listaconvietas"/>
-        <w:tabs>
-          <w:tab w:val="clear" w:pos="360"/>
-          <w:tab w:val="num" w:pos="1080"/>
-        </w:tabs>
-        <w:rPr>
-          <w:lang w:val="es-ES"/>
-        </w:rPr>
-      </w:pPr>
+      <w:r>
+        <w:rPr>
+          <w:highlight w:val="yellow"/>
+          <w:lang w:val="es-ES"/>
+        </w:rPr>
+        <w:t xml:space="preserve">"La diferencia principal es que REST es un estilo ligero que utiliza </w:t>
+      </w:r>
       <w:r>
         <w:rPr>
           <w:b/>
           <w:bCs/>
+          <w:highlight w:val="yellow"/>
+          <w:lang w:val="es-ES"/>
+        </w:rPr>
+        <w:t>JSON</w:t>
+      </w:r>
+      <w:r>
+        <w:rPr>
+          <w:highlight w:val="yellow"/>
+          <w:lang w:val="es-ES"/>
+        </w:rPr>
+        <w:t xml:space="preserve"> y </w:t>
+      </w:r>
+      <w:r>
+        <w:rPr>
+          <w:b/>
+          <w:bCs/>
+          <w:highlight w:val="yellow"/>
+          <w:lang w:val="es-ES"/>
+        </w:rPr>
+        <w:t>HTTP</w:t>
+      </w:r>
+      <w:r>
+        <w:rPr>
+          <w:highlight w:val="yellow"/>
+          <w:lang w:val="es-ES"/>
+        </w:rPr>
+        <w:t xml:space="preserve"> para maximizar el rendimiento y la simplicidad en la web; mientras que </w:t>
+      </w:r>
+      <w:r>
+        <w:rPr>
+          <w:b/>
+          <w:bCs/>
+          <w:highlight w:val="yellow"/>
+          <w:lang w:val="es-ES"/>
+        </w:rPr>
+        <w:t>SOAP</w:t>
+      </w:r>
+      <w:r>
+        <w:rPr>
+          <w:highlight w:val="yellow"/>
+          <w:lang w:val="es-ES"/>
+        </w:rPr>
+        <w:t xml:space="preserve"> es un protocolo robusto basado en </w:t>
+      </w:r>
+      <w:r>
+        <w:rPr>
+          <w:b/>
+          <w:bCs/>
+          <w:highlight w:val="yellow"/>
+          <w:lang w:val="es-ES"/>
+        </w:rPr>
+        <w:t>XML</w:t>
+      </w:r>
+      <w:r>
+        <w:rPr>
+          <w:highlight w:val="yellow"/>
+          <w:lang w:val="es-ES"/>
+        </w:rPr>
+        <w:t xml:space="preserve"> que ofrece mayor seguridad y transacciones complejas, ideal para entornos corporativos rígidos."</w:t>
+      </w:r>
+    </w:p>
+    <w:p>
+      <w:pPr>
+        <w:pStyle w:val="Listaconvietas"/>
+        <w:numPr>
+          <w:ilvl w:val="0"/>
+          <w:numId w:val="0"/>
+        </w:numPr>
+        <w:ind w:left="360" w:hanging="360"/>
+        <w:rPr>
+          <w:lang w:val="es-ES"/>
+        </w:rPr>
+      </w:pPr>
+    </w:p>
+    <w:p>
+      <w:pPr>
+        <w:pStyle w:val="Listaconvietas"/>
+        <w:numPr>
+          <w:ilvl w:val="0"/>
+          <w:numId w:val="0"/>
+        </w:numPr>
+        <w:ind w:left="360" w:hanging="360"/>
+        <w:rPr>
+          <w:lang w:val="es-ES"/>
+        </w:rPr>
+      </w:pPr>
+      <w:r>
+        <w:rPr>
+          <w:highlight w:val="yellow"/>
+          <w:lang w:val="es-ES"/>
+        </w:rPr>
+        <w:t xml:space="preserve">Estilo Arquitectónico: </w:t>
+      </w:r>
+      <w:r>
+        <w:rPr>
+          <w:highlight w:val="yellow"/>
+          <w:lang w:val="es-ES"/>
+        </w:rPr>
+        <w:t>"Es un conjunto de principios y restricciones que definen cómo deben interactuar los componentes de un sistema. No es un estándar rígido (como un protocolo), sino una guía de diseño para asegurar que la comunicación sea eficiente, escalable y organizada."</w:t>
+      </w:r>
+    </w:p>
+    <w:p>
+      <w:pPr>
+        <w:pStyle w:val="Listaconvietas"/>
+        <w:rPr>
+          <w:highlight w:val="yellow"/>
+          <w:lang w:val="es-ES"/>
+        </w:rPr>
+      </w:pPr>
+      <w:r>
+        <w:rPr>
+          <w:b/>
+          <w:bCs/>
+          <w:highlight w:val="yellow"/>
+          <w:lang w:val="es-ES"/>
+        </w:rPr>
+        <w:t>Protocolo (SOAP):</w:t>
+      </w:r>
+      <w:r>
+        <w:rPr>
+          <w:highlight w:val="yellow"/>
+          <w:lang w:val="es-ES"/>
+        </w:rPr>
+        <w:t xml:space="preserve"> Es como un contrato legal. Si no firmas en la línea exacta y usas la pluma azul, el documento no vale. Tiene reglas técnicas estrictas.</w:t>
+      </w:r>
+    </w:p>
+    <w:p>
+      <w:pPr>
+        <w:pStyle w:val="Listaconvietas"/>
+        <w:rPr>
+          <w:highlight w:val="yellow"/>
+          <w:lang w:val="es-ES"/>
+        </w:rPr>
+      </w:pPr>
+      <w:r>
+        <w:rPr>
+          <w:b/>
+          <w:bCs/>
+          <w:highlight w:val="yellow"/>
+          <w:lang w:val="es-ES"/>
+        </w:rPr>
+        <w:t>Estilo (REST):</w:t>
+      </w:r>
+      <w:r>
+        <w:rPr>
+          <w:highlight w:val="yellow"/>
+          <w:lang w:val="es-ES"/>
+        </w:rPr>
+        <w:t xml:space="preserve"> Es como un código de vestimenta. Te dicen "ven formal", pero tú decides si usas corbata o moño, siempre y cuando te veas elegante. Es más flexible.</w:t>
+      </w:r>
+    </w:p>
+    <w:p>
+      <w:pPr>
+        <w:pStyle w:val="Ttulo1"/>
+        <w:rPr>
+          <w:lang w:val="es-ES"/>
+        </w:rPr>
+      </w:pPr>
+      <w:r>
+        <w:rPr>
+          <w:lang w:val="es-ES"/>
+        </w:rPr>
+        <w:t>Sección 4 – Programación Orientada a Objetos y Teoría General</w:t>
+      </w:r>
+    </w:p>
+    <w:p>
+      <w:pPr>
+        <w:rPr>
+          <w:lang w:val="es-ES"/>
+        </w:rPr>
+      </w:pPr>
+      <w:r>
+        <w:rPr>
+          <w:lang w:val="es-ES"/>
+        </w:rPr>
+        <w:t>¿Qué es la Programación Orientada a Objetos (POO)?</w:t>
+      </w:r>
+    </w:p>
+    <w:p>
+      <w:pPr>
+        <w:rPr>
+          <w:lang w:val="es-ES"/>
+        </w:rPr>
+      </w:pPr>
+      <w:r>
+        <w:rPr>
+          <w:highlight w:val="yellow"/>
+          <w:lang w:val="es-ES"/>
+        </w:rPr>
+        <w:t>"POO es un paradigma de programación que nos permite modelar el software basándonos en piezas del mundo real llamadas objetos. En lugar de ver el código como una lista de instrucciones sueltas, lo vemos como un ecosistema de entidades que tienen sus propias características (</w:t>
+      </w:r>
+      <w:r>
+        <w:rPr>
+          <w:b/>
+          <w:bCs/>
+          <w:highlight w:val="yellow"/>
+          <w:lang w:val="es-ES"/>
+        </w:rPr>
+        <w:t>atributos</w:t>
+      </w:r>
+      <w:r>
+        <w:rPr>
+          <w:highlight w:val="yellow"/>
+          <w:lang w:val="es-ES"/>
+        </w:rPr>
+        <w:t>) y saben hacer cosas por sí mismas (</w:t>
+      </w:r>
+      <w:r>
+        <w:rPr>
+          <w:b/>
+          <w:bCs/>
+          <w:highlight w:val="yellow"/>
+          <w:lang w:val="es-ES"/>
+        </w:rPr>
+        <w:t>métodos</w:t>
+      </w:r>
+      <w:r>
+        <w:rPr>
+          <w:highlight w:val="yellow"/>
+          <w:lang w:val="es-ES"/>
+        </w:rPr>
+        <w:t>). Esto nos permite crear sistemas ordenados, fáciles de mantener y, sobre todo, escalables".</w:t>
+      </w:r>
+    </w:p>
+    <w:p>
+      <w:pPr>
+        <w:rPr>
+          <w:lang w:val="es-ES"/>
+        </w:rPr>
+      </w:pPr>
+      <w:r>
+        <w:rPr>
+          <w:lang w:val="es-ES"/>
+        </w:rPr>
+        <w:t>1</w:t>
+      </w:r>
+      <w:r>
+        <w:rPr>
+          <w:lang w:val="es-ES"/>
+        </w:rPr>
+        <w:t>7</w:t>
+      </w:r>
+      <w:r>
+        <w:rPr>
+          <w:lang w:val="es-ES"/>
+        </w:rPr>
+        <w:t>. ¿Qué es polimorfismo en programación orientada a objetos?</w:t>
+      </w:r>
+    </w:p>
+    <w:p>
+      <w:pPr>
+        <w:pStyle w:val="Listaconvietas"/>
+        <w:tabs>
+          <w:tab w:val="clear" w:pos="360"/>
+          <w:tab w:val="num" w:pos="1080"/>
+        </w:tabs>
+        <w:rPr>
+          <w:lang w:val="es-ES"/>
+        </w:rPr>
+      </w:pPr>
+      <w:r>
+        <w:rPr>
+          <w:lang w:val="es-ES"/>
+        </w:rPr>
+        <w:t>A) El uso de múltiples hilos</w:t>
+      </w:r>
+    </w:p>
+    <w:p>
+      <w:pPr>
+        <w:pStyle w:val="Listaconvietas"/>
+        <w:tabs>
+          <w:tab w:val="clear" w:pos="360"/>
+          <w:tab w:val="num" w:pos="1080"/>
+        </w:tabs>
+        <w:rPr>
+          <w:highlight w:val="yellow"/>
+          <w:lang w:val="es-ES"/>
+        </w:rPr>
+      </w:pPr>
+      <w:r>
+        <w:rPr>
+          <w:highlight w:val="yellow"/>
+          <w:lang w:val="es-ES"/>
+        </w:rPr>
+        <w:lastRenderedPageBreak/>
+        <w:t>B) La capacidad de una función de tomar varias formas</w:t>
+      </w:r>
+    </w:p>
+    <w:p>
+      <w:pPr>
+        <w:pStyle w:val="Listaconvietas"/>
+        <w:tabs>
+          <w:tab w:val="clear" w:pos="360"/>
+          <w:tab w:val="num" w:pos="1080"/>
+        </w:tabs>
+        <w:rPr>
+          <w:lang w:val="es-ES"/>
+        </w:rPr>
+      </w:pPr>
+      <w:r>
+        <w:rPr>
+          <w:lang w:val="es-ES"/>
+        </w:rPr>
+        <w:t>C) La herencia de múltiples clases</w:t>
+      </w:r>
+    </w:p>
+    <w:p>
+      <w:pPr>
+        <w:pStyle w:val="Listaconvietas"/>
+        <w:tabs>
+          <w:tab w:val="clear" w:pos="360"/>
+          <w:tab w:val="num" w:pos="1080"/>
+        </w:tabs>
+      </w:pPr>
+      <w:r>
+        <w:t xml:space="preserve">D) La </w:t>
+      </w:r>
+      <w:proofErr w:type="spellStart"/>
+      <w:r>
+        <w:t>sobrecarga</w:t>
+      </w:r>
+      <w:proofErr w:type="spellEnd"/>
+      <w:r>
+        <w:t xml:space="preserve"> del </w:t>
+      </w:r>
+      <w:proofErr w:type="spellStart"/>
+      <w:r>
+        <w:t>compilador</w:t>
+      </w:r>
+      <w:proofErr w:type="spellEnd"/>
+    </w:p>
+    <w:p>
+      <w:pPr>
+        <w:rPr>
+          <w:lang w:val="es-ES"/>
+        </w:rPr>
+      </w:pPr>
+      <w:r>
+        <w:rPr>
+          <w:lang w:val="es-ES"/>
+        </w:rPr>
+        <w:t>1</w:t>
+      </w:r>
+      <w:r>
+        <w:rPr>
+          <w:lang w:val="es-ES"/>
+        </w:rPr>
+        <w:t>8</w:t>
+      </w:r>
+      <w:r>
+        <w:rPr>
+          <w:lang w:val="es-ES"/>
+        </w:rPr>
+        <w:t>. ¿Qué es la herencia en programación?</w:t>
+      </w:r>
+    </w:p>
+    <w:p>
+      <w:pPr>
+        <w:pStyle w:val="Listaconvietas"/>
+        <w:tabs>
+          <w:tab w:val="clear" w:pos="360"/>
+          <w:tab w:val="num" w:pos="1080"/>
+        </w:tabs>
+        <w:rPr>
+          <w:lang w:val="es-ES"/>
+        </w:rPr>
+      </w:pPr>
+      <w:r>
+        <w:rPr>
+          <w:lang w:val="es-ES"/>
+        </w:rPr>
+        <w:t>A) Reutilización de funciones de librerías</w:t>
+      </w:r>
+    </w:p>
+    <w:p>
+      <w:pPr>
+        <w:pStyle w:val="Listaconvietas"/>
+        <w:tabs>
+          <w:tab w:val="clear" w:pos="360"/>
+          <w:tab w:val="num" w:pos="1080"/>
+        </w:tabs>
+        <w:rPr>
+          <w:lang w:val="es-ES"/>
+        </w:rPr>
+      </w:pPr>
+      <w:r>
+        <w:rPr>
+          <w:lang w:val="es-ES"/>
+        </w:rPr>
+        <w:t>B) Compartir métodos entre clases sin relación</w:t>
+      </w:r>
+    </w:p>
+    <w:p>
+      <w:pPr>
+        <w:pStyle w:val="Listaconvietas"/>
+        <w:tabs>
+          <w:tab w:val="clear" w:pos="360"/>
+          <w:tab w:val="num" w:pos="1080"/>
+        </w:tabs>
+        <w:rPr>
+          <w:highlight w:val="yellow"/>
+          <w:lang w:val="es-ES"/>
+        </w:rPr>
+      </w:pPr>
+      <w:r>
+        <w:rPr>
+          <w:highlight w:val="yellow"/>
+          <w:lang w:val="es-ES"/>
+        </w:rPr>
+        <w:t>C) La capacidad de una clase de heredar atributos y métodos de otra</w:t>
+      </w:r>
+    </w:p>
+    <w:p>
+      <w:pPr>
+        <w:pStyle w:val="Listaconvietas"/>
+        <w:tabs>
+          <w:tab w:val="clear" w:pos="360"/>
+          <w:tab w:val="num" w:pos="1080"/>
+        </w:tabs>
+        <w:rPr>
+          <w:lang w:val="es-ES"/>
+        </w:rPr>
+      </w:pPr>
+      <w:r>
+        <w:rPr>
+          <w:lang w:val="es-ES"/>
+        </w:rPr>
+        <w:t>D) Evitar la duplicación de datos</w:t>
+      </w:r>
+    </w:p>
+    <w:p>
+      <w:pPr>
+        <w:rPr>
+          <w:lang w:val="es-ES"/>
+        </w:rPr>
+      </w:pPr>
+      <w:r>
+        <w:rPr>
+          <w:lang w:val="es-ES"/>
+        </w:rPr>
+        <w:t>1</w:t>
+      </w:r>
+      <w:r>
+        <w:rPr>
+          <w:lang w:val="es-ES"/>
+        </w:rPr>
+        <w:t>9</w:t>
+      </w:r>
+      <w:r>
+        <w:rPr>
+          <w:lang w:val="es-ES"/>
+        </w:rPr>
+        <w:t>. ¿Cuál es una diferencia principal entre Java y JavaScript?</w:t>
+      </w:r>
+    </w:p>
+    <w:p>
+      <w:pPr>
+        <w:pStyle w:val="Listaconvietas"/>
+        <w:tabs>
+          <w:tab w:val="clear" w:pos="360"/>
+          <w:tab w:val="num" w:pos="1080"/>
+        </w:tabs>
+        <w:rPr>
+          <w:lang w:val="es-ES"/>
+        </w:rPr>
+      </w:pPr>
+      <w:r>
+        <w:rPr>
+          <w:lang w:val="es-ES"/>
+        </w:rPr>
+        <w:t>A) JavaScript se compila, Java no</w:t>
+      </w:r>
+    </w:p>
+    <w:p>
+      <w:pPr>
+        <w:pStyle w:val="Listaconvietas"/>
+        <w:tabs>
+          <w:tab w:val="clear" w:pos="360"/>
+          <w:tab w:val="num" w:pos="1080"/>
+        </w:tabs>
+        <w:rPr>
+          <w:lang w:val="es-ES"/>
+        </w:rPr>
+      </w:pPr>
+      <w:r>
+        <w:rPr>
+          <w:lang w:val="es-ES"/>
+        </w:rPr>
+        <w:t xml:space="preserve">B) JavaScript es un lenguaje de </w:t>
+      </w:r>
+      <w:proofErr w:type="spellStart"/>
+      <w:r>
+        <w:rPr>
+          <w:lang w:val="es-ES"/>
+        </w:rPr>
+        <w:t>backend</w:t>
+      </w:r>
+      <w:proofErr w:type="spellEnd"/>
+    </w:p>
+    <w:p>
+      <w:pPr>
+        <w:pStyle w:val="Listaconvietas"/>
+        <w:tabs>
+          <w:tab w:val="clear" w:pos="360"/>
+          <w:tab w:val="num" w:pos="1080"/>
+        </w:tabs>
+        <w:rPr>
+          <w:highlight w:val="yellow"/>
+          <w:lang w:val="es-ES"/>
+        </w:rPr>
+      </w:pPr>
+      <w:r>
+        <w:rPr>
+          <w:highlight w:val="yellow"/>
+          <w:lang w:val="es-ES"/>
+        </w:rPr>
+        <w:t>C) JavaScript es interpretado y orientado al navegador, Java es compilado y orientado a objetos</w:t>
+      </w:r>
+    </w:p>
+    <w:p>
+      <w:pPr>
+        <w:pStyle w:val="Listaconvietas"/>
+        <w:tabs>
+          <w:tab w:val="clear" w:pos="360"/>
+          <w:tab w:val="num" w:pos="1080"/>
+        </w:tabs>
+        <w:rPr>
+          <w:lang w:val="es-ES"/>
+        </w:rPr>
+      </w:pPr>
+      <w:r>
+        <w:rPr>
+          <w:lang w:val="es-ES"/>
+        </w:rPr>
+        <w:t>D) Ambos son iguales pero escritos diferente</w:t>
+      </w:r>
+    </w:p>
+    <w:p>
+      <w:pPr>
+        <w:rPr>
+          <w:lang w:val="es-ES"/>
+        </w:rPr>
+      </w:pPr>
+      <w:r>
+        <w:rPr>
+          <w:lang w:val="es-ES"/>
+        </w:rPr>
+        <w:t>20. ¿Qué es el patrón MVC?</w:t>
+      </w:r>
+    </w:p>
+    <w:p>
+      <w:pPr>
+        <w:pStyle w:val="Listaconvietas"/>
+        <w:tabs>
+          <w:tab w:val="clear" w:pos="360"/>
+          <w:tab w:val="num" w:pos="1080"/>
+        </w:tabs>
+        <w:rPr>
+          <w:lang w:val="es-ES"/>
+        </w:rPr>
+      </w:pPr>
+      <w:r>
+        <w:rPr>
+          <w:lang w:val="es-ES"/>
+        </w:rPr>
+        <w:t xml:space="preserve">A) Una forma de estructurar </w:t>
+      </w:r>
+      <w:proofErr w:type="spellStart"/>
+      <w:r>
+        <w:rPr>
+          <w:lang w:val="es-ES"/>
+        </w:rPr>
+        <w:t>APIs</w:t>
+      </w:r>
+      <w:proofErr w:type="spellEnd"/>
+      <w:r>
+        <w:rPr>
+          <w:lang w:val="es-ES"/>
+        </w:rPr>
+        <w:t xml:space="preserve"> REST</w:t>
+      </w:r>
+    </w:p>
+    <w:p>
+      <w:pPr>
+        <w:pStyle w:val="Listaconvietas"/>
+        <w:tabs>
+          <w:tab w:val="clear" w:pos="360"/>
+          <w:tab w:val="num" w:pos="1080"/>
+        </w:tabs>
+        <w:rPr>
+          <w:highlight w:val="yellow"/>
+          <w:lang w:val="es-ES"/>
+        </w:rPr>
+      </w:pPr>
+      <w:r>
+        <w:rPr>
+          <w:highlight w:val="yellow"/>
+          <w:lang w:val="es-ES"/>
+        </w:rPr>
+        <w:t>B) Modelo de programación que separa lógica, UI y datos</w:t>
+      </w:r>
+    </w:p>
+    <w:p>
+      <w:pPr>
+        <w:pStyle w:val="Listaconvietas"/>
+        <w:tabs>
+          <w:tab w:val="clear" w:pos="360"/>
+          <w:tab w:val="num" w:pos="1080"/>
+        </w:tabs>
+        <w:rPr>
+          <w:lang w:val="es-ES"/>
+        </w:rPr>
+      </w:pPr>
+      <w:r>
+        <w:rPr>
+          <w:lang w:val="es-ES"/>
+        </w:rPr>
+        <w:t>C) Un lenguaje de base de datos</w:t>
+      </w:r>
+    </w:p>
+    <w:p>
+      <w:pPr>
+        <w:pStyle w:val="Listaconvietas"/>
+        <w:tabs>
+          <w:tab w:val="clear" w:pos="360"/>
+          <w:tab w:val="num" w:pos="1080"/>
+        </w:tabs>
+      </w:pPr>
+      <w:r>
+        <w:t xml:space="preserve">D) Un </w:t>
+      </w:r>
+      <w:proofErr w:type="spellStart"/>
+      <w:r>
+        <w:t>compilador</w:t>
+      </w:r>
+      <w:proofErr w:type="spellEnd"/>
+    </w:p>
+    <w:p>
+      <w:pPr>
+        <w:pStyle w:val="Ttulo1"/>
+        <w:rPr>
+          <w:lang w:val="es-ES"/>
+        </w:rPr>
+      </w:pPr>
+      <w:r>
+        <w:rPr>
+          <w:lang w:val="es-ES"/>
+        </w:rPr>
+        <w:t>Sección 5 – Preguntas Prácticas</w:t>
+      </w:r>
+    </w:p>
+    <w:p>
+      <w:pPr>
+        <w:rPr>
+          <w:lang w:val="es-ES"/>
+        </w:rPr>
+      </w:pPr>
+      <w:r>
+        <w:rPr>
+          <w:lang w:val="es-ES"/>
+        </w:rPr>
+        <w:t>2</w:t>
+      </w:r>
+      <w:r>
+        <w:rPr>
+          <w:lang w:val="es-ES"/>
+        </w:rPr>
+        <w:t>1</w:t>
+      </w:r>
+      <w:r>
+        <w:rPr>
+          <w:lang w:val="es-ES"/>
+        </w:rPr>
+        <w:t>. Convierte el siguiente XML en un objeto JSON:</w:t>
+      </w:r>
+      <w:r>
+        <w:rPr>
+          <w:lang w:val="es-ES"/>
+        </w:rPr>
+        <w:t xml:space="preserve"> 5 puntos</w:t>
+      </w:r>
+    </w:p>
+    <w:p>
+      <w:pPr>
+        <w:pStyle w:val="Citadestacada"/>
+        <w:rPr>
+          <w:lang w:val="es-ES"/>
+        </w:rPr>
+      </w:pPr>
+      <w:r>
+        <w:rPr>
+          <w:lang w:val="es-ES"/>
+        </w:rPr>
+        <w:t>&lt;empleado&gt;</w:t>
+      </w:r>
+      <w:r>
+        <w:rPr>
+          <w:lang w:val="es-ES"/>
+        </w:rPr>
+        <w:br/>
+        <w:t xml:space="preserve">  &lt;nombre&gt;Juan&lt;/nombre&gt;</w:t>
+      </w:r>
+      <w:r>
+        <w:rPr>
+          <w:lang w:val="es-ES"/>
+        </w:rPr>
+        <w:br/>
+        <w:t xml:space="preserve">  &lt;edad&gt;30&lt;/edad&gt;</w:t>
+      </w:r>
+      <w:r>
+        <w:rPr>
+          <w:lang w:val="es-ES"/>
+        </w:rPr>
+        <w:br/>
+        <w:t>&lt;/empleado&gt;</w:t>
+      </w:r>
+    </w:p>
+    <w:p>
+      <w:pPr>
+        <w:rPr>
+          <w:highlight w:val="yellow"/>
+          <w:lang w:val="es-ES"/>
+        </w:rPr>
+      </w:pPr>
+      <w:r>
+        <w:rPr>
+          <w:highlight w:val="yellow"/>
+          <w:lang w:val="es-ES"/>
+        </w:rPr>
+        <w:t>{</w:t>
+      </w:r>
+    </w:p>
+    <w:p>
+      <w:pPr>
+        <w:rPr>
+          <w:highlight w:val="yellow"/>
+          <w:lang w:val="es-ES"/>
+        </w:rPr>
+      </w:pPr>
+      <w:r>
+        <w:rPr>
+          <w:highlight w:val="yellow"/>
+          <w:lang w:val="es-ES"/>
+        </w:rPr>
+        <w:t>“empleado”: {</w:t>
+      </w:r>
+    </w:p>
+    <w:p>
+      <w:pPr>
+        <w:rPr>
+          <w:highlight w:val="yellow"/>
+          <w:lang w:val="es-ES"/>
+        </w:rPr>
+      </w:pPr>
+      <w:r>
+        <w:rPr>
+          <w:highlight w:val="yellow"/>
+          <w:lang w:val="es-ES"/>
+        </w:rPr>
+        <w:tab/>
+        <w:t>“nombre”: “Juan”,</w:t>
+      </w:r>
+    </w:p>
+    <w:p>
+      <w:pPr>
+        <w:rPr>
+          <w:highlight w:val="yellow"/>
+          <w:lang w:val="es-ES"/>
+        </w:rPr>
+      </w:pPr>
+      <w:r>
+        <w:rPr>
+          <w:highlight w:val="yellow"/>
+          <w:lang w:val="es-ES"/>
+        </w:rPr>
+        <w:tab/>
+        <w:t>“edad”: 30</w:t>
+      </w:r>
+    </w:p>
+    <w:p>
+      <w:pPr>
+        <w:ind w:firstLine="720"/>
+        <w:rPr>
+          <w:highlight w:val="yellow"/>
+          <w:lang w:val="es-ES"/>
+        </w:rPr>
+      </w:pPr>
+      <w:r>
+        <w:rPr>
+          <w:highlight w:val="yellow"/>
+          <w:lang w:val="es-ES"/>
+        </w:rPr>
+        <w:t>}</w:t>
+      </w:r>
+    </w:p>
+    <w:p>
+      <w:pPr>
+        <w:rPr>
+          <w:lang w:val="es-ES"/>
+        </w:rPr>
+      </w:pPr>
+      <w:r>
+        <w:rPr>
+          <w:highlight w:val="yellow"/>
+          <w:lang w:val="es-ES"/>
+        </w:rPr>
+        <w:t>}</w:t>
+      </w:r>
+    </w:p>
+    <w:p>
+      <w:pPr>
+        <w:rPr>
+          <w:lang w:val="es-ES"/>
+        </w:rPr>
+      </w:pPr>
+      <w:r>
+        <w:rPr>
+          <w:lang w:val="es-ES"/>
+        </w:rPr>
+        <w:lastRenderedPageBreak/>
+        <w:t>22. Escribe una función en C# que reciba una palabra y la devuelva al revés.</w:t>
+      </w:r>
+      <w:r>
+        <w:rPr>
+          <w:lang w:val="es-ES"/>
+        </w:rPr>
+        <w:t xml:space="preserve"> </w:t>
+      </w:r>
+      <w:r>
+        <w:rPr>
+          <w:lang w:val="es-ES"/>
+        </w:rPr>
+        <w:t xml:space="preserve"> 10 puntos</w:t>
+      </w:r>
+    </w:p>
+    <w:p>
+      <w:pPr>
+        <w:rPr>
+          <w:highlight w:val="yellow"/>
+        </w:rPr>
+      </w:pPr>
+      <w:r>
+        <w:rPr>
+          <w:highlight w:val="yellow"/>
+        </w:rPr>
+        <w:t xml:space="preserve">public static string </w:t>
+      </w:r>
+      <w:proofErr w:type="spellStart"/>
+      <w:proofErr w:type="gramStart"/>
+      <w:r>
+        <w:rPr>
+          <w:highlight w:val="yellow"/>
+        </w:rPr>
+        <w:t>InvertirPalabra</w:t>
+      </w:r>
+      <w:proofErr w:type="spellEnd"/>
+      <w:r>
+        <w:rPr>
+          <w:highlight w:val="yellow"/>
+        </w:rPr>
+        <w:t>(</w:t>
+      </w:r>
+      <w:proofErr w:type="gramEnd"/>
+      <w:r>
+        <w:rPr>
+          <w:highlight w:val="yellow"/>
+        </w:rPr>
+        <w:t>string palabra)</w:t>
+      </w:r>
+    </w:p>
+    <w:p>
+      <w:pPr>
+        <w:rPr>
+          <w:highlight w:val="yellow"/>
+          <w:lang w:val="es-ES"/>
+        </w:rPr>
+      </w:pPr>
+      <w:r>
+        <w:rPr>
+          <w:highlight w:val="yellow"/>
+          <w:lang w:val="es-ES"/>
+        </w:rPr>
+        <w:t>{</w:t>
+      </w:r>
+    </w:p>
+    <w:p>
+      <w:pPr>
+        <w:rPr>
+          <w:highlight w:val="yellow"/>
+          <w:lang w:val="es-ES"/>
+        </w:rPr>
+      </w:pPr>
+      <w:r>
+        <w:rPr>
+          <w:highlight w:val="yellow"/>
+          <w:lang w:val="es-ES"/>
+        </w:rPr>
+        <w:t xml:space="preserve">    // Convertimos la palabra en un arreglo de caracteres</w:t>
+      </w:r>
+    </w:p>
+    <w:p>
+      <w:pPr>
+        <w:rPr>
+          <w:highlight w:val="yellow"/>
+          <w:lang w:val="es-ES"/>
+        </w:rPr>
+      </w:pPr>
+      <w:r>
+        <w:rPr>
+          <w:highlight w:val="yellow"/>
+          <w:lang w:val="es-ES"/>
+        </w:rPr>
+        <w:t xml:space="preserve">    </w:t>
+      </w:r>
+      <w:proofErr w:type="spellStart"/>
+      <w:proofErr w:type="gramStart"/>
+      <w:r>
+        <w:rPr>
+          <w:highlight w:val="yellow"/>
+          <w:lang w:val="es-ES"/>
+        </w:rPr>
+        <w:t>char</w:t>
+      </w:r>
+      <w:proofErr w:type="spellEnd"/>
+      <w:r>
+        <w:rPr>
+          <w:highlight w:val="yellow"/>
+          <w:lang w:val="es-ES"/>
+        </w:rPr>
+        <w:t>[</w:t>
+      </w:r>
+      <w:proofErr w:type="gramEnd"/>
+      <w:r>
+        <w:rPr>
+          <w:highlight w:val="yellow"/>
+          <w:lang w:val="es-ES"/>
+        </w:rPr>
+        <w:t xml:space="preserve">] letras = </w:t>
+      </w:r>
+      <w:proofErr w:type="spellStart"/>
+      <w:r>
+        <w:rPr>
+          <w:highlight w:val="yellow"/>
+          <w:lang w:val="es-ES"/>
+        </w:rPr>
+        <w:t>palabra.ToCharArray</w:t>
+      </w:r>
+      <w:proofErr w:type="spellEnd"/>
+      <w:r>
+        <w:rPr>
+          <w:highlight w:val="yellow"/>
+          <w:lang w:val="es-ES"/>
+        </w:rPr>
+        <w:t>();</w:t>
+      </w:r>
+    </w:p>
+    <w:p>
+      <w:pPr>
+        <w:rPr>
+          <w:highlight w:val="yellow"/>
+          <w:lang w:val="es-ES"/>
+        </w:rPr>
+      </w:pPr>
+      <w:r>
+        <w:rPr>
+          <w:highlight w:val="yellow"/>
+          <w:lang w:val="es-ES"/>
+        </w:rPr>
+        <w:t xml:space="preserve">    // Invertimos el arreglo</w:t>
+      </w:r>
+    </w:p>
+    <w:p>
+      <w:pPr>
+        <w:rPr>
+          <w:highlight w:val="yellow"/>
+          <w:lang w:val="es-ES"/>
+        </w:rPr>
+      </w:pPr>
+      <w:r>
+        <w:rPr>
+          <w:highlight w:val="yellow"/>
+          <w:lang w:val="es-ES"/>
+        </w:rPr>
+        <w:t xml:space="preserve">    </w:t>
+      </w:r>
+      <w:proofErr w:type="spellStart"/>
+      <w:r>
+        <w:rPr>
+          <w:highlight w:val="yellow"/>
+          <w:lang w:val="es-ES"/>
+        </w:rPr>
+        <w:t>Array.Reverse</w:t>
+      </w:r>
+      <w:proofErr w:type="spellEnd"/>
+      <w:r>
+        <w:rPr>
+          <w:highlight w:val="yellow"/>
+          <w:lang w:val="es-ES"/>
+        </w:rPr>
+        <w:t>(letras);</w:t>
+      </w:r>
+    </w:p>
+    <w:p>
+      <w:pPr>
+        <w:rPr>
+          <w:highlight w:val="yellow"/>
+          <w:lang w:val="es-ES"/>
+        </w:rPr>
+      </w:pPr>
+    </w:p>
+    <w:p>
+      <w:pPr>
+        <w:rPr>
+          <w:highlight w:val="yellow"/>
+          <w:lang w:val="es-ES"/>
+        </w:rPr>
+      </w:pPr>
+      <w:r>
+        <w:rPr>
+          <w:highlight w:val="yellow"/>
+          <w:lang w:val="es-ES"/>
+        </w:rPr>
+        <w:t xml:space="preserve">    // Convertimos de nuevo a string</w:t>
+      </w:r>
+    </w:p>
+    <w:p>
+      <w:pPr>
+        <w:rPr>
+          <w:highlight w:val="yellow"/>
+        </w:rPr>
+      </w:pPr>
+      <w:r>
+        <w:rPr>
+          <w:highlight w:val="yellow"/>
+          <w:lang w:val="es-ES"/>
+        </w:rPr>
+        <w:t xml:space="preserve">    </w:t>
+      </w:r>
+      <w:r>
+        <w:rPr>
+          <w:highlight w:val="yellow"/>
+        </w:rPr>
+        <w:t>return new string(</w:t>
+      </w:r>
+      <w:proofErr w:type="spellStart"/>
+      <w:r>
+        <w:rPr>
+          <w:highlight w:val="yellow"/>
+        </w:rPr>
+        <w:t>letras</w:t>
+      </w:r>
+      <w:proofErr w:type="spellEnd"/>
+      <w:r>
+        <w:rPr>
+          <w:highlight w:val="yellow"/>
+        </w:rPr>
+        <w:t>);</w:t>
+      </w:r>
+    </w:p>
+    <w:p>
+      <w:r>
+        <w:rPr>
+          <w:highlight w:val="yellow"/>
+        </w:rPr>
+        <w:t>}</w:t>
+      </w:r>
+    </w:p>
+    <w:p/>
+    <w:p>
+      <w:pPr>
+        <w:rPr>
+          <w:highlight w:val="yellow"/>
+        </w:rPr>
+      </w:pPr>
+      <w:r>
+        <w:rPr>
+          <w:highlight w:val="yellow"/>
+        </w:rPr>
+        <w:t xml:space="preserve">public static void </w:t>
+      </w:r>
+      <w:proofErr w:type="spellStart"/>
+      <w:proofErr w:type="gramStart"/>
+      <w:r>
+        <w:rPr>
+          <w:highlight w:val="yellow"/>
+        </w:rPr>
+        <w:t>PalabraVolteada</w:t>
+      </w:r>
+      <w:proofErr w:type="spellEnd"/>
+      <w:r>
+        <w:rPr>
+          <w:highlight w:val="yellow"/>
+        </w:rPr>
+        <w:t>(</w:t>
+      </w:r>
+      <w:proofErr w:type="gramEnd"/>
+      <w:r>
+        <w:rPr>
+          <w:highlight w:val="yellow"/>
+        </w:rPr>
+        <w:t>)</w:t>
+      </w:r>
+    </w:p>
+    <w:p>
+      <w:pPr>
+        <w:rPr>
+          <w:highlight w:val="yellow"/>
+        </w:rPr>
+      </w:pPr>
+      <w:r>
+        <w:rPr>
+          <w:highlight w:val="yellow"/>
+        </w:rPr>
+        <w:t>{</w:t>
+      </w:r>
+    </w:p>
+    <w:p>
+      <w:pPr>
+        <w:rPr>
+          <w:highlight w:val="yellow"/>
+          <w:lang w:val="es-ES"/>
+        </w:rPr>
+      </w:pPr>
+      <w:r>
+        <w:rPr>
+          <w:highlight w:val="yellow"/>
+        </w:rPr>
+        <w:t xml:space="preserve">    </w:t>
+      </w:r>
+      <w:proofErr w:type="spellStart"/>
+      <w:r>
+        <w:rPr>
+          <w:highlight w:val="yellow"/>
+          <w:lang w:val="es-ES"/>
+        </w:rPr>
+        <w:t>Console.WriteLine</w:t>
+      </w:r>
+      <w:proofErr w:type="spellEnd"/>
+      <w:r>
+        <w:rPr>
+          <w:highlight w:val="yellow"/>
+          <w:lang w:val="es-ES"/>
+        </w:rPr>
+        <w:t>("Escriba una palabra y la imprimiré al revés");</w:t>
+      </w:r>
+    </w:p>
+    <w:p>
+      <w:pPr>
+        <w:rPr>
+          <w:highlight w:val="yellow"/>
+          <w:lang w:val="es-ES"/>
+        </w:rPr>
+      </w:pPr>
+      <w:r>
+        <w:rPr>
+          <w:highlight w:val="yellow"/>
+          <w:lang w:val="es-ES"/>
+        </w:rPr>
+        <w:t xml:space="preserve">    </w:t>
+      </w:r>
+      <w:proofErr w:type="spellStart"/>
+      <w:r>
+        <w:rPr>
+          <w:highlight w:val="yellow"/>
+          <w:lang w:val="es-ES"/>
+        </w:rPr>
+        <w:t>var</w:t>
+      </w:r>
+      <w:proofErr w:type="spellEnd"/>
+      <w:r>
+        <w:rPr>
+          <w:highlight w:val="yellow"/>
+          <w:lang w:val="es-ES"/>
+        </w:rPr>
+        <w:t xml:space="preserve"> palabra = </w:t>
+      </w:r>
+      <w:proofErr w:type="spellStart"/>
+      <w:r>
+        <w:rPr>
+          <w:highlight w:val="yellow"/>
+          <w:lang w:val="es-ES"/>
+        </w:rPr>
+        <w:t>Console.ReadLine</w:t>
+      </w:r>
+      <w:proofErr w:type="spellEnd"/>
+      <w:r>
+        <w:rPr>
+          <w:highlight w:val="yellow"/>
+          <w:lang w:val="es-ES"/>
+        </w:rPr>
+        <w:t>();</w:t>
+      </w:r>
+    </w:p>
+    <w:p>
+      <w:pPr>
+        <w:rPr>
+          <w:highlight w:val="yellow"/>
+          <w:lang w:val="es-ES"/>
+        </w:rPr>
+      </w:pPr>
+    </w:p>
+    <w:p>
+      <w:pPr>
+        <w:rPr>
+          <w:highlight w:val="yellow"/>
+          <w:lang w:val="es-ES"/>
+        </w:rPr>
+      </w:pPr>
+      <w:r>
+        <w:rPr>
+          <w:highlight w:val="yellow"/>
+          <w:lang w:val="es-ES"/>
+        </w:rPr>
+        <w:t xml:space="preserve">    </w:t>
+      </w:r>
+      <w:proofErr w:type="spellStart"/>
+      <w:r>
+        <w:rPr>
+          <w:highlight w:val="yellow"/>
+          <w:lang w:val="es-ES"/>
+        </w:rPr>
+        <w:t>var</w:t>
+      </w:r>
+      <w:proofErr w:type="spellEnd"/>
+      <w:r>
+        <w:rPr>
+          <w:highlight w:val="yellow"/>
+          <w:lang w:val="es-ES"/>
+        </w:rPr>
+        <w:t xml:space="preserve"> reverso = "";</w:t>
+      </w:r>
+    </w:p>
+    <w:p>
+      <w:pPr>
+        <w:rPr>
+          <w:highlight w:val="yellow"/>
+          <w:lang w:val="es-ES"/>
+        </w:rPr>
+      </w:pPr>
+      <w:r>
+        <w:rPr>
+          <w:highlight w:val="yellow"/>
+          <w:lang w:val="es-ES"/>
+        </w:rPr>
+        <w:t xml:space="preserve">    </w:t>
+      </w:r>
+      <w:proofErr w:type="spellStart"/>
+      <w:r>
+        <w:rPr>
+          <w:highlight w:val="yellow"/>
+          <w:lang w:val="es-ES"/>
+        </w:rPr>
+        <w:t>foreach</w:t>
+      </w:r>
+      <w:proofErr w:type="spellEnd"/>
+      <w:r>
+        <w:rPr>
+          <w:highlight w:val="yellow"/>
+          <w:lang w:val="es-ES"/>
+        </w:rPr>
+        <w:t xml:space="preserve"> (</w:t>
+      </w:r>
+      <w:proofErr w:type="spellStart"/>
+      <w:r>
+        <w:rPr>
+          <w:highlight w:val="yellow"/>
+          <w:lang w:val="es-ES"/>
+        </w:rPr>
+        <w:t>char</w:t>
+      </w:r>
+      <w:proofErr w:type="spellEnd"/>
+      <w:r>
+        <w:rPr>
+          <w:highlight w:val="yellow"/>
+          <w:lang w:val="es-ES"/>
+        </w:rPr>
+        <w:t xml:space="preserve"> letra in palabra) { </w:t>
+      </w:r>
+    </w:p>
+    <w:p>
+      <w:pPr>
+        <w:rPr>
+          <w:highlight w:val="yellow"/>
+          <w:lang w:val="es-ES"/>
+        </w:rPr>
+      </w:pPr>
+      <w:r>
+        <w:rPr>
+          <w:highlight w:val="yellow"/>
+          <w:lang w:val="es-ES"/>
+        </w:rPr>
+        <w:t xml:space="preserve">        reverso = letra + reverso;</w:t>
+      </w:r>
+    </w:p>
+    <w:p>
+      <w:pPr>
+        <w:rPr>
+          <w:highlight w:val="yellow"/>
+        </w:rPr>
+      </w:pPr>
+      <w:r>
+        <w:rPr>
+          <w:highlight w:val="yellow"/>
+          <w:lang w:val="es-ES"/>
+        </w:rPr>
+        <w:t xml:space="preserve">    </w:t>
+      </w:r>
+      <w:r>
+        <w:rPr>
+          <w:highlight w:val="yellow"/>
+        </w:rPr>
+        <w:t>}</w:t>
+      </w:r>
+    </w:p>
+    <w:p>
+      <w:pPr>
+        <w:ind w:left="720" w:firstLine="720"/>
+        <w:rPr>
+          <w:highlight w:val="yellow"/>
+        </w:rPr>
+      </w:pPr>
+      <w:r>
+        <w:rPr>
+          <w:highlight w:val="yellow"/>
+        </w:rPr>
+        <w:t xml:space="preserve">“” = C </w:t>
+      </w:r>
+      <w:proofErr w:type="gramStart"/>
+      <w:r>
+        <w:rPr>
+          <w:highlight w:val="yellow"/>
+        </w:rPr>
+        <w:t>+ ”</w:t>
+      </w:r>
+      <w:proofErr w:type="gramEnd"/>
+      <w:r>
+        <w:rPr>
+          <w:highlight w:val="yellow"/>
+        </w:rPr>
+        <w:t>” = C</w:t>
+      </w:r>
+    </w:p>
+    <w:p>
+      <w:pPr>
+        <w:ind w:left="720" w:firstLine="720"/>
+        <w:rPr>
+          <w:highlight w:val="yellow"/>
+        </w:rPr>
+      </w:pPr>
+      <w:r>
+        <w:rPr>
+          <w:highlight w:val="yellow"/>
+        </w:rPr>
+        <w:t>“</w:t>
+      </w:r>
+      <w:proofErr w:type="gramStart"/>
+      <w:r>
+        <w:rPr>
+          <w:highlight w:val="yellow"/>
+        </w:rPr>
+        <w:t>C”=</w:t>
+      </w:r>
+      <w:proofErr w:type="gramEnd"/>
+      <w:r>
+        <w:rPr>
+          <w:highlight w:val="yellow"/>
+        </w:rPr>
+        <w:t>A + C = AC</w:t>
+      </w:r>
+    </w:p>
+    <w:p>
+      <w:pPr>
+        <w:ind w:left="720" w:firstLine="720"/>
+        <w:rPr>
+          <w:highlight w:val="yellow"/>
+        </w:rPr>
+      </w:pPr>
+      <w:r>
+        <w:rPr>
+          <w:highlight w:val="yellow"/>
+        </w:rPr>
+        <w:t>“</w:t>
+      </w:r>
+      <w:proofErr w:type="gramStart"/>
+      <w:r>
+        <w:rPr>
+          <w:highlight w:val="yellow"/>
+        </w:rPr>
+        <w:t>AC”=</w:t>
+      </w:r>
+      <w:proofErr w:type="gramEnd"/>
+      <w:r>
+        <w:rPr>
+          <w:highlight w:val="yellow"/>
+        </w:rPr>
+        <w:t xml:space="preserve"> M + AC = MAC</w:t>
+      </w:r>
+    </w:p>
+    <w:p>
+      <w:pPr>
+        <w:ind w:left="720" w:firstLine="720"/>
+        <w:rPr>
+          <w:highlight w:val="yellow"/>
+        </w:rPr>
+      </w:pPr>
+      <w:r>
+        <w:rPr>
+          <w:highlight w:val="yellow"/>
+        </w:rPr>
+        <w:t>“MAC” =A +MAC = AMAC</w:t>
+      </w:r>
+    </w:p>
+    <w:p>
+      <w:pPr>
+        <w:rPr>
+          <w:highlight w:val="yellow"/>
+        </w:rPr>
+      </w:pPr>
+      <w:r>
+        <w:rPr>
+          <w:highlight w:val="yellow"/>
+        </w:rPr>
+        <w:t xml:space="preserve">    </w:t>
+      </w:r>
+      <w:proofErr w:type="spellStart"/>
+      <w:r>
+        <w:rPr>
+          <w:highlight w:val="yellow"/>
+        </w:rPr>
+        <w:t>Console.WriteLine</w:t>
+      </w:r>
+      <w:proofErr w:type="spellEnd"/>
+      <w:r>
+        <w:rPr>
+          <w:highlight w:val="yellow"/>
+        </w:rPr>
+        <w:t>(reverso);</w:t>
+      </w:r>
+    </w:p>
+    <w:p>
+      <w:pPr>
+        <w:rPr>
+          <w:lang w:val="es-ES"/>
+        </w:rPr>
+      </w:pPr>
+      <w:r>
+        <w:rPr>
+          <w:highlight w:val="yellow"/>
+          <w:lang w:val="es-ES"/>
+        </w:rPr>
+        <w:lastRenderedPageBreak/>
+        <w:t>}</w:t>
+      </w:r>
+    </w:p>
+    <w:p>
+      <w:pPr>
+        <w:rPr>
+          <w:lang w:val="es-ES"/>
+        </w:rPr>
+      </w:pPr>
+      <w:r>
+        <w:rPr>
+          <w:lang w:val="es-ES"/>
+        </w:rPr>
+        <w:t>(PRACTICAR FACTORIAL</w:t>
+      </w:r>
+      <w:r>
+        <w:rPr>
+          <w:lang w:val="es-ES"/>
+        </w:rPr>
+        <w:t>, FIBONACHI, FIZZBUZZ</w:t>
+      </w:r>
+      <w:r>
+        <w:rPr>
+          <w:lang w:val="es-ES"/>
+        </w:rPr>
+        <w:t>)</w:t>
+      </w:r>
+    </w:p>
+    <w:p>
+      <w:pPr>
+        <w:rPr>
+          <w:lang w:val="es-ES"/>
+        </w:rPr>
+      </w:pPr>
+      <w:r>
+        <w:rPr>
+          <w:lang w:val="es-ES"/>
+        </w:rPr>
+        <w:t>2</w:t>
+      </w:r>
+      <w:r>
+        <w:rPr>
+          <w:lang w:val="es-ES"/>
+        </w:rPr>
+        <w:t>3</w:t>
+      </w:r>
+      <w:r>
+        <w:rPr>
+          <w:lang w:val="es-ES"/>
+        </w:rPr>
+        <w:t>. Dado el siguiente esquema de base de datos:</w:t>
+      </w:r>
+      <w:r>
+        <w:rPr>
+          <w:lang w:val="es-ES"/>
+        </w:rPr>
+        <w:t xml:space="preserve"> 10 puntos</w:t>
+      </w:r>
+    </w:p>
+    <w:p>
+      <w:pPr>
+        <w:pStyle w:val="Citadestacada"/>
+        <w:rPr>
+          <w:lang w:val="es-ES"/>
+        </w:rPr>
+      </w:pPr>
+      <w:r>
+        <w:rPr>
+          <w:lang w:val="es-ES"/>
+        </w:rPr>
+        <w:t>- Tabla: Empleado (</w:t>
+      </w:r>
+      <w:proofErr w:type="spellStart"/>
+      <w:r>
+        <w:rPr>
+          <w:lang w:val="es-ES"/>
+        </w:rPr>
+        <w:t>id_empleado</w:t>
+      </w:r>
+      <w:proofErr w:type="spellEnd"/>
+      <w:r>
+        <w:rPr>
+          <w:lang w:val="es-ES"/>
+        </w:rPr>
+        <w:t>, nombre)</w:t>
+      </w:r>
+      <w:r>
+        <w:rPr>
+          <w:lang w:val="es-ES"/>
+        </w:rPr>
+        <w:br/>
+        <w:t>- Tabla: Venta (</w:t>
+      </w:r>
+      <w:proofErr w:type="spellStart"/>
+      <w:r>
+        <w:rPr>
+          <w:lang w:val="es-ES"/>
+        </w:rPr>
+        <w:t>id_venta</w:t>
+      </w:r>
+      <w:proofErr w:type="spellEnd"/>
+      <w:r>
+        <w:rPr>
+          <w:lang w:val="es-ES"/>
+        </w:rPr>
+        <w:t>, fecha)</w:t>
+      </w:r>
+      <w:r>
+        <w:rPr>
+          <w:lang w:val="es-ES"/>
+        </w:rPr>
+        <w:br/>
+        <w:t xml:space="preserve">- Tabla: </w:t>
+      </w:r>
+      <w:proofErr w:type="spellStart"/>
+      <w:r>
+        <w:rPr>
+          <w:lang w:val="es-ES"/>
+        </w:rPr>
+        <w:t>EmpleadoVenta</w:t>
+      </w:r>
+      <w:proofErr w:type="spellEnd"/>
+      <w:r>
+        <w:rPr>
+          <w:lang w:val="es-ES"/>
+        </w:rPr>
+        <w:t xml:space="preserve"> (</w:t>
+      </w:r>
+      <w:proofErr w:type="spellStart"/>
+      <w:r>
+        <w:rPr>
+          <w:lang w:val="es-ES"/>
+        </w:rPr>
+        <w:t>id_empleado</w:t>
+      </w:r>
+      <w:proofErr w:type="spellEnd"/>
+      <w:r>
+        <w:rPr>
+          <w:lang w:val="es-ES"/>
+        </w:rPr>
+        <w:t xml:space="preserve">, </w:t>
+      </w:r>
+      <w:proofErr w:type="spellStart"/>
+      <w:r>
+        <w:rPr>
+          <w:lang w:val="es-ES"/>
+        </w:rPr>
+        <w:t>id_venta</w:t>
+      </w:r>
+      <w:proofErr w:type="spellEnd"/>
+      <w:r>
+        <w:rPr>
+          <w:lang w:val="es-ES"/>
+        </w:rPr>
+        <w:t>)</w:t>
+      </w:r>
+      <w:r>
+        <w:rPr>
+          <w:lang w:val="es-ES"/>
+        </w:rPr>
+        <w:br/>
+      </w:r>
+    </w:p>
+    <w:p>
+      <w:pPr>
+        <w:rPr>
+          <w:lang w:val="es-ES"/>
+        </w:rPr>
+      </w:pPr>
+      <w:r>
+        <w:rPr>
+          <w:lang w:val="es-ES"/>
+        </w:rPr>
+        <w:t>Escribe un procedimiento almacenado que devuelva todos los empleados que han realizado ventas, excluyendo los que no tienen ventas.</w:t>
+      </w:r>
+    </w:p>
+    <w:p>
+      <w:pPr>
+        <w:rPr>
+          <w:highlight w:val="yellow"/>
+        </w:rPr>
+      </w:pPr>
+      <w:r>
+        <w:rPr>
+          <w:highlight w:val="yellow"/>
+        </w:rPr>
+        <w:t xml:space="preserve">CREATE PROCEDURE </w:t>
+      </w:r>
+      <w:proofErr w:type="spellStart"/>
+      <w:r>
+        <w:rPr>
+          <w:highlight w:val="yellow"/>
+        </w:rPr>
+        <w:t>sp_ObtenerEmpleadosConVentas</w:t>
+      </w:r>
+      <w:proofErr w:type="spellEnd"/>
+    </w:p>
+    <w:p>
+      <w:pPr>
+        <w:rPr>
+          <w:highlight w:val="yellow"/>
+        </w:rPr>
+      </w:pPr>
+      <w:r>
+        <w:rPr>
+          <w:highlight w:val="yellow"/>
+        </w:rPr>
+        <w:t>AS</w:t>
+      </w:r>
+    </w:p>
+    <w:p>
+      <w:pPr>
+        <w:rPr>
+          <w:highlight w:val="yellow"/>
+        </w:rPr>
+      </w:pPr>
+      <w:r>
+        <w:rPr>
+          <w:highlight w:val="yellow"/>
+        </w:rPr>
+        <w:t>BEGIN</w:t>
+      </w:r>
+    </w:p>
+    <w:p>
+      <w:pPr>
+        <w:rPr>
+          <w:highlight w:val="yellow"/>
+          <w:lang w:val="es-ES"/>
+        </w:rPr>
+      </w:pPr>
+      <w:r>
+        <w:rPr>
+          <w:highlight w:val="yellow"/>
+        </w:rPr>
+        <w:t xml:space="preserve">    </w:t>
+      </w:r>
+      <w:r>
+        <w:rPr>
+          <w:highlight w:val="yellow"/>
+          <w:lang w:val="es-ES"/>
+        </w:rPr>
+        <w:t>-- Consulta que devuelve los empleados con al menos una venta</w:t>
+      </w:r>
+    </w:p>
+    <w:p>
+      <w:pPr>
+        <w:rPr>
+          <w:highlight w:val="yellow"/>
+          <w:lang w:val="es-ES"/>
+        </w:rPr>
+      </w:pPr>
+      <w:r>
+        <w:rPr>
+          <w:highlight w:val="yellow"/>
+          <w:lang w:val="es-ES"/>
+        </w:rPr>
+        <w:t xml:space="preserve">    SELECT DISTINCT </w:t>
+      </w:r>
+      <w:proofErr w:type="spellStart"/>
+      <w:r>
+        <w:rPr>
+          <w:highlight w:val="yellow"/>
+          <w:lang w:val="es-ES"/>
+        </w:rPr>
+        <w:t>e.id_empleado</w:t>
+      </w:r>
+      <w:proofErr w:type="spellEnd"/>
+      <w:r>
+        <w:rPr>
+          <w:highlight w:val="yellow"/>
+          <w:lang w:val="es-ES"/>
+        </w:rPr>
+        <w:t xml:space="preserve">, </w:t>
+      </w:r>
+      <w:proofErr w:type="spellStart"/>
+      <w:proofErr w:type="gramStart"/>
+      <w:r>
+        <w:rPr>
+          <w:highlight w:val="yellow"/>
+          <w:lang w:val="es-ES"/>
+        </w:rPr>
+        <w:t>e.nombre</w:t>
+      </w:r>
+      <w:proofErr w:type="spellEnd"/>
+      <w:proofErr w:type="gramEnd"/>
+    </w:p>
+    <w:p>
+      <w:pPr>
+        <w:rPr>
+          <w:highlight w:val="yellow"/>
+          <w:lang w:val="es-ES"/>
+        </w:rPr>
+      </w:pPr>
+      <w:r>
+        <w:rPr>
+          <w:highlight w:val="yellow"/>
+          <w:lang w:val="es-ES"/>
+        </w:rPr>
+        <w:t xml:space="preserve">    FROM Empleado e</w:t>
+      </w:r>
+    </w:p>
+    <w:p>
+      <w:pPr>
+        <w:rPr>
+          <w:highlight w:val="yellow"/>
+          <w:lang w:val="es-ES"/>
+        </w:rPr>
+      </w:pPr>
+      <w:r>
+        <w:rPr>
+          <w:highlight w:val="yellow"/>
+          <w:lang w:val="es-ES"/>
+        </w:rPr>
+        <w:t xml:space="preserve">    INNER JOIN </w:t>
+      </w:r>
+      <w:proofErr w:type="spellStart"/>
+      <w:r>
+        <w:rPr>
+          <w:highlight w:val="yellow"/>
+          <w:lang w:val="es-ES"/>
+        </w:rPr>
+        <w:t>EmpleadoVenta</w:t>
+      </w:r>
+      <w:proofErr w:type="spellEnd"/>
+      <w:r>
+        <w:rPr>
+          <w:highlight w:val="yellow"/>
+          <w:lang w:val="es-ES"/>
+        </w:rPr>
+        <w:t xml:space="preserve"> </w:t>
+      </w:r>
+      <w:proofErr w:type="spellStart"/>
+      <w:r>
+        <w:rPr>
+          <w:highlight w:val="yellow"/>
+          <w:lang w:val="es-ES"/>
+        </w:rPr>
+        <w:t>ev</w:t>
+      </w:r>
+      <w:proofErr w:type="spellEnd"/>
+      <w:r>
+        <w:rPr>
+          <w:highlight w:val="yellow"/>
+          <w:lang w:val="es-ES"/>
+        </w:rPr>
+        <w:t xml:space="preserve"> </w:t>
+      </w:r>
+    </w:p>
+    <w:p>
+      <w:pPr>
+        <w:rPr>
+          <w:highlight w:val="yellow"/>
+          <w:lang w:val="es-ES"/>
+        </w:rPr>
+      </w:pPr>
+      <w:r>
+        <w:rPr>
+          <w:highlight w:val="yellow"/>
+          <w:lang w:val="es-ES"/>
+        </w:rPr>
+        <w:t xml:space="preserve">ON </w:t>
+      </w:r>
+      <w:proofErr w:type="spellStart"/>
+      <w:r>
+        <w:rPr>
+          <w:highlight w:val="yellow"/>
+          <w:lang w:val="es-ES"/>
+        </w:rPr>
+        <w:t>e.id_empleado</w:t>
+      </w:r>
+      <w:proofErr w:type="spellEnd"/>
+      <w:r>
+        <w:rPr>
+          <w:highlight w:val="yellow"/>
+          <w:lang w:val="es-ES"/>
+        </w:rPr>
+        <w:t xml:space="preserve"> = </w:t>
+      </w:r>
+      <w:proofErr w:type="spellStart"/>
+      <w:r>
+        <w:rPr>
+          <w:highlight w:val="yellow"/>
+          <w:lang w:val="es-ES"/>
+        </w:rPr>
+        <w:t>ev.id_empleado</w:t>
+      </w:r>
+      <w:proofErr w:type="spellEnd"/>
+      <w:r>
+        <w:rPr>
+          <w:highlight w:val="yellow"/>
+          <w:lang w:val="es-ES"/>
+        </w:rPr>
+        <w:t>;</w:t>
+      </w:r>
+    </w:p>
+    <w:p>
+      <w:pPr>
+        <w:rPr>
+          <w:lang w:val="es-ES"/>
+        </w:rPr>
+      </w:pPr>
+      <w:r>
+        <w:rPr>
+          <w:highlight w:val="yellow"/>
+          <w:lang w:val="es-ES"/>
+        </w:rPr>
+        <w:t>END;</w:t>
+      </w:r>
+    </w:p>
+    <w:p>
+      <w:pPr>
+        <w:pStyle w:val="Ttulo2"/>
+        <w:rPr>
+          <w:lang w:val="es-ES"/>
+        </w:rPr>
+      </w:pPr>
+      <w:r>
+        <w:rPr>
+          <w:lang w:val="es-ES"/>
+        </w:rPr>
+        <w:t>Sección 4 – Programación Orientada a Objetos y Teoría General (Continuación)</w:t>
+      </w:r>
+    </w:p>
+    <w:p>
+      <w:pPr>
+        <w:rPr>
+          <w:lang w:val="es-ES"/>
+        </w:rPr>
+      </w:pPr>
+      <w:r>
+        <w:rPr>
+          <w:lang w:val="es-ES"/>
+        </w:rPr>
+        <w:t>La Programación Orientada a Objetos (POO) se basa en cuatro pilares fundamentales: encapsulamiento, herencia, polimorfismo y abstracción.</w:t>
+      </w:r>
+    </w:p>
+    <w:p>
+      <w:pPr>
+        <w:rPr>
+          <w:lang w:val="es-ES"/>
+        </w:rPr>
+      </w:pPr>
+      <w:r>
+        <w:rPr>
+          <w:lang w:val="es-ES"/>
+        </w:rPr>
+        <w:t>2</w:t>
+      </w:r>
+      <w:r>
+        <w:rPr>
+          <w:lang w:val="es-ES"/>
+        </w:rPr>
+        <w:t>3</w:t>
+      </w:r>
+      <w:r>
+        <w:rPr>
+          <w:lang w:val="es-ES"/>
+        </w:rPr>
+        <w:t>. ¿Qué es encapsulamiento en POO?</w:t>
+      </w:r>
+    </w:p>
+    <w:p>
+      <w:pPr>
+        <w:pStyle w:val="Listaconvietas"/>
+        <w:tabs>
+          <w:tab w:val="clear" w:pos="360"/>
+          <w:tab w:val="num" w:pos="1080"/>
+        </w:tabs>
+        <w:rPr>
+          <w:highlight w:val="yellow"/>
+          <w:lang w:val="es-ES"/>
+        </w:rPr>
+      </w:pPr>
+      <w:r>
+        <w:rPr>
+          <w:highlight w:val="yellow"/>
+          <w:lang w:val="es-ES"/>
+        </w:rPr>
+        <w:t>A) Ocultar los datos internos de un objeto y acceder solo mediante métodos públicos</w:t>
+      </w:r>
+    </w:p>
+    <w:p>
+      <w:pPr>
+        <w:pStyle w:val="Listaconvietas"/>
+        <w:tabs>
+          <w:tab w:val="clear" w:pos="360"/>
+          <w:tab w:val="num" w:pos="1080"/>
+        </w:tabs>
+        <w:rPr>
+          <w:lang w:val="es-ES"/>
+        </w:rPr>
+      </w:pPr>
+      <w:r>
+        <w:rPr>
+          <w:lang w:val="es-ES"/>
+        </w:rPr>
+        <w:t>B) Compartir todos los atributos entre clases</w:t>
+      </w:r>
+    </w:p>
+    <w:p>
+      <w:pPr>
+        <w:pStyle w:val="Listaconvietas"/>
+        <w:tabs>
+          <w:tab w:val="clear" w:pos="360"/>
+          <w:tab w:val="num" w:pos="1080"/>
+        </w:tabs>
+        <w:rPr>
+          <w:lang w:val="es-ES"/>
+        </w:rPr>
+      </w:pPr>
+      <w:r>
+        <w:rPr>
+          <w:lang w:val="es-ES"/>
+        </w:rPr>
+        <w:t>C) Permitir múltiples instancias de una clase</w:t>
+      </w:r>
+    </w:p>
+    <w:p>
+      <w:pPr>
+        <w:pStyle w:val="Listaconvietas"/>
+        <w:tabs>
+          <w:tab w:val="clear" w:pos="360"/>
+          <w:tab w:val="num" w:pos="1080"/>
+        </w:tabs>
+      </w:pPr>
+      <w:r>
+        <w:t xml:space="preserve">D) </w:t>
+      </w:r>
+      <w:proofErr w:type="spellStart"/>
+      <w:r>
+        <w:t>Almacenar</w:t>
+      </w:r>
+      <w:proofErr w:type="spellEnd"/>
+      <w:r>
+        <w:t xml:space="preserve"> </w:t>
+      </w:r>
+      <w:proofErr w:type="spellStart"/>
+      <w:r>
+        <w:t>métodos</w:t>
+      </w:r>
+      <w:proofErr w:type="spellEnd"/>
+      <w:r>
+        <w:t xml:space="preserve"> </w:t>
+      </w:r>
+      <w:proofErr w:type="spellStart"/>
+      <w:r>
+        <w:t>como</w:t>
+      </w:r>
+      <w:proofErr w:type="spellEnd"/>
+      <w:r>
+        <w:t xml:space="preserve"> </w:t>
+      </w:r>
+      <w:proofErr w:type="spellStart"/>
+      <w:r>
+        <w:t>propiedades</w:t>
+      </w:r>
+      <w:proofErr w:type="spellEnd"/>
+    </w:p>
+    <w:p>
+      <w:pPr>
+        <w:rPr>
+          <w:lang w:val="es-ES"/>
+        </w:rPr>
+      </w:pPr>
+      <w:r>
+        <w:rPr>
+          <w:lang w:val="es-ES"/>
+        </w:rPr>
+        <w:t>2</w:t>
+      </w:r>
+      <w:r>
+        <w:rPr>
+          <w:lang w:val="es-ES"/>
+        </w:rPr>
+        <w:t>5</w:t>
+      </w:r>
+      <w:r>
+        <w:rPr>
+          <w:lang w:val="es-ES"/>
+        </w:rPr>
+        <w:t>. ¿Qué es abstracción en POO?</w:t>
+      </w:r>
+    </w:p>
+    <w:p>
+      <w:pPr>
+        <w:pStyle w:val="Listaconvietas"/>
+        <w:tabs>
+          <w:tab w:val="clear" w:pos="360"/>
+          <w:tab w:val="num" w:pos="1080"/>
+        </w:tabs>
+        <w:rPr>
+          <w:lang w:val="es-ES"/>
+        </w:rPr>
+      </w:pPr>
+      <w:r>
+        <w:rPr>
+          <w:lang w:val="es-ES"/>
+        </w:rPr>
+        <w:t>A) El proceso de convertir objetos en texto</w:t>
+      </w:r>
+    </w:p>
+    <w:p>
+      <w:pPr>
+        <w:pStyle w:val="Listaconvietas"/>
+        <w:tabs>
+          <w:tab w:val="clear" w:pos="360"/>
+          <w:tab w:val="num" w:pos="1080"/>
+        </w:tabs>
+        <w:rPr>
+          <w:highlight w:val="yellow"/>
+          <w:lang w:val="es-ES"/>
+        </w:rPr>
+      </w:pPr>
+      <w:r>
+        <w:rPr>
+          <w:highlight w:val="yellow"/>
+          <w:lang w:val="es-ES"/>
+        </w:rPr>
+        <w:t>B) Separar la implementación de la funcionalidad para mostrar solo lo esencial</w:t>
+      </w:r>
+    </w:p>
+    <w:p>
+      <w:pPr>
+        <w:pStyle w:val="Listaconvietas"/>
+        <w:tabs>
+          <w:tab w:val="clear" w:pos="360"/>
+          <w:tab w:val="num" w:pos="1080"/>
+        </w:tabs>
+      </w:pPr>
+      <w:r>
+        <w:t xml:space="preserve">C) </w:t>
+      </w:r>
+      <w:proofErr w:type="spellStart"/>
+      <w:r>
+        <w:t>Crear</w:t>
+      </w:r>
+      <w:proofErr w:type="spellEnd"/>
+      <w:r>
+        <w:t xml:space="preserve"> </w:t>
+      </w:r>
+      <w:proofErr w:type="spellStart"/>
+      <w:r>
+        <w:t>clases</w:t>
+      </w:r>
+      <w:proofErr w:type="spellEnd"/>
+      <w:r>
+        <w:t xml:space="preserve"> sin </w:t>
+      </w:r>
+      <w:proofErr w:type="spellStart"/>
+      <w:r>
+        <w:t>atributos</w:t>
+      </w:r>
+      <w:proofErr w:type="spellEnd"/>
+    </w:p>
+    <w:p>
+      <w:pPr>
+        <w:pStyle w:val="Listaconvietas"/>
+        <w:tabs>
+          <w:tab w:val="clear" w:pos="360"/>
+          <w:tab w:val="num" w:pos="1080"/>
+        </w:tabs>
+        <w:rPr>
+          <w:lang w:val="es-ES"/>
+        </w:rPr>
+      </w:pPr>
+      <w:r>
+        <w:rPr>
+          <w:lang w:val="es-ES"/>
+        </w:rPr>
+        <w:lastRenderedPageBreak/>
+        <w:t>D) Ocultar los errores del usuario</w:t>
+      </w:r>
+    </w:p>
+    <w:p>
+      <w:pPr>
+        <w:rPr>
+          <w:lang w:val="es-ES"/>
+        </w:rPr>
+      </w:pPr>
+      <w:r>
+        <w:rPr>
+          <w:lang w:val="es-ES"/>
+        </w:rPr>
+        <w:t>2</w:t>
+      </w:r>
+      <w:r>
+        <w:rPr>
+          <w:lang w:val="es-ES"/>
+        </w:rPr>
+        <w:t>6</w:t>
+      </w:r>
+      <w:r>
+        <w:rPr>
+          <w:lang w:val="es-ES"/>
+        </w:rPr>
+        <w:t>. ¿Cuál de los siguientes representa correctamente los 4 pilares de la POO?</w:t>
+      </w:r>
+    </w:p>
+    <w:p>
+      <w:pPr>
+        <w:pStyle w:val="Listaconvietas"/>
+        <w:tabs>
+          <w:tab w:val="clear" w:pos="360"/>
+          <w:tab w:val="num" w:pos="1080"/>
+        </w:tabs>
+        <w:rPr>
+          <w:lang w:val="es-ES"/>
+        </w:rPr>
+      </w:pPr>
+      <w:r>
+        <w:rPr>
+          <w:lang w:val="es-ES"/>
+        </w:rPr>
+        <w:t>A) Herencia, compilación, estructura y extensión</w:t>
+      </w:r>
+    </w:p>
+    <w:p>
+      <w:pPr>
+        <w:pStyle w:val="Listaconvietas"/>
+        <w:tabs>
+          <w:tab w:val="clear" w:pos="360"/>
+          <w:tab w:val="num" w:pos="1080"/>
+        </w:tabs>
+        <w:rPr>
+          <w:highlight w:val="yellow"/>
+          <w:lang w:val="es-ES"/>
+        </w:rPr>
+      </w:pPr>
+      <w:r>
+        <w:rPr>
+          <w:highlight w:val="yellow"/>
+          <w:lang w:val="es-ES"/>
+        </w:rPr>
+        <w:t>B) Abstracción, encapsulamiento, herencia y polimorfismo</w:t>
+      </w:r>
+    </w:p>
+    <w:p>
+      <w:pPr>
+        <w:pStyle w:val="Listaconvietas"/>
+        <w:tabs>
+          <w:tab w:val="clear" w:pos="360"/>
+          <w:tab w:val="num" w:pos="1080"/>
+        </w:tabs>
+        <w:rPr>
+          <w:lang w:val="es-ES"/>
+        </w:rPr>
+      </w:pPr>
+      <w:r>
+        <w:rPr>
+          <w:lang w:val="es-ES"/>
+        </w:rPr>
+        <w:t>C) Modularidad, recursión, listas y funciones</w:t>
+      </w:r>
+    </w:p>
+    <w:p>
+      <w:pPr>
+        <w:pStyle w:val="Listaconvietas"/>
+        <w:tabs>
+          <w:tab w:val="clear" w:pos="360"/>
+          <w:tab w:val="num" w:pos="1080"/>
+        </w:tabs>
+        <w:rPr>
+          <w:lang w:val="es-ES"/>
+        </w:rPr>
+      </w:pPr>
+      <w:r>
+        <w:rPr>
+          <w:lang w:val="es-ES"/>
+        </w:rPr>
+        <w:t>D) Clases, objetos, métodos y librerías</w:t>
+      </w:r>
+    </w:p>
+    <w:p>
+      <w:pPr>
+        <w:pStyle w:val="Listaconvietas"/>
+        <w:numPr>
+          <w:ilvl w:val="0"/>
+          <w:numId w:val="0"/>
+        </w:numPr>
+        <w:rPr>
+          <w:lang w:val="es-ES"/>
+        </w:rPr>
+      </w:pPr>
+    </w:p>
+    <w:p>
+      <w:pPr>
+        <w:pStyle w:val="Ttulo2"/>
+        <w:rPr>
+          <w:lang w:val="es-ES"/>
+        </w:rPr>
+      </w:pPr>
+      <w:r>
+        <w:rPr>
+          <w:lang w:val="es-ES"/>
+        </w:rPr>
+        <w:t xml:space="preserve">Sección 5 – </w:t>
+      </w:r>
+      <w:r>
+        <w:rPr>
+          <w:lang w:val="es-ES"/>
+        </w:rPr>
+        <w:t>Códigos de Estado HTTP</w:t>
+      </w:r>
+    </w:p>
+    <w:p>
+      <w:r>
+        <w:rPr>
+          <w:lang w:val="es-ES"/>
+        </w:rPr>
+        <w:t xml:space="preserve">Los códigos de estado HTTP son respuestas estándar que los servidores web devuelven para indicar el resultado de una solicitud. </w:t>
+      </w:r>
+      <w:proofErr w:type="spellStart"/>
+      <w:r>
+        <w:t>Cada</w:t>
+      </w:r>
+      <w:proofErr w:type="spellEnd"/>
+      <w:r>
+        <w:t xml:space="preserve"> </w:t>
+      </w:r>
+      <w:proofErr w:type="spellStart"/>
+      <w:r>
+        <w:t>código</w:t>
+      </w:r>
+      <w:proofErr w:type="spellEnd"/>
+      <w:r>
+        <w:t xml:space="preserve"> </w:t>
+      </w:r>
+      <w:proofErr w:type="spellStart"/>
+      <w:r>
+        <w:t>tiene</w:t>
+      </w:r>
+      <w:proofErr w:type="spellEnd"/>
+      <w:r>
+        <w:t xml:space="preserve"> un </w:t>
+      </w:r>
+      <w:proofErr w:type="spellStart"/>
+      <w:r>
+        <w:t>significado</w:t>
+      </w:r>
+      <w:proofErr w:type="spellEnd"/>
+      <w:r>
+        <w:t xml:space="preserve"> </w:t>
+      </w:r>
+      <w:proofErr w:type="spellStart"/>
+      <w:r>
+        <w:t>específico</w:t>
+      </w:r>
+      <w:proofErr w:type="spellEnd"/>
+      <w:r>
+        <w:t>.</w:t>
+      </w:r>
+    </w:p>
+    <w:p>
+      <w:pPr>
+        <w:pStyle w:val="Listaconvietas"/>
+        <w:tabs>
+          <w:tab w:val="clear" w:pos="360"/>
+          <w:tab w:val="num" w:pos="1080"/>
+        </w:tabs>
+        <w:rPr>
+          <w:lang w:val="es-ES"/>
+        </w:rPr>
+      </w:pPr>
+      <w:r>
+        <w:rPr>
+          <w:b/>
+          <w:bCs/>
           <w:lang w:val="es-ES"/>
         </w:rPr>
         <w:t>26. ¿Qué indica un código HTTP 200?</w:t>
@@ -4785,12 +4924,6 @@
           <w:lang w:val="es-ES"/>
         </w:rPr>
         <w:br/>
-      </w:r>
-      <w:r>
-        <w:rPr>
-          <w:lang w:val="es-ES"/>
-        </w:rPr>
-        <w:lastRenderedPageBreak/>
         <w:t>B) Requiere autenticación</w:t>
       </w:r>
       <w:r>
@@ -5151,7 +5284,14 @@
         <w:rPr>
           <w:lang w:val="es-ES"/>
         </w:rPr>
-        <w:t xml:space="preserve"> es ideal para aplicaciones web tradicionales basadas en páginas, mientras que </w:t>
+        <w:t xml:space="preserve"> es ideal </w:t>
+      </w:r>
+      <w:r>
+        <w:rPr>
+          <w:lang w:val="es-ES"/>
+        </w:rPr>
+        <w:lastRenderedPageBreak/>
+        <w:t xml:space="preserve">para aplicaciones web tradicionales basadas en páginas, mientras que </w:t>
       </w:r>
       <w:proofErr w:type="spellStart"/>
       <w:r>
@@ -6047,6 +6187,7 @@
         <w:rPr>
           <w:lang w:val="es-ES"/>
         </w:rPr>
+        <w:lastRenderedPageBreak/>
         <w:t>100 Continue: El cliente puede continuar con la solicitud.</w:t>
       </w:r>
     </w:p>
@@ -6465,7 +6606,6 @@
         <w:rPr>
           <w:lang w:val="es-ES"/>
         </w:rPr>
-        <w:lastRenderedPageBreak/>
         <w:t>4xx – Errores del cliente</w:t>
       </w:r>
     </w:p>
@@ -7119,6 +7259,7 @@
         <w:rPr>
           <w:lang w:val="es-ES"/>
         </w:rPr>
+        <w:lastRenderedPageBreak/>
         <w:t>En SQL existen funciones de agregado, escalares, de conversión, manejo de NULL, funciones de ventana y funciones definidas por el usuario.</w:t>
       </w:r>
     </w:p>
@@ -7593,7 +7734,6 @@
           <w:bCs/>
           <w:lang w:val="es-ES"/>
         </w:rPr>
-        <w:lastRenderedPageBreak/>
         <w:t>3</w:t>
       </w:r>
       <w:r>
@@ -8261,6 +8401,7 @@
         <w:rPr>
           <w:lang w:val="es-ES"/>
         </w:rPr>
+        <w:lastRenderedPageBreak/>
         <w:t xml:space="preserve"> └── </w:t>
       </w:r>
       <w:proofErr w:type="spellStart"/>
@@ -8384,7 +8525,6 @@
         <w:rPr>
           <w:noProof/>
         </w:rPr>
-        <w:lastRenderedPageBreak/>
         <w:drawing>
           <wp:inline distT="0" distB="0" distL="0" distR="0" wp14:anchorId="31707CF2" wp14:editId="6982F09C">
             <wp:extent cx="4871923" cy="2921462"/>
@@ -8879,6 +9019,7 @@
         <w:rPr>
           <w:lang w:val="es-ES"/>
         </w:rPr>
+        <w:lastRenderedPageBreak/>
         <w:t>| Futuro            | Estable, sin novedades | El camino oficial      |</w:t>
       </w:r>
     </w:p>
@@ -8962,14 +9103,7 @@
         <w:rPr>
           <w:lang w:val="es-ES"/>
         </w:rPr>
-        <w:t xml:space="preserve"> Pages y una con MVC en .NET radica en su arquitectura y en cómo se manejan las solicitudes. ASP.NET Core </w:t>
-      </w:r>
-      <w:r>
-        <w:rPr>
-          <w:lang w:val="es-ES"/>
-        </w:rPr>
-        <w:lastRenderedPageBreak/>
-        <w:t>MVC sigue el patrón tradicional de Modelo-Vista-Controlador, donde las solicitudes se enrutan a través de controladores con acciones que devuelven vistas, separando claramente las preocupaciones de modelo, vista y controlador en carpetas distintas.</w:t>
+        <w:t xml:space="preserve"> Pages y una con MVC en .NET radica en su arquitectura y en cómo se manejan las solicitudes. ASP.NET Core MVC sigue el patrón tradicional de Modelo-Vista-Controlador, donde las solicitudes se enrutan a través de controladores con acciones que devuelven vistas, separando claramente las preocupaciones de modelo, vista y controlador en carpetas distintas.</w:t>
       </w:r>
     </w:p>
     <w:p>
@@ -9577,6 +9711,7 @@
           <w:rFonts w:ascii="Segoe UI Emoji" w:hAnsi="Segoe UI Emoji" w:cs="Segoe UI Emoji"/>
           <w:lang w:val="es-ES"/>
         </w:rPr>
+        <w:lastRenderedPageBreak/>
         <w:t>❌</w:t>
       </w:r>
       <w:r>
@@ -9704,7 +9839,6 @@
         <w:rPr>
           <w:lang w:val="es-ES"/>
         </w:rPr>
-        <w:lastRenderedPageBreak/>
         <w:t>Login, tokens, datos sensibles</w:t>
       </w:r>
     </w:p>
@@ -10505,6 +10639,7 @@
         <w:rPr>
           <w:lang w:val="es-ES"/>
         </w:rPr>
+        <w:lastRenderedPageBreak/>
         <w:t>¿Cuándo usarla?</w:t>
       </w:r>
     </w:p>
@@ -10653,7 +10788,6 @@
           <w:rFonts w:ascii="Segoe UI Emoji" w:hAnsi="Segoe UI Emoji" w:cs="Segoe UI Emoji"/>
           <w:lang w:val="es-ES"/>
         </w:rPr>
-        <w:lastRenderedPageBreak/>
         <w:t>🧱</w:t>
       </w:r>
       <w:r>
@@ -11608,6 +11742,7 @@
           <w:rFonts w:ascii="Segoe UI Emoji" w:hAnsi="Segoe UI Emoji" w:cs="Segoe UI Emoji"/>
           <w:lang w:val="es-ES"/>
         </w:rPr>
+        <w:lastRenderedPageBreak/>
         <w:t>❌</w:t>
       </w:r>
       <w:r>
@@ -11816,7 +11951,6 @@
         <w:rPr>
           <w:lang w:val="es-ES"/>
         </w:rPr>
-        <w:lastRenderedPageBreak/>
         <w:t>Estructura</w:t>
       </w:r>
       <w:r>
@@ -12729,6 +12863,7 @@
         <w:rPr>
           <w:lang w:val="es-ES"/>
         </w:rPr>
+        <w:lastRenderedPageBreak/>
         <w:t>DbContext</w:t>
       </w:r>
       <w:proofErr w:type="spellEnd"/>
@@ -12810,7 +12945,6 @@
         <w:rPr>
           <w:lang w:val="es-ES"/>
         </w:rPr>
-        <w:lastRenderedPageBreak/>
         <w:t xml:space="preserve">Ejemplo - Repositorios de Base de Datos: Como mencionamos, el </w:t>
       </w:r>
       <w:proofErr w:type="spellStart"/>
@@ -14344,6 +14478,7 @@
         <w:rPr>
           <w:lang w:val="es-ES"/>
         </w:rPr>
+        <w:lastRenderedPageBreak/>
         <w:t xml:space="preserve">Diferencia clave: En el proyecto de empleados que hiciste antes, tu </w:t>
       </w:r>
       <w:proofErr w:type="spellStart"/>
@@ -14720,7 +14855,25 @@
       </w:r>
       <w:proofErr w:type="spellEnd"/>
       <w:r>
-        <w:t xml:space="preserve">; Integrated Security=True; </w:t>
+        <w:t xml:space="preserve">; </w:t>
+      </w:r>
+      <w:proofErr w:type="spellStart"/>
+      <w:r>
+        <w:t>Trusted_Connection</w:t>
+      </w:r>
+      <w:proofErr w:type="spellEnd"/>
+      <w:r>
+        <w:rPr>
+          <w:sz w:val="20"/>
+          <w:szCs w:val="20"/>
+        </w:rPr>
+        <w:t xml:space="preserve"> </w:t>
+      </w:r>
+      <w:r>
+        <w:t>=</w:t>
+      </w:r>
+      <w:r>
+        <w:t xml:space="preserve">True; </w:t>
       </w:r>
       <w:proofErr w:type="spellStart"/>
       <w:r>
@@ -14738,34 +14891,32 @@
       <w:proofErr w:type="spellEnd"/>
       <w:proofErr w:type="gramEnd"/>
       <w:r>
+        <w:t xml:space="preserve"> </w:t>
+      </w:r>
+      <w:r>
+        <w:t xml:space="preserve">              </w:t>
+      </w:r>
+      <w:r>
+        <w:t>-</w:t>
+      </w:r>
+      <w:proofErr w:type="spellStart"/>
+      <w:r>
+        <w:t>OutPutDir</w:t>
+      </w:r>
+      <w:proofErr w:type="spellEnd"/>
+      <w:r>
+        <w:t xml:space="preserve"> Models</w:t>
+      </w:r>
+      <w:r>
         <w:t xml:space="preserve"> -</w:t>
       </w:r>
       <w:proofErr w:type="spellStart"/>
       <w:r>
-        <w:t>OutPutDir</w:t>
+        <w:t>ContextDir</w:t>
       </w:r>
       <w:proofErr w:type="spellEnd"/>
       <w:r>
-        <w:t xml:space="preserve"> Models</w:t>
-      </w:r>
-    </w:p>
-    <w:p>
-      <w:pPr>
-        <w:pStyle w:val="Listaconvietas"/>
-        <w:tabs>
-          <w:tab w:val="clear" w:pos="360"/>
-          <w:tab w:val="num" w:pos="720"/>
-        </w:tabs>
-        <w:ind w:left="720"/>
-        <w:rPr>
-          <w:lang w:val="es-ES"/>
-        </w:rPr>
-      </w:pPr>
-      <w:r>
-        <w:rPr>
-          <w:lang w:val="es-ES"/>
-        </w:rPr>
-        <w:t xml:space="preserve">//SI AGREGAS UNA TABLA EXTRA O ACTUALIZAS CAMPOS DEBES FORZAR LA ACTUALIZACION </w:t>
+        <w:t xml:space="preserve"> Context</w:t>
       </w:r>
     </w:p>
     <w:p>
@@ -14778,7 +14929,7 @@
         <w:ind w:left="1080"/>
       </w:pPr>
       <w:r>
-        <w:t>////Scaffold-</w:t>
+        <w:t>//Scaffold-</w:t>
       </w:r>
       <w:proofErr w:type="spellStart"/>
       <w:r>
@@ -14786,15 +14937,7 @@
       </w:r>
       <w:proofErr w:type="spellEnd"/>
       <w:r>
-        <w:t xml:space="preserve"> "Server=DESKTOP-JJ9DM3F\SQLEXPRESS; </w:t>
-      </w:r>
-      <w:proofErr w:type="spellStart"/>
-      <w:r>
-        <w:t>DataBase</w:t>
-      </w:r>
-      <w:proofErr w:type="spellEnd"/>
-      <w:r>
-        <w:t>=</w:t>
+        <w:t xml:space="preserve"> "Data Source=DESKTOP-JJ9DM3F\SQLEXPRESS; Initial Catalog=</w:t>
       </w:r>
       <w:proofErr w:type="spellStart"/>
       <w:r>
@@ -14820,7 +14963,156 @@
       <w:proofErr w:type="spellEnd"/>
       <w:proofErr w:type="gramEnd"/>
       <w:r>
-        <w:t xml:space="preserve"> -</w:t>
+        <w:t xml:space="preserve">               -</w:t>
+      </w:r>
+      <w:proofErr w:type="spellStart"/>
+      <w:r>
+        <w:t>OutPutDir</w:t>
+      </w:r>
+      <w:proofErr w:type="spellEnd"/>
+      <w:r>
+        <w:t xml:space="preserve"> Models -</w:t>
+      </w:r>
+      <w:proofErr w:type="spellStart"/>
+      <w:r>
+        <w:t>ContextDir</w:t>
+      </w:r>
+      <w:proofErr w:type="spellEnd"/>
+      <w:r>
+        <w:t xml:space="preserve"> Context</w:t>
+      </w:r>
+    </w:p>
+    <w:p>
+      <w:pPr>
+        <w:pStyle w:val="Listaconvietas"/>
+        <w:numPr>
+          <w:ilvl w:val="0"/>
+          <w:numId w:val="0"/>
+        </w:numPr>
+        <w:ind w:left="1080"/>
+        <w:rPr>
+          <w:lang w:val="es-ES"/>
+        </w:rPr>
+      </w:pPr>
+      <w:r>
+        <w:rPr>
+          <w:lang w:val="es-ES"/>
+        </w:rPr>
+        <w:t>-</w:t>
+      </w:r>
+      <w:proofErr w:type="spellStart"/>
+      <w:r>
+        <w:rPr>
+          <w:lang w:val="es-ES"/>
+        </w:rPr>
+        <w:t>ContextDir</w:t>
+      </w:r>
+      <w:proofErr w:type="spellEnd"/>
+      <w:r>
+        <w:rPr>
+          <w:lang w:val="es-ES"/>
+        </w:rPr>
+        <w:t xml:space="preserve"> sirve por si quieres que tu </w:t>
+      </w:r>
+      <w:proofErr w:type="spellStart"/>
+      <w:r>
+        <w:rPr>
+          <w:lang w:val="es-ES"/>
+        </w:rPr>
+        <w:t>context</w:t>
+      </w:r>
+      <w:proofErr w:type="spellEnd"/>
+      <w:r>
+        <w:rPr>
+          <w:lang w:val="es-ES"/>
+        </w:rPr>
+        <w:t xml:space="preserve"> </w:t>
+      </w:r>
+      <w:r>
+        <w:rPr>
+          <w:lang w:val="es-ES"/>
+        </w:rPr>
+        <w:t xml:space="preserve">este en una carpeta independiente </w:t>
+      </w:r>
+    </w:p>
+    <w:p>
+      <w:pPr>
+        <w:pStyle w:val="Listaconvietas"/>
+        <w:tabs>
+          <w:tab w:val="clear" w:pos="360"/>
+          <w:tab w:val="num" w:pos="720"/>
+        </w:tabs>
+        <w:ind w:left="720"/>
+        <w:rPr>
+          <w:lang w:val="es-ES"/>
+        </w:rPr>
+      </w:pPr>
+      <w:r>
+        <w:rPr>
+          <w:lang w:val="es-ES"/>
+        </w:rPr>
+        <w:t xml:space="preserve">//SI AGREGAS UNA TABLA EXTRA O ACTUALIZAS CAMPOS DEBES FORZAR LA ACTUALIZACION </w:t>
+      </w:r>
+    </w:p>
+    <w:p>
+      <w:pPr>
+        <w:pStyle w:val="Listaconvietas"/>
+        <w:tabs>
+          <w:tab w:val="clear" w:pos="360"/>
+          <w:tab w:val="num" w:pos="1080"/>
+        </w:tabs>
+        <w:ind w:left="1080"/>
+      </w:pPr>
+      <w:r>
+        <w:t>////Scaffold-</w:t>
+      </w:r>
+      <w:proofErr w:type="spellStart"/>
+      <w:r>
+        <w:t>DbContext</w:t>
+      </w:r>
+      <w:proofErr w:type="spellEnd"/>
+      <w:r>
+        <w:t xml:space="preserve"> "Server=DESKTOP-JJ9DM3F\SQLEXPRESS; </w:t>
+      </w:r>
+      <w:proofErr w:type="spellStart"/>
+      <w:r>
+        <w:t>DataBase</w:t>
+      </w:r>
+      <w:proofErr w:type="spellEnd"/>
+      <w:r>
+        <w:t>=</w:t>
+      </w:r>
+      <w:proofErr w:type="spellStart"/>
+      <w:r>
+        <w:t>DbCrudBlazor</w:t>
+      </w:r>
+      <w:proofErr w:type="spellEnd"/>
+      <w:r>
+        <w:t xml:space="preserve">; Integrated Security=True; </w:t>
+      </w:r>
+      <w:proofErr w:type="spellStart"/>
+      <w:r>
+        <w:t>TrustServerCertificate</w:t>
+      </w:r>
+      <w:proofErr w:type="spellEnd"/>
+      <w:r>
+        <w:t xml:space="preserve">=True;" </w:t>
+      </w:r>
+      <w:proofErr w:type="spellStart"/>
+      <w:proofErr w:type="gramStart"/>
+      <w:r>
+        <w:t>Microsoft.EntityFrameworkCore.SqlServer</w:t>
+      </w:r>
+      <w:proofErr w:type="spellEnd"/>
+      <w:proofErr w:type="gramEnd"/>
+      <w:r>
+        <w:t xml:space="preserve"> </w:t>
+      </w:r>
+      <w:r>
+        <w:t xml:space="preserve">             </w:t>
+      </w:r>
+      <w:r>
+        <w:t>-</w:t>
       </w:r>
       <w:proofErr w:type="spellStart"/>
       <w:r>
@@ -15220,7 +15512,6 @@
                 <w:sz w:val="24"/>
                 <w:szCs w:val="24"/>
               </w:rPr>
-              <w:lastRenderedPageBreak/>
               <w:t>Integrated Security=True</w:t>
             </w:r>
           </w:p>
@@ -15853,164 +16144,24 @@
     <w:p>
       <w:pPr>
         <w:pStyle w:val="Listaconvietas"/>
-        <w:tabs>
-          <w:tab w:val="clear" w:pos="360"/>
-          <w:tab w:val="num" w:pos="1080"/>
-        </w:tabs>
-        <w:ind w:left="1080"/>
-        <w:rPr>
-          <w:lang w:val="es-ES"/>
-        </w:rPr>
-      </w:pPr>
-      <w:r>
-        <w:rPr>
-          <w:lang w:val="es-ES"/>
-        </w:rPr>
-        <w:t>Nivel: Bajo nivel. Tú escribes los SELECT * FROM... a mano.</w:t>
-      </w:r>
-    </w:p>
-    <w:p>
-      <w:pPr>
-        <w:pStyle w:val="Listaconvietas"/>
         <w:numPr>
           <w:ilvl w:val="0"/>
           <w:numId w:val="0"/>
         </w:numPr>
+        <w:tabs>
+          <w:tab w:val="num" w:pos="1080"/>
+        </w:tabs>
         <w:ind w:left="1080"/>
         <w:rPr>
           <w:lang w:val="es-ES"/>
         </w:rPr>
       </w:pPr>
-    </w:p>
-    <w:p>
-      <w:pPr>
-        <w:pStyle w:val="Listaconvietas"/>
-        <w:numPr>
-          <w:ilvl w:val="0"/>
-          <w:numId w:val="0"/>
-        </w:numPr>
-        <w:ind w:left="1080"/>
-        <w:rPr>
-          <w:lang w:val="es-ES"/>
-        </w:rPr>
-      </w:pPr>
-    </w:p>
-    <w:p>
-      <w:pPr>
-        <w:pStyle w:val="Listaconvietas"/>
-        <w:numPr>
-          <w:ilvl w:val="0"/>
-          <w:numId w:val="0"/>
-        </w:numPr>
-        <w:ind w:left="1080"/>
-        <w:rPr>
-          <w:lang w:val="es-ES"/>
-        </w:rPr>
-      </w:pPr>
-    </w:p>
-    <w:p>
-      <w:pPr>
-        <w:pStyle w:val="Listaconvietas"/>
-        <w:numPr>
-          <w:ilvl w:val="0"/>
-          <w:numId w:val="0"/>
-        </w:numPr>
-        <w:ind w:left="1080"/>
-        <w:rPr>
-          <w:lang w:val="es-ES"/>
-        </w:rPr>
-      </w:pPr>
-    </w:p>
-    <w:p>
-      <w:pPr>
-        <w:pStyle w:val="Listaconvietas"/>
-        <w:numPr>
-          <w:ilvl w:val="0"/>
-          <w:numId w:val="0"/>
-        </w:numPr>
-        <w:ind w:left="1080"/>
-        <w:rPr>
-          <w:lang w:val="es-ES"/>
-        </w:rPr>
-      </w:pPr>
-    </w:p>
-    <w:p>
-      <w:pPr>
-        <w:pStyle w:val="Listaconvietas"/>
-        <w:numPr>
-          <w:ilvl w:val="0"/>
-          <w:numId w:val="0"/>
-        </w:numPr>
-        <w:ind w:left="1080"/>
-        <w:rPr>
-          <w:lang w:val="es-ES"/>
-        </w:rPr>
-      </w:pPr>
-    </w:p>
-    <w:p>
-      <w:pPr>
-        <w:pStyle w:val="Listaconvietas"/>
-        <w:numPr>
-          <w:ilvl w:val="0"/>
-          <w:numId w:val="0"/>
-        </w:numPr>
-        <w:ind w:left="1080"/>
-        <w:rPr>
-          <w:lang w:val="es-ES"/>
-        </w:rPr>
-      </w:pPr>
-    </w:p>
-    <w:p>
-      <w:pPr>
-        <w:pStyle w:val="Listaconvietas"/>
-        <w:numPr>
-          <w:ilvl w:val="0"/>
-          <w:numId w:val="0"/>
-        </w:numPr>
-        <w:ind w:left="1080"/>
-        <w:rPr>
-          <w:lang w:val="es-ES"/>
-        </w:rPr>
-      </w:pPr>
-    </w:p>
-    <w:p>
-      <w:pPr>
-        <w:pStyle w:val="Listaconvietas"/>
-        <w:numPr>
-          <w:ilvl w:val="0"/>
-          <w:numId w:val="0"/>
-        </w:numPr>
-        <w:ind w:left="1080"/>
-        <w:rPr>
-          <w:lang w:val="es-ES"/>
-        </w:rPr>
-      </w:pPr>
-    </w:p>
-    <w:p>
-      <w:pPr>
-        <w:pStyle w:val="Listaconvietas"/>
-        <w:numPr>
-          <w:ilvl w:val="0"/>
-          <w:numId w:val="0"/>
-        </w:numPr>
-        <w:ind w:left="1080"/>
-        <w:rPr>
-          <w:lang w:val="es-ES"/>
-        </w:rPr>
-      </w:pPr>
-    </w:p>
-    <w:p>
-      <w:pPr>
-        <w:pStyle w:val="Listaconvietas"/>
-        <w:numPr>
-          <w:ilvl w:val="0"/>
-          <w:numId w:val="0"/>
-        </w:numPr>
-        <w:ind w:left="1080"/>
-        <w:rPr>
-          <w:lang w:val="es-ES"/>
-        </w:rPr>
-      </w:pPr>
+      <w:r>
+        <w:rPr>
+          <w:lang w:val="es-ES"/>
+        </w:rPr>
+        <w:t>Nivel: Bajo nivel. Tú escribes los SELECT * FROM... a mano.</w:t>
+      </w:r>
     </w:p>
     <w:p>
       <w:pPr>
@@ -20265,6 +20416,12 @@
         </w:rPr>
         <w:t xml:space="preserve"> elegirlo: Apps profesionales de cara al público donde quieres la mejor experiencia posible.</w:t>
       </w:r>
+      <w:r>
+        <w:rPr>
+          <w:lang w:val="es-ES"/>
+        </w:rPr>
+        <w:t xml:space="preserve"> </w:t>
+      </w:r>
     </w:p>
     <w:p>
       <w:pPr>
@@ -20331,6 +20488,751 @@
         </w:rPr>
         <w:t xml:space="preserve">. </w:t>
       </w:r>
+      <w:r>
+        <w:rPr>
+          <w:b/>
+          <w:bCs/>
+          <w:lang w:val="es-ES"/>
+        </w:rPr>
+        <w:t>CUÁNDO USAR STATIC?</w:t>
+      </w:r>
+    </w:p>
+    <w:p>
+      <w:pPr>
+        <w:pStyle w:val="Listaconvietas"/>
+        <w:tabs>
+          <w:tab w:val="clear" w:pos="360"/>
+        </w:tabs>
+        <w:ind w:left="720"/>
+        <w:rPr>
+          <w:rFonts w:ascii="Bahnschrift" w:hAnsi="Bahnschrift"/>
+          <w:lang w:val="es-ES"/>
+        </w:rPr>
+      </w:pPr>
+      <w:r>
+        <w:rPr>
+          <w:rFonts w:ascii="Bahnschrift" w:hAnsi="Bahnschrift"/>
+          <w:lang w:val="es-ES"/>
+        </w:rPr>
+        <w:t xml:space="preserve">Usas </w:t>
+      </w:r>
+      <w:proofErr w:type="spellStart"/>
+      <w:r>
+        <w:rPr>
+          <w:rFonts w:ascii="Bahnschrift" w:hAnsi="Bahnschrift"/>
+          <w:lang w:val="es-ES"/>
+        </w:rPr>
+        <w:t>static</w:t>
+      </w:r>
+      <w:proofErr w:type="spellEnd"/>
+      <w:r>
+        <w:rPr>
+          <w:rFonts w:ascii="Bahnschrift" w:hAnsi="Bahnschrift"/>
+          <w:lang w:val="es-ES"/>
+        </w:rPr>
+        <w:t xml:space="preserve"> cuando quieres que algo (una variable, un método o una clase) pertenezca a la clase misma y no a un objeto específico (instancia).</w:t>
+      </w:r>
+    </w:p>
+    <w:p>
+      <w:pPr>
+        <w:pStyle w:val="Listaconvietas"/>
+        <w:tabs>
+          <w:tab w:val="clear" w:pos="360"/>
+          <w:tab w:val="num" w:pos="720"/>
+        </w:tabs>
+        <w:ind w:left="1080"/>
+        <w:rPr>
+          <w:rFonts w:ascii="Bahnschrift" w:hAnsi="Bahnschrift"/>
+          <w:lang w:val="es-ES"/>
+        </w:rPr>
+      </w:pPr>
+      <w:r>
+        <w:rPr>
+          <w:rFonts w:ascii="Bahnschrift" w:hAnsi="Bahnschrift"/>
+          <w:lang w:val="es-ES"/>
+        </w:rPr>
+        <w:t xml:space="preserve">Sin </w:t>
+      </w:r>
+      <w:proofErr w:type="spellStart"/>
+      <w:r>
+        <w:rPr>
+          <w:rFonts w:ascii="Bahnschrift" w:hAnsi="Bahnschrift"/>
+          <w:lang w:val="es-ES"/>
+        </w:rPr>
+        <w:t>static</w:t>
+      </w:r>
+      <w:proofErr w:type="spellEnd"/>
+      <w:r>
+        <w:rPr>
+          <w:rFonts w:ascii="Bahnschrift" w:hAnsi="Bahnschrift"/>
+          <w:lang w:val="es-ES"/>
+        </w:rPr>
+        <w:t xml:space="preserve">: Si tienes la clase Coche, cada coche tiene su propio color. Para saber el color, tienes que crear el coche: </w:t>
+      </w:r>
+      <w:proofErr w:type="spellStart"/>
+      <w:r>
+        <w:rPr>
+          <w:rFonts w:ascii="Bahnschrift" w:hAnsi="Bahnschrift"/>
+          <w:lang w:val="es-ES"/>
+        </w:rPr>
+        <w:t>miCoche.Color</w:t>
+      </w:r>
+      <w:proofErr w:type="spellEnd"/>
+      <w:r>
+        <w:rPr>
+          <w:rFonts w:ascii="Bahnschrift" w:hAnsi="Bahnschrift"/>
+          <w:lang w:val="es-ES"/>
+        </w:rPr>
+        <w:t>.</w:t>
+      </w:r>
+    </w:p>
+    <w:p>
+      <w:pPr>
+        <w:pStyle w:val="Listaconvietas"/>
+        <w:tabs>
+          <w:tab w:val="clear" w:pos="360"/>
+          <w:tab w:val="num" w:pos="720"/>
+        </w:tabs>
+        <w:ind w:left="1080"/>
+        <w:rPr>
+          <w:rFonts w:ascii="Bahnschrift" w:hAnsi="Bahnschrift"/>
+          <w:lang w:val="es-ES"/>
+        </w:rPr>
+      </w:pPr>
+      <w:r>
+        <w:rPr>
+          <w:rFonts w:ascii="Bahnschrift" w:hAnsi="Bahnschrift"/>
+          <w:lang w:val="es-ES"/>
+        </w:rPr>
+        <w:t xml:space="preserve">Con </w:t>
+      </w:r>
+      <w:proofErr w:type="spellStart"/>
+      <w:r>
+        <w:rPr>
+          <w:rFonts w:ascii="Bahnschrift" w:hAnsi="Bahnschrift"/>
+          <w:lang w:val="es-ES"/>
+        </w:rPr>
+        <w:t>static</w:t>
+      </w:r>
+      <w:proofErr w:type="spellEnd"/>
+      <w:r>
+        <w:rPr>
+          <w:rFonts w:ascii="Bahnschrift" w:hAnsi="Bahnschrift"/>
+          <w:lang w:val="es-ES"/>
+        </w:rPr>
+        <w:t xml:space="preserve">: Es algo que comparten todos. Si la clase Coche tiene un contador </w:t>
+      </w:r>
+      <w:proofErr w:type="spellStart"/>
+      <w:r>
+        <w:rPr>
+          <w:rFonts w:ascii="Bahnschrift" w:hAnsi="Bahnschrift"/>
+          <w:lang w:val="es-ES"/>
+        </w:rPr>
+        <w:t>TotalCochesCreados</w:t>
+      </w:r>
+      <w:proofErr w:type="spellEnd"/>
+      <w:r>
+        <w:rPr>
+          <w:rFonts w:ascii="Bahnschrift" w:hAnsi="Bahnschrift"/>
+          <w:lang w:val="es-ES"/>
+        </w:rPr>
+        <w:t xml:space="preserve">, ese dato es global para la clase. No necesitas crear un coche para saber cuántos hay: </w:t>
+      </w:r>
+      <w:proofErr w:type="spellStart"/>
+      <w:r>
+        <w:rPr>
+          <w:rFonts w:ascii="Bahnschrift" w:hAnsi="Bahnschrift"/>
+          <w:lang w:val="es-ES"/>
+        </w:rPr>
+        <w:t>Coche.TotalCochesCreados</w:t>
+      </w:r>
+      <w:proofErr w:type="spellEnd"/>
+      <w:r>
+        <w:rPr>
+          <w:rFonts w:ascii="Bahnschrift" w:hAnsi="Bahnschrift"/>
+          <w:lang w:val="es-ES"/>
+        </w:rPr>
+        <w:t>.</w:t>
+      </w:r>
+    </w:p>
+    <w:p>
+      <w:pPr>
+        <w:pStyle w:val="Listaconvietas"/>
+        <w:rPr>
+          <w:rFonts w:ascii="Bahnschrift" w:hAnsi="Bahnschrift"/>
+          <w:lang w:val="es-ES"/>
+        </w:rPr>
+      </w:pPr>
+      <w:r>
+        <w:rPr>
+          <w:rFonts w:ascii="Bahnschrift" w:hAnsi="Bahnschrift"/>
+          <w:lang w:val="es-ES"/>
+        </w:rPr>
+        <w:t>"¿Esta variable o método necesita saber algo de un objeto específico o es una verdad general?"</w:t>
+      </w:r>
+    </w:p>
+    <w:p>
+      <w:pPr>
+        <w:pStyle w:val="Listaconvietas"/>
+        <w:tabs>
+          <w:tab w:val="clear" w:pos="360"/>
+          <w:tab w:val="num" w:pos="720"/>
+        </w:tabs>
+        <w:ind w:left="720"/>
+        <w:rPr>
+          <w:rFonts w:ascii="Bahnschrift" w:hAnsi="Bahnschrift"/>
+          <w:lang w:val="es-ES"/>
+        </w:rPr>
+      </w:pPr>
+      <w:r>
+        <w:rPr>
+          <w:rFonts w:ascii="Bahnschrift" w:hAnsi="Bahnschrift"/>
+          <w:lang w:val="es-ES"/>
+        </w:rPr>
+        <w:lastRenderedPageBreak/>
+        <w:t xml:space="preserve">Usa </w:t>
+      </w:r>
+      <w:proofErr w:type="spellStart"/>
+      <w:r>
+        <w:rPr>
+          <w:rFonts w:ascii="Bahnschrift" w:hAnsi="Bahnschrift"/>
+          <w:lang w:val="es-ES"/>
+        </w:rPr>
+        <w:t>static</w:t>
+      </w:r>
+      <w:proofErr w:type="spellEnd"/>
+      <w:r>
+        <w:rPr>
+          <w:rFonts w:ascii="Bahnschrift" w:hAnsi="Bahnschrift"/>
+          <w:lang w:val="es-ES"/>
+        </w:rPr>
+        <w:t xml:space="preserve"> si: El resultado siempre será el mismo sin importar quién lo llame. Por ejemplo, una función que convierte de Pesos a </w:t>
+      </w:r>
+      <w:proofErr w:type="gramStart"/>
+      <w:r>
+        <w:rPr>
+          <w:rFonts w:ascii="Bahnschrift" w:hAnsi="Bahnschrift"/>
+          <w:lang w:val="es-ES"/>
+        </w:rPr>
+        <w:t>Dólares</w:t>
+      </w:r>
+      <w:proofErr w:type="gramEnd"/>
+      <w:r>
+        <w:rPr>
+          <w:rFonts w:ascii="Bahnschrift" w:hAnsi="Bahnschrift"/>
+          <w:lang w:val="es-ES"/>
+        </w:rPr>
+        <w:t>. No necesita saber "quién" le pide la conversión, solo necesita el número.</w:t>
+      </w:r>
+    </w:p>
+    <w:p>
+      <w:pPr>
+        <w:pStyle w:val="Listaconvietas"/>
+        <w:tabs>
+          <w:tab w:val="clear" w:pos="360"/>
+          <w:tab w:val="num" w:pos="720"/>
+        </w:tabs>
+        <w:ind w:left="720"/>
+        <w:rPr>
+          <w:rFonts w:ascii="Bahnschrift" w:hAnsi="Bahnschrift"/>
+          <w:lang w:val="es-ES"/>
+        </w:rPr>
+      </w:pPr>
+      <w:r>
+        <w:rPr>
+          <w:rFonts w:ascii="Bahnschrift" w:hAnsi="Bahnschrift"/>
+          <w:lang w:val="es-ES"/>
+        </w:rPr>
+        <w:t xml:space="preserve">NO uses </w:t>
+      </w:r>
+      <w:proofErr w:type="spellStart"/>
+      <w:r>
+        <w:rPr>
+          <w:rFonts w:ascii="Bahnschrift" w:hAnsi="Bahnschrift"/>
+          <w:lang w:val="es-ES"/>
+        </w:rPr>
+        <w:t>static</w:t>
+      </w:r>
+      <w:proofErr w:type="spellEnd"/>
+      <w:r>
+        <w:rPr>
+          <w:rFonts w:ascii="Bahnschrift" w:hAnsi="Bahnschrift"/>
+          <w:lang w:val="es-ES"/>
+        </w:rPr>
+        <w:t xml:space="preserve"> si: El resultado depende de las características de alguien. Por ejemplo, un método </w:t>
+      </w:r>
+      <w:proofErr w:type="spellStart"/>
+      <w:proofErr w:type="gramStart"/>
+      <w:r>
+        <w:rPr>
+          <w:rFonts w:ascii="Bahnschrift" w:hAnsi="Bahnschrift"/>
+          <w:lang w:val="es-ES"/>
+        </w:rPr>
+        <w:t>CalcularSueldoNeto</w:t>
+      </w:r>
+      <w:proofErr w:type="spellEnd"/>
+      <w:r>
+        <w:rPr>
+          <w:rFonts w:ascii="Bahnschrift" w:hAnsi="Bahnschrift"/>
+          <w:lang w:val="es-ES"/>
+        </w:rPr>
+        <w:t>(</w:t>
+      </w:r>
+      <w:proofErr w:type="gramEnd"/>
+      <w:r>
+        <w:rPr>
+          <w:rFonts w:ascii="Bahnschrift" w:hAnsi="Bahnschrift"/>
+          <w:lang w:val="es-ES"/>
+        </w:rPr>
+        <w:t>). Este necesita saber el sueldo base y las faltas de un empleado en específico. Si fuera estático, todos cobrarían lo mismo.</w:t>
+      </w:r>
+    </w:p>
+    <w:p>
+      <w:pPr>
+        <w:pStyle w:val="Listaconvietas"/>
+        <w:numPr>
+          <w:ilvl w:val="0"/>
+          <w:numId w:val="0"/>
+        </w:numPr>
+        <w:rPr>
+          <w:rFonts w:ascii="Bahnschrift" w:hAnsi="Bahnschrift"/>
+          <w:lang w:val="es-ES"/>
+        </w:rPr>
+      </w:pPr>
+    </w:p>
+    <w:p>
+      <w:pPr>
+        <w:pStyle w:val="Listaconvietas"/>
+        <w:rPr>
+          <w:lang w:val="es-ES"/>
+        </w:rPr>
+      </w:pPr>
+      <w:r>
+        <w:rPr>
+          <w:b/>
+          <w:bCs/>
+          <w:lang w:val="es-ES"/>
+        </w:rPr>
+        <w:t>5</w:t>
+      </w:r>
+      <w:r>
+        <w:rPr>
+          <w:b/>
+          <w:bCs/>
+          <w:lang w:val="es-ES"/>
+        </w:rPr>
+        <w:t>4</w:t>
+      </w:r>
+      <w:r>
+        <w:rPr>
+          <w:b/>
+          <w:bCs/>
+          <w:lang w:val="es-ES"/>
+        </w:rPr>
+        <w:t xml:space="preserve">. </w:t>
+      </w:r>
+      <w:r>
+        <w:rPr>
+          <w:b/>
+          <w:bCs/>
+          <w:lang w:val="es-ES"/>
+        </w:rPr>
+        <w:t>QUÉ ES VIRTUAL EN ENTITY FRAMEWORK (EF)</w:t>
+      </w:r>
+    </w:p>
+    <w:p>
+      <w:pPr>
+        <w:pStyle w:val="Listaconvietas"/>
+        <w:tabs>
+          <w:tab w:val="clear" w:pos="360"/>
+          <w:tab w:val="num" w:pos="720"/>
+        </w:tabs>
+        <w:ind w:left="720"/>
+        <w:rPr>
+          <w:rFonts w:ascii="Bahnschrift" w:hAnsi="Bahnschrift"/>
+          <w:lang w:val="es-ES"/>
+        </w:rPr>
+      </w:pPr>
+      <w:r>
+        <w:rPr>
+          <w:rFonts w:ascii="Bahnschrift" w:hAnsi="Bahnschrift"/>
+          <w:lang w:val="es-ES"/>
+        </w:rPr>
+        <w:t xml:space="preserve">En el contexto de </w:t>
+      </w:r>
+      <w:proofErr w:type="spellStart"/>
+      <w:r>
+        <w:rPr>
+          <w:rFonts w:ascii="Bahnschrift" w:hAnsi="Bahnschrift"/>
+          <w:lang w:val="es-ES"/>
+        </w:rPr>
+        <w:t>Entity</w:t>
+      </w:r>
+      <w:proofErr w:type="spellEnd"/>
+      <w:r>
+        <w:rPr>
+          <w:rFonts w:ascii="Bahnschrift" w:hAnsi="Bahnschrift"/>
+          <w:lang w:val="es-ES"/>
+        </w:rPr>
+        <w:t xml:space="preserve"> Framework, la palabra clave virtual se usa principalmente en las propiedades de navegación (como la que usaste: </w:t>
+      </w:r>
+      <w:proofErr w:type="spellStart"/>
+      <w:r>
+        <w:rPr>
+          <w:rFonts w:ascii="Bahnschrift" w:hAnsi="Bahnschrift"/>
+          <w:lang w:val="es-ES"/>
+        </w:rPr>
+        <w:t>public</w:t>
+      </w:r>
+      <w:proofErr w:type="spellEnd"/>
+      <w:r>
+        <w:rPr>
+          <w:rFonts w:ascii="Bahnschrift" w:hAnsi="Bahnschrift"/>
+          <w:lang w:val="es-ES"/>
+        </w:rPr>
+        <w:t xml:space="preserve"> virtual Departamento </w:t>
+      </w:r>
+      <w:proofErr w:type="spellStart"/>
+      <w:r>
+        <w:rPr>
+          <w:rFonts w:ascii="Bahnschrift" w:hAnsi="Bahnschrift"/>
+          <w:lang w:val="es-ES"/>
+        </w:rPr>
+        <w:t>IdDepartamentoNavigation</w:t>
+      </w:r>
+      <w:proofErr w:type="spellEnd"/>
+      <w:r>
+        <w:rPr>
+          <w:rFonts w:ascii="Bahnschrift" w:hAnsi="Bahnschrift"/>
+          <w:lang w:val="es-ES"/>
+        </w:rPr>
+        <w:t xml:space="preserve"> </w:t>
+      </w:r>
+      <w:proofErr w:type="gramStart"/>
+      <w:r>
+        <w:rPr>
+          <w:rFonts w:ascii="Bahnschrift" w:hAnsi="Bahnschrift"/>
+          <w:lang w:val="es-ES"/>
+        </w:rPr>
+        <w:t>{ get</w:t>
+      </w:r>
+      <w:proofErr w:type="gramEnd"/>
+      <w:r>
+        <w:rPr>
+          <w:rFonts w:ascii="Bahnschrift" w:hAnsi="Bahnschrift"/>
+          <w:lang w:val="es-ES"/>
+        </w:rPr>
+        <w:t>; set; }).</w:t>
+      </w:r>
+    </w:p>
+    <w:p>
+      <w:pPr>
+        <w:pStyle w:val="Listaconvietas"/>
+        <w:tabs>
+          <w:tab w:val="clear" w:pos="360"/>
+          <w:tab w:val="num" w:pos="720"/>
+        </w:tabs>
+        <w:ind w:left="720"/>
+        <w:rPr>
+          <w:rFonts w:ascii="Bahnschrift" w:hAnsi="Bahnschrift"/>
+          <w:lang w:val="es-ES"/>
+        </w:rPr>
+      </w:pPr>
+      <w:r>
+        <w:rPr>
+          <w:rFonts w:ascii="Bahnschrift" w:hAnsi="Bahnschrift"/>
+          <w:lang w:val="es-ES"/>
+        </w:rPr>
+        <w:t xml:space="preserve">Su función principal es habilitar el </w:t>
+      </w:r>
+      <w:proofErr w:type="spellStart"/>
+      <w:r>
+        <w:rPr>
+          <w:rFonts w:ascii="Bahnschrift" w:hAnsi="Bahnschrift"/>
+          <w:lang w:val="es-ES"/>
+        </w:rPr>
+        <w:t>Lazy</w:t>
+      </w:r>
+      <w:proofErr w:type="spellEnd"/>
+      <w:r>
+        <w:rPr>
+          <w:rFonts w:ascii="Bahnschrift" w:hAnsi="Bahnschrift"/>
+          <w:lang w:val="es-ES"/>
+        </w:rPr>
+        <w:t xml:space="preserve"> </w:t>
+      </w:r>
+      <w:proofErr w:type="spellStart"/>
+      <w:r>
+        <w:rPr>
+          <w:rFonts w:ascii="Bahnschrift" w:hAnsi="Bahnschrift"/>
+          <w:lang w:val="es-ES"/>
+        </w:rPr>
+        <w:t>Loading</w:t>
+      </w:r>
+      <w:proofErr w:type="spellEnd"/>
+      <w:r>
+        <w:rPr>
+          <w:rFonts w:ascii="Bahnschrift" w:hAnsi="Bahnschrift"/>
+          <w:lang w:val="es-ES"/>
+        </w:rPr>
+        <w:t xml:space="preserve"> (Carga Diferida).</w:t>
+      </w:r>
+    </w:p>
+    <w:p>
+      <w:pPr>
+        <w:pStyle w:val="Listaconvietas"/>
+        <w:tabs>
+          <w:tab w:val="clear" w:pos="360"/>
+          <w:tab w:val="num" w:pos="1440"/>
+        </w:tabs>
+        <w:ind w:left="1080"/>
+        <w:rPr>
+          <w:rFonts w:ascii="Bahnschrift" w:hAnsi="Bahnschrift"/>
+          <w:lang w:val="es-ES"/>
+        </w:rPr>
+      </w:pPr>
+      <w:r>
+        <w:rPr>
+          <w:rFonts w:ascii="Bahnschrift" w:hAnsi="Bahnschrift"/>
+          <w:lang w:val="es-ES"/>
+        </w:rPr>
+        <w:t xml:space="preserve">¿Cómo funciona? Cuando marcas una propiedad como virtual, </w:t>
+      </w:r>
+      <w:proofErr w:type="spellStart"/>
+      <w:r>
+        <w:rPr>
+          <w:rFonts w:ascii="Bahnschrift" w:hAnsi="Bahnschrift"/>
+          <w:lang w:val="es-ES"/>
+        </w:rPr>
+        <w:t>Entity</w:t>
+      </w:r>
+      <w:proofErr w:type="spellEnd"/>
+      <w:r>
+        <w:rPr>
+          <w:rFonts w:ascii="Bahnschrift" w:hAnsi="Bahnschrift"/>
+          <w:lang w:val="es-ES"/>
+        </w:rPr>
+        <w:t xml:space="preserve"> Framework crea una "clase hija" (un proxy) de tu modelo en tiempo de ejecución.</w:t>
+      </w:r>
+    </w:p>
+    <w:p>
+      <w:pPr>
+        <w:pStyle w:val="Listaconvietas"/>
+        <w:tabs>
+          <w:tab w:val="clear" w:pos="360"/>
+          <w:tab w:val="num" w:pos="1440"/>
+        </w:tabs>
+        <w:ind w:left="1080"/>
+        <w:rPr>
+          <w:rFonts w:ascii="Bahnschrift" w:hAnsi="Bahnschrift"/>
+          <w:lang w:val="es-ES"/>
+        </w:rPr>
+      </w:pPr>
+      <w:r>
+        <w:rPr>
+          <w:rFonts w:ascii="Bahnschrift" w:hAnsi="Bahnschrift"/>
+          <w:lang w:val="es-ES"/>
+        </w:rPr>
+        <w:t xml:space="preserve">El truco: EF no trae los datos del Departamento de la base de datos inmediatamente. Solo cuando tú intentas acceder a </w:t>
+      </w:r>
+      <w:proofErr w:type="spellStart"/>
+      <w:proofErr w:type="gramStart"/>
+      <w:r>
+        <w:rPr>
+          <w:rFonts w:ascii="Bahnschrift" w:hAnsi="Bahnschrift"/>
+          <w:lang w:val="es-ES"/>
+        </w:rPr>
+        <w:t>empleado.IdDepartamentoNavigation.Nombre</w:t>
+      </w:r>
+      <w:proofErr w:type="spellEnd"/>
+      <w:proofErr w:type="gramEnd"/>
+      <w:r>
+        <w:rPr>
+          <w:rFonts w:ascii="Bahnschrift" w:hAnsi="Bahnschrift"/>
+          <w:lang w:val="es-ES"/>
+        </w:rPr>
+        <w:t>, en ese microsegundo, EF hace una segunda consulta silenciosa a la base de datos para traer ese dato.</w:t>
+      </w:r>
+    </w:p>
+    <w:p>
+      <w:pPr>
+        <w:pStyle w:val="Listaconvietas"/>
+        <w:tabs>
+          <w:tab w:val="clear" w:pos="360"/>
+          <w:tab w:val="num" w:pos="1080"/>
+        </w:tabs>
+        <w:ind w:left="720"/>
+        <w:rPr>
+          <w:rFonts w:ascii="Bahnschrift" w:hAnsi="Bahnschrift"/>
+          <w:lang w:val="es-ES"/>
+        </w:rPr>
+      </w:pPr>
+      <w:r>
+        <w:rPr>
+          <w:rFonts w:ascii="Bahnschrift" w:hAnsi="Bahnschrift"/>
+          <w:lang w:val="es-ES"/>
+        </w:rPr>
+        <w:t>¿Por qué es importante saberlo?</w:t>
+      </w:r>
+    </w:p>
+    <w:p>
+      <w:pPr>
+        <w:pStyle w:val="Listaconvietas"/>
+        <w:tabs>
+          <w:tab w:val="clear" w:pos="360"/>
+          <w:tab w:val="num" w:pos="1440"/>
+        </w:tabs>
+        <w:ind w:left="1080"/>
+        <w:rPr>
+          <w:rFonts w:ascii="Bahnschrift" w:hAnsi="Bahnschrift"/>
+          <w:lang w:val="es-ES"/>
+        </w:rPr>
+      </w:pPr>
+      <w:r>
+        <w:rPr>
+          <w:rFonts w:ascii="Bahnschrift" w:hAnsi="Bahnschrift"/>
+          <w:lang w:val="es-ES"/>
+        </w:rPr>
+        <w:t>Ventaja: Ahorras memoria si no siempre necesitas los datos relacionados.</w:t>
+      </w:r>
+    </w:p>
+    <w:p>
+      <w:pPr>
+        <w:pStyle w:val="Listaconvietas"/>
+        <w:tabs>
+          <w:tab w:val="clear" w:pos="360"/>
+          <w:tab w:val="num" w:pos="1440"/>
+        </w:tabs>
+        <w:ind w:left="1080"/>
+        <w:rPr>
+          <w:rFonts w:ascii="Bahnschrift" w:hAnsi="Bahnschrift"/>
+          <w:lang w:val="es-ES"/>
+        </w:rPr>
+      </w:pPr>
+      <w:r>
+        <w:rPr>
+          <w:rFonts w:ascii="Bahnschrift" w:hAnsi="Bahnschrift"/>
+          <w:lang w:val="es-ES"/>
+        </w:rPr>
+        <w:t xml:space="preserve">Desventaja: Si recorres 100 empleados en un </w:t>
+      </w:r>
+      <w:proofErr w:type="spellStart"/>
+      <w:r>
+        <w:rPr>
+          <w:rFonts w:ascii="Bahnschrift" w:hAnsi="Bahnschrift"/>
+          <w:lang w:val="es-ES"/>
+        </w:rPr>
+        <w:t>foreach</w:t>
+      </w:r>
+      <w:proofErr w:type="spellEnd"/>
+      <w:r>
+        <w:rPr>
+          <w:rFonts w:ascii="Bahnschrift" w:hAnsi="Bahnschrift"/>
+          <w:lang w:val="es-ES"/>
+        </w:rPr>
+        <w:t xml:space="preserve"> y accedes a una propiedad virtual que no habías cargado </w:t>
+      </w:r>
+      <w:proofErr w:type="gramStart"/>
+      <w:r>
+        <w:rPr>
+          <w:rFonts w:ascii="Bahnschrift" w:hAnsi="Bahnschrift"/>
+          <w:lang w:val="es-ES"/>
+        </w:rPr>
+        <w:t>con .</w:t>
+      </w:r>
+      <w:proofErr w:type="spellStart"/>
+      <w:r>
+        <w:rPr>
+          <w:rFonts w:ascii="Bahnschrift" w:hAnsi="Bahnschrift"/>
+          <w:lang w:val="es-ES"/>
+        </w:rPr>
+        <w:t>Include</w:t>
+      </w:r>
+      <w:proofErr w:type="spellEnd"/>
+      <w:proofErr w:type="gramEnd"/>
+      <w:r>
+        <w:rPr>
+          <w:rFonts w:ascii="Bahnschrift" w:hAnsi="Bahnschrift"/>
+          <w:lang w:val="es-ES"/>
+        </w:rPr>
+        <w:t>(), EF hará 100 consultas extras a la base de datos (el famoso problema N+1), lo que puede poner lenta tu app.</w:t>
+      </w:r>
+    </w:p>
+    <w:p>
+      <w:pPr>
+        <w:pStyle w:val="Listaconvietas"/>
+        <w:numPr>
+          <w:ilvl w:val="0"/>
+          <w:numId w:val="0"/>
+        </w:numPr>
+        <w:ind w:left="1080"/>
+        <w:rPr>
+          <w:lang w:val="es-ES"/>
+        </w:rPr>
+      </w:pPr>
+    </w:p>
+    <w:p>
+      <w:pPr>
+        <w:pStyle w:val="Listaconvietas"/>
+        <w:tabs>
+          <w:tab w:val="clear" w:pos="360"/>
+          <w:tab w:val="num" w:pos="720"/>
+        </w:tabs>
+        <w:rPr>
+          <w:lang w:val="es-ES"/>
+        </w:rPr>
+      </w:pPr>
+      <w:r>
+        <w:rPr>
+          <w:b/>
+          <w:bCs/>
+          <w:lang w:val="es-ES"/>
+        </w:rPr>
+        <w:t>5</w:t>
+      </w:r>
+      <w:r>
+        <w:rPr>
+          <w:b/>
+          <w:bCs/>
+          <w:lang w:val="es-ES"/>
+        </w:rPr>
+        <w:t>5</w:t>
+      </w:r>
+      <w:r>
+        <w:rPr>
+          <w:b/>
+          <w:bCs/>
+          <w:lang w:val="es-ES"/>
+        </w:rPr>
+        <w:t xml:space="preserve">. </w:t>
+      </w:r>
+      <w:r>
+        <w:rPr>
+          <w:b/>
+          <w:bCs/>
+          <w:lang w:val="es-ES"/>
+        </w:rPr>
+        <w:t>QUÉ ES LA INYECCIÓN DE DEPENDENCIAS</w:t>
+      </w:r>
+    </w:p>
+    <w:p>
+      <w:pPr>
+        <w:pStyle w:val="Listaconvietas"/>
+        <w:tabs>
+          <w:tab w:val="clear" w:pos="360"/>
+          <w:tab w:val="num" w:pos="720"/>
+        </w:tabs>
+        <w:ind w:left="720"/>
+        <w:rPr>
+          <w:lang w:val="es-ES"/>
+        </w:rPr>
+      </w:pPr>
+      <w:r>
+        <w:rPr>
+          <w:lang w:val="es-ES"/>
+        </w:rPr>
+        <w:t>La inyección de dependencias (DI) es una forma elegante de decirle a tu código:</w:t>
+      </w:r>
     </w:p>
     <w:p>
       <w:pPr>
@@ -20344,37 +21246,11 @@
           <w:lang w:val="es-ES"/>
         </w:rPr>
       </w:pPr>
-    </w:p>
-    <w:p>
-      <w:pPr>
-        <w:pStyle w:val="Listaconvietas"/>
-        <w:rPr>
-          <w:lang w:val="es-ES"/>
-        </w:rPr>
-      </w:pPr>
-      <w:r>
-        <w:rPr>
-          <w:b/>
-          <w:bCs/>
-          <w:lang w:val="es-ES"/>
-        </w:rPr>
-        <w:t>5</w:t>
-      </w:r>
-      <w:r>
-        <w:rPr>
-          <w:b/>
-          <w:bCs/>
-          <w:lang w:val="es-ES"/>
-        </w:rPr>
-        <w:t>4</w:t>
-      </w:r>
-      <w:r>
-        <w:rPr>
-          <w:b/>
-          <w:bCs/>
-          <w:lang w:val="es-ES"/>
-        </w:rPr>
-        <w:t xml:space="preserve">. </w:t>
+      <w:r>
+        <w:rPr>
+          <w:lang w:val="es-ES"/>
+        </w:rPr>
+        <w:t>“no te consigas tus herramientas solo, deja que alguien te las entregue”.</w:t>
       </w:r>
     </w:p>
     <w:p>
@@ -20389,37 +21265,399 @@
           <w:lang w:val="es-ES"/>
         </w:rPr>
       </w:pPr>
-    </w:p>
-    <w:p>
-      <w:pPr>
-        <w:pStyle w:val="Listaconvietas"/>
-        <w:rPr>
-          <w:lang w:val="es-ES"/>
-        </w:rPr>
-      </w:pPr>
-      <w:r>
-        <w:rPr>
-          <w:b/>
-          <w:bCs/>
-          <w:lang w:val="es-ES"/>
-        </w:rPr>
-        <w:t>5</w:t>
-      </w:r>
-      <w:r>
-        <w:rPr>
-          <w:b/>
-          <w:bCs/>
-          <w:lang w:val="es-ES"/>
-        </w:rPr>
-        <w:t>5</w:t>
-      </w:r>
-      <w:r>
-        <w:rPr>
-          <w:b/>
-          <w:bCs/>
-          <w:lang w:val="es-ES"/>
-        </w:rPr>
-        <w:t xml:space="preserve">. </w:t>
+      <w:r>
+        <w:rPr>
+          <w:lang w:val="es-ES"/>
+        </w:rPr>
+        <w:t>Alto acoplamiento es cuando declaras un objeto directo en la clase, bajo acoplamiento es cuando dejas el trabajo hecho por el constructor</w:t>
+      </w:r>
+    </w:p>
+    <w:p>
+      <w:pPr>
+        <w:pStyle w:val="Listaconvietas"/>
+        <w:tabs>
+          <w:tab w:val="clear" w:pos="360"/>
+          <w:tab w:val="num" w:pos="720"/>
+        </w:tabs>
+        <w:ind w:left="720"/>
+        <w:rPr>
+          <w:lang w:val="es-ES"/>
+        </w:rPr>
+      </w:pPr>
+      <w:r>
+        <w:rPr>
+          <w:lang w:val="es-ES"/>
+        </w:rPr>
+        <w:t>Definición clara</w:t>
+      </w:r>
+    </w:p>
+    <w:p>
+      <w:pPr>
+        <w:pStyle w:val="Listaconvietas"/>
+        <w:tabs>
+          <w:tab w:val="clear" w:pos="360"/>
+          <w:tab w:val="num" w:pos="1080"/>
+        </w:tabs>
+        <w:ind w:left="1080"/>
+        <w:rPr>
+          <w:lang w:val="es-ES"/>
+        </w:rPr>
+      </w:pPr>
+      <w:r>
+        <w:rPr>
+          <w:lang w:val="es-ES"/>
+        </w:rPr>
+        <w:t>Es un patrón de diseño donde una clase no crea los objetos que necesita para funcionar, sino que los recibe desde afuera.</w:t>
+      </w:r>
+    </w:p>
+    <w:p>
+      <w:pPr>
+        <w:pStyle w:val="Listaconvietas"/>
+        <w:tabs>
+          <w:tab w:val="clear" w:pos="360"/>
+          <w:tab w:val="num" w:pos="1080"/>
+        </w:tabs>
+        <w:ind w:left="1080"/>
+        <w:rPr>
+          <w:lang w:val="es-ES"/>
+        </w:rPr>
+      </w:pPr>
+      <w:r>
+        <w:rPr>
+          <w:lang w:val="es-ES"/>
+        </w:rPr>
+        <w:t>Así, la clase se enfoca en lo que sabe hacer y no en cómo conseguir sus dependencias.</w:t>
+      </w:r>
+    </w:p>
+    <w:p>
+      <w:pPr>
+        <w:pStyle w:val="Listaconvietas"/>
+        <w:tabs>
+          <w:tab w:val="clear" w:pos="360"/>
+          <w:tab w:val="num" w:pos="720"/>
+        </w:tabs>
+        <w:ind w:left="720"/>
+        <w:rPr>
+          <w:lang w:val="es-ES"/>
+        </w:rPr>
+      </w:pPr>
+      <w:r>
+        <w:rPr>
+          <w:lang w:val="es-ES"/>
+        </w:rPr>
+        <w:t xml:space="preserve">En palabras más terrenales </w:t>
+      </w:r>
+      <w:r>
+        <w:rPr>
+          <w:rFonts w:ascii="Segoe UI Emoji" w:hAnsi="Segoe UI Emoji" w:cs="Segoe UI Emoji"/>
+          <w:lang w:val="es-ES"/>
+        </w:rPr>
+        <w:t>🧠</w:t>
+      </w:r>
+    </w:p>
+    <w:p>
+      <w:pPr>
+        <w:pStyle w:val="Listaconvietas"/>
+        <w:tabs>
+          <w:tab w:val="clear" w:pos="360"/>
+          <w:tab w:val="num" w:pos="1080"/>
+        </w:tabs>
+        <w:ind w:left="1080"/>
+        <w:rPr>
+          <w:lang w:val="es-ES"/>
+        </w:rPr>
+      </w:pPr>
+      <w:r>
+        <w:rPr>
+          <w:lang w:val="es-ES"/>
+        </w:rPr>
+        <w:t>Imagina un cocinero:</w:t>
+      </w:r>
+    </w:p>
+    <w:p>
+      <w:pPr>
+        <w:pStyle w:val="Listaconvietas"/>
+        <w:tabs>
+          <w:tab w:val="clear" w:pos="360"/>
+          <w:tab w:val="num" w:pos="1080"/>
+        </w:tabs>
+        <w:ind w:left="1080"/>
+        <w:rPr>
+          <w:lang w:val="es-ES"/>
+        </w:rPr>
+      </w:pPr>
+      <w:r>
+        <w:rPr>
+          <w:rFonts w:ascii="Segoe UI Emoji" w:hAnsi="Segoe UI Emoji" w:cs="Segoe UI Emoji"/>
+          <w:lang w:val="es-ES"/>
+        </w:rPr>
+        <w:t>❌</w:t>
+      </w:r>
+      <w:r>
+        <w:rPr>
+          <w:lang w:val="es-ES"/>
+        </w:rPr>
+        <w:t xml:space="preserve"> Mala práctica: el cocinero cultiva verduras, </w:t>
+      </w:r>
+      <w:proofErr w:type="gramStart"/>
+      <w:r>
+        <w:rPr>
+          <w:lang w:val="es-ES"/>
+        </w:rPr>
+        <w:t>cría gallinas</w:t>
+      </w:r>
+      <w:proofErr w:type="gramEnd"/>
+      <w:r>
+        <w:rPr>
+          <w:lang w:val="es-ES"/>
+        </w:rPr>
+        <w:t xml:space="preserve"> y fabrica cuchillos.</w:t>
+      </w:r>
+    </w:p>
+    <w:p>
+      <w:pPr>
+        <w:pStyle w:val="Listaconvietas"/>
+        <w:tabs>
+          <w:tab w:val="clear" w:pos="360"/>
+          <w:tab w:val="num" w:pos="1080"/>
+        </w:tabs>
+        <w:ind w:left="1080"/>
+        <w:rPr>
+          <w:lang w:val="es-ES"/>
+        </w:rPr>
+      </w:pPr>
+      <w:r>
+        <w:rPr>
+          <w:rFonts w:ascii="Segoe UI Emoji" w:hAnsi="Segoe UI Emoji" w:cs="Segoe UI Emoji"/>
+          <w:lang w:val="es-ES"/>
+        </w:rPr>
+        <w:t>✅</w:t>
+      </w:r>
+      <w:r>
+        <w:rPr>
+          <w:lang w:val="es-ES"/>
+        </w:rPr>
+        <w:t xml:space="preserve"> DI: el cocinero solo cocina. Los ingredientes y utensilios se los pasan.</w:t>
+      </w:r>
+    </w:p>
+    <w:p>
+      <w:pPr>
+        <w:pStyle w:val="Listaconvietas"/>
+        <w:tabs>
+          <w:tab w:val="clear" w:pos="360"/>
+          <w:tab w:val="num" w:pos="1080"/>
+        </w:tabs>
+        <w:ind w:left="1080"/>
+        <w:rPr>
+          <w:lang w:val="es-ES"/>
+        </w:rPr>
+      </w:pPr>
+      <w:r>
+        <w:rPr>
+          <w:lang w:val="es-ES"/>
+        </w:rPr>
+        <w:lastRenderedPageBreak/>
+        <w:t>El cocinero es tu clase.</w:t>
+      </w:r>
+    </w:p>
+    <w:p>
+      <w:pPr>
+        <w:pStyle w:val="Listaconvietas"/>
+        <w:tabs>
+          <w:tab w:val="clear" w:pos="360"/>
+          <w:tab w:val="num" w:pos="1080"/>
+        </w:tabs>
+        <w:ind w:left="1080"/>
+        <w:rPr>
+          <w:lang w:val="es-ES"/>
+        </w:rPr>
+      </w:pPr>
+      <w:r>
+        <w:rPr>
+          <w:lang w:val="es-ES"/>
+        </w:rPr>
+        <w:t>Los ingredientes son las dependencias.</w:t>
+      </w:r>
+    </w:p>
+    <w:p>
+      <w:pPr>
+        <w:pStyle w:val="Listaconvietas"/>
+        <w:tabs>
+          <w:tab w:val="clear" w:pos="360"/>
+          <w:tab w:val="num" w:pos="720"/>
+        </w:tabs>
+        <w:ind w:left="720"/>
+        <w:rPr>
+          <w:lang w:val="es-ES"/>
+        </w:rPr>
+      </w:pPr>
+      <w:r>
+        <w:rPr>
+          <w:lang w:val="es-ES"/>
+        </w:rPr>
+        <w:t>Qué problema soluciona</w:t>
+      </w:r>
+    </w:p>
+    <w:p>
+      <w:pPr>
+        <w:pStyle w:val="Listaconvietas"/>
+        <w:tabs>
+          <w:tab w:val="clear" w:pos="360"/>
+          <w:tab w:val="num" w:pos="720"/>
+        </w:tabs>
+        <w:ind w:left="720"/>
+        <w:rPr>
+          <w:lang w:val="es-ES"/>
+        </w:rPr>
+      </w:pPr>
+      <w:r>
+        <w:rPr>
+          <w:lang w:val="es-ES"/>
+        </w:rPr>
+        <w:t>Sin DI:</w:t>
+      </w:r>
+    </w:p>
+    <w:p>
+      <w:pPr>
+        <w:pStyle w:val="Listaconvietas"/>
+        <w:tabs>
+          <w:tab w:val="clear" w:pos="360"/>
+          <w:tab w:val="num" w:pos="1080"/>
+        </w:tabs>
+        <w:ind w:left="1080"/>
+        <w:rPr>
+          <w:lang w:val="es-ES"/>
+        </w:rPr>
+      </w:pPr>
+      <w:r>
+        <w:rPr>
+          <w:lang w:val="es-ES"/>
+        </w:rPr>
+        <w:t>Clases muy acopladas.</w:t>
+      </w:r>
+    </w:p>
+    <w:p>
+      <w:pPr>
+        <w:pStyle w:val="Listaconvietas"/>
+        <w:tabs>
+          <w:tab w:val="clear" w:pos="360"/>
+          <w:tab w:val="num" w:pos="720"/>
+        </w:tabs>
+        <w:ind w:left="1080"/>
+        <w:rPr>
+          <w:lang w:val="es-ES"/>
+        </w:rPr>
+      </w:pPr>
+      <w:r>
+        <w:rPr>
+          <w:lang w:val="es-ES"/>
+        </w:rPr>
+        <w:t>Difíciles de probar.</w:t>
+      </w:r>
+    </w:p>
+    <w:p>
+      <w:pPr>
+        <w:pStyle w:val="Listaconvietas"/>
+        <w:tabs>
+          <w:tab w:val="clear" w:pos="360"/>
+          <w:tab w:val="num" w:pos="720"/>
+        </w:tabs>
+        <w:ind w:left="1080"/>
+        <w:rPr>
+          <w:lang w:val="es-ES"/>
+        </w:rPr>
+      </w:pPr>
+      <w:r>
+        <w:rPr>
+          <w:lang w:val="es-ES"/>
+        </w:rPr>
+        <w:t>Cambios pequeños rompen muchas cosas.</w:t>
+      </w:r>
+    </w:p>
+    <w:p>
+      <w:pPr>
+        <w:pStyle w:val="Listaconvietas"/>
+        <w:ind w:left="720"/>
+        <w:rPr>
+          <w:lang w:val="es-ES"/>
+        </w:rPr>
+      </w:pPr>
+      <w:r>
+        <w:rPr>
+          <w:lang w:val="es-ES"/>
+        </w:rPr>
+        <w:t>Con DI:</w:t>
+      </w:r>
+    </w:p>
+    <w:p>
+      <w:pPr>
+        <w:pStyle w:val="Listaconvietas"/>
+        <w:tabs>
+          <w:tab w:val="clear" w:pos="360"/>
+          <w:tab w:val="num" w:pos="720"/>
+        </w:tabs>
+        <w:ind w:left="1080"/>
+        <w:rPr>
+          <w:lang w:val="es-ES"/>
+        </w:rPr>
+      </w:pPr>
+      <w:r>
+        <w:rPr>
+          <w:lang w:val="es-ES"/>
+        </w:rPr>
+        <w:t>Código más flexible.</w:t>
+      </w:r>
+    </w:p>
+    <w:p>
+      <w:pPr>
+        <w:pStyle w:val="Listaconvietas"/>
+        <w:tabs>
+          <w:tab w:val="clear" w:pos="360"/>
+          <w:tab w:val="num" w:pos="720"/>
+        </w:tabs>
+        <w:ind w:left="1080"/>
+        <w:rPr>
+          <w:lang w:val="es-ES"/>
+        </w:rPr>
+      </w:pPr>
+      <w:r>
+        <w:rPr>
+          <w:lang w:val="es-ES"/>
+        </w:rPr>
+        <w:t>Fácil de probar (</w:t>
+      </w:r>
+      <w:proofErr w:type="spellStart"/>
+      <w:r>
+        <w:rPr>
+          <w:lang w:val="es-ES"/>
+        </w:rPr>
+        <w:t>mockear</w:t>
+      </w:r>
+      <w:proofErr w:type="spellEnd"/>
+      <w:r>
+        <w:rPr>
+          <w:lang w:val="es-ES"/>
+        </w:rPr>
+        <w:t xml:space="preserve"> dependencias).</w:t>
+      </w:r>
+    </w:p>
+    <w:p>
+      <w:pPr>
+        <w:pStyle w:val="Listaconvietas"/>
+        <w:tabs>
+          <w:tab w:val="clear" w:pos="360"/>
+          <w:tab w:val="num" w:pos="720"/>
+        </w:tabs>
+        <w:ind w:left="1080"/>
+        <w:rPr>
+          <w:lang w:val="es-ES"/>
+        </w:rPr>
+      </w:pPr>
+      <w:r>
+        <w:rPr>
+          <w:lang w:val="es-ES"/>
+        </w:rPr>
+        <w:t>Menos dependencia directa entre clases.</w:t>
       </w:r>
     </w:p>
     <w:p>
@@ -20442,6 +21680,1647 @@
           <w:lang w:val="es-ES"/>
         </w:rPr>
       </w:pPr>
+      <w:r>
+        <w:rPr>
+          <w:b/>
+          <w:bCs/>
+          <w:lang w:val="es-ES"/>
+        </w:rPr>
+        <w:t>56</w:t>
+      </w:r>
+      <w:r>
+        <w:rPr>
+          <w:b/>
+          <w:bCs/>
+          <w:lang w:val="es-ES"/>
+        </w:rPr>
+        <w:t xml:space="preserve">. </w:t>
+      </w:r>
+      <w:r>
+        <w:rPr>
+          <w:b/>
+          <w:bCs/>
+          <w:lang w:val="es-ES"/>
+        </w:rPr>
+        <w:t>VIEW VS REDIRECTTOACTION</w:t>
+      </w:r>
+    </w:p>
+    <w:p>
+      <w:pPr>
+        <w:pStyle w:val="Listaconvietas"/>
+        <w:rPr>
+          <w:lang w:val="es-ES"/>
+        </w:rPr>
+      </w:pPr>
+      <w:proofErr w:type="spellStart"/>
+      <w:r>
+        <w:rPr>
+          <w:lang w:val="es-ES"/>
+        </w:rPr>
+        <w:t>return</w:t>
+      </w:r>
+      <w:proofErr w:type="spellEnd"/>
+      <w:r>
+        <w:rPr>
+          <w:lang w:val="es-ES"/>
+        </w:rPr>
+        <w:t xml:space="preserve"> View(</w:t>
+      </w:r>
+      <w:proofErr w:type="spellStart"/>
+      <w:r>
+        <w:rPr>
+          <w:lang w:val="es-ES"/>
+        </w:rPr>
+        <w:t>vm</w:t>
+      </w:r>
+      <w:proofErr w:type="spellEnd"/>
+      <w:r>
+        <w:rPr>
+          <w:lang w:val="es-ES"/>
+        </w:rPr>
+        <w:t>); (Mostrar la Vista Actual)</w:t>
+      </w:r>
+    </w:p>
+    <w:p>
+      <w:pPr>
+        <w:pStyle w:val="Listaconvietas"/>
+        <w:tabs>
+          <w:tab w:val="clear" w:pos="360"/>
+          <w:tab w:val="num" w:pos="720"/>
+        </w:tabs>
+        <w:ind w:left="720"/>
+        <w:rPr>
+          <w:lang w:val="es-ES"/>
+        </w:rPr>
+      </w:pPr>
+      <w:r>
+        <w:rPr>
+          <w:lang w:val="es-ES"/>
+        </w:rPr>
+        <w:t xml:space="preserve">Se usa cuando quieres quedarte en la misma página donde estás, pero quieres enviarle datos (el </w:t>
+      </w:r>
+      <w:proofErr w:type="spellStart"/>
+      <w:r>
+        <w:rPr>
+          <w:lang w:val="es-ES"/>
+        </w:rPr>
+        <w:t>vm</w:t>
+      </w:r>
+      <w:proofErr w:type="spellEnd"/>
+      <w:r>
+        <w:rPr>
+          <w:lang w:val="es-ES"/>
+        </w:rPr>
+        <w:t>).</w:t>
+      </w:r>
+    </w:p>
+    <w:p>
+      <w:pPr>
+        <w:pStyle w:val="Listaconvietas"/>
+        <w:tabs>
+          <w:tab w:val="clear" w:pos="360"/>
+          <w:tab w:val="num" w:pos="720"/>
+        </w:tabs>
+        <w:ind w:left="720"/>
+        <w:rPr>
+          <w:lang w:val="es-ES"/>
+        </w:rPr>
+      </w:pPr>
+      <w:r>
+        <w:rPr>
+          <w:lang w:val="es-ES"/>
+        </w:rPr>
+        <w:t xml:space="preserve">¿Qué hace? Busca el </w:t>
+      </w:r>
+      <w:proofErr w:type="gramStart"/>
+      <w:r>
+        <w:rPr>
+          <w:lang w:val="es-ES"/>
+        </w:rPr>
+        <w:t>archivo .</w:t>
+      </w:r>
+      <w:proofErr w:type="spellStart"/>
+      <w:r>
+        <w:rPr>
+          <w:lang w:val="es-ES"/>
+        </w:rPr>
+        <w:t>cshtml</w:t>
+      </w:r>
+      <w:proofErr w:type="spellEnd"/>
+      <w:proofErr w:type="gramEnd"/>
+      <w:r>
+        <w:rPr>
+          <w:lang w:val="es-ES"/>
+        </w:rPr>
+        <w:t xml:space="preserve"> que se llama igual que el método y lo renderiza usando el objeto que le pasaste.</w:t>
+      </w:r>
+    </w:p>
+    <w:p>
+      <w:pPr>
+        <w:pStyle w:val="Listaconvietas"/>
+        <w:tabs>
+          <w:tab w:val="clear" w:pos="360"/>
+          <w:tab w:val="num" w:pos="720"/>
+        </w:tabs>
+        <w:ind w:left="720"/>
+        <w:rPr>
+          <w:lang w:val="es-ES"/>
+        </w:rPr>
+      </w:pPr>
+      <w:r>
+        <w:rPr>
+          <w:lang w:val="es-ES"/>
+        </w:rPr>
+        <w:t>¿Cuándo usarlo?</w:t>
+      </w:r>
+    </w:p>
+    <w:p>
+      <w:pPr>
+        <w:pStyle w:val="Listaconvietas"/>
+        <w:tabs>
+          <w:tab w:val="clear" w:pos="360"/>
+          <w:tab w:val="num" w:pos="720"/>
+        </w:tabs>
+        <w:ind w:left="720"/>
+        <w:rPr>
+          <w:lang w:val="es-ES"/>
+        </w:rPr>
+      </w:pPr>
+      <w:r>
+        <w:rPr>
+          <w:lang w:val="es-ES"/>
+        </w:rPr>
+        <w:t xml:space="preserve">En los métodos GET (como </w:t>
+      </w:r>
+      <w:proofErr w:type="spellStart"/>
+      <w:r>
+        <w:rPr>
+          <w:lang w:val="es-ES"/>
+        </w:rPr>
+        <w:t>Index</w:t>
+      </w:r>
+      <w:proofErr w:type="spellEnd"/>
+      <w:r>
+        <w:rPr>
+          <w:lang w:val="es-ES"/>
+        </w:rPr>
+        <w:t xml:space="preserve"> o Editar).</w:t>
+      </w:r>
+    </w:p>
+    <w:p>
+      <w:pPr>
+        <w:pStyle w:val="Listaconvietas"/>
+        <w:tabs>
+          <w:tab w:val="clear" w:pos="360"/>
+          <w:tab w:val="num" w:pos="720"/>
+        </w:tabs>
+        <w:ind w:left="720"/>
+        <w:rPr>
+          <w:lang w:val="es-ES"/>
+        </w:rPr>
+      </w:pPr>
+      <w:r>
+        <w:rPr>
+          <w:lang w:val="es-ES"/>
+        </w:rPr>
+        <w:t>En un POST cuando hubo un error de validación. Por ejemplo, si el usuario olvidó poner el nombre, regresas View(</w:t>
+      </w:r>
+      <w:proofErr w:type="spellStart"/>
+      <w:r>
+        <w:rPr>
+          <w:lang w:val="es-ES"/>
+        </w:rPr>
+        <w:t>vm</w:t>
+      </w:r>
+      <w:proofErr w:type="spellEnd"/>
+      <w:r>
+        <w:rPr>
+          <w:lang w:val="es-ES"/>
+        </w:rPr>
+        <w:t>) para que la página no se recargue, los campos se queden llenos y el usuario vea el error.</w:t>
+      </w:r>
+    </w:p>
+    <w:p>
+      <w:pPr>
+        <w:pStyle w:val="Listaconvietas"/>
+        <w:tabs>
+          <w:tab w:val="clear" w:pos="360"/>
+          <w:tab w:val="num" w:pos="720"/>
+        </w:tabs>
+        <w:ind w:left="720"/>
+        <w:rPr>
+          <w:lang w:val="es-ES"/>
+        </w:rPr>
+      </w:pPr>
+      <w:r>
+        <w:rPr>
+          <w:lang w:val="es-ES"/>
+        </w:rPr>
+        <w:t>Regla de oro: Se usa cuando la URL no debe cambiar.</w:t>
+      </w:r>
+    </w:p>
+    <w:p>
+      <w:pPr>
+        <w:pStyle w:val="Listaconvietas"/>
+        <w:rPr>
+          <w:lang w:val="es-ES"/>
+        </w:rPr>
+      </w:pPr>
+      <w:proofErr w:type="spellStart"/>
+      <w:r>
+        <w:rPr>
+          <w:lang w:val="es-ES"/>
+        </w:rPr>
+        <w:t>return</w:t>
+      </w:r>
+      <w:proofErr w:type="spellEnd"/>
+      <w:r>
+        <w:rPr>
+          <w:lang w:val="es-ES"/>
+        </w:rPr>
+        <w:t xml:space="preserve"> </w:t>
+      </w:r>
+      <w:proofErr w:type="spellStart"/>
+      <w:r>
+        <w:rPr>
+          <w:lang w:val="es-ES"/>
+        </w:rPr>
+        <w:t>RedirectToAction</w:t>
+      </w:r>
+      <w:proofErr w:type="spellEnd"/>
+      <w:r>
+        <w:rPr>
+          <w:lang w:val="es-ES"/>
+        </w:rPr>
+        <w:t>("</w:t>
+      </w:r>
+      <w:proofErr w:type="spellStart"/>
+      <w:r>
+        <w:rPr>
+          <w:lang w:val="es-ES"/>
+        </w:rPr>
+        <w:t>Index</w:t>
+      </w:r>
+      <w:proofErr w:type="spellEnd"/>
+      <w:r>
+        <w:rPr>
+          <w:lang w:val="es-ES"/>
+        </w:rPr>
+        <w:t>"); (Ir a otra página)</w:t>
+      </w:r>
+    </w:p>
+    <w:p>
+      <w:pPr>
+        <w:pStyle w:val="Listaconvietas"/>
+        <w:tabs>
+          <w:tab w:val="clear" w:pos="360"/>
+          <w:tab w:val="num" w:pos="720"/>
+        </w:tabs>
+        <w:ind w:left="720"/>
+        <w:rPr>
+          <w:lang w:val="es-ES"/>
+        </w:rPr>
+      </w:pPr>
+      <w:r>
+        <w:rPr>
+          <w:lang w:val="es-ES"/>
+        </w:rPr>
+        <w:t>Se usa cuando quieres mandar al usuario a un lugar diferente después de haber terminado una acción.</w:t>
+      </w:r>
+    </w:p>
+    <w:p>
+      <w:pPr>
+        <w:pStyle w:val="Listaconvietas"/>
+        <w:tabs>
+          <w:tab w:val="clear" w:pos="360"/>
+          <w:tab w:val="num" w:pos="720"/>
+        </w:tabs>
+        <w:ind w:left="720"/>
+        <w:rPr>
+          <w:lang w:val="es-ES"/>
+        </w:rPr>
+      </w:pPr>
+      <w:r>
+        <w:rPr>
+          <w:lang w:val="es-ES"/>
+        </w:rPr>
+        <w:t xml:space="preserve">¿Qué hace? Le dice al navegador: "Oye, haz una nueva petición a este otro método del controlador". Es como si el usuario diera clic a un botón de "Ir </w:t>
+      </w:r>
+      <w:proofErr w:type="gramStart"/>
+      <w:r>
+        <w:rPr>
+          <w:lang w:val="es-ES"/>
+        </w:rPr>
+        <w:t>a...</w:t>
+      </w:r>
+      <w:proofErr w:type="gramEnd"/>
+      <w:r>
+        <w:rPr>
+          <w:lang w:val="es-ES"/>
+        </w:rPr>
+        <w:t>".</w:t>
+      </w:r>
+    </w:p>
+    <w:p>
+      <w:pPr>
+        <w:pStyle w:val="Listaconvietas"/>
+        <w:tabs>
+          <w:tab w:val="clear" w:pos="360"/>
+          <w:tab w:val="num" w:pos="720"/>
+        </w:tabs>
+        <w:ind w:left="720"/>
+        <w:rPr>
+          <w:lang w:val="es-ES"/>
+        </w:rPr>
+      </w:pPr>
+      <w:r>
+        <w:rPr>
+          <w:lang w:val="es-ES"/>
+        </w:rPr>
+        <w:t>¿Cuándo usarlo?</w:t>
+      </w:r>
+    </w:p>
+    <w:p>
+      <w:pPr>
+        <w:pStyle w:val="Listaconvietas"/>
+        <w:tabs>
+          <w:tab w:val="clear" w:pos="360"/>
+          <w:tab w:val="num" w:pos="720"/>
+        </w:tabs>
+        <w:ind w:left="720"/>
+        <w:rPr>
+          <w:lang w:val="es-ES"/>
+        </w:rPr>
+      </w:pPr>
+      <w:r>
+        <w:rPr>
+          <w:lang w:val="es-ES"/>
+        </w:rPr>
+        <w:t>Después de una acción exitosa en un POST (Guardar, Editar, Eliminar).</w:t>
+      </w:r>
+    </w:p>
+    <w:p>
+      <w:pPr>
+        <w:pStyle w:val="Listaconvietas"/>
+        <w:tabs>
+          <w:tab w:val="clear" w:pos="360"/>
+          <w:tab w:val="num" w:pos="720"/>
+        </w:tabs>
+        <w:ind w:left="720"/>
+        <w:rPr>
+          <w:lang w:val="es-ES"/>
+        </w:rPr>
+      </w:pPr>
+      <w:r>
+        <w:rPr>
+          <w:lang w:val="es-ES"/>
+        </w:rPr>
+        <w:t>Una vez que guardaste en la base de datos, no quieres que el usuario se quede en el formulario (porque si le da F5 se duplicaría el registro). Lo mandas de vuelta al listado (</w:t>
+      </w:r>
+      <w:proofErr w:type="spellStart"/>
+      <w:r>
+        <w:rPr>
+          <w:lang w:val="es-ES"/>
+        </w:rPr>
+        <w:t>Index</w:t>
+      </w:r>
+      <w:proofErr w:type="spellEnd"/>
+      <w:r>
+        <w:rPr>
+          <w:lang w:val="es-ES"/>
+        </w:rPr>
+        <w:t>).</w:t>
+      </w:r>
+    </w:p>
+    <w:p>
+      <w:pPr>
+        <w:pStyle w:val="Listaconvietas"/>
+        <w:tabs>
+          <w:tab w:val="clear" w:pos="360"/>
+          <w:tab w:val="num" w:pos="720"/>
+        </w:tabs>
+        <w:ind w:left="720"/>
+        <w:rPr>
+          <w:lang w:val="es-ES"/>
+        </w:rPr>
+      </w:pPr>
+      <w:r>
+        <w:rPr>
+          <w:lang w:val="es-ES"/>
+        </w:rPr>
+        <w:t>Regla de oro: Se usa para "limpiar" el flujo después de una operación en la base de datos</w:t>
+      </w:r>
+      <w:r>
+        <w:rPr>
+          <w:lang w:val="es-ES"/>
+        </w:rPr>
+        <w:t>.</w:t>
+      </w:r>
+    </w:p>
+    <w:p>
+      <w:pPr>
+        <w:pStyle w:val="Listaconvietas"/>
+        <w:tabs>
+          <w:tab w:val="clear" w:pos="360"/>
+          <w:tab w:val="num" w:pos="0"/>
+        </w:tabs>
+        <w:rPr>
+          <w:lang w:val="es-ES"/>
+        </w:rPr>
+      </w:pPr>
+    </w:p>
+    <w:tbl>
+      <w:tblPr>
+        <w:tblW w:w="0" w:type="auto"/>
+        <w:tblCellSpacing w:w="15" w:type="dxa"/>
+        <w:tblCellMar>
+          <w:left w:w="0" w:type="dxa"/>
+          <w:right w:w="0" w:type="dxa"/>
+        </w:tblCellMar>
+        <w:tblLook w:val="04A0" w:firstRow="1" w:lastRow="0" w:firstColumn="1" w:lastColumn="0" w:noHBand="0" w:noVBand="1"/>
+      </w:tblPr>
+      <w:tblGrid>
+        <w:gridCol w:w="1888"/>
+        <w:gridCol w:w="2704"/>
+        <w:gridCol w:w="4032"/>
+      </w:tblGrid>
+      <w:tr>
+        <w:trPr>
+          <w:tblHeader/>
+          <w:tblCellSpacing w:w="15" w:type="dxa"/>
+        </w:trPr>
+        <w:tc>
+          <w:tcPr>
+            <w:tcW w:w="0" w:type="auto"/>
+            <w:tcBorders>
+              <w:top w:val="single" w:sz="6" w:space="0" w:color="auto"/>
+              <w:left w:val="single" w:sz="6" w:space="0" w:color="auto"/>
+              <w:bottom w:val="single" w:sz="6" w:space="0" w:color="auto"/>
+              <w:right w:val="single" w:sz="6" w:space="0" w:color="auto"/>
+            </w:tcBorders>
+            <w:tcMar>
+              <w:top w:w="120" w:type="dxa"/>
+              <w:left w:w="180" w:type="dxa"/>
+              <w:bottom w:w="120" w:type="dxa"/>
+              <w:right w:w="180" w:type="dxa"/>
+            </w:tcMar>
+            <w:vAlign w:val="center"/>
+            <w:hideMark/>
+          </w:tcPr>
+          <w:p>
+            <w:pPr>
+              <w:spacing w:after="0" w:line="240" w:lineRule="auto"/>
+              <w:rPr>
+                <w:rFonts w:ascii="Times New Roman" w:eastAsia="Times New Roman" w:hAnsi="Times New Roman" w:cs="Times New Roman"/>
+                <w:color w:val="1F1F1F"/>
+                <w:sz w:val="24"/>
+                <w:szCs w:val="24"/>
+                <w:lang w:val="es-ES" w:eastAsia="es-ES"/>
+              </w:rPr>
+            </w:pPr>
+            <w:r>
+              <w:rPr>
+                <w:rFonts w:ascii="Times New Roman" w:eastAsia="Times New Roman" w:hAnsi="Times New Roman" w:cs="Times New Roman"/>
+                <w:b/>
+                <w:bCs/>
+                <w:color w:val="1F1F1F"/>
+                <w:sz w:val="24"/>
+                <w:szCs w:val="24"/>
+                <w:bdr w:val="none" w:sz="0" w:space="0" w:color="auto" w:frame="1"/>
+                <w:lang w:val="es-ES" w:eastAsia="es-ES"/>
+              </w:rPr>
+              <w:t>Característica</w:t>
+            </w:r>
+          </w:p>
+        </w:tc>
+        <w:tc>
+          <w:tcPr>
+            <w:tcW w:w="0" w:type="auto"/>
+            <w:tcBorders>
+              <w:top w:val="single" w:sz="6" w:space="0" w:color="auto"/>
+              <w:left w:val="single" w:sz="6" w:space="0" w:color="auto"/>
+              <w:bottom w:val="single" w:sz="6" w:space="0" w:color="auto"/>
+              <w:right w:val="single" w:sz="6" w:space="0" w:color="auto"/>
+            </w:tcBorders>
+            <w:tcMar>
+              <w:top w:w="120" w:type="dxa"/>
+              <w:left w:w="180" w:type="dxa"/>
+              <w:bottom w:w="120" w:type="dxa"/>
+              <w:right w:w="180" w:type="dxa"/>
+            </w:tcMar>
+            <w:vAlign w:val="center"/>
+            <w:hideMark/>
+          </w:tcPr>
+          <w:p>
+            <w:pPr>
+              <w:spacing w:after="0" w:line="240" w:lineRule="auto"/>
+              <w:rPr>
+                <w:rFonts w:ascii="Times New Roman" w:eastAsia="Times New Roman" w:hAnsi="Times New Roman" w:cs="Times New Roman"/>
+                <w:color w:val="1F1F1F"/>
+                <w:sz w:val="24"/>
+                <w:szCs w:val="24"/>
+                <w:lang w:val="es-ES" w:eastAsia="es-ES"/>
+              </w:rPr>
+            </w:pPr>
+            <w:proofErr w:type="spellStart"/>
+            <w:r>
+              <w:rPr>
+                <w:rFonts w:ascii="Times New Roman" w:eastAsia="Times New Roman" w:hAnsi="Times New Roman" w:cs="Times New Roman"/>
+                <w:b/>
+                <w:bCs/>
+                <w:color w:val="1F1F1F"/>
+                <w:sz w:val="24"/>
+                <w:szCs w:val="24"/>
+                <w:bdr w:val="none" w:sz="0" w:space="0" w:color="auto" w:frame="1"/>
+                <w:lang w:val="es-ES" w:eastAsia="es-ES"/>
+              </w:rPr>
+              <w:t>return</w:t>
+            </w:r>
+            <w:proofErr w:type="spellEnd"/>
+            <w:r>
+              <w:rPr>
+                <w:rFonts w:ascii="Times New Roman" w:eastAsia="Times New Roman" w:hAnsi="Times New Roman" w:cs="Times New Roman"/>
+                <w:b/>
+                <w:bCs/>
+                <w:color w:val="1F1F1F"/>
+                <w:sz w:val="24"/>
+                <w:szCs w:val="24"/>
+                <w:bdr w:val="none" w:sz="0" w:space="0" w:color="auto" w:frame="1"/>
+                <w:lang w:val="es-ES" w:eastAsia="es-ES"/>
+              </w:rPr>
+              <w:t xml:space="preserve"> View(</w:t>
+            </w:r>
+            <w:proofErr w:type="spellStart"/>
+            <w:r>
+              <w:rPr>
+                <w:rFonts w:ascii="Times New Roman" w:eastAsia="Times New Roman" w:hAnsi="Times New Roman" w:cs="Times New Roman"/>
+                <w:b/>
+                <w:bCs/>
+                <w:color w:val="1F1F1F"/>
+                <w:sz w:val="24"/>
+                <w:szCs w:val="24"/>
+                <w:bdr w:val="none" w:sz="0" w:space="0" w:color="auto" w:frame="1"/>
+                <w:lang w:val="es-ES" w:eastAsia="es-ES"/>
+              </w:rPr>
+              <w:t>vm</w:t>
+            </w:r>
+            <w:proofErr w:type="spellEnd"/>
+            <w:r>
+              <w:rPr>
+                <w:rFonts w:ascii="Times New Roman" w:eastAsia="Times New Roman" w:hAnsi="Times New Roman" w:cs="Times New Roman"/>
+                <w:b/>
+                <w:bCs/>
+                <w:color w:val="1F1F1F"/>
+                <w:sz w:val="24"/>
+                <w:szCs w:val="24"/>
+                <w:bdr w:val="none" w:sz="0" w:space="0" w:color="auto" w:frame="1"/>
+                <w:lang w:val="es-ES" w:eastAsia="es-ES"/>
+              </w:rPr>
+              <w:t>)</w:t>
+            </w:r>
+          </w:p>
+        </w:tc>
+        <w:tc>
+          <w:tcPr>
+            <w:tcW w:w="0" w:type="auto"/>
+            <w:tcBorders>
+              <w:top w:val="single" w:sz="6" w:space="0" w:color="auto"/>
+              <w:left w:val="single" w:sz="6" w:space="0" w:color="auto"/>
+              <w:bottom w:val="single" w:sz="6" w:space="0" w:color="auto"/>
+              <w:right w:val="single" w:sz="6" w:space="0" w:color="auto"/>
+            </w:tcBorders>
+            <w:tcMar>
+              <w:top w:w="120" w:type="dxa"/>
+              <w:left w:w="180" w:type="dxa"/>
+              <w:bottom w:w="120" w:type="dxa"/>
+              <w:right w:w="180" w:type="dxa"/>
+            </w:tcMar>
+            <w:vAlign w:val="center"/>
+            <w:hideMark/>
+          </w:tcPr>
+          <w:p>
+            <w:pPr>
+              <w:spacing w:after="0" w:line="240" w:lineRule="auto"/>
+              <w:rPr>
+                <w:rFonts w:ascii="Times New Roman" w:eastAsia="Times New Roman" w:hAnsi="Times New Roman" w:cs="Times New Roman"/>
+                <w:color w:val="1F1F1F"/>
+                <w:sz w:val="24"/>
+                <w:szCs w:val="24"/>
+                <w:lang w:val="es-ES" w:eastAsia="es-ES"/>
+              </w:rPr>
+            </w:pPr>
+            <w:proofErr w:type="spellStart"/>
+            <w:r>
+              <w:rPr>
+                <w:rFonts w:ascii="Times New Roman" w:eastAsia="Times New Roman" w:hAnsi="Times New Roman" w:cs="Times New Roman"/>
+                <w:b/>
+                <w:bCs/>
+                <w:color w:val="1F1F1F"/>
+                <w:sz w:val="24"/>
+                <w:szCs w:val="24"/>
+                <w:bdr w:val="none" w:sz="0" w:space="0" w:color="auto" w:frame="1"/>
+                <w:lang w:val="es-ES" w:eastAsia="es-ES"/>
+              </w:rPr>
+              <w:t>return</w:t>
+            </w:r>
+            <w:proofErr w:type="spellEnd"/>
+            <w:r>
+              <w:rPr>
+                <w:rFonts w:ascii="Times New Roman" w:eastAsia="Times New Roman" w:hAnsi="Times New Roman" w:cs="Times New Roman"/>
+                <w:b/>
+                <w:bCs/>
+                <w:color w:val="1F1F1F"/>
+                <w:sz w:val="24"/>
+                <w:szCs w:val="24"/>
+                <w:bdr w:val="none" w:sz="0" w:space="0" w:color="auto" w:frame="1"/>
+                <w:lang w:val="es-ES" w:eastAsia="es-ES"/>
+              </w:rPr>
+              <w:t xml:space="preserve"> </w:t>
+            </w:r>
+            <w:proofErr w:type="spellStart"/>
+            <w:r>
+              <w:rPr>
+                <w:rFonts w:ascii="Times New Roman" w:eastAsia="Times New Roman" w:hAnsi="Times New Roman" w:cs="Times New Roman"/>
+                <w:b/>
+                <w:bCs/>
+                <w:color w:val="1F1F1F"/>
+                <w:sz w:val="24"/>
+                <w:szCs w:val="24"/>
+                <w:bdr w:val="none" w:sz="0" w:space="0" w:color="auto" w:frame="1"/>
+                <w:lang w:val="es-ES" w:eastAsia="es-ES"/>
+              </w:rPr>
+              <w:t>RedirectToAction</w:t>
+            </w:r>
+            <w:proofErr w:type="spellEnd"/>
+            <w:r>
+              <w:rPr>
+                <w:rFonts w:ascii="Times New Roman" w:eastAsia="Times New Roman" w:hAnsi="Times New Roman" w:cs="Times New Roman"/>
+                <w:b/>
+                <w:bCs/>
+                <w:color w:val="1F1F1F"/>
+                <w:sz w:val="24"/>
+                <w:szCs w:val="24"/>
+                <w:bdr w:val="none" w:sz="0" w:space="0" w:color="auto" w:frame="1"/>
+                <w:lang w:val="es-ES" w:eastAsia="es-ES"/>
+              </w:rPr>
+              <w:t>("</w:t>
+            </w:r>
+            <w:proofErr w:type="spellStart"/>
+            <w:r>
+              <w:rPr>
+                <w:rFonts w:ascii="Times New Roman" w:eastAsia="Times New Roman" w:hAnsi="Times New Roman" w:cs="Times New Roman"/>
+                <w:b/>
+                <w:bCs/>
+                <w:color w:val="1F1F1F"/>
+                <w:sz w:val="24"/>
+                <w:szCs w:val="24"/>
+                <w:bdr w:val="none" w:sz="0" w:space="0" w:color="auto" w:frame="1"/>
+                <w:lang w:val="es-ES" w:eastAsia="es-ES"/>
+              </w:rPr>
+              <w:t>Index</w:t>
+            </w:r>
+            <w:proofErr w:type="spellEnd"/>
+            <w:r>
+              <w:rPr>
+                <w:rFonts w:ascii="Times New Roman" w:eastAsia="Times New Roman" w:hAnsi="Times New Roman" w:cs="Times New Roman"/>
+                <w:b/>
+                <w:bCs/>
+                <w:color w:val="1F1F1F"/>
+                <w:sz w:val="24"/>
+                <w:szCs w:val="24"/>
+                <w:bdr w:val="none" w:sz="0" w:space="0" w:color="auto" w:frame="1"/>
+                <w:lang w:val="es-ES" w:eastAsia="es-ES"/>
+              </w:rPr>
+              <w:t>")</w:t>
+            </w:r>
+          </w:p>
+        </w:tc>
+      </w:tr>
+      <w:tr>
+        <w:trPr>
+          <w:tblCellSpacing w:w="15" w:type="dxa"/>
+        </w:trPr>
+        <w:tc>
+          <w:tcPr>
+            <w:tcW w:w="0" w:type="auto"/>
+            <w:tcBorders>
+              <w:top w:val="single" w:sz="6" w:space="0" w:color="auto"/>
+              <w:left w:val="single" w:sz="6" w:space="0" w:color="auto"/>
+              <w:bottom w:val="single" w:sz="6" w:space="0" w:color="auto"/>
+              <w:right w:val="single" w:sz="6" w:space="0" w:color="auto"/>
+            </w:tcBorders>
+            <w:tcMar>
+              <w:top w:w="120" w:type="dxa"/>
+              <w:left w:w="180" w:type="dxa"/>
+              <w:bottom w:w="120" w:type="dxa"/>
+              <w:right w:w="180" w:type="dxa"/>
+            </w:tcMar>
+            <w:vAlign w:val="center"/>
+            <w:hideMark/>
+          </w:tcPr>
+          <w:p>
+            <w:pPr>
+              <w:spacing w:after="0" w:line="240" w:lineRule="auto"/>
+              <w:rPr>
+                <w:rFonts w:ascii="Times New Roman" w:eastAsia="Times New Roman" w:hAnsi="Times New Roman" w:cs="Times New Roman"/>
+                <w:color w:val="1F1F1F"/>
+                <w:sz w:val="24"/>
+                <w:szCs w:val="24"/>
+                <w:lang w:val="es-ES" w:eastAsia="es-ES"/>
+              </w:rPr>
+            </w:pPr>
+            <w:r>
+              <w:rPr>
+                <w:rFonts w:ascii="Times New Roman" w:eastAsia="Times New Roman" w:hAnsi="Times New Roman" w:cs="Times New Roman"/>
+                <w:b/>
+                <w:bCs/>
+                <w:color w:val="1F1F1F"/>
+                <w:sz w:val="24"/>
+                <w:szCs w:val="24"/>
+                <w:bdr w:val="none" w:sz="0" w:space="0" w:color="auto" w:frame="1"/>
+                <w:lang w:val="es-ES" w:eastAsia="es-ES"/>
+              </w:rPr>
+              <w:t>URL</w:t>
+            </w:r>
+          </w:p>
+        </w:tc>
+        <w:tc>
+          <w:tcPr>
+            <w:tcW w:w="0" w:type="auto"/>
+            <w:tcBorders>
+              <w:top w:val="single" w:sz="6" w:space="0" w:color="auto"/>
+              <w:left w:val="single" w:sz="6" w:space="0" w:color="auto"/>
+              <w:bottom w:val="single" w:sz="6" w:space="0" w:color="auto"/>
+              <w:right w:val="single" w:sz="6" w:space="0" w:color="auto"/>
+            </w:tcBorders>
+            <w:tcMar>
+              <w:top w:w="120" w:type="dxa"/>
+              <w:left w:w="180" w:type="dxa"/>
+              <w:bottom w:w="120" w:type="dxa"/>
+              <w:right w:w="180" w:type="dxa"/>
+            </w:tcMar>
+            <w:vAlign w:val="center"/>
+            <w:hideMark/>
+          </w:tcPr>
+          <w:p>
+            <w:pPr>
+              <w:spacing w:after="0" w:line="240" w:lineRule="auto"/>
+              <w:rPr>
+                <w:rFonts w:ascii="Times New Roman" w:eastAsia="Times New Roman" w:hAnsi="Times New Roman" w:cs="Times New Roman"/>
+                <w:color w:val="1F1F1F"/>
+                <w:sz w:val="24"/>
+                <w:szCs w:val="24"/>
+                <w:lang w:val="es-ES" w:eastAsia="es-ES"/>
+              </w:rPr>
+            </w:pPr>
+            <w:r>
+              <w:rPr>
+                <w:rFonts w:ascii="Times New Roman" w:eastAsia="Times New Roman" w:hAnsi="Times New Roman" w:cs="Times New Roman"/>
+                <w:color w:val="1F1F1F"/>
+                <w:sz w:val="24"/>
+                <w:szCs w:val="24"/>
+                <w:bdr w:val="none" w:sz="0" w:space="0" w:color="auto" w:frame="1"/>
+                <w:lang w:val="es-ES" w:eastAsia="es-ES"/>
+              </w:rPr>
+              <w:t>Se mantiene igual.</w:t>
+            </w:r>
+          </w:p>
+        </w:tc>
+        <w:tc>
+          <w:tcPr>
+            <w:tcW w:w="0" w:type="auto"/>
+            <w:tcBorders>
+              <w:top w:val="single" w:sz="6" w:space="0" w:color="auto"/>
+              <w:left w:val="single" w:sz="6" w:space="0" w:color="auto"/>
+              <w:bottom w:val="single" w:sz="6" w:space="0" w:color="auto"/>
+              <w:right w:val="single" w:sz="6" w:space="0" w:color="auto"/>
+            </w:tcBorders>
+            <w:tcMar>
+              <w:top w:w="120" w:type="dxa"/>
+              <w:left w:w="180" w:type="dxa"/>
+              <w:bottom w:w="120" w:type="dxa"/>
+              <w:right w:w="180" w:type="dxa"/>
+            </w:tcMar>
+            <w:vAlign w:val="center"/>
+            <w:hideMark/>
+          </w:tcPr>
+          <w:p>
+            <w:pPr>
+              <w:spacing w:after="0" w:line="240" w:lineRule="auto"/>
+              <w:rPr>
+                <w:rFonts w:ascii="Times New Roman" w:eastAsia="Times New Roman" w:hAnsi="Times New Roman" w:cs="Times New Roman"/>
+                <w:color w:val="1F1F1F"/>
+                <w:sz w:val="24"/>
+                <w:szCs w:val="24"/>
+                <w:lang w:val="es-ES" w:eastAsia="es-ES"/>
+              </w:rPr>
+            </w:pPr>
+            <w:r>
+              <w:rPr>
+                <w:rFonts w:ascii="Times New Roman" w:eastAsia="Times New Roman" w:hAnsi="Times New Roman" w:cs="Times New Roman"/>
+                <w:color w:val="1F1F1F"/>
+                <w:sz w:val="24"/>
+                <w:szCs w:val="24"/>
+                <w:bdr w:val="none" w:sz="0" w:space="0" w:color="auto" w:frame="1"/>
+                <w:lang w:val="es-ES" w:eastAsia="es-ES"/>
+              </w:rPr>
+              <w:t>Cambia a la URL de la acción destino.</w:t>
+            </w:r>
+          </w:p>
+        </w:tc>
+      </w:tr>
+      <w:tr>
+        <w:trPr>
+          <w:tblCellSpacing w:w="15" w:type="dxa"/>
+        </w:trPr>
+        <w:tc>
+          <w:tcPr>
+            <w:tcW w:w="0" w:type="auto"/>
+            <w:tcBorders>
+              <w:top w:val="single" w:sz="6" w:space="0" w:color="auto"/>
+              <w:left w:val="single" w:sz="6" w:space="0" w:color="auto"/>
+              <w:bottom w:val="single" w:sz="6" w:space="0" w:color="auto"/>
+              <w:right w:val="single" w:sz="6" w:space="0" w:color="auto"/>
+            </w:tcBorders>
+            <w:tcMar>
+              <w:top w:w="120" w:type="dxa"/>
+              <w:left w:w="180" w:type="dxa"/>
+              <w:bottom w:w="120" w:type="dxa"/>
+              <w:right w:w="180" w:type="dxa"/>
+            </w:tcMar>
+            <w:vAlign w:val="center"/>
+            <w:hideMark/>
+          </w:tcPr>
+          <w:p>
+            <w:pPr>
+              <w:spacing w:after="0" w:line="240" w:lineRule="auto"/>
+              <w:rPr>
+                <w:rFonts w:ascii="Times New Roman" w:eastAsia="Times New Roman" w:hAnsi="Times New Roman" w:cs="Times New Roman"/>
+                <w:color w:val="1F1F1F"/>
+                <w:sz w:val="24"/>
+                <w:szCs w:val="24"/>
+                <w:lang w:val="es-ES" w:eastAsia="es-ES"/>
+              </w:rPr>
+            </w:pPr>
+            <w:r>
+              <w:rPr>
+                <w:rFonts w:ascii="Times New Roman" w:eastAsia="Times New Roman" w:hAnsi="Times New Roman" w:cs="Times New Roman"/>
+                <w:b/>
+                <w:bCs/>
+                <w:color w:val="1F1F1F"/>
+                <w:sz w:val="24"/>
+                <w:szCs w:val="24"/>
+                <w:bdr w:val="none" w:sz="0" w:space="0" w:color="auto" w:frame="1"/>
+                <w:lang w:val="es-ES" w:eastAsia="es-ES"/>
+              </w:rPr>
+              <w:lastRenderedPageBreak/>
+              <w:t>Datos</w:t>
+            </w:r>
+          </w:p>
+        </w:tc>
+        <w:tc>
+          <w:tcPr>
+            <w:tcW w:w="0" w:type="auto"/>
+            <w:tcBorders>
+              <w:top w:val="single" w:sz="6" w:space="0" w:color="auto"/>
+              <w:left w:val="single" w:sz="6" w:space="0" w:color="auto"/>
+              <w:bottom w:val="single" w:sz="6" w:space="0" w:color="auto"/>
+              <w:right w:val="single" w:sz="6" w:space="0" w:color="auto"/>
+            </w:tcBorders>
+            <w:tcMar>
+              <w:top w:w="120" w:type="dxa"/>
+              <w:left w:w="180" w:type="dxa"/>
+              <w:bottom w:w="120" w:type="dxa"/>
+              <w:right w:w="180" w:type="dxa"/>
+            </w:tcMar>
+            <w:vAlign w:val="center"/>
+            <w:hideMark/>
+          </w:tcPr>
+          <w:p>
+            <w:pPr>
+              <w:spacing w:after="0" w:line="240" w:lineRule="auto"/>
+              <w:rPr>
+                <w:rFonts w:ascii="Times New Roman" w:eastAsia="Times New Roman" w:hAnsi="Times New Roman" w:cs="Times New Roman"/>
+                <w:color w:val="1F1F1F"/>
+                <w:sz w:val="24"/>
+                <w:szCs w:val="24"/>
+                <w:lang w:val="es-ES" w:eastAsia="es-ES"/>
+              </w:rPr>
+            </w:pPr>
+            <w:r>
+              <w:rPr>
+                <w:rFonts w:ascii="Times New Roman" w:eastAsia="Times New Roman" w:hAnsi="Times New Roman" w:cs="Times New Roman"/>
+                <w:color w:val="1F1F1F"/>
+                <w:sz w:val="24"/>
+                <w:szCs w:val="24"/>
+                <w:bdr w:val="none" w:sz="0" w:space="0" w:color="auto" w:frame="1"/>
+                <w:lang w:val="es-ES" w:eastAsia="es-ES"/>
+              </w:rPr>
+              <w:t xml:space="preserve">Se envían directamente en el objeto </w:t>
+            </w:r>
+            <w:proofErr w:type="spellStart"/>
+            <w:r>
+              <w:rPr>
+                <w:rFonts w:ascii="Courier New" w:eastAsia="Times New Roman" w:hAnsi="Courier New" w:cs="Courier New"/>
+                <w:color w:val="444746"/>
+                <w:sz w:val="20"/>
+                <w:szCs w:val="20"/>
+                <w:bdr w:val="none" w:sz="0" w:space="0" w:color="auto" w:frame="1"/>
+                <w:lang w:val="es-ES" w:eastAsia="es-ES"/>
+              </w:rPr>
+              <w:t>vm</w:t>
+            </w:r>
+            <w:proofErr w:type="spellEnd"/>
+            <w:r>
+              <w:rPr>
+                <w:rFonts w:ascii="Times New Roman" w:eastAsia="Times New Roman" w:hAnsi="Times New Roman" w:cs="Times New Roman"/>
+                <w:color w:val="1F1F1F"/>
+                <w:sz w:val="24"/>
+                <w:szCs w:val="24"/>
+                <w:bdr w:val="none" w:sz="0" w:space="0" w:color="auto" w:frame="1"/>
+                <w:lang w:val="es-ES" w:eastAsia="es-ES"/>
+              </w:rPr>
+              <w:t>.</w:t>
+            </w:r>
+          </w:p>
+        </w:tc>
+        <w:tc>
+          <w:tcPr>
+            <w:tcW w:w="0" w:type="auto"/>
+            <w:tcBorders>
+              <w:top w:val="single" w:sz="6" w:space="0" w:color="auto"/>
+              <w:left w:val="single" w:sz="6" w:space="0" w:color="auto"/>
+              <w:bottom w:val="single" w:sz="6" w:space="0" w:color="auto"/>
+              <w:right w:val="single" w:sz="6" w:space="0" w:color="auto"/>
+            </w:tcBorders>
+            <w:tcMar>
+              <w:top w:w="120" w:type="dxa"/>
+              <w:left w:w="180" w:type="dxa"/>
+              <w:bottom w:w="120" w:type="dxa"/>
+              <w:right w:w="180" w:type="dxa"/>
+            </w:tcMar>
+            <w:vAlign w:val="center"/>
+            <w:hideMark/>
+          </w:tcPr>
+          <w:p>
+            <w:pPr>
+              <w:spacing w:after="0" w:line="240" w:lineRule="auto"/>
+              <w:rPr>
+                <w:rFonts w:ascii="Times New Roman" w:eastAsia="Times New Roman" w:hAnsi="Times New Roman" w:cs="Times New Roman"/>
+                <w:color w:val="1F1F1F"/>
+                <w:sz w:val="24"/>
+                <w:szCs w:val="24"/>
+                <w:lang w:val="es-ES" w:eastAsia="es-ES"/>
+              </w:rPr>
+            </w:pPr>
+            <w:r>
+              <w:rPr>
+                <w:rFonts w:ascii="Times New Roman" w:eastAsia="Times New Roman" w:hAnsi="Times New Roman" w:cs="Times New Roman"/>
+                <w:color w:val="1F1F1F"/>
+                <w:sz w:val="24"/>
+                <w:szCs w:val="24"/>
+                <w:bdr w:val="none" w:sz="0" w:space="0" w:color="auto" w:frame="1"/>
+                <w:lang w:val="es-ES" w:eastAsia="es-ES"/>
+              </w:rPr>
+              <w:t xml:space="preserve">Se pierden (por eso usamos </w:t>
+            </w:r>
+            <w:proofErr w:type="spellStart"/>
+            <w:r>
+              <w:rPr>
+                <w:rFonts w:ascii="Courier New" w:eastAsia="Times New Roman" w:hAnsi="Courier New" w:cs="Courier New"/>
+                <w:color w:val="444746"/>
+                <w:sz w:val="20"/>
+                <w:szCs w:val="20"/>
+                <w:bdr w:val="none" w:sz="0" w:space="0" w:color="auto" w:frame="1"/>
+                <w:lang w:val="es-ES" w:eastAsia="es-ES"/>
+              </w:rPr>
+              <w:t>TempData</w:t>
+            </w:r>
+            <w:proofErr w:type="spellEnd"/>
+            <w:r>
+              <w:rPr>
+                <w:rFonts w:ascii="Times New Roman" w:eastAsia="Times New Roman" w:hAnsi="Times New Roman" w:cs="Times New Roman"/>
+                <w:color w:val="1F1F1F"/>
+                <w:sz w:val="24"/>
+                <w:szCs w:val="24"/>
+                <w:bdr w:val="none" w:sz="0" w:space="0" w:color="auto" w:frame="1"/>
+                <w:lang w:val="es-ES" w:eastAsia="es-ES"/>
+              </w:rPr>
+              <w:t xml:space="preserve"> para avisos).</w:t>
+            </w:r>
+          </w:p>
+        </w:tc>
+      </w:tr>
+      <w:tr>
+        <w:trPr>
+          <w:tblCellSpacing w:w="15" w:type="dxa"/>
+        </w:trPr>
+        <w:tc>
+          <w:tcPr>
+            <w:tcW w:w="0" w:type="auto"/>
+            <w:tcBorders>
+              <w:top w:val="single" w:sz="6" w:space="0" w:color="auto"/>
+              <w:left w:val="single" w:sz="6" w:space="0" w:color="auto"/>
+              <w:bottom w:val="single" w:sz="6" w:space="0" w:color="auto"/>
+              <w:right w:val="single" w:sz="6" w:space="0" w:color="auto"/>
+            </w:tcBorders>
+            <w:tcMar>
+              <w:top w:w="120" w:type="dxa"/>
+              <w:left w:w="180" w:type="dxa"/>
+              <w:bottom w:w="120" w:type="dxa"/>
+              <w:right w:w="180" w:type="dxa"/>
+            </w:tcMar>
+            <w:vAlign w:val="center"/>
+            <w:hideMark/>
+          </w:tcPr>
+          <w:p>
+            <w:pPr>
+              <w:spacing w:after="0" w:line="240" w:lineRule="auto"/>
+              <w:rPr>
+                <w:rFonts w:ascii="Times New Roman" w:eastAsia="Times New Roman" w:hAnsi="Times New Roman" w:cs="Times New Roman"/>
+                <w:color w:val="1F1F1F"/>
+                <w:sz w:val="24"/>
+                <w:szCs w:val="24"/>
+                <w:lang w:val="es-ES" w:eastAsia="es-ES"/>
+              </w:rPr>
+            </w:pPr>
+            <w:r>
+              <w:rPr>
+                <w:rFonts w:ascii="Times New Roman" w:eastAsia="Times New Roman" w:hAnsi="Times New Roman" w:cs="Times New Roman"/>
+                <w:b/>
+                <w:bCs/>
+                <w:color w:val="1F1F1F"/>
+                <w:sz w:val="24"/>
+                <w:szCs w:val="24"/>
+                <w:bdr w:val="none" w:sz="0" w:space="0" w:color="auto" w:frame="1"/>
+                <w:lang w:val="es-ES" w:eastAsia="es-ES"/>
+              </w:rPr>
+              <w:t>Rendimiento</w:t>
+            </w:r>
+          </w:p>
+        </w:tc>
+        <w:tc>
+          <w:tcPr>
+            <w:tcW w:w="0" w:type="auto"/>
+            <w:tcBorders>
+              <w:top w:val="single" w:sz="6" w:space="0" w:color="auto"/>
+              <w:left w:val="single" w:sz="6" w:space="0" w:color="auto"/>
+              <w:bottom w:val="single" w:sz="6" w:space="0" w:color="auto"/>
+              <w:right w:val="single" w:sz="6" w:space="0" w:color="auto"/>
+            </w:tcBorders>
+            <w:tcMar>
+              <w:top w:w="120" w:type="dxa"/>
+              <w:left w:w="180" w:type="dxa"/>
+              <w:bottom w:w="120" w:type="dxa"/>
+              <w:right w:w="180" w:type="dxa"/>
+            </w:tcMar>
+            <w:vAlign w:val="center"/>
+            <w:hideMark/>
+          </w:tcPr>
+          <w:p>
+            <w:pPr>
+              <w:spacing w:after="0" w:line="240" w:lineRule="auto"/>
+              <w:rPr>
+                <w:rFonts w:ascii="Times New Roman" w:eastAsia="Times New Roman" w:hAnsi="Times New Roman" w:cs="Times New Roman"/>
+                <w:color w:val="1F1F1F"/>
+                <w:sz w:val="24"/>
+                <w:szCs w:val="24"/>
+                <w:lang w:val="es-ES" w:eastAsia="es-ES"/>
+              </w:rPr>
+            </w:pPr>
+            <w:r>
+              <w:rPr>
+                <w:rFonts w:ascii="Times New Roman" w:eastAsia="Times New Roman" w:hAnsi="Times New Roman" w:cs="Times New Roman"/>
+                <w:color w:val="1F1F1F"/>
+                <w:sz w:val="24"/>
+                <w:szCs w:val="24"/>
+                <w:bdr w:val="none" w:sz="0" w:space="0" w:color="auto" w:frame="1"/>
+                <w:lang w:val="es-ES" w:eastAsia="es-ES"/>
+              </w:rPr>
+              <w:t>Es más rápido (no hay una nueva petición).</w:t>
+            </w:r>
+          </w:p>
+        </w:tc>
+        <w:tc>
+          <w:tcPr>
+            <w:tcW w:w="0" w:type="auto"/>
+            <w:tcBorders>
+              <w:top w:val="single" w:sz="6" w:space="0" w:color="auto"/>
+              <w:left w:val="single" w:sz="6" w:space="0" w:color="auto"/>
+              <w:bottom w:val="single" w:sz="6" w:space="0" w:color="auto"/>
+              <w:right w:val="single" w:sz="6" w:space="0" w:color="auto"/>
+            </w:tcBorders>
+            <w:tcMar>
+              <w:top w:w="120" w:type="dxa"/>
+              <w:left w:w="180" w:type="dxa"/>
+              <w:bottom w:w="120" w:type="dxa"/>
+              <w:right w:w="180" w:type="dxa"/>
+            </w:tcMar>
+            <w:vAlign w:val="center"/>
+            <w:hideMark/>
+          </w:tcPr>
+          <w:p>
+            <w:pPr>
+              <w:spacing w:after="0" w:line="240" w:lineRule="auto"/>
+              <w:rPr>
+                <w:rFonts w:ascii="Times New Roman" w:eastAsia="Times New Roman" w:hAnsi="Times New Roman" w:cs="Times New Roman"/>
+                <w:color w:val="1F1F1F"/>
+                <w:sz w:val="24"/>
+                <w:szCs w:val="24"/>
+                <w:lang w:val="es-ES" w:eastAsia="es-ES"/>
+              </w:rPr>
+            </w:pPr>
+            <w:r>
+              <w:rPr>
+                <w:rFonts w:ascii="Times New Roman" w:eastAsia="Times New Roman" w:hAnsi="Times New Roman" w:cs="Times New Roman"/>
+                <w:color w:val="1F1F1F"/>
+                <w:sz w:val="24"/>
+                <w:szCs w:val="24"/>
+                <w:bdr w:val="none" w:sz="0" w:space="0" w:color="auto" w:frame="1"/>
+                <w:lang w:val="es-ES" w:eastAsia="es-ES"/>
+              </w:rPr>
+              <w:t>Es una nueva petición completa al servidor.</w:t>
+            </w:r>
+          </w:p>
+        </w:tc>
+      </w:tr>
+      <w:tr>
+        <w:trPr>
+          <w:tblCellSpacing w:w="15" w:type="dxa"/>
+        </w:trPr>
+        <w:tc>
+          <w:tcPr>
+            <w:tcW w:w="0" w:type="auto"/>
+            <w:tcBorders>
+              <w:top w:val="single" w:sz="6" w:space="0" w:color="auto"/>
+              <w:left w:val="single" w:sz="6" w:space="0" w:color="auto"/>
+              <w:bottom w:val="single" w:sz="6" w:space="0" w:color="auto"/>
+              <w:right w:val="single" w:sz="6" w:space="0" w:color="auto"/>
+            </w:tcBorders>
+            <w:tcMar>
+              <w:top w:w="120" w:type="dxa"/>
+              <w:left w:w="180" w:type="dxa"/>
+              <w:bottom w:w="120" w:type="dxa"/>
+              <w:right w:w="180" w:type="dxa"/>
+            </w:tcMar>
+            <w:vAlign w:val="center"/>
+            <w:hideMark/>
+          </w:tcPr>
+          <w:p>
+            <w:pPr>
+              <w:spacing w:after="0" w:line="240" w:lineRule="auto"/>
+              <w:rPr>
+                <w:rFonts w:ascii="Times New Roman" w:eastAsia="Times New Roman" w:hAnsi="Times New Roman" w:cs="Times New Roman"/>
+                <w:color w:val="1F1F1F"/>
+                <w:sz w:val="24"/>
+                <w:szCs w:val="24"/>
+                <w:lang w:val="es-ES" w:eastAsia="es-ES"/>
+              </w:rPr>
+            </w:pPr>
+            <w:r>
+              <w:rPr>
+                <w:rFonts w:ascii="Times New Roman" w:eastAsia="Times New Roman" w:hAnsi="Times New Roman" w:cs="Times New Roman"/>
+                <w:b/>
+                <w:bCs/>
+                <w:color w:val="1F1F1F"/>
+                <w:sz w:val="24"/>
+                <w:szCs w:val="24"/>
+                <w:bdr w:val="none" w:sz="0" w:space="0" w:color="auto" w:frame="1"/>
+                <w:lang w:val="es-ES" w:eastAsia="es-ES"/>
+              </w:rPr>
+              <w:t>Uso común</w:t>
+            </w:r>
+          </w:p>
+        </w:tc>
+        <w:tc>
+          <w:tcPr>
+            <w:tcW w:w="0" w:type="auto"/>
+            <w:tcBorders>
+              <w:top w:val="single" w:sz="6" w:space="0" w:color="auto"/>
+              <w:left w:val="single" w:sz="6" w:space="0" w:color="auto"/>
+              <w:bottom w:val="single" w:sz="6" w:space="0" w:color="auto"/>
+              <w:right w:val="single" w:sz="6" w:space="0" w:color="auto"/>
+            </w:tcBorders>
+            <w:tcMar>
+              <w:top w:w="120" w:type="dxa"/>
+              <w:left w:w="180" w:type="dxa"/>
+              <w:bottom w:w="120" w:type="dxa"/>
+              <w:right w:w="180" w:type="dxa"/>
+            </w:tcMar>
+            <w:vAlign w:val="center"/>
+            <w:hideMark/>
+          </w:tcPr>
+          <w:p>
+            <w:pPr>
+              <w:spacing w:after="0" w:line="240" w:lineRule="auto"/>
+              <w:rPr>
+                <w:rFonts w:ascii="Times New Roman" w:eastAsia="Times New Roman" w:hAnsi="Times New Roman" w:cs="Times New Roman"/>
+                <w:color w:val="1F1F1F"/>
+                <w:sz w:val="24"/>
+                <w:szCs w:val="24"/>
+                <w:lang w:val="es-ES" w:eastAsia="es-ES"/>
+              </w:rPr>
+            </w:pPr>
+            <w:r>
+              <w:rPr>
+                <w:rFonts w:ascii="Times New Roman" w:eastAsia="Times New Roman" w:hAnsi="Times New Roman" w:cs="Times New Roman"/>
+                <w:color w:val="1F1F1F"/>
+                <w:sz w:val="24"/>
+                <w:szCs w:val="24"/>
+                <w:bdr w:val="none" w:sz="0" w:space="0" w:color="auto" w:frame="1"/>
+                <w:lang w:val="es-ES" w:eastAsia="es-ES"/>
+              </w:rPr>
+              <w:t>Cargar página o mostrar errores.</w:t>
+            </w:r>
+          </w:p>
+        </w:tc>
+        <w:tc>
+          <w:tcPr>
+            <w:tcW w:w="0" w:type="auto"/>
+            <w:tcBorders>
+              <w:top w:val="single" w:sz="6" w:space="0" w:color="auto"/>
+              <w:left w:val="single" w:sz="6" w:space="0" w:color="auto"/>
+              <w:bottom w:val="single" w:sz="6" w:space="0" w:color="auto"/>
+              <w:right w:val="single" w:sz="6" w:space="0" w:color="auto"/>
+            </w:tcBorders>
+            <w:tcMar>
+              <w:top w:w="120" w:type="dxa"/>
+              <w:left w:w="180" w:type="dxa"/>
+              <w:bottom w:w="120" w:type="dxa"/>
+              <w:right w:w="180" w:type="dxa"/>
+            </w:tcMar>
+            <w:vAlign w:val="center"/>
+            <w:hideMark/>
+          </w:tcPr>
+          <w:p>
+            <w:pPr>
+              <w:spacing w:after="0" w:line="240" w:lineRule="auto"/>
+              <w:rPr>
+                <w:rFonts w:ascii="Times New Roman" w:eastAsia="Times New Roman" w:hAnsi="Times New Roman" w:cs="Times New Roman"/>
+                <w:color w:val="1F1F1F"/>
+                <w:sz w:val="24"/>
+                <w:szCs w:val="24"/>
+                <w:lang w:val="es-ES" w:eastAsia="es-ES"/>
+              </w:rPr>
+            </w:pPr>
+            <w:r>
+              <w:rPr>
+                <w:rFonts w:ascii="Times New Roman" w:eastAsia="Times New Roman" w:hAnsi="Times New Roman" w:cs="Times New Roman"/>
+                <w:color w:val="1F1F1F"/>
+                <w:sz w:val="24"/>
+                <w:szCs w:val="24"/>
+                <w:bdr w:val="none" w:sz="0" w:space="0" w:color="auto" w:frame="1"/>
+                <w:lang w:val="es-ES" w:eastAsia="es-ES"/>
+              </w:rPr>
+              <w:t>Después de Guardar, Editar o Eliminar.</w:t>
+            </w:r>
+          </w:p>
+        </w:tc>
+      </w:tr>
+    </w:tbl>
+    <w:p>
+      <w:pPr>
+        <w:pStyle w:val="Listaconvietas"/>
+        <w:tabs>
+          <w:tab w:val="clear" w:pos="360"/>
+          <w:tab w:val="num" w:pos="0"/>
+        </w:tabs>
+        <w:rPr>
+          <w:lang w:val="es-ES"/>
+        </w:rPr>
+      </w:pPr>
+      <w:r>
+        <w:rPr>
+          <w:lang w:val="es-ES"/>
+        </w:rPr>
+        <w:br/>
+      </w:r>
+    </w:p>
+    <w:p>
+      <w:pPr>
+        <w:pStyle w:val="Listaconvietas"/>
+        <w:rPr>
+          <w:b/>
+          <w:bCs/>
+          <w:lang w:val="es-ES"/>
+        </w:rPr>
+      </w:pPr>
+      <w:r>
+        <w:rPr>
+          <w:b/>
+          <w:bCs/>
+          <w:lang w:val="es-ES"/>
+        </w:rPr>
+        <w:t xml:space="preserve">57. </w:t>
+      </w:r>
+      <w:r>
+        <w:rPr>
+          <w:b/>
+          <w:bCs/>
+          <w:lang w:val="es-ES"/>
+        </w:rPr>
+        <w:t xml:space="preserve"> VIEWDATA VS TEMPDATA</w:t>
+      </w:r>
+    </w:p>
+    <w:p>
+      <w:pPr>
+        <w:pStyle w:val="Listaconvietas"/>
+        <w:tabs>
+          <w:tab w:val="clear" w:pos="360"/>
+          <w:tab w:val="num" w:pos="720"/>
+        </w:tabs>
+        <w:ind w:left="720"/>
+        <w:rPr>
+          <w:lang w:val="es-ES"/>
+        </w:rPr>
+      </w:pPr>
+      <w:r>
+        <w:rPr>
+          <w:lang w:val="es-ES"/>
+        </w:rPr>
+        <w:t xml:space="preserve">1. </w:t>
+      </w:r>
+      <w:proofErr w:type="spellStart"/>
+      <w:r>
+        <w:rPr>
+          <w:lang w:val="es-ES"/>
+        </w:rPr>
+        <w:t>ViewData</w:t>
+      </w:r>
+      <w:proofErr w:type="spellEnd"/>
+    </w:p>
+    <w:p>
+      <w:pPr>
+        <w:pStyle w:val="Listaconvietas"/>
+        <w:tabs>
+          <w:tab w:val="clear" w:pos="360"/>
+          <w:tab w:val="num" w:pos="1080"/>
+        </w:tabs>
+        <w:ind w:left="1080"/>
+        <w:rPr>
+          <w:lang w:val="es-ES"/>
+        </w:rPr>
+      </w:pPr>
+      <w:r>
+        <w:rPr>
+          <w:lang w:val="es-ES"/>
+        </w:rPr>
+        <w:t>Es como una nota adhesiva que solo sirve para una sola petición.</w:t>
+      </w:r>
+    </w:p>
+    <w:p>
+      <w:pPr>
+        <w:pStyle w:val="Listaconvietas"/>
+        <w:tabs>
+          <w:tab w:val="clear" w:pos="360"/>
+          <w:tab w:val="num" w:pos="1080"/>
+        </w:tabs>
+        <w:ind w:left="1080"/>
+        <w:rPr>
+          <w:lang w:val="es-ES"/>
+        </w:rPr>
+      </w:pPr>
+      <w:r>
+        <w:rPr>
+          <w:lang w:val="es-ES"/>
+        </w:rPr>
+        <w:t>Vida útil: Se destruye en cuanto la vista termina de cargarse.</w:t>
+      </w:r>
+    </w:p>
+    <w:p>
+      <w:pPr>
+        <w:pStyle w:val="Listaconvietas"/>
+        <w:tabs>
+          <w:tab w:val="clear" w:pos="360"/>
+          <w:tab w:val="num" w:pos="1080"/>
+        </w:tabs>
+        <w:ind w:left="1080"/>
+        <w:rPr>
+          <w:lang w:val="es-ES"/>
+        </w:rPr>
+      </w:pPr>
+      <w:r>
+        <w:rPr>
+          <w:lang w:val="es-ES"/>
+        </w:rPr>
+        <w:t>Uso: Pasar datos del controlador a su vista correspondiente en ese mismo momento.</w:t>
+      </w:r>
+    </w:p>
+    <w:p>
+      <w:pPr>
+        <w:pStyle w:val="Listaconvietas"/>
+        <w:tabs>
+          <w:tab w:val="clear" w:pos="360"/>
+          <w:tab w:val="num" w:pos="1080"/>
+        </w:tabs>
+        <w:ind w:left="1080"/>
+        <w:rPr>
+          <w:lang w:val="es-ES"/>
+        </w:rPr>
+      </w:pPr>
+      <w:r>
+        <w:rPr>
+          <w:lang w:val="es-ES"/>
+        </w:rPr>
+        <w:t xml:space="preserve">Limitación: Si haces un </w:t>
+      </w:r>
+      <w:proofErr w:type="spellStart"/>
+      <w:r>
+        <w:rPr>
+          <w:lang w:val="es-ES"/>
+        </w:rPr>
+        <w:t>RedirectToAction</w:t>
+      </w:r>
+      <w:proofErr w:type="spellEnd"/>
+      <w:r>
+        <w:rPr>
+          <w:lang w:val="es-ES"/>
+        </w:rPr>
+        <w:t xml:space="preserve">, los datos en </w:t>
+      </w:r>
+      <w:proofErr w:type="spellStart"/>
+      <w:r>
+        <w:rPr>
+          <w:lang w:val="es-ES"/>
+        </w:rPr>
+        <w:t>ViewData</w:t>
+      </w:r>
+      <w:proofErr w:type="spellEnd"/>
+      <w:r>
+        <w:rPr>
+          <w:lang w:val="es-ES"/>
+        </w:rPr>
+        <w:t xml:space="preserve"> se pierden.</w:t>
+      </w:r>
+    </w:p>
+    <w:p>
+      <w:pPr>
+        <w:pStyle w:val="Listaconvietas"/>
+        <w:tabs>
+          <w:tab w:val="clear" w:pos="360"/>
+          <w:tab w:val="num" w:pos="1080"/>
+        </w:tabs>
+        <w:ind w:left="1080"/>
+        <w:rPr>
+          <w:lang w:val="es-ES"/>
+        </w:rPr>
+      </w:pPr>
+      <w:r>
+        <w:rPr>
+          <w:lang w:val="es-ES"/>
+        </w:rPr>
+        <w:t>Tipo de dato: Requiere casting (convertir el tipo de dato) si quieres usar algo que no sea texto simple.</w:t>
+      </w:r>
+    </w:p>
+    <w:p>
+      <w:pPr>
+        <w:pStyle w:val="Listaconvietas"/>
+        <w:tabs>
+          <w:tab w:val="clear" w:pos="360"/>
+          <w:tab w:val="num" w:pos="720"/>
+        </w:tabs>
+        <w:ind w:left="720"/>
+        <w:rPr>
+          <w:lang w:val="es-ES"/>
+        </w:rPr>
+      </w:pPr>
+      <w:r>
+        <w:rPr>
+          <w:lang w:val="es-ES"/>
+        </w:rPr>
+        <w:t xml:space="preserve">2. </w:t>
+      </w:r>
+      <w:proofErr w:type="spellStart"/>
+      <w:r>
+        <w:rPr>
+          <w:lang w:val="es-ES"/>
+        </w:rPr>
+        <w:t>TempData</w:t>
+      </w:r>
+      <w:proofErr w:type="spellEnd"/>
+    </w:p>
+    <w:p>
+      <w:pPr>
+        <w:pStyle w:val="Listaconvietas"/>
+        <w:tabs>
+          <w:tab w:val="clear" w:pos="360"/>
+          <w:tab w:val="num" w:pos="1080"/>
+        </w:tabs>
+        <w:ind w:left="1080"/>
+        <w:rPr>
+          <w:lang w:val="es-ES"/>
+        </w:rPr>
+      </w:pPr>
+      <w:r>
+        <w:rPr>
+          <w:lang w:val="es-ES"/>
+        </w:rPr>
+        <w:t>Es como una maleta que sobrevive a un redireccionamiento.</w:t>
+      </w:r>
+    </w:p>
+    <w:p>
+      <w:pPr>
+        <w:pStyle w:val="Listaconvietas"/>
+        <w:tabs>
+          <w:tab w:val="clear" w:pos="360"/>
+          <w:tab w:val="num" w:pos="1080"/>
+        </w:tabs>
+        <w:ind w:left="1080"/>
+        <w:rPr>
+          <w:lang w:val="es-ES"/>
+        </w:rPr>
+      </w:pPr>
+      <w:r>
+        <w:rPr>
+          <w:lang w:val="es-ES"/>
+        </w:rPr>
+        <w:t xml:space="preserve">Vida útil: Vive hasta que se lee por primera vez (o hasta que cambies de página por segunda vez). Está diseñado para sobrevivir entre el Guardar (POST) y el </w:t>
+      </w:r>
+      <w:proofErr w:type="spellStart"/>
+      <w:r>
+        <w:rPr>
+          <w:lang w:val="es-ES"/>
+        </w:rPr>
+        <w:t>Index</w:t>
+      </w:r>
+      <w:proofErr w:type="spellEnd"/>
+      <w:r>
+        <w:rPr>
+          <w:lang w:val="es-ES"/>
+        </w:rPr>
+        <w:t xml:space="preserve"> (GET).</w:t>
+      </w:r>
+    </w:p>
+    <w:p>
+      <w:pPr>
+        <w:pStyle w:val="Listaconvietas"/>
+        <w:tabs>
+          <w:tab w:val="clear" w:pos="360"/>
+          <w:tab w:val="num" w:pos="1080"/>
+        </w:tabs>
+        <w:ind w:left="1080"/>
+        <w:rPr>
+          <w:lang w:val="es-ES"/>
+        </w:rPr>
+      </w:pPr>
+      <w:r>
+        <w:rPr>
+          <w:lang w:val="es-ES"/>
+        </w:rPr>
+        <w:t xml:space="preserve">Uso: Ideal para mensajes de éxito o error tras un </w:t>
+      </w:r>
+      <w:proofErr w:type="spellStart"/>
+      <w:r>
+        <w:rPr>
+          <w:lang w:val="es-ES"/>
+        </w:rPr>
+        <w:t>RedirectToAction</w:t>
+      </w:r>
+      <w:proofErr w:type="spellEnd"/>
+      <w:r>
+        <w:rPr>
+          <w:lang w:val="es-ES"/>
+        </w:rPr>
+        <w:t>.</w:t>
+      </w:r>
+    </w:p>
+    <w:p>
+      <w:pPr>
+        <w:pStyle w:val="Listaconvietas"/>
+        <w:tabs>
+          <w:tab w:val="clear" w:pos="360"/>
+          <w:tab w:val="num" w:pos="1080"/>
+        </w:tabs>
+        <w:ind w:left="1080"/>
+        <w:rPr>
+          <w:lang w:val="es-ES"/>
+        </w:rPr>
+      </w:pPr>
+      <w:r>
+        <w:rPr>
+          <w:lang w:val="es-ES"/>
+        </w:rPr>
+        <w:t>Cómo funciona: Internamente usa la Sesión del usuario para guardar el dato momentáneamente.</w:t>
+      </w:r>
+    </w:p>
+    <w:p>
+      <w:pPr>
+        <w:pStyle w:val="Listaconvietas"/>
+        <w:tabs>
+          <w:tab w:val="clear" w:pos="360"/>
+          <w:tab w:val="num" w:pos="1080"/>
+        </w:tabs>
+        <w:ind w:left="1080"/>
+        <w:rPr>
+          <w:lang w:val="es-ES"/>
+        </w:rPr>
+      </w:pPr>
+      <w:r>
+        <w:rPr>
+          <w:lang w:val="es-ES"/>
+        </w:rPr>
+        <w:t>Dato curioso: Una vez que lo muestras en la vista, se marca para borrarse.</w:t>
+      </w:r>
     </w:p>
     <w:p>
       <w:pPr>
@@ -20455,6 +23334,59 @@
           <w:lang w:val="es-ES"/>
         </w:rPr>
       </w:pPr>
+      <w:r>
+        <w:rPr>
+          <w:lang w:val="es-ES"/>
+        </w:rPr>
+        <w:br/>
+      </w:r>
+    </w:p>
+    <w:p>
+      <w:pPr>
+        <w:pStyle w:val="Listaconvietas"/>
+        <w:rPr>
+          <w:lang w:val="es-ES"/>
+        </w:rPr>
+      </w:pPr>
+      <w:r>
+        <w:rPr>
+          <w:b/>
+          <w:bCs/>
+          <w:lang w:val="es-ES"/>
+        </w:rPr>
+        <w:t>58</w:t>
+      </w:r>
+      <w:r>
+        <w:rPr>
+          <w:b/>
+          <w:bCs/>
+          <w:lang w:val="es-ES"/>
+        </w:rPr>
+        <w:t xml:space="preserve">. </w:t>
+      </w:r>
+    </w:p>
+    <w:p>
+      <w:pPr>
+        <w:pStyle w:val="Listaconvietas"/>
+        <w:ind w:left="720"/>
+        <w:rPr>
+          <w:lang w:val="es-ES"/>
+        </w:rPr>
+      </w:pPr>
+      <w:r>
+        <w:rPr>
+          <w:lang w:val="es-ES"/>
+        </w:rPr>
+        <w:br/>
+      </w:r>
+    </w:p>
+    <w:p>
+      <w:pPr>
+        <w:pStyle w:val="Listaconvietas"/>
+        <w:rPr>
+          <w:lang w:val="es-ES"/>
+        </w:rPr>
+      </w:pPr>
     </w:p>
     <w:p>
       <w:pPr>
@@ -20463,9 +23395,7 @@
           <w:ilvl w:val="0"/>
           <w:numId w:val="0"/>
         </w:numPr>
-        <w:tabs>
-          <w:tab w:val="num" w:pos="1897"/>
-        </w:tabs>
+        <w:ind w:left="720"/>
         <w:rPr>
           <w:lang w:val="es-ES"/>
         </w:rPr>
@@ -20530,6 +23460,36 @@
           <w:lang w:val="es-ES"/>
         </w:rPr>
       </w:pPr>
+    </w:p>
+    <w:p>
+      <w:pPr>
+        <w:pStyle w:val="Listaconvietas"/>
+        <w:numPr>
+          <w:ilvl w:val="0"/>
+          <w:numId w:val="0"/>
+        </w:numPr>
+        <w:tabs>
+          <w:tab w:val="num" w:pos="1897"/>
+        </w:tabs>
+        <w:rPr>
+          <w:lang w:val="es-ES"/>
+        </w:rPr>
+      </w:pPr>
+    </w:p>
+    <w:p>
+      <w:pPr>
+        <w:pStyle w:val="Ttulo3"/>
+      </w:pPr>
+      <w:r>
+        <w:rPr>
+          <w:rFonts w:ascii="Arial" w:hAnsi="Arial" w:cs="Arial"/>
+          <w:color w:val="E3E3E3"/>
+          <w:shd w:val="clear" w:color="auto" w:fill="282A2C"/>
+          <w:lang w:val="es-ES"/>
+        </w:rPr>
+        <w:lastRenderedPageBreak/>
+        <w:br/>
+      </w:r>
     </w:p>
     <w:p>
       <w:pPr>
@@ -20711,7 +23671,7 @@
   <w:abstractNum w:abstractNumId="8" w15:restartNumberingAfterBreak="0">
     <w:nsid w:val="FFFFFF89"/>
     <w:multiLevelType w:val="singleLevel"/>
-    <w:tmpl w:val="713692D6"/>
+    <w:tmpl w:val="EC8C657C"/>
     <w:lvl w:ilvl="0">
       <w:start w:val="1"/>
       <w:numFmt w:val="bullet"/>
@@ -20726,10 +23686,160 @@
       </w:pPr>
       <w:rPr>
         <w:rFonts w:ascii="Symbol" w:hAnsi="Symbol" w:hint="default"/>
+        <w:lang w:val="en-US"/>
       </w:rPr>
     </w:lvl>
   </w:abstractNum>
   <w:abstractNum w:abstractNumId="9" w15:restartNumberingAfterBreak="0">
+    <w:nsid w:val="23DF660B"/>
+    <w:multiLevelType w:val="multilevel"/>
+    <w:tmpl w:val="2522E85A"/>
+    <w:lvl w:ilvl="0">
+      <w:start w:val="1"/>
+      <w:numFmt w:val="bullet"/>
+      <w:lvlText w:val=""/>
+      <w:lvlJc w:val="left"/>
+      <w:pPr>
+        <w:tabs>
+          <w:tab w:val="num" w:pos="720"/>
+        </w:tabs>
+        <w:ind w:left="720" w:hanging="360"/>
+      </w:pPr>
+      <w:rPr>
+        <w:rFonts w:ascii="Symbol" w:hAnsi="Symbol" w:hint="default"/>
+        <w:sz w:val="20"/>
+      </w:rPr>
+    </w:lvl>
+    <w:lvl w:ilvl="1" w:tentative="1">
+      <w:start w:val="1"/>
+      <w:numFmt w:val="bullet"/>
+      <w:lvlText w:val="o"/>
+      <w:lvlJc w:val="left"/>
+      <w:pPr>
+        <w:tabs>
+          <w:tab w:val="num" w:pos="1440"/>
+        </w:tabs>
+        <w:ind w:left="1440" w:hanging="360"/>
+      </w:pPr>
+      <w:rPr>
+        <w:rFonts w:ascii="Courier New" w:hAnsi="Courier New" w:hint="default"/>
+        <w:sz w:val="20"/>
+      </w:rPr>
+    </w:lvl>
+    <w:lvl w:ilvl="2" w:tentative="1">
+      <w:start w:val="1"/>
+      <w:numFmt w:val="bullet"/>
+      <w:lvlText w:val=""/>
+      <w:lvlJc w:val="left"/>
+      <w:pPr>
+        <w:tabs>
+          <w:tab w:val="num" w:pos="2160"/>
+        </w:tabs>
+        <w:ind w:left="2160" w:hanging="360"/>
+      </w:pPr>
+      <w:rPr>
+        <w:rFonts w:ascii="Wingdings" w:hAnsi="Wingdings" w:hint="default"/>
+        <w:sz w:val="20"/>
+      </w:rPr>
+    </w:lvl>
+    <w:lvl w:ilvl="3" w:tentative="1">
+      <w:start w:val="1"/>
+      <w:numFmt w:val="bullet"/>
+      <w:lvlText w:val=""/>
+      <w:lvlJc w:val="left"/>
+      <w:pPr>
+        <w:tabs>
+          <w:tab w:val="num" w:pos="2880"/>
+        </w:tabs>
+        <w:ind w:left="2880" w:hanging="360"/>
+      </w:pPr>
+      <w:rPr>
+        <w:rFonts w:ascii="Wingdings" w:hAnsi="Wingdings" w:hint="default"/>
+        <w:sz w:val="20"/>
+      </w:rPr>
+    </w:lvl>
+    <w:lvl w:ilvl="4" w:tentative="1">
+      <w:start w:val="1"/>
+      <w:numFmt w:val="bullet"/>
+      <w:lvlText w:val=""/>
+      <w:lvlJc w:val="left"/>
+      <w:pPr>
+        <w:tabs>
+          <w:tab w:val="num" w:pos="3600"/>
+        </w:tabs>
+        <w:ind w:left="3600" w:hanging="360"/>
+      </w:pPr>
+      <w:rPr>
+        <w:rFonts w:ascii="Wingdings" w:hAnsi="Wingdings" w:hint="default"/>
+        <w:sz w:val="20"/>
+      </w:rPr>
+    </w:lvl>
+    <w:lvl w:ilvl="5" w:tentative="1">
+      <w:start w:val="1"/>
+      <w:numFmt w:val="bullet"/>
+      <w:lvlText w:val=""/>
+      <w:lvlJc w:val="left"/>
+      <w:pPr>
+        <w:tabs>
+          <w:tab w:val="num" w:pos="4320"/>
+        </w:tabs>
+        <w:ind w:left="4320" w:hanging="360"/>
+      </w:pPr>
+      <w:rPr>
+        <w:rFonts w:ascii="Wingdings" w:hAnsi="Wingdings" w:hint="default"/>
+        <w:sz w:val="20"/>
+      </w:rPr>
+    </w:lvl>
+    <w:lvl w:ilvl="6" w:tentative="1">
+      <w:start w:val="1"/>
+      <w:numFmt w:val="bullet"/>
+      <w:lvlText w:val=""/>
+      <w:lvlJc w:val="left"/>
+      <w:pPr>
+        <w:tabs>
+          <w:tab w:val="num" w:pos="5040"/>
+        </w:tabs>
+        <w:ind w:left="5040" w:hanging="360"/>
+      </w:pPr>
+      <w:rPr>
+        <w:rFonts w:ascii="Wingdings" w:hAnsi="Wingdings" w:hint="default"/>
+        <w:sz w:val="20"/>
+      </w:rPr>
+    </w:lvl>
+    <w:lvl w:ilvl="7" w:tentative="1">
+      <w:start w:val="1"/>
+      <w:numFmt w:val="bullet"/>
+      <w:lvlText w:val=""/>
+      <w:lvlJc w:val="left"/>
+      <w:pPr>
+        <w:tabs>
+          <w:tab w:val="num" w:pos="5760"/>
+        </w:tabs>
+        <w:ind w:left="5760" w:hanging="360"/>
+      </w:pPr>
+      <w:rPr>
+        <w:rFonts w:ascii="Wingdings" w:hAnsi="Wingdings" w:hint="default"/>
+        <w:sz w:val="20"/>
+      </w:rPr>
+    </w:lvl>
+    <w:lvl w:ilvl="8" w:tentative="1">
+      <w:start w:val="1"/>
+      <w:numFmt w:val="bullet"/>
+      <w:lvlText w:val=""/>
+      <w:lvlJc w:val="left"/>
+      <w:pPr>
+        <w:tabs>
+          <w:tab w:val="num" w:pos="6480"/>
+        </w:tabs>
+        <w:ind w:left="6480" w:hanging="360"/>
+      </w:pPr>
+      <w:rPr>
+        <w:rFonts w:ascii="Wingdings" w:hAnsi="Wingdings" w:hint="default"/>
+        <w:sz w:val="20"/>
+      </w:rPr>
+    </w:lvl>
+  </w:abstractNum>
+  <w:abstractNum w:abstractNumId="10" w15:restartNumberingAfterBreak="0">
     <w:nsid w:val="2E094982"/>
     <w:multiLevelType w:val="hybridMultilevel"/>
     <w:tmpl w:val="09020F5C"/>
@@ -20839,6 +23949,602 @@
       </w:pPr>
       <w:rPr>
         <w:rFonts w:ascii="Wingdings" w:hAnsi="Wingdings" w:hint="default"/>
+      </w:rPr>
+    </w:lvl>
+  </w:abstractNum>
+  <w:abstractNum w:abstractNumId="11" w15:restartNumberingAfterBreak="0">
+    <w:nsid w:val="31B52673"/>
+    <w:multiLevelType w:val="multilevel"/>
+    <w:tmpl w:val="7DE89D3C"/>
+    <w:lvl w:ilvl="0">
+      <w:start w:val="1"/>
+      <w:numFmt w:val="bullet"/>
+      <w:lvlText w:val=""/>
+      <w:lvlJc w:val="left"/>
+      <w:pPr>
+        <w:tabs>
+          <w:tab w:val="num" w:pos="720"/>
+        </w:tabs>
+        <w:ind w:left="720" w:hanging="360"/>
+      </w:pPr>
+      <w:rPr>
+        <w:rFonts w:ascii="Symbol" w:hAnsi="Symbol" w:hint="default"/>
+        <w:sz w:val="20"/>
+      </w:rPr>
+    </w:lvl>
+    <w:lvl w:ilvl="1" w:tentative="1">
+      <w:start w:val="1"/>
+      <w:numFmt w:val="bullet"/>
+      <w:lvlText w:val="o"/>
+      <w:lvlJc w:val="left"/>
+      <w:pPr>
+        <w:tabs>
+          <w:tab w:val="num" w:pos="1440"/>
+        </w:tabs>
+        <w:ind w:left="1440" w:hanging="360"/>
+      </w:pPr>
+      <w:rPr>
+        <w:rFonts w:ascii="Courier New" w:hAnsi="Courier New" w:hint="default"/>
+        <w:sz w:val="20"/>
+      </w:rPr>
+    </w:lvl>
+    <w:lvl w:ilvl="2" w:tentative="1">
+      <w:start w:val="1"/>
+      <w:numFmt w:val="bullet"/>
+      <w:lvlText w:val=""/>
+      <w:lvlJc w:val="left"/>
+      <w:pPr>
+        <w:tabs>
+          <w:tab w:val="num" w:pos="2160"/>
+        </w:tabs>
+        <w:ind w:left="2160" w:hanging="360"/>
+      </w:pPr>
+      <w:rPr>
+        <w:rFonts w:ascii="Wingdings" w:hAnsi="Wingdings" w:hint="default"/>
+        <w:sz w:val="20"/>
+      </w:rPr>
+    </w:lvl>
+    <w:lvl w:ilvl="3" w:tentative="1">
+      <w:start w:val="1"/>
+      <w:numFmt w:val="bullet"/>
+      <w:lvlText w:val=""/>
+      <w:lvlJc w:val="left"/>
+      <w:pPr>
+        <w:tabs>
+          <w:tab w:val="num" w:pos="2880"/>
+        </w:tabs>
+        <w:ind w:left="2880" w:hanging="360"/>
+      </w:pPr>
+      <w:rPr>
+        <w:rFonts w:ascii="Wingdings" w:hAnsi="Wingdings" w:hint="default"/>
+        <w:sz w:val="20"/>
+      </w:rPr>
+    </w:lvl>
+    <w:lvl w:ilvl="4" w:tentative="1">
+      <w:start w:val="1"/>
+      <w:numFmt w:val="bullet"/>
+      <w:lvlText w:val=""/>
+      <w:lvlJc w:val="left"/>
+      <w:pPr>
+        <w:tabs>
+          <w:tab w:val="num" w:pos="3600"/>
+        </w:tabs>
+        <w:ind w:left="3600" w:hanging="360"/>
+      </w:pPr>
+      <w:rPr>
+        <w:rFonts w:ascii="Wingdings" w:hAnsi="Wingdings" w:hint="default"/>
+        <w:sz w:val="20"/>
+      </w:rPr>
+    </w:lvl>
+    <w:lvl w:ilvl="5" w:tentative="1">
+      <w:start w:val="1"/>
+      <w:numFmt w:val="bullet"/>
+      <w:lvlText w:val=""/>
+      <w:lvlJc w:val="left"/>
+      <w:pPr>
+        <w:tabs>
+          <w:tab w:val="num" w:pos="4320"/>
+        </w:tabs>
+        <w:ind w:left="4320" w:hanging="360"/>
+      </w:pPr>
+      <w:rPr>
+        <w:rFonts w:ascii="Wingdings" w:hAnsi="Wingdings" w:hint="default"/>
+        <w:sz w:val="20"/>
+      </w:rPr>
+    </w:lvl>
+    <w:lvl w:ilvl="6" w:tentative="1">
+      <w:start w:val="1"/>
+      <w:numFmt w:val="bullet"/>
+      <w:lvlText w:val=""/>
+      <w:lvlJc w:val="left"/>
+      <w:pPr>
+        <w:tabs>
+          <w:tab w:val="num" w:pos="5040"/>
+        </w:tabs>
+        <w:ind w:left="5040" w:hanging="360"/>
+      </w:pPr>
+      <w:rPr>
+        <w:rFonts w:ascii="Wingdings" w:hAnsi="Wingdings" w:hint="default"/>
+        <w:sz w:val="20"/>
+      </w:rPr>
+    </w:lvl>
+    <w:lvl w:ilvl="7" w:tentative="1">
+      <w:start w:val="1"/>
+      <w:numFmt w:val="bullet"/>
+      <w:lvlText w:val=""/>
+      <w:lvlJc w:val="left"/>
+      <w:pPr>
+        <w:tabs>
+          <w:tab w:val="num" w:pos="5760"/>
+        </w:tabs>
+        <w:ind w:left="5760" w:hanging="360"/>
+      </w:pPr>
+      <w:rPr>
+        <w:rFonts w:ascii="Wingdings" w:hAnsi="Wingdings" w:hint="default"/>
+        <w:sz w:val="20"/>
+      </w:rPr>
+    </w:lvl>
+    <w:lvl w:ilvl="8" w:tentative="1">
+      <w:start w:val="1"/>
+      <w:numFmt w:val="bullet"/>
+      <w:lvlText w:val=""/>
+      <w:lvlJc w:val="left"/>
+      <w:pPr>
+        <w:tabs>
+          <w:tab w:val="num" w:pos="6480"/>
+        </w:tabs>
+        <w:ind w:left="6480" w:hanging="360"/>
+      </w:pPr>
+      <w:rPr>
+        <w:rFonts w:ascii="Wingdings" w:hAnsi="Wingdings" w:hint="default"/>
+        <w:sz w:val="20"/>
+      </w:rPr>
+    </w:lvl>
+  </w:abstractNum>
+  <w:abstractNum w:abstractNumId="12" w15:restartNumberingAfterBreak="0">
+    <w:nsid w:val="3AE23ACA"/>
+    <w:multiLevelType w:val="multilevel"/>
+    <w:tmpl w:val="0AD882F2"/>
+    <w:lvl w:ilvl="0">
+      <w:start w:val="1"/>
+      <w:numFmt w:val="bullet"/>
+      <w:lvlText w:val=""/>
+      <w:lvlJc w:val="left"/>
+      <w:pPr>
+        <w:tabs>
+          <w:tab w:val="num" w:pos="720"/>
+        </w:tabs>
+        <w:ind w:left="720" w:hanging="360"/>
+      </w:pPr>
+      <w:rPr>
+        <w:rFonts w:ascii="Symbol" w:hAnsi="Symbol" w:hint="default"/>
+        <w:sz w:val="20"/>
+      </w:rPr>
+    </w:lvl>
+    <w:lvl w:ilvl="1" w:tentative="1">
+      <w:start w:val="1"/>
+      <w:numFmt w:val="bullet"/>
+      <w:lvlText w:val="o"/>
+      <w:lvlJc w:val="left"/>
+      <w:pPr>
+        <w:tabs>
+          <w:tab w:val="num" w:pos="1440"/>
+        </w:tabs>
+        <w:ind w:left="1440" w:hanging="360"/>
+      </w:pPr>
+      <w:rPr>
+        <w:rFonts w:ascii="Courier New" w:hAnsi="Courier New" w:hint="default"/>
+        <w:sz w:val="20"/>
+      </w:rPr>
+    </w:lvl>
+    <w:lvl w:ilvl="2" w:tentative="1">
+      <w:start w:val="1"/>
+      <w:numFmt w:val="bullet"/>
+      <w:lvlText w:val=""/>
+      <w:lvlJc w:val="left"/>
+      <w:pPr>
+        <w:tabs>
+          <w:tab w:val="num" w:pos="2160"/>
+        </w:tabs>
+        <w:ind w:left="2160" w:hanging="360"/>
+      </w:pPr>
+      <w:rPr>
+        <w:rFonts w:ascii="Wingdings" w:hAnsi="Wingdings" w:hint="default"/>
+        <w:sz w:val="20"/>
+      </w:rPr>
+    </w:lvl>
+    <w:lvl w:ilvl="3" w:tentative="1">
+      <w:start w:val="1"/>
+      <w:numFmt w:val="bullet"/>
+      <w:lvlText w:val=""/>
+      <w:lvlJc w:val="left"/>
+      <w:pPr>
+        <w:tabs>
+          <w:tab w:val="num" w:pos="2880"/>
+        </w:tabs>
+        <w:ind w:left="2880" w:hanging="360"/>
+      </w:pPr>
+      <w:rPr>
+        <w:rFonts w:ascii="Wingdings" w:hAnsi="Wingdings" w:hint="default"/>
+        <w:sz w:val="20"/>
+      </w:rPr>
+    </w:lvl>
+    <w:lvl w:ilvl="4" w:tentative="1">
+      <w:start w:val="1"/>
+      <w:numFmt w:val="bullet"/>
+      <w:lvlText w:val=""/>
+      <w:lvlJc w:val="left"/>
+      <w:pPr>
+        <w:tabs>
+          <w:tab w:val="num" w:pos="3600"/>
+        </w:tabs>
+        <w:ind w:left="3600" w:hanging="360"/>
+      </w:pPr>
+      <w:rPr>
+        <w:rFonts w:ascii="Wingdings" w:hAnsi="Wingdings" w:hint="default"/>
+        <w:sz w:val="20"/>
+      </w:rPr>
+    </w:lvl>
+    <w:lvl w:ilvl="5" w:tentative="1">
+      <w:start w:val="1"/>
+      <w:numFmt w:val="bullet"/>
+      <w:lvlText w:val=""/>
+      <w:lvlJc w:val="left"/>
+      <w:pPr>
+        <w:tabs>
+          <w:tab w:val="num" w:pos="4320"/>
+        </w:tabs>
+        <w:ind w:left="4320" w:hanging="360"/>
+      </w:pPr>
+      <w:rPr>
+        <w:rFonts w:ascii="Wingdings" w:hAnsi="Wingdings" w:hint="default"/>
+        <w:sz w:val="20"/>
+      </w:rPr>
+    </w:lvl>
+    <w:lvl w:ilvl="6" w:tentative="1">
+      <w:start w:val="1"/>
+      <w:numFmt w:val="bullet"/>
+      <w:lvlText w:val=""/>
+      <w:lvlJc w:val="left"/>
+      <w:pPr>
+        <w:tabs>
+          <w:tab w:val="num" w:pos="5040"/>
+        </w:tabs>
+        <w:ind w:left="5040" w:hanging="360"/>
+      </w:pPr>
+      <w:rPr>
+        <w:rFonts w:ascii="Wingdings" w:hAnsi="Wingdings" w:hint="default"/>
+        <w:sz w:val="20"/>
+      </w:rPr>
+    </w:lvl>
+    <w:lvl w:ilvl="7" w:tentative="1">
+      <w:start w:val="1"/>
+      <w:numFmt w:val="bullet"/>
+      <w:lvlText w:val=""/>
+      <w:lvlJc w:val="left"/>
+      <w:pPr>
+        <w:tabs>
+          <w:tab w:val="num" w:pos="5760"/>
+        </w:tabs>
+        <w:ind w:left="5760" w:hanging="360"/>
+      </w:pPr>
+      <w:rPr>
+        <w:rFonts w:ascii="Wingdings" w:hAnsi="Wingdings" w:hint="default"/>
+        <w:sz w:val="20"/>
+      </w:rPr>
+    </w:lvl>
+    <w:lvl w:ilvl="8" w:tentative="1">
+      <w:start w:val="1"/>
+      <w:numFmt w:val="bullet"/>
+      <w:lvlText w:val=""/>
+      <w:lvlJc w:val="left"/>
+      <w:pPr>
+        <w:tabs>
+          <w:tab w:val="num" w:pos="6480"/>
+        </w:tabs>
+        <w:ind w:left="6480" w:hanging="360"/>
+      </w:pPr>
+      <w:rPr>
+        <w:rFonts w:ascii="Wingdings" w:hAnsi="Wingdings" w:hint="default"/>
+        <w:sz w:val="20"/>
+      </w:rPr>
+    </w:lvl>
+  </w:abstractNum>
+  <w:abstractNum w:abstractNumId="13" w15:restartNumberingAfterBreak="0">
+    <w:nsid w:val="4D9E67A0"/>
+    <w:multiLevelType w:val="multilevel"/>
+    <w:tmpl w:val="7D269632"/>
+    <w:lvl w:ilvl="0">
+      <w:start w:val="1"/>
+      <w:numFmt w:val="bullet"/>
+      <w:lvlText w:val=""/>
+      <w:lvlJc w:val="left"/>
+      <w:pPr>
+        <w:tabs>
+          <w:tab w:val="num" w:pos="720"/>
+        </w:tabs>
+        <w:ind w:left="720" w:hanging="360"/>
+      </w:pPr>
+      <w:rPr>
+        <w:rFonts w:ascii="Symbol" w:hAnsi="Symbol" w:hint="default"/>
+        <w:sz w:val="20"/>
+      </w:rPr>
+    </w:lvl>
+    <w:lvl w:ilvl="1" w:tentative="1">
+      <w:start w:val="1"/>
+      <w:numFmt w:val="bullet"/>
+      <w:lvlText w:val="o"/>
+      <w:lvlJc w:val="left"/>
+      <w:pPr>
+        <w:tabs>
+          <w:tab w:val="num" w:pos="1440"/>
+        </w:tabs>
+        <w:ind w:left="1440" w:hanging="360"/>
+      </w:pPr>
+      <w:rPr>
+        <w:rFonts w:ascii="Courier New" w:hAnsi="Courier New" w:hint="default"/>
+        <w:sz w:val="20"/>
+      </w:rPr>
+    </w:lvl>
+    <w:lvl w:ilvl="2" w:tentative="1">
+      <w:start w:val="1"/>
+      <w:numFmt w:val="bullet"/>
+      <w:lvlText w:val=""/>
+      <w:lvlJc w:val="left"/>
+      <w:pPr>
+        <w:tabs>
+          <w:tab w:val="num" w:pos="2160"/>
+        </w:tabs>
+        <w:ind w:left="2160" w:hanging="360"/>
+      </w:pPr>
+      <w:rPr>
+        <w:rFonts w:ascii="Wingdings" w:hAnsi="Wingdings" w:hint="default"/>
+        <w:sz w:val="20"/>
+      </w:rPr>
+    </w:lvl>
+    <w:lvl w:ilvl="3" w:tentative="1">
+      <w:start w:val="1"/>
+      <w:numFmt w:val="bullet"/>
+      <w:lvlText w:val=""/>
+      <w:lvlJc w:val="left"/>
+      <w:pPr>
+        <w:tabs>
+          <w:tab w:val="num" w:pos="2880"/>
+        </w:tabs>
+        <w:ind w:left="2880" w:hanging="360"/>
+      </w:pPr>
+      <w:rPr>
+        <w:rFonts w:ascii="Wingdings" w:hAnsi="Wingdings" w:hint="default"/>
+        <w:sz w:val="20"/>
+      </w:rPr>
+    </w:lvl>
+    <w:lvl w:ilvl="4" w:tentative="1">
+      <w:start w:val="1"/>
+      <w:numFmt w:val="bullet"/>
+      <w:lvlText w:val=""/>
+      <w:lvlJc w:val="left"/>
+      <w:pPr>
+        <w:tabs>
+          <w:tab w:val="num" w:pos="3600"/>
+        </w:tabs>
+        <w:ind w:left="3600" w:hanging="360"/>
+      </w:pPr>
+      <w:rPr>
+        <w:rFonts w:ascii="Wingdings" w:hAnsi="Wingdings" w:hint="default"/>
+        <w:sz w:val="20"/>
+      </w:rPr>
+    </w:lvl>
+    <w:lvl w:ilvl="5" w:tentative="1">
+      <w:start w:val="1"/>
+      <w:numFmt w:val="bullet"/>
+      <w:lvlText w:val=""/>
+      <w:lvlJc w:val="left"/>
+      <w:pPr>
+        <w:tabs>
+          <w:tab w:val="num" w:pos="4320"/>
+        </w:tabs>
+        <w:ind w:left="4320" w:hanging="360"/>
+      </w:pPr>
+      <w:rPr>
+        <w:rFonts w:ascii="Wingdings" w:hAnsi="Wingdings" w:hint="default"/>
+        <w:sz w:val="20"/>
+      </w:rPr>
+    </w:lvl>
+    <w:lvl w:ilvl="6" w:tentative="1">
+      <w:start w:val="1"/>
+      <w:numFmt w:val="bullet"/>
+      <w:lvlText w:val=""/>
+      <w:lvlJc w:val="left"/>
+      <w:pPr>
+        <w:tabs>
+          <w:tab w:val="num" w:pos="5040"/>
+        </w:tabs>
+        <w:ind w:left="5040" w:hanging="360"/>
+      </w:pPr>
+      <w:rPr>
+        <w:rFonts w:ascii="Wingdings" w:hAnsi="Wingdings" w:hint="default"/>
+        <w:sz w:val="20"/>
+      </w:rPr>
+    </w:lvl>
+    <w:lvl w:ilvl="7" w:tentative="1">
+      <w:start w:val="1"/>
+      <w:numFmt w:val="bullet"/>
+      <w:lvlText w:val=""/>
+      <w:lvlJc w:val="left"/>
+      <w:pPr>
+        <w:tabs>
+          <w:tab w:val="num" w:pos="5760"/>
+        </w:tabs>
+        <w:ind w:left="5760" w:hanging="360"/>
+      </w:pPr>
+      <w:rPr>
+        <w:rFonts w:ascii="Wingdings" w:hAnsi="Wingdings" w:hint="default"/>
+        <w:sz w:val="20"/>
+      </w:rPr>
+    </w:lvl>
+    <w:lvl w:ilvl="8" w:tentative="1">
+      <w:start w:val="1"/>
+      <w:numFmt w:val="bullet"/>
+      <w:lvlText w:val=""/>
+      <w:lvlJc w:val="left"/>
+      <w:pPr>
+        <w:tabs>
+          <w:tab w:val="num" w:pos="6480"/>
+        </w:tabs>
+        <w:ind w:left="6480" w:hanging="360"/>
+      </w:pPr>
+      <w:rPr>
+        <w:rFonts w:ascii="Wingdings" w:hAnsi="Wingdings" w:hint="default"/>
+        <w:sz w:val="20"/>
+      </w:rPr>
+    </w:lvl>
+  </w:abstractNum>
+  <w:abstractNum w:abstractNumId="14" w15:restartNumberingAfterBreak="0">
+    <w:nsid w:val="52E158A6"/>
+    <w:multiLevelType w:val="multilevel"/>
+    <w:tmpl w:val="6688C8D0"/>
+    <w:lvl w:ilvl="0">
+      <w:start w:val="1"/>
+      <w:numFmt w:val="bullet"/>
+      <w:lvlText w:val=""/>
+      <w:lvlJc w:val="left"/>
+      <w:pPr>
+        <w:tabs>
+          <w:tab w:val="num" w:pos="720"/>
+        </w:tabs>
+        <w:ind w:left="720" w:hanging="360"/>
+      </w:pPr>
+      <w:rPr>
+        <w:rFonts w:ascii="Symbol" w:hAnsi="Symbol" w:hint="default"/>
+        <w:sz w:val="20"/>
+      </w:rPr>
+    </w:lvl>
+    <w:lvl w:ilvl="1" w:tentative="1">
+      <w:start w:val="1"/>
+      <w:numFmt w:val="bullet"/>
+      <w:lvlText w:val="o"/>
+      <w:lvlJc w:val="left"/>
+      <w:pPr>
+        <w:tabs>
+          <w:tab w:val="num" w:pos="1440"/>
+        </w:tabs>
+        <w:ind w:left="1440" w:hanging="360"/>
+      </w:pPr>
+      <w:rPr>
+        <w:rFonts w:ascii="Courier New" w:hAnsi="Courier New" w:hint="default"/>
+        <w:sz w:val="20"/>
+      </w:rPr>
+    </w:lvl>
+    <w:lvl w:ilvl="2" w:tentative="1">
+      <w:start w:val="1"/>
+      <w:numFmt w:val="bullet"/>
+      <w:lvlText w:val=""/>
+      <w:lvlJc w:val="left"/>
+      <w:pPr>
+        <w:tabs>
+          <w:tab w:val="num" w:pos="2160"/>
+        </w:tabs>
+        <w:ind w:left="2160" w:hanging="360"/>
+      </w:pPr>
+      <w:rPr>
+        <w:rFonts w:ascii="Wingdings" w:hAnsi="Wingdings" w:hint="default"/>
+        <w:sz w:val="20"/>
+      </w:rPr>
+    </w:lvl>
+    <w:lvl w:ilvl="3" w:tentative="1">
+      <w:start w:val="1"/>
+      <w:numFmt w:val="bullet"/>
+      <w:lvlText w:val=""/>
+      <w:lvlJc w:val="left"/>
+      <w:pPr>
+        <w:tabs>
+          <w:tab w:val="num" w:pos="2880"/>
+        </w:tabs>
+        <w:ind w:left="2880" w:hanging="360"/>
+      </w:pPr>
+      <w:rPr>
+        <w:rFonts w:ascii="Wingdings" w:hAnsi="Wingdings" w:hint="default"/>
+        <w:sz w:val="20"/>
+      </w:rPr>
+    </w:lvl>
+    <w:lvl w:ilvl="4" w:tentative="1">
+      <w:start w:val="1"/>
+      <w:numFmt w:val="bullet"/>
+      <w:lvlText w:val=""/>
+      <w:lvlJc w:val="left"/>
+      <w:pPr>
+        <w:tabs>
+          <w:tab w:val="num" w:pos="3600"/>
+        </w:tabs>
+        <w:ind w:left="3600" w:hanging="360"/>
+      </w:pPr>
+      <w:rPr>
+        <w:rFonts w:ascii="Wingdings" w:hAnsi="Wingdings" w:hint="default"/>
+        <w:sz w:val="20"/>
+      </w:rPr>
+    </w:lvl>
+    <w:lvl w:ilvl="5" w:tentative="1">
+      <w:start w:val="1"/>
+      <w:numFmt w:val="bullet"/>
+      <w:lvlText w:val=""/>
+      <w:lvlJc w:val="left"/>
+      <w:pPr>
+        <w:tabs>
+          <w:tab w:val="num" w:pos="4320"/>
+        </w:tabs>
+        <w:ind w:left="4320" w:hanging="360"/>
+      </w:pPr>
+      <w:rPr>
+        <w:rFonts w:ascii="Wingdings" w:hAnsi="Wingdings" w:hint="default"/>
+        <w:sz w:val="20"/>
+      </w:rPr>
+    </w:lvl>
+    <w:lvl w:ilvl="6" w:tentative="1">
+      <w:start w:val="1"/>
+      <w:numFmt w:val="bullet"/>
+      <w:lvlText w:val=""/>
+      <w:lvlJc w:val="left"/>
+      <w:pPr>
+        <w:tabs>
+          <w:tab w:val="num" w:pos="5040"/>
+        </w:tabs>
+        <w:ind w:left="5040" w:hanging="360"/>
+      </w:pPr>
+      <w:rPr>
+        <w:rFonts w:ascii="Wingdings" w:hAnsi="Wingdings" w:hint="default"/>
+        <w:sz w:val="20"/>
+      </w:rPr>
+    </w:lvl>
+    <w:lvl w:ilvl="7" w:tentative="1">
+      <w:start w:val="1"/>
+      <w:numFmt w:val="bullet"/>
+      <w:lvlText w:val=""/>
+      <w:lvlJc w:val="left"/>
+      <w:pPr>
+        <w:tabs>
+          <w:tab w:val="num" w:pos="5760"/>
+        </w:tabs>
+        <w:ind w:left="5760" w:hanging="360"/>
+      </w:pPr>
+      <w:rPr>
+        <w:rFonts w:ascii="Wingdings" w:hAnsi="Wingdings" w:hint="default"/>
+        <w:sz w:val="20"/>
+      </w:rPr>
+    </w:lvl>
+    <w:lvl w:ilvl="8" w:tentative="1">
+      <w:start w:val="1"/>
+      <w:numFmt w:val="bullet"/>
+      <w:lvlText w:val=""/>
+      <w:lvlJc w:val="left"/>
+      <w:pPr>
+        <w:tabs>
+          <w:tab w:val="num" w:pos="6480"/>
+        </w:tabs>
+        <w:ind w:left="6480" w:hanging="360"/>
+      </w:pPr>
+      <w:rPr>
+        <w:rFonts w:ascii="Wingdings" w:hAnsi="Wingdings" w:hint="default"/>
+        <w:sz w:val="20"/>
       </w:rPr>
     </w:lvl>
   </w:abstractNum>
@@ -20870,7 +24576,22 @@
     <w:abstractNumId w:val="0"/>
   </w:num>
   <w:num w:numId="10">
+    <w:abstractNumId w:val="10"/>
+  </w:num>
+  <w:num w:numId="11">
+    <w:abstractNumId w:val="14"/>
+  </w:num>
+  <w:num w:numId="12">
     <w:abstractNumId w:val="9"/>
+  </w:num>
+  <w:num w:numId="13">
+    <w:abstractNumId w:val="11"/>
+  </w:num>
+  <w:num w:numId="14">
+    <w:abstractNumId w:val="13"/>
+  </w:num>
+  <w:num w:numId="15">
+    <w:abstractNumId w:val="12"/>
   </w:num>
 </w:numbering>
 </file>
@@ -32268,6 +35989,37 @@
       <w:szCs w:val="20"/>
     </w:rPr>
   </w:style>
+  <w:style w:type="paragraph" w:customStyle="1" w:styleId="query-text-line">
+    <w:name w:val="query-text-line"/>
+    <w:basedOn w:val="Normal"/>
+    <w:rsid w:val="001D352C"/>
+    <w:pPr>
+      <w:spacing w:before="100" w:beforeAutospacing="1" w:after="100" w:afterAutospacing="1" w:line="240" w:lineRule="auto"/>
+    </w:pPr>
+    <w:rPr>
+      <w:rFonts w:ascii="Times New Roman" w:eastAsia="Times New Roman" w:hAnsi="Times New Roman" w:cs="Times New Roman"/>
+      <w:sz w:val="24"/>
+      <w:szCs w:val="24"/>
+      <w:lang w:val="es-ES" w:eastAsia="es-ES"/>
+    </w:rPr>
+  </w:style>
+  <w:style w:type="paragraph" w:styleId="NormalWeb">
+    <w:name w:val="Normal (Web)"/>
+    <w:basedOn w:val="Normal"/>
+    <w:uiPriority w:val="99"/>
+    <w:semiHidden/>
+    <w:unhideWhenUsed/>
+    <w:rsid w:val="001D352C"/>
+    <w:pPr>
+      <w:spacing w:before="100" w:beforeAutospacing="1" w:after="100" w:afterAutospacing="1" w:line="240" w:lineRule="auto"/>
+    </w:pPr>
+    <w:rPr>
+      <w:rFonts w:ascii="Times New Roman" w:eastAsia="Times New Roman" w:hAnsi="Times New Roman" w:cs="Times New Roman"/>
+      <w:sz w:val="24"/>
+      <w:szCs w:val="24"/>
+      <w:lang w:val="es-ES" w:eastAsia="es-ES"/>
+    </w:rPr>
+  </w:style>
 </w:styles>
 </file>
 
